--- a/Project_Report/G_08_Project_Proposal_Paw_Care _Pet_Shop_and_Veterinary_Service_Management_System.docx
+++ b/Project_Report/G_08_Project_Proposal_Paw_Care _Pet_Shop_and_Veterinary_Service_Management_System.docx
@@ -1,21 +1,32 @@
 
 <file path=word/document.xml><?xml version="1.0" encoding="utf-8"?>
-<w:document xmlns:wpc="http://schemas.microsoft.com/office/word/2010/wordprocessingCanvas" xmlns:cx="http://schemas.microsoft.com/office/drawing/2014/chartex" xmlns:cx1="http://schemas.microsoft.com/office/drawing/2015/9/8/chartex" xmlns:cx2="http://schemas.microsoft.com/office/drawing/2015/10/21/chartex" xmlns:cx3="http://schemas.microsoft.com/office/drawing/2016/5/9/chartex" xmlns:cx4="http://schemas.microsoft.com/office/drawing/2016/5/10/chartex" xmlns:cx5="http://schemas.microsoft.com/office/drawing/2016/5/11/chartex" xmlns:cx6="http://schemas.microsoft.com/office/drawing/2016/5/12/chartex" xmlns:cx7="http://schemas.microsoft.com/office/drawing/2016/5/13/chartex" xmlns:cx8="http://schemas.microsoft.com/office/drawing/2016/5/14/chartex" xmlns:mc="http://schemas.openxmlformats.org/markup-compatibility/2006" xmlns:aink="http://schemas.microsoft.com/office/drawing/2016/ink" xmlns:am3d="http://schemas.microsoft.com/office/drawing/2017/model3d" xmlns:o="urn:schemas-microsoft-com:office:office" xmlns:r="http://schemas.openxmlformats.org/officeDocument/2006/relationships" xmlns:m="http://schemas.openxmlformats.org/officeDocument/2006/math" xmlns:v="urn:schemas-microsoft-com:vml" xmlns:wp14="http://schemas.microsoft.com/office/word/2010/wordprocessingDrawing" xmlns:wp="http://schemas.openxmlformats.org/drawingml/2006/wordprocessingDrawing" xmlns:w10="urn:schemas-microsoft-com:office:word" xmlns:w="http://schemas.openxmlformats.org/wordprocessingml/2006/main" xmlns:w14="http://schemas.microsoft.com/office/word/2010/wordml" xmlns:w15="http://schemas.microsoft.com/office/word/2012/wordml" xmlns:w16cex="http://schemas.microsoft.com/office/word/2018/wordml/cex" xmlns:w16cid="http://schemas.microsoft.com/office/word/2016/wordml/cid" xmlns:w16="http://schemas.microsoft.com/office/word/2018/wordml" xmlns:w16sdtdh="http://schemas.microsoft.com/office/word/2020/wordml/sdtdatahash" xmlns:w16se="http://schemas.microsoft.com/office/word/2015/wordml/symex" xmlns:wpg="http://schemas.microsoft.com/office/word/2010/wordprocessingGroup" xmlns:wpi="http://schemas.microsoft.com/office/word/2010/wordprocessingInk" xmlns:wne="http://schemas.microsoft.com/office/word/2006/wordml" xmlns:wps="http://schemas.microsoft.com/office/word/2010/wordprocessingShape" mc:Ignorable="w14 w15 w16se w16cid w16 w16cex w16sdtdh wp14">
+<w:document xmlns:wpc="http://schemas.microsoft.com/office/word/2010/wordprocessingCanvas" xmlns:cx="http://schemas.microsoft.com/office/drawing/2014/chartex" xmlns:cx1="http://schemas.microsoft.com/office/drawing/2015/9/8/chartex" xmlns:cx2="http://schemas.microsoft.com/office/drawing/2015/10/21/chartex" xmlns:cx3="http://schemas.microsoft.com/office/drawing/2016/5/9/chartex" xmlns:cx4="http://schemas.microsoft.com/office/drawing/2016/5/10/chartex" xmlns:cx5="http://schemas.microsoft.com/office/drawing/2016/5/11/chartex" xmlns:cx6="http://schemas.microsoft.com/office/drawing/2016/5/12/chartex" xmlns:cx7="http://schemas.microsoft.com/office/drawing/2016/5/13/chartex" xmlns:cx8="http://schemas.microsoft.com/office/drawing/2016/5/14/chartex" xmlns:mc="http://schemas.openxmlformats.org/markup-compatibility/2006" xmlns:o="urn:schemas-microsoft-com:office:office" xmlns:r="http://schemas.openxmlformats.org/officeDocument/2006/relationships" xmlns:m="http://schemas.openxmlformats.org/officeDocument/2006/math" xmlns:v="urn:schemas-microsoft-com:vml" xmlns:wp14="http://schemas.microsoft.com/office/word/2010/wordprocessingDrawing" xmlns:wp="http://schemas.openxmlformats.org/drawingml/2006/wordprocessingDrawing" xmlns:w="http://schemas.openxmlformats.org/wordprocessingml/2006/main" xmlns:w14="http://schemas.microsoft.com/office/word/2010/wordml" xmlns:w10="urn:schemas-microsoft-com:office:word" xmlns:w15="http://schemas.microsoft.com/office/word/2012/wordml" xmlns:wpg="http://schemas.microsoft.com/office/word/2010/wordprocessingGroup" xmlns:wpi="http://schemas.microsoft.com/office/word/2010/wordprocessingInk" xmlns:wne="http://schemas.microsoft.com/office/word/2006/wordml" xmlns:wps="http://schemas.microsoft.com/office/word/2010/wordprocessingShape" xmlns:wpsCustomData="http://www.wps.cn/officeDocument/2013/wpsCustomData" mc:Ignorable="w14 w15 wp14">
   <w:body>
     <w:tbl>
       <w:tblPr>
+        <w:tblStyle w:val="9"/>
         <w:tblW w:w="5000" w:type="pct"/>
         <w:jc w:val="center"/>
+        <w:tblLayout w:type="autofit"/>
         <w:tblCellMar>
+          <w:top w:w="0" w:type="dxa"/>
           <w:left w:w="10" w:type="dxa"/>
+          <w:bottom w:w="0" w:type="dxa"/>
           <w:right w:w="10" w:type="dxa"/>
         </w:tblCellMar>
-        <w:tblLook w:val="04A0" w:firstRow="1" w:lastRow="0" w:firstColumn="1" w:lastColumn="0" w:noHBand="0" w:noVBand="1"/>
       </w:tblPr>
       <w:tblGrid>
-        <w:gridCol w:w="10340"/>
+        <w:gridCol w:w="10360"/>
       </w:tblGrid>
       <w:tr>
+        <w:tblPrEx>
+          <w:tblCellMar>
+            <w:top w:w="0" w:type="dxa"/>
+            <w:left w:w="10" w:type="dxa"/>
+            <w:bottom w:w="0" w:type="dxa"/>
+            <w:right w:w="10" w:type="dxa"/>
+          </w:tblCellMar>
+        </w:tblPrEx>
         <w:trPr>
           <w:jc w:val="center"/>
         </w:trPr>
@@ -37,12 +48,11 @@
             </w:pPr>
             <w:r>
               <w:rPr>
-                <w:noProof/>
                 <w:sz w:val="22"/>
                 <w:szCs w:val="22"/>
               </w:rPr>
               <w:drawing>
-                <wp:inline distT="0" distB="0" distL="0" distR="0" wp14:anchorId="7DAD3EAC" wp14:editId="7A4A4830">
+                <wp:inline distT="0" distB="0" distL="0" distR="0">
                   <wp:extent cx="685800" cy="685800"/>
                   <wp:effectExtent l="0" t="0" r="0" b="0"/>
                   <wp:docPr id="1" name="Picture 1"/>
@@ -53,19 +63,19 @@
                     <a:graphicData uri="http://schemas.openxmlformats.org/drawingml/2006/picture">
                       <pic:pic xmlns:pic="http://schemas.openxmlformats.org/drawingml/2006/picture">
                         <pic:nvPicPr>
-                          <pic:cNvPr id="0" name=""/>
+                          <pic:cNvPr id="1" name="Picture 1"/>
                           <pic:cNvPicPr>
                             <a:picLocks noChangeAspect="1" noChangeArrowheads="1"/>
                           </pic:cNvPicPr>
                         </pic:nvPicPr>
                         <pic:blipFill>
-                          <a:blip r:embed="rId8"/>
+                          <a:blip r:embed="rId4"/>
                           <a:srcRect/>
                           <a:stretch>
                             <a:fillRect/>
                           </a:stretch>
                         </pic:blipFill>
-                        <pic:spPr bwMode="auto">
+                        <pic:spPr>
                           <a:xfrm>
                             <a:off x="0" y="0"/>
                             <a:ext cx="685800" cy="685800"/>
@@ -156,25 +166,49 @@
     <w:p/>
     <w:tbl>
       <w:tblPr>
-        <w:tblStyle w:val="TableGrid"/>
+        <w:tblStyle w:val="17"/>
         <w:tblW w:w="5000" w:type="pct"/>
+        <w:tblInd w:w="0" w:type="dxa"/>
         <w:tblBorders>
-          <w:top w:val="none" w:sz="0" w:space="0" w:color="auto"/>
-          <w:left w:val="none" w:sz="0" w:space="0" w:color="auto"/>
-          <w:right w:val="none" w:sz="0" w:space="0" w:color="auto"/>
-          <w:insideH w:val="none" w:sz="0" w:space="0" w:color="auto"/>
-          <w:insideV w:val="none" w:sz="0" w:space="0" w:color="auto"/>
+          <w:top w:val="none" w:color="auto" w:sz="0" w:space="0"/>
+          <w:left w:val="none" w:color="auto" w:sz="0" w:space="0"/>
+          <w:bottom w:val="single" w:color="auto" w:sz="4" w:space="0"/>
+          <w:right w:val="none" w:color="auto" w:sz="0" w:space="0"/>
+          <w:insideH w:val="none" w:color="auto" w:sz="0" w:space="0"/>
+          <w:insideV w:val="none" w:color="auto" w:sz="0" w:space="0"/>
         </w:tblBorders>
-        <w:tblLook w:val="04A0" w:firstRow="1" w:lastRow="0" w:firstColumn="1" w:lastColumn="0" w:noHBand="0" w:noVBand="1"/>
+        <w:tblLayout w:type="autofit"/>
+        <w:tblCellMar>
+          <w:top w:w="0" w:type="dxa"/>
+          <w:left w:w="108" w:type="dxa"/>
+          <w:bottom w:w="0" w:type="dxa"/>
+          <w:right w:w="108" w:type="dxa"/>
+        </w:tblCellMar>
       </w:tblPr>
       <w:tblGrid>
-        <w:gridCol w:w="3447"/>
-        <w:gridCol w:w="3447"/>
-        <w:gridCol w:w="1148"/>
-        <w:gridCol w:w="1148"/>
-        <w:gridCol w:w="1150"/>
+        <w:gridCol w:w="3519"/>
+        <w:gridCol w:w="3519"/>
+        <w:gridCol w:w="1172"/>
+        <w:gridCol w:w="1172"/>
+        <w:gridCol w:w="1174"/>
       </w:tblGrid>
       <w:tr>
+        <w:tblPrEx>
+          <w:tblBorders>
+            <w:top w:val="none" w:color="auto" w:sz="0" w:space="0"/>
+            <w:left w:val="none" w:color="auto" w:sz="0" w:space="0"/>
+            <w:bottom w:val="single" w:color="auto" w:sz="4" w:space="0"/>
+            <w:right w:val="none" w:color="auto" w:sz="0" w:space="0"/>
+            <w:insideH w:val="none" w:color="auto" w:sz="0" w:space="0"/>
+            <w:insideV w:val="none" w:color="auto" w:sz="0" w:space="0"/>
+          </w:tblBorders>
+          <w:tblCellMar>
+            <w:top w:w="0" w:type="dxa"/>
+            <w:left w:w="108" w:type="dxa"/>
+            <w:bottom w:w="0" w:type="dxa"/>
+            <w:right w:w="108" w:type="dxa"/>
+          </w:tblCellMar>
+        </w:tblPrEx>
         <w:tc>
           <w:tcPr>
             <w:tcW w:w="1667" w:type="pct"/>
@@ -195,16 +229,7 @@
                 <w:sz w:val="22"/>
                 <w:szCs w:val="22"/>
               </w:rPr>
-              <w:t>Semester</w:t>
-            </w:r>
-            <w:r>
-              <w:rPr>
-                <w:b/>
-                <w:bCs/>
-                <w:sz w:val="22"/>
-                <w:szCs w:val="22"/>
-              </w:rPr>
-              <w:t xml:space="preserve">: </w:t>
+              <w:t xml:space="preserve">Semester: </w:t>
             </w:r>
             <w:r>
               <w:rPr>
@@ -236,16 +261,7 @@
                 <w:sz w:val="22"/>
                 <w:szCs w:val="22"/>
               </w:rPr>
-              <w:t>Group No:</w:t>
-            </w:r>
-            <w:r>
-              <w:rPr>
-                <w:b/>
-                <w:bCs/>
-                <w:sz w:val="22"/>
-                <w:szCs w:val="22"/>
-              </w:rPr>
-              <w:t>08</w:t>
+              <w:t>Group No:08</w:t>
             </w:r>
           </w:p>
         </w:tc>
@@ -326,54 +342,65 @@
           <w:sz w:val="22"/>
           <w:szCs w:val="22"/>
         </w:rPr>
-        <w:t>Group Members</w:t>
-      </w:r>
-      <w:r>
-        <w:rPr>
-          <w:b/>
-          <w:bCs/>
-          <w:sz w:val="22"/>
-          <w:szCs w:val="22"/>
-        </w:rPr>
-        <w:t>:</w:t>
+        <w:t>Group Members:</w:t>
       </w:r>
     </w:p>
     <w:tbl>
       <w:tblPr>
+        <w:tblStyle w:val="9"/>
         <w:tblW w:w="5000" w:type="pct"/>
+        <w:tblInd w:w="0" w:type="dxa"/>
         <w:tblBorders>
-          <w:top w:val="single" w:sz="4" w:space="0" w:color="auto"/>
-          <w:left w:val="single" w:sz="4" w:space="0" w:color="auto"/>
-          <w:bottom w:val="single" w:sz="4" w:space="0" w:color="auto"/>
-          <w:right w:val="single" w:sz="4" w:space="0" w:color="auto"/>
-          <w:insideH w:val="single" w:sz="4" w:space="0" w:color="auto"/>
-          <w:insideV w:val="single" w:sz="4" w:space="0" w:color="auto"/>
+          <w:top w:val="single" w:color="auto" w:sz="4" w:space="0"/>
+          <w:left w:val="single" w:color="auto" w:sz="4" w:space="0"/>
+          <w:bottom w:val="single" w:color="auto" w:sz="4" w:space="0"/>
+          <w:right w:val="single" w:color="auto" w:sz="4" w:space="0"/>
+          <w:insideH w:val="single" w:color="auto" w:sz="4" w:space="0"/>
+          <w:insideV w:val="single" w:color="auto" w:sz="4" w:space="0"/>
         </w:tblBorders>
+        <w:tblLayout w:type="autofit"/>
         <w:tblCellMar>
+          <w:top w:w="0" w:type="dxa"/>
           <w:left w:w="10" w:type="dxa"/>
+          <w:bottom w:w="0" w:type="dxa"/>
           <w:right w:w="10" w:type="dxa"/>
         </w:tblCellMar>
-        <w:tblLook w:val="04A0" w:firstRow="1" w:lastRow="0" w:firstColumn="1" w:lastColumn="0" w:noHBand="0" w:noVBand="1"/>
       </w:tblPr>
       <w:tblGrid>
-        <w:gridCol w:w="627"/>
-        <w:gridCol w:w="2069"/>
-        <w:gridCol w:w="3599"/>
-        <w:gridCol w:w="1969"/>
-        <w:gridCol w:w="2066"/>
+        <w:gridCol w:w="640"/>
+        <w:gridCol w:w="2115"/>
+        <w:gridCol w:w="3680"/>
+        <w:gridCol w:w="2013"/>
+        <w:gridCol w:w="2112"/>
       </w:tblGrid>
       <w:tr>
+        <w:tblPrEx>
+          <w:tblBorders>
+            <w:top w:val="single" w:color="auto" w:sz="4" w:space="0"/>
+            <w:left w:val="single" w:color="auto" w:sz="4" w:space="0"/>
+            <w:bottom w:val="single" w:color="auto" w:sz="4" w:space="0"/>
+            <w:right w:val="single" w:color="auto" w:sz="4" w:space="0"/>
+            <w:insideH w:val="single" w:color="auto" w:sz="4" w:space="0"/>
+            <w:insideV w:val="single" w:color="auto" w:sz="4" w:space="0"/>
+          </w:tblBorders>
+          <w:tblCellMar>
+            <w:top w:w="0" w:type="dxa"/>
+            <w:left w:w="10" w:type="dxa"/>
+            <w:bottom w:w="0" w:type="dxa"/>
+            <w:right w:w="10" w:type="dxa"/>
+          </w:tblCellMar>
+        </w:tblPrEx>
         <w:trPr>
-          <w:trHeight w:val="144"/>
+          <w:trHeight w:val="144" w:hRule="atLeast"/>
         </w:trPr>
         <w:tc>
           <w:tcPr>
             <w:tcW w:w="303" w:type="pct"/>
             <w:tcBorders>
-              <w:top w:val="single" w:sz="4" w:space="0" w:color="000000"/>
-              <w:left w:val="single" w:sz="4" w:space="0" w:color="000000"/>
-              <w:bottom w:val="single" w:sz="4" w:space="0" w:color="000000"/>
-              <w:right w:val="single" w:sz="4" w:space="0" w:color="000000"/>
+              <w:top w:val="single" w:color="000000" w:sz="4" w:space="0"/>
+              <w:left w:val="single" w:color="000000" w:sz="4" w:space="0"/>
+              <w:bottom w:val="single" w:color="000000" w:sz="4" w:space="0"/>
+              <w:right w:val="single" w:color="000000" w:sz="4" w:space="0"/>
             </w:tcBorders>
             <w:tcMar>
               <w:top w:w="90" w:type="dxa"/>
@@ -406,10 +433,10 @@
           <w:tcPr>
             <w:tcW w:w="1001" w:type="pct"/>
             <w:tcBorders>
-              <w:top w:val="single" w:sz="4" w:space="0" w:color="000000"/>
-              <w:left w:val="single" w:sz="4" w:space="0" w:color="000000"/>
-              <w:bottom w:val="single" w:sz="4" w:space="0" w:color="000000"/>
-              <w:right w:val="single" w:sz="4" w:space="0" w:color="000000"/>
+              <w:top w:val="single" w:color="000000" w:sz="4" w:space="0"/>
+              <w:left w:val="single" w:color="000000" w:sz="4" w:space="0"/>
+              <w:bottom w:val="single" w:color="000000" w:sz="4" w:space="0"/>
+              <w:right w:val="single" w:color="000000" w:sz="4" w:space="0"/>
             </w:tcBorders>
             <w:tcMar>
               <w:top w:w="90" w:type="dxa"/>
@@ -442,10 +469,10 @@
           <w:tcPr>
             <w:tcW w:w="1742" w:type="pct"/>
             <w:tcBorders>
-              <w:top w:val="single" w:sz="4" w:space="0" w:color="000000"/>
-              <w:left w:val="single" w:sz="4" w:space="0" w:color="000000"/>
-              <w:bottom w:val="single" w:sz="4" w:space="0" w:color="000000"/>
-              <w:right w:val="single" w:sz="4" w:space="0" w:color="000000"/>
+              <w:top w:val="single" w:color="000000" w:sz="4" w:space="0"/>
+              <w:left w:val="single" w:color="000000" w:sz="4" w:space="0"/>
+              <w:bottom w:val="single" w:color="000000" w:sz="4" w:space="0"/>
+              <w:right w:val="single" w:color="000000" w:sz="4" w:space="0"/>
             </w:tcBorders>
             <w:tcMar>
               <w:top w:w="90" w:type="dxa"/>
@@ -478,10 +505,10 @@
           <w:tcPr>
             <w:tcW w:w="953" w:type="pct"/>
             <w:tcBorders>
-              <w:top w:val="single" w:sz="4" w:space="0" w:color="000000"/>
-              <w:left w:val="single" w:sz="4" w:space="0" w:color="000000"/>
-              <w:bottom w:val="single" w:sz="4" w:space="0" w:color="000000"/>
-              <w:right w:val="single" w:sz="4" w:space="0" w:color="000000"/>
+              <w:top w:val="single" w:color="000000" w:sz="4" w:space="0"/>
+              <w:left w:val="single" w:color="000000" w:sz="4" w:space="0"/>
+              <w:bottom w:val="single" w:color="000000" w:sz="4" w:space="0"/>
+              <w:right w:val="single" w:color="000000" w:sz="4" w:space="0"/>
             </w:tcBorders>
             <w:tcMar>
               <w:top w:w="90" w:type="dxa"/>
@@ -514,10 +541,10 @@
           <w:tcPr>
             <w:tcW w:w="1000" w:type="pct"/>
             <w:tcBorders>
-              <w:top w:val="single" w:sz="4" w:space="0" w:color="000000"/>
-              <w:left w:val="single" w:sz="4" w:space="0" w:color="000000"/>
-              <w:bottom w:val="single" w:sz="4" w:space="0" w:color="000000"/>
-              <w:right w:val="single" w:sz="4" w:space="0" w:color="000000"/>
+              <w:top w:val="single" w:color="000000" w:sz="4" w:space="0"/>
+              <w:left w:val="single" w:color="000000" w:sz="4" w:space="0"/>
+              <w:bottom w:val="single" w:color="000000" w:sz="4" w:space="0"/>
+              <w:right w:val="single" w:color="000000" w:sz="4" w:space="0"/>
             </w:tcBorders>
             <w:tcMar>
               <w:top w:w="90" w:type="dxa"/>
@@ -548,17 +575,33 @@
         </w:tc>
       </w:tr>
       <w:tr>
+        <w:tblPrEx>
+          <w:tblBorders>
+            <w:top w:val="single" w:color="auto" w:sz="4" w:space="0"/>
+            <w:left w:val="single" w:color="auto" w:sz="4" w:space="0"/>
+            <w:bottom w:val="single" w:color="auto" w:sz="4" w:space="0"/>
+            <w:right w:val="single" w:color="auto" w:sz="4" w:space="0"/>
+            <w:insideH w:val="single" w:color="auto" w:sz="4" w:space="0"/>
+            <w:insideV w:val="single" w:color="auto" w:sz="4" w:space="0"/>
+          </w:tblBorders>
+          <w:tblCellMar>
+            <w:top w:w="0" w:type="dxa"/>
+            <w:left w:w="10" w:type="dxa"/>
+            <w:bottom w:w="0" w:type="dxa"/>
+            <w:right w:w="10" w:type="dxa"/>
+          </w:tblCellMar>
+        </w:tblPrEx>
         <w:trPr>
-          <w:trHeight w:val="144"/>
+          <w:trHeight w:val="144" w:hRule="atLeast"/>
         </w:trPr>
         <w:tc>
           <w:tcPr>
             <w:tcW w:w="303" w:type="pct"/>
             <w:tcBorders>
-              <w:top w:val="single" w:sz="4" w:space="0" w:color="000000"/>
-              <w:left w:val="single" w:sz="4" w:space="0" w:color="000000"/>
-              <w:bottom w:val="single" w:sz="4" w:space="0" w:color="000000"/>
-              <w:right w:val="single" w:sz="4" w:space="0" w:color="000000"/>
+              <w:top w:val="single" w:color="000000" w:sz="4" w:space="0"/>
+              <w:left w:val="single" w:color="000000" w:sz="4" w:space="0"/>
+              <w:bottom w:val="single" w:color="000000" w:sz="4" w:space="0"/>
+              <w:right w:val="single" w:color="000000" w:sz="4" w:space="0"/>
             </w:tcBorders>
             <w:tcMar>
               <w:top w:w="90" w:type="dxa"/>
@@ -581,14 +624,7 @@
                 <w:sz w:val="22"/>
                 <w:szCs w:val="22"/>
               </w:rPr>
-              <w:t>4</w:t>
-            </w:r>
-            <w:r>
-              <w:rPr>
-                <w:sz w:val="22"/>
-                <w:szCs w:val="22"/>
-              </w:rPr>
-              <w:t>1</w:t>
+              <w:t>41</w:t>
             </w:r>
           </w:p>
         </w:tc>
@@ -596,10 +632,10 @@
           <w:tcPr>
             <w:tcW w:w="1001" w:type="pct"/>
             <w:tcBorders>
-              <w:top w:val="single" w:sz="4" w:space="0" w:color="000000"/>
-              <w:left w:val="single" w:sz="4" w:space="0" w:color="000000"/>
-              <w:bottom w:val="single" w:sz="4" w:space="0" w:color="000000"/>
-              <w:right w:val="single" w:sz="4" w:space="0" w:color="000000"/>
+              <w:top w:val="single" w:color="000000" w:sz="4" w:space="0"/>
+              <w:left w:val="single" w:color="000000" w:sz="4" w:space="0"/>
+              <w:bottom w:val="single" w:color="000000" w:sz="4" w:space="0"/>
+              <w:right w:val="single" w:color="000000" w:sz="4" w:space="0"/>
             </w:tcBorders>
             <w:tcMar>
               <w:top w:w="90" w:type="dxa"/>
@@ -629,10 +665,10 @@
           <w:tcPr>
             <w:tcW w:w="1742" w:type="pct"/>
             <w:tcBorders>
-              <w:top w:val="single" w:sz="4" w:space="0" w:color="000000"/>
-              <w:left w:val="single" w:sz="4" w:space="0" w:color="000000"/>
-              <w:bottom w:val="single" w:sz="4" w:space="0" w:color="000000"/>
-              <w:right w:val="single" w:sz="4" w:space="0" w:color="000000"/>
+              <w:top w:val="single" w:color="000000" w:sz="4" w:space="0"/>
+              <w:left w:val="single" w:color="000000" w:sz="4" w:space="0"/>
+              <w:bottom w:val="single" w:color="000000" w:sz="4" w:space="0"/>
+              <w:right w:val="single" w:color="000000" w:sz="4" w:space="0"/>
             </w:tcBorders>
             <w:tcMar>
               <w:top w:w="90" w:type="dxa"/>
@@ -654,21 +690,7 @@
               <w:rPr>
                 <w:rFonts w:ascii="Arial" w:hAnsi="Arial" w:cs="Arial"/>
               </w:rPr>
-              <w:t xml:space="preserve">Md. </w:t>
-            </w:r>
-            <w:proofErr w:type="spellStart"/>
-            <w:r>
-              <w:rPr>
-                <w:rFonts w:ascii="Arial" w:hAnsi="Arial" w:cs="Arial"/>
-              </w:rPr>
-              <w:t>Ashikur</w:t>
-            </w:r>
-            <w:proofErr w:type="spellEnd"/>
-            <w:r>
-              <w:rPr>
-                <w:rFonts w:ascii="Arial" w:hAnsi="Arial" w:cs="Arial"/>
-              </w:rPr>
-              <w:t xml:space="preserve"> Rahman Mirza</w:t>
+              <w:t>Md. Ashikur Rahman Mirza</w:t>
             </w:r>
           </w:p>
         </w:tc>
@@ -676,10 +698,10 @@
           <w:tcPr>
             <w:tcW w:w="953" w:type="pct"/>
             <w:tcBorders>
-              <w:top w:val="single" w:sz="4" w:space="0" w:color="000000"/>
-              <w:left w:val="single" w:sz="4" w:space="0" w:color="000000"/>
-              <w:bottom w:val="single" w:sz="4" w:space="0" w:color="000000"/>
-              <w:right w:val="single" w:sz="4" w:space="0" w:color="000000"/>
+              <w:top w:val="single" w:color="000000" w:sz="4" w:space="0"/>
+              <w:left w:val="single" w:color="000000" w:sz="4" w:space="0"/>
+              <w:bottom w:val="single" w:color="000000" w:sz="4" w:space="0"/>
+              <w:right w:val="single" w:color="000000" w:sz="4" w:space="0"/>
             </w:tcBorders>
             <w:tcMar>
               <w:top w:w="90" w:type="dxa"/>
@@ -710,10 +732,10 @@
           <w:tcPr>
             <w:tcW w:w="1000" w:type="pct"/>
             <w:tcBorders>
-              <w:top w:val="single" w:sz="4" w:space="0" w:color="000000"/>
-              <w:left w:val="single" w:sz="4" w:space="0" w:color="000000"/>
-              <w:bottom w:val="single" w:sz="4" w:space="0" w:color="000000"/>
-              <w:right w:val="single" w:sz="4" w:space="0" w:color="000000"/>
+              <w:top w:val="single" w:color="000000" w:sz="4" w:space="0"/>
+              <w:left w:val="single" w:color="000000" w:sz="4" w:space="0"/>
+              <w:bottom w:val="single" w:color="000000" w:sz="4" w:space="0"/>
+              <w:right w:val="single" w:color="000000" w:sz="4" w:space="0"/>
             </w:tcBorders>
             <w:tcMar>
               <w:top w:w="90" w:type="dxa"/>
@@ -734,17 +756,33 @@
         </w:tc>
       </w:tr>
       <w:tr>
+        <w:tblPrEx>
+          <w:tblBorders>
+            <w:top w:val="single" w:color="auto" w:sz="4" w:space="0"/>
+            <w:left w:val="single" w:color="auto" w:sz="4" w:space="0"/>
+            <w:bottom w:val="single" w:color="auto" w:sz="4" w:space="0"/>
+            <w:right w:val="single" w:color="auto" w:sz="4" w:space="0"/>
+            <w:insideH w:val="single" w:color="auto" w:sz="4" w:space="0"/>
+            <w:insideV w:val="single" w:color="auto" w:sz="4" w:space="0"/>
+          </w:tblBorders>
+          <w:tblCellMar>
+            <w:top w:w="0" w:type="dxa"/>
+            <w:left w:w="10" w:type="dxa"/>
+            <w:bottom w:w="0" w:type="dxa"/>
+            <w:right w:w="10" w:type="dxa"/>
+          </w:tblCellMar>
+        </w:tblPrEx>
         <w:trPr>
-          <w:trHeight w:val="144"/>
+          <w:trHeight w:val="144" w:hRule="atLeast"/>
         </w:trPr>
         <w:tc>
           <w:tcPr>
             <w:tcW w:w="303" w:type="pct"/>
             <w:tcBorders>
-              <w:top w:val="single" w:sz="4" w:space="0" w:color="000000"/>
-              <w:left w:val="single" w:sz="4" w:space="0" w:color="000000"/>
-              <w:bottom w:val="single" w:sz="4" w:space="0" w:color="000000"/>
-              <w:right w:val="single" w:sz="4" w:space="0" w:color="000000"/>
+              <w:top w:val="single" w:color="000000" w:sz="4" w:space="0"/>
+              <w:left w:val="single" w:color="000000" w:sz="4" w:space="0"/>
+              <w:bottom w:val="single" w:color="000000" w:sz="4" w:space="0"/>
+              <w:right w:val="single" w:color="000000" w:sz="4" w:space="0"/>
             </w:tcBorders>
             <w:tcMar>
               <w:top w:w="90" w:type="dxa"/>
@@ -775,10 +813,10 @@
           <w:tcPr>
             <w:tcW w:w="1001" w:type="pct"/>
             <w:tcBorders>
-              <w:top w:val="single" w:sz="4" w:space="0" w:color="000000"/>
-              <w:left w:val="single" w:sz="4" w:space="0" w:color="000000"/>
-              <w:bottom w:val="single" w:sz="4" w:space="0" w:color="000000"/>
-              <w:right w:val="single" w:sz="4" w:space="0" w:color="000000"/>
+              <w:top w:val="single" w:color="000000" w:sz="4" w:space="0"/>
+              <w:left w:val="single" w:color="000000" w:sz="4" w:space="0"/>
+              <w:bottom w:val="single" w:color="000000" w:sz="4" w:space="0"/>
+              <w:right w:val="single" w:color="000000" w:sz="4" w:space="0"/>
             </w:tcBorders>
             <w:tcMar>
               <w:top w:w="90" w:type="dxa"/>
@@ -808,10 +846,10 @@
           <w:tcPr>
             <w:tcW w:w="1742" w:type="pct"/>
             <w:tcBorders>
-              <w:top w:val="single" w:sz="4" w:space="0" w:color="000000"/>
-              <w:left w:val="single" w:sz="4" w:space="0" w:color="000000"/>
-              <w:bottom w:val="single" w:sz="4" w:space="0" w:color="000000"/>
-              <w:right w:val="single" w:sz="4" w:space="0" w:color="000000"/>
+              <w:top w:val="single" w:color="000000" w:sz="4" w:space="0"/>
+              <w:left w:val="single" w:color="000000" w:sz="4" w:space="0"/>
+              <w:bottom w:val="single" w:color="000000" w:sz="4" w:space="0"/>
+              <w:right w:val="single" w:color="000000" w:sz="4" w:space="0"/>
             </w:tcBorders>
             <w:tcMar>
               <w:top w:w="90" w:type="dxa"/>
@@ -833,21 +871,7 @@
               <w:rPr>
                 <w:rFonts w:ascii="Arial" w:hAnsi="Arial" w:cs="Arial"/>
               </w:rPr>
-              <w:t xml:space="preserve">Md. </w:t>
-            </w:r>
-            <w:proofErr w:type="spellStart"/>
-            <w:r>
-              <w:rPr>
-                <w:rFonts w:ascii="Arial" w:hAnsi="Arial" w:cs="Arial"/>
-              </w:rPr>
-              <w:t>Mostafizur</w:t>
-            </w:r>
-            <w:proofErr w:type="spellEnd"/>
-            <w:r>
-              <w:rPr>
-                <w:rFonts w:ascii="Arial" w:hAnsi="Arial" w:cs="Arial"/>
-              </w:rPr>
-              <w:t xml:space="preserve"> Rahman</w:t>
+              <w:t>Md. Mostafizur Rahman</w:t>
             </w:r>
           </w:p>
         </w:tc>
@@ -855,10 +879,10 @@
           <w:tcPr>
             <w:tcW w:w="953" w:type="pct"/>
             <w:tcBorders>
-              <w:top w:val="single" w:sz="4" w:space="0" w:color="000000"/>
-              <w:left w:val="single" w:sz="4" w:space="0" w:color="000000"/>
-              <w:bottom w:val="single" w:sz="4" w:space="0" w:color="000000"/>
-              <w:right w:val="single" w:sz="4" w:space="0" w:color="000000"/>
+              <w:top w:val="single" w:color="000000" w:sz="4" w:space="0"/>
+              <w:left w:val="single" w:color="000000" w:sz="4" w:space="0"/>
+              <w:bottom w:val="single" w:color="000000" w:sz="4" w:space="0"/>
+              <w:right w:val="single" w:color="000000" w:sz="4" w:space="0"/>
             </w:tcBorders>
             <w:tcMar>
               <w:top w:w="90" w:type="dxa"/>
@@ -889,10 +913,10 @@
           <w:tcPr>
             <w:tcW w:w="1000" w:type="pct"/>
             <w:tcBorders>
-              <w:top w:val="single" w:sz="4" w:space="0" w:color="000000"/>
-              <w:left w:val="single" w:sz="4" w:space="0" w:color="000000"/>
-              <w:bottom w:val="single" w:sz="4" w:space="0" w:color="000000"/>
-              <w:right w:val="single" w:sz="4" w:space="0" w:color="000000"/>
+              <w:top w:val="single" w:color="000000" w:sz="4" w:space="0"/>
+              <w:left w:val="single" w:color="000000" w:sz="4" w:space="0"/>
+              <w:bottom w:val="single" w:color="000000" w:sz="4" w:space="0"/>
+              <w:right w:val="single" w:color="000000" w:sz="4" w:space="0"/>
             </w:tcBorders>
             <w:tcMar>
               <w:top w:w="90" w:type="dxa"/>
@@ -913,17 +937,33 @@
         </w:tc>
       </w:tr>
       <w:tr>
+        <w:tblPrEx>
+          <w:tblBorders>
+            <w:top w:val="single" w:color="auto" w:sz="4" w:space="0"/>
+            <w:left w:val="single" w:color="auto" w:sz="4" w:space="0"/>
+            <w:bottom w:val="single" w:color="auto" w:sz="4" w:space="0"/>
+            <w:right w:val="single" w:color="auto" w:sz="4" w:space="0"/>
+            <w:insideH w:val="single" w:color="auto" w:sz="4" w:space="0"/>
+            <w:insideV w:val="single" w:color="auto" w:sz="4" w:space="0"/>
+          </w:tblBorders>
+          <w:tblCellMar>
+            <w:top w:w="0" w:type="dxa"/>
+            <w:left w:w="10" w:type="dxa"/>
+            <w:bottom w:w="0" w:type="dxa"/>
+            <w:right w:w="10" w:type="dxa"/>
+          </w:tblCellMar>
+        </w:tblPrEx>
         <w:trPr>
-          <w:trHeight w:val="144"/>
+          <w:trHeight w:val="144" w:hRule="atLeast"/>
         </w:trPr>
         <w:tc>
           <w:tcPr>
             <w:tcW w:w="303" w:type="pct"/>
             <w:tcBorders>
-              <w:top w:val="single" w:sz="4" w:space="0" w:color="000000"/>
-              <w:left w:val="single" w:sz="4" w:space="0" w:color="000000"/>
-              <w:bottom w:val="single" w:sz="4" w:space="0" w:color="000000"/>
-              <w:right w:val="single" w:sz="4" w:space="0" w:color="000000"/>
+              <w:top w:val="single" w:color="000000" w:sz="4" w:space="0"/>
+              <w:left w:val="single" w:color="000000" w:sz="4" w:space="0"/>
+              <w:bottom w:val="single" w:color="000000" w:sz="4" w:space="0"/>
+              <w:right w:val="single" w:color="000000" w:sz="4" w:space="0"/>
             </w:tcBorders>
             <w:tcMar>
               <w:top w:w="90" w:type="dxa"/>
@@ -946,14 +986,7 @@
                 <w:sz w:val="22"/>
                 <w:szCs w:val="22"/>
               </w:rPr>
-              <w:t>3</w:t>
-            </w:r>
-            <w:r>
-              <w:rPr>
-                <w:sz w:val="22"/>
-                <w:szCs w:val="22"/>
-              </w:rPr>
-              <w:t>5</w:t>
+              <w:t>35</w:t>
             </w:r>
           </w:p>
         </w:tc>
@@ -961,10 +994,10 @@
           <w:tcPr>
             <w:tcW w:w="1001" w:type="pct"/>
             <w:tcBorders>
-              <w:top w:val="single" w:sz="4" w:space="0" w:color="000000"/>
-              <w:left w:val="single" w:sz="4" w:space="0" w:color="000000"/>
-              <w:bottom w:val="single" w:sz="4" w:space="0" w:color="000000"/>
-              <w:right w:val="single" w:sz="4" w:space="0" w:color="000000"/>
+              <w:top w:val="single" w:color="000000" w:sz="4" w:space="0"/>
+              <w:left w:val="single" w:color="000000" w:sz="4" w:space="0"/>
+              <w:bottom w:val="single" w:color="000000" w:sz="4" w:space="0"/>
+              <w:right w:val="single" w:color="000000" w:sz="4" w:space="0"/>
             </w:tcBorders>
             <w:tcMar>
               <w:top w:w="90" w:type="dxa"/>
@@ -994,10 +1027,10 @@
           <w:tcPr>
             <w:tcW w:w="1742" w:type="pct"/>
             <w:tcBorders>
-              <w:top w:val="single" w:sz="4" w:space="0" w:color="000000"/>
-              <w:left w:val="single" w:sz="4" w:space="0" w:color="000000"/>
-              <w:bottom w:val="single" w:sz="4" w:space="0" w:color="000000"/>
-              <w:right w:val="single" w:sz="4" w:space="0" w:color="000000"/>
+              <w:top w:val="single" w:color="000000" w:sz="4" w:space="0"/>
+              <w:left w:val="single" w:color="000000" w:sz="4" w:space="0"/>
+              <w:bottom w:val="single" w:color="000000" w:sz="4" w:space="0"/>
+              <w:right w:val="single" w:color="000000" w:sz="4" w:space="0"/>
             </w:tcBorders>
             <w:tcMar>
               <w:top w:w="90" w:type="dxa"/>
@@ -1027,10 +1060,10 @@
           <w:tcPr>
             <w:tcW w:w="953" w:type="pct"/>
             <w:tcBorders>
-              <w:top w:val="single" w:sz="4" w:space="0" w:color="000000"/>
-              <w:left w:val="single" w:sz="4" w:space="0" w:color="000000"/>
-              <w:bottom w:val="single" w:sz="4" w:space="0" w:color="000000"/>
-              <w:right w:val="single" w:sz="4" w:space="0" w:color="000000"/>
+              <w:top w:val="single" w:color="000000" w:sz="4" w:space="0"/>
+              <w:left w:val="single" w:color="000000" w:sz="4" w:space="0"/>
+              <w:bottom w:val="single" w:color="000000" w:sz="4" w:space="0"/>
+              <w:right w:val="single" w:color="000000" w:sz="4" w:space="0"/>
             </w:tcBorders>
             <w:tcMar>
               <w:top w:w="90" w:type="dxa"/>
@@ -1061,10 +1094,10 @@
           <w:tcPr>
             <w:tcW w:w="1000" w:type="pct"/>
             <w:tcBorders>
-              <w:top w:val="single" w:sz="4" w:space="0" w:color="000000"/>
-              <w:left w:val="single" w:sz="4" w:space="0" w:color="000000"/>
-              <w:bottom w:val="single" w:sz="4" w:space="0" w:color="000000"/>
-              <w:right w:val="single" w:sz="4" w:space="0" w:color="000000"/>
+              <w:top w:val="single" w:color="000000" w:sz="4" w:space="0"/>
+              <w:left w:val="single" w:color="000000" w:sz="4" w:space="0"/>
+              <w:bottom w:val="single" w:color="000000" w:sz="4" w:space="0"/>
+              <w:right w:val="single" w:color="000000" w:sz="4" w:space="0"/>
             </w:tcBorders>
             <w:tcMar>
               <w:top w:w="90" w:type="dxa"/>
@@ -1085,17 +1118,33 @@
         </w:tc>
       </w:tr>
       <w:tr>
+        <w:tblPrEx>
+          <w:tblBorders>
+            <w:top w:val="single" w:color="auto" w:sz="4" w:space="0"/>
+            <w:left w:val="single" w:color="auto" w:sz="4" w:space="0"/>
+            <w:bottom w:val="single" w:color="auto" w:sz="4" w:space="0"/>
+            <w:right w:val="single" w:color="auto" w:sz="4" w:space="0"/>
+            <w:insideH w:val="single" w:color="auto" w:sz="4" w:space="0"/>
+            <w:insideV w:val="single" w:color="auto" w:sz="4" w:space="0"/>
+          </w:tblBorders>
+          <w:tblCellMar>
+            <w:top w:w="0" w:type="dxa"/>
+            <w:left w:w="10" w:type="dxa"/>
+            <w:bottom w:w="0" w:type="dxa"/>
+            <w:right w:w="10" w:type="dxa"/>
+          </w:tblCellMar>
+        </w:tblPrEx>
         <w:trPr>
-          <w:trHeight w:val="144"/>
+          <w:trHeight w:val="144" w:hRule="atLeast"/>
         </w:trPr>
         <w:tc>
           <w:tcPr>
             <w:tcW w:w="303" w:type="pct"/>
             <w:tcBorders>
-              <w:top w:val="single" w:sz="4" w:space="0" w:color="000000"/>
-              <w:left w:val="single" w:sz="4" w:space="0" w:color="000000"/>
-              <w:bottom w:val="single" w:sz="4" w:space="0" w:color="000000"/>
-              <w:right w:val="single" w:sz="4" w:space="0" w:color="000000"/>
+              <w:top w:val="single" w:color="000000" w:sz="4" w:space="0"/>
+              <w:left w:val="single" w:color="000000" w:sz="4" w:space="0"/>
+              <w:bottom w:val="single" w:color="000000" w:sz="4" w:space="0"/>
+              <w:right w:val="single" w:color="000000" w:sz="4" w:space="0"/>
             </w:tcBorders>
             <w:tcMar>
               <w:top w:w="90" w:type="dxa"/>
@@ -1118,14 +1167,7 @@
                 <w:sz w:val="22"/>
                 <w:szCs w:val="22"/>
               </w:rPr>
-              <w:t>4</w:t>
-            </w:r>
-            <w:r>
-              <w:rPr>
-                <w:sz w:val="22"/>
-                <w:szCs w:val="22"/>
-              </w:rPr>
-              <w:t>0</w:t>
+              <w:t>40</w:t>
             </w:r>
           </w:p>
         </w:tc>
@@ -1133,10 +1175,10 @@
           <w:tcPr>
             <w:tcW w:w="1001" w:type="pct"/>
             <w:tcBorders>
-              <w:top w:val="single" w:sz="4" w:space="0" w:color="000000"/>
-              <w:left w:val="single" w:sz="4" w:space="0" w:color="000000"/>
-              <w:bottom w:val="single" w:sz="4" w:space="0" w:color="000000"/>
-              <w:right w:val="single" w:sz="4" w:space="0" w:color="000000"/>
+              <w:top w:val="single" w:color="000000" w:sz="4" w:space="0"/>
+              <w:left w:val="single" w:color="000000" w:sz="4" w:space="0"/>
+              <w:bottom w:val="single" w:color="000000" w:sz="4" w:space="0"/>
+              <w:right w:val="single" w:color="000000" w:sz="4" w:space="0"/>
             </w:tcBorders>
             <w:tcMar>
               <w:top w:w="90" w:type="dxa"/>
@@ -1166,10 +1208,10 @@
           <w:tcPr>
             <w:tcW w:w="1742" w:type="pct"/>
             <w:tcBorders>
-              <w:top w:val="single" w:sz="4" w:space="0" w:color="000000"/>
-              <w:left w:val="single" w:sz="4" w:space="0" w:color="000000"/>
-              <w:bottom w:val="single" w:sz="4" w:space="0" w:color="000000"/>
-              <w:right w:val="single" w:sz="4" w:space="0" w:color="000000"/>
+              <w:top w:val="single" w:color="000000" w:sz="4" w:space="0"/>
+              <w:left w:val="single" w:color="000000" w:sz="4" w:space="0"/>
+              <w:bottom w:val="single" w:color="000000" w:sz="4" w:space="0"/>
+              <w:right w:val="single" w:color="000000" w:sz="4" w:space="0"/>
             </w:tcBorders>
             <w:tcMar>
               <w:top w:w="90" w:type="dxa"/>
@@ -1187,19 +1229,11 @@
                 <w:szCs w:val="22"/>
               </w:rPr>
             </w:pPr>
-            <w:proofErr w:type="spellStart"/>
             <w:r>
               <w:rPr>
                 <w:rFonts w:ascii="Arial" w:hAnsi="Arial" w:cs="Arial"/>
               </w:rPr>
-              <w:t>Shajia</w:t>
-            </w:r>
-            <w:proofErr w:type="spellEnd"/>
-            <w:r>
-              <w:rPr>
-                <w:rFonts w:ascii="Arial" w:hAnsi="Arial" w:cs="Arial"/>
-              </w:rPr>
-              <w:t xml:space="preserve"> Afrin</w:t>
+              <w:t>Shajia Afrin</w:t>
             </w:r>
           </w:p>
         </w:tc>
@@ -1207,10 +1241,10 @@
           <w:tcPr>
             <w:tcW w:w="953" w:type="pct"/>
             <w:tcBorders>
-              <w:top w:val="single" w:sz="4" w:space="0" w:color="000000"/>
-              <w:left w:val="single" w:sz="4" w:space="0" w:color="000000"/>
-              <w:bottom w:val="single" w:sz="4" w:space="0" w:color="000000"/>
-              <w:right w:val="single" w:sz="4" w:space="0" w:color="000000"/>
+              <w:top w:val="single" w:color="000000" w:sz="4" w:space="0"/>
+              <w:left w:val="single" w:color="000000" w:sz="4" w:space="0"/>
+              <w:bottom w:val="single" w:color="000000" w:sz="4" w:space="0"/>
+              <w:right w:val="single" w:color="000000" w:sz="4" w:space="0"/>
             </w:tcBorders>
             <w:tcMar>
               <w:top w:w="90" w:type="dxa"/>
@@ -1241,10 +1275,10 @@
           <w:tcPr>
             <w:tcW w:w="1000" w:type="pct"/>
             <w:tcBorders>
-              <w:top w:val="single" w:sz="4" w:space="0" w:color="000000"/>
-              <w:left w:val="single" w:sz="4" w:space="0" w:color="000000"/>
-              <w:bottom w:val="single" w:sz="4" w:space="0" w:color="000000"/>
-              <w:right w:val="single" w:sz="4" w:space="0" w:color="000000"/>
+              <w:top w:val="single" w:color="000000" w:sz="4" w:space="0"/>
+              <w:left w:val="single" w:color="000000" w:sz="4" w:space="0"/>
+              <w:bottom w:val="single" w:color="000000" w:sz="4" w:space="0"/>
+              <w:right w:val="single" w:color="000000" w:sz="4" w:space="0"/>
             </w:tcBorders>
             <w:tcMar>
               <w:top w:w="90" w:type="dxa"/>
@@ -1287,33 +1321,53 @@
     </w:p>
     <w:tbl>
       <w:tblPr>
+        <w:tblStyle w:val="9"/>
         <w:tblW w:w="5000" w:type="pct"/>
+        <w:tblInd w:w="0" w:type="dxa"/>
         <w:tblBorders>
-          <w:top w:val="single" w:sz="4" w:space="0" w:color="auto"/>
-          <w:left w:val="single" w:sz="4" w:space="0" w:color="auto"/>
-          <w:bottom w:val="single" w:sz="4" w:space="0" w:color="auto"/>
-          <w:right w:val="single" w:sz="4" w:space="0" w:color="auto"/>
-          <w:insideH w:val="single" w:sz="4" w:space="0" w:color="auto"/>
-          <w:insideV w:val="single" w:sz="4" w:space="0" w:color="auto"/>
+          <w:top w:val="single" w:color="auto" w:sz="4" w:space="0"/>
+          <w:left w:val="single" w:color="auto" w:sz="4" w:space="0"/>
+          <w:bottom w:val="single" w:color="auto" w:sz="4" w:space="0"/>
+          <w:right w:val="single" w:color="auto" w:sz="4" w:space="0"/>
+          <w:insideH w:val="single" w:color="auto" w:sz="4" w:space="0"/>
+          <w:insideV w:val="single" w:color="auto" w:sz="4" w:space="0"/>
         </w:tblBorders>
+        <w:tblLayout w:type="autofit"/>
         <w:tblCellMar>
+          <w:top w:w="0" w:type="dxa"/>
           <w:left w:w="10" w:type="dxa"/>
+          <w:bottom w:w="0" w:type="dxa"/>
           <w:right w:w="10" w:type="dxa"/>
         </w:tblCellMar>
-        <w:tblLook w:val="04A0" w:firstRow="1" w:lastRow="0" w:firstColumn="1" w:lastColumn="0" w:noHBand="0" w:noVBand="1"/>
       </w:tblPr>
       <w:tblGrid>
-        <w:gridCol w:w="10330"/>
+        <w:gridCol w:w="10580"/>
       </w:tblGrid>
       <w:tr>
+        <w:tblPrEx>
+          <w:tblBorders>
+            <w:top w:val="single" w:color="auto" w:sz="4" w:space="0"/>
+            <w:left w:val="single" w:color="auto" w:sz="4" w:space="0"/>
+            <w:bottom w:val="single" w:color="auto" w:sz="4" w:space="0"/>
+            <w:right w:val="single" w:color="auto" w:sz="4" w:space="0"/>
+            <w:insideH w:val="single" w:color="auto" w:sz="4" w:space="0"/>
+            <w:insideV w:val="single" w:color="auto" w:sz="4" w:space="0"/>
+          </w:tblBorders>
+          <w:tblCellMar>
+            <w:top w:w="0" w:type="dxa"/>
+            <w:left w:w="10" w:type="dxa"/>
+            <w:bottom w:w="0" w:type="dxa"/>
+            <w:right w:w="10" w:type="dxa"/>
+          </w:tblCellMar>
+        </w:tblPrEx>
         <w:tc>
           <w:tcPr>
             <w:tcW w:w="5000" w:type="pct"/>
             <w:tcBorders>
-              <w:top w:val="single" w:sz="4" w:space="0" w:color="000000"/>
-              <w:left w:val="single" w:sz="4" w:space="0" w:color="000000"/>
-              <w:bottom w:val="single" w:sz="4" w:space="0" w:color="000000"/>
-              <w:right w:val="single" w:sz="4" w:space="0" w:color="000000"/>
+              <w:top w:val="single" w:color="000000" w:sz="4" w:space="0"/>
+              <w:left w:val="single" w:color="000000" w:sz="4" w:space="0"/>
+              <w:bottom w:val="single" w:color="000000" w:sz="4" w:space="0"/>
+              <w:right w:val="single" w:color="000000" w:sz="4" w:space="0"/>
             </w:tcBorders>
             <w:tcMar>
               <w:top w:w="160" w:type="dxa"/>
@@ -1334,48 +1388,7 @@
                 <w:sz w:val="22"/>
                 <w:szCs w:val="22"/>
               </w:rPr>
-              <w:t>Paw</w:t>
-            </w:r>
-            <w:r>
-              <w:rPr>
-                <w:sz w:val="22"/>
-                <w:szCs w:val="22"/>
-              </w:rPr>
-              <w:t xml:space="preserve"> </w:t>
-            </w:r>
-            <w:r>
-              <w:rPr>
-                <w:sz w:val="22"/>
-                <w:szCs w:val="22"/>
-              </w:rPr>
-              <w:t>Care – Pet Shop and Veterinary Service Management System</w:t>
-            </w:r>
-            <w:r>
-              <w:rPr>
-                <w:sz w:val="22"/>
-                <w:szCs w:val="22"/>
-              </w:rPr>
-              <w:t xml:space="preserve"> </w:t>
-            </w:r>
-            <w:r>
-              <w:rPr>
-                <mc:AlternateContent>
-                  <mc:Choice Requires="w16se"/>
-                  <mc:Fallback>
-                    <w:rFonts w:ascii="Segoe UI Emoji" w:eastAsia="Segoe UI Emoji" w:hAnsi="Segoe UI Emoji" w:cs="Segoe UI Emoji"/>
-                  </mc:Fallback>
-                </mc:AlternateContent>
-                <w:sz w:val="22"/>
-                <w:szCs w:val="22"/>
-              </w:rPr>
-              <mc:AlternateContent>
-                <mc:Choice Requires="w16se">
-                  <w16se:symEx w16se:font="Segoe UI Emoji" w16se:char="1F638"/>
-                </mc:Choice>
-                <mc:Fallback>
-                  <w:t>😸</w:t>
-                </mc:Fallback>
-              </mc:AlternateContent>
+              <w:t>Paw Care – Pet Shop and Veterinary Service Management System 😸</w:t>
             </w:r>
           </w:p>
         </w:tc>
@@ -1411,55 +1424,18 @@
       </w:pPr>
       <w:r>
         <w:rPr>
-          <w:rStyle w:val="Strong"/>
+          <w:rStyle w:val="16"/>
           <w:sz w:val="22"/>
           <w:szCs w:val="22"/>
         </w:rPr>
-        <w:t>Paw</w:t>
-      </w:r>
-      <w:r>
-        <w:rPr>
-          <w:rStyle w:val="Strong"/>
-          <w:sz w:val="22"/>
-          <w:szCs w:val="22"/>
-        </w:rPr>
-        <w:t xml:space="preserve"> </w:t>
-      </w:r>
-      <w:r>
-        <w:rPr>
-          <w:rStyle w:val="Strong"/>
-          <w:sz w:val="22"/>
-          <w:szCs w:val="22"/>
-        </w:rPr>
-        <w:t>Care</w:t>
+        <w:t>Paw Care</w:t>
       </w:r>
       <w:r>
         <w:rPr>
           <w:sz w:val="22"/>
           <w:szCs w:val="22"/>
         </w:rPr>
-        <w:t xml:space="preserve"> is a </w:t>
-      </w:r>
-      <w:r>
-        <w:rPr>
-          <w:sz w:val="22"/>
-          <w:szCs w:val="22"/>
-        </w:rPr>
-        <w:t>web</w:t>
-      </w:r>
-      <w:r>
-        <w:rPr>
-          <w:sz w:val="22"/>
-          <w:szCs w:val="22"/>
-        </w:rPr>
-        <w:t>-based</w:t>
-      </w:r>
-      <w:r>
-        <w:rPr>
-          <w:sz w:val="22"/>
-          <w:szCs w:val="22"/>
-        </w:rPr>
-        <w:t xml:space="preserve"> pet shop and veterinary service management system designed to simplify pet-related services through a single online platform. The system allows customers to browse pets and pet products, place orders, book veterinary appointments, and track deliveries. Administrators can efficiently manage inventory, users, orders, and business operations, while veterinary doctors can organize appointments and maintain pet medical records. The system aims to provide a secure, user-friendly, and efficient digital solution for modern pet care businesses.</w:t>
+        <w:t xml:space="preserve"> is a web-based pet shop and veterinary service management system. Which is designed for simplify the pet related services by a single online platform. The system allows customers various services like browse pets and pet products, place orders, book veterinary appointments, and also track deliveries. Here, The System Administrators can manage inventory, users, orders, and business operations very efficiently. On the other hand, the veterinary doctors can organize appointments for pets medical treatments and maintain pet medical records for any further purpose. The main purpose of the system is to provide a secure, user friendly, and efficient digital solution for modern pet care businesses.</w:t>
       </w:r>
     </w:p>
     <w:p>
@@ -1484,57 +1460,38 @@
     </w:p>
     <w:p>
       <w:pPr>
-        <w:pStyle w:val="pdq2pgselectionanchorcontainer"/>
+        <w:pStyle w:val="23"/>
         <w:jc w:val="both"/>
       </w:pPr>
       <w:r>
-        <w:t>The pet care industry is growing rapidly, and many pet owners now expect convenient online services for purchasing pets, buying pet products, and accessing veterinary care. However, many pet shops still rely on manual record keeping or disconnected systems, making it difficult to manage inventory, customer orders, appointments, and business operations efficiently.</w:t>
+        <w:t>Nowadays, the pet care industry is growing rapidly day by day, and many pet owners now like to have a convenient online service for purchasing pets, buying necessary pet products, and accessing veterinary care for their lovable pets. Now in the current situation, many pet shops still rely on keeping record manually for their services, which is making it difficult to manage inventory, customer orders, appointments, and others business operations efficiently.</w:t>
       </w:r>
     </w:p>
     <w:p>
       <w:pPr>
-        <w:pStyle w:val="NormalWeb"/>
+        <w:pStyle w:val="15"/>
         <w:jc w:val="both"/>
       </w:pPr>
       <w:r>
-        <w:t>Paw</w:t>
-      </w:r>
-      <w:r>
-        <w:t xml:space="preserve"> </w:t>
-      </w:r>
-      <w:r>
-        <w:t xml:space="preserve">Care is a </w:t>
-      </w:r>
-      <w:r>
-        <w:t>web-based</w:t>
-      </w:r>
-      <w:r>
-        <w:t xml:space="preserve"> management system developed to provide an integrated digital platform for pet shops and veterinary services. The system enables customers to explore available pets and products, place online orders, schedule veterinary appointments, and manage their accounts from anywhere. At the same time, administrators can monitor business activities, manage inventory, oversee customer orders, and maintain overall system operations.</w:t>
+        <w:t>Now, Paw Care is a web-based management system developed for providing an integrated digital platform for pet shops and veterinary services. The system offers customers to explore available pets and products. There are also some key features like place online orders, schedule veterinary appointments, and manage their accounts from anywhere. On the other hand, administrators can monitor business activities, manage inventory, and maintain overall system operations very easily.</w:t>
       </w:r>
     </w:p>
     <w:p>
       <w:pPr>
-        <w:pStyle w:val="NormalWeb"/>
+        <w:pStyle w:val="15"/>
         <w:jc w:val="both"/>
       </w:pPr>
       <w:r>
-        <w:t>By combining pet shop management and veterinary services into a single web application, Paw</w:t>
+        <w:t xml:space="preserve">Here our main key motive is to combining pet shop management and veterinary services into a single web </w:t>
       </w:r>
+      <w:bookmarkStart w:id="0" w:name="_GoBack"/>
       <w:r>
-        <w:t xml:space="preserve"> </w:t>
+        <w:t xml:space="preserve">application and provide a use friendly service to the users. Paw Care improves the service quality and </w:t>
       </w:r>
+      <w:bookmarkEnd w:id="0"/>
       <w:r>
-        <w:t>Care improves service quality, reduces manual work, enhances data organization, and provides a better experience for both business owners and customers.</w:t>
+        <w:t>reduces manual work also enhances data organization and provides a better experience for both business owners and customers at a same time.</w:t>
       </w:r>
-    </w:p>
-    <w:p>
-      <w:pPr>
-        <w:spacing w:before="220" w:after="100"/>
-        <w:rPr>
-          <w:sz w:val="22"/>
-          <w:szCs w:val="22"/>
-        </w:rPr>
-      </w:pPr>
     </w:p>
     <w:p>
       <w:pPr>
@@ -1551,110 +1508,34 @@
           <w:sz w:val="22"/>
           <w:szCs w:val="22"/>
         </w:rPr>
-        <w:lastRenderedPageBreak/>
         <w:t>Background Study</w:t>
       </w:r>
     </w:p>
     <w:p>
       <w:pPr>
-        <w:pStyle w:val="pdq2pgselectionanchorcontainer"/>
+        <w:pStyle w:val="23"/>
         <w:jc w:val="both"/>
       </w:pPr>
       <w:r>
-        <w:t>In recent years, web-based business management systems have become increasingly popular because they provide faster access to information, better data management, and improved customer experience. The pet care industry is also adopting digital solutions to simplify business operations and enhance customer satisfaction.</w:t>
+        <w:t>In recent years, web-based business management systems have become more popular, because they provide a faster way to access information and better data management also improved customer experience. The pet care industry is also adopting these digital solutions to simplify business operations and focusing on to provide more customer satisfaction.</w:t>
       </w:r>
     </w:p>
     <w:p>
       <w:pPr>
-        <w:pStyle w:val="NormalWeb"/>
+        <w:pStyle w:val="15"/>
         <w:jc w:val="both"/>
       </w:pPr>
       <w:r>
-        <w:t>Traditional pet shops often maintain customer records, inventory, veterinary appointments, and sales manually or through standalone desktop applications. These approaches may lead to data redundancy, inefficient workflows, and limited accessibility.</w:t>
+        <w:t>Traditional pet shops are maintaining customer records, inventory, veterinary appointments, and sales manually or through various desktop applications. These approaches may be lead them a serious trouble like   data redundancy, inefficient workflows, and limited accessibility.</w:t>
       </w:r>
     </w:p>
     <w:p>
       <w:pPr>
-        <w:pStyle w:val="NormalWeb"/>
+        <w:pStyle w:val="15"/>
         <w:jc w:val="both"/>
       </w:pPr>
       <w:r>
-        <w:rPr>
-          <w:noProof/>
-          <w:lang w:eastAsia="zh-CN"/>
-          <w14:ligatures w14:val="standardContextual"/>
-        </w:rPr>
-        <w:drawing>
-          <wp:anchor distT="0" distB="0" distL="114300" distR="114300" simplePos="0" relativeHeight="251659264" behindDoc="0" locked="0" layoutInCell="1" allowOverlap="1" wp14:anchorId="484C09E4" wp14:editId="78D88327">
-            <wp:simplePos x="0" y="0"/>
-            <wp:positionH relativeFrom="column">
-              <wp:posOffset>453390</wp:posOffset>
-            </wp:positionH>
-            <wp:positionV relativeFrom="paragraph">
-              <wp:posOffset>676275</wp:posOffset>
-            </wp:positionV>
-            <wp:extent cx="5402580" cy="6657340"/>
-            <wp:effectExtent l="1270" t="0" r="8890" b="8890"/>
-            <wp:wrapTopAndBottom/>
-            <wp:docPr id="3" name="Picture 3"/>
-            <wp:cNvGraphicFramePr>
-              <a:graphicFrameLocks xmlns:a="http://schemas.openxmlformats.org/drawingml/2006/main" noChangeAspect="1"/>
-            </wp:cNvGraphicFramePr>
-            <a:graphic xmlns:a="http://schemas.openxmlformats.org/drawingml/2006/main">
-              <a:graphicData uri="http://schemas.openxmlformats.org/drawingml/2006/picture">
-                <pic:pic xmlns:pic="http://schemas.openxmlformats.org/drawingml/2006/picture">
-                  <pic:nvPicPr>
-                    <pic:cNvPr id="1" name="Picture 1"/>
-                    <pic:cNvPicPr/>
-                  </pic:nvPicPr>
-                  <pic:blipFill rotWithShape="1">
-                    <a:blip r:embed="rId9">
-                      <a:extLst>
-                        <a:ext uri="{28A0092B-C50C-407E-A947-70E740481C1C}">
-                          <a14:useLocalDpi xmlns:a14="http://schemas.microsoft.com/office/drawing/2010/main" val="0"/>
-                        </a:ext>
-                      </a:extLst>
-                    </a:blip>
-                    <a:srcRect l="3547" t="7363"/>
-                    <a:stretch/>
-                  </pic:blipFill>
-                  <pic:spPr bwMode="auto">
-                    <a:xfrm rot="5400000">
-                      <a:off x="0" y="0"/>
-                      <a:ext cx="5402580" cy="6657340"/>
-                    </a:xfrm>
-                    <a:prstGeom prst="rect">
-                      <a:avLst/>
-                    </a:prstGeom>
-                    <a:ln>
-                      <a:noFill/>
-                    </a:ln>
-                    <a:extLst>
-                      <a:ext uri="{53640926-AAD7-44D8-BBD7-CCE9431645EC}">
-                        <a14:shadowObscured xmlns:a14="http://schemas.microsoft.com/office/drawing/2010/main"/>
-                      </a:ext>
-                    </a:extLst>
-                  </pic:spPr>
-                </pic:pic>
-              </a:graphicData>
-            </a:graphic>
-            <wp14:sizeRelH relativeFrom="margin">
-              <wp14:pctWidth>0</wp14:pctWidth>
-            </wp14:sizeRelH>
-            <wp14:sizeRelV relativeFrom="margin">
-              <wp14:pctHeight>0</wp14:pctHeight>
-            </wp14:sizeRelV>
-          </wp:anchor>
-        </w:drawing>
-      </w:r>
-      <w:r>
-        <w:t>Paw</w:t>
-      </w:r>
-      <w:r>
-        <w:t xml:space="preserve"> </w:t>
-      </w:r>
-      <w:r>
-        <w:t>Care is proposed as a web-based solution that integrates pet shop operations, veterinary services, and delivery management into a single platform. By utilizing modern web technologies such as HTML, CSS, JavaScript, PHP, and MySQL, the system offers secure data management, real-time accessibility, and role-based functionalities for different types of users.</w:t>
+        <w:t>Here, Paw Care is proposed as a web-based solution. Which is integrates pet shop operations, veterinary services, and delivery management into a single platform. By using modern web technologies such as HTML, CSS, JavaScript, PHP, and MySQL, the system offers secure data management, real-time accessibility, and role-based functionalities for different types of users.</w:t>
       </w:r>
     </w:p>
     <w:p>
@@ -1685,6 +1566,60 @@
           <w:szCs w:val="22"/>
         </w:rPr>
       </w:pPr>
+      <w:r>
+        <w:rPr>
+          <w:sz w:val="22"/>
+          <w:szCs w:val="22"/>
+        </w:rPr>
+        <w:drawing>
+          <wp:inline distT="0" distB="0" distL="0" distR="0">
+            <wp:extent cx="6565900" cy="4603750"/>
+            <wp:effectExtent l="0" t="0" r="6350" b="6350"/>
+            <wp:docPr id="8" name="Picture 8"/>
+            <wp:cNvGraphicFramePr>
+              <a:graphicFrameLocks xmlns:a="http://schemas.openxmlformats.org/drawingml/2006/main" noChangeAspect="1"/>
+            </wp:cNvGraphicFramePr>
+            <a:graphic xmlns:a="http://schemas.openxmlformats.org/drawingml/2006/main">
+              <a:graphicData uri="http://schemas.openxmlformats.org/drawingml/2006/picture">
+                <pic:pic xmlns:pic="http://schemas.openxmlformats.org/drawingml/2006/picture">
+                  <pic:nvPicPr>
+                    <pic:cNvPr id="8" name="Picture 8"/>
+                    <pic:cNvPicPr>
+                      <a:picLocks noChangeAspect="1" noChangeArrowheads="1"/>
+                    </pic:cNvPicPr>
+                  </pic:nvPicPr>
+                  <pic:blipFill>
+                    <a:blip r:embed="rId5">
+                      <a:extLst>
+                        <a:ext uri="{28A0092B-C50C-407E-A947-70E740481C1C}">
+                          <a14:useLocalDpi xmlns:a14="http://schemas.microsoft.com/office/drawing/2010/main" val="0"/>
+                        </a:ext>
+                      </a:extLst>
+                    </a:blip>
+                    <a:srcRect/>
+                    <a:stretch>
+                      <a:fillRect/>
+                    </a:stretch>
+                  </pic:blipFill>
+                  <pic:spPr>
+                    <a:xfrm>
+                      <a:off x="0" y="0"/>
+                      <a:ext cx="6565900" cy="4603750"/>
+                    </a:xfrm>
+                    <a:prstGeom prst="rect">
+                      <a:avLst/>
+                    </a:prstGeom>
+                    <a:noFill/>
+                    <a:ln>
+                      <a:noFill/>
+                    </a:ln>
+                  </pic:spPr>
+                </pic:pic>
+              </a:graphicData>
+            </a:graphic>
+          </wp:inline>
+        </w:drawing>
+      </w:r>
     </w:p>
     <w:p>
       <w:pPr>
@@ -1698,18 +1633,16 @@
       </w:pPr>
       <w:r>
         <w:rPr>
-          <w:noProof/>
           <w14:ligatures w14:val="standardContextual"/>
         </w:rPr>
-        <w:lastRenderedPageBreak/>
         <w:drawing>
-          <wp:anchor distT="0" distB="0" distL="114300" distR="114300" simplePos="0" relativeHeight="251661312" behindDoc="0" locked="0" layoutInCell="1" allowOverlap="1" wp14:anchorId="6B2764BC" wp14:editId="08C3B6F4">
+          <wp:anchor distT="0" distB="0" distL="114300" distR="114300" simplePos="0" relativeHeight="251659264" behindDoc="0" locked="0" layoutInCell="1" allowOverlap="1">
             <wp:simplePos x="0" y="0"/>
             <wp:positionH relativeFrom="column">
-              <wp:posOffset>-128723</wp:posOffset>
+              <wp:posOffset>-128270</wp:posOffset>
             </wp:positionH>
             <wp:positionV relativeFrom="paragraph">
-              <wp:posOffset>350462</wp:posOffset>
+              <wp:posOffset>349885</wp:posOffset>
             </wp:positionV>
             <wp:extent cx="6570345" cy="7516495"/>
             <wp:effectExtent l="0" t="0" r="1905" b="8255"/>
@@ -1723,10 +1656,12 @@
                 <pic:pic xmlns:pic="http://schemas.openxmlformats.org/drawingml/2006/picture">
                   <pic:nvPicPr>
                     <pic:cNvPr id="4" name="Picture 4"/>
-                    <pic:cNvPicPr/>
+                    <pic:cNvPicPr>
+                      <a:picLocks noChangeAspect="1"/>
+                    </pic:cNvPicPr>
                   </pic:nvPicPr>
-                  <pic:blipFill rotWithShape="1">
-                    <a:blip r:embed="rId10">
+                  <pic:blipFill>
+                    <a:blip r:embed="rId6">
                       <a:extLst>
                         <a:ext uri="{28A0092B-C50C-407E-A947-70E740481C1C}">
                           <a14:useLocalDpi xmlns:a14="http://schemas.microsoft.com/office/drawing/2010/main" val="0"/>
@@ -1734,9 +1669,11 @@
                       </a:extLst>
                     </a:blip>
                     <a:srcRect t="11261" r="4373"/>
-                    <a:stretch/>
+                    <a:stretch>
+                      <a:fillRect/>
+                    </a:stretch>
                   </pic:blipFill>
-                  <pic:spPr bwMode="auto">
+                  <pic:spPr>
                     <a:xfrm>
                       <a:off x="0" y="0"/>
                       <a:ext cx="6570345" cy="7516495"/>
@@ -1747,21 +1684,10 @@
                     <a:ln>
                       <a:noFill/>
                     </a:ln>
-                    <a:extLst>
-                      <a:ext uri="{53640926-AAD7-44D8-BBD7-CCE9431645EC}">
-                        <a14:shadowObscured xmlns:a14="http://schemas.microsoft.com/office/drawing/2010/main"/>
-                      </a:ext>
-                    </a:extLst>
                   </pic:spPr>
                 </pic:pic>
               </a:graphicData>
             </a:graphic>
-            <wp14:sizeRelH relativeFrom="margin">
-              <wp14:pctWidth>0</wp14:pctWidth>
-            </wp14:sizeRelH>
-            <wp14:sizeRelV relativeFrom="margin">
-              <wp14:pctHeight>0</wp14:pctHeight>
-            </wp14:sizeRelV>
           </wp:anchor>
         </w:drawing>
       </w:r>
@@ -1772,16 +1698,7 @@
           <w:sz w:val="22"/>
           <w:szCs w:val="22"/>
         </w:rPr>
-        <w:t>Use Case</w:t>
-      </w:r>
-      <w:r>
-        <w:rPr>
-          <w:b/>
-          <w:bCs/>
-          <w:sz w:val="22"/>
-          <w:szCs w:val="22"/>
-        </w:rPr>
-        <w:t xml:space="preserve"> Diagram</w:t>
+        <w:t>Use Case Diagram</w:t>
       </w:r>
     </w:p>
     <w:p>
@@ -1810,7 +1727,7 @@
           <w:sz w:val="22"/>
           <w:szCs w:val="22"/>
         </w:rPr>
-        <w:br/>
+        <w:br w:type="textWrapping"/>
       </w:r>
     </w:p>
     <w:p>
@@ -1836,22 +1753,20 @@
         <w:rPr>
           <w:i/>
           <w:iCs/>
-          <w:noProof/>
           <w:color w:val="595959"/>
           <w:sz w:val="22"/>
           <w:szCs w:val="22"/>
         </w:rPr>
-        <w:lastRenderedPageBreak/>
         <w:drawing>
-          <wp:anchor distT="0" distB="0" distL="114300" distR="114300" simplePos="0" relativeHeight="251663360" behindDoc="0" locked="0" layoutInCell="1" allowOverlap="1" wp14:anchorId="51373035" wp14:editId="57C56D16">
+          <wp:anchor distT="0" distB="0" distL="114300" distR="114300" simplePos="0" relativeHeight="251661312" behindDoc="0" locked="0" layoutInCell="1" allowOverlap="1">
             <wp:simplePos x="0" y="0"/>
             <wp:positionH relativeFrom="column">
-              <wp:posOffset>192002</wp:posOffset>
+              <wp:posOffset>191770</wp:posOffset>
             </wp:positionH>
             <wp:positionV relativeFrom="paragraph">
-              <wp:posOffset>4573195</wp:posOffset>
+              <wp:posOffset>4572635</wp:posOffset>
             </wp:positionV>
-            <wp:extent cx="5747657" cy="4239631"/>
+            <wp:extent cx="5747385" cy="4239895"/>
             <wp:effectExtent l="0" t="0" r="5715" b="8890"/>
             <wp:wrapTopAndBottom/>
             <wp:docPr id="6" name="Picture 6"/>
@@ -1863,10 +1778,12 @@
                 <pic:pic xmlns:pic="http://schemas.openxmlformats.org/drawingml/2006/picture">
                   <pic:nvPicPr>
                     <pic:cNvPr id="6" name="Picture 6"/>
-                    <pic:cNvPicPr/>
+                    <pic:cNvPicPr>
+                      <a:picLocks noChangeAspect="1"/>
+                    </pic:cNvPicPr>
                   </pic:nvPicPr>
                   <pic:blipFill>
-                    <a:blip r:embed="rId11">
+                    <a:blip r:embed="rId7">
                       <a:extLst>
                         <a:ext uri="{28A0092B-C50C-407E-A947-70E740481C1C}">
                           <a14:useLocalDpi xmlns:a14="http://schemas.microsoft.com/office/drawing/2010/main" val="0"/>
@@ -1889,12 +1806,6 @@
                 </pic:pic>
               </a:graphicData>
             </a:graphic>
-            <wp14:sizeRelH relativeFrom="margin">
-              <wp14:pctWidth>0</wp14:pctWidth>
-            </wp14:sizeRelH>
-            <wp14:sizeRelV relativeFrom="margin">
-              <wp14:pctHeight>0</wp14:pctHeight>
-            </wp14:sizeRelV>
           </wp:anchor>
         </w:drawing>
       </w:r>
@@ -1902,21 +1813,20 @@
         <w:rPr>
           <w:i/>
           <w:iCs/>
-          <w:noProof/>
           <w:color w:val="595959"/>
           <w:sz w:val="22"/>
           <w:szCs w:val="22"/>
         </w:rPr>
         <w:drawing>
-          <wp:anchor distT="0" distB="0" distL="114300" distR="114300" simplePos="0" relativeHeight="251662336" behindDoc="0" locked="0" layoutInCell="1" allowOverlap="1" wp14:anchorId="26973718" wp14:editId="7A1C1040">
+          <wp:anchor distT="0" distB="0" distL="114300" distR="114300" simplePos="0" relativeHeight="251660288" behindDoc="0" locked="0" layoutInCell="1" allowOverlap="1">
             <wp:simplePos x="0" y="0"/>
             <wp:positionH relativeFrom="column">
-              <wp:posOffset>192397</wp:posOffset>
+              <wp:posOffset>191770</wp:posOffset>
             </wp:positionH>
             <wp:positionV relativeFrom="paragraph">
-              <wp:posOffset>247193</wp:posOffset>
+              <wp:posOffset>247015</wp:posOffset>
             </wp:positionV>
-            <wp:extent cx="5747657" cy="4220238"/>
+            <wp:extent cx="5747385" cy="4220210"/>
             <wp:effectExtent l="0" t="0" r="5715" b="8890"/>
             <wp:wrapTopAndBottom/>
             <wp:docPr id="5" name="Picture 5"/>
@@ -1928,10 +1838,12 @@
                 <pic:pic xmlns:pic="http://schemas.openxmlformats.org/drawingml/2006/picture">
                   <pic:nvPicPr>
                     <pic:cNvPr id="5" name="Picture 5"/>
-                    <pic:cNvPicPr/>
+                    <pic:cNvPicPr>
+                      <a:picLocks noChangeAspect="1"/>
+                    </pic:cNvPicPr>
                   </pic:nvPicPr>
                   <pic:blipFill>
-                    <a:blip r:embed="rId12">
+                    <a:blip r:embed="rId8">
                       <a:extLst>
                         <a:ext uri="{28A0092B-C50C-407E-A947-70E740481C1C}">
                           <a14:useLocalDpi xmlns:a14="http://schemas.microsoft.com/office/drawing/2010/main" val="0"/>
@@ -1954,12 +1866,6 @@
                 </pic:pic>
               </a:graphicData>
             </a:graphic>
-            <wp14:sizeRelH relativeFrom="margin">
-              <wp14:pctWidth>0</wp14:pctWidth>
-            </wp14:sizeRelH>
-            <wp14:sizeRelV relativeFrom="margin">
-              <wp14:pctHeight>0</wp14:pctHeight>
-            </wp14:sizeRelV>
           </wp:anchor>
         </w:drawing>
       </w:r>
@@ -1975,16 +1881,47 @@
     </w:p>
     <w:tbl>
       <w:tblPr>
-        <w:tblStyle w:val="TableGrid"/>
+        <w:tblStyle w:val="17"/>
         <w:tblW w:w="0" w:type="auto"/>
-        <w:tblLook w:val="04A0" w:firstRow="1" w:lastRow="0" w:firstColumn="1" w:lastColumn="0" w:noHBand="0" w:noVBand="1"/>
+        <w:tblInd w:w="0" w:type="dxa"/>
+        <w:tblBorders>
+          <w:top w:val="single" w:color="auto" w:sz="4" w:space="0"/>
+          <w:left w:val="single" w:color="auto" w:sz="4" w:space="0"/>
+          <w:bottom w:val="single" w:color="auto" w:sz="4" w:space="0"/>
+          <w:right w:val="single" w:color="auto" w:sz="4" w:space="0"/>
+          <w:insideH w:val="single" w:color="auto" w:sz="4" w:space="0"/>
+          <w:insideV w:val="single" w:color="auto" w:sz="4" w:space="0"/>
+        </w:tblBorders>
+        <w:tblLayout w:type="autofit"/>
+        <w:tblCellMar>
+          <w:top w:w="0" w:type="dxa"/>
+          <w:left w:w="108" w:type="dxa"/>
+          <w:bottom w:w="0" w:type="dxa"/>
+          <w:right w:w="108" w:type="dxa"/>
+        </w:tblCellMar>
       </w:tblPr>
       <w:tblGrid>
         <w:gridCol w:w="10330"/>
       </w:tblGrid>
       <w:tr>
+        <w:tblPrEx>
+          <w:tblBorders>
+            <w:top w:val="single" w:color="auto" w:sz="4" w:space="0"/>
+            <w:left w:val="single" w:color="auto" w:sz="4" w:space="0"/>
+            <w:bottom w:val="single" w:color="auto" w:sz="4" w:space="0"/>
+            <w:right w:val="single" w:color="auto" w:sz="4" w:space="0"/>
+            <w:insideH w:val="single" w:color="auto" w:sz="4" w:space="0"/>
+            <w:insideV w:val="single" w:color="auto" w:sz="4" w:space="0"/>
+          </w:tblBorders>
+          <w:tblCellMar>
+            <w:top w:w="0" w:type="dxa"/>
+            <w:left w:w="108" w:type="dxa"/>
+            <w:bottom w:w="0" w:type="dxa"/>
+            <w:right w:w="108" w:type="dxa"/>
+          </w:tblCellMar>
+        </w:tblPrEx>
         <w:trPr>
-          <w:trHeight w:val="12230"/>
+          <w:trHeight w:val="12230" w:hRule="atLeast"/>
         </w:trPr>
         <w:tc>
           <w:tcPr>
@@ -2007,34 +1944,15 @@
                 <w:sz w:val="22"/>
                 <w:szCs w:val="22"/>
               </w:rPr>
-              <w:lastRenderedPageBreak/>
-              <w:t>TYPE</w:t>
-            </w:r>
-            <w:r>
-              <w:rPr>
-                <w:b/>
-                <w:bCs/>
-                <w:sz w:val="22"/>
-                <w:szCs w:val="22"/>
-              </w:rPr>
-              <w:t>S</w:t>
-            </w:r>
-            <w:r>
-              <w:rPr>
-                <w:b/>
-                <w:bCs/>
-                <w:sz w:val="22"/>
-                <w:szCs w:val="22"/>
-              </w:rPr>
-              <w:t xml:space="preserve"> OF USERS: </w:t>
-            </w:r>
-          </w:p>
-          <w:p>
-            <w:pPr>
-              <w:pStyle w:val="ListParagraph"/>
+              <w:t xml:space="preserve">TYPES OF USERS: </w:t>
+            </w:r>
+          </w:p>
+          <w:p>
+            <w:pPr>
+              <w:pStyle w:val="20"/>
               <w:numPr>
                 <w:ilvl w:val="0"/>
-                <w:numId w:val="13"/>
+                <w:numId w:val="1"/>
               </w:numPr>
               <w:rPr>
                 <w:b/>
@@ -2050,25 +1968,7 @@
                 <w:sz w:val="22"/>
                 <w:szCs w:val="22"/>
               </w:rPr>
-              <w:t>User1</w:t>
-            </w:r>
-            <w:r>
-              <w:rPr>
-                <w:b/>
-                <w:bCs/>
-                <w:sz w:val="22"/>
-                <w:szCs w:val="22"/>
-              </w:rPr>
-              <w:t xml:space="preserve">: </w:t>
-            </w:r>
-            <w:r>
-              <w:rPr>
-                <w:b/>
-                <w:bCs/>
-                <w:sz w:val="22"/>
-                <w:szCs w:val="22"/>
-              </w:rPr>
-              <w:t>Administrator</w:t>
+              <w:t>User1: Administrator</w:t>
             </w:r>
           </w:p>
           <w:p>
@@ -2100,10 +2000,10 @@
           </w:p>
           <w:p>
             <w:pPr>
-              <w:pStyle w:val="ListParagraph"/>
+              <w:pStyle w:val="20"/>
               <w:numPr>
                 <w:ilvl w:val="0"/>
-                <w:numId w:val="13"/>
+                <w:numId w:val="1"/>
               </w:numPr>
               <w:rPr>
                 <w:b/>
@@ -2119,25 +2019,7 @@
                 <w:sz w:val="22"/>
                 <w:szCs w:val="22"/>
               </w:rPr>
-              <w:t>User2</w:t>
-            </w:r>
-            <w:r>
-              <w:rPr>
-                <w:b/>
-                <w:bCs/>
-                <w:sz w:val="22"/>
-                <w:szCs w:val="22"/>
-              </w:rPr>
-              <w:t xml:space="preserve">: </w:t>
-            </w:r>
-            <w:r>
-              <w:rPr>
-                <w:b/>
-                <w:bCs/>
-                <w:sz w:val="22"/>
-                <w:szCs w:val="22"/>
-              </w:rPr>
-              <w:t>Customer</w:t>
+              <w:t>User2: Customer</w:t>
             </w:r>
           </w:p>
           <w:p>
@@ -2178,10 +2060,10 @@
           </w:p>
           <w:p>
             <w:pPr>
-              <w:pStyle w:val="ListParagraph"/>
+              <w:pStyle w:val="20"/>
               <w:numPr>
                 <w:ilvl w:val="0"/>
-                <w:numId w:val="13"/>
+                <w:numId w:val="1"/>
               </w:numPr>
               <w:rPr>
                 <w:b/>
@@ -2197,25 +2079,7 @@
                 <w:sz w:val="22"/>
                 <w:szCs w:val="22"/>
               </w:rPr>
-              <w:t>User3</w:t>
-            </w:r>
-            <w:r>
-              <w:rPr>
-                <w:b/>
-                <w:bCs/>
-                <w:sz w:val="22"/>
-                <w:szCs w:val="22"/>
-              </w:rPr>
-              <w:t xml:space="preserve">: </w:t>
-            </w:r>
-            <w:r>
-              <w:rPr>
-                <w:b/>
-                <w:bCs/>
-                <w:sz w:val="22"/>
-                <w:szCs w:val="22"/>
-              </w:rPr>
-              <w:t>Veterinary Doctor</w:t>
+              <w:t>User3: Veterinary Doctor</w:t>
             </w:r>
           </w:p>
           <w:p>
@@ -2244,10 +2108,10 @@
           </w:p>
           <w:p>
             <w:pPr>
-              <w:pStyle w:val="ListParagraph"/>
+              <w:pStyle w:val="20"/>
               <w:numPr>
                 <w:ilvl w:val="0"/>
-                <w:numId w:val="13"/>
+                <w:numId w:val="1"/>
               </w:numPr>
               <w:rPr>
                 <w:b/>
@@ -2263,25 +2127,7 @@
                 <w:sz w:val="22"/>
                 <w:szCs w:val="22"/>
               </w:rPr>
-              <w:t>User</w:t>
-            </w:r>
-            <w:r>
-              <w:rPr>
-                <w:b/>
-                <w:bCs/>
-                <w:sz w:val="22"/>
-                <w:szCs w:val="22"/>
-              </w:rPr>
-              <w:t>4</w:t>
-            </w:r>
-            <w:r>
-              <w:rPr>
-                <w:b/>
-                <w:bCs/>
-                <w:sz w:val="22"/>
-                <w:szCs w:val="22"/>
-              </w:rPr>
-              <w:t>: Delivery Agent</w:t>
+              <w:t>User4: Delivery Agent</w:t>
             </w:r>
           </w:p>
           <w:p>
@@ -2324,57 +2170,12 @@
                 <w:sz w:val="22"/>
                 <w:szCs w:val="22"/>
               </w:rPr>
-              <w:t xml:space="preserve">Common Features </w:t>
-            </w:r>
-            <w:r>
-              <w:rPr>
-                <w:b/>
-                <w:bCs/>
-                <w:sz w:val="22"/>
-                <w:szCs w:val="22"/>
-              </w:rPr>
-              <w:t>(</w:t>
-            </w:r>
-            <w:r>
-              <w:rPr>
-                <w:b/>
-                <w:bCs/>
-                <w:sz w:val="22"/>
-                <w:szCs w:val="22"/>
-              </w:rPr>
-              <w:t xml:space="preserve">Available </w:t>
-            </w:r>
-            <w:r>
-              <w:rPr>
-                <w:b/>
-                <w:bCs/>
-                <w:sz w:val="22"/>
-                <w:szCs w:val="22"/>
-              </w:rPr>
-              <w:t xml:space="preserve">to </w:t>
-            </w:r>
-            <w:r>
-              <w:rPr>
-                <w:b/>
-                <w:bCs/>
-                <w:sz w:val="22"/>
-                <w:szCs w:val="22"/>
-              </w:rPr>
-              <w:t>All Users</w:t>
-            </w:r>
-            <w:r>
-              <w:rPr>
-                <w:b/>
-                <w:bCs/>
-                <w:sz w:val="22"/>
-                <w:szCs w:val="22"/>
-              </w:rPr>
-              <w:t>)</w:t>
-            </w:r>
-          </w:p>
-          <w:p>
-            <w:pPr>
-              <w:pStyle w:val="ListParagraph"/>
+              <w:t>Common Features (Available to All Users)</w:t>
+            </w:r>
+          </w:p>
+          <w:p>
+            <w:pPr>
+              <w:pStyle w:val="20"/>
               <w:numPr>
                 <w:ilvl w:val="0"/>
                 <w:numId w:val="2"/>
@@ -2397,7 +2198,7 @@
           </w:p>
           <w:p>
             <w:pPr>
-              <w:pStyle w:val="ListParagraph"/>
+              <w:pStyle w:val="20"/>
               <w:numPr>
                 <w:ilvl w:val="0"/>
                 <w:numId w:val="3"/>
@@ -2418,7 +2219,7 @@
           </w:p>
           <w:p>
             <w:pPr>
-              <w:pStyle w:val="ListParagraph"/>
+              <w:pStyle w:val="20"/>
               <w:numPr>
                 <w:ilvl w:val="0"/>
                 <w:numId w:val="3"/>
@@ -2439,7 +2240,7 @@
           </w:p>
           <w:p>
             <w:pPr>
-              <w:pStyle w:val="ListParagraph"/>
+              <w:pStyle w:val="20"/>
               <w:numPr>
                 <w:ilvl w:val="0"/>
                 <w:numId w:val="3"/>
@@ -2460,7 +2261,7 @@
           </w:p>
           <w:p>
             <w:pPr>
-              <w:pStyle w:val="ListParagraph"/>
+              <w:pStyle w:val="20"/>
               <w:numPr>
                 <w:ilvl w:val="0"/>
                 <w:numId w:val="2"/>
@@ -2483,7 +2284,7 @@
           </w:p>
           <w:p>
             <w:pPr>
-              <w:pStyle w:val="ListParagraph"/>
+              <w:pStyle w:val="20"/>
               <w:numPr>
                 <w:ilvl w:val="0"/>
                 <w:numId w:val="4"/>
@@ -2504,7 +2305,7 @@
           </w:p>
           <w:p>
             <w:pPr>
-              <w:pStyle w:val="ListParagraph"/>
+              <w:pStyle w:val="20"/>
               <w:numPr>
                 <w:ilvl w:val="0"/>
                 <w:numId w:val="4"/>
@@ -2525,7 +2326,7 @@
           </w:p>
           <w:p>
             <w:pPr>
-              <w:pStyle w:val="ListParagraph"/>
+              <w:pStyle w:val="20"/>
               <w:numPr>
                 <w:ilvl w:val="0"/>
                 <w:numId w:val="2"/>
@@ -2548,7 +2349,7 @@
           </w:p>
           <w:p>
             <w:pPr>
-              <w:pStyle w:val="ListParagraph"/>
+              <w:pStyle w:val="20"/>
               <w:numPr>
                 <w:ilvl w:val="0"/>
                 <w:numId w:val="5"/>
@@ -2598,7 +2399,7 @@
           </w:p>
           <w:p>
             <w:pPr>
-              <w:pStyle w:val="ListParagraph"/>
+              <w:pStyle w:val="20"/>
               <w:numPr>
                 <w:ilvl w:val="0"/>
                 <w:numId w:val="2"/>
@@ -2618,30 +2419,12 @@
                 <w:sz w:val="22"/>
                 <w:szCs w:val="22"/>
               </w:rPr>
-              <w:t>Features of User1</w:t>
-            </w:r>
-            <w:r>
-              <w:rPr>
-                <w:b/>
-                <w:bCs/>
-                <w:sz w:val="22"/>
-                <w:szCs w:val="22"/>
-              </w:rPr>
-              <w:t xml:space="preserve">: </w:t>
-            </w:r>
-            <w:r>
-              <w:rPr>
-                <w:b/>
-                <w:bCs/>
-                <w:sz w:val="22"/>
-                <w:szCs w:val="22"/>
-              </w:rPr>
-              <w:t>Administrator</w:t>
-            </w:r>
-          </w:p>
-          <w:p>
-            <w:pPr>
-              <w:pStyle w:val="ListParagraph"/>
+              <w:t>Features of User1: Administrator</w:t>
+            </w:r>
+          </w:p>
+          <w:p>
+            <w:pPr>
+              <w:pStyle w:val="20"/>
               <w:numPr>
                 <w:ilvl w:val="0"/>
                 <w:numId w:val="6"/>
@@ -2655,16 +2438,7 @@
                 <w:sz w:val="22"/>
                 <w:szCs w:val="22"/>
               </w:rPr>
-              <w:t>Inventory Management</w:t>
-            </w:r>
-            <w:r>
-              <w:rPr>
-                <w:b/>
-                <w:bCs/>
-                <w:sz w:val="22"/>
-                <w:szCs w:val="22"/>
-              </w:rPr>
-              <w:t>:</w:t>
+              <w:t>Inventory Management:</w:t>
             </w:r>
             <w:r>
               <w:rPr>
@@ -2674,15 +2448,12 @@
               <w:t xml:space="preserve"> </w:t>
             </w:r>
             <w:r>
-              <w:t>Add, Update, Delete Pets &amp; Products</w:t>
-            </w:r>
-            <w:r>
-              <w:t>.</w:t>
-            </w:r>
-          </w:p>
-          <w:p>
-            <w:pPr>
-              <w:pStyle w:val="ListParagraph"/>
+              <w:t>Add, Update, Delete Pets &amp; Products.</w:t>
+            </w:r>
+          </w:p>
+          <w:p>
+            <w:pPr>
+              <w:pStyle w:val="20"/>
               <w:numPr>
                 <w:ilvl w:val="0"/>
                 <w:numId w:val="6"/>
@@ -2700,30 +2471,15 @@
                 <w:sz w:val="22"/>
                 <w:szCs w:val="22"/>
               </w:rPr>
-              <w:t>Order &amp; Delivery Management</w:t>
-            </w:r>
-            <w:r>
-              <w:rPr>
-                <w:b/>
-                <w:bCs/>
-                <w:sz w:val="22"/>
-                <w:szCs w:val="22"/>
-              </w:rPr>
-              <w:t>:</w:t>
-            </w:r>
-            <w:r>
-              <w:t xml:space="preserve"> </w:t>
-            </w:r>
-            <w:r>
-              <w:t>View Orders, Assign Delivery Agent, Update Order Status</w:t>
-            </w:r>
-            <w:r>
-              <w:t>.</w:t>
-            </w:r>
-          </w:p>
-          <w:p>
-            <w:pPr>
-              <w:pStyle w:val="ListParagraph"/>
+              <w:t>Order &amp; Delivery Management:</w:t>
+            </w:r>
+            <w:r>
+              <w:t xml:space="preserve"> View Orders, Assign Delivery Agent, Update Order Status.</w:t>
+            </w:r>
+          </w:p>
+          <w:p>
+            <w:pPr>
+              <w:pStyle w:val="20"/>
               <w:numPr>
                 <w:ilvl w:val="0"/>
                 <w:numId w:val="6"/>
@@ -2743,25 +2499,7 @@
                 <w:sz w:val="22"/>
                 <w:szCs w:val="22"/>
               </w:rPr>
-              <w:t>User &amp; Business Monitoring</w:t>
-            </w:r>
-            <w:r>
-              <w:rPr>
-                <w:b/>
-                <w:bCs/>
-                <w:sz w:val="22"/>
-                <w:szCs w:val="22"/>
-              </w:rPr>
-              <w:t>:</w:t>
-            </w:r>
-            <w:r>
-              <w:rPr>
-                <w:b/>
-                <w:bCs/>
-                <w:sz w:val="22"/>
-                <w:szCs w:val="22"/>
-              </w:rPr>
-              <w:t xml:space="preserve"> </w:t>
+              <w:t xml:space="preserve">User &amp; Business Monitoring: </w:t>
             </w:r>
             <w:r>
               <w:t>Manage Users, View Reports, Monitor Sales Statistics</w:t>
@@ -2769,7 +2507,7 @@
           </w:p>
           <w:p>
             <w:pPr>
-              <w:pStyle w:val="ListParagraph"/>
+              <w:pStyle w:val="20"/>
               <w:numPr>
                 <w:ilvl w:val="0"/>
                 <w:numId w:val="2"/>
@@ -2789,39 +2527,21 @@
                 <w:sz w:val="24"/>
                 <w:szCs w:val="24"/>
               </w:rPr>
-              <w:t>Features of User2</w:t>
-            </w:r>
-            <w:r>
-              <w:rPr>
-                <w:b/>
-                <w:bCs/>
-                <w:sz w:val="24"/>
-                <w:szCs w:val="24"/>
-              </w:rPr>
-              <w:t>:</w:t>
-            </w:r>
-            <w:r>
-              <w:rPr>
-                <w:b/>
-                <w:bCs/>
-                <w:sz w:val="22"/>
-                <w:szCs w:val="22"/>
-              </w:rPr>
-              <w:t xml:space="preserve"> </w:t>
-            </w:r>
-            <w:r>
-              <w:rPr>
-                <w:b/>
-                <w:bCs/>
-                <w:sz w:val="22"/>
-                <w:szCs w:val="22"/>
-              </w:rPr>
-              <w:t>Customer</w:t>
-            </w:r>
-          </w:p>
-          <w:p>
-            <w:pPr>
-              <w:pStyle w:val="ListParagraph"/>
+              <w:t>Features of User2:</w:t>
+            </w:r>
+            <w:r>
+              <w:rPr>
+                <w:b/>
+                <w:bCs/>
+                <w:sz w:val="22"/>
+                <w:szCs w:val="22"/>
+              </w:rPr>
+              <w:t xml:space="preserve"> Customer</w:t>
+            </w:r>
+          </w:p>
+          <w:p>
+            <w:pPr>
+              <w:pStyle w:val="20"/>
               <w:numPr>
                 <w:ilvl w:val="0"/>
                 <w:numId w:val="7"/>
@@ -2841,36 +2561,15 @@
                 <w:sz w:val="22"/>
                 <w:szCs w:val="22"/>
               </w:rPr>
-              <w:t>Browse &amp; Purchase Pets and Products</w:t>
-            </w:r>
-            <w:r>
-              <w:rPr>
-                <w:b/>
-                <w:bCs/>
-                <w:sz w:val="22"/>
-                <w:szCs w:val="22"/>
-              </w:rPr>
-              <w:t>:</w:t>
-            </w:r>
-            <w:r>
-              <w:rPr>
-                <w:b/>
-                <w:bCs/>
-                <w:sz w:val="22"/>
-                <w:szCs w:val="22"/>
-              </w:rPr>
-              <w:t xml:space="preserve"> </w:t>
-            </w:r>
-            <w:r>
-              <w:t>Search, Filter, View Details, Add to Cart</w:t>
-            </w:r>
-            <w:r>
-              <w:t>.</w:t>
-            </w:r>
-          </w:p>
-          <w:p>
-            <w:pPr>
-              <w:pStyle w:val="ListParagraph"/>
+              <w:t xml:space="preserve">Browse &amp; Purchase Pets and Products: </w:t>
+            </w:r>
+            <w:r>
+              <w:t>Search, Filter, View Details, Add to Cart.</w:t>
+            </w:r>
+          </w:p>
+          <w:p>
+            <w:pPr>
+              <w:pStyle w:val="20"/>
               <w:numPr>
                 <w:ilvl w:val="0"/>
                 <w:numId w:val="7"/>
@@ -2890,36 +2589,15 @@
                 <w:sz w:val="22"/>
                 <w:szCs w:val="22"/>
               </w:rPr>
-              <w:t>Veterinary Appointment Booking</w:t>
-            </w:r>
-            <w:r>
-              <w:rPr>
-                <w:b/>
-                <w:bCs/>
-                <w:sz w:val="22"/>
-                <w:szCs w:val="22"/>
-              </w:rPr>
-              <w:t>:</w:t>
-            </w:r>
-            <w:r>
-              <w:rPr>
-                <w:b/>
-                <w:bCs/>
-                <w:sz w:val="22"/>
-                <w:szCs w:val="22"/>
-              </w:rPr>
-              <w:t xml:space="preserve"> </w:t>
-            </w:r>
-            <w:r>
-              <w:t>Book Doctor Appointment and View Appointment Status</w:t>
-            </w:r>
-            <w:r>
-              <w:t>.</w:t>
-            </w:r>
-          </w:p>
-          <w:p>
-            <w:pPr>
-              <w:pStyle w:val="ListParagraph"/>
+              <w:t xml:space="preserve">Veterinary Appointment Booking: </w:t>
+            </w:r>
+            <w:r>
+              <w:t>Book Doctor Appointment and View Appointment Status.</w:t>
+            </w:r>
+          </w:p>
+          <w:p>
+            <w:pPr>
+              <w:pStyle w:val="20"/>
               <w:numPr>
                 <w:ilvl w:val="0"/>
                 <w:numId w:val="7"/>
@@ -2939,27 +2617,15 @@
                 <w:sz w:val="22"/>
                 <w:szCs w:val="22"/>
               </w:rPr>
-              <w:t>Order Tracking &amp; Reviews</w:t>
-            </w:r>
-            <w:r>
-              <w:rPr>
-                <w:b/>
-                <w:bCs/>
-                <w:sz w:val="22"/>
-                <w:szCs w:val="22"/>
-              </w:rPr>
-              <w:t>:</w:t>
-            </w:r>
-            <w:r>
-              <w:t xml:space="preserve"> </w:t>
-            </w:r>
-            <w:r>
-              <w:t>Track Orders, View Purchase History, Submit Reviews</w:t>
-            </w:r>
-          </w:p>
-          <w:p>
-            <w:pPr>
-              <w:pStyle w:val="ListParagraph"/>
+              <w:t>Order Tracking &amp; Reviews:</w:t>
+            </w:r>
+            <w:r>
+              <w:t xml:space="preserve"> Track Orders, View Purchase History, Submit Reviews</w:t>
+            </w:r>
+          </w:p>
+          <w:p>
+            <w:pPr>
+              <w:pStyle w:val="20"/>
               <w:numPr>
                 <w:ilvl w:val="0"/>
                 <w:numId w:val="2"/>
@@ -2979,30 +2645,12 @@
                 <w:sz w:val="22"/>
                 <w:szCs w:val="22"/>
               </w:rPr>
-              <w:t>Features of User3</w:t>
-            </w:r>
-            <w:r>
-              <w:rPr>
-                <w:b/>
-                <w:bCs/>
-                <w:sz w:val="22"/>
-                <w:szCs w:val="22"/>
-              </w:rPr>
-              <w:t xml:space="preserve">: </w:t>
-            </w:r>
-            <w:r>
-              <w:rPr>
-                <w:b/>
-                <w:bCs/>
-                <w:sz w:val="22"/>
-                <w:szCs w:val="22"/>
-              </w:rPr>
-              <w:t>Veterinary Doctor</w:t>
-            </w:r>
-          </w:p>
-          <w:p>
-            <w:pPr>
-              <w:pStyle w:val="ListParagraph"/>
+              <w:t>Features of User3: Veterinary Doctor</w:t>
+            </w:r>
+          </w:p>
+          <w:p>
+            <w:pPr>
+              <w:pStyle w:val="20"/>
               <w:numPr>
                 <w:ilvl w:val="0"/>
                 <w:numId w:val="8"/>
@@ -3022,27 +2670,15 @@
                 <w:sz w:val="22"/>
                 <w:szCs w:val="22"/>
               </w:rPr>
-              <w:t>Appointment Management</w:t>
-            </w:r>
-            <w:r>
-              <w:rPr>
-                <w:b/>
-                <w:bCs/>
-                <w:sz w:val="22"/>
-                <w:szCs w:val="22"/>
-              </w:rPr>
-              <w:t>:</w:t>
-            </w:r>
-            <w:r>
-              <w:t xml:space="preserve"> </w:t>
-            </w:r>
-            <w:r>
-              <w:t>View and Manage Daily Appointments</w:t>
-            </w:r>
-          </w:p>
-          <w:p>
-            <w:pPr>
-              <w:pStyle w:val="ListParagraph"/>
+              <w:t>Appointment Management:</w:t>
+            </w:r>
+            <w:r>
+              <w:t xml:space="preserve"> View and Manage Daily Appointments</w:t>
+            </w:r>
+          </w:p>
+          <w:p>
+            <w:pPr>
+              <w:pStyle w:val="20"/>
               <w:numPr>
                 <w:ilvl w:val="0"/>
                 <w:numId w:val="8"/>
@@ -3062,25 +2698,7 @@
                 <w:sz w:val="22"/>
                 <w:szCs w:val="22"/>
               </w:rPr>
-              <w:t>Pet Medical Records</w:t>
-            </w:r>
-            <w:r>
-              <w:rPr>
-                <w:b/>
-                <w:bCs/>
-                <w:sz w:val="22"/>
-                <w:szCs w:val="22"/>
-              </w:rPr>
-              <w:t>:</w:t>
-            </w:r>
-            <w:r>
-              <w:rPr>
-                <w:b/>
-                <w:bCs/>
-                <w:sz w:val="22"/>
-                <w:szCs w:val="22"/>
-              </w:rPr>
-              <w:t xml:space="preserve"> </w:t>
+              <w:t xml:space="preserve">Pet Medical Records: </w:t>
             </w:r>
             <w:r>
               <w:t>Create and Update Pet Health Records</w:t>
@@ -3088,7 +2706,7 @@
           </w:p>
           <w:p>
             <w:pPr>
-              <w:pStyle w:val="ListParagraph"/>
+              <w:pStyle w:val="20"/>
               <w:numPr>
                 <w:ilvl w:val="0"/>
                 <w:numId w:val="8"/>
@@ -3108,27 +2726,15 @@
                 <w:sz w:val="22"/>
                 <w:szCs w:val="22"/>
               </w:rPr>
-              <w:t>Treatment History</w:t>
-            </w:r>
-            <w:r>
-              <w:rPr>
-                <w:b/>
-                <w:bCs/>
-                <w:sz w:val="22"/>
-                <w:szCs w:val="22"/>
-              </w:rPr>
-              <w:t>:</w:t>
-            </w:r>
-            <w:r>
-              <w:t xml:space="preserve"> </w:t>
-            </w:r>
-            <w:r>
-              <w:t>View Previous Medical History and Consultation Records</w:t>
-            </w:r>
-          </w:p>
-          <w:p>
-            <w:pPr>
-              <w:pStyle w:val="ListParagraph"/>
+              <w:t>Treatment History:</w:t>
+            </w:r>
+            <w:r>
+              <w:t xml:space="preserve"> View Previous Medical History and Consultation Records</w:t>
+            </w:r>
+          </w:p>
+          <w:p>
+            <w:pPr>
+              <w:pStyle w:val="20"/>
               <w:numPr>
                 <w:ilvl w:val="0"/>
                 <w:numId w:val="2"/>
@@ -3148,30 +2754,12 @@
                 <w:sz w:val="22"/>
                 <w:szCs w:val="22"/>
               </w:rPr>
-              <w:t>Features of User</w:t>
-            </w:r>
-            <w:r>
-              <w:rPr>
-                <w:b/>
-                <w:bCs/>
-                <w:sz w:val="22"/>
-                <w:szCs w:val="22"/>
-              </w:rPr>
-              <w:t xml:space="preserve">4: </w:t>
-            </w:r>
-            <w:r>
-              <w:rPr>
-                <w:b/>
-                <w:bCs/>
-                <w:sz w:val="22"/>
-                <w:szCs w:val="22"/>
-              </w:rPr>
-              <w:t>Delivery Agent</w:t>
-            </w:r>
-          </w:p>
-          <w:p>
-            <w:pPr>
-              <w:pStyle w:val="ListParagraph"/>
+              <w:t>Features of User4: Delivery Agent</w:t>
+            </w:r>
+          </w:p>
+          <w:p>
+            <w:pPr>
+              <w:pStyle w:val="20"/>
               <w:numPr>
                 <w:ilvl w:val="0"/>
                 <w:numId w:val="8"/>
@@ -3194,15 +2782,12 @@
               <w:t>Assigned Order List:</w:t>
             </w:r>
             <w:r>
-              <w:t xml:space="preserve"> </w:t>
-            </w:r>
-            <w:r>
-              <w:t>View Assigned Deliveries</w:t>
-            </w:r>
-          </w:p>
-          <w:p>
-            <w:pPr>
-              <w:pStyle w:val="ListParagraph"/>
+              <w:t xml:space="preserve"> View Assigned Deliveries</w:t>
+            </w:r>
+          </w:p>
+          <w:p>
+            <w:pPr>
+              <w:pStyle w:val="20"/>
               <w:numPr>
                 <w:ilvl w:val="0"/>
                 <w:numId w:val="8"/>
@@ -3232,18 +2817,12 @@
               <w:t>:</w:t>
             </w:r>
             <w:r>
-              <w:t xml:space="preserve"> </w:t>
-            </w:r>
-            <w:r>
-              <w:t>Update Order Status such as Out for Delivery and Delivered</w:t>
-            </w:r>
-            <w:r>
-              <w:t>.</w:t>
-            </w:r>
-          </w:p>
-          <w:p>
-            <w:pPr>
-              <w:pStyle w:val="ListParagraph"/>
+              <w:t xml:space="preserve"> Update Order Status such as Out for Delivery and Delivered.</w:t>
+            </w:r>
+          </w:p>
+          <w:p>
+            <w:pPr>
+              <w:pStyle w:val="20"/>
               <w:numPr>
                 <w:ilvl w:val="0"/>
                 <w:numId w:val="8"/>
@@ -3301,20 +2880,20 @@
     <w:sectPr>
       <w:pgSz w:w="12240" w:h="15840"/>
       <w:pgMar w:top="850" w:right="950" w:bottom="850" w:left="950" w:header="708" w:footer="708" w:gutter="0"/>
-      <w:cols w:space="720"/>
-      <w:docGrid w:linePitch="360"/>
+      <w:cols w:space="720" w:num="1"/>
+      <w:docGrid w:linePitch="360" w:charSpace="0"/>
     </w:sectPr>
   </w:body>
 </w:document>
 </file>
 
 <file path=word/numbering.xml><?xml version="1.0" encoding="utf-8"?>
-<w:numbering xmlns:wpc="http://schemas.microsoft.com/office/word/2010/wordprocessingCanvas" xmlns:cx="http://schemas.microsoft.com/office/drawing/2014/chartex" xmlns:cx1="http://schemas.microsoft.com/office/drawing/2015/9/8/chartex" xmlns:cx2="http://schemas.microsoft.com/office/drawing/2015/10/21/chartex" xmlns:cx3="http://schemas.microsoft.com/office/drawing/2016/5/9/chartex" xmlns:cx4="http://schemas.microsoft.com/office/drawing/2016/5/10/chartex" xmlns:cx5="http://schemas.microsoft.com/office/drawing/2016/5/11/chartex" xmlns:cx6="http://schemas.microsoft.com/office/drawing/2016/5/12/chartex" xmlns:cx7="http://schemas.microsoft.com/office/drawing/2016/5/13/chartex" xmlns:cx8="http://schemas.microsoft.com/office/drawing/2016/5/14/chartex" xmlns:mc="http://schemas.openxmlformats.org/markup-compatibility/2006" xmlns:aink="http://schemas.microsoft.com/office/drawing/2016/ink" xmlns:am3d="http://schemas.microsoft.com/office/drawing/2017/model3d" xmlns:o="urn:schemas-microsoft-com:office:office" xmlns:r="http://schemas.openxmlformats.org/officeDocument/2006/relationships" xmlns:m="http://schemas.openxmlformats.org/officeDocument/2006/math" xmlns:v="urn:schemas-microsoft-com:vml" xmlns:wp14="http://schemas.microsoft.com/office/word/2010/wordprocessingDrawing" xmlns:wp="http://schemas.openxmlformats.org/drawingml/2006/wordprocessingDrawing" xmlns:w10="urn:schemas-microsoft-com:office:word" xmlns:w="http://schemas.openxmlformats.org/wordprocessingml/2006/main" xmlns:w14="http://schemas.microsoft.com/office/word/2010/wordml" xmlns:w15="http://schemas.microsoft.com/office/word/2012/wordml" xmlns:w16cex="http://schemas.microsoft.com/office/word/2018/wordml/cex" xmlns:w16cid="http://schemas.microsoft.com/office/word/2016/wordml/cid" xmlns:w16="http://schemas.microsoft.com/office/word/2018/wordml" xmlns:w16sdtdh="http://schemas.microsoft.com/office/word/2020/wordml/sdtdatahash" xmlns:w16se="http://schemas.microsoft.com/office/word/2015/wordml/symex" xmlns:wpg="http://schemas.microsoft.com/office/word/2010/wordprocessingGroup" xmlns:wpi="http://schemas.microsoft.com/office/word/2010/wordprocessingInk" xmlns:wne="http://schemas.microsoft.com/office/word/2006/wordml" xmlns:wps="http://schemas.microsoft.com/office/word/2010/wordprocessingShape" mc:Ignorable="w14 w15 w16se w16cid w16 w16cex w16sdtdh wp14">
-  <w:abstractNum w:abstractNumId="0" w15:restartNumberingAfterBreak="0">
+<w:numbering xmlns:wpc="http://schemas.microsoft.com/office/word/2010/wordprocessingCanvas" xmlns:mc="http://schemas.openxmlformats.org/markup-compatibility/2006" xmlns:o="urn:schemas-microsoft-com:office:office" xmlns:r="http://schemas.openxmlformats.org/officeDocument/2006/relationships" xmlns:m="http://schemas.openxmlformats.org/officeDocument/2006/math" xmlns:v="urn:schemas-microsoft-com:vml" xmlns:wp14="http://schemas.microsoft.com/office/word/2010/wordprocessingDrawing" xmlns:wp="http://schemas.openxmlformats.org/drawingml/2006/wordprocessingDrawing" xmlns:w10="urn:schemas-microsoft-com:office:word" xmlns:w="http://schemas.openxmlformats.org/wordprocessingml/2006/main" xmlns:w14="http://schemas.microsoft.com/office/word/2010/wordml" xmlns:wpg="http://schemas.microsoft.com/office/word/2010/wordprocessingGroup" xmlns:wpi="http://schemas.microsoft.com/office/word/2010/wordprocessingInk" xmlns:wne="http://schemas.microsoft.com/office/word/2006/wordml" xmlns:wps="http://schemas.microsoft.com/office/word/2010/wordprocessingShape" xmlns:wpsCustomData="http://www.wps.cn/officeDocument/2013/wpsCustomData" mc:Ignorable="w14 wp14">
+  <w:abstractNum w:abstractNumId="0">
     <w:nsid w:val="03AB6D40"/>
-    <w:multiLevelType w:val="hybridMultilevel"/>
-    <w:tmpl w:val="E8ACB14A"/>
-    <w:lvl w:ilvl="0" w:tplc="0A1E8466">
+    <w:multiLevelType w:val="multilevel"/>
+    <w:tmpl w:val="03AB6D40"/>
+    <w:lvl w:ilvl="0" w:tentative="0">
       <w:start w:val="1"/>
       <w:numFmt w:val="decimal"/>
       <w:lvlText w:val="%1."/>
@@ -3323,224 +2902,60 @@
         <w:ind w:left="863" w:hanging="360"/>
       </w:pPr>
     </w:lvl>
-    <w:lvl w:ilvl="1" w:tplc="B6B856E2">
-      <w:numFmt w:val="decimal"/>
-      <w:lvlText w:val=""/>
-      <w:lvlJc w:val="left"/>
-    </w:lvl>
-    <w:lvl w:ilvl="2" w:tplc="9A1A4BA6">
-      <w:numFmt w:val="decimal"/>
-      <w:lvlText w:val=""/>
-      <w:lvlJc w:val="left"/>
-    </w:lvl>
-    <w:lvl w:ilvl="3" w:tplc="98FC6D8C">
-      <w:numFmt w:val="decimal"/>
-      <w:lvlText w:val=""/>
-      <w:lvlJc w:val="left"/>
-    </w:lvl>
-    <w:lvl w:ilvl="4" w:tplc="22A21354">
-      <w:numFmt w:val="decimal"/>
-      <w:lvlText w:val=""/>
-      <w:lvlJc w:val="left"/>
-    </w:lvl>
-    <w:lvl w:ilvl="5" w:tplc="E9EA3AB6">
-      <w:numFmt w:val="decimal"/>
-      <w:lvlText w:val=""/>
-      <w:lvlJc w:val="left"/>
-    </w:lvl>
-    <w:lvl w:ilvl="6" w:tplc="AEFCA3A0">
-      <w:numFmt w:val="decimal"/>
-      <w:lvlText w:val=""/>
-      <w:lvlJc w:val="left"/>
-    </w:lvl>
-    <w:lvl w:ilvl="7" w:tplc="C1B6D6BA">
-      <w:numFmt w:val="decimal"/>
-      <w:lvlText w:val=""/>
-      <w:lvlJc w:val="left"/>
-    </w:lvl>
-    <w:lvl w:ilvl="8" w:tplc="46DA8010">
+    <w:lvl w:ilvl="1" w:tentative="0">
+      <w:start w:val="0"/>
+      <w:numFmt w:val="decimal"/>
+      <w:lvlText w:val=""/>
+      <w:lvlJc w:val="left"/>
+    </w:lvl>
+    <w:lvl w:ilvl="2" w:tentative="0">
+      <w:start w:val="0"/>
+      <w:numFmt w:val="decimal"/>
+      <w:lvlText w:val=""/>
+      <w:lvlJc w:val="left"/>
+    </w:lvl>
+    <w:lvl w:ilvl="3" w:tentative="0">
+      <w:start w:val="0"/>
+      <w:numFmt w:val="decimal"/>
+      <w:lvlText w:val=""/>
+      <w:lvlJc w:val="left"/>
+    </w:lvl>
+    <w:lvl w:ilvl="4" w:tentative="0">
+      <w:start w:val="0"/>
+      <w:numFmt w:val="decimal"/>
+      <w:lvlText w:val=""/>
+      <w:lvlJc w:val="left"/>
+    </w:lvl>
+    <w:lvl w:ilvl="5" w:tentative="0">
+      <w:start w:val="0"/>
+      <w:numFmt w:val="decimal"/>
+      <w:lvlText w:val=""/>
+      <w:lvlJc w:val="left"/>
+    </w:lvl>
+    <w:lvl w:ilvl="6" w:tentative="0">
+      <w:start w:val="0"/>
+      <w:numFmt w:val="decimal"/>
+      <w:lvlText w:val=""/>
+      <w:lvlJc w:val="left"/>
+    </w:lvl>
+    <w:lvl w:ilvl="7" w:tentative="0">
+      <w:start w:val="0"/>
+      <w:numFmt w:val="decimal"/>
+      <w:lvlText w:val=""/>
+      <w:lvlJc w:val="left"/>
+    </w:lvl>
+    <w:lvl w:ilvl="8" w:tentative="0">
+      <w:start w:val="0"/>
       <w:numFmt w:val="decimal"/>
       <w:lvlText w:val=""/>
       <w:lvlJc w:val="left"/>
     </w:lvl>
   </w:abstractNum>
-  <w:abstractNum w:abstractNumId="1" w15:restartNumberingAfterBreak="0">
-    <w:nsid w:val="04D76699"/>
-    <w:multiLevelType w:val="hybridMultilevel"/>
-    <w:tmpl w:val="76D67FB6"/>
-    <w:lvl w:ilvl="0" w:tplc="0409000F">
-      <w:start w:val="1"/>
-      <w:numFmt w:val="decimal"/>
-      <w:lvlText w:val="%1."/>
-      <w:lvlJc w:val="left"/>
-      <w:pPr>
-        <w:ind w:left="778" w:hanging="360"/>
-      </w:pPr>
-    </w:lvl>
-    <w:lvl w:ilvl="1" w:tplc="04090019" w:tentative="1">
-      <w:start w:val="1"/>
-      <w:numFmt w:val="lowerLetter"/>
-      <w:lvlText w:val="%2."/>
-      <w:lvlJc w:val="left"/>
-      <w:pPr>
-        <w:ind w:left="1498" w:hanging="360"/>
-      </w:pPr>
-    </w:lvl>
-    <w:lvl w:ilvl="2" w:tplc="0409001B" w:tentative="1">
-      <w:start w:val="1"/>
-      <w:numFmt w:val="lowerRoman"/>
-      <w:lvlText w:val="%3."/>
-      <w:lvlJc w:val="right"/>
-      <w:pPr>
-        <w:ind w:left="2218" w:hanging="180"/>
-      </w:pPr>
-    </w:lvl>
-    <w:lvl w:ilvl="3" w:tplc="0409000F" w:tentative="1">
-      <w:start w:val="1"/>
-      <w:numFmt w:val="decimal"/>
-      <w:lvlText w:val="%4."/>
-      <w:lvlJc w:val="left"/>
-      <w:pPr>
-        <w:ind w:left="2938" w:hanging="360"/>
-      </w:pPr>
-    </w:lvl>
-    <w:lvl w:ilvl="4" w:tplc="04090019" w:tentative="1">
-      <w:start w:val="1"/>
-      <w:numFmt w:val="lowerLetter"/>
-      <w:lvlText w:val="%5."/>
-      <w:lvlJc w:val="left"/>
-      <w:pPr>
-        <w:ind w:left="3658" w:hanging="360"/>
-      </w:pPr>
-    </w:lvl>
-    <w:lvl w:ilvl="5" w:tplc="0409001B" w:tentative="1">
-      <w:start w:val="1"/>
-      <w:numFmt w:val="lowerRoman"/>
-      <w:lvlText w:val="%6."/>
-      <w:lvlJc w:val="right"/>
-      <w:pPr>
-        <w:ind w:left="4378" w:hanging="180"/>
-      </w:pPr>
-    </w:lvl>
-    <w:lvl w:ilvl="6" w:tplc="0409000F" w:tentative="1">
-      <w:start w:val="1"/>
-      <w:numFmt w:val="decimal"/>
-      <w:lvlText w:val="%7."/>
-      <w:lvlJc w:val="left"/>
-      <w:pPr>
-        <w:ind w:left="5098" w:hanging="360"/>
-      </w:pPr>
-    </w:lvl>
-    <w:lvl w:ilvl="7" w:tplc="04090019" w:tentative="1">
-      <w:start w:val="1"/>
-      <w:numFmt w:val="lowerLetter"/>
-      <w:lvlText w:val="%8."/>
-      <w:lvlJc w:val="left"/>
-      <w:pPr>
-        <w:ind w:left="5818" w:hanging="360"/>
-      </w:pPr>
-    </w:lvl>
-    <w:lvl w:ilvl="8" w:tplc="0409001B" w:tentative="1">
-      <w:start w:val="1"/>
-      <w:numFmt w:val="lowerRoman"/>
-      <w:lvlText w:val="%9."/>
-      <w:lvlJc w:val="right"/>
-      <w:pPr>
-        <w:ind w:left="6538" w:hanging="180"/>
-      </w:pPr>
-    </w:lvl>
-  </w:abstractNum>
-  <w:abstractNum w:abstractNumId="2" w15:restartNumberingAfterBreak="0">
-    <w:nsid w:val="05A94FB5"/>
-    <w:multiLevelType w:val="hybridMultilevel"/>
-    <w:tmpl w:val="7C7883C6"/>
-    <w:lvl w:ilvl="0" w:tplc="BE3A308C">
-      <w:start w:val="1"/>
-      <w:numFmt w:val="bullet"/>
-      <w:lvlText w:val="●"/>
-      <w:lvlJc w:val="left"/>
-      <w:pPr>
-        <w:ind w:left="720" w:hanging="360"/>
-      </w:pPr>
-    </w:lvl>
-    <w:lvl w:ilvl="1" w:tplc="CD944664">
-      <w:start w:val="1"/>
-      <w:numFmt w:val="bullet"/>
-      <w:lvlText w:val="○"/>
-      <w:lvlJc w:val="left"/>
-      <w:pPr>
-        <w:ind w:left="1440" w:hanging="360"/>
-      </w:pPr>
-    </w:lvl>
-    <w:lvl w:ilvl="2" w:tplc="C3506E9C">
-      <w:start w:val="1"/>
-      <w:numFmt w:val="bullet"/>
-      <w:lvlText w:val="■"/>
-      <w:lvlJc w:val="left"/>
-      <w:pPr>
-        <w:ind w:left="2160" w:hanging="360"/>
-      </w:pPr>
-    </w:lvl>
-    <w:lvl w:ilvl="3" w:tplc="D284A1F8">
-      <w:start w:val="1"/>
-      <w:numFmt w:val="bullet"/>
-      <w:lvlText w:val="●"/>
-      <w:lvlJc w:val="left"/>
-      <w:pPr>
-        <w:ind w:left="2880" w:hanging="360"/>
-      </w:pPr>
-    </w:lvl>
-    <w:lvl w:ilvl="4" w:tplc="50A64F7E">
-      <w:start w:val="1"/>
-      <w:numFmt w:val="bullet"/>
-      <w:lvlText w:val="○"/>
-      <w:lvlJc w:val="left"/>
-      <w:pPr>
-        <w:ind w:left="3600" w:hanging="360"/>
-      </w:pPr>
-    </w:lvl>
-    <w:lvl w:ilvl="5" w:tplc="F56E1E2A">
-      <w:start w:val="1"/>
-      <w:numFmt w:val="bullet"/>
-      <w:lvlText w:val="■"/>
-      <w:lvlJc w:val="left"/>
-      <w:pPr>
-        <w:ind w:left="4320" w:hanging="360"/>
-      </w:pPr>
-    </w:lvl>
-    <w:lvl w:ilvl="6" w:tplc="BA5C0A70">
-      <w:start w:val="1"/>
-      <w:numFmt w:val="bullet"/>
-      <w:lvlText w:val="●"/>
-      <w:lvlJc w:val="left"/>
-      <w:pPr>
-        <w:ind w:left="5040" w:hanging="360"/>
-      </w:pPr>
-    </w:lvl>
-    <w:lvl w:ilvl="7" w:tplc="E740258A">
-      <w:start w:val="1"/>
-      <w:numFmt w:val="bullet"/>
-      <w:lvlText w:val="●"/>
-      <w:lvlJc w:val="left"/>
-      <w:pPr>
-        <w:ind w:left="5760" w:hanging="360"/>
-      </w:pPr>
-    </w:lvl>
-    <w:lvl w:ilvl="8" w:tplc="611C021C">
-      <w:start w:val="1"/>
-      <w:numFmt w:val="bullet"/>
-      <w:lvlText w:val="●"/>
-      <w:lvlJc w:val="left"/>
-      <w:pPr>
-        <w:ind w:left="6480" w:hanging="360"/>
-      </w:pPr>
-    </w:lvl>
-  </w:abstractNum>
-  <w:abstractNum w:abstractNumId="3" w15:restartNumberingAfterBreak="0">
+  <w:abstractNum w:abstractNumId="1">
     <w:nsid w:val="0A7B3DDC"/>
-    <w:multiLevelType w:val="hybridMultilevel"/>
-    <w:tmpl w:val="2C5E7BF8"/>
-    <w:lvl w:ilvl="0" w:tplc="603EB324">
+    <w:multiLevelType w:val="multilevel"/>
+    <w:tmpl w:val="0A7B3DDC"/>
+    <w:lvl w:ilvl="0" w:tentative="0">
       <w:start w:val="1"/>
       <w:numFmt w:val="decimal"/>
       <w:lvlText w:val="%1."/>
@@ -3553,52 +2968,60 @@
         <w:bCs w:val="0"/>
       </w:rPr>
     </w:lvl>
-    <w:lvl w:ilvl="1" w:tplc="7C380074">
-      <w:numFmt w:val="decimal"/>
-      <w:lvlText w:val=""/>
-      <w:lvlJc w:val="left"/>
-    </w:lvl>
-    <w:lvl w:ilvl="2" w:tplc="E45C5696">
-      <w:numFmt w:val="decimal"/>
-      <w:lvlText w:val=""/>
-      <w:lvlJc w:val="left"/>
-    </w:lvl>
-    <w:lvl w:ilvl="3" w:tplc="34F4D418">
-      <w:numFmt w:val="decimal"/>
-      <w:lvlText w:val=""/>
-      <w:lvlJc w:val="left"/>
-    </w:lvl>
-    <w:lvl w:ilvl="4" w:tplc="4F0035E6">
-      <w:numFmt w:val="decimal"/>
-      <w:lvlText w:val=""/>
-      <w:lvlJc w:val="left"/>
-    </w:lvl>
-    <w:lvl w:ilvl="5" w:tplc="49EC4AC2">
-      <w:numFmt w:val="decimal"/>
-      <w:lvlText w:val=""/>
-      <w:lvlJc w:val="left"/>
-    </w:lvl>
-    <w:lvl w:ilvl="6" w:tplc="83C22272">
-      <w:numFmt w:val="decimal"/>
-      <w:lvlText w:val=""/>
-      <w:lvlJc w:val="left"/>
-    </w:lvl>
-    <w:lvl w:ilvl="7" w:tplc="C20E2D10">
-      <w:numFmt w:val="decimal"/>
-      <w:lvlText w:val=""/>
-      <w:lvlJc w:val="left"/>
-    </w:lvl>
-    <w:lvl w:ilvl="8" w:tplc="1F821370">
+    <w:lvl w:ilvl="1" w:tentative="0">
+      <w:start w:val="0"/>
+      <w:numFmt w:val="decimal"/>
+      <w:lvlText w:val=""/>
+      <w:lvlJc w:val="left"/>
+    </w:lvl>
+    <w:lvl w:ilvl="2" w:tentative="0">
+      <w:start w:val="0"/>
+      <w:numFmt w:val="decimal"/>
+      <w:lvlText w:val=""/>
+      <w:lvlJc w:val="left"/>
+    </w:lvl>
+    <w:lvl w:ilvl="3" w:tentative="0">
+      <w:start w:val="0"/>
+      <w:numFmt w:val="decimal"/>
+      <w:lvlText w:val=""/>
+      <w:lvlJc w:val="left"/>
+    </w:lvl>
+    <w:lvl w:ilvl="4" w:tentative="0">
+      <w:start w:val="0"/>
+      <w:numFmt w:val="decimal"/>
+      <w:lvlText w:val=""/>
+      <w:lvlJc w:val="left"/>
+    </w:lvl>
+    <w:lvl w:ilvl="5" w:tentative="0">
+      <w:start w:val="0"/>
+      <w:numFmt w:val="decimal"/>
+      <w:lvlText w:val=""/>
+      <w:lvlJc w:val="left"/>
+    </w:lvl>
+    <w:lvl w:ilvl="6" w:tentative="0">
+      <w:start w:val="0"/>
+      <w:numFmt w:val="decimal"/>
+      <w:lvlText w:val=""/>
+      <w:lvlJc w:val="left"/>
+    </w:lvl>
+    <w:lvl w:ilvl="7" w:tentative="0">
+      <w:start w:val="0"/>
+      <w:numFmt w:val="decimal"/>
+      <w:lvlText w:val=""/>
+      <w:lvlJc w:val="left"/>
+    </w:lvl>
+    <w:lvl w:ilvl="8" w:tentative="0">
+      <w:start w:val="0"/>
       <w:numFmt w:val="decimal"/>
       <w:lvlText w:val=""/>
       <w:lvlJc w:val="left"/>
     </w:lvl>
   </w:abstractNum>
-  <w:abstractNum w:abstractNumId="4" w15:restartNumberingAfterBreak="0">
+  <w:abstractNum w:abstractNumId="2">
     <w:nsid w:val="0E69029C"/>
-    <w:multiLevelType w:val="hybridMultilevel"/>
-    <w:tmpl w:val="B6FECE64"/>
-    <w:lvl w:ilvl="0" w:tplc="703E6914">
+    <w:multiLevelType w:val="multilevel"/>
+    <w:tmpl w:val="0E69029C"/>
+    <w:lvl w:ilvl="0" w:tentative="0">
       <w:start w:val="1"/>
       <w:numFmt w:val="decimal"/>
       <w:lvlText w:val="%1."/>
@@ -3607,52 +3030,60 @@
         <w:ind w:left="863" w:hanging="360"/>
       </w:pPr>
     </w:lvl>
-    <w:lvl w:ilvl="1" w:tplc="B5D096C6">
-      <w:numFmt w:val="decimal"/>
-      <w:lvlText w:val=""/>
-      <w:lvlJc w:val="left"/>
-    </w:lvl>
-    <w:lvl w:ilvl="2" w:tplc="A14A2264">
-      <w:numFmt w:val="decimal"/>
-      <w:lvlText w:val=""/>
-      <w:lvlJc w:val="left"/>
-    </w:lvl>
-    <w:lvl w:ilvl="3" w:tplc="C6BE0B72">
-      <w:numFmt w:val="decimal"/>
-      <w:lvlText w:val=""/>
-      <w:lvlJc w:val="left"/>
-    </w:lvl>
-    <w:lvl w:ilvl="4" w:tplc="6B46F9CA">
-      <w:numFmt w:val="decimal"/>
-      <w:lvlText w:val=""/>
-      <w:lvlJc w:val="left"/>
-    </w:lvl>
-    <w:lvl w:ilvl="5" w:tplc="42504390">
-      <w:numFmt w:val="decimal"/>
-      <w:lvlText w:val=""/>
-      <w:lvlJc w:val="left"/>
-    </w:lvl>
-    <w:lvl w:ilvl="6" w:tplc="54047D70">
-      <w:numFmt w:val="decimal"/>
-      <w:lvlText w:val=""/>
-      <w:lvlJc w:val="left"/>
-    </w:lvl>
-    <w:lvl w:ilvl="7" w:tplc="8FFC3184">
-      <w:numFmt w:val="decimal"/>
-      <w:lvlText w:val=""/>
-      <w:lvlJc w:val="left"/>
-    </w:lvl>
-    <w:lvl w:ilvl="8" w:tplc="0032EF3A">
+    <w:lvl w:ilvl="1" w:tentative="0">
+      <w:start w:val="0"/>
+      <w:numFmt w:val="decimal"/>
+      <w:lvlText w:val=""/>
+      <w:lvlJc w:val="left"/>
+    </w:lvl>
+    <w:lvl w:ilvl="2" w:tentative="0">
+      <w:start w:val="0"/>
+      <w:numFmt w:val="decimal"/>
+      <w:lvlText w:val=""/>
+      <w:lvlJc w:val="left"/>
+    </w:lvl>
+    <w:lvl w:ilvl="3" w:tentative="0">
+      <w:start w:val="0"/>
+      <w:numFmt w:val="decimal"/>
+      <w:lvlText w:val=""/>
+      <w:lvlJc w:val="left"/>
+    </w:lvl>
+    <w:lvl w:ilvl="4" w:tentative="0">
+      <w:start w:val="0"/>
+      <w:numFmt w:val="decimal"/>
+      <w:lvlText w:val=""/>
+      <w:lvlJc w:val="left"/>
+    </w:lvl>
+    <w:lvl w:ilvl="5" w:tentative="0">
+      <w:start w:val="0"/>
+      <w:numFmt w:val="decimal"/>
+      <w:lvlText w:val=""/>
+      <w:lvlJc w:val="left"/>
+    </w:lvl>
+    <w:lvl w:ilvl="6" w:tentative="0">
+      <w:start w:val="0"/>
+      <w:numFmt w:val="decimal"/>
+      <w:lvlText w:val=""/>
+      <w:lvlJc w:val="left"/>
+    </w:lvl>
+    <w:lvl w:ilvl="7" w:tentative="0">
+      <w:start w:val="0"/>
+      <w:numFmt w:val="decimal"/>
+      <w:lvlText w:val=""/>
+      <w:lvlJc w:val="left"/>
+    </w:lvl>
+    <w:lvl w:ilvl="8" w:tentative="0">
+      <w:start w:val="0"/>
       <w:numFmt w:val="decimal"/>
       <w:lvlText w:val=""/>
       <w:lvlJc w:val="left"/>
     </w:lvl>
   </w:abstractNum>
-  <w:abstractNum w:abstractNumId="5" w15:restartNumberingAfterBreak="0">
+  <w:abstractNum w:abstractNumId="3">
     <w:nsid w:val="1C94003D"/>
-    <w:multiLevelType w:val="hybridMultilevel"/>
-    <w:tmpl w:val="98A0C8BA"/>
-    <w:lvl w:ilvl="0" w:tplc="28663424">
+    <w:multiLevelType w:val="multilevel"/>
+    <w:tmpl w:val="1C94003D"/>
+    <w:lvl w:ilvl="0" w:tentative="0">
       <w:start w:val="1"/>
       <w:numFmt w:val="decimal"/>
       <w:lvlText w:val="%1."/>
@@ -3661,165 +3092,60 @@
         <w:ind w:left="863" w:hanging="360"/>
       </w:pPr>
     </w:lvl>
-    <w:lvl w:ilvl="1" w:tplc="A7C0E3C4">
-      <w:numFmt w:val="decimal"/>
-      <w:lvlText w:val=""/>
-      <w:lvlJc w:val="left"/>
-    </w:lvl>
-    <w:lvl w:ilvl="2" w:tplc="8ACA01C0">
-      <w:numFmt w:val="decimal"/>
-      <w:lvlText w:val=""/>
-      <w:lvlJc w:val="left"/>
-    </w:lvl>
-    <w:lvl w:ilvl="3" w:tplc="91E2F386">
-      <w:numFmt w:val="decimal"/>
-      <w:lvlText w:val=""/>
-      <w:lvlJc w:val="left"/>
-    </w:lvl>
-    <w:lvl w:ilvl="4" w:tplc="E56607AC">
-      <w:numFmt w:val="decimal"/>
-      <w:lvlText w:val=""/>
-      <w:lvlJc w:val="left"/>
-    </w:lvl>
-    <w:lvl w:ilvl="5" w:tplc="9FDE87F6">
-      <w:numFmt w:val="decimal"/>
-      <w:lvlText w:val=""/>
-      <w:lvlJc w:val="left"/>
-    </w:lvl>
-    <w:lvl w:ilvl="6" w:tplc="48A8DC64">
-      <w:numFmt w:val="decimal"/>
-      <w:lvlText w:val=""/>
-      <w:lvlJc w:val="left"/>
-    </w:lvl>
-    <w:lvl w:ilvl="7" w:tplc="776E32C0">
-      <w:numFmt w:val="decimal"/>
-      <w:lvlText w:val=""/>
-      <w:lvlJc w:val="left"/>
-    </w:lvl>
-    <w:lvl w:ilvl="8" w:tplc="73169596">
+    <w:lvl w:ilvl="1" w:tentative="0">
+      <w:start w:val="0"/>
+      <w:numFmt w:val="decimal"/>
+      <w:lvlText w:val=""/>
+      <w:lvlJc w:val="left"/>
+    </w:lvl>
+    <w:lvl w:ilvl="2" w:tentative="0">
+      <w:start w:val="0"/>
+      <w:numFmt w:val="decimal"/>
+      <w:lvlText w:val=""/>
+      <w:lvlJc w:val="left"/>
+    </w:lvl>
+    <w:lvl w:ilvl="3" w:tentative="0">
+      <w:start w:val="0"/>
+      <w:numFmt w:val="decimal"/>
+      <w:lvlText w:val=""/>
+      <w:lvlJc w:val="left"/>
+    </w:lvl>
+    <w:lvl w:ilvl="4" w:tentative="0">
+      <w:start w:val="0"/>
+      <w:numFmt w:val="decimal"/>
+      <w:lvlText w:val=""/>
+      <w:lvlJc w:val="left"/>
+    </w:lvl>
+    <w:lvl w:ilvl="5" w:tentative="0">
+      <w:start w:val="0"/>
+      <w:numFmt w:val="decimal"/>
+      <w:lvlText w:val=""/>
+      <w:lvlJc w:val="left"/>
+    </w:lvl>
+    <w:lvl w:ilvl="6" w:tentative="0">
+      <w:start w:val="0"/>
+      <w:numFmt w:val="decimal"/>
+      <w:lvlText w:val=""/>
+      <w:lvlJc w:val="left"/>
+    </w:lvl>
+    <w:lvl w:ilvl="7" w:tentative="0">
+      <w:start w:val="0"/>
+      <w:numFmt w:val="decimal"/>
+      <w:lvlText w:val=""/>
+      <w:lvlJc w:val="left"/>
+    </w:lvl>
+    <w:lvl w:ilvl="8" w:tentative="0">
+      <w:start w:val="0"/>
       <w:numFmt w:val="decimal"/>
       <w:lvlText w:val=""/>
       <w:lvlJc w:val="left"/>
     </w:lvl>
   </w:abstractNum>
-  <w:abstractNum w:abstractNumId="6" w15:restartNumberingAfterBreak="0">
-    <w:nsid w:val="260E2C11"/>
-    <w:multiLevelType w:val="hybridMultilevel"/>
-    <w:tmpl w:val="A2203914"/>
-    <w:lvl w:ilvl="0" w:tplc="04090009">
-      <w:start w:val="1"/>
-      <w:numFmt w:val="bullet"/>
-      <w:lvlText w:val=""/>
-      <w:lvlJc w:val="left"/>
-      <w:pPr>
-        <w:ind w:left="1530" w:hanging="360"/>
-      </w:pPr>
-      <w:rPr>
-        <w:rFonts w:ascii="Wingdings" w:hAnsi="Wingdings" w:hint="default"/>
-      </w:rPr>
-    </w:lvl>
-    <w:lvl w:ilvl="1" w:tplc="04090003" w:tentative="1">
-      <w:start w:val="1"/>
-      <w:numFmt w:val="bullet"/>
-      <w:lvlText w:val="o"/>
-      <w:lvlJc w:val="left"/>
-      <w:pPr>
-        <w:ind w:left="2250" w:hanging="360"/>
-      </w:pPr>
-      <w:rPr>
-        <w:rFonts w:ascii="Courier New" w:hAnsi="Courier New" w:cs="Courier New" w:hint="default"/>
-      </w:rPr>
-    </w:lvl>
-    <w:lvl w:ilvl="2" w:tplc="04090005" w:tentative="1">
-      <w:start w:val="1"/>
-      <w:numFmt w:val="bullet"/>
-      <w:lvlText w:val=""/>
-      <w:lvlJc w:val="left"/>
-      <w:pPr>
-        <w:ind w:left="2970" w:hanging="360"/>
-      </w:pPr>
-      <w:rPr>
-        <w:rFonts w:ascii="Wingdings" w:hAnsi="Wingdings" w:hint="default"/>
-      </w:rPr>
-    </w:lvl>
-    <w:lvl w:ilvl="3" w:tplc="04090001" w:tentative="1">
-      <w:start w:val="1"/>
-      <w:numFmt w:val="bullet"/>
-      <w:lvlText w:val=""/>
-      <w:lvlJc w:val="left"/>
-      <w:pPr>
-        <w:ind w:left="3690" w:hanging="360"/>
-      </w:pPr>
-      <w:rPr>
-        <w:rFonts w:ascii="Symbol" w:hAnsi="Symbol" w:hint="default"/>
-      </w:rPr>
-    </w:lvl>
-    <w:lvl w:ilvl="4" w:tplc="04090003" w:tentative="1">
-      <w:start w:val="1"/>
-      <w:numFmt w:val="bullet"/>
-      <w:lvlText w:val="o"/>
-      <w:lvlJc w:val="left"/>
-      <w:pPr>
-        <w:ind w:left="4410" w:hanging="360"/>
-      </w:pPr>
-      <w:rPr>
-        <w:rFonts w:ascii="Courier New" w:hAnsi="Courier New" w:cs="Courier New" w:hint="default"/>
-      </w:rPr>
-    </w:lvl>
-    <w:lvl w:ilvl="5" w:tplc="04090005" w:tentative="1">
-      <w:start w:val="1"/>
-      <w:numFmt w:val="bullet"/>
-      <w:lvlText w:val=""/>
-      <w:lvlJc w:val="left"/>
-      <w:pPr>
-        <w:ind w:left="5130" w:hanging="360"/>
-      </w:pPr>
-      <w:rPr>
-        <w:rFonts w:ascii="Wingdings" w:hAnsi="Wingdings" w:hint="default"/>
-      </w:rPr>
-    </w:lvl>
-    <w:lvl w:ilvl="6" w:tplc="04090001" w:tentative="1">
-      <w:start w:val="1"/>
-      <w:numFmt w:val="bullet"/>
-      <w:lvlText w:val=""/>
-      <w:lvlJc w:val="left"/>
-      <w:pPr>
-        <w:ind w:left="5850" w:hanging="360"/>
-      </w:pPr>
-      <w:rPr>
-        <w:rFonts w:ascii="Symbol" w:hAnsi="Symbol" w:hint="default"/>
-      </w:rPr>
-    </w:lvl>
-    <w:lvl w:ilvl="7" w:tplc="04090003" w:tentative="1">
-      <w:start w:val="1"/>
-      <w:numFmt w:val="bullet"/>
-      <w:lvlText w:val="o"/>
-      <w:lvlJc w:val="left"/>
-      <w:pPr>
-        <w:ind w:left="6570" w:hanging="360"/>
-      </w:pPr>
-      <w:rPr>
-        <w:rFonts w:ascii="Courier New" w:hAnsi="Courier New" w:cs="Courier New" w:hint="default"/>
-      </w:rPr>
-    </w:lvl>
-    <w:lvl w:ilvl="8" w:tplc="04090005" w:tentative="1">
-      <w:start w:val="1"/>
-      <w:numFmt w:val="bullet"/>
-      <w:lvlText w:val=""/>
-      <w:lvlJc w:val="left"/>
-      <w:pPr>
-        <w:ind w:left="7290" w:hanging="360"/>
-      </w:pPr>
-      <w:rPr>
-        <w:rFonts w:ascii="Wingdings" w:hAnsi="Wingdings" w:hint="default"/>
-      </w:rPr>
-    </w:lvl>
-  </w:abstractNum>
-  <w:abstractNum w:abstractNumId="7" w15:restartNumberingAfterBreak="0">
+  <w:abstractNum w:abstractNumId="4">
     <w:nsid w:val="3A0E6849"/>
-    <w:multiLevelType w:val="hybridMultilevel"/>
-    <w:tmpl w:val="111A4E8A"/>
-    <w:lvl w:ilvl="0" w:tplc="81762F10">
+    <w:multiLevelType w:val="multilevel"/>
+    <w:tmpl w:val="3A0E6849"/>
+    <w:lvl w:ilvl="0" w:tentative="0">
       <w:start w:val="1"/>
       <w:numFmt w:val="decimal"/>
       <w:lvlText w:val="%1."/>
@@ -3828,52 +3154,122 @@
         <w:ind w:left="863" w:hanging="360"/>
       </w:pPr>
     </w:lvl>
-    <w:lvl w:ilvl="1" w:tplc="05F04000">
-      <w:numFmt w:val="decimal"/>
-      <w:lvlText w:val=""/>
-      <w:lvlJc w:val="left"/>
-    </w:lvl>
-    <w:lvl w:ilvl="2" w:tplc="BAF862BC">
-      <w:numFmt w:val="decimal"/>
-      <w:lvlText w:val=""/>
-      <w:lvlJc w:val="left"/>
-    </w:lvl>
-    <w:lvl w:ilvl="3" w:tplc="413C2F02">
-      <w:numFmt w:val="decimal"/>
-      <w:lvlText w:val=""/>
-      <w:lvlJc w:val="left"/>
-    </w:lvl>
-    <w:lvl w:ilvl="4" w:tplc="E29E6A7E">
-      <w:numFmt w:val="decimal"/>
-      <w:lvlText w:val=""/>
-      <w:lvlJc w:val="left"/>
-    </w:lvl>
-    <w:lvl w:ilvl="5" w:tplc="01AC833A">
-      <w:numFmt w:val="decimal"/>
-      <w:lvlText w:val=""/>
-      <w:lvlJc w:val="left"/>
-    </w:lvl>
-    <w:lvl w:ilvl="6" w:tplc="AC606CB0">
-      <w:numFmt w:val="decimal"/>
-      <w:lvlText w:val=""/>
-      <w:lvlJc w:val="left"/>
-    </w:lvl>
-    <w:lvl w:ilvl="7" w:tplc="3D4C1ED0">
-      <w:numFmt w:val="decimal"/>
-      <w:lvlText w:val=""/>
-      <w:lvlJc w:val="left"/>
-    </w:lvl>
-    <w:lvl w:ilvl="8" w:tplc="7F60106C">
+    <w:lvl w:ilvl="1" w:tentative="0">
+      <w:start w:val="0"/>
+      <w:numFmt w:val="decimal"/>
+      <w:lvlText w:val=""/>
+      <w:lvlJc w:val="left"/>
+    </w:lvl>
+    <w:lvl w:ilvl="2" w:tentative="0">
+      <w:start w:val="0"/>
+      <w:numFmt w:val="decimal"/>
+      <w:lvlText w:val=""/>
+      <w:lvlJc w:val="left"/>
+    </w:lvl>
+    <w:lvl w:ilvl="3" w:tentative="0">
+      <w:start w:val="0"/>
+      <w:numFmt w:val="decimal"/>
+      <w:lvlText w:val=""/>
+      <w:lvlJc w:val="left"/>
+    </w:lvl>
+    <w:lvl w:ilvl="4" w:tentative="0">
+      <w:start w:val="0"/>
+      <w:numFmt w:val="decimal"/>
+      <w:lvlText w:val=""/>
+      <w:lvlJc w:val="left"/>
+    </w:lvl>
+    <w:lvl w:ilvl="5" w:tentative="0">
+      <w:start w:val="0"/>
+      <w:numFmt w:val="decimal"/>
+      <w:lvlText w:val=""/>
+      <w:lvlJc w:val="left"/>
+    </w:lvl>
+    <w:lvl w:ilvl="6" w:tentative="0">
+      <w:start w:val="0"/>
+      <w:numFmt w:val="decimal"/>
+      <w:lvlText w:val=""/>
+      <w:lvlJc w:val="left"/>
+    </w:lvl>
+    <w:lvl w:ilvl="7" w:tentative="0">
+      <w:start w:val="0"/>
+      <w:numFmt w:val="decimal"/>
+      <w:lvlText w:val=""/>
+      <w:lvlJc w:val="left"/>
+    </w:lvl>
+    <w:lvl w:ilvl="8" w:tentative="0">
+      <w:start w:val="0"/>
       <w:numFmt w:val="decimal"/>
       <w:lvlText w:val=""/>
       <w:lvlJc w:val="left"/>
     </w:lvl>
   </w:abstractNum>
-  <w:abstractNum w:abstractNumId="8" w15:restartNumberingAfterBreak="0">
-    <w:nsid w:val="401B0A66"/>
-    <w:multiLevelType w:val="hybridMultilevel"/>
-    <w:tmpl w:val="F550AAB2"/>
-    <w:lvl w:ilvl="0" w:tplc="0409000F">
+  <w:abstractNum w:abstractNumId="5">
+    <w:nsid w:val="4E57359D"/>
+    <w:multiLevelType w:val="multilevel"/>
+    <w:tmpl w:val="4E57359D"/>
+    <w:lvl w:ilvl="0" w:tentative="0">
+      <w:start w:val="1"/>
+      <w:numFmt w:val="bullet"/>
+      <w:lvlText w:val="●"/>
+      <w:lvlJc w:val="left"/>
+      <w:pPr>
+        <w:ind w:left="360" w:hanging="288"/>
+      </w:pPr>
+    </w:lvl>
+    <w:lvl w:ilvl="1" w:tentative="0">
+      <w:start w:val="0"/>
+      <w:numFmt w:val="decimal"/>
+      <w:lvlText w:val=""/>
+      <w:lvlJc w:val="left"/>
+    </w:lvl>
+    <w:lvl w:ilvl="2" w:tentative="0">
+      <w:start w:val="0"/>
+      <w:numFmt w:val="decimal"/>
+      <w:lvlText w:val=""/>
+      <w:lvlJc w:val="left"/>
+    </w:lvl>
+    <w:lvl w:ilvl="3" w:tentative="0">
+      <w:start w:val="0"/>
+      <w:numFmt w:val="decimal"/>
+      <w:lvlText w:val=""/>
+      <w:lvlJc w:val="left"/>
+    </w:lvl>
+    <w:lvl w:ilvl="4" w:tentative="0">
+      <w:start w:val="0"/>
+      <w:numFmt w:val="decimal"/>
+      <w:lvlText w:val=""/>
+      <w:lvlJc w:val="left"/>
+    </w:lvl>
+    <w:lvl w:ilvl="5" w:tentative="0">
+      <w:start w:val="0"/>
+      <w:numFmt w:val="decimal"/>
+      <w:lvlText w:val=""/>
+      <w:lvlJc w:val="left"/>
+    </w:lvl>
+    <w:lvl w:ilvl="6" w:tentative="0">
+      <w:start w:val="0"/>
+      <w:numFmt w:val="decimal"/>
+      <w:lvlText w:val=""/>
+      <w:lvlJc w:val="left"/>
+    </w:lvl>
+    <w:lvl w:ilvl="7" w:tentative="0">
+      <w:start w:val="0"/>
+      <w:numFmt w:val="decimal"/>
+      <w:lvlText w:val=""/>
+      <w:lvlJc w:val="left"/>
+    </w:lvl>
+    <w:lvl w:ilvl="8" w:tentative="0">
+      <w:start w:val="0"/>
+      <w:numFmt w:val="decimal"/>
+      <w:lvlText w:val=""/>
+      <w:lvlJc w:val="left"/>
+    </w:lvl>
+  </w:abstractNum>
+  <w:abstractNum w:abstractNumId="6">
+    <w:nsid w:val="59C23C05"/>
+    <w:multiLevelType w:val="multilevel"/>
+    <w:tmpl w:val="59C23C05"/>
+    <w:lvl w:ilvl="0" w:tentative="0">
       <w:start w:val="1"/>
       <w:numFmt w:val="decimal"/>
       <w:lvlText w:val="%1."/>
@@ -3882,7 +3278,7 @@
         <w:ind w:left="720" w:hanging="360"/>
       </w:pPr>
     </w:lvl>
-    <w:lvl w:ilvl="1" w:tplc="04090019" w:tentative="1">
+    <w:lvl w:ilvl="1" w:tentative="0">
       <w:start w:val="1"/>
       <w:numFmt w:val="lowerLetter"/>
       <w:lvlText w:val="%2."/>
@@ -3891,7 +3287,7 @@
         <w:ind w:left="1440" w:hanging="360"/>
       </w:pPr>
     </w:lvl>
-    <w:lvl w:ilvl="2" w:tplc="0409001B" w:tentative="1">
+    <w:lvl w:ilvl="2" w:tentative="0">
       <w:start w:val="1"/>
       <w:numFmt w:val="lowerRoman"/>
       <w:lvlText w:val="%3."/>
@@ -3900,7 +3296,7 @@
         <w:ind w:left="2160" w:hanging="180"/>
       </w:pPr>
     </w:lvl>
-    <w:lvl w:ilvl="3" w:tplc="0409000F" w:tentative="1">
+    <w:lvl w:ilvl="3" w:tentative="0">
       <w:start w:val="1"/>
       <w:numFmt w:val="decimal"/>
       <w:lvlText w:val="%4."/>
@@ -3909,7 +3305,7 @@
         <w:ind w:left="2880" w:hanging="360"/>
       </w:pPr>
     </w:lvl>
-    <w:lvl w:ilvl="4" w:tplc="04090019" w:tentative="1">
+    <w:lvl w:ilvl="4" w:tentative="0">
       <w:start w:val="1"/>
       <w:numFmt w:val="lowerLetter"/>
       <w:lvlText w:val="%5."/>
@@ -3918,7 +3314,7 @@
         <w:ind w:left="3600" w:hanging="360"/>
       </w:pPr>
     </w:lvl>
-    <w:lvl w:ilvl="5" w:tplc="0409001B" w:tentative="1">
+    <w:lvl w:ilvl="5" w:tentative="0">
       <w:start w:val="1"/>
       <w:numFmt w:val="lowerRoman"/>
       <w:lvlText w:val="%6."/>
@@ -3927,7 +3323,7 @@
         <w:ind w:left="4320" w:hanging="180"/>
       </w:pPr>
     </w:lvl>
-    <w:lvl w:ilvl="6" w:tplc="0409000F" w:tentative="1">
+    <w:lvl w:ilvl="6" w:tentative="0">
       <w:start w:val="1"/>
       <w:numFmt w:val="decimal"/>
       <w:lvlText w:val="%7."/>
@@ -3936,7 +3332,7 @@
         <w:ind w:left="5040" w:hanging="360"/>
       </w:pPr>
     </w:lvl>
-    <w:lvl w:ilvl="7" w:tplc="04090019" w:tentative="1">
+    <w:lvl w:ilvl="7" w:tentative="0">
       <w:start w:val="1"/>
       <w:numFmt w:val="lowerLetter"/>
       <w:lvlText w:val="%8."/>
@@ -3945,7 +3341,7 @@
         <w:ind w:left="5760" w:hanging="360"/>
       </w:pPr>
     </w:lvl>
-    <w:lvl w:ilvl="8" w:tplc="0409001B" w:tentative="1">
+    <w:lvl w:ilvl="8" w:tentative="0">
       <w:start w:val="1"/>
       <w:numFmt w:val="lowerRoman"/>
       <w:lvlText w:val="%9."/>
@@ -3955,151 +3351,11 @@
       </w:pPr>
     </w:lvl>
   </w:abstractNum>
-  <w:abstractNum w:abstractNumId="9" w15:restartNumberingAfterBreak="0">
-    <w:nsid w:val="4E57359D"/>
-    <w:multiLevelType w:val="hybridMultilevel"/>
-    <w:tmpl w:val="FD3EBA4C"/>
-    <w:lvl w:ilvl="0" w:tplc="9F52A382">
-      <w:start w:val="1"/>
-      <w:numFmt w:val="bullet"/>
-      <w:lvlText w:val="●"/>
-      <w:lvlJc w:val="left"/>
-      <w:pPr>
-        <w:ind w:left="360" w:hanging="288"/>
-      </w:pPr>
-    </w:lvl>
-    <w:lvl w:ilvl="1" w:tplc="415E2A84">
-      <w:numFmt w:val="decimal"/>
-      <w:lvlText w:val=""/>
-      <w:lvlJc w:val="left"/>
-    </w:lvl>
-    <w:lvl w:ilvl="2" w:tplc="77C071EC">
-      <w:numFmt w:val="decimal"/>
-      <w:lvlText w:val=""/>
-      <w:lvlJc w:val="left"/>
-    </w:lvl>
-    <w:lvl w:ilvl="3" w:tplc="FA1478E0">
-      <w:numFmt w:val="decimal"/>
-      <w:lvlText w:val=""/>
-      <w:lvlJc w:val="left"/>
-    </w:lvl>
-    <w:lvl w:ilvl="4" w:tplc="C082D684">
-      <w:numFmt w:val="decimal"/>
-      <w:lvlText w:val=""/>
-      <w:lvlJc w:val="left"/>
-    </w:lvl>
-    <w:lvl w:ilvl="5" w:tplc="2D30EEAE">
-      <w:numFmt w:val="decimal"/>
-      <w:lvlText w:val=""/>
-      <w:lvlJc w:val="left"/>
-    </w:lvl>
-    <w:lvl w:ilvl="6" w:tplc="1A5E1194">
-      <w:numFmt w:val="decimal"/>
-      <w:lvlText w:val=""/>
-      <w:lvlJc w:val="left"/>
-    </w:lvl>
-    <w:lvl w:ilvl="7" w:tplc="9B72E03A">
-      <w:numFmt w:val="decimal"/>
-      <w:lvlText w:val=""/>
-      <w:lvlJc w:val="left"/>
-    </w:lvl>
-    <w:lvl w:ilvl="8" w:tplc="C76E6A1A">
-      <w:numFmt w:val="decimal"/>
-      <w:lvlText w:val=""/>
-      <w:lvlJc w:val="left"/>
-    </w:lvl>
-  </w:abstractNum>
-  <w:abstractNum w:abstractNumId="10" w15:restartNumberingAfterBreak="0">
-    <w:nsid w:val="59C23C05"/>
-    <w:multiLevelType w:val="hybridMultilevel"/>
-    <w:tmpl w:val="9AFEA5C0"/>
-    <w:lvl w:ilvl="0" w:tplc="0409000F">
-      <w:start w:val="1"/>
-      <w:numFmt w:val="decimal"/>
-      <w:lvlText w:val="%1."/>
-      <w:lvlJc w:val="left"/>
-      <w:pPr>
-        <w:ind w:left="720" w:hanging="360"/>
-      </w:pPr>
-    </w:lvl>
-    <w:lvl w:ilvl="1" w:tplc="04090019" w:tentative="1">
-      <w:start w:val="1"/>
-      <w:numFmt w:val="lowerLetter"/>
-      <w:lvlText w:val="%2."/>
-      <w:lvlJc w:val="left"/>
-      <w:pPr>
-        <w:ind w:left="1440" w:hanging="360"/>
-      </w:pPr>
-    </w:lvl>
-    <w:lvl w:ilvl="2" w:tplc="0409001B" w:tentative="1">
-      <w:start w:val="1"/>
-      <w:numFmt w:val="lowerRoman"/>
-      <w:lvlText w:val="%3."/>
-      <w:lvlJc w:val="right"/>
-      <w:pPr>
-        <w:ind w:left="2160" w:hanging="180"/>
-      </w:pPr>
-    </w:lvl>
-    <w:lvl w:ilvl="3" w:tplc="0409000F" w:tentative="1">
-      <w:start w:val="1"/>
-      <w:numFmt w:val="decimal"/>
-      <w:lvlText w:val="%4."/>
-      <w:lvlJc w:val="left"/>
-      <w:pPr>
-        <w:ind w:left="2880" w:hanging="360"/>
-      </w:pPr>
-    </w:lvl>
-    <w:lvl w:ilvl="4" w:tplc="04090019" w:tentative="1">
-      <w:start w:val="1"/>
-      <w:numFmt w:val="lowerLetter"/>
-      <w:lvlText w:val="%5."/>
-      <w:lvlJc w:val="left"/>
-      <w:pPr>
-        <w:ind w:left="3600" w:hanging="360"/>
-      </w:pPr>
-    </w:lvl>
-    <w:lvl w:ilvl="5" w:tplc="0409001B" w:tentative="1">
-      <w:start w:val="1"/>
-      <w:numFmt w:val="lowerRoman"/>
-      <w:lvlText w:val="%6."/>
-      <w:lvlJc w:val="right"/>
-      <w:pPr>
-        <w:ind w:left="4320" w:hanging="180"/>
-      </w:pPr>
-    </w:lvl>
-    <w:lvl w:ilvl="6" w:tplc="0409000F" w:tentative="1">
-      <w:start w:val="1"/>
-      <w:numFmt w:val="decimal"/>
-      <w:lvlText w:val="%7."/>
-      <w:lvlJc w:val="left"/>
-      <w:pPr>
-        <w:ind w:left="5040" w:hanging="360"/>
-      </w:pPr>
-    </w:lvl>
-    <w:lvl w:ilvl="7" w:tplc="04090019" w:tentative="1">
-      <w:start w:val="1"/>
-      <w:numFmt w:val="lowerLetter"/>
-      <w:lvlText w:val="%8."/>
-      <w:lvlJc w:val="left"/>
-      <w:pPr>
-        <w:ind w:left="5760" w:hanging="360"/>
-      </w:pPr>
-    </w:lvl>
-    <w:lvl w:ilvl="8" w:tplc="0409001B" w:tentative="1">
-      <w:start w:val="1"/>
-      <w:numFmt w:val="lowerRoman"/>
-      <w:lvlText w:val="%9."/>
-      <w:lvlJc w:val="right"/>
-      <w:pPr>
-        <w:ind w:left="6480" w:hanging="180"/>
-      </w:pPr>
-    </w:lvl>
-  </w:abstractNum>
-  <w:abstractNum w:abstractNumId="11" w15:restartNumberingAfterBreak="0">
+  <w:abstractNum w:abstractNumId="7">
     <w:nsid w:val="62546947"/>
-    <w:multiLevelType w:val="hybridMultilevel"/>
-    <w:tmpl w:val="1DA249C6"/>
-    <w:lvl w:ilvl="0" w:tplc="99DE5AD8">
+    <w:multiLevelType w:val="multilevel"/>
+    <w:tmpl w:val="62546947"/>
+    <w:lvl w:ilvl="0" w:tentative="0">
       <w:start w:val="1"/>
       <w:numFmt w:val="decimal"/>
       <w:lvlText w:val="%1."/>
@@ -4108,147 +3364,66 @@
         <w:ind w:left="863" w:hanging="360"/>
       </w:pPr>
     </w:lvl>
-    <w:lvl w:ilvl="1" w:tplc="89761A70">
-      <w:numFmt w:val="decimal"/>
-      <w:lvlText w:val=""/>
-      <w:lvlJc w:val="left"/>
-    </w:lvl>
-    <w:lvl w:ilvl="2" w:tplc="B2D4F77A">
-      <w:numFmt w:val="decimal"/>
-      <w:lvlText w:val=""/>
-      <w:lvlJc w:val="left"/>
-    </w:lvl>
-    <w:lvl w:ilvl="3" w:tplc="A67C59BA">
-      <w:numFmt w:val="decimal"/>
-      <w:lvlText w:val=""/>
-      <w:lvlJc w:val="left"/>
-    </w:lvl>
-    <w:lvl w:ilvl="4" w:tplc="923CA8F4">
-      <w:numFmt w:val="decimal"/>
-      <w:lvlText w:val=""/>
-      <w:lvlJc w:val="left"/>
-    </w:lvl>
-    <w:lvl w:ilvl="5" w:tplc="2624A912">
-      <w:numFmt w:val="decimal"/>
-      <w:lvlText w:val=""/>
-      <w:lvlJc w:val="left"/>
-    </w:lvl>
-    <w:lvl w:ilvl="6" w:tplc="C7B02834">
-      <w:numFmt w:val="decimal"/>
-      <w:lvlText w:val=""/>
-      <w:lvlJc w:val="left"/>
-    </w:lvl>
-    <w:lvl w:ilvl="7" w:tplc="A6C424A4">
-      <w:numFmt w:val="decimal"/>
-      <w:lvlText w:val=""/>
-      <w:lvlJc w:val="left"/>
-    </w:lvl>
-    <w:lvl w:ilvl="8" w:tplc="2A627F0A">
-      <w:numFmt w:val="decimal"/>
-      <w:lvlText w:val=""/>
-      <w:lvlJc w:val="left"/>
-    </w:lvl>
-  </w:abstractNum>
-  <w:abstractNum w:abstractNumId="12" w15:restartNumberingAfterBreak="0">
-    <w:nsid w:val="6E284CB5"/>
-    <w:multiLevelType w:val="hybridMultilevel"/>
-    <w:tmpl w:val="F550AAB2"/>
-    <w:lvl w:ilvl="0" w:tplc="0409000F">
-      <w:start w:val="1"/>
-      <w:numFmt w:val="decimal"/>
-      <w:lvlText w:val="%1."/>
-      <w:lvlJc w:val="left"/>
-      <w:pPr>
-        <w:ind w:left="720" w:hanging="360"/>
-      </w:pPr>
-    </w:lvl>
-    <w:lvl w:ilvl="1" w:tplc="04090019" w:tentative="1">
-      <w:start w:val="1"/>
-      <w:numFmt w:val="lowerLetter"/>
-      <w:lvlText w:val="%2."/>
-      <w:lvlJc w:val="left"/>
-      <w:pPr>
-        <w:ind w:left="1440" w:hanging="360"/>
-      </w:pPr>
-    </w:lvl>
-    <w:lvl w:ilvl="2" w:tplc="0409001B" w:tentative="1">
-      <w:start w:val="1"/>
-      <w:numFmt w:val="lowerRoman"/>
-      <w:lvlText w:val="%3."/>
-      <w:lvlJc w:val="right"/>
-      <w:pPr>
-        <w:ind w:left="2160" w:hanging="180"/>
-      </w:pPr>
-    </w:lvl>
-    <w:lvl w:ilvl="3" w:tplc="0409000F" w:tentative="1">
-      <w:start w:val="1"/>
-      <w:numFmt w:val="decimal"/>
-      <w:lvlText w:val="%4."/>
-      <w:lvlJc w:val="left"/>
-      <w:pPr>
-        <w:ind w:left="2880" w:hanging="360"/>
-      </w:pPr>
-    </w:lvl>
-    <w:lvl w:ilvl="4" w:tplc="04090019" w:tentative="1">
-      <w:start w:val="1"/>
-      <w:numFmt w:val="lowerLetter"/>
-      <w:lvlText w:val="%5."/>
-      <w:lvlJc w:val="left"/>
-      <w:pPr>
-        <w:ind w:left="3600" w:hanging="360"/>
-      </w:pPr>
-    </w:lvl>
-    <w:lvl w:ilvl="5" w:tplc="0409001B" w:tentative="1">
-      <w:start w:val="1"/>
-      <w:numFmt w:val="lowerRoman"/>
-      <w:lvlText w:val="%6."/>
-      <w:lvlJc w:val="right"/>
-      <w:pPr>
-        <w:ind w:left="4320" w:hanging="180"/>
-      </w:pPr>
-    </w:lvl>
-    <w:lvl w:ilvl="6" w:tplc="0409000F" w:tentative="1">
-      <w:start w:val="1"/>
-      <w:numFmt w:val="decimal"/>
-      <w:lvlText w:val="%7."/>
-      <w:lvlJc w:val="left"/>
-      <w:pPr>
-        <w:ind w:left="5040" w:hanging="360"/>
-      </w:pPr>
-    </w:lvl>
-    <w:lvl w:ilvl="7" w:tplc="04090019" w:tentative="1">
-      <w:start w:val="1"/>
-      <w:numFmt w:val="lowerLetter"/>
-      <w:lvlText w:val="%8."/>
-      <w:lvlJc w:val="left"/>
-      <w:pPr>
-        <w:ind w:left="5760" w:hanging="360"/>
-      </w:pPr>
-    </w:lvl>
-    <w:lvl w:ilvl="8" w:tplc="0409001B" w:tentative="1">
-      <w:start w:val="1"/>
-      <w:numFmt w:val="lowerRoman"/>
-      <w:lvlText w:val="%9."/>
-      <w:lvlJc w:val="right"/>
-      <w:pPr>
-        <w:ind w:left="6480" w:hanging="180"/>
-      </w:pPr>
+    <w:lvl w:ilvl="1" w:tentative="0">
+      <w:start w:val="0"/>
+      <w:numFmt w:val="decimal"/>
+      <w:lvlText w:val=""/>
+      <w:lvlJc w:val="left"/>
+    </w:lvl>
+    <w:lvl w:ilvl="2" w:tentative="0">
+      <w:start w:val="0"/>
+      <w:numFmt w:val="decimal"/>
+      <w:lvlText w:val=""/>
+      <w:lvlJc w:val="left"/>
+    </w:lvl>
+    <w:lvl w:ilvl="3" w:tentative="0">
+      <w:start w:val="0"/>
+      <w:numFmt w:val="decimal"/>
+      <w:lvlText w:val=""/>
+      <w:lvlJc w:val="left"/>
+    </w:lvl>
+    <w:lvl w:ilvl="4" w:tentative="0">
+      <w:start w:val="0"/>
+      <w:numFmt w:val="decimal"/>
+      <w:lvlText w:val=""/>
+      <w:lvlJc w:val="left"/>
+    </w:lvl>
+    <w:lvl w:ilvl="5" w:tentative="0">
+      <w:start w:val="0"/>
+      <w:numFmt w:val="decimal"/>
+      <w:lvlText w:val=""/>
+      <w:lvlJc w:val="left"/>
+    </w:lvl>
+    <w:lvl w:ilvl="6" w:tentative="0">
+      <w:start w:val="0"/>
+      <w:numFmt w:val="decimal"/>
+      <w:lvlText w:val=""/>
+      <w:lvlJc w:val="left"/>
+    </w:lvl>
+    <w:lvl w:ilvl="7" w:tentative="0">
+      <w:start w:val="0"/>
+      <w:numFmt w:val="decimal"/>
+      <w:lvlText w:val=""/>
+      <w:lvlJc w:val="left"/>
+    </w:lvl>
+    <w:lvl w:ilvl="8" w:tentative="0">
+      <w:start w:val="0"/>
+      <w:numFmt w:val="decimal"/>
+      <w:lvlText w:val=""/>
+      <w:lvlJc w:val="left"/>
     </w:lvl>
   </w:abstractNum>
   <w:num w:numId="1">
-    <w:abstractNumId w:val="2"/>
-    <w:lvlOverride w:ilvl="0">
-      <w:startOverride w:val="1"/>
-    </w:lvlOverride>
+    <w:abstractNumId w:val="6"/>
   </w:num>
   <w:num w:numId="2">
-    <w:abstractNumId w:val="9"/>
+    <w:abstractNumId w:val="5"/>
     <w:lvlOverride w:ilvl="0">
       <w:startOverride w:val="1"/>
     </w:lvlOverride>
   </w:num>
   <w:num w:numId="3">
-    <w:abstractNumId w:val="4"/>
+    <w:abstractNumId w:val="2"/>
     <w:lvlOverride w:ilvl="0">
       <w:startOverride w:val="1"/>
     </w:lvlOverride>
@@ -4260,538 +3435,411 @@
     </w:lvlOverride>
   </w:num>
   <w:num w:numId="5">
+    <w:abstractNumId w:val="4"/>
+    <w:lvlOverride w:ilvl="0">
+      <w:startOverride w:val="1"/>
+    </w:lvlOverride>
+  </w:num>
+  <w:num w:numId="6">
+    <w:abstractNumId w:val="1"/>
+    <w:lvlOverride w:ilvl="0">
+      <w:startOverride w:val="1"/>
+    </w:lvlOverride>
+  </w:num>
+  <w:num w:numId="7">
     <w:abstractNumId w:val="7"/>
     <w:lvlOverride w:ilvl="0">
       <w:startOverride w:val="1"/>
     </w:lvlOverride>
   </w:num>
-  <w:num w:numId="6">
+  <w:num w:numId="8">
     <w:abstractNumId w:val="3"/>
     <w:lvlOverride w:ilvl="0">
       <w:startOverride w:val="1"/>
     </w:lvlOverride>
   </w:num>
-  <w:num w:numId="7">
-    <w:abstractNumId w:val="11"/>
-    <w:lvlOverride w:ilvl="0">
-      <w:startOverride w:val="1"/>
-    </w:lvlOverride>
-  </w:num>
-  <w:num w:numId="8">
-    <w:abstractNumId w:val="5"/>
-    <w:lvlOverride w:ilvl="0">
-      <w:startOverride w:val="1"/>
-    </w:lvlOverride>
-  </w:num>
-  <w:num w:numId="9">
-    <w:abstractNumId w:val="12"/>
-  </w:num>
-  <w:num w:numId="10">
-    <w:abstractNumId w:val="6"/>
-  </w:num>
-  <w:num w:numId="11">
-    <w:abstractNumId w:val="8"/>
-  </w:num>
-  <w:num w:numId="12">
-    <w:abstractNumId w:val="1"/>
-  </w:num>
-  <w:num w:numId="13">
-    <w:abstractNumId w:val="10"/>
-  </w:num>
 </w:numbering>
 </file>
 
 <file path=word/styles.xml><?xml version="1.0" encoding="utf-8"?>
-<w:styles xmlns:mc="http://schemas.openxmlformats.org/markup-compatibility/2006" xmlns:r="http://schemas.openxmlformats.org/officeDocument/2006/relationships" xmlns:w="http://schemas.openxmlformats.org/wordprocessingml/2006/main" xmlns:w14="http://schemas.microsoft.com/office/word/2010/wordml" xmlns:w15="http://schemas.microsoft.com/office/word/2012/wordml" xmlns:w16cex="http://schemas.microsoft.com/office/word/2018/wordml/cex" xmlns:w16cid="http://schemas.microsoft.com/office/word/2016/wordml/cid" xmlns:w16="http://schemas.microsoft.com/office/word/2018/wordml" xmlns:w16sdtdh="http://schemas.microsoft.com/office/word/2020/wordml/sdtdatahash" xmlns:w16se="http://schemas.microsoft.com/office/word/2015/wordml/symex" mc:Ignorable="w14 w15 w16se w16cid w16 w16cex w16sdtdh">
+<w:styles xmlns:mc="http://schemas.openxmlformats.org/markup-compatibility/2006" xmlns:o="urn:schemas-microsoft-com:office:office" xmlns:r="http://schemas.openxmlformats.org/officeDocument/2006/relationships" xmlns:m="http://schemas.openxmlformats.org/officeDocument/2006/math" xmlns:v="urn:schemas-microsoft-com:vml" xmlns:w="http://schemas.openxmlformats.org/wordprocessingml/2006/main" xmlns:w14="http://schemas.microsoft.com/office/word/2010/wordml" xmlns:w10="urn:schemas-microsoft-com:office:word" xmlns:sl="http://schemas.openxmlformats.org/schemaLibrary/2006/main" xmlns:wpsCustomData="http://www.wps.cn/officeDocument/2013/wpsCustomData" mc:Ignorable="w14">
   <w:docDefaults>
     <w:rPrDefault>
       <w:rPr>
-        <w:rFonts w:ascii="Times New Roman" w:eastAsia="Times New Roman" w:hAnsi="Times New Roman" w:cs="Times New Roman"/>
-        <w:lang w:val="en-US" w:eastAsia="en-US" w:bidi="ar-SA"/>
+        <w:rFonts w:ascii="Times New Roman" w:hAnsi="Times New Roman" w:eastAsia="Times New Roman" w:cs="Times New Roman"/>
       </w:rPr>
     </w:rPrDefault>
     <w:pPrDefault/>
   </w:docDefaults>
-  <w:latentStyles w:defLockedState="0" w:defUIPriority="99" w:defSemiHidden="0" w:defUnhideWhenUsed="0" w:defQFormat="0" w:count="376">
-    <w:lsdException w:name="Normal" w:uiPriority="0" w:qFormat="1"/>
-    <w:lsdException w:name="heading 1" w:uiPriority="9" w:qFormat="1"/>
-    <w:lsdException w:name="heading 2" w:semiHidden="1" w:uiPriority="9" w:unhideWhenUsed="1" w:qFormat="1"/>
-    <w:lsdException w:name="heading 3" w:semiHidden="1" w:uiPriority="9" w:unhideWhenUsed="1" w:qFormat="1"/>
-    <w:lsdException w:name="heading 4" w:semiHidden="1" w:uiPriority="9" w:unhideWhenUsed="1" w:qFormat="1"/>
-    <w:lsdException w:name="heading 5" w:semiHidden="1" w:uiPriority="9" w:unhideWhenUsed="1" w:qFormat="1"/>
-    <w:lsdException w:name="heading 6" w:semiHidden="1" w:uiPriority="9" w:unhideWhenUsed="1" w:qFormat="1"/>
-    <w:lsdException w:name="heading 7" w:semiHidden="1" w:uiPriority="9" w:unhideWhenUsed="1" w:qFormat="1"/>
-    <w:lsdException w:name="heading 8" w:semiHidden="1" w:uiPriority="9" w:unhideWhenUsed="1" w:qFormat="1"/>
-    <w:lsdException w:name="heading 9" w:semiHidden="1" w:uiPriority="9" w:unhideWhenUsed="1" w:qFormat="1"/>
-    <w:lsdException w:name="index 1" w:semiHidden="1" w:unhideWhenUsed="1"/>
-    <w:lsdException w:name="index 2" w:semiHidden="1" w:unhideWhenUsed="1"/>
-    <w:lsdException w:name="index 3" w:semiHidden="1" w:unhideWhenUsed="1"/>
-    <w:lsdException w:name="index 4" w:semiHidden="1" w:unhideWhenUsed="1"/>
-    <w:lsdException w:name="index 5" w:semiHidden="1" w:unhideWhenUsed="1"/>
-    <w:lsdException w:name="index 6" w:semiHidden="1" w:unhideWhenUsed="1"/>
-    <w:lsdException w:name="index 7" w:semiHidden="1" w:unhideWhenUsed="1"/>
-    <w:lsdException w:name="index 8" w:semiHidden="1" w:unhideWhenUsed="1"/>
-    <w:lsdException w:name="index 9" w:semiHidden="1" w:unhideWhenUsed="1"/>
-    <w:lsdException w:name="toc 1" w:semiHidden="1" w:uiPriority="39" w:unhideWhenUsed="1"/>
-    <w:lsdException w:name="toc 2" w:semiHidden="1" w:uiPriority="39" w:unhideWhenUsed="1"/>
-    <w:lsdException w:name="toc 3" w:semiHidden="1" w:uiPriority="39" w:unhideWhenUsed="1"/>
-    <w:lsdException w:name="toc 4" w:semiHidden="1" w:uiPriority="39" w:unhideWhenUsed="1"/>
-    <w:lsdException w:name="toc 5" w:semiHidden="1" w:uiPriority="39" w:unhideWhenUsed="1"/>
-    <w:lsdException w:name="toc 6" w:semiHidden="1" w:uiPriority="39" w:unhideWhenUsed="1"/>
-    <w:lsdException w:name="toc 7" w:semiHidden="1" w:uiPriority="39" w:unhideWhenUsed="1"/>
-    <w:lsdException w:name="toc 8" w:semiHidden="1" w:uiPriority="39" w:unhideWhenUsed="1"/>
-    <w:lsdException w:name="toc 9" w:semiHidden="1" w:uiPriority="39" w:unhideWhenUsed="1"/>
-    <w:lsdException w:name="Normal Indent" w:semiHidden="1" w:unhideWhenUsed="1"/>
-    <w:lsdException w:name="footnote text" w:semiHidden="1" w:unhideWhenUsed="1"/>
-    <w:lsdException w:name="annotation text" w:semiHidden="1" w:unhideWhenUsed="1"/>
-    <w:lsdException w:name="header" w:semiHidden="1" w:unhideWhenUsed="1"/>
-    <w:lsdException w:name="footer" w:semiHidden="1" w:unhideWhenUsed="1"/>
-    <w:lsdException w:name="index heading" w:semiHidden="1" w:unhideWhenUsed="1"/>
-    <w:lsdException w:name="caption" w:semiHidden="1" w:uiPriority="35" w:unhideWhenUsed="1" w:qFormat="1"/>
-    <w:lsdException w:name="table of figures" w:semiHidden="1" w:unhideWhenUsed="1"/>
-    <w:lsdException w:name="envelope address" w:semiHidden="1" w:unhideWhenUsed="1"/>
-    <w:lsdException w:name="envelope return" w:semiHidden="1" w:unhideWhenUsed="1"/>
-    <w:lsdException w:name="footnote reference" w:semiHidden="1" w:unhideWhenUsed="1"/>
-    <w:lsdException w:name="annotation reference" w:semiHidden="1" w:unhideWhenUsed="1"/>
-    <w:lsdException w:name="line number" w:semiHidden="1" w:unhideWhenUsed="1"/>
-    <w:lsdException w:name="page number" w:semiHidden="1" w:unhideWhenUsed="1"/>
-    <w:lsdException w:name="endnote reference" w:semiHidden="1" w:unhideWhenUsed="1"/>
-    <w:lsdException w:name="endnote text" w:semiHidden="1" w:unhideWhenUsed="1"/>
-    <w:lsdException w:name="table of authorities" w:semiHidden="1" w:unhideWhenUsed="1"/>
-    <w:lsdException w:name="macro" w:semiHidden="1" w:unhideWhenUsed="1"/>
-    <w:lsdException w:name="toa heading" w:semiHidden="1" w:unhideWhenUsed="1"/>
-    <w:lsdException w:name="List" w:semiHidden="1" w:unhideWhenUsed="1"/>
-    <w:lsdException w:name="List Bullet" w:semiHidden="1" w:unhideWhenUsed="1"/>
-    <w:lsdException w:name="List Number" w:semiHidden="1" w:unhideWhenUsed="1"/>
-    <w:lsdException w:name="List 2" w:semiHidden="1" w:unhideWhenUsed="1"/>
-    <w:lsdException w:name="List 3" w:semiHidden="1" w:unhideWhenUsed="1"/>
-    <w:lsdException w:name="List 4" w:semiHidden="1" w:unhideWhenUsed="1"/>
-    <w:lsdException w:name="List 5" w:semiHidden="1" w:unhideWhenUsed="1"/>
-    <w:lsdException w:name="List Bullet 2" w:semiHidden="1" w:unhideWhenUsed="1"/>
-    <w:lsdException w:name="List Bullet 3" w:semiHidden="1" w:unhideWhenUsed="1"/>
-    <w:lsdException w:name="List Bullet 4" w:semiHidden="1" w:unhideWhenUsed="1"/>
-    <w:lsdException w:name="List Bullet 5" w:semiHidden="1" w:unhideWhenUsed="1"/>
-    <w:lsdException w:name="List Number 2" w:semiHidden="1" w:unhideWhenUsed="1"/>
-    <w:lsdException w:name="List Number 3" w:semiHidden="1" w:unhideWhenUsed="1"/>
-    <w:lsdException w:name="List Number 4" w:semiHidden="1" w:unhideWhenUsed="1"/>
-    <w:lsdException w:name="List Number 5" w:semiHidden="1" w:unhideWhenUsed="1"/>
-    <w:lsdException w:name="Title" w:uiPriority="10" w:qFormat="1"/>
-    <w:lsdException w:name="Closing" w:semiHidden="1" w:unhideWhenUsed="1"/>
-    <w:lsdException w:name="Signature" w:semiHidden="1" w:unhideWhenUsed="1"/>
-    <w:lsdException w:name="Default Paragraph Font" w:semiHidden="1" w:uiPriority="1" w:unhideWhenUsed="1"/>
-    <w:lsdException w:name="Body Text" w:semiHidden="1" w:unhideWhenUsed="1"/>
-    <w:lsdException w:name="Body Text Indent" w:semiHidden="1" w:unhideWhenUsed="1"/>
-    <w:lsdException w:name="List Continue" w:semiHidden="1" w:unhideWhenUsed="1"/>
-    <w:lsdException w:name="List Continue 2" w:semiHidden="1" w:unhideWhenUsed="1"/>
-    <w:lsdException w:name="List Continue 3" w:semiHidden="1" w:unhideWhenUsed="1"/>
-    <w:lsdException w:name="List Continue 4" w:semiHidden="1" w:unhideWhenUsed="1"/>
-    <w:lsdException w:name="List Continue 5" w:semiHidden="1" w:unhideWhenUsed="1"/>
-    <w:lsdException w:name="Message Header" w:semiHidden="1" w:unhideWhenUsed="1"/>
-    <w:lsdException w:name="Subtitle" w:uiPriority="11" w:qFormat="1"/>
-    <w:lsdException w:name="Salutation" w:semiHidden="1" w:unhideWhenUsed="1"/>
-    <w:lsdException w:name="Date" w:semiHidden="1" w:unhideWhenUsed="1"/>
-    <w:lsdException w:name="Body Text First Indent" w:semiHidden="1" w:unhideWhenUsed="1"/>
-    <w:lsdException w:name="Body Text First Indent 2" w:semiHidden="1" w:unhideWhenUsed="1"/>
-    <w:lsdException w:name="Note Heading" w:semiHidden="1" w:unhideWhenUsed="1"/>
-    <w:lsdException w:name="Body Text 2" w:semiHidden="1" w:unhideWhenUsed="1"/>
-    <w:lsdException w:name="Body Text 3" w:semiHidden="1" w:unhideWhenUsed="1"/>
-    <w:lsdException w:name="Body Text Indent 2" w:semiHidden="1" w:unhideWhenUsed="1"/>
-    <w:lsdException w:name="Body Text Indent 3" w:semiHidden="1" w:unhideWhenUsed="1"/>
-    <w:lsdException w:name="Block Text" w:semiHidden="1" w:unhideWhenUsed="1"/>
-    <w:lsdException w:name="Hyperlink" w:semiHidden="1" w:unhideWhenUsed="1"/>
-    <w:lsdException w:name="FollowedHyperlink" w:semiHidden="1" w:unhideWhenUsed="1"/>
-    <w:lsdException w:name="Strong" w:uiPriority="22" w:qFormat="1"/>
-    <w:lsdException w:name="Emphasis" w:uiPriority="20" w:qFormat="1"/>
-    <w:lsdException w:name="Document Map" w:semiHidden="1" w:unhideWhenUsed="1"/>
-    <w:lsdException w:name="Plain Text" w:semiHidden="1" w:unhideWhenUsed="1"/>
-    <w:lsdException w:name="E-mail Signature" w:semiHidden="1" w:unhideWhenUsed="1"/>
-    <w:lsdException w:name="HTML Top of Form" w:semiHidden="1" w:unhideWhenUsed="1"/>
-    <w:lsdException w:name="HTML Bottom of Form" w:semiHidden="1" w:unhideWhenUsed="1"/>
-    <w:lsdException w:name="Normal (Web)" w:semiHidden="1" w:unhideWhenUsed="1"/>
-    <w:lsdException w:name="HTML Acronym" w:semiHidden="1" w:unhideWhenUsed="1"/>
-    <w:lsdException w:name="HTML Address" w:semiHidden="1" w:unhideWhenUsed="1"/>
-    <w:lsdException w:name="HTML Cite" w:semiHidden="1" w:unhideWhenUsed="1"/>
-    <w:lsdException w:name="HTML Code" w:semiHidden="1" w:unhideWhenUsed="1"/>
-    <w:lsdException w:name="HTML Definition" w:semiHidden="1" w:unhideWhenUsed="1"/>
-    <w:lsdException w:name="HTML Keyboard" w:semiHidden="1" w:unhideWhenUsed="1"/>
-    <w:lsdException w:name="HTML Preformatted" w:semiHidden="1" w:unhideWhenUsed="1"/>
-    <w:lsdException w:name="HTML Sample" w:semiHidden="1" w:unhideWhenUsed="1"/>
-    <w:lsdException w:name="HTML Typewriter" w:semiHidden="1" w:unhideWhenUsed="1"/>
-    <w:lsdException w:name="HTML Variable" w:semiHidden="1" w:unhideWhenUsed="1"/>
-    <w:lsdException w:name="Normal Table" w:semiHidden="1" w:unhideWhenUsed="1"/>
-    <w:lsdException w:name="annotation subject" w:semiHidden="1" w:unhideWhenUsed="1"/>
-    <w:lsdException w:name="No List" w:semiHidden="1" w:unhideWhenUsed="1"/>
-    <w:lsdException w:name="Outline List 1" w:semiHidden="1" w:unhideWhenUsed="1"/>
-    <w:lsdException w:name="Outline List 2" w:semiHidden="1" w:unhideWhenUsed="1"/>
-    <w:lsdException w:name="Outline List 3" w:semiHidden="1" w:unhideWhenUsed="1"/>
-    <w:lsdException w:name="Table Simple 1" w:semiHidden="1" w:unhideWhenUsed="1"/>
-    <w:lsdException w:name="Table Simple 2" w:semiHidden="1" w:unhideWhenUsed="1"/>
-    <w:lsdException w:name="Table Simple 3" w:semiHidden="1" w:unhideWhenUsed="1"/>
-    <w:lsdException w:name="Table Classic 1" w:semiHidden="1" w:unhideWhenUsed="1"/>
-    <w:lsdException w:name="Table Classic 2" w:semiHidden="1" w:unhideWhenUsed="1"/>
-    <w:lsdException w:name="Table Classic 3" w:semiHidden="1" w:unhideWhenUsed="1"/>
-    <w:lsdException w:name="Table Classic 4" w:semiHidden="1" w:unhideWhenUsed="1"/>
-    <w:lsdException w:name="Table Colorful 1" w:semiHidden="1" w:unhideWhenUsed="1"/>
-    <w:lsdException w:name="Table Colorful 2" w:semiHidden="1" w:unhideWhenUsed="1"/>
-    <w:lsdException w:name="Table Colorful 3" w:semiHidden="1" w:unhideWhenUsed="1"/>
-    <w:lsdException w:name="Table Columns 1" w:semiHidden="1" w:unhideWhenUsed="1"/>
-    <w:lsdException w:name="Table Columns 2" w:semiHidden="1" w:unhideWhenUsed="1"/>
-    <w:lsdException w:name="Table Columns 3" w:semiHidden="1" w:unhideWhenUsed="1"/>
-    <w:lsdException w:name="Table Columns 4" w:semiHidden="1" w:unhideWhenUsed="1"/>
-    <w:lsdException w:name="Table Columns 5" w:semiHidden="1" w:unhideWhenUsed="1"/>
-    <w:lsdException w:name="Table Grid 1" w:semiHidden="1" w:unhideWhenUsed="1"/>
-    <w:lsdException w:name="Table Grid 2" w:semiHidden="1" w:unhideWhenUsed="1"/>
-    <w:lsdException w:name="Table Grid 3" w:semiHidden="1" w:unhideWhenUsed="1"/>
-    <w:lsdException w:name="Table Grid 4" w:semiHidden="1" w:unhideWhenUsed="1"/>
-    <w:lsdException w:name="Table Grid 5" w:semiHidden="1" w:unhideWhenUsed="1"/>
-    <w:lsdException w:name="Table Grid 6" w:semiHidden="1" w:unhideWhenUsed="1"/>
-    <w:lsdException w:name="Table Grid 7" w:semiHidden="1" w:unhideWhenUsed="1"/>
-    <w:lsdException w:name="Table Grid 8" w:semiHidden="1" w:unhideWhenUsed="1"/>
-    <w:lsdException w:name="Table List 1" w:semiHidden="1" w:unhideWhenUsed="1"/>
-    <w:lsdException w:name="Table List 2" w:semiHidden="1" w:unhideWhenUsed="1"/>
-    <w:lsdException w:name="Table List 3" w:semiHidden="1" w:unhideWhenUsed="1"/>
-    <w:lsdException w:name="Table List 4" w:semiHidden="1" w:unhideWhenUsed="1"/>
-    <w:lsdException w:name="Table List 5" w:semiHidden="1" w:unhideWhenUsed="1"/>
-    <w:lsdException w:name="Table List 6" w:semiHidden="1" w:unhideWhenUsed="1"/>
-    <w:lsdException w:name="Table List 7" w:semiHidden="1" w:unhideWhenUsed="1"/>
-    <w:lsdException w:name="Table List 8" w:semiHidden="1" w:unhideWhenUsed="1"/>
-    <w:lsdException w:name="Table 3D effects 1" w:semiHidden="1" w:unhideWhenUsed="1"/>
-    <w:lsdException w:name="Table 3D effects 2" w:semiHidden="1" w:unhideWhenUsed="1"/>
-    <w:lsdException w:name="Table 3D effects 3" w:semiHidden="1" w:unhideWhenUsed="1"/>
-    <w:lsdException w:name="Table Contemporary" w:semiHidden="1" w:unhideWhenUsed="1"/>
-    <w:lsdException w:name="Table Elegant" w:semiHidden="1" w:unhideWhenUsed="1"/>
-    <w:lsdException w:name="Table Professional" w:semiHidden="1" w:unhideWhenUsed="1"/>
-    <w:lsdException w:name="Table Subtle 1" w:semiHidden="1" w:unhideWhenUsed="1"/>
-    <w:lsdException w:name="Table Subtle 2" w:semiHidden="1" w:unhideWhenUsed="1"/>
-    <w:lsdException w:name="Table Web 1" w:semiHidden="1" w:unhideWhenUsed="1"/>
-    <w:lsdException w:name="Table Web 2" w:semiHidden="1" w:unhideWhenUsed="1"/>
-    <w:lsdException w:name="Table Web 3" w:semiHidden="1" w:unhideWhenUsed="1"/>
-    <w:lsdException w:name="Balloon Text" w:semiHidden="1" w:unhideWhenUsed="1"/>
-    <w:lsdException w:name="Table Grid" w:uiPriority="39"/>
-    <w:lsdException w:name="Table Theme" w:semiHidden="1" w:unhideWhenUsed="1"/>
-    <w:lsdException w:name="Placeholder Text" w:semiHidden="1"/>
-    <w:lsdException w:name="No Spacing" w:uiPriority="1" w:qFormat="1"/>
-    <w:lsdException w:name="Light Shading" w:uiPriority="60"/>
-    <w:lsdException w:name="Light List" w:uiPriority="61"/>
-    <w:lsdException w:name="Light Grid" w:uiPriority="62"/>
-    <w:lsdException w:name="Medium Shading 1" w:uiPriority="63"/>
-    <w:lsdException w:name="Medium Shading 2" w:uiPriority="64"/>
-    <w:lsdException w:name="Medium List 1" w:uiPriority="65"/>
-    <w:lsdException w:name="Medium List 2" w:uiPriority="66"/>
-    <w:lsdException w:name="Medium Grid 1" w:uiPriority="67"/>
-    <w:lsdException w:name="Medium Grid 2" w:uiPriority="68"/>
-    <w:lsdException w:name="Medium Grid 3" w:uiPriority="69"/>
-    <w:lsdException w:name="Dark List" w:uiPriority="70"/>
-    <w:lsdException w:name="Colorful Shading" w:uiPriority="71"/>
-    <w:lsdException w:name="Colorful List" w:uiPriority="72"/>
-    <w:lsdException w:name="Colorful Grid" w:uiPriority="73"/>
-    <w:lsdException w:name="Light Shading Accent 1" w:uiPriority="60"/>
-    <w:lsdException w:name="Light List Accent 1" w:uiPriority="61"/>
-    <w:lsdException w:name="Light Grid Accent 1" w:uiPriority="62"/>
-    <w:lsdException w:name="Medium Shading 1 Accent 1" w:uiPriority="63"/>
-    <w:lsdException w:name="Medium Shading 2 Accent 1" w:uiPriority="64"/>
-    <w:lsdException w:name="Medium List 1 Accent 1" w:uiPriority="65"/>
-    <w:lsdException w:name="Revision" w:semiHidden="1"/>
-    <w:lsdException w:name="List Paragraph" w:uiPriority="34" w:qFormat="1"/>
-    <w:lsdException w:name="Quote" w:uiPriority="29" w:qFormat="1"/>
-    <w:lsdException w:name="Intense Quote" w:uiPriority="30" w:qFormat="1"/>
-    <w:lsdException w:name="Medium List 2 Accent 1" w:uiPriority="66"/>
-    <w:lsdException w:name="Medium Grid 1 Accent 1" w:uiPriority="67"/>
-    <w:lsdException w:name="Medium Grid 2 Accent 1" w:uiPriority="68"/>
-    <w:lsdException w:name="Medium Grid 3 Accent 1" w:uiPriority="69"/>
-    <w:lsdException w:name="Dark List Accent 1" w:uiPriority="70"/>
-    <w:lsdException w:name="Colorful Shading Accent 1" w:uiPriority="71"/>
-    <w:lsdException w:name="Colorful List Accent 1" w:uiPriority="72"/>
-    <w:lsdException w:name="Colorful Grid Accent 1" w:uiPriority="73"/>
-    <w:lsdException w:name="Light Shading Accent 2" w:uiPriority="60"/>
-    <w:lsdException w:name="Light List Accent 2" w:uiPriority="61"/>
-    <w:lsdException w:name="Light Grid Accent 2" w:uiPriority="62"/>
-    <w:lsdException w:name="Medium Shading 1 Accent 2" w:uiPriority="63"/>
-    <w:lsdException w:name="Medium Shading 2 Accent 2" w:uiPriority="64"/>
-    <w:lsdException w:name="Medium List 1 Accent 2" w:uiPriority="65"/>
-    <w:lsdException w:name="Medium List 2 Accent 2" w:uiPriority="66"/>
-    <w:lsdException w:name="Medium Grid 1 Accent 2" w:uiPriority="67"/>
-    <w:lsdException w:name="Medium Grid 2 Accent 2" w:uiPriority="68"/>
-    <w:lsdException w:name="Medium Grid 3 Accent 2" w:uiPriority="69"/>
-    <w:lsdException w:name="Dark List Accent 2" w:uiPriority="70"/>
-    <w:lsdException w:name="Colorful Shading Accent 2" w:uiPriority="71"/>
-    <w:lsdException w:name="Colorful List Accent 2" w:uiPriority="72"/>
-    <w:lsdException w:name="Colorful Grid Accent 2" w:uiPriority="73"/>
-    <w:lsdException w:name="Light Shading Accent 3" w:uiPriority="60"/>
-    <w:lsdException w:name="Light List Accent 3" w:uiPriority="61"/>
-    <w:lsdException w:name="Light Grid Accent 3" w:uiPriority="62"/>
-    <w:lsdException w:name="Medium Shading 1 Accent 3" w:uiPriority="63"/>
-    <w:lsdException w:name="Medium Shading 2 Accent 3" w:uiPriority="64"/>
-    <w:lsdException w:name="Medium List 1 Accent 3" w:uiPriority="65"/>
-    <w:lsdException w:name="Medium List 2 Accent 3" w:uiPriority="66"/>
-    <w:lsdException w:name="Medium Grid 1 Accent 3" w:uiPriority="67"/>
-    <w:lsdException w:name="Medium Grid 2 Accent 3" w:uiPriority="68"/>
-    <w:lsdException w:name="Medium Grid 3 Accent 3" w:uiPriority="69"/>
-    <w:lsdException w:name="Dark List Accent 3" w:uiPriority="70"/>
-    <w:lsdException w:name="Colorful Shading Accent 3" w:uiPriority="71"/>
-    <w:lsdException w:name="Colorful List Accent 3" w:uiPriority="72"/>
-    <w:lsdException w:name="Colorful Grid Accent 3" w:uiPriority="73"/>
-    <w:lsdException w:name="Light Shading Accent 4" w:uiPriority="60"/>
-    <w:lsdException w:name="Light List Accent 4" w:uiPriority="61"/>
-    <w:lsdException w:name="Light Grid Accent 4" w:uiPriority="62"/>
-    <w:lsdException w:name="Medium Shading 1 Accent 4" w:uiPriority="63"/>
-    <w:lsdException w:name="Medium Shading 2 Accent 4" w:uiPriority="64"/>
-    <w:lsdException w:name="Medium List 1 Accent 4" w:uiPriority="65"/>
-    <w:lsdException w:name="Medium List 2 Accent 4" w:uiPriority="66"/>
-    <w:lsdException w:name="Medium Grid 1 Accent 4" w:uiPriority="67"/>
-    <w:lsdException w:name="Medium Grid 2 Accent 4" w:uiPriority="68"/>
-    <w:lsdException w:name="Medium Grid 3 Accent 4" w:uiPriority="69"/>
-    <w:lsdException w:name="Dark List Accent 4" w:uiPriority="70"/>
-    <w:lsdException w:name="Colorful Shading Accent 4" w:uiPriority="71"/>
-    <w:lsdException w:name="Colorful List Accent 4" w:uiPriority="72"/>
-    <w:lsdException w:name="Colorful Grid Accent 4" w:uiPriority="73"/>
-    <w:lsdException w:name="Light Shading Accent 5" w:uiPriority="60"/>
-    <w:lsdException w:name="Light List Accent 5" w:uiPriority="61"/>
-    <w:lsdException w:name="Light Grid Accent 5" w:uiPriority="62"/>
-    <w:lsdException w:name="Medium Shading 1 Accent 5" w:uiPriority="63"/>
-    <w:lsdException w:name="Medium Shading 2 Accent 5" w:uiPriority="64"/>
-    <w:lsdException w:name="Medium List 1 Accent 5" w:uiPriority="65"/>
-    <w:lsdException w:name="Medium List 2 Accent 5" w:uiPriority="66"/>
-    <w:lsdException w:name="Medium Grid 1 Accent 5" w:uiPriority="67"/>
-    <w:lsdException w:name="Medium Grid 2 Accent 5" w:uiPriority="68"/>
-    <w:lsdException w:name="Medium Grid 3 Accent 5" w:uiPriority="69"/>
-    <w:lsdException w:name="Dark List Accent 5" w:uiPriority="70"/>
-    <w:lsdException w:name="Colorful Shading Accent 5" w:uiPriority="71"/>
-    <w:lsdException w:name="Colorful List Accent 5" w:uiPriority="72"/>
-    <w:lsdException w:name="Colorful Grid Accent 5" w:uiPriority="73"/>
-    <w:lsdException w:name="Light Shading Accent 6" w:uiPriority="60"/>
-    <w:lsdException w:name="Light List Accent 6" w:uiPriority="61"/>
-    <w:lsdException w:name="Light Grid Accent 6" w:uiPriority="62"/>
-    <w:lsdException w:name="Medium Shading 1 Accent 6" w:uiPriority="63"/>
-    <w:lsdException w:name="Medium Shading 2 Accent 6" w:uiPriority="64"/>
-    <w:lsdException w:name="Medium List 1 Accent 6" w:uiPriority="65"/>
-    <w:lsdException w:name="Medium List 2 Accent 6" w:uiPriority="66"/>
-    <w:lsdException w:name="Medium Grid 1 Accent 6" w:uiPriority="67"/>
-    <w:lsdException w:name="Medium Grid 2 Accent 6" w:uiPriority="68"/>
-    <w:lsdException w:name="Medium Grid 3 Accent 6" w:uiPriority="69"/>
-    <w:lsdException w:name="Dark List Accent 6" w:uiPriority="70"/>
-    <w:lsdException w:name="Colorful Shading Accent 6" w:uiPriority="71"/>
-    <w:lsdException w:name="Colorful List Accent 6" w:uiPriority="72"/>
-    <w:lsdException w:name="Colorful Grid Accent 6" w:uiPriority="73"/>
-    <w:lsdException w:name="Subtle Emphasis" w:uiPriority="19" w:qFormat="1"/>
-    <w:lsdException w:name="Intense Emphasis" w:uiPriority="21" w:qFormat="1"/>
-    <w:lsdException w:name="Subtle Reference" w:uiPriority="31" w:qFormat="1"/>
-    <w:lsdException w:name="Intense Reference" w:uiPriority="32" w:qFormat="1"/>
-    <w:lsdException w:name="Book Title" w:uiPriority="33" w:qFormat="1"/>
-    <w:lsdException w:name="Bibliography" w:semiHidden="1" w:uiPriority="37" w:unhideWhenUsed="1"/>
-    <w:lsdException w:name="TOC Heading" w:semiHidden="1" w:uiPriority="39" w:unhideWhenUsed="1" w:qFormat="1"/>
-    <w:lsdException w:name="Plain Table 1" w:uiPriority="41"/>
-    <w:lsdException w:name="Plain Table 2" w:uiPriority="42"/>
-    <w:lsdException w:name="Plain Table 3" w:uiPriority="43"/>
-    <w:lsdException w:name="Plain Table 4" w:uiPriority="44"/>
-    <w:lsdException w:name="Plain Table 5" w:uiPriority="45"/>
-    <w:lsdException w:name="Grid Table Light" w:uiPriority="40"/>
-    <w:lsdException w:name="Grid Table 1 Light" w:uiPriority="46"/>
-    <w:lsdException w:name="Grid Table 2" w:uiPriority="47"/>
-    <w:lsdException w:name="Grid Table 3" w:uiPriority="48"/>
-    <w:lsdException w:name="Grid Table 4" w:uiPriority="49"/>
-    <w:lsdException w:name="Grid Table 5 Dark" w:uiPriority="50"/>
-    <w:lsdException w:name="Grid Table 6 Colorful" w:uiPriority="51"/>
-    <w:lsdException w:name="Grid Table 7 Colorful" w:uiPriority="52"/>
-    <w:lsdException w:name="Grid Table 1 Light Accent 1" w:uiPriority="46"/>
-    <w:lsdException w:name="Grid Table 2 Accent 1" w:uiPriority="47"/>
-    <w:lsdException w:name="Grid Table 3 Accent 1" w:uiPriority="48"/>
-    <w:lsdException w:name="Grid Table 4 Accent 1" w:uiPriority="49"/>
-    <w:lsdException w:name="Grid Table 5 Dark Accent 1" w:uiPriority="50"/>
-    <w:lsdException w:name="Grid Table 6 Colorful Accent 1" w:uiPriority="51"/>
-    <w:lsdException w:name="Grid Table 7 Colorful Accent 1" w:uiPriority="52"/>
-    <w:lsdException w:name="Grid Table 1 Light Accent 2" w:uiPriority="46"/>
-    <w:lsdException w:name="Grid Table 2 Accent 2" w:uiPriority="47"/>
-    <w:lsdException w:name="Grid Table 3 Accent 2" w:uiPriority="48"/>
-    <w:lsdException w:name="Grid Table 4 Accent 2" w:uiPriority="49"/>
-    <w:lsdException w:name="Grid Table 5 Dark Accent 2" w:uiPriority="50"/>
-    <w:lsdException w:name="Grid Table 6 Colorful Accent 2" w:uiPriority="51"/>
-    <w:lsdException w:name="Grid Table 7 Colorful Accent 2" w:uiPriority="52"/>
-    <w:lsdException w:name="Grid Table 1 Light Accent 3" w:uiPriority="46"/>
-    <w:lsdException w:name="Grid Table 2 Accent 3" w:uiPriority="47"/>
-    <w:lsdException w:name="Grid Table 3 Accent 3" w:uiPriority="48"/>
-    <w:lsdException w:name="Grid Table 4 Accent 3" w:uiPriority="49"/>
-    <w:lsdException w:name="Grid Table 5 Dark Accent 3" w:uiPriority="50"/>
-    <w:lsdException w:name="Grid Table 6 Colorful Accent 3" w:uiPriority="51"/>
-    <w:lsdException w:name="Grid Table 7 Colorful Accent 3" w:uiPriority="52"/>
-    <w:lsdException w:name="Grid Table 1 Light Accent 4" w:uiPriority="46"/>
-    <w:lsdException w:name="Grid Table 2 Accent 4" w:uiPriority="47"/>
-    <w:lsdException w:name="Grid Table 3 Accent 4" w:uiPriority="48"/>
-    <w:lsdException w:name="Grid Table 4 Accent 4" w:uiPriority="49"/>
-    <w:lsdException w:name="Grid Table 5 Dark Accent 4" w:uiPriority="50"/>
-    <w:lsdException w:name="Grid Table 6 Colorful Accent 4" w:uiPriority="51"/>
-    <w:lsdException w:name="Grid Table 7 Colorful Accent 4" w:uiPriority="52"/>
-    <w:lsdException w:name="Grid Table 1 Light Accent 5" w:uiPriority="46"/>
-    <w:lsdException w:name="Grid Table 2 Accent 5" w:uiPriority="47"/>
-    <w:lsdException w:name="Grid Table 3 Accent 5" w:uiPriority="48"/>
-    <w:lsdException w:name="Grid Table 4 Accent 5" w:uiPriority="49"/>
-    <w:lsdException w:name="Grid Table 5 Dark Accent 5" w:uiPriority="50"/>
-    <w:lsdException w:name="Grid Table 6 Colorful Accent 5" w:uiPriority="51"/>
-    <w:lsdException w:name="Grid Table 7 Colorful Accent 5" w:uiPriority="52"/>
-    <w:lsdException w:name="Grid Table 1 Light Accent 6" w:uiPriority="46"/>
-    <w:lsdException w:name="Grid Table 2 Accent 6" w:uiPriority="47"/>
-    <w:lsdException w:name="Grid Table 3 Accent 6" w:uiPriority="48"/>
-    <w:lsdException w:name="Grid Table 4 Accent 6" w:uiPriority="49"/>
-    <w:lsdException w:name="Grid Table 5 Dark Accent 6" w:uiPriority="50"/>
-    <w:lsdException w:name="Grid Table 6 Colorful Accent 6" w:uiPriority="51"/>
-    <w:lsdException w:name="Grid Table 7 Colorful Accent 6" w:uiPriority="52"/>
-    <w:lsdException w:name="List Table 1 Light" w:uiPriority="46"/>
-    <w:lsdException w:name="List Table 2" w:uiPriority="47"/>
-    <w:lsdException w:name="List Table 3" w:uiPriority="48"/>
-    <w:lsdException w:name="List Table 4" w:uiPriority="49"/>
-    <w:lsdException w:name="List Table 5 Dark" w:uiPriority="50"/>
-    <w:lsdException w:name="List Table 6 Colorful" w:uiPriority="51"/>
-    <w:lsdException w:name="List Table 7 Colorful" w:uiPriority="52"/>
-    <w:lsdException w:name="List Table 1 Light Accent 1" w:uiPriority="46"/>
-    <w:lsdException w:name="List Table 2 Accent 1" w:uiPriority="47"/>
-    <w:lsdException w:name="List Table 3 Accent 1" w:uiPriority="48"/>
-    <w:lsdException w:name="List Table 4 Accent 1" w:uiPriority="49"/>
-    <w:lsdException w:name="List Table 5 Dark Accent 1" w:uiPriority="50"/>
-    <w:lsdException w:name="List Table 6 Colorful Accent 1" w:uiPriority="51"/>
-    <w:lsdException w:name="List Table 7 Colorful Accent 1" w:uiPriority="52"/>
-    <w:lsdException w:name="List Table 1 Light Accent 2" w:uiPriority="46"/>
-    <w:lsdException w:name="List Table 2 Accent 2" w:uiPriority="47"/>
-    <w:lsdException w:name="List Table 3 Accent 2" w:uiPriority="48"/>
-    <w:lsdException w:name="List Table 4 Accent 2" w:uiPriority="49"/>
-    <w:lsdException w:name="List Table 5 Dark Accent 2" w:uiPriority="50"/>
-    <w:lsdException w:name="List Table 6 Colorful Accent 2" w:uiPriority="51"/>
-    <w:lsdException w:name="List Table 7 Colorful Accent 2" w:uiPriority="52"/>
-    <w:lsdException w:name="List Table 1 Light Accent 3" w:uiPriority="46"/>
-    <w:lsdException w:name="List Table 2 Accent 3" w:uiPriority="47"/>
-    <w:lsdException w:name="List Table 3 Accent 3" w:uiPriority="48"/>
-    <w:lsdException w:name="List Table 4 Accent 3" w:uiPriority="49"/>
-    <w:lsdException w:name="List Table 5 Dark Accent 3" w:uiPriority="50"/>
-    <w:lsdException w:name="List Table 6 Colorful Accent 3" w:uiPriority="51"/>
-    <w:lsdException w:name="List Table 7 Colorful Accent 3" w:uiPriority="52"/>
-    <w:lsdException w:name="List Table 1 Light Accent 4" w:uiPriority="46"/>
-    <w:lsdException w:name="List Table 2 Accent 4" w:uiPriority="47"/>
-    <w:lsdException w:name="List Table 3 Accent 4" w:uiPriority="48"/>
-    <w:lsdException w:name="List Table 4 Accent 4" w:uiPriority="49"/>
-    <w:lsdException w:name="List Table 5 Dark Accent 4" w:uiPriority="50"/>
-    <w:lsdException w:name="List Table 6 Colorful Accent 4" w:uiPriority="51"/>
-    <w:lsdException w:name="List Table 7 Colorful Accent 4" w:uiPriority="52"/>
-    <w:lsdException w:name="List Table 1 Light Accent 5" w:uiPriority="46"/>
-    <w:lsdException w:name="List Table 2 Accent 5" w:uiPriority="47"/>
-    <w:lsdException w:name="List Table 3 Accent 5" w:uiPriority="48"/>
-    <w:lsdException w:name="List Table 4 Accent 5" w:uiPriority="49"/>
-    <w:lsdException w:name="List Table 5 Dark Accent 5" w:uiPriority="50"/>
-    <w:lsdException w:name="List Table 6 Colorful Accent 5" w:uiPriority="51"/>
-    <w:lsdException w:name="List Table 7 Colorful Accent 5" w:uiPriority="52"/>
-    <w:lsdException w:name="List Table 1 Light Accent 6" w:uiPriority="46"/>
-    <w:lsdException w:name="List Table 2 Accent 6" w:uiPriority="47"/>
-    <w:lsdException w:name="List Table 3 Accent 6" w:uiPriority="48"/>
-    <w:lsdException w:name="List Table 4 Accent 6" w:uiPriority="49"/>
-    <w:lsdException w:name="List Table 5 Dark Accent 6" w:uiPriority="50"/>
-    <w:lsdException w:name="List Table 6 Colorful Accent 6" w:uiPriority="51"/>
-    <w:lsdException w:name="List Table 7 Colorful Accent 6" w:uiPriority="52"/>
-    <w:lsdException w:name="Mention" w:semiHidden="1" w:unhideWhenUsed="1"/>
-    <w:lsdException w:name="Smart Hyperlink" w:semiHidden="1" w:unhideWhenUsed="1"/>
-    <w:lsdException w:name="Hashtag" w:semiHidden="1" w:unhideWhenUsed="1"/>
-    <w:lsdException w:name="Unresolved Mention" w:semiHidden="1" w:unhideWhenUsed="1"/>
-    <w:lsdException w:name="Smart Link" w:semiHidden="1" w:unhideWhenUsed="1"/>
+  <w:latentStyles w:count="260" w:defQFormat="0" w:defUnhideWhenUsed="1" w:defSemiHidden="1" w:defUIPriority="99" w:defLockedState="0">
+    <w:lsdException w:qFormat="1" w:unhideWhenUsed="0" w:uiPriority="0" w:semiHidden="0" w:name="Normal"/>
+    <w:lsdException w:qFormat="1" w:unhideWhenUsed="0" w:uiPriority="9" w:semiHidden="0" w:name="heading 1"/>
+    <w:lsdException w:qFormat="1" w:uiPriority="9" w:name="heading 2"/>
+    <w:lsdException w:qFormat="1" w:uiPriority="9" w:name="heading 3"/>
+    <w:lsdException w:qFormat="1" w:uiPriority="9" w:name="heading 4"/>
+    <w:lsdException w:qFormat="1" w:uiPriority="9" w:name="heading 5"/>
+    <w:lsdException w:qFormat="1" w:uiPriority="9" w:name="heading 6"/>
+    <w:lsdException w:qFormat="1" w:uiPriority="9" w:name="heading 7"/>
+    <w:lsdException w:qFormat="1" w:uiPriority="9" w:name="heading 8"/>
+    <w:lsdException w:qFormat="1" w:uiPriority="9" w:name="heading 9"/>
+    <w:lsdException w:uiPriority="99" w:name="index 1"/>
+    <w:lsdException w:uiPriority="99" w:name="index 2"/>
+    <w:lsdException w:uiPriority="99" w:name="index 3"/>
+    <w:lsdException w:uiPriority="99" w:name="index 4"/>
+    <w:lsdException w:uiPriority="99" w:name="index 5"/>
+    <w:lsdException w:uiPriority="99" w:name="index 6"/>
+    <w:lsdException w:uiPriority="99" w:name="index 7"/>
+    <w:lsdException w:uiPriority="99" w:name="index 8"/>
+    <w:lsdException w:uiPriority="99" w:name="index 9"/>
+    <w:lsdException w:uiPriority="39" w:name="toc 1"/>
+    <w:lsdException w:uiPriority="39" w:name="toc 2"/>
+    <w:lsdException w:uiPriority="39" w:name="toc 3"/>
+    <w:lsdException w:uiPriority="39" w:name="toc 4"/>
+    <w:lsdException w:uiPriority="39" w:name="toc 5"/>
+    <w:lsdException w:uiPriority="39" w:name="toc 6"/>
+    <w:lsdException w:uiPriority="39" w:name="toc 7"/>
+    <w:lsdException w:uiPriority="39" w:name="toc 8"/>
+    <w:lsdException w:uiPriority="39" w:name="toc 9"/>
+    <w:lsdException w:uiPriority="99" w:name="Normal Indent"/>
+    <w:lsdException w:qFormat="1" w:uiPriority="99" w:name="footnote text"/>
+    <w:lsdException w:uiPriority="99" w:name="annotation text"/>
+    <w:lsdException w:uiPriority="99" w:name="header"/>
+    <w:lsdException w:uiPriority="99" w:name="footer"/>
+    <w:lsdException w:uiPriority="99" w:name="index heading"/>
+    <w:lsdException w:qFormat="1" w:uiPriority="35" w:name="caption"/>
+    <w:lsdException w:uiPriority="99" w:name="table of figures"/>
+    <w:lsdException w:uiPriority="99" w:name="envelope address"/>
+    <w:lsdException w:uiPriority="99" w:name="envelope return"/>
+    <w:lsdException w:qFormat="1" w:uiPriority="99" w:name="footnote reference"/>
+    <w:lsdException w:uiPriority="99" w:name="annotation reference"/>
+    <w:lsdException w:uiPriority="99" w:name="line number"/>
+    <w:lsdException w:uiPriority="99" w:name="page number"/>
+    <w:lsdException w:qFormat="1" w:uiPriority="99" w:name="endnote reference"/>
+    <w:lsdException w:qFormat="1" w:uiPriority="99" w:name="endnote text"/>
+    <w:lsdException w:uiPriority="99" w:name="table of authorities"/>
+    <w:lsdException w:uiPriority="99" w:name="macro"/>
+    <w:lsdException w:uiPriority="99" w:name="toa heading"/>
+    <w:lsdException w:uiPriority="99" w:name="List"/>
+    <w:lsdException w:uiPriority="99" w:name="List Bullet"/>
+    <w:lsdException w:uiPriority="99" w:name="List Number"/>
+    <w:lsdException w:uiPriority="99" w:name="List 2"/>
+    <w:lsdException w:uiPriority="99" w:name="List 3"/>
+    <w:lsdException w:uiPriority="99" w:name="List 4"/>
+    <w:lsdException w:uiPriority="99" w:name="List 5"/>
+    <w:lsdException w:uiPriority="99" w:name="List Bullet 2"/>
+    <w:lsdException w:uiPriority="99" w:name="List Bullet 3"/>
+    <w:lsdException w:uiPriority="99" w:name="List Bullet 4"/>
+    <w:lsdException w:uiPriority="99" w:name="List Bullet 5"/>
+    <w:lsdException w:uiPriority="99" w:name="List Number 2"/>
+    <w:lsdException w:uiPriority="99" w:name="List Number 3"/>
+    <w:lsdException w:uiPriority="99" w:name="List Number 4"/>
+    <w:lsdException w:uiPriority="99" w:name="List Number 5"/>
+    <w:lsdException w:qFormat="1" w:unhideWhenUsed="0" w:uiPriority="10" w:semiHidden="0" w:name="Title"/>
+    <w:lsdException w:uiPriority="99" w:name="Closing"/>
+    <w:lsdException w:uiPriority="99" w:name="Signature"/>
+    <w:lsdException w:uiPriority="1" w:name="Default Paragraph Font"/>
+    <w:lsdException w:uiPriority="99" w:name="Body Text"/>
+    <w:lsdException w:uiPriority="99" w:name="Body Text Indent"/>
+    <w:lsdException w:uiPriority="99" w:name="List Continue"/>
+    <w:lsdException w:uiPriority="99" w:name="List Continue 2"/>
+    <w:lsdException w:uiPriority="99" w:name="List Continue 3"/>
+    <w:lsdException w:uiPriority="99" w:name="List Continue 4"/>
+    <w:lsdException w:uiPriority="99" w:name="List Continue 5"/>
+    <w:lsdException w:uiPriority="99" w:name="Message Header"/>
+    <w:lsdException w:qFormat="1" w:unhideWhenUsed="0" w:uiPriority="11" w:semiHidden="0" w:name="Subtitle"/>
+    <w:lsdException w:uiPriority="99" w:name="Salutation"/>
+    <w:lsdException w:uiPriority="99" w:name="Date"/>
+    <w:lsdException w:uiPriority="99" w:name="Body Text First Indent"/>
+    <w:lsdException w:uiPriority="99" w:name="Body Text First Indent 2"/>
+    <w:lsdException w:uiPriority="99" w:name="Note Heading"/>
+    <w:lsdException w:uiPriority="99" w:name="Body Text 2"/>
+    <w:lsdException w:uiPriority="99" w:name="Body Text 3"/>
+    <w:lsdException w:uiPriority="99" w:name="Body Text Indent 2"/>
+    <w:lsdException w:uiPriority="99" w:name="Body Text Indent 3"/>
+    <w:lsdException w:uiPriority="99" w:name="Block Text"/>
+    <w:lsdException w:qFormat="1" w:uiPriority="99" w:semiHidden="0" w:name="Hyperlink"/>
+    <w:lsdException w:uiPriority="99" w:name="FollowedHyperlink"/>
+    <w:lsdException w:qFormat="1" w:unhideWhenUsed="0" w:uiPriority="22" w:semiHidden="0" w:name="Strong"/>
+    <w:lsdException w:qFormat="1" w:unhideWhenUsed="0" w:uiPriority="20" w:semiHidden="0" w:name="Emphasis"/>
+    <w:lsdException w:uiPriority="99" w:name="Document Map"/>
+    <w:lsdException w:uiPriority="99" w:name="Plain Text"/>
+    <w:lsdException w:uiPriority="99" w:name="E-mail Signature"/>
+    <w:lsdException w:qFormat="1" w:uiPriority="99" w:semiHidden="0" w:name="Normal (Web)"/>
+    <w:lsdException w:uiPriority="99" w:name="HTML Acronym"/>
+    <w:lsdException w:uiPriority="99" w:name="HTML Address"/>
+    <w:lsdException w:uiPriority="99" w:name="HTML Cite"/>
+    <w:lsdException w:uiPriority="99" w:name="HTML Code"/>
+    <w:lsdException w:uiPriority="99" w:name="HTML Definition"/>
+    <w:lsdException w:uiPriority="99" w:name="HTML Keyboard"/>
+    <w:lsdException w:uiPriority="99" w:name="HTML Preformatted"/>
+    <w:lsdException w:uiPriority="99" w:name="HTML Sample"/>
+    <w:lsdException w:uiPriority="99" w:name="HTML Typewriter"/>
+    <w:lsdException w:uiPriority="99" w:name="HTML Variable"/>
+    <w:lsdException w:qFormat="1" w:uiPriority="99" w:name="Normal Table"/>
+    <w:lsdException w:uiPriority="99" w:name="annotation subject"/>
+    <w:lsdException w:uiPriority="99" w:name="Table Simple 1"/>
+    <w:lsdException w:uiPriority="99" w:name="Table Simple 2"/>
+    <w:lsdException w:uiPriority="99" w:name="Table Simple 3"/>
+    <w:lsdException w:uiPriority="99" w:name="Table Classic 1"/>
+    <w:lsdException w:uiPriority="99" w:name="Table Classic 2"/>
+    <w:lsdException w:uiPriority="99" w:name="Table Classic 3"/>
+    <w:lsdException w:uiPriority="99" w:name="Table Classic 4"/>
+    <w:lsdException w:uiPriority="99" w:name="Table Colorful 1"/>
+    <w:lsdException w:uiPriority="99" w:name="Table Colorful 2"/>
+    <w:lsdException w:uiPriority="99" w:name="Table Colorful 3"/>
+    <w:lsdException w:uiPriority="99" w:name="Table Columns 1"/>
+    <w:lsdException w:uiPriority="99" w:name="Table Columns 2"/>
+    <w:lsdException w:uiPriority="99" w:name="Table Columns 3"/>
+    <w:lsdException w:uiPriority="99" w:name="Table Columns 4"/>
+    <w:lsdException w:uiPriority="99" w:name="Table Columns 5"/>
+    <w:lsdException w:uiPriority="99" w:name="Table Grid 1"/>
+    <w:lsdException w:uiPriority="99" w:name="Table Grid 2"/>
+    <w:lsdException w:uiPriority="99" w:name="Table Grid 3"/>
+    <w:lsdException w:uiPriority="99" w:name="Table Grid 4"/>
+    <w:lsdException w:uiPriority="99" w:name="Table Grid 5"/>
+    <w:lsdException w:uiPriority="99" w:name="Table Grid 6"/>
+    <w:lsdException w:uiPriority="99" w:name="Table Grid 7"/>
+    <w:lsdException w:uiPriority="99" w:name="Table Grid 8"/>
+    <w:lsdException w:uiPriority="99" w:name="Table List 1"/>
+    <w:lsdException w:uiPriority="99" w:name="Table List 2"/>
+    <w:lsdException w:uiPriority="99" w:name="Table List 3"/>
+    <w:lsdException w:uiPriority="99" w:name="Table List 4"/>
+    <w:lsdException w:uiPriority="99" w:name="Table List 5"/>
+    <w:lsdException w:uiPriority="99" w:name="Table List 6"/>
+    <w:lsdException w:uiPriority="99" w:name="Table List 7"/>
+    <w:lsdException w:uiPriority="99" w:name="Table List 8"/>
+    <w:lsdException w:uiPriority="99" w:name="Table 3D effects 1"/>
+    <w:lsdException w:uiPriority="99" w:name="Table 3D effects 2"/>
+    <w:lsdException w:uiPriority="99" w:name="Table 3D effects 3"/>
+    <w:lsdException w:uiPriority="99" w:name="Table Contemporary"/>
+    <w:lsdException w:uiPriority="99" w:name="Table Elegant"/>
+    <w:lsdException w:uiPriority="99" w:name="Table Professional"/>
+    <w:lsdException w:uiPriority="99" w:name="Table Subtle 1"/>
+    <w:lsdException w:uiPriority="99" w:name="Table Subtle 2"/>
+    <w:lsdException w:uiPriority="99" w:name="Table Web 1"/>
+    <w:lsdException w:uiPriority="99" w:name="Table Web 2"/>
+    <w:lsdException w:uiPriority="99" w:name="Table Web 3"/>
+    <w:lsdException w:uiPriority="99" w:name="Balloon Text"/>
+    <w:lsdException w:qFormat="1" w:unhideWhenUsed="0" w:uiPriority="39" w:semiHidden="0" w:name="Table Grid"/>
+    <w:lsdException w:uiPriority="99" w:name="Table Theme"/>
+    <w:lsdException w:unhideWhenUsed="0" w:uiPriority="60" w:semiHidden="0" w:name="Light Shading"/>
+    <w:lsdException w:unhideWhenUsed="0" w:uiPriority="61" w:semiHidden="0" w:name="Light List"/>
+    <w:lsdException w:unhideWhenUsed="0" w:uiPriority="62" w:semiHidden="0" w:name="Light Grid"/>
+    <w:lsdException w:unhideWhenUsed="0" w:uiPriority="63" w:semiHidden="0" w:name="Medium Shading 1"/>
+    <w:lsdException w:unhideWhenUsed="0" w:uiPriority="64" w:semiHidden="0" w:name="Medium Shading 2"/>
+    <w:lsdException w:unhideWhenUsed="0" w:uiPriority="65" w:semiHidden="0" w:name="Medium List 1"/>
+    <w:lsdException w:unhideWhenUsed="0" w:uiPriority="66" w:semiHidden="0" w:name="Medium List 2"/>
+    <w:lsdException w:unhideWhenUsed="0" w:uiPriority="67" w:semiHidden="0" w:name="Medium Grid 1"/>
+    <w:lsdException w:unhideWhenUsed="0" w:uiPriority="68" w:semiHidden="0" w:name="Medium Grid 2"/>
+    <w:lsdException w:unhideWhenUsed="0" w:uiPriority="69" w:semiHidden="0" w:name="Medium Grid 3"/>
+    <w:lsdException w:unhideWhenUsed="0" w:uiPriority="70" w:semiHidden="0" w:name="Dark List"/>
+    <w:lsdException w:unhideWhenUsed="0" w:uiPriority="71" w:semiHidden="0" w:name="Colorful Shading"/>
+    <w:lsdException w:unhideWhenUsed="0" w:uiPriority="72" w:semiHidden="0" w:name="Colorful List"/>
+    <w:lsdException w:unhideWhenUsed="0" w:uiPriority="73" w:semiHidden="0" w:name="Colorful Grid"/>
+    <w:lsdException w:unhideWhenUsed="0" w:uiPriority="60" w:semiHidden="0" w:name="Light Shading Accent 1"/>
+    <w:lsdException w:unhideWhenUsed="0" w:uiPriority="61" w:semiHidden="0" w:name="Light List Accent 1"/>
+    <w:lsdException w:unhideWhenUsed="0" w:uiPriority="62" w:semiHidden="0" w:name="Light Grid Accent 1"/>
+    <w:lsdException w:unhideWhenUsed="0" w:uiPriority="63" w:semiHidden="0" w:name="Medium Shading 1 Accent 1"/>
+    <w:lsdException w:unhideWhenUsed="0" w:uiPriority="64" w:semiHidden="0" w:name="Medium Shading 2 Accent 1"/>
+    <w:lsdException w:unhideWhenUsed="0" w:uiPriority="65" w:semiHidden="0" w:name="Medium List 1 Accent 1"/>
+    <w:lsdException w:qFormat="1" w:unhideWhenUsed="0" w:uiPriority="0" w:semiHidden="0" w:name="List Paragraph"/>
+    <w:lsdException w:unhideWhenUsed="0" w:uiPriority="66" w:semiHidden="0" w:name="Medium List 2 Accent 1"/>
+    <w:lsdException w:unhideWhenUsed="0" w:uiPriority="67" w:semiHidden="0" w:name="Medium Grid 1 Accent 1"/>
+    <w:lsdException w:unhideWhenUsed="0" w:uiPriority="68" w:semiHidden="0" w:name="Medium Grid 2 Accent 1"/>
+    <w:lsdException w:unhideWhenUsed="0" w:uiPriority="69" w:semiHidden="0" w:name="Medium Grid 3 Accent 1"/>
+    <w:lsdException w:unhideWhenUsed="0" w:uiPriority="70" w:semiHidden="0" w:name="Dark List Accent 1"/>
+    <w:lsdException w:unhideWhenUsed="0" w:uiPriority="71" w:semiHidden="0" w:name="Colorful Shading Accent 1"/>
+    <w:lsdException w:unhideWhenUsed="0" w:uiPriority="72" w:semiHidden="0" w:name="Colorful List Accent 1"/>
+    <w:lsdException w:unhideWhenUsed="0" w:uiPriority="73" w:semiHidden="0" w:name="Colorful Grid Accent 1"/>
+    <w:lsdException w:unhideWhenUsed="0" w:uiPriority="60" w:semiHidden="0" w:name="Light Shading Accent 2"/>
+    <w:lsdException w:unhideWhenUsed="0" w:uiPriority="61" w:semiHidden="0" w:name="Light List Accent 2"/>
+    <w:lsdException w:unhideWhenUsed="0" w:uiPriority="62" w:semiHidden="0" w:name="Light Grid Accent 2"/>
+    <w:lsdException w:unhideWhenUsed="0" w:uiPriority="63" w:semiHidden="0" w:name="Medium Shading 1 Accent 2"/>
+    <w:lsdException w:unhideWhenUsed="0" w:uiPriority="64" w:semiHidden="0" w:name="Medium Shading 2 Accent 2"/>
+    <w:lsdException w:unhideWhenUsed="0" w:uiPriority="65" w:semiHidden="0" w:name="Medium List 1 Accent 2"/>
+    <w:lsdException w:unhideWhenUsed="0" w:uiPriority="66" w:semiHidden="0" w:name="Medium List 2 Accent 2"/>
+    <w:lsdException w:unhideWhenUsed="0" w:uiPriority="67" w:semiHidden="0" w:name="Medium Grid 1 Accent 2"/>
+    <w:lsdException w:unhideWhenUsed="0" w:uiPriority="68" w:semiHidden="0" w:name="Medium Grid 2 Accent 2"/>
+    <w:lsdException w:unhideWhenUsed="0" w:uiPriority="69" w:semiHidden="0" w:name="Medium Grid 3 Accent 2"/>
+    <w:lsdException w:unhideWhenUsed="0" w:uiPriority="70" w:semiHidden="0" w:name="Dark List Accent 2"/>
+    <w:lsdException w:unhideWhenUsed="0" w:uiPriority="71" w:semiHidden="0" w:name="Colorful Shading Accent 2"/>
+    <w:lsdException w:unhideWhenUsed="0" w:uiPriority="72" w:semiHidden="0" w:name="Colorful List Accent 2"/>
+    <w:lsdException w:unhideWhenUsed="0" w:uiPriority="73" w:semiHidden="0" w:name="Colorful Grid Accent 2"/>
+    <w:lsdException w:unhideWhenUsed="0" w:uiPriority="60" w:semiHidden="0" w:name="Light Shading Accent 3"/>
+    <w:lsdException w:unhideWhenUsed="0" w:uiPriority="61" w:semiHidden="0" w:name="Light List Accent 3"/>
+    <w:lsdException w:unhideWhenUsed="0" w:uiPriority="62" w:semiHidden="0" w:name="Light Grid Accent 3"/>
+    <w:lsdException w:unhideWhenUsed="0" w:uiPriority="63" w:semiHidden="0" w:name="Medium Shading 1 Accent 3"/>
+    <w:lsdException w:unhideWhenUsed="0" w:uiPriority="64" w:semiHidden="0" w:name="Medium Shading 2 Accent 3"/>
+    <w:lsdException w:unhideWhenUsed="0" w:uiPriority="65" w:semiHidden="0" w:name="Medium List 1 Accent 3"/>
+    <w:lsdException w:unhideWhenUsed="0" w:uiPriority="66" w:semiHidden="0" w:name="Medium List 2 Accent 3"/>
+    <w:lsdException w:unhideWhenUsed="0" w:uiPriority="67" w:semiHidden="0" w:name="Medium Grid 1 Accent 3"/>
+    <w:lsdException w:unhideWhenUsed="0" w:uiPriority="68" w:semiHidden="0" w:name="Medium Grid 2 Accent 3"/>
+    <w:lsdException w:unhideWhenUsed="0" w:uiPriority="69" w:semiHidden="0" w:name="Medium Grid 3 Accent 3"/>
+    <w:lsdException w:unhideWhenUsed="0" w:uiPriority="70" w:semiHidden="0" w:name="Dark List Accent 3"/>
+    <w:lsdException w:unhideWhenUsed="0" w:uiPriority="71" w:semiHidden="0" w:name="Colorful Shading Accent 3"/>
+    <w:lsdException w:unhideWhenUsed="0" w:uiPriority="72" w:semiHidden="0" w:name="Colorful List Accent 3"/>
+    <w:lsdException w:unhideWhenUsed="0" w:uiPriority="73" w:semiHidden="0" w:name="Colorful Grid Accent 3"/>
+    <w:lsdException w:unhideWhenUsed="0" w:uiPriority="60" w:semiHidden="0" w:name="Light Shading Accent 4"/>
+    <w:lsdException w:unhideWhenUsed="0" w:uiPriority="61" w:semiHidden="0" w:name="Light List Accent 4"/>
+    <w:lsdException w:unhideWhenUsed="0" w:uiPriority="62" w:semiHidden="0" w:name="Light Grid Accent 4"/>
+    <w:lsdException w:unhideWhenUsed="0" w:uiPriority="63" w:semiHidden="0" w:name="Medium Shading 1 Accent 4"/>
+    <w:lsdException w:unhideWhenUsed="0" w:uiPriority="64" w:semiHidden="0" w:name="Medium Shading 2 Accent 4"/>
+    <w:lsdException w:unhideWhenUsed="0" w:uiPriority="65" w:semiHidden="0" w:name="Medium List 1 Accent 4"/>
+    <w:lsdException w:unhideWhenUsed="0" w:uiPriority="66" w:semiHidden="0" w:name="Medium List 2 Accent 4"/>
+    <w:lsdException w:unhideWhenUsed="0" w:uiPriority="67" w:semiHidden="0" w:name="Medium Grid 1 Accent 4"/>
+    <w:lsdException w:unhideWhenUsed="0" w:uiPriority="68" w:semiHidden="0" w:name="Medium Grid 2 Accent 4"/>
+    <w:lsdException w:unhideWhenUsed="0" w:uiPriority="69" w:semiHidden="0" w:name="Medium Grid 3 Accent 4"/>
+    <w:lsdException w:unhideWhenUsed="0" w:uiPriority="70" w:semiHidden="0" w:name="Dark List Accent 4"/>
+    <w:lsdException w:unhideWhenUsed="0" w:uiPriority="71" w:semiHidden="0" w:name="Colorful Shading Accent 4"/>
+    <w:lsdException w:unhideWhenUsed="0" w:uiPriority="72" w:semiHidden="0" w:name="Colorful List Accent 4"/>
+    <w:lsdException w:unhideWhenUsed="0" w:uiPriority="73" w:semiHidden="0" w:name="Colorful Grid Accent 4"/>
+    <w:lsdException w:unhideWhenUsed="0" w:uiPriority="60" w:semiHidden="0" w:name="Light Shading Accent 5"/>
+    <w:lsdException w:unhideWhenUsed="0" w:uiPriority="61" w:semiHidden="0" w:name="Light List Accent 5"/>
+    <w:lsdException w:unhideWhenUsed="0" w:uiPriority="62" w:semiHidden="0" w:name="Light Grid Accent 5"/>
+    <w:lsdException w:unhideWhenUsed="0" w:uiPriority="63" w:semiHidden="0" w:name="Medium Shading 1 Accent 5"/>
+    <w:lsdException w:unhideWhenUsed="0" w:uiPriority="64" w:semiHidden="0" w:name="Medium Shading 2 Accent 5"/>
+    <w:lsdException w:unhideWhenUsed="0" w:uiPriority="65" w:semiHidden="0" w:name="Medium List 1 Accent 5"/>
+    <w:lsdException w:unhideWhenUsed="0" w:uiPriority="66" w:semiHidden="0" w:name="Medium List 2 Accent 5"/>
+    <w:lsdException w:unhideWhenUsed="0" w:uiPriority="67" w:semiHidden="0" w:name="Medium Grid 1 Accent 5"/>
+    <w:lsdException w:unhideWhenUsed="0" w:uiPriority="68" w:semiHidden="0" w:name="Medium Grid 2 Accent 5"/>
+    <w:lsdException w:unhideWhenUsed="0" w:uiPriority="69" w:semiHidden="0" w:name="Medium Grid 3 Accent 5"/>
+    <w:lsdException w:unhideWhenUsed="0" w:uiPriority="70" w:semiHidden="0" w:name="Dark List Accent 5"/>
+    <w:lsdException w:unhideWhenUsed="0" w:uiPriority="71" w:semiHidden="0" w:name="Colorful Shading Accent 5"/>
+    <w:lsdException w:unhideWhenUsed="0" w:uiPriority="72" w:semiHidden="0" w:name="Colorful List Accent 5"/>
+    <w:lsdException w:unhideWhenUsed="0" w:uiPriority="73" w:semiHidden="0" w:name="Colorful Grid Accent 5"/>
+    <w:lsdException w:unhideWhenUsed="0" w:uiPriority="60" w:semiHidden="0" w:name="Light Shading Accent 6"/>
+    <w:lsdException w:unhideWhenUsed="0" w:uiPriority="61" w:semiHidden="0" w:name="Light List Accent 6"/>
+    <w:lsdException w:unhideWhenUsed="0" w:uiPriority="62" w:semiHidden="0" w:name="Light Grid Accent 6"/>
+    <w:lsdException w:unhideWhenUsed="0" w:uiPriority="63" w:semiHidden="0" w:name="Medium Shading 1 Accent 6"/>
+    <w:lsdException w:unhideWhenUsed="0" w:uiPriority="64" w:semiHidden="0" w:name="Medium Shading 2 Accent 6"/>
+    <w:lsdException w:unhideWhenUsed="0" w:uiPriority="65" w:semiHidden="0" w:name="Medium List 1 Accent 6"/>
+    <w:lsdException w:unhideWhenUsed="0" w:uiPriority="66" w:semiHidden="0" w:name="Medium List 2 Accent 6"/>
+    <w:lsdException w:unhideWhenUsed="0" w:uiPriority="67" w:semiHidden="0" w:name="Medium Grid 1 Accent 6"/>
+    <w:lsdException w:unhideWhenUsed="0" w:uiPriority="68" w:semiHidden="0" w:name="Medium Grid 2 Accent 6"/>
+    <w:lsdException w:unhideWhenUsed="0" w:uiPriority="69" w:semiHidden="0" w:name="Medium Grid 3 Accent 6"/>
+    <w:lsdException w:unhideWhenUsed="0" w:uiPriority="70" w:semiHidden="0" w:name="Dark List Accent 6"/>
+    <w:lsdException w:unhideWhenUsed="0" w:uiPriority="71" w:semiHidden="0" w:name="Colorful Shading Accent 6"/>
+    <w:lsdException w:unhideWhenUsed="0" w:uiPriority="72" w:semiHidden="0" w:name="Colorful List Accent 6"/>
+    <w:lsdException w:unhideWhenUsed="0" w:uiPriority="73" w:semiHidden="0" w:name="Colorful Grid Accent 6"/>
   </w:latentStyles>
-  <w:style w:type="paragraph" w:default="1" w:styleId="Normal">
+  <w:style w:type="paragraph" w:default="1" w:styleId="1">
     <w:name w:val="Normal"/>
     <w:qFormat/>
-    <w:rsid w:val="00660D4E"/>
+    <w:uiPriority w:val="0"/>
+    <w:rPr>
+      <w:rFonts w:ascii="Times New Roman" w:hAnsi="Times New Roman" w:eastAsia="Times New Roman" w:cs="Times New Roman"/>
+      <w:lang w:val="en-US" w:eastAsia="en-US" w:bidi="ar-SA"/>
+    </w:rPr>
   </w:style>
-  <w:style w:type="paragraph" w:styleId="Heading1">
+  <w:style w:type="paragraph" w:styleId="2">
     <w:name w:val="heading 1"/>
+    <w:qFormat/>
     <w:uiPriority w:val="9"/>
-    <w:qFormat/>
     <w:pPr>
       <w:outlineLvl w:val="0"/>
     </w:pPr>
     <w:rPr>
+      <w:rFonts w:ascii="Times New Roman" w:hAnsi="Times New Roman" w:eastAsia="Times New Roman" w:cs="Times New Roman"/>
       <w:color w:val="2E74B5"/>
       <w:sz w:val="32"/>
       <w:szCs w:val="32"/>
+      <w:lang w:val="en-US" w:eastAsia="en-US" w:bidi="ar-SA"/>
     </w:rPr>
   </w:style>
-  <w:style w:type="paragraph" w:styleId="Heading2">
+  <w:style w:type="paragraph" w:styleId="3">
     <w:name w:val="heading 2"/>
-    <w:uiPriority w:val="9"/>
     <w:semiHidden/>
     <w:unhideWhenUsed/>
     <w:qFormat/>
+    <w:uiPriority w:val="9"/>
     <w:pPr>
       <w:outlineLvl w:val="1"/>
     </w:pPr>
     <w:rPr>
+      <w:rFonts w:ascii="Times New Roman" w:hAnsi="Times New Roman" w:eastAsia="Times New Roman" w:cs="Times New Roman"/>
       <w:color w:val="2E74B5"/>
       <w:sz w:val="26"/>
       <w:szCs w:val="26"/>
+      <w:lang w:val="en-US" w:eastAsia="en-US" w:bidi="ar-SA"/>
     </w:rPr>
   </w:style>
-  <w:style w:type="paragraph" w:styleId="Heading3">
+  <w:style w:type="paragraph" w:styleId="4">
     <w:name w:val="heading 3"/>
-    <w:uiPriority w:val="9"/>
     <w:semiHidden/>
     <w:unhideWhenUsed/>
     <w:qFormat/>
+    <w:uiPriority w:val="9"/>
     <w:pPr>
       <w:outlineLvl w:val="2"/>
     </w:pPr>
     <w:rPr>
+      <w:rFonts w:ascii="Times New Roman" w:hAnsi="Times New Roman" w:eastAsia="Times New Roman" w:cs="Times New Roman"/>
       <w:color w:val="1F4D78"/>
       <w:sz w:val="24"/>
       <w:szCs w:val="24"/>
+      <w:lang w:val="en-US" w:eastAsia="en-US" w:bidi="ar-SA"/>
     </w:rPr>
   </w:style>
-  <w:style w:type="paragraph" w:styleId="Heading4">
+  <w:style w:type="paragraph" w:styleId="5">
     <w:name w:val="heading 4"/>
-    <w:uiPriority w:val="9"/>
     <w:semiHidden/>
     <w:unhideWhenUsed/>
     <w:qFormat/>
+    <w:uiPriority w:val="9"/>
     <w:pPr>
       <w:outlineLvl w:val="3"/>
     </w:pPr>
     <w:rPr>
+      <w:rFonts w:ascii="Times New Roman" w:hAnsi="Times New Roman" w:eastAsia="Times New Roman" w:cs="Times New Roman"/>
       <w:i/>
       <w:iCs/>
       <w:color w:val="2E74B5"/>
+      <w:lang w:val="en-US" w:eastAsia="en-US" w:bidi="ar-SA"/>
     </w:rPr>
   </w:style>
-  <w:style w:type="paragraph" w:styleId="Heading5">
+  <w:style w:type="paragraph" w:styleId="6">
     <w:name w:val="heading 5"/>
-    <w:uiPriority w:val="9"/>
     <w:semiHidden/>
     <w:unhideWhenUsed/>
     <w:qFormat/>
+    <w:uiPriority w:val="9"/>
     <w:pPr>
       <w:outlineLvl w:val="4"/>
     </w:pPr>
     <w:rPr>
+      <w:rFonts w:ascii="Times New Roman" w:hAnsi="Times New Roman" w:eastAsia="Times New Roman" w:cs="Times New Roman"/>
       <w:color w:val="2E74B5"/>
+      <w:lang w:val="en-US" w:eastAsia="en-US" w:bidi="ar-SA"/>
     </w:rPr>
   </w:style>
-  <w:style w:type="paragraph" w:styleId="Heading6">
+  <w:style w:type="paragraph" w:styleId="7">
     <w:name w:val="heading 6"/>
-    <w:uiPriority w:val="9"/>
     <w:semiHidden/>
     <w:unhideWhenUsed/>
     <w:qFormat/>
+    <w:uiPriority w:val="9"/>
     <w:pPr>
       <w:outlineLvl w:val="5"/>
     </w:pPr>
     <w:rPr>
+      <w:rFonts w:ascii="Times New Roman" w:hAnsi="Times New Roman" w:eastAsia="Times New Roman" w:cs="Times New Roman"/>
       <w:color w:val="1F4D78"/>
+      <w:lang w:val="en-US" w:eastAsia="en-US" w:bidi="ar-SA"/>
     </w:rPr>
   </w:style>
-  <w:style w:type="character" w:default="1" w:styleId="DefaultParagraphFont">
+  <w:style w:type="character" w:default="1" w:styleId="8">
     <w:name w:val="Default Paragraph Font"/>
-    <w:uiPriority w:val="1"/>
     <w:semiHidden/>
     <w:unhideWhenUsed/>
+    <w:uiPriority w:val="1"/>
   </w:style>
-  <w:style w:type="table" w:default="1" w:styleId="TableNormal">
+  <w:style w:type="table" w:default="1" w:styleId="9">
     <w:name w:val="Normal Table"/>
-    <w:uiPriority w:val="99"/>
     <w:semiHidden/>
     <w:unhideWhenUsed/>
+    <w:qFormat/>
+    <w:uiPriority w:val="99"/>
     <w:tblPr>
-      <w:tblInd w:w="0" w:type="dxa"/>
       <w:tblCellMar>
         <w:top w:w="0" w:type="dxa"/>
         <w:left w:w="108" w:type="dxa"/>
@@ -4800,127 +3848,66 @@
       </w:tblCellMar>
     </w:tblPr>
   </w:style>
-  <w:style w:type="numbering" w:default="1" w:styleId="NoList">
-    <w:name w:val="No List"/>
-    <w:uiPriority w:val="99"/>
+  <w:style w:type="character" w:styleId="10">
+    <w:name w:val="endnote reference"/>
     <w:semiHidden/>
     <w:unhideWhenUsed/>
-  </w:style>
-  <w:style w:type="paragraph" w:styleId="Title">
-    <w:name w:val="Title"/>
-    <w:uiPriority w:val="10"/>
     <w:qFormat/>
+    <w:uiPriority w:val="99"/>
     <w:rPr>
-      <w:sz w:val="56"/>
-      <w:szCs w:val="56"/>
+      <w:vertAlign w:val="superscript"/>
     </w:rPr>
   </w:style>
-  <w:style w:type="paragraph" w:customStyle="1" w:styleId="Strong1">
-    <w:name w:val="Strong1"/>
+  <w:style w:type="paragraph" w:styleId="11">
+    <w:name w:val="endnote text"/>
+    <w:link w:val="22"/>
+    <w:semiHidden/>
+    <w:unhideWhenUsed/>
     <w:qFormat/>
+    <w:uiPriority w:val="99"/>
     <w:rPr>
-      <w:b/>
-      <w:bCs/>
+      <w:rFonts w:ascii="Times New Roman" w:hAnsi="Times New Roman" w:eastAsia="Times New Roman" w:cs="Times New Roman"/>
+      <w:lang w:val="en-US" w:eastAsia="en-US" w:bidi="ar-SA"/>
     </w:rPr>
   </w:style>
-  <w:style w:type="paragraph" w:styleId="ListParagraph">
-    <w:name w:val="List Paragraph"/>
+  <w:style w:type="character" w:styleId="12">
+    <w:name w:val="footnote reference"/>
+    <w:semiHidden/>
+    <w:unhideWhenUsed/>
     <w:qFormat/>
+    <w:uiPriority w:val="99"/>
+    <w:rPr>
+      <w:vertAlign w:val="superscript"/>
+    </w:rPr>
   </w:style>
-  <w:style w:type="character" w:styleId="Hyperlink">
+  <w:style w:type="paragraph" w:styleId="13">
+    <w:name w:val="footnote text"/>
+    <w:link w:val="21"/>
+    <w:semiHidden/>
+    <w:unhideWhenUsed/>
+    <w:qFormat/>
+    <w:uiPriority w:val="99"/>
+    <w:rPr>
+      <w:rFonts w:ascii="Times New Roman" w:hAnsi="Times New Roman" w:eastAsia="Times New Roman" w:cs="Times New Roman"/>
+      <w:lang w:val="en-US" w:eastAsia="en-US" w:bidi="ar-SA"/>
+    </w:rPr>
+  </w:style>
+  <w:style w:type="character" w:styleId="14">
     <w:name w:val="Hyperlink"/>
+    <w:unhideWhenUsed/>
+    <w:qFormat/>
     <w:uiPriority w:val="99"/>
-    <w:unhideWhenUsed/>
     <w:rPr>
       <w:color w:val="0563C1"/>
       <w:u w:val="single"/>
     </w:rPr>
   </w:style>
-  <w:style w:type="character" w:styleId="FootnoteReference">
-    <w:name w:val="footnote reference"/>
+  <w:style w:type="paragraph" w:styleId="15">
+    <w:name w:val="Normal (Web)"/>
+    <w:basedOn w:val="1"/>
+    <w:unhideWhenUsed/>
+    <w:qFormat/>
     <w:uiPriority w:val="99"/>
-    <w:semiHidden/>
-    <w:unhideWhenUsed/>
-    <w:rPr>
-      <w:vertAlign w:val="superscript"/>
-    </w:rPr>
-  </w:style>
-  <w:style w:type="paragraph" w:styleId="FootnoteText">
-    <w:name w:val="footnote text"/>
-    <w:link w:val="FootnoteTextChar"/>
-    <w:uiPriority w:val="99"/>
-    <w:semiHidden/>
-    <w:unhideWhenUsed/>
-  </w:style>
-  <w:style w:type="character" w:customStyle="1" w:styleId="FootnoteTextChar">
-    <w:name w:val="Footnote Text Char"/>
-    <w:link w:val="FootnoteText"/>
-    <w:uiPriority w:val="99"/>
-    <w:semiHidden/>
-    <w:unhideWhenUsed/>
-    <w:rPr>
-      <w:sz w:val="20"/>
-      <w:szCs w:val="20"/>
-    </w:rPr>
-  </w:style>
-  <w:style w:type="character" w:styleId="EndnoteReference">
-    <w:name w:val="endnote reference"/>
-    <w:uiPriority w:val="99"/>
-    <w:semiHidden/>
-    <w:unhideWhenUsed/>
-    <w:rPr>
-      <w:vertAlign w:val="superscript"/>
-    </w:rPr>
-  </w:style>
-  <w:style w:type="paragraph" w:styleId="EndnoteText">
-    <w:name w:val="endnote text"/>
-    <w:link w:val="EndnoteTextChar"/>
-    <w:uiPriority w:val="99"/>
-    <w:semiHidden/>
-    <w:unhideWhenUsed/>
-  </w:style>
-  <w:style w:type="character" w:customStyle="1" w:styleId="EndnoteTextChar">
-    <w:name w:val="Endnote Text Char"/>
-    <w:link w:val="EndnoteText"/>
-    <w:uiPriority w:val="99"/>
-    <w:semiHidden/>
-    <w:unhideWhenUsed/>
-    <w:rPr>
-      <w:sz w:val="20"/>
-      <w:szCs w:val="20"/>
-    </w:rPr>
-  </w:style>
-  <w:style w:type="table" w:styleId="TableGrid">
-    <w:name w:val="Table Grid"/>
-    <w:basedOn w:val="TableNormal"/>
-    <w:uiPriority w:val="39"/>
-    <w:rsid w:val="00307237"/>
-    <w:tblPr>
-      <w:tblBorders>
-        <w:top w:val="single" w:sz="4" w:space="0" w:color="auto"/>
-        <w:left w:val="single" w:sz="4" w:space="0" w:color="auto"/>
-        <w:bottom w:val="single" w:sz="4" w:space="0" w:color="auto"/>
-        <w:right w:val="single" w:sz="4" w:space="0" w:color="auto"/>
-        <w:insideH w:val="single" w:sz="4" w:space="0" w:color="auto"/>
-        <w:insideV w:val="single" w:sz="4" w:space="0" w:color="auto"/>
-      </w:tblBorders>
-    </w:tblPr>
-  </w:style>
-  <w:style w:type="character" w:styleId="Strong">
-    <w:name w:val="Strong"/>
-    <w:basedOn w:val="DefaultParagraphFont"/>
-    <w:uiPriority w:val="22"/>
-    <w:qFormat/>
-    <w:rsid w:val="00C33084"/>
-    <w:rPr>
-      <w:b/>
-      <w:bCs/>
-    </w:rPr>
-  </w:style>
-  <w:style w:type="paragraph" w:customStyle="1" w:styleId="pdq2pgselectionanchorcontainer">
-    <w:name w:val="pdq2pg_selectionanchorcontainer"/>
-    <w:basedOn w:val="Normal"/>
-    <w:rsid w:val="00C33084"/>
     <w:pPr>
       <w:spacing w:before="100" w:beforeAutospacing="1" w:after="100" w:afterAutospacing="1"/>
     </w:pPr>
@@ -4929,12 +3916,92 @@
       <w:szCs w:val="24"/>
     </w:rPr>
   </w:style>
-  <w:style w:type="paragraph" w:styleId="NormalWeb">
-    <w:name w:val="Normal (Web)"/>
-    <w:basedOn w:val="Normal"/>
+  <w:style w:type="character" w:styleId="16">
+    <w:name w:val="Strong"/>
+    <w:basedOn w:val="8"/>
+    <w:qFormat/>
+    <w:uiPriority w:val="22"/>
+    <w:rPr>
+      <w:b/>
+      <w:bCs/>
+    </w:rPr>
+  </w:style>
+  <w:style w:type="table" w:styleId="17">
+    <w:name w:val="Table Grid"/>
+    <w:basedOn w:val="9"/>
+    <w:qFormat/>
+    <w:uiPriority w:val="39"/>
+    <w:tblPr>
+      <w:tblBorders>
+        <w:top w:val="single" w:color="auto" w:sz="4" w:space="0"/>
+        <w:left w:val="single" w:color="auto" w:sz="4" w:space="0"/>
+        <w:bottom w:val="single" w:color="auto" w:sz="4" w:space="0"/>
+        <w:right w:val="single" w:color="auto" w:sz="4" w:space="0"/>
+        <w:insideH w:val="single" w:color="auto" w:sz="4" w:space="0"/>
+        <w:insideV w:val="single" w:color="auto" w:sz="4" w:space="0"/>
+      </w:tblBorders>
+    </w:tblPr>
+  </w:style>
+  <w:style w:type="paragraph" w:styleId="18">
+    <w:name w:val="Title"/>
+    <w:qFormat/>
+    <w:uiPriority w:val="10"/>
+    <w:rPr>
+      <w:rFonts w:ascii="Times New Roman" w:hAnsi="Times New Roman" w:eastAsia="Times New Roman" w:cs="Times New Roman"/>
+      <w:sz w:val="56"/>
+      <w:szCs w:val="56"/>
+      <w:lang w:val="en-US" w:eastAsia="en-US" w:bidi="ar-SA"/>
+    </w:rPr>
+  </w:style>
+  <w:style w:type="paragraph" w:customStyle="1" w:styleId="19">
+    <w:name w:val="Strong1"/>
+    <w:qFormat/>
+    <w:uiPriority w:val="0"/>
+    <w:rPr>
+      <w:rFonts w:ascii="Times New Roman" w:hAnsi="Times New Roman" w:eastAsia="Times New Roman" w:cs="Times New Roman"/>
+      <w:b/>
+      <w:bCs/>
+      <w:lang w:val="en-US" w:eastAsia="en-US" w:bidi="ar-SA"/>
+    </w:rPr>
+  </w:style>
+  <w:style w:type="paragraph" w:styleId="20">
+    <w:name w:val="List Paragraph"/>
+    <w:qFormat/>
+    <w:uiPriority w:val="0"/>
+    <w:rPr>
+      <w:rFonts w:ascii="Times New Roman" w:hAnsi="Times New Roman" w:eastAsia="Times New Roman" w:cs="Times New Roman"/>
+      <w:lang w:val="en-US" w:eastAsia="en-US" w:bidi="ar-SA"/>
+    </w:rPr>
+  </w:style>
+  <w:style w:type="character" w:customStyle="1" w:styleId="21">
+    <w:name w:val="Footnote Text Char"/>
+    <w:link w:val="13"/>
+    <w:semiHidden/>
+    <w:unhideWhenUsed/>
+    <w:qFormat/>
     <w:uiPriority w:val="99"/>
+    <w:rPr>
+      <w:sz w:val="20"/>
+      <w:szCs w:val="20"/>
+    </w:rPr>
+  </w:style>
+  <w:style w:type="character" w:customStyle="1" w:styleId="22">
+    <w:name w:val="Endnote Text Char"/>
+    <w:link w:val="11"/>
+    <w:semiHidden/>
     <w:unhideWhenUsed/>
-    <w:rsid w:val="00C33084"/>
+    <w:qFormat/>
+    <w:uiPriority w:val="99"/>
+    <w:rPr>
+      <w:sz w:val="20"/>
+      <w:szCs w:val="20"/>
+    </w:rPr>
+  </w:style>
+  <w:style w:type="paragraph" w:customStyle="1" w:styleId="23">
+    <w:name w:val="pdq2pg_selectionanchorcontainer"/>
+    <w:basedOn w:val="1"/>
+    <w:qFormat/>
+    <w:uiPriority w:val="0"/>
     <w:pPr>
       <w:spacing w:before="100" w:beforeAutospacing="1" w:after="100" w:afterAutospacing="1"/>
     </w:pPr>
@@ -4989,7 +4056,7 @@
     </a:clrScheme>
     <a:fontScheme name="Office">
       <a:majorFont>
-        <a:latin typeface="Calibri Light" panose="020F0302020204030204"/>
+        <a:latin typeface="Calibri Light"/>
         <a:ea typeface=""/>
         <a:cs typeface=""/>
         <a:font script="Jpan" typeface="游ゴシック Light"/>
@@ -5022,26 +4089,9 @@
         <a:font script="Viet" typeface="Times New Roman"/>
         <a:font script="Uigh" typeface="Microsoft Uighur"/>
         <a:font script="Geor" typeface="Sylfaen"/>
-        <a:font script="Armn" typeface="Arial"/>
-        <a:font script="Bugi" typeface="Leelawadee UI"/>
-        <a:font script="Bopo" typeface="Microsoft JhengHei"/>
-        <a:font script="Java" typeface="Javanese Text"/>
-        <a:font script="Lisu" typeface="Segoe UI"/>
-        <a:font script="Mymr" typeface="Myanmar Text"/>
-        <a:font script="Nkoo" typeface="Ebrima"/>
-        <a:font script="Olck" typeface="Nirmala UI"/>
-        <a:font script="Osma" typeface="Ebrima"/>
-        <a:font script="Phag" typeface="Phagspa"/>
-        <a:font script="Syrn" typeface="Estrangelo Edessa"/>
-        <a:font script="Syrj" typeface="Estrangelo Edessa"/>
-        <a:font script="Syre" typeface="Estrangelo Edessa"/>
-        <a:font script="Sora" typeface="Nirmala UI"/>
-        <a:font script="Tale" typeface="Microsoft Tai Le"/>
-        <a:font script="Talu" typeface="Microsoft New Tai Lue"/>
-        <a:font script="Tfng" typeface="Ebrima"/>
       </a:majorFont>
       <a:minorFont>
-        <a:latin typeface="Calibri" panose="020F0502020204030204"/>
+        <a:latin typeface="Calibri"/>
         <a:ea typeface=""/>
         <a:cs typeface=""/>
         <a:font script="Jpan" typeface="游明朝"/>
@@ -5074,23 +4124,6 @@
         <a:font script="Viet" typeface="Arial"/>
         <a:font script="Uigh" typeface="Microsoft Uighur"/>
         <a:font script="Geor" typeface="Sylfaen"/>
-        <a:font script="Armn" typeface="Arial"/>
-        <a:font script="Bugi" typeface="Leelawadee UI"/>
-        <a:font script="Bopo" typeface="Microsoft JhengHei"/>
-        <a:font script="Java" typeface="Javanese Text"/>
-        <a:font script="Lisu" typeface="Segoe UI"/>
-        <a:font script="Mymr" typeface="Myanmar Text"/>
-        <a:font script="Nkoo" typeface="Ebrima"/>
-        <a:font script="Olck" typeface="Nirmala UI"/>
-        <a:font script="Osma" typeface="Ebrima"/>
-        <a:font script="Phag" typeface="Phagspa"/>
-        <a:font script="Syrn" typeface="Estrangelo Edessa"/>
-        <a:font script="Syrj" typeface="Estrangelo Edessa"/>
-        <a:font script="Syre" typeface="Estrangelo Edessa"/>
-        <a:font script="Sora" typeface="Nirmala UI"/>
-        <a:font script="Tale" typeface="Microsoft Tai Le"/>
-        <a:font script="Talu" typeface="Microsoft New Tai Lue"/>
-        <a:font script="Tfng" typeface="Ebrima"/>
       </a:minorFont>
     </a:fontScheme>
     <a:fmtScheme name="Office">
@@ -5232,31 +4265,10 @@
     </a:fmtScheme>
   </a:themeElements>
   <a:objectDefaults/>
-  <a:extraClrSchemeLst/>
-  <a:extLst>
-    <a:ext uri="{05A4C25C-085E-4340-85A3-A5531E510DB2}">
-      <thm15:themeFamily xmlns:thm15="http://schemas.microsoft.com/office/thememl/2012/main" name="Office Theme" id="{62F939B6-93AF-4DB8-9C6B-D6C7DFDC589F}" vid="{4A3C46E8-61CC-4603-A589-7422A47A8E4A}"/>
-    </a:ext>
-  </a:extLst>
 </a:theme>
 </file>
 
 <file path=customXml/item1.xml><?xml version="1.0" encoding="utf-8"?>
-<p:properties xmlns:p="http://schemas.microsoft.com/office/2006/metadata/properties" xmlns:xsi="http://www.w3.org/2001/XMLSchema-instance" xmlns:pc="http://schemas.microsoft.com/office/infopath/2007/PartnerControls">
-  <documentManagement/>
-</p:properties>
-</file>
-
-<file path=customXml/item2.xml><?xml version="1.0" encoding="utf-8"?>
-<?mso-contentType ?>
-<FormTemplates xmlns="http://schemas.microsoft.com/sharepoint/v3/contenttype/forms">
-  <Display>DocumentLibraryForm</Display>
-  <Edit>DocumentLibraryForm</Edit>
-  <New>DocumentLibraryForm</New>
-</FormTemplates>
-</file>
-
-<file path=customXml/item3.xml><?xml version="1.0" encoding="utf-8"?>
 <ct:contentTypeSchema xmlns:ct="http://schemas.microsoft.com/office/2006/metadata/contentType" xmlns:ma="http://schemas.microsoft.com/office/2006/metadata/properties/metaAttributes" ct:_="" ma:_="" ma:contentTypeName="Document" ma:contentTypeID="0x0101001B2BCDF1B2A22B4A8146FD01CC9FC177" ma:contentTypeVersion="3" ma:contentTypeDescription="Create a new document." ma:contentTypeScope="" ma:versionID="ace49fccd7147badac874e04b30a9f98">
   <xsd:schema xmlns:xsd="http://www.w3.org/2001/XMLSchema" xmlns:xs="http://www.w3.org/2001/XMLSchema" xmlns:p="http://schemas.microsoft.com/office/2006/metadata/properties" xmlns:ns2="f1d0a431-73d2-4aed-a3b9-997dc2ad4fd8" targetNamespace="http://schemas.microsoft.com/office/2006/metadata/properties" ma:root="true" ma:fieldsID="a18e933088f35d1fd24b402072cac3cf" ns2:_="">
     <xsd:import namespace="f1d0a431-73d2-4aed-a3b9-997dc2ad4fd8"/>
@@ -5394,37 +4406,35 @@
 </ct:contentTypeSchema>
 </file>
 
+<file path=customXml/item2.xml><?xml version="1.0" encoding="utf-8"?>
+<?mso-contentType ?>
+<FormTemplates xmlns="http://schemas.microsoft.com/sharepoint/v3/contenttype/forms">
+  <Display>DocumentLibraryForm</Display>
+  <Edit>DocumentLibraryForm</Edit>
+  <New>DocumentLibraryForm</New>
+</FormTemplates>
+</file>
+
+<file path=customXml/item3.xml><?xml version="1.0" encoding="utf-8"?>
+<p:properties xmlns:p="http://schemas.microsoft.com/office/2006/metadata/properties" xmlns:xsi="http://www.w3.org/2001/XMLSchema-instance" xmlns:pc="http://schemas.microsoft.com/office/infopath/2007/PartnerControls">
+  <documentManagement/>
+</p:properties>
+</file>
+
 <file path=customXml/itemProps1.xml><?xml version="1.0" encoding="utf-8"?>
-<ds:datastoreItem xmlns:ds="http://schemas.openxmlformats.org/officeDocument/2006/customXml" ds:itemID="{32430164-197C-4D5A-B6B2-A6280968C92D}">
-  <ds:schemaRefs>
-    <ds:schemaRef ds:uri="http://schemas.microsoft.com/office/2006/metadata/properties"/>
-    <ds:schemaRef ds:uri="http://schemas.microsoft.com/office/infopath/2007/PartnerControls"/>
-  </ds:schemaRefs>
+<ds:datastoreItem xmlns:ds="http://schemas.openxmlformats.org/officeDocument/2006/customXml" ds:itemID="{8446A6A1-E645-4C53-94A9-AA9CCDD59FE5}">
+  <ds:schemaRefs/>
 </ds:datastoreItem>
 </file>
 
 <file path=customXml/itemProps2.xml><?xml version="1.0" encoding="utf-8"?>
 <ds:datastoreItem xmlns:ds="http://schemas.openxmlformats.org/officeDocument/2006/customXml" ds:itemID="{5BE9D091-ED07-4648-8A9C-12994909BA6A}">
-  <ds:schemaRefs>
-    <ds:schemaRef ds:uri="http://schemas.microsoft.com/sharepoint/v3/contenttype/forms"/>
-  </ds:schemaRefs>
+  <ds:schemaRefs/>
 </ds:datastoreItem>
 </file>
 
 <file path=customXml/itemProps3.xml><?xml version="1.0" encoding="utf-8"?>
-<ds:datastoreItem xmlns:ds="http://schemas.openxmlformats.org/officeDocument/2006/customXml" ds:itemID="{8446A6A1-E645-4C53-94A9-AA9CCDD59FE5}">
-  <ds:schemaRefs>
-    <ds:schemaRef ds:uri="http://schemas.microsoft.com/office/2006/metadata/contentType"/>
-    <ds:schemaRef ds:uri="http://schemas.microsoft.com/office/2006/metadata/properties/metaAttributes"/>
-    <ds:schemaRef ds:uri="http://www.w3.org/2001/XMLSchema"/>
-    <ds:schemaRef ds:uri="http://schemas.microsoft.com/office/2006/metadata/properties"/>
-    <ds:schemaRef ds:uri="f1d0a431-73d2-4aed-a3b9-997dc2ad4fd8"/>
-    <ds:schemaRef ds:uri="http://schemas.microsoft.com/office/2006/documentManagement/types"/>
-    <ds:schemaRef ds:uri="http://schemas.microsoft.com/office/infopath/2007/PartnerControls"/>
-    <ds:schemaRef ds:uri="http://schemas.openxmlformats.org/package/2006/metadata/core-properties"/>
-    <ds:schemaRef ds:uri="http://purl.org/dc/elements/1.1/"/>
-    <ds:schemaRef ds:uri="http://purl.org/dc/terms/"/>
-    <ds:schemaRef ds:uri="http://schemas.microsoft.com/internal/obd"/>
-  </ds:schemaRefs>
+<ds:datastoreItem xmlns:ds="http://schemas.openxmlformats.org/officeDocument/2006/customXml" ds:itemID="{32430164-197C-4D5A-B6B2-A6280968C92D}">
+  <ds:schemaRefs/>
 </ds:datastoreItem>
 </file>
--- a/Project_Report/G_08_Project_Proposal_Paw_Care _Pet_Shop_and_Veterinary_Service_Management_System.docx
+++ b/Project_Report/G_08_Project_Proposal_Paw_Care _Pet_Shop_and_Veterinary_Service_Management_System.docx
@@ -1,32 +1,21 @@
 
 <file path=word/document.xml><?xml version="1.0" encoding="utf-8"?>
-<w:document xmlns:wpc="http://schemas.microsoft.com/office/word/2010/wordprocessingCanvas" xmlns:cx="http://schemas.microsoft.com/office/drawing/2014/chartex" xmlns:cx1="http://schemas.microsoft.com/office/drawing/2015/9/8/chartex" xmlns:cx2="http://schemas.microsoft.com/office/drawing/2015/10/21/chartex" xmlns:cx3="http://schemas.microsoft.com/office/drawing/2016/5/9/chartex" xmlns:cx4="http://schemas.microsoft.com/office/drawing/2016/5/10/chartex" xmlns:cx5="http://schemas.microsoft.com/office/drawing/2016/5/11/chartex" xmlns:cx6="http://schemas.microsoft.com/office/drawing/2016/5/12/chartex" xmlns:cx7="http://schemas.microsoft.com/office/drawing/2016/5/13/chartex" xmlns:cx8="http://schemas.microsoft.com/office/drawing/2016/5/14/chartex" xmlns:mc="http://schemas.openxmlformats.org/markup-compatibility/2006" xmlns:o="urn:schemas-microsoft-com:office:office" xmlns:r="http://schemas.openxmlformats.org/officeDocument/2006/relationships" xmlns:m="http://schemas.openxmlformats.org/officeDocument/2006/math" xmlns:v="urn:schemas-microsoft-com:vml" xmlns:wp14="http://schemas.microsoft.com/office/word/2010/wordprocessingDrawing" xmlns:wp="http://schemas.openxmlformats.org/drawingml/2006/wordprocessingDrawing" xmlns:w="http://schemas.openxmlformats.org/wordprocessingml/2006/main" xmlns:w14="http://schemas.microsoft.com/office/word/2010/wordml" xmlns:w10="urn:schemas-microsoft-com:office:word" xmlns:w15="http://schemas.microsoft.com/office/word/2012/wordml" xmlns:wpg="http://schemas.microsoft.com/office/word/2010/wordprocessingGroup" xmlns:wpi="http://schemas.microsoft.com/office/word/2010/wordprocessingInk" xmlns:wne="http://schemas.microsoft.com/office/word/2006/wordml" xmlns:wps="http://schemas.microsoft.com/office/word/2010/wordprocessingShape" xmlns:wpsCustomData="http://www.wps.cn/officeDocument/2013/wpsCustomData" mc:Ignorable="w14 w15 wp14">
+<w:document xmlns:wpc="http://schemas.microsoft.com/office/word/2010/wordprocessingCanvas" xmlns:cx="http://schemas.microsoft.com/office/drawing/2014/chartex" xmlns:cx1="http://schemas.microsoft.com/office/drawing/2015/9/8/chartex" xmlns:cx2="http://schemas.microsoft.com/office/drawing/2015/10/21/chartex" xmlns:cx3="http://schemas.microsoft.com/office/drawing/2016/5/9/chartex" xmlns:cx4="http://schemas.microsoft.com/office/drawing/2016/5/10/chartex" xmlns:cx5="http://schemas.microsoft.com/office/drawing/2016/5/11/chartex" xmlns:cx6="http://schemas.microsoft.com/office/drawing/2016/5/12/chartex" xmlns:cx7="http://schemas.microsoft.com/office/drawing/2016/5/13/chartex" xmlns:cx8="http://schemas.microsoft.com/office/drawing/2016/5/14/chartex" xmlns:mc="http://schemas.openxmlformats.org/markup-compatibility/2006" xmlns:aink="http://schemas.microsoft.com/office/drawing/2016/ink" xmlns:am3d="http://schemas.microsoft.com/office/drawing/2017/model3d" xmlns:o="urn:schemas-microsoft-com:office:office" xmlns:r="http://schemas.openxmlformats.org/officeDocument/2006/relationships" xmlns:m="http://schemas.openxmlformats.org/officeDocument/2006/math" xmlns:v="urn:schemas-microsoft-com:vml" xmlns:wp14="http://schemas.microsoft.com/office/word/2010/wordprocessingDrawing" xmlns:wp="http://schemas.openxmlformats.org/drawingml/2006/wordprocessingDrawing" xmlns:w10="urn:schemas-microsoft-com:office:word" xmlns:w="http://schemas.openxmlformats.org/wordprocessingml/2006/main" xmlns:w14="http://schemas.microsoft.com/office/word/2010/wordml" xmlns:w15="http://schemas.microsoft.com/office/word/2012/wordml" xmlns:w16cex="http://schemas.microsoft.com/office/word/2018/wordml/cex" xmlns:w16cid="http://schemas.microsoft.com/office/word/2016/wordml/cid" xmlns:w16="http://schemas.microsoft.com/office/word/2018/wordml" xmlns:w16sdtdh="http://schemas.microsoft.com/office/word/2020/wordml/sdtdatahash" xmlns:w16se="http://schemas.microsoft.com/office/word/2015/wordml/symex" xmlns:wpg="http://schemas.microsoft.com/office/word/2010/wordprocessingGroup" xmlns:wpi="http://schemas.microsoft.com/office/word/2010/wordprocessingInk" xmlns:wne="http://schemas.microsoft.com/office/word/2006/wordml" xmlns:wps="http://schemas.microsoft.com/office/word/2010/wordprocessingShape" mc:Ignorable="w14 w15 w16se w16cid w16 w16cex w16sdtdh wp14">
   <w:body>
     <w:tbl>
       <w:tblPr>
-        <w:tblStyle w:val="9"/>
         <w:tblW w:w="5000" w:type="pct"/>
         <w:jc w:val="center"/>
-        <w:tblLayout w:type="autofit"/>
         <w:tblCellMar>
-          <w:top w:w="0" w:type="dxa"/>
           <w:left w:w="10" w:type="dxa"/>
-          <w:bottom w:w="0" w:type="dxa"/>
           <w:right w:w="10" w:type="dxa"/>
         </w:tblCellMar>
+        <w:tblLook w:val="04A0" w:firstRow="1" w:lastRow="0" w:firstColumn="1" w:lastColumn="0" w:noHBand="0" w:noVBand="1"/>
       </w:tblPr>
       <w:tblGrid>
-        <w:gridCol w:w="10360"/>
+        <w:gridCol w:w="10340"/>
       </w:tblGrid>
       <w:tr>
-        <w:tblPrEx>
-          <w:tblCellMar>
-            <w:top w:w="0" w:type="dxa"/>
-            <w:left w:w="10" w:type="dxa"/>
-            <w:bottom w:w="0" w:type="dxa"/>
-            <w:right w:w="10" w:type="dxa"/>
-          </w:tblCellMar>
-        </w:tblPrEx>
         <w:trPr>
           <w:jc w:val="center"/>
         </w:trPr>
@@ -48,11 +37,12 @@
             </w:pPr>
             <w:r>
               <w:rPr>
+                <w:noProof/>
                 <w:sz w:val="22"/>
                 <w:szCs w:val="22"/>
               </w:rPr>
               <w:drawing>
-                <wp:inline distT="0" distB="0" distL="0" distR="0">
+                <wp:inline distT="0" distB="0" distL="0" distR="0" wp14:anchorId="7DAD3EAC" wp14:editId="7A4A4830">
                   <wp:extent cx="685800" cy="685800"/>
                   <wp:effectExtent l="0" t="0" r="0" b="0"/>
                   <wp:docPr id="1" name="Picture 1"/>
@@ -63,19 +53,19 @@
                     <a:graphicData uri="http://schemas.openxmlformats.org/drawingml/2006/picture">
                       <pic:pic xmlns:pic="http://schemas.openxmlformats.org/drawingml/2006/picture">
                         <pic:nvPicPr>
-                          <pic:cNvPr id="1" name="Picture 1"/>
+                          <pic:cNvPr id="0" name=""/>
                           <pic:cNvPicPr>
                             <a:picLocks noChangeAspect="1" noChangeArrowheads="1"/>
                           </pic:cNvPicPr>
                         </pic:nvPicPr>
                         <pic:blipFill>
-                          <a:blip r:embed="rId4"/>
+                          <a:blip r:embed="rId8"/>
                           <a:srcRect/>
                           <a:stretch>
                             <a:fillRect/>
                           </a:stretch>
                         </pic:blipFill>
-                        <pic:spPr>
+                        <pic:spPr bwMode="auto">
                           <a:xfrm>
                             <a:off x="0" y="0"/>
                             <a:ext cx="685800" cy="685800"/>
@@ -166,49 +156,25 @@
     <w:p/>
     <w:tbl>
       <w:tblPr>
-        <w:tblStyle w:val="17"/>
+        <w:tblStyle w:val="TableGrid"/>
         <w:tblW w:w="5000" w:type="pct"/>
-        <w:tblInd w:w="0" w:type="dxa"/>
         <w:tblBorders>
-          <w:top w:val="none" w:color="auto" w:sz="0" w:space="0"/>
-          <w:left w:val="none" w:color="auto" w:sz="0" w:space="0"/>
-          <w:bottom w:val="single" w:color="auto" w:sz="4" w:space="0"/>
-          <w:right w:val="none" w:color="auto" w:sz="0" w:space="0"/>
-          <w:insideH w:val="none" w:color="auto" w:sz="0" w:space="0"/>
-          <w:insideV w:val="none" w:color="auto" w:sz="0" w:space="0"/>
+          <w:top w:val="none" w:sz="0" w:space="0" w:color="auto"/>
+          <w:left w:val="none" w:sz="0" w:space="0" w:color="auto"/>
+          <w:right w:val="none" w:sz="0" w:space="0" w:color="auto"/>
+          <w:insideH w:val="none" w:sz="0" w:space="0" w:color="auto"/>
+          <w:insideV w:val="none" w:sz="0" w:space="0" w:color="auto"/>
         </w:tblBorders>
-        <w:tblLayout w:type="autofit"/>
-        <w:tblCellMar>
-          <w:top w:w="0" w:type="dxa"/>
-          <w:left w:w="108" w:type="dxa"/>
-          <w:bottom w:w="0" w:type="dxa"/>
-          <w:right w:w="108" w:type="dxa"/>
-        </w:tblCellMar>
+        <w:tblLook w:val="04A0" w:firstRow="1" w:lastRow="0" w:firstColumn="1" w:lastColumn="0" w:noHBand="0" w:noVBand="1"/>
       </w:tblPr>
       <w:tblGrid>
-        <w:gridCol w:w="3519"/>
-        <w:gridCol w:w="3519"/>
-        <w:gridCol w:w="1172"/>
-        <w:gridCol w:w="1172"/>
-        <w:gridCol w:w="1174"/>
+        <w:gridCol w:w="3447"/>
+        <w:gridCol w:w="3447"/>
+        <w:gridCol w:w="1148"/>
+        <w:gridCol w:w="1148"/>
+        <w:gridCol w:w="1150"/>
       </w:tblGrid>
       <w:tr>
-        <w:tblPrEx>
-          <w:tblBorders>
-            <w:top w:val="none" w:color="auto" w:sz="0" w:space="0"/>
-            <w:left w:val="none" w:color="auto" w:sz="0" w:space="0"/>
-            <w:bottom w:val="single" w:color="auto" w:sz="4" w:space="0"/>
-            <w:right w:val="none" w:color="auto" w:sz="0" w:space="0"/>
-            <w:insideH w:val="none" w:color="auto" w:sz="0" w:space="0"/>
-            <w:insideV w:val="none" w:color="auto" w:sz="0" w:space="0"/>
-          </w:tblBorders>
-          <w:tblCellMar>
-            <w:top w:w="0" w:type="dxa"/>
-            <w:left w:w="108" w:type="dxa"/>
-            <w:bottom w:w="0" w:type="dxa"/>
-            <w:right w:w="108" w:type="dxa"/>
-          </w:tblCellMar>
-        </w:tblPrEx>
         <w:tc>
           <w:tcPr>
             <w:tcW w:w="1667" w:type="pct"/>
@@ -229,7 +195,16 @@
                 <w:sz w:val="22"/>
                 <w:szCs w:val="22"/>
               </w:rPr>
-              <w:t xml:space="preserve">Semester: </w:t>
+              <w:t>Semester</w:t>
+            </w:r>
+            <w:r>
+              <w:rPr>
+                <w:b/>
+                <w:bCs/>
+                <w:sz w:val="22"/>
+                <w:szCs w:val="22"/>
+              </w:rPr>
+              <w:t xml:space="preserve">: </w:t>
             </w:r>
             <w:r>
               <w:rPr>
@@ -261,7 +236,16 @@
                 <w:sz w:val="22"/>
                 <w:szCs w:val="22"/>
               </w:rPr>
-              <w:t>Group No:08</w:t>
+              <w:t>Group No:</w:t>
+            </w:r>
+            <w:r>
+              <w:rPr>
+                <w:b/>
+                <w:bCs/>
+                <w:sz w:val="22"/>
+                <w:szCs w:val="22"/>
+              </w:rPr>
+              <w:t>08</w:t>
             </w:r>
           </w:p>
         </w:tc>
@@ -342,65 +326,54 @@
           <w:sz w:val="22"/>
           <w:szCs w:val="22"/>
         </w:rPr>
-        <w:t>Group Members:</w:t>
+        <w:t>Group Members</w:t>
+      </w:r>
+      <w:r>
+        <w:rPr>
+          <w:b/>
+          <w:bCs/>
+          <w:sz w:val="22"/>
+          <w:szCs w:val="22"/>
+        </w:rPr>
+        <w:t>:</w:t>
       </w:r>
     </w:p>
     <w:tbl>
       <w:tblPr>
-        <w:tblStyle w:val="9"/>
         <w:tblW w:w="5000" w:type="pct"/>
-        <w:tblInd w:w="0" w:type="dxa"/>
         <w:tblBorders>
-          <w:top w:val="single" w:color="auto" w:sz="4" w:space="0"/>
-          <w:left w:val="single" w:color="auto" w:sz="4" w:space="0"/>
-          <w:bottom w:val="single" w:color="auto" w:sz="4" w:space="0"/>
-          <w:right w:val="single" w:color="auto" w:sz="4" w:space="0"/>
-          <w:insideH w:val="single" w:color="auto" w:sz="4" w:space="0"/>
-          <w:insideV w:val="single" w:color="auto" w:sz="4" w:space="0"/>
+          <w:top w:val="single" w:sz="4" w:space="0" w:color="auto"/>
+          <w:left w:val="single" w:sz="4" w:space="0" w:color="auto"/>
+          <w:bottom w:val="single" w:sz="4" w:space="0" w:color="auto"/>
+          <w:right w:val="single" w:sz="4" w:space="0" w:color="auto"/>
+          <w:insideH w:val="single" w:sz="4" w:space="0" w:color="auto"/>
+          <w:insideV w:val="single" w:sz="4" w:space="0" w:color="auto"/>
         </w:tblBorders>
-        <w:tblLayout w:type="autofit"/>
         <w:tblCellMar>
-          <w:top w:w="0" w:type="dxa"/>
           <w:left w:w="10" w:type="dxa"/>
-          <w:bottom w:w="0" w:type="dxa"/>
           <w:right w:w="10" w:type="dxa"/>
         </w:tblCellMar>
+        <w:tblLook w:val="04A0" w:firstRow="1" w:lastRow="0" w:firstColumn="1" w:lastColumn="0" w:noHBand="0" w:noVBand="1"/>
       </w:tblPr>
       <w:tblGrid>
-        <w:gridCol w:w="640"/>
-        <w:gridCol w:w="2115"/>
-        <w:gridCol w:w="3680"/>
-        <w:gridCol w:w="2013"/>
-        <w:gridCol w:w="2112"/>
+        <w:gridCol w:w="627"/>
+        <w:gridCol w:w="2069"/>
+        <w:gridCol w:w="3599"/>
+        <w:gridCol w:w="1969"/>
+        <w:gridCol w:w="2066"/>
       </w:tblGrid>
       <w:tr>
-        <w:tblPrEx>
-          <w:tblBorders>
-            <w:top w:val="single" w:color="auto" w:sz="4" w:space="0"/>
-            <w:left w:val="single" w:color="auto" w:sz="4" w:space="0"/>
-            <w:bottom w:val="single" w:color="auto" w:sz="4" w:space="0"/>
-            <w:right w:val="single" w:color="auto" w:sz="4" w:space="0"/>
-            <w:insideH w:val="single" w:color="auto" w:sz="4" w:space="0"/>
-            <w:insideV w:val="single" w:color="auto" w:sz="4" w:space="0"/>
-          </w:tblBorders>
-          <w:tblCellMar>
-            <w:top w:w="0" w:type="dxa"/>
-            <w:left w:w="10" w:type="dxa"/>
-            <w:bottom w:w="0" w:type="dxa"/>
-            <w:right w:w="10" w:type="dxa"/>
-          </w:tblCellMar>
-        </w:tblPrEx>
         <w:trPr>
-          <w:trHeight w:val="144" w:hRule="atLeast"/>
+          <w:trHeight w:val="144"/>
         </w:trPr>
         <w:tc>
           <w:tcPr>
             <w:tcW w:w="303" w:type="pct"/>
             <w:tcBorders>
-              <w:top w:val="single" w:color="000000" w:sz="4" w:space="0"/>
-              <w:left w:val="single" w:color="000000" w:sz="4" w:space="0"/>
-              <w:bottom w:val="single" w:color="000000" w:sz="4" w:space="0"/>
-              <w:right w:val="single" w:color="000000" w:sz="4" w:space="0"/>
+              <w:top w:val="single" w:sz="4" w:space="0" w:color="000000"/>
+              <w:left w:val="single" w:sz="4" w:space="0" w:color="000000"/>
+              <w:bottom w:val="single" w:sz="4" w:space="0" w:color="000000"/>
+              <w:right w:val="single" w:sz="4" w:space="0" w:color="000000"/>
             </w:tcBorders>
             <w:tcMar>
               <w:top w:w="90" w:type="dxa"/>
@@ -433,10 +406,10 @@
           <w:tcPr>
             <w:tcW w:w="1001" w:type="pct"/>
             <w:tcBorders>
-              <w:top w:val="single" w:color="000000" w:sz="4" w:space="0"/>
-              <w:left w:val="single" w:color="000000" w:sz="4" w:space="0"/>
-              <w:bottom w:val="single" w:color="000000" w:sz="4" w:space="0"/>
-              <w:right w:val="single" w:color="000000" w:sz="4" w:space="0"/>
+              <w:top w:val="single" w:sz="4" w:space="0" w:color="000000"/>
+              <w:left w:val="single" w:sz="4" w:space="0" w:color="000000"/>
+              <w:bottom w:val="single" w:sz="4" w:space="0" w:color="000000"/>
+              <w:right w:val="single" w:sz="4" w:space="0" w:color="000000"/>
             </w:tcBorders>
             <w:tcMar>
               <w:top w:w="90" w:type="dxa"/>
@@ -469,10 +442,10 @@
           <w:tcPr>
             <w:tcW w:w="1742" w:type="pct"/>
             <w:tcBorders>
-              <w:top w:val="single" w:color="000000" w:sz="4" w:space="0"/>
-              <w:left w:val="single" w:color="000000" w:sz="4" w:space="0"/>
-              <w:bottom w:val="single" w:color="000000" w:sz="4" w:space="0"/>
-              <w:right w:val="single" w:color="000000" w:sz="4" w:space="0"/>
+              <w:top w:val="single" w:sz="4" w:space="0" w:color="000000"/>
+              <w:left w:val="single" w:sz="4" w:space="0" w:color="000000"/>
+              <w:bottom w:val="single" w:sz="4" w:space="0" w:color="000000"/>
+              <w:right w:val="single" w:sz="4" w:space="0" w:color="000000"/>
             </w:tcBorders>
             <w:tcMar>
               <w:top w:w="90" w:type="dxa"/>
@@ -505,10 +478,10 @@
           <w:tcPr>
             <w:tcW w:w="953" w:type="pct"/>
             <w:tcBorders>
-              <w:top w:val="single" w:color="000000" w:sz="4" w:space="0"/>
-              <w:left w:val="single" w:color="000000" w:sz="4" w:space="0"/>
-              <w:bottom w:val="single" w:color="000000" w:sz="4" w:space="0"/>
-              <w:right w:val="single" w:color="000000" w:sz="4" w:space="0"/>
+              <w:top w:val="single" w:sz="4" w:space="0" w:color="000000"/>
+              <w:left w:val="single" w:sz="4" w:space="0" w:color="000000"/>
+              <w:bottom w:val="single" w:sz="4" w:space="0" w:color="000000"/>
+              <w:right w:val="single" w:sz="4" w:space="0" w:color="000000"/>
             </w:tcBorders>
             <w:tcMar>
               <w:top w:w="90" w:type="dxa"/>
@@ -541,10 +514,10 @@
           <w:tcPr>
             <w:tcW w:w="1000" w:type="pct"/>
             <w:tcBorders>
-              <w:top w:val="single" w:color="000000" w:sz="4" w:space="0"/>
-              <w:left w:val="single" w:color="000000" w:sz="4" w:space="0"/>
-              <w:bottom w:val="single" w:color="000000" w:sz="4" w:space="0"/>
-              <w:right w:val="single" w:color="000000" w:sz="4" w:space="0"/>
+              <w:top w:val="single" w:sz="4" w:space="0" w:color="000000"/>
+              <w:left w:val="single" w:sz="4" w:space="0" w:color="000000"/>
+              <w:bottom w:val="single" w:sz="4" w:space="0" w:color="000000"/>
+              <w:right w:val="single" w:sz="4" w:space="0" w:color="000000"/>
             </w:tcBorders>
             <w:tcMar>
               <w:top w:w="90" w:type="dxa"/>
@@ -575,33 +548,17 @@
         </w:tc>
       </w:tr>
       <w:tr>
-        <w:tblPrEx>
-          <w:tblBorders>
-            <w:top w:val="single" w:color="auto" w:sz="4" w:space="0"/>
-            <w:left w:val="single" w:color="auto" w:sz="4" w:space="0"/>
-            <w:bottom w:val="single" w:color="auto" w:sz="4" w:space="0"/>
-            <w:right w:val="single" w:color="auto" w:sz="4" w:space="0"/>
-            <w:insideH w:val="single" w:color="auto" w:sz="4" w:space="0"/>
-            <w:insideV w:val="single" w:color="auto" w:sz="4" w:space="0"/>
-          </w:tblBorders>
-          <w:tblCellMar>
-            <w:top w:w="0" w:type="dxa"/>
-            <w:left w:w="10" w:type="dxa"/>
-            <w:bottom w:w="0" w:type="dxa"/>
-            <w:right w:w="10" w:type="dxa"/>
-          </w:tblCellMar>
-        </w:tblPrEx>
         <w:trPr>
-          <w:trHeight w:val="144" w:hRule="atLeast"/>
+          <w:trHeight w:val="144"/>
         </w:trPr>
         <w:tc>
           <w:tcPr>
             <w:tcW w:w="303" w:type="pct"/>
             <w:tcBorders>
-              <w:top w:val="single" w:color="000000" w:sz="4" w:space="0"/>
-              <w:left w:val="single" w:color="000000" w:sz="4" w:space="0"/>
-              <w:bottom w:val="single" w:color="000000" w:sz="4" w:space="0"/>
-              <w:right w:val="single" w:color="000000" w:sz="4" w:space="0"/>
+              <w:top w:val="single" w:sz="4" w:space="0" w:color="000000"/>
+              <w:left w:val="single" w:sz="4" w:space="0" w:color="000000"/>
+              <w:bottom w:val="single" w:sz="4" w:space="0" w:color="000000"/>
+              <w:right w:val="single" w:sz="4" w:space="0" w:color="000000"/>
             </w:tcBorders>
             <w:tcMar>
               <w:top w:w="90" w:type="dxa"/>
@@ -624,7 +581,14 @@
                 <w:sz w:val="22"/>
                 <w:szCs w:val="22"/>
               </w:rPr>
-              <w:t>41</w:t>
+              <w:t>4</w:t>
+            </w:r>
+            <w:r>
+              <w:rPr>
+                <w:sz w:val="22"/>
+                <w:szCs w:val="22"/>
+              </w:rPr>
+              <w:t>1</w:t>
             </w:r>
           </w:p>
         </w:tc>
@@ -632,10 +596,10 @@
           <w:tcPr>
             <w:tcW w:w="1001" w:type="pct"/>
             <w:tcBorders>
-              <w:top w:val="single" w:color="000000" w:sz="4" w:space="0"/>
-              <w:left w:val="single" w:color="000000" w:sz="4" w:space="0"/>
-              <w:bottom w:val="single" w:color="000000" w:sz="4" w:space="0"/>
-              <w:right w:val="single" w:color="000000" w:sz="4" w:space="0"/>
+              <w:top w:val="single" w:sz="4" w:space="0" w:color="000000"/>
+              <w:left w:val="single" w:sz="4" w:space="0" w:color="000000"/>
+              <w:bottom w:val="single" w:sz="4" w:space="0" w:color="000000"/>
+              <w:right w:val="single" w:sz="4" w:space="0" w:color="000000"/>
             </w:tcBorders>
             <w:tcMar>
               <w:top w:w="90" w:type="dxa"/>
@@ -665,10 +629,10 @@
           <w:tcPr>
             <w:tcW w:w="1742" w:type="pct"/>
             <w:tcBorders>
-              <w:top w:val="single" w:color="000000" w:sz="4" w:space="0"/>
-              <w:left w:val="single" w:color="000000" w:sz="4" w:space="0"/>
-              <w:bottom w:val="single" w:color="000000" w:sz="4" w:space="0"/>
-              <w:right w:val="single" w:color="000000" w:sz="4" w:space="0"/>
+              <w:top w:val="single" w:sz="4" w:space="0" w:color="000000"/>
+              <w:left w:val="single" w:sz="4" w:space="0" w:color="000000"/>
+              <w:bottom w:val="single" w:sz="4" w:space="0" w:color="000000"/>
+              <w:right w:val="single" w:sz="4" w:space="0" w:color="000000"/>
             </w:tcBorders>
             <w:tcMar>
               <w:top w:w="90" w:type="dxa"/>
@@ -698,10 +662,10 @@
           <w:tcPr>
             <w:tcW w:w="953" w:type="pct"/>
             <w:tcBorders>
-              <w:top w:val="single" w:color="000000" w:sz="4" w:space="0"/>
-              <w:left w:val="single" w:color="000000" w:sz="4" w:space="0"/>
-              <w:bottom w:val="single" w:color="000000" w:sz="4" w:space="0"/>
-              <w:right w:val="single" w:color="000000" w:sz="4" w:space="0"/>
+              <w:top w:val="single" w:sz="4" w:space="0" w:color="000000"/>
+              <w:left w:val="single" w:sz="4" w:space="0" w:color="000000"/>
+              <w:bottom w:val="single" w:sz="4" w:space="0" w:color="000000"/>
+              <w:right w:val="single" w:sz="4" w:space="0" w:color="000000"/>
             </w:tcBorders>
             <w:tcMar>
               <w:top w:w="90" w:type="dxa"/>
@@ -732,10 +696,10 @@
           <w:tcPr>
             <w:tcW w:w="1000" w:type="pct"/>
             <w:tcBorders>
-              <w:top w:val="single" w:color="000000" w:sz="4" w:space="0"/>
-              <w:left w:val="single" w:color="000000" w:sz="4" w:space="0"/>
-              <w:bottom w:val="single" w:color="000000" w:sz="4" w:space="0"/>
-              <w:right w:val="single" w:color="000000" w:sz="4" w:space="0"/>
+              <w:top w:val="single" w:sz="4" w:space="0" w:color="000000"/>
+              <w:left w:val="single" w:sz="4" w:space="0" w:color="000000"/>
+              <w:bottom w:val="single" w:sz="4" w:space="0" w:color="000000"/>
+              <w:right w:val="single" w:sz="4" w:space="0" w:color="000000"/>
             </w:tcBorders>
             <w:tcMar>
               <w:top w:w="90" w:type="dxa"/>
@@ -756,33 +720,17 @@
         </w:tc>
       </w:tr>
       <w:tr>
-        <w:tblPrEx>
-          <w:tblBorders>
-            <w:top w:val="single" w:color="auto" w:sz="4" w:space="0"/>
-            <w:left w:val="single" w:color="auto" w:sz="4" w:space="0"/>
-            <w:bottom w:val="single" w:color="auto" w:sz="4" w:space="0"/>
-            <w:right w:val="single" w:color="auto" w:sz="4" w:space="0"/>
-            <w:insideH w:val="single" w:color="auto" w:sz="4" w:space="0"/>
-            <w:insideV w:val="single" w:color="auto" w:sz="4" w:space="0"/>
-          </w:tblBorders>
-          <w:tblCellMar>
-            <w:top w:w="0" w:type="dxa"/>
-            <w:left w:w="10" w:type="dxa"/>
-            <w:bottom w:w="0" w:type="dxa"/>
-            <w:right w:w="10" w:type="dxa"/>
-          </w:tblCellMar>
-        </w:tblPrEx>
         <w:trPr>
-          <w:trHeight w:val="144" w:hRule="atLeast"/>
+          <w:trHeight w:val="144"/>
         </w:trPr>
         <w:tc>
           <w:tcPr>
             <w:tcW w:w="303" w:type="pct"/>
             <w:tcBorders>
-              <w:top w:val="single" w:color="000000" w:sz="4" w:space="0"/>
-              <w:left w:val="single" w:color="000000" w:sz="4" w:space="0"/>
-              <w:bottom w:val="single" w:color="000000" w:sz="4" w:space="0"/>
-              <w:right w:val="single" w:color="000000" w:sz="4" w:space="0"/>
+              <w:top w:val="single" w:sz="4" w:space="0" w:color="000000"/>
+              <w:left w:val="single" w:sz="4" w:space="0" w:color="000000"/>
+              <w:bottom w:val="single" w:sz="4" w:space="0" w:color="000000"/>
+              <w:right w:val="single" w:sz="4" w:space="0" w:color="000000"/>
             </w:tcBorders>
             <w:tcMar>
               <w:top w:w="90" w:type="dxa"/>
@@ -813,10 +761,10 @@
           <w:tcPr>
             <w:tcW w:w="1001" w:type="pct"/>
             <w:tcBorders>
-              <w:top w:val="single" w:color="000000" w:sz="4" w:space="0"/>
-              <w:left w:val="single" w:color="000000" w:sz="4" w:space="0"/>
-              <w:bottom w:val="single" w:color="000000" w:sz="4" w:space="0"/>
-              <w:right w:val="single" w:color="000000" w:sz="4" w:space="0"/>
+              <w:top w:val="single" w:sz="4" w:space="0" w:color="000000"/>
+              <w:left w:val="single" w:sz="4" w:space="0" w:color="000000"/>
+              <w:bottom w:val="single" w:sz="4" w:space="0" w:color="000000"/>
+              <w:right w:val="single" w:sz="4" w:space="0" w:color="000000"/>
             </w:tcBorders>
             <w:tcMar>
               <w:top w:w="90" w:type="dxa"/>
@@ -846,10 +794,10 @@
           <w:tcPr>
             <w:tcW w:w="1742" w:type="pct"/>
             <w:tcBorders>
-              <w:top w:val="single" w:color="000000" w:sz="4" w:space="0"/>
-              <w:left w:val="single" w:color="000000" w:sz="4" w:space="0"/>
-              <w:bottom w:val="single" w:color="000000" w:sz="4" w:space="0"/>
-              <w:right w:val="single" w:color="000000" w:sz="4" w:space="0"/>
+              <w:top w:val="single" w:sz="4" w:space="0" w:color="000000"/>
+              <w:left w:val="single" w:sz="4" w:space="0" w:color="000000"/>
+              <w:bottom w:val="single" w:sz="4" w:space="0" w:color="000000"/>
+              <w:right w:val="single" w:sz="4" w:space="0" w:color="000000"/>
             </w:tcBorders>
             <w:tcMar>
               <w:top w:w="90" w:type="dxa"/>
@@ -879,10 +827,10 @@
           <w:tcPr>
             <w:tcW w:w="953" w:type="pct"/>
             <w:tcBorders>
-              <w:top w:val="single" w:color="000000" w:sz="4" w:space="0"/>
-              <w:left w:val="single" w:color="000000" w:sz="4" w:space="0"/>
-              <w:bottom w:val="single" w:color="000000" w:sz="4" w:space="0"/>
-              <w:right w:val="single" w:color="000000" w:sz="4" w:space="0"/>
+              <w:top w:val="single" w:sz="4" w:space="0" w:color="000000"/>
+              <w:left w:val="single" w:sz="4" w:space="0" w:color="000000"/>
+              <w:bottom w:val="single" w:sz="4" w:space="0" w:color="000000"/>
+              <w:right w:val="single" w:sz="4" w:space="0" w:color="000000"/>
             </w:tcBorders>
             <w:tcMar>
               <w:top w:w="90" w:type="dxa"/>
@@ -913,10 +861,10 @@
           <w:tcPr>
             <w:tcW w:w="1000" w:type="pct"/>
             <w:tcBorders>
-              <w:top w:val="single" w:color="000000" w:sz="4" w:space="0"/>
-              <w:left w:val="single" w:color="000000" w:sz="4" w:space="0"/>
-              <w:bottom w:val="single" w:color="000000" w:sz="4" w:space="0"/>
-              <w:right w:val="single" w:color="000000" w:sz="4" w:space="0"/>
+              <w:top w:val="single" w:sz="4" w:space="0" w:color="000000"/>
+              <w:left w:val="single" w:sz="4" w:space="0" w:color="000000"/>
+              <w:bottom w:val="single" w:sz="4" w:space="0" w:color="000000"/>
+              <w:right w:val="single" w:sz="4" w:space="0" w:color="000000"/>
             </w:tcBorders>
             <w:tcMar>
               <w:top w:w="90" w:type="dxa"/>
@@ -937,33 +885,17 @@
         </w:tc>
       </w:tr>
       <w:tr>
-        <w:tblPrEx>
-          <w:tblBorders>
-            <w:top w:val="single" w:color="auto" w:sz="4" w:space="0"/>
-            <w:left w:val="single" w:color="auto" w:sz="4" w:space="0"/>
-            <w:bottom w:val="single" w:color="auto" w:sz="4" w:space="0"/>
-            <w:right w:val="single" w:color="auto" w:sz="4" w:space="0"/>
-            <w:insideH w:val="single" w:color="auto" w:sz="4" w:space="0"/>
-            <w:insideV w:val="single" w:color="auto" w:sz="4" w:space="0"/>
-          </w:tblBorders>
-          <w:tblCellMar>
-            <w:top w:w="0" w:type="dxa"/>
-            <w:left w:w="10" w:type="dxa"/>
-            <w:bottom w:w="0" w:type="dxa"/>
-            <w:right w:w="10" w:type="dxa"/>
-          </w:tblCellMar>
-        </w:tblPrEx>
         <w:trPr>
-          <w:trHeight w:val="144" w:hRule="atLeast"/>
+          <w:trHeight w:val="144"/>
         </w:trPr>
         <w:tc>
           <w:tcPr>
             <w:tcW w:w="303" w:type="pct"/>
             <w:tcBorders>
-              <w:top w:val="single" w:color="000000" w:sz="4" w:space="0"/>
-              <w:left w:val="single" w:color="000000" w:sz="4" w:space="0"/>
-              <w:bottom w:val="single" w:color="000000" w:sz="4" w:space="0"/>
-              <w:right w:val="single" w:color="000000" w:sz="4" w:space="0"/>
+              <w:top w:val="single" w:sz="4" w:space="0" w:color="000000"/>
+              <w:left w:val="single" w:sz="4" w:space="0" w:color="000000"/>
+              <w:bottom w:val="single" w:sz="4" w:space="0" w:color="000000"/>
+              <w:right w:val="single" w:sz="4" w:space="0" w:color="000000"/>
             </w:tcBorders>
             <w:tcMar>
               <w:top w:w="90" w:type="dxa"/>
@@ -986,7 +918,14 @@
                 <w:sz w:val="22"/>
                 <w:szCs w:val="22"/>
               </w:rPr>
-              <w:t>35</w:t>
+              <w:t>3</w:t>
+            </w:r>
+            <w:r>
+              <w:rPr>
+                <w:sz w:val="22"/>
+                <w:szCs w:val="22"/>
+              </w:rPr>
+              <w:t>5</w:t>
             </w:r>
           </w:p>
         </w:tc>
@@ -994,10 +933,10 @@
           <w:tcPr>
             <w:tcW w:w="1001" w:type="pct"/>
             <w:tcBorders>
-              <w:top w:val="single" w:color="000000" w:sz="4" w:space="0"/>
-              <w:left w:val="single" w:color="000000" w:sz="4" w:space="0"/>
-              <w:bottom w:val="single" w:color="000000" w:sz="4" w:space="0"/>
-              <w:right w:val="single" w:color="000000" w:sz="4" w:space="0"/>
+              <w:top w:val="single" w:sz="4" w:space="0" w:color="000000"/>
+              <w:left w:val="single" w:sz="4" w:space="0" w:color="000000"/>
+              <w:bottom w:val="single" w:sz="4" w:space="0" w:color="000000"/>
+              <w:right w:val="single" w:sz="4" w:space="0" w:color="000000"/>
             </w:tcBorders>
             <w:tcMar>
               <w:top w:w="90" w:type="dxa"/>
@@ -1027,10 +966,10 @@
           <w:tcPr>
             <w:tcW w:w="1742" w:type="pct"/>
             <w:tcBorders>
-              <w:top w:val="single" w:color="000000" w:sz="4" w:space="0"/>
-              <w:left w:val="single" w:color="000000" w:sz="4" w:space="0"/>
-              <w:bottom w:val="single" w:color="000000" w:sz="4" w:space="0"/>
-              <w:right w:val="single" w:color="000000" w:sz="4" w:space="0"/>
+              <w:top w:val="single" w:sz="4" w:space="0" w:color="000000"/>
+              <w:left w:val="single" w:sz="4" w:space="0" w:color="000000"/>
+              <w:bottom w:val="single" w:sz="4" w:space="0" w:color="000000"/>
+              <w:right w:val="single" w:sz="4" w:space="0" w:color="000000"/>
             </w:tcBorders>
             <w:tcMar>
               <w:top w:w="90" w:type="dxa"/>
@@ -1060,10 +999,10 @@
           <w:tcPr>
             <w:tcW w:w="953" w:type="pct"/>
             <w:tcBorders>
-              <w:top w:val="single" w:color="000000" w:sz="4" w:space="0"/>
-              <w:left w:val="single" w:color="000000" w:sz="4" w:space="0"/>
-              <w:bottom w:val="single" w:color="000000" w:sz="4" w:space="0"/>
-              <w:right w:val="single" w:color="000000" w:sz="4" w:space="0"/>
+              <w:top w:val="single" w:sz="4" w:space="0" w:color="000000"/>
+              <w:left w:val="single" w:sz="4" w:space="0" w:color="000000"/>
+              <w:bottom w:val="single" w:sz="4" w:space="0" w:color="000000"/>
+              <w:right w:val="single" w:sz="4" w:space="0" w:color="000000"/>
             </w:tcBorders>
             <w:tcMar>
               <w:top w:w="90" w:type="dxa"/>
@@ -1094,10 +1033,10 @@
           <w:tcPr>
             <w:tcW w:w="1000" w:type="pct"/>
             <w:tcBorders>
-              <w:top w:val="single" w:color="000000" w:sz="4" w:space="0"/>
-              <w:left w:val="single" w:color="000000" w:sz="4" w:space="0"/>
-              <w:bottom w:val="single" w:color="000000" w:sz="4" w:space="0"/>
-              <w:right w:val="single" w:color="000000" w:sz="4" w:space="0"/>
+              <w:top w:val="single" w:sz="4" w:space="0" w:color="000000"/>
+              <w:left w:val="single" w:sz="4" w:space="0" w:color="000000"/>
+              <w:bottom w:val="single" w:sz="4" w:space="0" w:color="000000"/>
+              <w:right w:val="single" w:sz="4" w:space="0" w:color="000000"/>
             </w:tcBorders>
             <w:tcMar>
               <w:top w:w="90" w:type="dxa"/>
@@ -1118,33 +1057,17 @@
         </w:tc>
       </w:tr>
       <w:tr>
-        <w:tblPrEx>
-          <w:tblBorders>
-            <w:top w:val="single" w:color="auto" w:sz="4" w:space="0"/>
-            <w:left w:val="single" w:color="auto" w:sz="4" w:space="0"/>
-            <w:bottom w:val="single" w:color="auto" w:sz="4" w:space="0"/>
-            <w:right w:val="single" w:color="auto" w:sz="4" w:space="0"/>
-            <w:insideH w:val="single" w:color="auto" w:sz="4" w:space="0"/>
-            <w:insideV w:val="single" w:color="auto" w:sz="4" w:space="0"/>
-          </w:tblBorders>
-          <w:tblCellMar>
-            <w:top w:w="0" w:type="dxa"/>
-            <w:left w:w="10" w:type="dxa"/>
-            <w:bottom w:w="0" w:type="dxa"/>
-            <w:right w:w="10" w:type="dxa"/>
-          </w:tblCellMar>
-        </w:tblPrEx>
         <w:trPr>
-          <w:trHeight w:val="144" w:hRule="atLeast"/>
+          <w:trHeight w:val="144"/>
         </w:trPr>
         <w:tc>
           <w:tcPr>
             <w:tcW w:w="303" w:type="pct"/>
             <w:tcBorders>
-              <w:top w:val="single" w:color="000000" w:sz="4" w:space="0"/>
-              <w:left w:val="single" w:color="000000" w:sz="4" w:space="0"/>
-              <w:bottom w:val="single" w:color="000000" w:sz="4" w:space="0"/>
-              <w:right w:val="single" w:color="000000" w:sz="4" w:space="0"/>
+              <w:top w:val="single" w:sz="4" w:space="0" w:color="000000"/>
+              <w:left w:val="single" w:sz="4" w:space="0" w:color="000000"/>
+              <w:bottom w:val="single" w:sz="4" w:space="0" w:color="000000"/>
+              <w:right w:val="single" w:sz="4" w:space="0" w:color="000000"/>
             </w:tcBorders>
             <w:tcMar>
               <w:top w:w="90" w:type="dxa"/>
@@ -1167,7 +1090,14 @@
                 <w:sz w:val="22"/>
                 <w:szCs w:val="22"/>
               </w:rPr>
-              <w:t>40</w:t>
+              <w:t>4</w:t>
+            </w:r>
+            <w:r>
+              <w:rPr>
+                <w:sz w:val="22"/>
+                <w:szCs w:val="22"/>
+              </w:rPr>
+              <w:t>0</w:t>
             </w:r>
           </w:p>
         </w:tc>
@@ -1175,10 +1105,10 @@
           <w:tcPr>
             <w:tcW w:w="1001" w:type="pct"/>
             <w:tcBorders>
-              <w:top w:val="single" w:color="000000" w:sz="4" w:space="0"/>
-              <w:left w:val="single" w:color="000000" w:sz="4" w:space="0"/>
-              <w:bottom w:val="single" w:color="000000" w:sz="4" w:space="0"/>
-              <w:right w:val="single" w:color="000000" w:sz="4" w:space="0"/>
+              <w:top w:val="single" w:sz="4" w:space="0" w:color="000000"/>
+              <w:left w:val="single" w:sz="4" w:space="0" w:color="000000"/>
+              <w:bottom w:val="single" w:sz="4" w:space="0" w:color="000000"/>
+              <w:right w:val="single" w:sz="4" w:space="0" w:color="000000"/>
             </w:tcBorders>
             <w:tcMar>
               <w:top w:w="90" w:type="dxa"/>
@@ -1208,10 +1138,10 @@
           <w:tcPr>
             <w:tcW w:w="1742" w:type="pct"/>
             <w:tcBorders>
-              <w:top w:val="single" w:color="000000" w:sz="4" w:space="0"/>
-              <w:left w:val="single" w:color="000000" w:sz="4" w:space="0"/>
-              <w:bottom w:val="single" w:color="000000" w:sz="4" w:space="0"/>
-              <w:right w:val="single" w:color="000000" w:sz="4" w:space="0"/>
+              <w:top w:val="single" w:sz="4" w:space="0" w:color="000000"/>
+              <w:left w:val="single" w:sz="4" w:space="0" w:color="000000"/>
+              <w:bottom w:val="single" w:sz="4" w:space="0" w:color="000000"/>
+              <w:right w:val="single" w:sz="4" w:space="0" w:color="000000"/>
             </w:tcBorders>
             <w:tcMar>
               <w:top w:w="90" w:type="dxa"/>
@@ -1241,10 +1171,10 @@
           <w:tcPr>
             <w:tcW w:w="953" w:type="pct"/>
             <w:tcBorders>
-              <w:top w:val="single" w:color="000000" w:sz="4" w:space="0"/>
-              <w:left w:val="single" w:color="000000" w:sz="4" w:space="0"/>
-              <w:bottom w:val="single" w:color="000000" w:sz="4" w:space="0"/>
-              <w:right w:val="single" w:color="000000" w:sz="4" w:space="0"/>
+              <w:top w:val="single" w:sz="4" w:space="0" w:color="000000"/>
+              <w:left w:val="single" w:sz="4" w:space="0" w:color="000000"/>
+              <w:bottom w:val="single" w:sz="4" w:space="0" w:color="000000"/>
+              <w:right w:val="single" w:sz="4" w:space="0" w:color="000000"/>
             </w:tcBorders>
             <w:tcMar>
               <w:top w:w="90" w:type="dxa"/>
@@ -1275,10 +1205,10 @@
           <w:tcPr>
             <w:tcW w:w="1000" w:type="pct"/>
             <w:tcBorders>
-              <w:top w:val="single" w:color="000000" w:sz="4" w:space="0"/>
-              <w:left w:val="single" w:color="000000" w:sz="4" w:space="0"/>
-              <w:bottom w:val="single" w:color="000000" w:sz="4" w:space="0"/>
-              <w:right w:val="single" w:color="000000" w:sz="4" w:space="0"/>
+              <w:top w:val="single" w:sz="4" w:space="0" w:color="000000"/>
+              <w:left w:val="single" w:sz="4" w:space="0" w:color="000000"/>
+              <w:bottom w:val="single" w:sz="4" w:space="0" w:color="000000"/>
+              <w:right w:val="single" w:sz="4" w:space="0" w:color="000000"/>
             </w:tcBorders>
             <w:tcMar>
               <w:top w:w="90" w:type="dxa"/>
@@ -1321,53 +1251,33 @@
     </w:p>
     <w:tbl>
       <w:tblPr>
-        <w:tblStyle w:val="9"/>
         <w:tblW w:w="5000" w:type="pct"/>
-        <w:tblInd w:w="0" w:type="dxa"/>
         <w:tblBorders>
-          <w:top w:val="single" w:color="auto" w:sz="4" w:space="0"/>
-          <w:left w:val="single" w:color="auto" w:sz="4" w:space="0"/>
-          <w:bottom w:val="single" w:color="auto" w:sz="4" w:space="0"/>
-          <w:right w:val="single" w:color="auto" w:sz="4" w:space="0"/>
-          <w:insideH w:val="single" w:color="auto" w:sz="4" w:space="0"/>
-          <w:insideV w:val="single" w:color="auto" w:sz="4" w:space="0"/>
+          <w:top w:val="single" w:sz="4" w:space="0" w:color="auto"/>
+          <w:left w:val="single" w:sz="4" w:space="0" w:color="auto"/>
+          <w:bottom w:val="single" w:sz="4" w:space="0" w:color="auto"/>
+          <w:right w:val="single" w:sz="4" w:space="0" w:color="auto"/>
+          <w:insideH w:val="single" w:sz="4" w:space="0" w:color="auto"/>
+          <w:insideV w:val="single" w:sz="4" w:space="0" w:color="auto"/>
         </w:tblBorders>
-        <w:tblLayout w:type="autofit"/>
         <w:tblCellMar>
-          <w:top w:w="0" w:type="dxa"/>
           <w:left w:w="10" w:type="dxa"/>
-          <w:bottom w:w="0" w:type="dxa"/>
           <w:right w:w="10" w:type="dxa"/>
         </w:tblCellMar>
+        <w:tblLook w:val="04A0" w:firstRow="1" w:lastRow="0" w:firstColumn="1" w:lastColumn="0" w:noHBand="0" w:noVBand="1"/>
       </w:tblPr>
       <w:tblGrid>
-        <w:gridCol w:w="10580"/>
+        <w:gridCol w:w="10330"/>
       </w:tblGrid>
       <w:tr>
-        <w:tblPrEx>
-          <w:tblBorders>
-            <w:top w:val="single" w:color="auto" w:sz="4" w:space="0"/>
-            <w:left w:val="single" w:color="auto" w:sz="4" w:space="0"/>
-            <w:bottom w:val="single" w:color="auto" w:sz="4" w:space="0"/>
-            <w:right w:val="single" w:color="auto" w:sz="4" w:space="0"/>
-            <w:insideH w:val="single" w:color="auto" w:sz="4" w:space="0"/>
-            <w:insideV w:val="single" w:color="auto" w:sz="4" w:space="0"/>
-          </w:tblBorders>
-          <w:tblCellMar>
-            <w:top w:w="0" w:type="dxa"/>
-            <w:left w:w="10" w:type="dxa"/>
-            <w:bottom w:w="0" w:type="dxa"/>
-            <w:right w:w="10" w:type="dxa"/>
-          </w:tblCellMar>
-        </w:tblPrEx>
         <w:tc>
           <w:tcPr>
             <w:tcW w:w="5000" w:type="pct"/>
             <w:tcBorders>
-              <w:top w:val="single" w:color="000000" w:sz="4" w:space="0"/>
-              <w:left w:val="single" w:color="000000" w:sz="4" w:space="0"/>
-              <w:bottom w:val="single" w:color="000000" w:sz="4" w:space="0"/>
-              <w:right w:val="single" w:color="000000" w:sz="4" w:space="0"/>
+              <w:top w:val="single" w:sz="4" w:space="0" w:color="000000"/>
+              <w:left w:val="single" w:sz="4" w:space="0" w:color="000000"/>
+              <w:bottom w:val="single" w:sz="4" w:space="0" w:color="000000"/>
+              <w:right w:val="single" w:sz="4" w:space="0" w:color="000000"/>
             </w:tcBorders>
             <w:tcMar>
               <w:top w:w="160" w:type="dxa"/>
@@ -1388,7 +1298,48 @@
                 <w:sz w:val="22"/>
                 <w:szCs w:val="22"/>
               </w:rPr>
-              <w:t>Paw Care – Pet Shop and Veterinary Service Management System 😸</w:t>
+              <w:t>Paw</w:t>
+            </w:r>
+            <w:r>
+              <w:rPr>
+                <w:sz w:val="22"/>
+                <w:szCs w:val="22"/>
+              </w:rPr>
+              <w:t xml:space="preserve"> </w:t>
+            </w:r>
+            <w:r>
+              <w:rPr>
+                <w:sz w:val="22"/>
+                <w:szCs w:val="22"/>
+              </w:rPr>
+              <w:t>Care – Pet Shop and Veterinary Service Management System</w:t>
+            </w:r>
+            <w:r>
+              <w:rPr>
+                <w:sz w:val="22"/>
+                <w:szCs w:val="22"/>
+              </w:rPr>
+              <w:t xml:space="preserve"> </w:t>
+            </w:r>
+            <w:r>
+              <w:rPr>
+                <mc:AlternateContent>
+                  <mc:Choice Requires="w16se"/>
+                  <mc:Fallback>
+                    <w:rFonts w:ascii="Segoe UI Emoji" w:eastAsia="Segoe UI Emoji" w:hAnsi="Segoe UI Emoji" w:cs="Segoe UI Emoji"/>
+                  </mc:Fallback>
+                </mc:AlternateContent>
+                <w:sz w:val="22"/>
+                <w:szCs w:val="22"/>
+              </w:rPr>
+              <mc:AlternateContent>
+                <mc:Choice Requires="w16se">
+                  <w16se:symEx w16se:font="Segoe UI Emoji" w16se:char="1F638"/>
+                </mc:Choice>
+                <mc:Fallback>
+                  <w:t>😸</w:t>
+                </mc:Fallback>
+              </mc:AlternateContent>
             </w:r>
           </w:p>
         </w:tc>
@@ -1424,18 +1375,293 @@
       </w:pPr>
       <w:r>
         <w:rPr>
-          <w:rStyle w:val="16"/>
-          <w:sz w:val="22"/>
-          <w:szCs w:val="22"/>
-        </w:rPr>
-        <w:t>Paw Care</w:t>
-      </w:r>
-      <w:r>
-        <w:rPr>
-          <w:sz w:val="22"/>
-          <w:szCs w:val="22"/>
-        </w:rPr>
-        <w:t xml:space="preserve"> is a web-based pet shop and veterinary service management system. Which is designed for simplify the pet related services by a single online platform. The system allows customers various services like browse pets and pet products, place orders, book veterinary appointments, and also track deliveries. Here, The System Administrators can manage inventory, users, orders, and business operations very efficiently. On the other hand, the veterinary doctors can organize appointments for pets medical treatments and maintain pet medical records for any further purpose. The main purpose of the system is to provide a secure, user friendly, and efficient digital solution for modern pet care businesses.</w:t>
+          <w:rStyle w:val="Strong"/>
+          <w:sz w:val="22"/>
+          <w:szCs w:val="22"/>
+        </w:rPr>
+        <w:t>Paw</w:t>
+      </w:r>
+      <w:r>
+        <w:rPr>
+          <w:rStyle w:val="Strong"/>
+          <w:sz w:val="22"/>
+          <w:szCs w:val="22"/>
+        </w:rPr>
+        <w:t xml:space="preserve"> </w:t>
+      </w:r>
+      <w:r>
+        <w:rPr>
+          <w:rStyle w:val="Strong"/>
+          <w:sz w:val="22"/>
+          <w:szCs w:val="22"/>
+        </w:rPr>
+        <w:t>Care</w:t>
+      </w:r>
+      <w:r>
+        <w:rPr>
+          <w:sz w:val="22"/>
+          <w:szCs w:val="22"/>
+        </w:rPr>
+        <w:t xml:space="preserve"> is a web</w:t>
+      </w:r>
+      <w:r>
+        <w:rPr>
+          <w:sz w:val="22"/>
+          <w:szCs w:val="22"/>
+        </w:rPr>
+        <w:t>-based</w:t>
+      </w:r>
+      <w:r>
+        <w:rPr>
+          <w:sz w:val="22"/>
+          <w:szCs w:val="22"/>
+        </w:rPr>
+        <w:t xml:space="preserve"> pet shop and veterinary service management system</w:t>
+      </w:r>
+      <w:r>
+        <w:rPr>
+          <w:sz w:val="22"/>
+          <w:szCs w:val="22"/>
+        </w:rPr>
+        <w:t>. Which is</w:t>
+      </w:r>
+      <w:r>
+        <w:rPr>
+          <w:sz w:val="22"/>
+          <w:szCs w:val="22"/>
+        </w:rPr>
+        <w:t xml:space="preserve"> designed </w:t>
+      </w:r>
+      <w:r>
+        <w:rPr>
+          <w:sz w:val="22"/>
+          <w:szCs w:val="22"/>
+        </w:rPr>
+        <w:t>for</w:t>
+      </w:r>
+      <w:r>
+        <w:rPr>
+          <w:sz w:val="22"/>
+          <w:szCs w:val="22"/>
+        </w:rPr>
+        <w:t xml:space="preserve"> simplify </w:t>
+      </w:r>
+      <w:r>
+        <w:rPr>
+          <w:sz w:val="22"/>
+          <w:szCs w:val="22"/>
+        </w:rPr>
+        <w:t xml:space="preserve">the </w:t>
+      </w:r>
+      <w:r>
+        <w:rPr>
+          <w:sz w:val="22"/>
+          <w:szCs w:val="22"/>
+        </w:rPr>
+        <w:t>pet</w:t>
+      </w:r>
+      <w:r>
+        <w:rPr>
+          <w:sz w:val="22"/>
+          <w:szCs w:val="22"/>
+        </w:rPr>
+        <w:t xml:space="preserve"> </w:t>
+      </w:r>
+      <w:r>
+        <w:rPr>
+          <w:sz w:val="22"/>
+          <w:szCs w:val="22"/>
+        </w:rPr>
+        <w:t xml:space="preserve">related services </w:t>
+      </w:r>
+      <w:r>
+        <w:rPr>
+          <w:sz w:val="22"/>
+          <w:szCs w:val="22"/>
+        </w:rPr>
+        <w:t>by</w:t>
+      </w:r>
+      <w:r>
+        <w:rPr>
+          <w:sz w:val="22"/>
+          <w:szCs w:val="22"/>
+        </w:rPr>
+        <w:t xml:space="preserve"> a single online platform. The system allows customers</w:t>
+      </w:r>
+      <w:r>
+        <w:rPr>
+          <w:sz w:val="22"/>
+          <w:szCs w:val="22"/>
+        </w:rPr>
+        <w:t xml:space="preserve"> various services like</w:t>
+      </w:r>
+      <w:r>
+        <w:rPr>
+          <w:sz w:val="22"/>
+          <w:szCs w:val="22"/>
+        </w:rPr>
+        <w:t xml:space="preserve"> browse pets and pet products, place orders, book veterinary appointments, and</w:t>
+      </w:r>
+      <w:r>
+        <w:rPr>
+          <w:sz w:val="22"/>
+          <w:szCs w:val="22"/>
+        </w:rPr>
+        <w:t xml:space="preserve"> also</w:t>
+      </w:r>
+      <w:r>
+        <w:rPr>
+          <w:sz w:val="22"/>
+          <w:szCs w:val="22"/>
+        </w:rPr>
+        <w:t xml:space="preserve"> track deliveries.</w:t>
+      </w:r>
+      <w:r>
+        <w:rPr>
+          <w:sz w:val="22"/>
+          <w:szCs w:val="22"/>
+        </w:rPr>
+        <w:t xml:space="preserve"> Here, The System</w:t>
+      </w:r>
+      <w:r>
+        <w:rPr>
+          <w:sz w:val="22"/>
+          <w:szCs w:val="22"/>
+        </w:rPr>
+        <w:t xml:space="preserve"> Administrators can</w:t>
+      </w:r>
+      <w:r>
+        <w:rPr>
+          <w:sz w:val="22"/>
+          <w:szCs w:val="22"/>
+        </w:rPr>
+        <w:t xml:space="preserve"> </w:t>
+      </w:r>
+      <w:r>
+        <w:rPr>
+          <w:sz w:val="22"/>
+          <w:szCs w:val="22"/>
+        </w:rPr>
+        <w:t>manage inventory, users, orders, and business operations</w:t>
+      </w:r>
+      <w:r>
+        <w:rPr>
+          <w:sz w:val="22"/>
+          <w:szCs w:val="22"/>
+        </w:rPr>
+        <w:t xml:space="preserve"> very </w:t>
+      </w:r>
+      <w:r>
+        <w:rPr>
+          <w:sz w:val="22"/>
+          <w:szCs w:val="22"/>
+        </w:rPr>
+        <w:t>efficiently</w:t>
+      </w:r>
+      <w:r>
+        <w:rPr>
+          <w:sz w:val="22"/>
+          <w:szCs w:val="22"/>
+        </w:rPr>
+        <w:t>.</w:t>
+      </w:r>
+      <w:r>
+        <w:rPr>
+          <w:sz w:val="22"/>
+          <w:szCs w:val="22"/>
+        </w:rPr>
+        <w:t xml:space="preserve"> </w:t>
+      </w:r>
+      <w:r>
+        <w:rPr>
+          <w:sz w:val="22"/>
+          <w:szCs w:val="22"/>
+        </w:rPr>
+        <w:t xml:space="preserve">On the other hand, the </w:t>
+      </w:r>
+      <w:r>
+        <w:rPr>
+          <w:sz w:val="22"/>
+          <w:szCs w:val="22"/>
+        </w:rPr>
+        <w:t>veterinary doctors can organize appointments</w:t>
+      </w:r>
+      <w:r>
+        <w:rPr>
+          <w:sz w:val="22"/>
+          <w:szCs w:val="22"/>
+        </w:rPr>
+        <w:t xml:space="preserve"> for pets medical treatments</w:t>
+      </w:r>
+      <w:r>
+        <w:rPr>
+          <w:sz w:val="22"/>
+          <w:szCs w:val="22"/>
+        </w:rPr>
+        <w:t xml:space="preserve"> and maintain pet medical records</w:t>
+      </w:r>
+      <w:r>
+        <w:rPr>
+          <w:sz w:val="22"/>
+          <w:szCs w:val="22"/>
+        </w:rPr>
+        <w:t xml:space="preserve"> for any further purpose.</w:t>
+      </w:r>
+      <w:r>
+        <w:rPr>
+          <w:sz w:val="22"/>
+          <w:szCs w:val="22"/>
+        </w:rPr>
+        <w:t xml:space="preserve"> The</w:t>
+      </w:r>
+      <w:r>
+        <w:rPr>
+          <w:sz w:val="22"/>
+          <w:szCs w:val="22"/>
+        </w:rPr>
+        <w:t xml:space="preserve"> main purpose of the</w:t>
+      </w:r>
+      <w:r>
+        <w:rPr>
+          <w:sz w:val="22"/>
+          <w:szCs w:val="22"/>
+        </w:rPr>
+        <w:t xml:space="preserve"> system </w:t>
+      </w:r>
+      <w:r>
+        <w:rPr>
+          <w:sz w:val="22"/>
+          <w:szCs w:val="22"/>
+        </w:rPr>
+        <w:t xml:space="preserve">is </w:t>
+      </w:r>
+      <w:r>
+        <w:rPr>
+          <w:sz w:val="22"/>
+          <w:szCs w:val="22"/>
+        </w:rPr>
+        <w:t>to</w:t>
+      </w:r>
+      <w:r>
+        <w:rPr>
+          <w:sz w:val="22"/>
+          <w:szCs w:val="22"/>
+        </w:rPr>
+        <w:t xml:space="preserve"> provide a secure, user</w:t>
+      </w:r>
+      <w:r>
+        <w:rPr>
+          <w:sz w:val="22"/>
+          <w:szCs w:val="22"/>
+        </w:rPr>
+        <w:t xml:space="preserve"> </w:t>
+      </w:r>
+      <w:r>
+        <w:rPr>
+          <w:sz w:val="22"/>
+          <w:szCs w:val="22"/>
+        </w:rPr>
+        <w:t>friendly, and efficient digital solution for modern pet care businesses.</w:t>
       </w:r>
     </w:p>
     <w:p>
@@ -1460,37 +1686,171 @@
     </w:p>
     <w:p>
       <w:pPr>
-        <w:pStyle w:val="23"/>
+        <w:pStyle w:val="pdq2pgselectionanchorcontainer"/>
         <w:jc w:val="both"/>
       </w:pPr>
       <w:r>
-        <w:t>Nowadays, the pet care industry is growing rapidly day by day, and many pet owners now like to have a convenient online service for purchasing pets, buying necessary pet products, and accessing veterinary care for their lovable pets. Now in the current situation, many pet shops still rely on keeping record manually for their services, which is making it difficult to manage inventory, customer orders, appointments, and others business operations efficiently.</w:t>
+        <w:t>Nowadays, t</w:t>
+      </w:r>
+      <w:r>
+        <w:t>he pet care industry is growing rapidly</w:t>
+      </w:r>
+      <w:r>
+        <w:t xml:space="preserve"> day by </w:t>
+      </w:r>
+      <w:r>
+        <w:t>day,</w:t>
+      </w:r>
+      <w:r>
+        <w:t xml:space="preserve"> and many pet owners now </w:t>
+      </w:r>
+      <w:r>
+        <w:t>like to have a convenient online service</w:t>
+      </w:r>
+      <w:r>
+        <w:t xml:space="preserve"> for purchasing pets, buying</w:t>
+      </w:r>
+      <w:r>
+        <w:t xml:space="preserve"> necessary </w:t>
+      </w:r>
+      <w:r>
+        <w:t>pet products, and accessing veterinary care</w:t>
+      </w:r>
+      <w:r>
+        <w:t xml:space="preserve"> for their lovable pets.</w:t>
+      </w:r>
+      <w:r>
+        <w:t xml:space="preserve"> </w:t>
+      </w:r>
+      <w:r>
+        <w:t>Now in the current situation</w:t>
+      </w:r>
+      <w:r>
+        <w:t xml:space="preserve">, many pet shops still rely on </w:t>
+      </w:r>
+      <w:r>
+        <w:t>keeping record manually</w:t>
+      </w:r>
+      <w:r>
+        <w:t xml:space="preserve"> </w:t>
+      </w:r>
+      <w:r>
+        <w:t>for their services</w:t>
+      </w:r>
+      <w:r>
+        <w:t>,</w:t>
+      </w:r>
+      <w:r>
+        <w:t xml:space="preserve"> which is making</w:t>
+      </w:r>
+      <w:r>
+        <w:t xml:space="preserve"> it difficult to manage inventory, customer orders, appointments, and</w:t>
+      </w:r>
+      <w:r>
+        <w:t xml:space="preserve"> others</w:t>
+      </w:r>
+      <w:r>
+        <w:t xml:space="preserve"> business operations efficiently.</w:t>
       </w:r>
     </w:p>
     <w:p>
       <w:pPr>
-        <w:pStyle w:val="15"/>
+        <w:pStyle w:val="NormalWeb"/>
         <w:jc w:val="both"/>
       </w:pPr>
       <w:r>
-        <w:t>Now, Paw Care is a web-based management system developed for providing an integrated digital platform for pet shops and veterinary services. The system offers customers to explore available pets and products. There are also some key features like place online orders, schedule veterinary appointments, and manage their accounts from anywhere. On the other hand, administrators can monitor business activities, manage inventory, and maintain overall system operations very easily.</w:t>
+        <w:t xml:space="preserve">Now, </w:t>
+      </w:r>
+      <w:r>
+        <w:t xml:space="preserve">Paw Care is a web-based management system developed </w:t>
+      </w:r>
+      <w:r>
+        <w:t>for</w:t>
+      </w:r>
+      <w:r>
+        <w:t xml:space="preserve"> provid</w:t>
+      </w:r>
+      <w:r>
+        <w:t>ing</w:t>
+      </w:r>
+      <w:r>
+        <w:t xml:space="preserve"> an integrated digital platform for pet shops and veterinary services. The system </w:t>
+      </w:r>
+      <w:r>
+        <w:t>offers</w:t>
+      </w:r>
+      <w:r>
+        <w:t xml:space="preserve"> customers to explore available pets and </w:t>
+      </w:r>
+      <w:r>
+        <w:t>products. There are also some key features like</w:t>
+      </w:r>
+      <w:r>
+        <w:t xml:space="preserve"> place online orders, schedule veterinary appointments, and manage their accounts from anywhere.</w:t>
+      </w:r>
+      <w:r>
+        <w:t xml:space="preserve"> On the other hand,</w:t>
+      </w:r>
+      <w:r>
+        <w:t xml:space="preserve"> administrators can monitor business activities, manage inventory, and maintain overall system operations</w:t>
+      </w:r>
+      <w:r>
+        <w:t xml:space="preserve"> very easily</w:t>
+      </w:r>
+      <w:r>
+        <w:t>.</w:t>
       </w:r>
     </w:p>
     <w:p>
       <w:pPr>
-        <w:pStyle w:val="15"/>
+        <w:pStyle w:val="NormalWeb"/>
         <w:jc w:val="both"/>
       </w:pPr>
       <w:r>
-        <w:t xml:space="preserve">Here our main key motive is to combining pet shop management and veterinary services into a single web </w:t>
-      </w:r>
-      <w:bookmarkStart w:id="0" w:name="_GoBack"/>
-      <w:r>
-        <w:t xml:space="preserve">application and provide a use friendly service to the users. Paw Care improves the service quality and </w:t>
-      </w:r>
-      <w:bookmarkEnd w:id="0"/>
-      <w:r>
-        <w:t>reduces manual work also enhances data organization and provides a better experience for both business owners and customers at a same time.</w:t>
+        <w:t>Here our main key motive is to</w:t>
+      </w:r>
+      <w:r>
+        <w:t xml:space="preserve"> combining pet shop management and veterinary services into a single web application</w:t>
+      </w:r>
+      <w:r>
+        <w:t xml:space="preserve"> and provide a use friendly service to the users. </w:t>
+      </w:r>
+      <w:r>
+        <w:t>Paw Care improves</w:t>
+      </w:r>
+      <w:r>
+        <w:t xml:space="preserve"> the</w:t>
+      </w:r>
+      <w:r>
+        <w:t xml:space="preserve"> service quality</w:t>
+      </w:r>
+      <w:r>
+        <w:t xml:space="preserve"> and</w:t>
+      </w:r>
+      <w:r>
+        <w:t xml:space="preserve"> reduces </w:t>
+      </w:r>
+      <w:r>
+        <w:lastRenderedPageBreak/>
+        <w:t>manual work</w:t>
+      </w:r>
+      <w:r>
+        <w:t xml:space="preserve"> also</w:t>
+      </w:r>
+      <w:r>
+        <w:t xml:space="preserve"> enhances data organization</w:t>
+      </w:r>
+      <w:r>
+        <w:t xml:space="preserve"> </w:t>
+      </w:r>
+      <w:r>
+        <w:t>and provides a better experience for both business owners and customers</w:t>
+      </w:r>
+      <w:r>
+        <w:t xml:space="preserve"> at a same time</w:t>
+      </w:r>
+      <w:r>
+        <w:t>.</w:t>
       </w:r>
     </w:p>
     <w:p>
@@ -1513,29 +1873,122 @@
     </w:p>
     <w:p>
       <w:pPr>
-        <w:pStyle w:val="23"/>
+        <w:pStyle w:val="pdq2pgselectionanchorcontainer"/>
         <w:jc w:val="both"/>
       </w:pPr>
       <w:r>
-        <w:t>In recent years, web-based business management systems have become more popular, because they provide a faster way to access information and better data management also improved customer experience. The pet care industry is also adopting these digital solutions to simplify business operations and focusing on to provide more customer satisfaction.</w:t>
+        <w:t>In recent years, web-based business management systems have become</w:t>
+      </w:r>
+      <w:r>
+        <w:t xml:space="preserve"> more</w:t>
+      </w:r>
+      <w:r>
+        <w:t xml:space="preserve"> popular</w:t>
+      </w:r>
+      <w:r>
+        <w:t>,</w:t>
+      </w:r>
+      <w:r>
+        <w:t xml:space="preserve"> because they provide </w:t>
+      </w:r>
+      <w:r>
+        <w:t xml:space="preserve">a </w:t>
+      </w:r>
+      <w:r>
+        <w:t xml:space="preserve">faster </w:t>
+      </w:r>
+      <w:r>
+        <w:t xml:space="preserve">way to </w:t>
+      </w:r>
+      <w:r>
+        <w:t>access information</w:t>
+      </w:r>
+      <w:r>
+        <w:t xml:space="preserve"> and</w:t>
+      </w:r>
+      <w:r>
+        <w:t xml:space="preserve"> better data management</w:t>
+      </w:r>
+      <w:r>
+        <w:t xml:space="preserve"> also</w:t>
+      </w:r>
+      <w:r>
+        <w:t xml:space="preserve"> improved customer experience. The pet care industry is also adopting</w:t>
+      </w:r>
+      <w:r>
+        <w:t xml:space="preserve"> these digital solutions</w:t>
+      </w:r>
+      <w:r>
+        <w:t xml:space="preserve"> to simplify business operations and </w:t>
+      </w:r>
+      <w:r>
+        <w:t>focusing on to provide more</w:t>
+      </w:r>
+      <w:r>
+        <w:t xml:space="preserve"> customer satisfaction.</w:t>
       </w:r>
     </w:p>
     <w:p>
       <w:pPr>
-        <w:pStyle w:val="15"/>
+        <w:pStyle w:val="NormalWeb"/>
         <w:jc w:val="both"/>
       </w:pPr>
       <w:r>
-        <w:t>Traditional pet shops are maintaining customer records, inventory, veterinary appointments, and sales manually or through various desktop applications. These approaches may be lead them a serious trouble like   data redundancy, inefficient workflows, and limited accessibility.</w:t>
+        <w:t>Traditional pet shops</w:t>
+      </w:r>
+      <w:r>
+        <w:t xml:space="preserve"> are</w:t>
+      </w:r>
+      <w:r>
+        <w:t xml:space="preserve"> maintain</w:t>
+      </w:r>
+      <w:r>
+        <w:t xml:space="preserve">ing </w:t>
+      </w:r>
+      <w:r>
+        <w:t>customer records, inventory, veterinary appointments, and sales manually or throug</w:t>
+      </w:r>
+      <w:r>
+        <w:t>h various</w:t>
+      </w:r>
+      <w:r>
+        <w:t xml:space="preserve"> desktop applications. These approaches may </w:t>
+      </w:r>
+      <w:r>
+        <w:t xml:space="preserve">be </w:t>
+      </w:r>
+      <w:r>
+        <w:t>lead</w:t>
+      </w:r>
+      <w:r>
+        <w:t xml:space="preserve"> them a serious trouble like </w:t>
+      </w:r>
+      <w:r>
+        <w:t xml:space="preserve">  data redundancy, inefficient workflows, and limited accessibility.</w:t>
       </w:r>
     </w:p>
     <w:p>
       <w:pPr>
-        <w:pStyle w:val="15"/>
+        <w:pStyle w:val="NormalWeb"/>
         <w:jc w:val="both"/>
       </w:pPr>
       <w:r>
-        <w:t>Here, Paw Care is proposed as a web-based solution. Which is integrates pet shop operations, veterinary services, and delivery management into a single platform. By using modern web technologies such as HTML, CSS, JavaScript, PHP, and MySQL, the system offers secure data management, real-time accessibility, and role-based functionalities for different types of users.</w:t>
+        <w:t xml:space="preserve">Here, </w:t>
+      </w:r>
+      <w:r>
+        <w:t xml:space="preserve">Paw Care is proposed as a web-based </w:t>
+      </w:r>
+      <w:r>
+        <w:t>solution. Which is</w:t>
+      </w:r>
+      <w:r>
+        <w:t xml:space="preserve"> integrates pet shop operations, veterinary services, and delivery management into a single platform. By u</w:t>
+      </w:r>
+      <w:r>
+        <w:t>sing</w:t>
+      </w:r>
+      <w:r>
+        <w:t xml:space="preserve"> modern web technologies such as HTML, CSS, JavaScript, PHP, and MySQL, the system offers secure data management, real-time accessibility, and role-based functionalities for different types of users.</w:t>
       </w:r>
     </w:p>
     <w:p>
@@ -1548,33 +2001,44 @@
           <w:szCs w:val="22"/>
         </w:rPr>
       </w:pPr>
-      <w:r>
+    </w:p>
+    <w:p>
+      <w:pPr>
         <w:rPr>
           <w:b/>
           <w:bCs/>
           <w:sz w:val="22"/>
           <w:szCs w:val="22"/>
         </w:rPr>
-        <w:t>ER Diagram</w:t>
-      </w:r>
-    </w:p>
-    <w:p>
-      <w:pPr>
-        <w:spacing w:before="220" w:after="100"/>
-        <w:rPr>
-          <w:sz w:val="22"/>
-          <w:szCs w:val="22"/>
-        </w:rPr>
-      </w:pPr>
-      <w:r>
-        <w:rPr>
-          <w:sz w:val="22"/>
-          <w:szCs w:val="22"/>
-        </w:rPr>
+      </w:pPr>
+      <w:r>
+        <w:rPr>
+          <w:b/>
+          <w:bCs/>
+          <w:sz w:val="22"/>
+          <w:szCs w:val="22"/>
+        </w:rPr>
+        <w:br w:type="page"/>
+      </w:r>
+      <w:r>
+        <w:rPr>
+          <w:noProof/>
+          <w:sz w:val="22"/>
+          <w:szCs w:val="22"/>
+        </w:rPr>
+        <w:lastRenderedPageBreak/>
         <w:drawing>
-          <wp:inline distT="0" distB="0" distL="0" distR="0">
-            <wp:extent cx="6565900" cy="4603750"/>
-            <wp:effectExtent l="0" t="0" r="6350" b="6350"/>
+          <wp:anchor distT="0" distB="0" distL="114300" distR="114300" simplePos="0" relativeHeight="251673600" behindDoc="0" locked="0" layoutInCell="1" allowOverlap="1" wp14:anchorId="0228FAEE" wp14:editId="6F249554">
+            <wp:simplePos x="0" y="0"/>
+            <wp:positionH relativeFrom="column">
+              <wp:posOffset>-1127125</wp:posOffset>
+            </wp:positionH>
+            <wp:positionV relativeFrom="paragraph">
+              <wp:posOffset>1508125</wp:posOffset>
+            </wp:positionV>
+            <wp:extent cx="8769985" cy="6148705"/>
+            <wp:effectExtent l="0" t="3810" r="8255" b="8255"/>
+            <wp:wrapTopAndBottom/>
             <wp:docPr id="8" name="Picture 8"/>
             <wp:cNvGraphicFramePr>
               <a:graphicFrameLocks xmlns:a="http://schemas.openxmlformats.org/drawingml/2006/main" noChangeAspect="1"/>
@@ -1583,13 +2047,13 @@
               <a:graphicData uri="http://schemas.openxmlformats.org/drawingml/2006/picture">
                 <pic:pic xmlns:pic="http://schemas.openxmlformats.org/drawingml/2006/picture">
                   <pic:nvPicPr>
-                    <pic:cNvPr id="8" name="Picture 8"/>
+                    <pic:cNvPr id="0" name="Picture 1"/>
                     <pic:cNvPicPr>
                       <a:picLocks noChangeAspect="1" noChangeArrowheads="1"/>
                     </pic:cNvPicPr>
                   </pic:nvPicPr>
                   <pic:blipFill>
-                    <a:blip r:embed="rId5">
+                    <a:blip r:embed="rId9">
                       <a:extLst>
                         <a:ext uri="{28A0092B-C50C-407E-A947-70E740481C1C}">
                           <a14:useLocalDpi xmlns:a14="http://schemas.microsoft.com/office/drawing/2010/main" val="0"/>
@@ -1601,10 +2065,10 @@
                       <a:fillRect/>
                     </a:stretch>
                   </pic:blipFill>
-                  <pic:spPr>
-                    <a:xfrm>
+                  <pic:spPr bwMode="auto">
+                    <a:xfrm rot="16200000">
                       <a:off x="0" y="0"/>
-                      <a:ext cx="6565900" cy="4603750"/>
+                      <a:ext cx="8769985" cy="6148705"/>
                     </a:xfrm>
                     <a:prstGeom prst="rect">
                       <a:avLst/>
@@ -1617,8 +2081,23 @@
                 </pic:pic>
               </a:graphicData>
             </a:graphic>
-          </wp:inline>
+            <wp14:sizeRelH relativeFrom="margin">
+              <wp14:pctWidth>0</wp14:pctWidth>
+            </wp14:sizeRelH>
+            <wp14:sizeRelV relativeFrom="margin">
+              <wp14:pctHeight>0</wp14:pctHeight>
+            </wp14:sizeRelV>
+          </wp:anchor>
         </w:drawing>
+      </w:r>
+      <w:r>
+        <w:rPr>
+          <w:b/>
+          <w:bCs/>
+          <w:sz w:val="22"/>
+          <w:szCs w:val="22"/>
+        </w:rPr>
+        <w:t>ER Diagram</w:t>
       </w:r>
     </w:p>
     <w:p>
@@ -1633,21 +2112,22 @@
       </w:pPr>
       <w:r>
         <w:rPr>
-          <w14:ligatures w14:val="standardContextual"/>
-        </w:rPr>
+          <w:noProof/>
+        </w:rPr>
+        <w:lastRenderedPageBreak/>
         <w:drawing>
-          <wp:anchor distT="0" distB="0" distL="114300" distR="114300" simplePos="0" relativeHeight="251659264" behindDoc="0" locked="0" layoutInCell="1" allowOverlap="1">
+          <wp:anchor distT="0" distB="0" distL="114300" distR="114300" simplePos="0" relativeHeight="251672576" behindDoc="0" locked="0" layoutInCell="1" allowOverlap="1" wp14:anchorId="188B3A7E" wp14:editId="419B6AFB">
             <wp:simplePos x="0" y="0"/>
             <wp:positionH relativeFrom="column">
-              <wp:posOffset>-128270</wp:posOffset>
+              <wp:posOffset>499745</wp:posOffset>
             </wp:positionH>
             <wp:positionV relativeFrom="paragraph">
-              <wp:posOffset>349885</wp:posOffset>
+              <wp:posOffset>248285</wp:posOffset>
             </wp:positionV>
-            <wp:extent cx="6570345" cy="7516495"/>
-            <wp:effectExtent l="0" t="0" r="1905" b="8255"/>
+            <wp:extent cx="5344160" cy="8703945"/>
+            <wp:effectExtent l="0" t="0" r="8890" b="1905"/>
             <wp:wrapTopAndBottom/>
-            <wp:docPr id="4" name="Picture 4"/>
+            <wp:docPr id="11" name="Picture 11"/>
             <wp:cNvGraphicFramePr>
               <a:graphicFrameLocks xmlns:a="http://schemas.openxmlformats.org/drawingml/2006/main" noChangeAspect="1"/>
             </wp:cNvGraphicFramePr>
@@ -1655,135 +2135,11 @@
               <a:graphicData uri="http://schemas.openxmlformats.org/drawingml/2006/picture">
                 <pic:pic xmlns:pic="http://schemas.openxmlformats.org/drawingml/2006/picture">
                   <pic:nvPicPr>
-                    <pic:cNvPr id="4" name="Picture 4"/>
-                    <pic:cNvPicPr>
-                      <a:picLocks noChangeAspect="1"/>
-                    </pic:cNvPicPr>
+                    <pic:cNvPr id="11" name="Picture 11"/>
+                    <pic:cNvPicPr/>
                   </pic:nvPicPr>
                   <pic:blipFill>
-                    <a:blip r:embed="rId6">
-                      <a:extLst>
-                        <a:ext uri="{28A0092B-C50C-407E-A947-70E740481C1C}">
-                          <a14:useLocalDpi xmlns:a14="http://schemas.microsoft.com/office/drawing/2010/main" val="0"/>
-                        </a:ext>
-                      </a:extLst>
-                    </a:blip>
-                    <a:srcRect t="11261" r="4373"/>
-                    <a:stretch>
-                      <a:fillRect/>
-                    </a:stretch>
-                  </pic:blipFill>
-                  <pic:spPr>
-                    <a:xfrm>
-                      <a:off x="0" y="0"/>
-                      <a:ext cx="6570345" cy="7516495"/>
-                    </a:xfrm>
-                    <a:prstGeom prst="rect">
-                      <a:avLst/>
-                    </a:prstGeom>
-                    <a:ln>
-                      <a:noFill/>
-                    </a:ln>
-                  </pic:spPr>
-                </pic:pic>
-              </a:graphicData>
-            </a:graphic>
-          </wp:anchor>
-        </w:drawing>
-      </w:r>
-      <w:r>
-        <w:rPr>
-          <w:b/>
-          <w:bCs/>
-          <w:sz w:val="22"/>
-          <w:szCs w:val="22"/>
-        </w:rPr>
-        <w:t>Use Case Diagram</w:t>
-      </w:r>
-    </w:p>
-    <w:p>
-      <w:pPr>
-        <w:spacing w:before="220" w:after="100"/>
-        <w:rPr>
-          <w:sz w:val="22"/>
-          <w:szCs w:val="22"/>
-        </w:rPr>
-      </w:pPr>
-    </w:p>
-    <w:p>
-      <w:pPr>
-        <w:spacing w:before="220" w:after="100"/>
-        <w:rPr>
-          <w:b/>
-          <w:bCs/>
-          <w:sz w:val="22"/>
-          <w:szCs w:val="22"/>
-        </w:rPr>
-      </w:pPr>
-      <w:r>
-        <w:rPr>
-          <w:b/>
-          <w:bCs/>
-          <w:sz w:val="22"/>
-          <w:szCs w:val="22"/>
-        </w:rPr>
-        <w:br w:type="textWrapping"/>
-      </w:r>
-    </w:p>
-    <w:p>
-      <w:pPr>
-        <w:spacing w:before="220" w:after="100"/>
-        <w:rPr>
-          <w:b/>
-          <w:bCs/>
-          <w:sz w:val="22"/>
-          <w:szCs w:val="22"/>
-        </w:rPr>
-      </w:pPr>
-    </w:p>
-    <w:p>
-      <w:pPr>
-        <w:spacing w:before="220" w:after="100"/>
-        <w:rPr>
-          <w:sz w:val="22"/>
-          <w:szCs w:val="22"/>
-        </w:rPr>
-      </w:pPr>
-      <w:r>
-        <w:rPr>
-          <w:i/>
-          <w:iCs/>
-          <w:color w:val="595959"/>
-          <w:sz w:val="22"/>
-          <w:szCs w:val="22"/>
-        </w:rPr>
-        <w:drawing>
-          <wp:anchor distT="0" distB="0" distL="114300" distR="114300" simplePos="0" relativeHeight="251661312" behindDoc="0" locked="0" layoutInCell="1" allowOverlap="1">
-            <wp:simplePos x="0" y="0"/>
-            <wp:positionH relativeFrom="column">
-              <wp:posOffset>191770</wp:posOffset>
-            </wp:positionH>
-            <wp:positionV relativeFrom="paragraph">
-              <wp:posOffset>4572635</wp:posOffset>
-            </wp:positionV>
-            <wp:extent cx="5747385" cy="4239895"/>
-            <wp:effectExtent l="0" t="0" r="5715" b="8890"/>
-            <wp:wrapTopAndBottom/>
-            <wp:docPr id="6" name="Picture 6"/>
-            <wp:cNvGraphicFramePr>
-              <a:graphicFrameLocks xmlns:a="http://schemas.openxmlformats.org/drawingml/2006/main" noChangeAspect="1"/>
-            </wp:cNvGraphicFramePr>
-            <a:graphic xmlns:a="http://schemas.openxmlformats.org/drawingml/2006/main">
-              <a:graphicData uri="http://schemas.openxmlformats.org/drawingml/2006/picture">
-                <pic:pic xmlns:pic="http://schemas.openxmlformats.org/drawingml/2006/picture">
-                  <pic:nvPicPr>
-                    <pic:cNvPr id="6" name="Picture 6"/>
-                    <pic:cNvPicPr>
-                      <a:picLocks noChangeAspect="1"/>
-                    </pic:cNvPicPr>
-                  </pic:nvPicPr>
-                  <pic:blipFill>
-                    <a:blip r:embed="rId7">
+                    <a:blip r:embed="rId10" cstate="print">
                       <a:extLst>
                         <a:ext uri="{28A0092B-C50C-407E-A947-70E740481C1C}">
                           <a14:useLocalDpi xmlns:a14="http://schemas.microsoft.com/office/drawing/2010/main" val="0"/>
@@ -1797,7 +2153,7 @@
                   <pic:spPr>
                     <a:xfrm>
                       <a:off x="0" y="0"/>
-                      <a:ext cx="5747657" cy="4239631"/>
+                      <a:ext cx="5344160" cy="8703945"/>
                     </a:xfrm>
                     <a:prstGeom prst="rect">
                       <a:avLst/>
@@ -1806,129 +2162,938 @@
                 </pic:pic>
               </a:graphicData>
             </a:graphic>
+            <wp14:sizeRelH relativeFrom="margin">
+              <wp14:pctWidth>0</wp14:pctWidth>
+            </wp14:sizeRelH>
+            <wp14:sizeRelV relativeFrom="margin">
+              <wp14:pctHeight>0</wp14:pctHeight>
+            </wp14:sizeRelV>
           </wp:anchor>
         </w:drawing>
       </w:r>
       <w:r>
         <w:rPr>
-          <w:i/>
-          <w:iCs/>
-          <w:color w:val="595959"/>
-          <w:sz w:val="22"/>
-          <w:szCs w:val="22"/>
-        </w:rPr>
-        <w:drawing>
-          <wp:anchor distT="0" distB="0" distL="114300" distR="114300" simplePos="0" relativeHeight="251660288" behindDoc="0" locked="0" layoutInCell="1" allowOverlap="1">
-            <wp:simplePos x="0" y="0"/>
-            <wp:positionH relativeFrom="column">
-              <wp:posOffset>191770</wp:posOffset>
-            </wp:positionH>
-            <wp:positionV relativeFrom="paragraph">
-              <wp:posOffset>247015</wp:posOffset>
-            </wp:positionV>
-            <wp:extent cx="5747385" cy="4220210"/>
-            <wp:effectExtent l="0" t="0" r="5715" b="8890"/>
-            <wp:wrapTopAndBottom/>
-            <wp:docPr id="5" name="Picture 5"/>
-            <wp:cNvGraphicFramePr>
-              <a:graphicFrameLocks xmlns:a="http://schemas.openxmlformats.org/drawingml/2006/main" noChangeAspect="1"/>
-            </wp:cNvGraphicFramePr>
-            <a:graphic xmlns:a="http://schemas.openxmlformats.org/drawingml/2006/main">
-              <a:graphicData uri="http://schemas.openxmlformats.org/drawingml/2006/picture">
-                <pic:pic xmlns:pic="http://schemas.openxmlformats.org/drawingml/2006/picture">
-                  <pic:nvPicPr>
-                    <pic:cNvPr id="5" name="Picture 5"/>
-                    <pic:cNvPicPr>
-                      <a:picLocks noChangeAspect="1"/>
-                    </pic:cNvPicPr>
-                  </pic:nvPicPr>
-                  <pic:blipFill>
-                    <a:blip r:embed="rId8">
-                      <a:extLst>
-                        <a:ext uri="{28A0092B-C50C-407E-A947-70E740481C1C}">
-                          <a14:useLocalDpi xmlns:a14="http://schemas.microsoft.com/office/drawing/2010/main" val="0"/>
-                        </a:ext>
-                      </a:extLst>
-                    </a:blip>
-                    <a:stretch>
-                      <a:fillRect/>
-                    </a:stretch>
-                  </pic:blipFill>
-                  <pic:spPr>
-                    <a:xfrm>
-                      <a:off x="0" y="0"/>
-                      <a:ext cx="5756941" cy="4227055"/>
-                    </a:xfrm>
-                    <a:prstGeom prst="rect">
-                      <a:avLst/>
-                    </a:prstGeom>
-                  </pic:spPr>
-                </pic:pic>
-              </a:graphicData>
-            </a:graphic>
-          </wp:anchor>
-        </w:drawing>
-      </w:r>
-      <w:r>
-        <w:rPr>
           <w:b/>
           <w:bCs/>
           <w:sz w:val="22"/>
           <w:szCs w:val="22"/>
         </w:rPr>
+        <w:t>Use Case</w:t>
+      </w:r>
+      <w:r>
+        <w:rPr>
+          <w:b/>
+          <w:bCs/>
+          <w:sz w:val="22"/>
+          <w:szCs w:val="22"/>
+        </w:rPr>
+        <w:t xml:space="preserve"> Diagram</w:t>
+      </w:r>
+    </w:p>
+    <w:p>
+      <w:pPr>
+        <w:spacing w:before="220" w:after="100"/>
+        <w:rPr>
+          <w:b/>
+          <w:bCs/>
+          <w:sz w:val="22"/>
+          <w:szCs w:val="22"/>
+        </w:rPr>
+      </w:pPr>
+      <w:r>
+        <w:rPr>
+          <w:b/>
+          <w:bCs/>
+          <w:sz w:val="22"/>
+          <w:szCs w:val="22"/>
+        </w:rPr>
+        <w:lastRenderedPageBreak/>
         <w:t>UI (Figma/Sketch)</w:t>
       </w:r>
     </w:p>
     <w:tbl>
       <w:tblPr>
-        <w:tblStyle w:val="17"/>
+        <w:tblStyle w:val="TableGrid"/>
         <w:tblW w:w="0" w:type="auto"/>
-        <w:tblInd w:w="0" w:type="dxa"/>
-        <w:tblBorders>
-          <w:top w:val="single" w:color="auto" w:sz="4" w:space="0"/>
-          <w:left w:val="single" w:color="auto" w:sz="4" w:space="0"/>
-          <w:bottom w:val="single" w:color="auto" w:sz="4" w:space="0"/>
-          <w:right w:val="single" w:color="auto" w:sz="4" w:space="0"/>
-          <w:insideH w:val="single" w:color="auto" w:sz="4" w:space="0"/>
-          <w:insideV w:val="single" w:color="auto" w:sz="4" w:space="0"/>
-        </w:tblBorders>
-        <w:tblLayout w:type="autofit"/>
-        <w:tblCellMar>
-          <w:top w:w="0" w:type="dxa"/>
-          <w:left w:w="108" w:type="dxa"/>
-          <w:bottom w:w="0" w:type="dxa"/>
-          <w:right w:w="108" w:type="dxa"/>
-        </w:tblCellMar>
+        <w:tblLook w:val="04A0" w:firstRow="1" w:lastRow="0" w:firstColumn="1" w:lastColumn="0" w:noHBand="0" w:noVBand="1"/>
       </w:tblPr>
       <w:tblGrid>
         <w:gridCol w:w="10330"/>
       </w:tblGrid>
       <w:tr>
-        <w:tblPrEx>
-          <w:tblBorders>
-            <w:top w:val="single" w:color="auto" w:sz="4" w:space="0"/>
-            <w:left w:val="single" w:color="auto" w:sz="4" w:space="0"/>
-            <w:bottom w:val="single" w:color="auto" w:sz="4" w:space="0"/>
-            <w:right w:val="single" w:color="auto" w:sz="4" w:space="0"/>
-            <w:insideH w:val="single" w:color="auto" w:sz="4" w:space="0"/>
-            <w:insideV w:val="single" w:color="auto" w:sz="4" w:space="0"/>
-          </w:tblBorders>
-          <w:tblCellMar>
-            <w:top w:w="0" w:type="dxa"/>
-            <w:left w:w="108" w:type="dxa"/>
-            <w:bottom w:w="0" w:type="dxa"/>
-            <w:right w:w="108" w:type="dxa"/>
-          </w:tblCellMar>
-        </w:tblPrEx>
-        <w:trPr>
-          <w:trHeight w:val="12230" w:hRule="atLeast"/>
-        </w:trPr>
         <w:tc>
           <w:tcPr>
             <w:tcW w:w="10330" w:type="dxa"/>
           </w:tcPr>
           <w:p>
             <w:pPr>
+              <w:rPr>
+                <w:b/>
+                <w:bCs/>
+                <w:sz w:val="22"/>
+                <w:szCs w:val="22"/>
+              </w:rPr>
+            </w:pPr>
+            <w:r>
+              <w:rPr>
+                <w:b/>
+                <w:bCs/>
+                <w:noProof/>
+                <w:sz w:val="22"/>
+                <w:szCs w:val="22"/>
+              </w:rPr>
+              <w:drawing>
+                <wp:anchor distT="0" distB="0" distL="114300" distR="114300" simplePos="0" relativeHeight="251676672" behindDoc="0" locked="0" layoutInCell="1" allowOverlap="1" wp14:anchorId="2D0D7000" wp14:editId="169E5648">
+                  <wp:simplePos x="0" y="0"/>
+                  <wp:positionH relativeFrom="column">
+                    <wp:posOffset>239395</wp:posOffset>
+                  </wp:positionH>
+                  <wp:positionV relativeFrom="paragraph">
+                    <wp:posOffset>37267</wp:posOffset>
+                  </wp:positionV>
+                  <wp:extent cx="5544872" cy="3716919"/>
+                  <wp:effectExtent l="0" t="0" r="0" b="0"/>
+                  <wp:wrapTopAndBottom/>
+                  <wp:docPr id="3" name="Picture 3"/>
+                  <wp:cNvGraphicFramePr>
+                    <a:graphicFrameLocks xmlns:a="http://schemas.openxmlformats.org/drawingml/2006/main" noChangeAspect="1"/>
+                  </wp:cNvGraphicFramePr>
+                  <a:graphic xmlns:a="http://schemas.openxmlformats.org/drawingml/2006/main">
+                    <a:graphicData uri="http://schemas.openxmlformats.org/drawingml/2006/picture">
+                      <pic:pic xmlns:pic="http://schemas.openxmlformats.org/drawingml/2006/picture">
+                        <pic:nvPicPr>
+                          <pic:cNvPr id="1" name=""/>
+                          <pic:cNvPicPr/>
+                        </pic:nvPicPr>
+                        <pic:blipFill>
+                          <a:blip r:embed="rId11" cstate="print">
+                            <a:extLst>
+                              <a:ext uri="{28A0092B-C50C-407E-A947-70E740481C1C}">
+                                <a14:useLocalDpi xmlns:a14="http://schemas.microsoft.com/office/drawing/2010/main" val="0"/>
+                              </a:ext>
+                            </a:extLst>
+                          </a:blip>
+                          <a:stretch>
+                            <a:fillRect/>
+                          </a:stretch>
+                        </pic:blipFill>
+                        <pic:spPr>
+                          <a:xfrm>
+                            <a:off x="0" y="0"/>
+                            <a:ext cx="5547259" cy="3718519"/>
+                          </a:xfrm>
+                          <a:prstGeom prst="rect">
+                            <a:avLst/>
+                          </a:prstGeom>
+                        </pic:spPr>
+                      </pic:pic>
+                    </a:graphicData>
+                  </a:graphic>
+                  <wp14:sizeRelH relativeFrom="margin">
+                    <wp14:pctWidth>0</wp14:pctWidth>
+                  </wp14:sizeRelH>
+                  <wp14:sizeRelV relativeFrom="margin">
+                    <wp14:pctHeight>0</wp14:pctHeight>
+                  </wp14:sizeRelV>
+                </wp:anchor>
+              </w:drawing>
+            </w:r>
+          </w:p>
+          <w:p>
+            <w:pPr>
+              <w:jc w:val="center"/>
+              <w:rPr>
+                <w:b/>
+                <w:bCs/>
+                <w:sz w:val="40"/>
+                <w:szCs w:val="40"/>
+              </w:rPr>
+            </w:pPr>
+            <w:r>
+              <w:rPr>
+                <w:b/>
+                <w:bCs/>
+                <w:sz w:val="40"/>
+                <w:szCs w:val="40"/>
+              </w:rPr>
+              <w:t>Main Dashboard</w:t>
+            </w:r>
+          </w:p>
+          <w:p>
+            <w:pPr>
+              <w:rPr>
+                <w:b/>
+                <w:bCs/>
+                <w:sz w:val="22"/>
+                <w:szCs w:val="22"/>
+              </w:rPr>
+            </w:pPr>
+          </w:p>
+        </w:tc>
+      </w:tr>
+      <w:tr>
+        <w:tc>
+          <w:tcPr>
+            <w:tcW w:w="10330" w:type="dxa"/>
+          </w:tcPr>
+          <w:p>
+            <w:pPr>
+              <w:jc w:val="center"/>
+              <w:rPr>
+                <w:b/>
+                <w:bCs/>
+                <w:sz w:val="22"/>
+                <w:szCs w:val="22"/>
+              </w:rPr>
+            </w:pPr>
+            <w:r>
+              <w:rPr>
+                <w:i/>
+                <w:iCs/>
+                <w:noProof/>
+                <w:color w:val="595959"/>
+                <w:sz w:val="40"/>
+                <w:szCs w:val="40"/>
+              </w:rPr>
+              <w:drawing>
+                <wp:anchor distT="0" distB="0" distL="114300" distR="114300" simplePos="0" relativeHeight="251678720" behindDoc="0" locked="0" layoutInCell="1" allowOverlap="1" wp14:anchorId="6EAA1AAE" wp14:editId="0F7BDAA8">
+                  <wp:simplePos x="0" y="0"/>
+                  <wp:positionH relativeFrom="column">
+                    <wp:posOffset>643618</wp:posOffset>
+                  </wp:positionH>
+                  <wp:positionV relativeFrom="paragraph">
+                    <wp:posOffset>0</wp:posOffset>
+                  </wp:positionV>
+                  <wp:extent cx="5522076" cy="4073236"/>
+                  <wp:effectExtent l="0" t="0" r="2540" b="3810"/>
+                  <wp:wrapTopAndBottom/>
+                  <wp:docPr id="6" name="Picture 6"/>
+                  <wp:cNvGraphicFramePr>
+                    <a:graphicFrameLocks xmlns:a="http://schemas.openxmlformats.org/drawingml/2006/main" noChangeAspect="1"/>
+                  </wp:cNvGraphicFramePr>
+                  <a:graphic xmlns:a="http://schemas.openxmlformats.org/drawingml/2006/main">
+                    <a:graphicData uri="http://schemas.openxmlformats.org/drawingml/2006/picture">
+                      <pic:pic xmlns:pic="http://schemas.openxmlformats.org/drawingml/2006/picture">
+                        <pic:nvPicPr>
+                          <pic:cNvPr id="6" name="Picture 6"/>
+                          <pic:cNvPicPr/>
+                        </pic:nvPicPr>
+                        <pic:blipFill>
+                          <a:blip r:embed="rId12">
+                            <a:extLst>
+                              <a:ext uri="{28A0092B-C50C-407E-A947-70E740481C1C}">
+                                <a14:useLocalDpi xmlns:a14="http://schemas.microsoft.com/office/drawing/2010/main" val="0"/>
+                              </a:ext>
+                            </a:extLst>
+                          </a:blip>
+                          <a:stretch>
+                            <a:fillRect/>
+                          </a:stretch>
+                        </pic:blipFill>
+                        <pic:spPr>
+                          <a:xfrm>
+                            <a:off x="0" y="0"/>
+                            <a:ext cx="5522076" cy="4073236"/>
+                          </a:xfrm>
+                          <a:prstGeom prst="rect">
+                            <a:avLst/>
+                          </a:prstGeom>
+                        </pic:spPr>
+                      </pic:pic>
+                    </a:graphicData>
+                  </a:graphic>
+                  <wp14:sizeRelH relativeFrom="margin">
+                    <wp14:pctWidth>0</wp14:pctWidth>
+                  </wp14:sizeRelH>
+                  <wp14:sizeRelV relativeFrom="margin">
+                    <wp14:pctHeight>0</wp14:pctHeight>
+                  </wp14:sizeRelV>
+                </wp:anchor>
+              </w:drawing>
+            </w:r>
+            <w:r>
+              <w:rPr>
+                <w:b/>
+                <w:bCs/>
+                <w:sz w:val="40"/>
+                <w:szCs w:val="40"/>
+              </w:rPr>
+              <w:t>Log in Page</w:t>
+            </w:r>
+          </w:p>
+        </w:tc>
+      </w:tr>
+      <w:tr>
+        <w:tc>
+          <w:tcPr>
+            <w:tcW w:w="10330" w:type="dxa"/>
+          </w:tcPr>
+          <w:p>
+            <w:pPr>
+              <w:rPr>
+                <w:b/>
+                <w:bCs/>
+                <w:sz w:val="22"/>
+                <w:szCs w:val="22"/>
+              </w:rPr>
+            </w:pPr>
+            <w:r>
+              <w:rPr>
+                <w:i/>
+                <w:iCs/>
+                <w:noProof/>
+                <w:color w:val="595959"/>
+                <w:sz w:val="22"/>
+                <w:szCs w:val="22"/>
+              </w:rPr>
+              <w:lastRenderedPageBreak/>
+              <w:drawing>
+                <wp:anchor distT="0" distB="0" distL="114300" distR="114300" simplePos="0" relativeHeight="251689984" behindDoc="0" locked="0" layoutInCell="1" allowOverlap="1" wp14:anchorId="00015265" wp14:editId="16B29B5F">
+                  <wp:simplePos x="0" y="0"/>
+                  <wp:positionH relativeFrom="column">
+                    <wp:posOffset>925195</wp:posOffset>
+                  </wp:positionH>
+                  <wp:positionV relativeFrom="paragraph">
+                    <wp:posOffset>120650</wp:posOffset>
+                  </wp:positionV>
+                  <wp:extent cx="4400550" cy="3681095"/>
+                  <wp:effectExtent l="0" t="0" r="0" b="0"/>
+                  <wp:wrapTopAndBottom/>
+                  <wp:docPr id="2" name="Picture 2"/>
+                  <wp:cNvGraphicFramePr>
+                    <a:graphicFrameLocks xmlns:a="http://schemas.openxmlformats.org/drawingml/2006/main" noChangeAspect="1"/>
+                  </wp:cNvGraphicFramePr>
+                  <a:graphic xmlns:a="http://schemas.openxmlformats.org/drawingml/2006/main">
+                    <a:graphicData uri="http://schemas.openxmlformats.org/drawingml/2006/picture">
+                      <pic:pic xmlns:pic="http://schemas.openxmlformats.org/drawingml/2006/picture">
+                        <pic:nvPicPr>
+                          <pic:cNvPr id="2" name="Picture 2"/>
+                          <pic:cNvPicPr/>
+                        </pic:nvPicPr>
+                        <pic:blipFill>
+                          <a:blip r:embed="rId13">
+                            <a:extLst>
+                              <a:ext uri="{28A0092B-C50C-407E-A947-70E740481C1C}">
+                                <a14:useLocalDpi xmlns:a14="http://schemas.microsoft.com/office/drawing/2010/main" val="0"/>
+                              </a:ext>
+                            </a:extLst>
+                          </a:blip>
+                          <a:stretch>
+                            <a:fillRect/>
+                          </a:stretch>
+                        </pic:blipFill>
+                        <pic:spPr>
+                          <a:xfrm>
+                            <a:off x="0" y="0"/>
+                            <a:ext cx="4400550" cy="3681095"/>
+                          </a:xfrm>
+                          <a:prstGeom prst="rect">
+                            <a:avLst/>
+                          </a:prstGeom>
+                        </pic:spPr>
+                      </pic:pic>
+                    </a:graphicData>
+                  </a:graphic>
+                  <wp14:sizeRelH relativeFrom="margin">
+                    <wp14:pctWidth>0</wp14:pctWidth>
+                  </wp14:sizeRelH>
+                  <wp14:sizeRelV relativeFrom="margin">
+                    <wp14:pctHeight>0</wp14:pctHeight>
+                  </wp14:sizeRelV>
+                </wp:anchor>
+              </w:drawing>
+            </w:r>
+          </w:p>
+          <w:p>
+            <w:pPr>
+              <w:jc w:val="center"/>
+              <w:rPr>
+                <w:b/>
+                <w:bCs/>
+                <w:sz w:val="40"/>
+                <w:szCs w:val="40"/>
+              </w:rPr>
+            </w:pPr>
+            <w:r>
+              <w:rPr>
+                <w:b/>
+                <w:bCs/>
+                <w:sz w:val="40"/>
+                <w:szCs w:val="40"/>
+              </w:rPr>
+              <w:t>Registration Page</w:t>
+            </w:r>
+          </w:p>
+          <w:p>
+            <w:pPr>
+              <w:rPr>
+                <w:b/>
+                <w:bCs/>
+                <w:sz w:val="22"/>
+                <w:szCs w:val="22"/>
+              </w:rPr>
+            </w:pPr>
+          </w:p>
+        </w:tc>
+      </w:tr>
+      <w:tr>
+        <w:tc>
+          <w:tcPr>
+            <w:tcW w:w="10330" w:type="dxa"/>
+          </w:tcPr>
+          <w:p>
+            <w:pPr>
+              <w:jc w:val="center"/>
+              <w:rPr>
+                <w:b/>
+                <w:bCs/>
+                <w:sz w:val="22"/>
+                <w:szCs w:val="22"/>
+              </w:rPr>
+            </w:pPr>
+            <w:r>
+              <w:rPr>
+                <w:b/>
+                <w:bCs/>
+                <w:noProof/>
+                <w:sz w:val="22"/>
+                <w:szCs w:val="22"/>
+              </w:rPr>
+              <w:drawing>
+                <wp:anchor distT="0" distB="0" distL="114300" distR="114300" simplePos="0" relativeHeight="251692032" behindDoc="0" locked="0" layoutInCell="1" allowOverlap="1" wp14:anchorId="0944D8C7" wp14:editId="5B840AFD">
+                  <wp:simplePos x="0" y="0"/>
+                  <wp:positionH relativeFrom="column">
+                    <wp:posOffset>-65405</wp:posOffset>
+                  </wp:positionH>
+                  <wp:positionV relativeFrom="paragraph">
+                    <wp:posOffset>42545</wp:posOffset>
+                  </wp:positionV>
+                  <wp:extent cx="6438900" cy="4126692"/>
+                  <wp:effectExtent l="0" t="0" r="0" b="7620"/>
+                  <wp:wrapTopAndBottom/>
+                  <wp:docPr id="5" name="Picture 5"/>
+                  <wp:cNvGraphicFramePr>
+                    <a:graphicFrameLocks xmlns:a="http://schemas.openxmlformats.org/drawingml/2006/main" noChangeAspect="1"/>
+                  </wp:cNvGraphicFramePr>
+                  <a:graphic xmlns:a="http://schemas.openxmlformats.org/drawingml/2006/main">
+                    <a:graphicData uri="http://schemas.openxmlformats.org/drawingml/2006/picture">
+                      <pic:pic xmlns:pic="http://schemas.openxmlformats.org/drawingml/2006/picture">
+                        <pic:nvPicPr>
+                          <pic:cNvPr id="5" name="Picture 5"/>
+                          <pic:cNvPicPr/>
+                        </pic:nvPicPr>
+                        <pic:blipFill>
+                          <a:blip r:embed="rId14">
+                            <a:extLst>
+                              <a:ext uri="{28A0092B-C50C-407E-A947-70E740481C1C}">
+                                <a14:useLocalDpi xmlns:a14="http://schemas.microsoft.com/office/drawing/2010/main" val="0"/>
+                              </a:ext>
+                            </a:extLst>
+                          </a:blip>
+                          <a:stretch>
+                            <a:fillRect/>
+                          </a:stretch>
+                        </pic:blipFill>
+                        <pic:spPr>
+                          <a:xfrm>
+                            <a:off x="0" y="0"/>
+                            <a:ext cx="6438900" cy="4126692"/>
+                          </a:xfrm>
+                          <a:prstGeom prst="rect">
+                            <a:avLst/>
+                          </a:prstGeom>
+                        </pic:spPr>
+                      </pic:pic>
+                    </a:graphicData>
+                  </a:graphic>
+                  <wp14:sizeRelH relativeFrom="margin">
+                    <wp14:pctWidth>0</wp14:pctWidth>
+                  </wp14:sizeRelH>
+                  <wp14:sizeRelV relativeFrom="margin">
+                    <wp14:pctHeight>0</wp14:pctHeight>
+                  </wp14:sizeRelV>
+                </wp:anchor>
+              </w:drawing>
+            </w:r>
+            <w:r>
+              <w:rPr>
+                <w:b/>
+                <w:bCs/>
+                <w:sz w:val="40"/>
+                <w:szCs w:val="40"/>
+              </w:rPr>
+              <w:t>Customer Dashboard Page</w:t>
+            </w:r>
+          </w:p>
+        </w:tc>
+      </w:tr>
+    </w:tbl>
+    <w:p>
+      <w:pPr>
+        <w:rPr>
+          <w:b/>
+          <w:bCs/>
+          <w:sz w:val="22"/>
+          <w:szCs w:val="22"/>
+        </w:rPr>
+      </w:pPr>
+    </w:p>
+    <w:tbl>
+      <w:tblPr>
+        <w:tblStyle w:val="TableGrid"/>
+        <w:tblW w:w="0" w:type="auto"/>
+        <w:tblLook w:val="04A0" w:firstRow="1" w:lastRow="0" w:firstColumn="1" w:lastColumn="0" w:noHBand="0" w:noVBand="1"/>
+      </w:tblPr>
+      <w:tblGrid>
+        <w:gridCol w:w="10330"/>
+      </w:tblGrid>
+      <w:tr>
+        <w:tc>
+          <w:tcPr>
+            <w:tcW w:w="10330" w:type="dxa"/>
+          </w:tcPr>
+          <w:p>
+            <w:pPr>
+              <w:jc w:val="center"/>
+              <w:rPr>
+                <w:b/>
+                <w:bCs/>
+                <w:sz w:val="22"/>
+                <w:szCs w:val="22"/>
+              </w:rPr>
+            </w:pPr>
+            <w:r>
+              <w:rPr>
+                <w:b/>
+                <w:bCs/>
+                <w:noProof/>
+                <w:sz w:val="22"/>
+                <w:szCs w:val="22"/>
+              </w:rPr>
+              <w:drawing>
+                <wp:anchor distT="0" distB="0" distL="114300" distR="114300" simplePos="0" relativeHeight="251694080" behindDoc="0" locked="0" layoutInCell="1" allowOverlap="1" wp14:anchorId="54760E8B" wp14:editId="48E21A62">
+                  <wp:simplePos x="0" y="0"/>
+                  <wp:positionH relativeFrom="column">
+                    <wp:posOffset>582295</wp:posOffset>
+                  </wp:positionH>
+                  <wp:positionV relativeFrom="paragraph">
+                    <wp:posOffset>0</wp:posOffset>
+                  </wp:positionV>
+                  <wp:extent cx="5494020" cy="3804920"/>
+                  <wp:effectExtent l="0" t="0" r="0" b="0"/>
+                  <wp:wrapTopAndBottom/>
+                  <wp:docPr id="7" name="Picture 7"/>
+                  <wp:cNvGraphicFramePr>
+                    <a:graphicFrameLocks xmlns:a="http://schemas.openxmlformats.org/drawingml/2006/main" noChangeAspect="1"/>
+                  </wp:cNvGraphicFramePr>
+                  <a:graphic xmlns:a="http://schemas.openxmlformats.org/drawingml/2006/main">
+                    <a:graphicData uri="http://schemas.openxmlformats.org/drawingml/2006/picture">
+                      <pic:pic xmlns:pic="http://schemas.openxmlformats.org/drawingml/2006/picture">
+                        <pic:nvPicPr>
+                          <pic:cNvPr id="7" name="Picture 7"/>
+                          <pic:cNvPicPr/>
+                        </pic:nvPicPr>
+                        <pic:blipFill>
+                          <a:blip r:embed="rId15">
+                            <a:extLst>
+                              <a:ext uri="{28A0092B-C50C-407E-A947-70E740481C1C}">
+                                <a14:useLocalDpi xmlns:a14="http://schemas.microsoft.com/office/drawing/2010/main" val="0"/>
+                              </a:ext>
+                            </a:extLst>
+                          </a:blip>
+                          <a:stretch>
+                            <a:fillRect/>
+                          </a:stretch>
+                        </pic:blipFill>
+                        <pic:spPr>
+                          <a:xfrm>
+                            <a:off x="0" y="0"/>
+                            <a:ext cx="5494020" cy="3804920"/>
+                          </a:xfrm>
+                          <a:prstGeom prst="rect">
+                            <a:avLst/>
+                          </a:prstGeom>
+                        </pic:spPr>
+                      </pic:pic>
+                    </a:graphicData>
+                  </a:graphic>
+                  <wp14:sizeRelH relativeFrom="margin">
+                    <wp14:pctWidth>0</wp14:pctWidth>
+                  </wp14:sizeRelH>
+                  <wp14:sizeRelV relativeFrom="margin">
+                    <wp14:pctHeight>0</wp14:pctHeight>
+                  </wp14:sizeRelV>
+                </wp:anchor>
+              </w:drawing>
+            </w:r>
+            <w:r>
+              <w:rPr>
+                <w:b/>
+                <w:bCs/>
+                <w:sz w:val="40"/>
+                <w:szCs w:val="40"/>
+              </w:rPr>
+              <w:t>Payment Page</w:t>
+            </w:r>
+          </w:p>
+          <w:p>
+            <w:pPr>
+              <w:rPr>
+                <w:b/>
+                <w:bCs/>
+                <w:sz w:val="22"/>
+                <w:szCs w:val="22"/>
+              </w:rPr>
+            </w:pPr>
+          </w:p>
+        </w:tc>
+      </w:tr>
+      <w:tr>
+        <w:tc>
+          <w:tcPr>
+            <w:tcW w:w="10330" w:type="dxa"/>
+          </w:tcPr>
+          <w:p>
+            <w:pPr>
+              <w:jc w:val="center"/>
+              <w:rPr>
+                <w:b/>
+                <w:bCs/>
+                <w:sz w:val="22"/>
+                <w:szCs w:val="22"/>
+              </w:rPr>
+            </w:pPr>
+            <w:r>
+              <w:rPr>
+                <w:noProof/>
+                <w:sz w:val="22"/>
+                <w:szCs w:val="22"/>
+              </w:rPr>
+              <w:drawing>
+                <wp:anchor distT="0" distB="0" distL="114300" distR="114300" simplePos="0" relativeHeight="251696128" behindDoc="0" locked="0" layoutInCell="1" allowOverlap="1" wp14:anchorId="77C9837D" wp14:editId="24A552D3">
+                  <wp:simplePos x="0" y="0"/>
+                  <wp:positionH relativeFrom="column">
+                    <wp:posOffset>760095</wp:posOffset>
+                  </wp:positionH>
+                  <wp:positionV relativeFrom="paragraph">
+                    <wp:posOffset>58420</wp:posOffset>
+                  </wp:positionV>
+                  <wp:extent cx="5146040" cy="4168140"/>
+                  <wp:effectExtent l="0" t="0" r="0" b="3810"/>
+                  <wp:wrapTopAndBottom/>
+                  <wp:docPr id="10" name="Picture 10"/>
+                  <wp:cNvGraphicFramePr>
+                    <a:graphicFrameLocks xmlns:a="http://schemas.openxmlformats.org/drawingml/2006/main" noChangeAspect="1"/>
+                  </wp:cNvGraphicFramePr>
+                  <a:graphic xmlns:a="http://schemas.openxmlformats.org/drawingml/2006/main">
+                    <a:graphicData uri="http://schemas.openxmlformats.org/drawingml/2006/picture">
+                      <pic:pic xmlns:pic="http://schemas.openxmlformats.org/drawingml/2006/picture">
+                        <pic:nvPicPr>
+                          <pic:cNvPr id="10" name="Picture 10"/>
+                          <pic:cNvPicPr/>
+                        </pic:nvPicPr>
+                        <pic:blipFill>
+                          <a:blip r:embed="rId16" cstate="print">
+                            <a:extLst>
+                              <a:ext uri="{28A0092B-C50C-407E-A947-70E740481C1C}">
+                                <a14:useLocalDpi xmlns:a14="http://schemas.microsoft.com/office/drawing/2010/main" val="0"/>
+                              </a:ext>
+                            </a:extLst>
+                          </a:blip>
+                          <a:stretch>
+                            <a:fillRect/>
+                          </a:stretch>
+                        </pic:blipFill>
+                        <pic:spPr>
+                          <a:xfrm>
+                            <a:off x="0" y="0"/>
+                            <a:ext cx="5146040" cy="4168140"/>
+                          </a:xfrm>
+                          <a:prstGeom prst="rect">
+                            <a:avLst/>
+                          </a:prstGeom>
+                        </pic:spPr>
+                      </pic:pic>
+                    </a:graphicData>
+                  </a:graphic>
+                  <wp14:sizeRelH relativeFrom="margin">
+                    <wp14:pctWidth>0</wp14:pctWidth>
+                  </wp14:sizeRelH>
+                  <wp14:sizeRelV relativeFrom="margin">
+                    <wp14:pctHeight>0</wp14:pctHeight>
+                  </wp14:sizeRelV>
+                </wp:anchor>
+              </w:drawing>
+            </w:r>
+            <w:r>
+              <w:rPr>
+                <w:b/>
+                <w:bCs/>
+                <w:sz w:val="40"/>
+                <w:szCs w:val="40"/>
+              </w:rPr>
+              <w:t>Admin Dashboard</w:t>
+            </w:r>
+          </w:p>
+        </w:tc>
+      </w:tr>
+    </w:tbl>
+    <w:p>
+      <w:pPr>
+        <w:rPr>
+          <w:b/>
+          <w:bCs/>
+          <w:sz w:val="22"/>
+          <w:szCs w:val="22"/>
+        </w:rPr>
+      </w:pPr>
+    </w:p>
+    <w:tbl>
+      <w:tblPr>
+        <w:tblStyle w:val="TableGrid"/>
+        <w:tblW w:w="0" w:type="auto"/>
+        <w:tblLook w:val="04A0" w:firstRow="1" w:lastRow="0" w:firstColumn="1" w:lastColumn="0" w:noHBand="0" w:noVBand="1"/>
+      </w:tblPr>
+      <w:tblGrid>
+        <w:gridCol w:w="10330"/>
+      </w:tblGrid>
+      <w:tr>
+        <w:tc>
+          <w:tcPr>
+            <w:tcW w:w="10330" w:type="dxa"/>
+          </w:tcPr>
+          <w:p>
+            <w:pPr>
+              <w:rPr>
+                <w:b/>
+                <w:bCs/>
+                <w:sz w:val="22"/>
+                <w:szCs w:val="22"/>
+              </w:rPr>
+            </w:pPr>
+            <w:r>
+              <w:rPr>
+                <w:noProof/>
+                <w:sz w:val="22"/>
+                <w:szCs w:val="22"/>
+              </w:rPr>
+              <w:drawing>
+                <wp:anchor distT="0" distB="0" distL="114300" distR="114300" simplePos="0" relativeHeight="251698176" behindDoc="0" locked="0" layoutInCell="1" allowOverlap="1" wp14:anchorId="1F1B2C4D" wp14:editId="0F344FF2">
+                  <wp:simplePos x="0" y="0"/>
+                  <wp:positionH relativeFrom="column">
+                    <wp:posOffset>725805</wp:posOffset>
+                  </wp:positionH>
+                  <wp:positionV relativeFrom="paragraph">
+                    <wp:posOffset>17145</wp:posOffset>
+                  </wp:positionV>
+                  <wp:extent cx="4928235" cy="3989070"/>
+                  <wp:effectExtent l="0" t="0" r="5715" b="0"/>
+                  <wp:wrapTopAndBottom/>
+                  <wp:docPr id="9" name="Picture 9"/>
+                  <wp:cNvGraphicFramePr>
+                    <a:graphicFrameLocks xmlns:a="http://schemas.openxmlformats.org/drawingml/2006/main" noChangeAspect="1"/>
+                  </wp:cNvGraphicFramePr>
+                  <a:graphic xmlns:a="http://schemas.openxmlformats.org/drawingml/2006/main">
+                    <a:graphicData uri="http://schemas.openxmlformats.org/drawingml/2006/picture">
+                      <pic:pic xmlns:pic="http://schemas.openxmlformats.org/drawingml/2006/picture">
+                        <pic:nvPicPr>
+                          <pic:cNvPr id="9" name="Picture 9"/>
+                          <pic:cNvPicPr/>
+                        </pic:nvPicPr>
+                        <pic:blipFill>
+                          <a:blip r:embed="rId17" cstate="print">
+                            <a:extLst>
+                              <a:ext uri="{28A0092B-C50C-407E-A947-70E740481C1C}">
+                                <a14:useLocalDpi xmlns:a14="http://schemas.microsoft.com/office/drawing/2010/main" val="0"/>
+                              </a:ext>
+                            </a:extLst>
+                          </a:blip>
+                          <a:stretch>
+                            <a:fillRect/>
+                          </a:stretch>
+                        </pic:blipFill>
+                        <pic:spPr>
+                          <a:xfrm>
+                            <a:off x="0" y="0"/>
+                            <a:ext cx="4928235" cy="3989070"/>
+                          </a:xfrm>
+                          <a:prstGeom prst="rect">
+                            <a:avLst/>
+                          </a:prstGeom>
+                        </pic:spPr>
+                      </pic:pic>
+                    </a:graphicData>
+                  </a:graphic>
+                  <wp14:sizeRelH relativeFrom="margin">
+                    <wp14:pctWidth>0</wp14:pctWidth>
+                  </wp14:sizeRelH>
+                  <wp14:sizeRelV relativeFrom="margin">
+                    <wp14:pctHeight>0</wp14:pctHeight>
+                  </wp14:sizeRelV>
+                </wp:anchor>
+              </w:drawing>
+            </w:r>
+          </w:p>
+          <w:p>
+            <w:pPr>
+              <w:jc w:val="center"/>
+              <w:rPr>
+                <w:b/>
+                <w:bCs/>
+                <w:sz w:val="40"/>
+                <w:szCs w:val="40"/>
+              </w:rPr>
+            </w:pPr>
+            <w:r>
+              <w:rPr>
+                <w:b/>
+                <w:bCs/>
+                <w:sz w:val="40"/>
+                <w:szCs w:val="40"/>
+              </w:rPr>
+              <w:t>Admin</w:t>
+            </w:r>
+            <w:r>
+              <w:rPr>
+                <w:b/>
+                <w:bCs/>
+                <w:sz w:val="40"/>
+                <w:szCs w:val="40"/>
+              </w:rPr>
+              <w:t xml:space="preserve"> Dashboard</w:t>
+            </w:r>
+            <w:r>
+              <w:rPr>
+                <w:b/>
+                <w:bCs/>
+                <w:sz w:val="40"/>
+                <w:szCs w:val="40"/>
+              </w:rPr>
+              <w:t xml:space="preserve"> Overview</w:t>
+            </w:r>
+          </w:p>
+          <w:p>
+            <w:pPr>
+              <w:rPr>
+                <w:b/>
+                <w:bCs/>
+                <w:sz w:val="22"/>
+                <w:szCs w:val="22"/>
+              </w:rPr>
+            </w:pPr>
+            <w:r>
+              <w:rPr>
+                <w:noProof/>
+                <w:sz w:val="22"/>
+                <w:szCs w:val="22"/>
+              </w:rPr>
+              <w:drawing>
+                <wp:anchor distT="0" distB="0" distL="114300" distR="114300" simplePos="0" relativeHeight="251700224" behindDoc="0" locked="0" layoutInCell="1" allowOverlap="1" wp14:anchorId="6652B32F" wp14:editId="63E24D36">
+                  <wp:simplePos x="0" y="0"/>
+                  <wp:positionH relativeFrom="column">
+                    <wp:posOffset>132080</wp:posOffset>
+                  </wp:positionH>
+                  <wp:positionV relativeFrom="paragraph">
+                    <wp:posOffset>213360</wp:posOffset>
+                  </wp:positionV>
+                  <wp:extent cx="6222365" cy="3790950"/>
+                  <wp:effectExtent l="0" t="0" r="6985" b="0"/>
+                  <wp:wrapTopAndBottom/>
+                  <wp:docPr id="12" name="Picture 12"/>
+                  <wp:cNvGraphicFramePr>
+                    <a:graphicFrameLocks xmlns:a="http://schemas.openxmlformats.org/drawingml/2006/main" noChangeAspect="1"/>
+                  </wp:cNvGraphicFramePr>
+                  <a:graphic xmlns:a="http://schemas.openxmlformats.org/drawingml/2006/main">
+                    <a:graphicData uri="http://schemas.openxmlformats.org/drawingml/2006/picture">
+                      <pic:pic xmlns:pic="http://schemas.openxmlformats.org/drawingml/2006/picture">
+                        <pic:nvPicPr>
+                          <pic:cNvPr id="12" name="Picture 12"/>
+                          <pic:cNvPicPr/>
+                        </pic:nvPicPr>
+                        <pic:blipFill>
+                          <a:blip r:embed="rId18">
+                            <a:extLst>
+                              <a:ext uri="{28A0092B-C50C-407E-A947-70E740481C1C}">
+                                <a14:useLocalDpi xmlns:a14="http://schemas.microsoft.com/office/drawing/2010/main" val="0"/>
+                              </a:ext>
+                            </a:extLst>
+                          </a:blip>
+                          <a:stretch>
+                            <a:fillRect/>
+                          </a:stretch>
+                        </pic:blipFill>
+                        <pic:spPr>
+                          <a:xfrm>
+                            <a:off x="0" y="0"/>
+                            <a:ext cx="6222365" cy="3790950"/>
+                          </a:xfrm>
+                          <a:prstGeom prst="rect">
+                            <a:avLst/>
+                          </a:prstGeom>
+                        </pic:spPr>
+                      </pic:pic>
+                    </a:graphicData>
+                  </a:graphic>
+                  <wp14:sizeRelH relativeFrom="margin">
+                    <wp14:pctWidth>0</wp14:pctWidth>
+                  </wp14:sizeRelH>
+                  <wp14:sizeRelV relativeFrom="margin">
+                    <wp14:pctHeight>0</wp14:pctHeight>
+                  </wp14:sizeRelV>
+                </wp:anchor>
+              </w:drawing>
+            </w:r>
+          </w:p>
+        </w:tc>
+      </w:tr>
+      <w:tr>
+        <w:tc>
+          <w:tcPr>
+            <w:tcW w:w="10330" w:type="dxa"/>
+          </w:tcPr>
+          <w:p>
+            <w:pPr>
+              <w:jc w:val="center"/>
+              <w:rPr>
+                <w:b/>
+                <w:bCs/>
+                <w:sz w:val="22"/>
+                <w:szCs w:val="22"/>
+              </w:rPr>
+            </w:pPr>
+            <w:r>
+              <w:rPr>
+                <w:b/>
+                <w:bCs/>
+                <w:sz w:val="40"/>
+                <w:szCs w:val="40"/>
+              </w:rPr>
+              <w:t>Admin Inventory Managment</w:t>
+            </w:r>
+          </w:p>
+        </w:tc>
+      </w:tr>
+    </w:tbl>
+    <w:tbl>
+      <w:tblPr>
+        <w:tblStyle w:val="TableGrid"/>
+        <w:tblpPr w:leftFromText="180" w:rightFromText="180" w:vertAnchor="text" w:horzAnchor="margin" w:tblpY="22"/>
+        <w:tblW w:w="0" w:type="auto"/>
+        <w:tblLook w:val="04A0" w:firstRow="1" w:lastRow="0" w:firstColumn="1" w:lastColumn="0" w:noHBand="0" w:noVBand="1"/>
+      </w:tblPr>
+      <w:tblGrid>
+        <w:gridCol w:w="9350"/>
+      </w:tblGrid>
+      <w:tr>
+        <w:trPr>
+          <w:trHeight w:val="12230"/>
+        </w:trPr>
+        <w:tc>
+          <w:tcPr>
+            <w:tcW w:w="9350" w:type="dxa"/>
+          </w:tcPr>
+          <w:p>
+            <w:pPr>
               <w:spacing w:after="100"/>
               <w:rPr>
                 <w:b/>
@@ -1944,15 +3109,34 @@
                 <w:sz w:val="22"/>
                 <w:szCs w:val="22"/>
               </w:rPr>
-              <w:t xml:space="preserve">TYPES OF USERS: </w:t>
-            </w:r>
-          </w:p>
-          <w:p>
-            <w:pPr>
-              <w:pStyle w:val="20"/>
+              <w:lastRenderedPageBreak/>
+              <w:t>TYPE</w:t>
+            </w:r>
+            <w:r>
+              <w:rPr>
+                <w:b/>
+                <w:bCs/>
+                <w:sz w:val="22"/>
+                <w:szCs w:val="22"/>
+              </w:rPr>
+              <w:t>S</w:t>
+            </w:r>
+            <w:r>
+              <w:rPr>
+                <w:b/>
+                <w:bCs/>
+                <w:sz w:val="22"/>
+                <w:szCs w:val="22"/>
+              </w:rPr>
+              <w:t xml:space="preserve"> OF USERS: </w:t>
+            </w:r>
+          </w:p>
+          <w:p>
+            <w:pPr>
+              <w:pStyle w:val="ListParagraph"/>
               <w:numPr>
                 <w:ilvl w:val="0"/>
-                <w:numId w:val="1"/>
+                <w:numId w:val="13"/>
               </w:numPr>
               <w:rPr>
                 <w:b/>
@@ -2000,10 +3184,10 @@
           </w:p>
           <w:p>
             <w:pPr>
-              <w:pStyle w:val="20"/>
+              <w:pStyle w:val="ListParagraph"/>
               <w:numPr>
                 <w:ilvl w:val="0"/>
-                <w:numId w:val="1"/>
+                <w:numId w:val="13"/>
               </w:numPr>
               <w:rPr>
                 <w:b/>
@@ -2060,10 +3244,10 @@
           </w:p>
           <w:p>
             <w:pPr>
-              <w:pStyle w:val="20"/>
+              <w:pStyle w:val="ListParagraph"/>
               <w:numPr>
                 <w:ilvl w:val="0"/>
-                <w:numId w:val="1"/>
+                <w:numId w:val="13"/>
               </w:numPr>
               <w:rPr>
                 <w:b/>
@@ -2108,10 +3292,10 @@
           </w:p>
           <w:p>
             <w:pPr>
-              <w:pStyle w:val="20"/>
+              <w:pStyle w:val="ListParagraph"/>
               <w:numPr>
                 <w:ilvl w:val="0"/>
-                <w:numId w:val="1"/>
+                <w:numId w:val="13"/>
               </w:numPr>
               <w:rPr>
                 <w:b/>
@@ -2175,7 +3359,7 @@
           </w:p>
           <w:p>
             <w:pPr>
-              <w:pStyle w:val="20"/>
+              <w:pStyle w:val="ListParagraph"/>
               <w:numPr>
                 <w:ilvl w:val="0"/>
                 <w:numId w:val="2"/>
@@ -2198,7 +3382,7 @@
           </w:p>
           <w:p>
             <w:pPr>
-              <w:pStyle w:val="20"/>
+              <w:pStyle w:val="ListParagraph"/>
               <w:numPr>
                 <w:ilvl w:val="0"/>
                 <w:numId w:val="3"/>
@@ -2219,7 +3403,7 @@
           </w:p>
           <w:p>
             <w:pPr>
-              <w:pStyle w:val="20"/>
+              <w:pStyle w:val="ListParagraph"/>
               <w:numPr>
                 <w:ilvl w:val="0"/>
                 <w:numId w:val="3"/>
@@ -2240,7 +3424,7 @@
           </w:p>
           <w:p>
             <w:pPr>
-              <w:pStyle w:val="20"/>
+              <w:pStyle w:val="ListParagraph"/>
               <w:numPr>
                 <w:ilvl w:val="0"/>
                 <w:numId w:val="3"/>
@@ -2261,7 +3445,7 @@
           </w:p>
           <w:p>
             <w:pPr>
-              <w:pStyle w:val="20"/>
+              <w:pStyle w:val="ListParagraph"/>
               <w:numPr>
                 <w:ilvl w:val="0"/>
                 <w:numId w:val="2"/>
@@ -2284,7 +3468,7 @@
           </w:p>
           <w:p>
             <w:pPr>
-              <w:pStyle w:val="20"/>
+              <w:pStyle w:val="ListParagraph"/>
               <w:numPr>
                 <w:ilvl w:val="0"/>
                 <w:numId w:val="4"/>
@@ -2305,7 +3489,7 @@
           </w:p>
           <w:p>
             <w:pPr>
-              <w:pStyle w:val="20"/>
+              <w:pStyle w:val="ListParagraph"/>
               <w:numPr>
                 <w:ilvl w:val="0"/>
                 <w:numId w:val="4"/>
@@ -2326,7 +3510,7 @@
           </w:p>
           <w:p>
             <w:pPr>
-              <w:pStyle w:val="20"/>
+              <w:pStyle w:val="ListParagraph"/>
               <w:numPr>
                 <w:ilvl w:val="0"/>
                 <w:numId w:val="2"/>
@@ -2349,7 +3533,7 @@
           </w:p>
           <w:p>
             <w:pPr>
-              <w:pStyle w:val="20"/>
+              <w:pStyle w:val="ListParagraph"/>
               <w:numPr>
                 <w:ilvl w:val="0"/>
                 <w:numId w:val="5"/>
@@ -2399,7 +3583,7 @@
           </w:p>
           <w:p>
             <w:pPr>
-              <w:pStyle w:val="20"/>
+              <w:pStyle w:val="ListParagraph"/>
               <w:numPr>
                 <w:ilvl w:val="0"/>
                 <w:numId w:val="2"/>
@@ -2424,7 +3608,7 @@
           </w:p>
           <w:p>
             <w:pPr>
-              <w:pStyle w:val="20"/>
+              <w:pStyle w:val="ListParagraph"/>
               <w:numPr>
                 <w:ilvl w:val="0"/>
                 <w:numId w:val="6"/>
@@ -2453,7 +3637,7 @@
           </w:p>
           <w:p>
             <w:pPr>
-              <w:pStyle w:val="20"/>
+              <w:pStyle w:val="ListParagraph"/>
               <w:numPr>
                 <w:ilvl w:val="0"/>
                 <w:numId w:val="6"/>
@@ -2479,7 +3663,7 @@
           </w:p>
           <w:p>
             <w:pPr>
-              <w:pStyle w:val="20"/>
+              <w:pStyle w:val="ListParagraph"/>
               <w:numPr>
                 <w:ilvl w:val="0"/>
                 <w:numId w:val="6"/>
@@ -2499,7 +3683,16 @@
                 <w:sz w:val="22"/>
                 <w:szCs w:val="22"/>
               </w:rPr>
-              <w:t xml:space="preserve">User &amp; Business Monitoring: </w:t>
+              <w:t>User &amp; Business Monitoring:</w:t>
+            </w:r>
+            <w:r>
+              <w:rPr>
+                <w:b/>
+                <w:bCs/>
+                <w:sz w:val="22"/>
+                <w:szCs w:val="22"/>
+              </w:rPr>
+              <w:t xml:space="preserve"> </w:t>
             </w:r>
             <w:r>
               <w:t>Manage Users, View Reports, Monitor Sales Statistics</w:t>
@@ -2507,7 +3700,7 @@
           </w:p>
           <w:p>
             <w:pPr>
-              <w:pStyle w:val="20"/>
+              <w:pStyle w:val="ListParagraph"/>
               <w:numPr>
                 <w:ilvl w:val="0"/>
                 <w:numId w:val="2"/>
@@ -2541,7 +3734,7 @@
           </w:p>
           <w:p>
             <w:pPr>
-              <w:pStyle w:val="20"/>
+              <w:pStyle w:val="ListParagraph"/>
               <w:numPr>
                 <w:ilvl w:val="0"/>
                 <w:numId w:val="7"/>
@@ -2561,7 +3754,16 @@
                 <w:sz w:val="22"/>
                 <w:szCs w:val="22"/>
               </w:rPr>
-              <w:t xml:space="preserve">Browse &amp; Purchase Pets and Products: </w:t>
+              <w:t>Browse &amp; Purchase Pets and Products:</w:t>
+            </w:r>
+            <w:r>
+              <w:rPr>
+                <w:b/>
+                <w:bCs/>
+                <w:sz w:val="22"/>
+                <w:szCs w:val="22"/>
+              </w:rPr>
+              <w:t xml:space="preserve"> </w:t>
             </w:r>
             <w:r>
               <w:t>Search, Filter, View Details, Add to Cart.</w:t>
@@ -2569,7 +3771,7 @@
           </w:p>
           <w:p>
             <w:pPr>
-              <w:pStyle w:val="20"/>
+              <w:pStyle w:val="ListParagraph"/>
               <w:numPr>
                 <w:ilvl w:val="0"/>
                 <w:numId w:val="7"/>
@@ -2589,7 +3791,16 @@
                 <w:sz w:val="22"/>
                 <w:szCs w:val="22"/>
               </w:rPr>
-              <w:t xml:space="preserve">Veterinary Appointment Booking: </w:t>
+              <w:t>Veterinary Appointment Booking:</w:t>
+            </w:r>
+            <w:r>
+              <w:rPr>
+                <w:b/>
+                <w:bCs/>
+                <w:sz w:val="22"/>
+                <w:szCs w:val="22"/>
+              </w:rPr>
+              <w:t xml:space="preserve"> </w:t>
             </w:r>
             <w:r>
               <w:t>Book Doctor Appointment and View Appointment Status.</w:t>
@@ -2597,7 +3808,7 @@
           </w:p>
           <w:p>
             <w:pPr>
-              <w:pStyle w:val="20"/>
+              <w:pStyle w:val="ListParagraph"/>
               <w:numPr>
                 <w:ilvl w:val="0"/>
                 <w:numId w:val="7"/>
@@ -2625,7 +3836,7 @@
           </w:p>
           <w:p>
             <w:pPr>
-              <w:pStyle w:val="20"/>
+              <w:pStyle w:val="ListParagraph"/>
               <w:numPr>
                 <w:ilvl w:val="0"/>
                 <w:numId w:val="2"/>
@@ -2650,7 +3861,7 @@
           </w:p>
           <w:p>
             <w:pPr>
-              <w:pStyle w:val="20"/>
+              <w:pStyle w:val="ListParagraph"/>
               <w:numPr>
                 <w:ilvl w:val="0"/>
                 <w:numId w:val="8"/>
@@ -2678,7 +3889,7 @@
           </w:p>
           <w:p>
             <w:pPr>
-              <w:pStyle w:val="20"/>
+              <w:pStyle w:val="ListParagraph"/>
               <w:numPr>
                 <w:ilvl w:val="0"/>
                 <w:numId w:val="8"/>
@@ -2698,7 +3909,16 @@
                 <w:sz w:val="22"/>
                 <w:szCs w:val="22"/>
               </w:rPr>
-              <w:t xml:space="preserve">Pet Medical Records: </w:t>
+              <w:t>Pet Medical Records:</w:t>
+            </w:r>
+            <w:r>
+              <w:rPr>
+                <w:b/>
+                <w:bCs/>
+                <w:sz w:val="22"/>
+                <w:szCs w:val="22"/>
+              </w:rPr>
+              <w:t xml:space="preserve"> </w:t>
             </w:r>
             <w:r>
               <w:t>Create and Update Pet Health Records</w:t>
@@ -2706,7 +3926,7 @@
           </w:p>
           <w:p>
             <w:pPr>
-              <w:pStyle w:val="20"/>
+              <w:pStyle w:val="ListParagraph"/>
               <w:numPr>
                 <w:ilvl w:val="0"/>
                 <w:numId w:val="8"/>
@@ -2726,7 +3946,16 @@
                 <w:sz w:val="22"/>
                 <w:szCs w:val="22"/>
               </w:rPr>
-              <w:t>Treatment History:</w:t>
+              <w:t>Treatment History</w:t>
+            </w:r>
+            <w:r>
+              <w:rPr>
+                <w:b/>
+                <w:bCs/>
+                <w:sz w:val="22"/>
+                <w:szCs w:val="22"/>
+              </w:rPr>
+              <w:t>:</w:t>
             </w:r>
             <w:r>
               <w:t xml:space="preserve"> View Previous Medical History and Consultation Records</w:t>
@@ -2734,7 +3963,7 @@
           </w:p>
           <w:p>
             <w:pPr>
-              <w:pStyle w:val="20"/>
+              <w:pStyle w:val="ListParagraph"/>
               <w:numPr>
                 <w:ilvl w:val="0"/>
                 <w:numId w:val="2"/>
@@ -2759,7 +3988,7 @@
           </w:p>
           <w:p>
             <w:pPr>
-              <w:pStyle w:val="20"/>
+              <w:pStyle w:val="ListParagraph"/>
               <w:numPr>
                 <w:ilvl w:val="0"/>
                 <w:numId w:val="8"/>
@@ -2787,7 +4016,7 @@
           </w:p>
           <w:p>
             <w:pPr>
-              <w:pStyle w:val="20"/>
+              <w:pStyle w:val="ListParagraph"/>
               <w:numPr>
                 <w:ilvl w:val="0"/>
                 <w:numId w:val="8"/>
@@ -2822,7 +4051,7 @@
           </w:p>
           <w:p>
             <w:pPr>
-              <w:pStyle w:val="20"/>
+              <w:pStyle w:val="ListParagraph"/>
               <w:numPr>
                 <w:ilvl w:val="0"/>
                 <w:numId w:val="8"/>
@@ -2855,22 +4084,20 @@
               <w:t xml:space="preserve"> View Completed Deliveries and Delivery Performance</w:t>
             </w:r>
           </w:p>
-          <w:p>
-            <w:pPr>
-              <w:spacing w:after="10" w:line="360" w:lineRule="auto"/>
-              <w:rPr>
-                <w:b/>
-                <w:bCs/>
-                <w:sz w:val="22"/>
-                <w:szCs w:val="22"/>
-              </w:rPr>
-            </w:pPr>
-          </w:p>
         </w:tc>
       </w:tr>
     </w:tbl>
     <w:p>
       <w:pPr>
+        <w:spacing w:before="220" w:after="100"/>
+        <w:rPr>
+          <w:sz w:val="22"/>
+          <w:szCs w:val="22"/>
+        </w:rPr>
+      </w:pPr>
+    </w:p>
+    <w:p>
+      <w:pPr>
         <w:rPr>
           <w:sz w:val="22"/>
           <w:szCs w:val="22"/>
@@ -2880,20 +4107,20 @@
     <w:sectPr>
       <w:pgSz w:w="12240" w:h="15840"/>
       <w:pgMar w:top="850" w:right="950" w:bottom="850" w:left="950" w:header="708" w:footer="708" w:gutter="0"/>
-      <w:cols w:space="720" w:num="1"/>
-      <w:docGrid w:linePitch="360" w:charSpace="0"/>
+      <w:cols w:space="720"/>
+      <w:docGrid w:linePitch="360"/>
     </w:sectPr>
   </w:body>
 </w:document>
 </file>
 
 <file path=word/numbering.xml><?xml version="1.0" encoding="utf-8"?>
-<w:numbering xmlns:wpc="http://schemas.microsoft.com/office/word/2010/wordprocessingCanvas" xmlns:mc="http://schemas.openxmlformats.org/markup-compatibility/2006" xmlns:o="urn:schemas-microsoft-com:office:office" xmlns:r="http://schemas.openxmlformats.org/officeDocument/2006/relationships" xmlns:m="http://schemas.openxmlformats.org/officeDocument/2006/math" xmlns:v="urn:schemas-microsoft-com:vml" xmlns:wp14="http://schemas.microsoft.com/office/word/2010/wordprocessingDrawing" xmlns:wp="http://schemas.openxmlformats.org/drawingml/2006/wordprocessingDrawing" xmlns:w10="urn:schemas-microsoft-com:office:word" xmlns:w="http://schemas.openxmlformats.org/wordprocessingml/2006/main" xmlns:w14="http://schemas.microsoft.com/office/word/2010/wordml" xmlns:wpg="http://schemas.microsoft.com/office/word/2010/wordprocessingGroup" xmlns:wpi="http://schemas.microsoft.com/office/word/2010/wordprocessingInk" xmlns:wne="http://schemas.microsoft.com/office/word/2006/wordml" xmlns:wps="http://schemas.microsoft.com/office/word/2010/wordprocessingShape" xmlns:wpsCustomData="http://www.wps.cn/officeDocument/2013/wpsCustomData" mc:Ignorable="w14 wp14">
-  <w:abstractNum w:abstractNumId="0">
+<w:numbering xmlns:wpc="http://schemas.microsoft.com/office/word/2010/wordprocessingCanvas" xmlns:cx="http://schemas.microsoft.com/office/drawing/2014/chartex" xmlns:cx1="http://schemas.microsoft.com/office/drawing/2015/9/8/chartex" xmlns:cx2="http://schemas.microsoft.com/office/drawing/2015/10/21/chartex" xmlns:cx3="http://schemas.microsoft.com/office/drawing/2016/5/9/chartex" xmlns:cx4="http://schemas.microsoft.com/office/drawing/2016/5/10/chartex" xmlns:cx5="http://schemas.microsoft.com/office/drawing/2016/5/11/chartex" xmlns:cx6="http://schemas.microsoft.com/office/drawing/2016/5/12/chartex" xmlns:cx7="http://schemas.microsoft.com/office/drawing/2016/5/13/chartex" xmlns:cx8="http://schemas.microsoft.com/office/drawing/2016/5/14/chartex" xmlns:mc="http://schemas.openxmlformats.org/markup-compatibility/2006" xmlns:aink="http://schemas.microsoft.com/office/drawing/2016/ink" xmlns:am3d="http://schemas.microsoft.com/office/drawing/2017/model3d" xmlns:o="urn:schemas-microsoft-com:office:office" xmlns:r="http://schemas.openxmlformats.org/officeDocument/2006/relationships" xmlns:m="http://schemas.openxmlformats.org/officeDocument/2006/math" xmlns:v="urn:schemas-microsoft-com:vml" xmlns:wp14="http://schemas.microsoft.com/office/word/2010/wordprocessingDrawing" xmlns:wp="http://schemas.openxmlformats.org/drawingml/2006/wordprocessingDrawing" xmlns:w10="urn:schemas-microsoft-com:office:word" xmlns:w="http://schemas.openxmlformats.org/wordprocessingml/2006/main" xmlns:w14="http://schemas.microsoft.com/office/word/2010/wordml" xmlns:w15="http://schemas.microsoft.com/office/word/2012/wordml" xmlns:w16cex="http://schemas.microsoft.com/office/word/2018/wordml/cex" xmlns:w16cid="http://schemas.microsoft.com/office/word/2016/wordml/cid" xmlns:w16="http://schemas.microsoft.com/office/word/2018/wordml" xmlns:w16sdtdh="http://schemas.microsoft.com/office/word/2020/wordml/sdtdatahash" xmlns:w16se="http://schemas.microsoft.com/office/word/2015/wordml/symex" xmlns:wpg="http://schemas.microsoft.com/office/word/2010/wordprocessingGroup" xmlns:wpi="http://schemas.microsoft.com/office/word/2010/wordprocessingInk" xmlns:wne="http://schemas.microsoft.com/office/word/2006/wordml" xmlns:wps="http://schemas.microsoft.com/office/word/2010/wordprocessingShape" mc:Ignorable="w14 w15 w16se w16cid w16 w16cex w16sdtdh wp14">
+  <w:abstractNum w:abstractNumId="0" w15:restartNumberingAfterBreak="0">
     <w:nsid w:val="03AB6D40"/>
-    <w:multiLevelType w:val="multilevel"/>
-    <w:tmpl w:val="03AB6D40"/>
-    <w:lvl w:ilvl="0" w:tentative="0">
+    <w:multiLevelType w:val="hybridMultilevel"/>
+    <w:tmpl w:val="E8ACB14A"/>
+    <w:lvl w:ilvl="0" w:tplc="0A1E8466">
       <w:start w:val="1"/>
       <w:numFmt w:val="decimal"/>
       <w:lvlText w:val="%1."/>
@@ -2902,60 +4129,224 @@
         <w:ind w:left="863" w:hanging="360"/>
       </w:pPr>
     </w:lvl>
-    <w:lvl w:ilvl="1" w:tentative="0">
-      <w:start w:val="0"/>
+    <w:lvl w:ilvl="1" w:tplc="B6B856E2">
       <w:numFmt w:val="decimal"/>
       <w:lvlText w:val=""/>
       <w:lvlJc w:val="left"/>
     </w:lvl>
-    <w:lvl w:ilvl="2" w:tentative="0">
-      <w:start w:val="0"/>
+    <w:lvl w:ilvl="2" w:tplc="9A1A4BA6">
       <w:numFmt w:val="decimal"/>
       <w:lvlText w:val=""/>
       <w:lvlJc w:val="left"/>
     </w:lvl>
-    <w:lvl w:ilvl="3" w:tentative="0">
-      <w:start w:val="0"/>
+    <w:lvl w:ilvl="3" w:tplc="98FC6D8C">
       <w:numFmt w:val="decimal"/>
       <w:lvlText w:val=""/>
       <w:lvlJc w:val="left"/>
     </w:lvl>
-    <w:lvl w:ilvl="4" w:tentative="0">
-      <w:start w:val="0"/>
+    <w:lvl w:ilvl="4" w:tplc="22A21354">
       <w:numFmt w:val="decimal"/>
       <w:lvlText w:val=""/>
       <w:lvlJc w:val="left"/>
     </w:lvl>
-    <w:lvl w:ilvl="5" w:tentative="0">
-      <w:start w:val="0"/>
+    <w:lvl w:ilvl="5" w:tplc="E9EA3AB6">
       <w:numFmt w:val="decimal"/>
       <w:lvlText w:val=""/>
       <w:lvlJc w:val="left"/>
     </w:lvl>
-    <w:lvl w:ilvl="6" w:tentative="0">
-      <w:start w:val="0"/>
+    <w:lvl w:ilvl="6" w:tplc="AEFCA3A0">
       <w:numFmt w:val="decimal"/>
       <w:lvlText w:val=""/>
       <w:lvlJc w:val="left"/>
     </w:lvl>
-    <w:lvl w:ilvl="7" w:tentative="0">
-      <w:start w:val="0"/>
+    <w:lvl w:ilvl="7" w:tplc="C1B6D6BA">
       <w:numFmt w:val="decimal"/>
       <w:lvlText w:val=""/>
       <w:lvlJc w:val="left"/>
     </w:lvl>
-    <w:lvl w:ilvl="8" w:tentative="0">
-      <w:start w:val="0"/>
+    <w:lvl w:ilvl="8" w:tplc="46DA8010">
       <w:numFmt w:val="decimal"/>
       <w:lvlText w:val=""/>
       <w:lvlJc w:val="left"/>
     </w:lvl>
   </w:abstractNum>
-  <w:abstractNum w:abstractNumId="1">
+  <w:abstractNum w:abstractNumId="1" w15:restartNumberingAfterBreak="0">
+    <w:nsid w:val="04D76699"/>
+    <w:multiLevelType w:val="hybridMultilevel"/>
+    <w:tmpl w:val="76D67FB6"/>
+    <w:lvl w:ilvl="0" w:tplc="0409000F">
+      <w:start w:val="1"/>
+      <w:numFmt w:val="decimal"/>
+      <w:lvlText w:val="%1."/>
+      <w:lvlJc w:val="left"/>
+      <w:pPr>
+        <w:ind w:left="778" w:hanging="360"/>
+      </w:pPr>
+    </w:lvl>
+    <w:lvl w:ilvl="1" w:tplc="04090019" w:tentative="1">
+      <w:start w:val="1"/>
+      <w:numFmt w:val="lowerLetter"/>
+      <w:lvlText w:val="%2."/>
+      <w:lvlJc w:val="left"/>
+      <w:pPr>
+        <w:ind w:left="1498" w:hanging="360"/>
+      </w:pPr>
+    </w:lvl>
+    <w:lvl w:ilvl="2" w:tplc="0409001B" w:tentative="1">
+      <w:start w:val="1"/>
+      <w:numFmt w:val="lowerRoman"/>
+      <w:lvlText w:val="%3."/>
+      <w:lvlJc w:val="right"/>
+      <w:pPr>
+        <w:ind w:left="2218" w:hanging="180"/>
+      </w:pPr>
+    </w:lvl>
+    <w:lvl w:ilvl="3" w:tplc="0409000F" w:tentative="1">
+      <w:start w:val="1"/>
+      <w:numFmt w:val="decimal"/>
+      <w:lvlText w:val="%4."/>
+      <w:lvlJc w:val="left"/>
+      <w:pPr>
+        <w:ind w:left="2938" w:hanging="360"/>
+      </w:pPr>
+    </w:lvl>
+    <w:lvl w:ilvl="4" w:tplc="04090019" w:tentative="1">
+      <w:start w:val="1"/>
+      <w:numFmt w:val="lowerLetter"/>
+      <w:lvlText w:val="%5."/>
+      <w:lvlJc w:val="left"/>
+      <w:pPr>
+        <w:ind w:left="3658" w:hanging="360"/>
+      </w:pPr>
+    </w:lvl>
+    <w:lvl w:ilvl="5" w:tplc="0409001B" w:tentative="1">
+      <w:start w:val="1"/>
+      <w:numFmt w:val="lowerRoman"/>
+      <w:lvlText w:val="%6."/>
+      <w:lvlJc w:val="right"/>
+      <w:pPr>
+        <w:ind w:left="4378" w:hanging="180"/>
+      </w:pPr>
+    </w:lvl>
+    <w:lvl w:ilvl="6" w:tplc="0409000F" w:tentative="1">
+      <w:start w:val="1"/>
+      <w:numFmt w:val="decimal"/>
+      <w:lvlText w:val="%7."/>
+      <w:lvlJc w:val="left"/>
+      <w:pPr>
+        <w:ind w:left="5098" w:hanging="360"/>
+      </w:pPr>
+    </w:lvl>
+    <w:lvl w:ilvl="7" w:tplc="04090019" w:tentative="1">
+      <w:start w:val="1"/>
+      <w:numFmt w:val="lowerLetter"/>
+      <w:lvlText w:val="%8."/>
+      <w:lvlJc w:val="left"/>
+      <w:pPr>
+        <w:ind w:left="5818" w:hanging="360"/>
+      </w:pPr>
+    </w:lvl>
+    <w:lvl w:ilvl="8" w:tplc="0409001B" w:tentative="1">
+      <w:start w:val="1"/>
+      <w:numFmt w:val="lowerRoman"/>
+      <w:lvlText w:val="%9."/>
+      <w:lvlJc w:val="right"/>
+      <w:pPr>
+        <w:ind w:left="6538" w:hanging="180"/>
+      </w:pPr>
+    </w:lvl>
+  </w:abstractNum>
+  <w:abstractNum w:abstractNumId="2" w15:restartNumberingAfterBreak="0">
+    <w:nsid w:val="05A94FB5"/>
+    <w:multiLevelType w:val="hybridMultilevel"/>
+    <w:tmpl w:val="7C7883C6"/>
+    <w:lvl w:ilvl="0" w:tplc="BE3A308C">
+      <w:start w:val="1"/>
+      <w:numFmt w:val="bullet"/>
+      <w:lvlText w:val="●"/>
+      <w:lvlJc w:val="left"/>
+      <w:pPr>
+        <w:ind w:left="720" w:hanging="360"/>
+      </w:pPr>
+    </w:lvl>
+    <w:lvl w:ilvl="1" w:tplc="CD944664">
+      <w:start w:val="1"/>
+      <w:numFmt w:val="bullet"/>
+      <w:lvlText w:val="○"/>
+      <w:lvlJc w:val="left"/>
+      <w:pPr>
+        <w:ind w:left="1440" w:hanging="360"/>
+      </w:pPr>
+    </w:lvl>
+    <w:lvl w:ilvl="2" w:tplc="C3506E9C">
+      <w:start w:val="1"/>
+      <w:numFmt w:val="bullet"/>
+      <w:lvlText w:val="■"/>
+      <w:lvlJc w:val="left"/>
+      <w:pPr>
+        <w:ind w:left="2160" w:hanging="360"/>
+      </w:pPr>
+    </w:lvl>
+    <w:lvl w:ilvl="3" w:tplc="D284A1F8">
+      <w:start w:val="1"/>
+      <w:numFmt w:val="bullet"/>
+      <w:lvlText w:val="●"/>
+      <w:lvlJc w:val="left"/>
+      <w:pPr>
+        <w:ind w:left="2880" w:hanging="360"/>
+      </w:pPr>
+    </w:lvl>
+    <w:lvl w:ilvl="4" w:tplc="50A64F7E">
+      <w:start w:val="1"/>
+      <w:numFmt w:val="bullet"/>
+      <w:lvlText w:val="○"/>
+      <w:lvlJc w:val="left"/>
+      <w:pPr>
+        <w:ind w:left="3600" w:hanging="360"/>
+      </w:pPr>
+    </w:lvl>
+    <w:lvl w:ilvl="5" w:tplc="F56E1E2A">
+      <w:start w:val="1"/>
+      <w:numFmt w:val="bullet"/>
+      <w:lvlText w:val="■"/>
+      <w:lvlJc w:val="left"/>
+      <w:pPr>
+        <w:ind w:left="4320" w:hanging="360"/>
+      </w:pPr>
+    </w:lvl>
+    <w:lvl w:ilvl="6" w:tplc="BA5C0A70">
+      <w:start w:val="1"/>
+      <w:numFmt w:val="bullet"/>
+      <w:lvlText w:val="●"/>
+      <w:lvlJc w:val="left"/>
+      <w:pPr>
+        <w:ind w:left="5040" w:hanging="360"/>
+      </w:pPr>
+    </w:lvl>
+    <w:lvl w:ilvl="7" w:tplc="E740258A">
+      <w:start w:val="1"/>
+      <w:numFmt w:val="bullet"/>
+      <w:lvlText w:val="●"/>
+      <w:lvlJc w:val="left"/>
+      <w:pPr>
+        <w:ind w:left="5760" w:hanging="360"/>
+      </w:pPr>
+    </w:lvl>
+    <w:lvl w:ilvl="8" w:tplc="611C021C">
+      <w:start w:val="1"/>
+      <w:numFmt w:val="bullet"/>
+      <w:lvlText w:val="●"/>
+      <w:lvlJc w:val="left"/>
+      <w:pPr>
+        <w:ind w:left="6480" w:hanging="360"/>
+      </w:pPr>
+    </w:lvl>
+  </w:abstractNum>
+  <w:abstractNum w:abstractNumId="3" w15:restartNumberingAfterBreak="0">
     <w:nsid w:val="0A7B3DDC"/>
-    <w:multiLevelType w:val="multilevel"/>
-    <w:tmpl w:val="0A7B3DDC"/>
-    <w:lvl w:ilvl="0" w:tentative="0">
+    <w:multiLevelType w:val="hybridMultilevel"/>
+    <w:tmpl w:val="2C5E7BF8"/>
+    <w:lvl w:ilvl="0" w:tplc="603EB324">
       <w:start w:val="1"/>
       <w:numFmt w:val="decimal"/>
       <w:lvlText w:val="%1."/>
@@ -2968,60 +4359,52 @@
         <w:bCs w:val="0"/>
       </w:rPr>
     </w:lvl>
-    <w:lvl w:ilvl="1" w:tentative="0">
-      <w:start w:val="0"/>
+    <w:lvl w:ilvl="1" w:tplc="7C380074">
       <w:numFmt w:val="decimal"/>
       <w:lvlText w:val=""/>
       <w:lvlJc w:val="left"/>
     </w:lvl>
-    <w:lvl w:ilvl="2" w:tentative="0">
-      <w:start w:val="0"/>
+    <w:lvl w:ilvl="2" w:tplc="E45C5696">
       <w:numFmt w:val="decimal"/>
       <w:lvlText w:val=""/>
       <w:lvlJc w:val="left"/>
     </w:lvl>
-    <w:lvl w:ilvl="3" w:tentative="0">
-      <w:start w:val="0"/>
+    <w:lvl w:ilvl="3" w:tplc="34F4D418">
       <w:numFmt w:val="decimal"/>
       <w:lvlText w:val=""/>
       <w:lvlJc w:val="left"/>
     </w:lvl>
-    <w:lvl w:ilvl="4" w:tentative="0">
-      <w:start w:val="0"/>
+    <w:lvl w:ilvl="4" w:tplc="4F0035E6">
       <w:numFmt w:val="decimal"/>
       <w:lvlText w:val=""/>
       <w:lvlJc w:val="left"/>
     </w:lvl>
-    <w:lvl w:ilvl="5" w:tentative="0">
-      <w:start w:val="0"/>
+    <w:lvl w:ilvl="5" w:tplc="49EC4AC2">
       <w:numFmt w:val="decimal"/>
       <w:lvlText w:val=""/>
       <w:lvlJc w:val="left"/>
     </w:lvl>
-    <w:lvl w:ilvl="6" w:tentative="0">
-      <w:start w:val="0"/>
+    <w:lvl w:ilvl="6" w:tplc="83C22272">
       <w:numFmt w:val="decimal"/>
       <w:lvlText w:val=""/>
       <w:lvlJc w:val="left"/>
     </w:lvl>
-    <w:lvl w:ilvl="7" w:tentative="0">
-      <w:start w:val="0"/>
+    <w:lvl w:ilvl="7" w:tplc="C20E2D10">
       <w:numFmt w:val="decimal"/>
       <w:lvlText w:val=""/>
       <w:lvlJc w:val="left"/>
     </w:lvl>
-    <w:lvl w:ilvl="8" w:tentative="0">
-      <w:start w:val="0"/>
+    <w:lvl w:ilvl="8" w:tplc="1F821370">
       <w:numFmt w:val="decimal"/>
       <w:lvlText w:val=""/>
       <w:lvlJc w:val="left"/>
     </w:lvl>
   </w:abstractNum>
-  <w:abstractNum w:abstractNumId="2">
+  <w:abstractNum w:abstractNumId="4" w15:restartNumberingAfterBreak="0">
     <w:nsid w:val="0E69029C"/>
-    <w:multiLevelType w:val="multilevel"/>
-    <w:tmpl w:val="0E69029C"/>
-    <w:lvl w:ilvl="0" w:tentative="0">
+    <w:multiLevelType w:val="hybridMultilevel"/>
+    <w:tmpl w:val="B6FECE64"/>
+    <w:lvl w:ilvl="0" w:tplc="703E6914">
       <w:start w:val="1"/>
       <w:numFmt w:val="decimal"/>
       <w:lvlText w:val="%1."/>
@@ -3030,60 +4413,52 @@
         <w:ind w:left="863" w:hanging="360"/>
       </w:pPr>
     </w:lvl>
-    <w:lvl w:ilvl="1" w:tentative="0">
-      <w:start w:val="0"/>
+    <w:lvl w:ilvl="1" w:tplc="B5D096C6">
       <w:numFmt w:val="decimal"/>
       <w:lvlText w:val=""/>
       <w:lvlJc w:val="left"/>
     </w:lvl>
-    <w:lvl w:ilvl="2" w:tentative="0">
-      <w:start w:val="0"/>
+    <w:lvl w:ilvl="2" w:tplc="A14A2264">
       <w:numFmt w:val="decimal"/>
       <w:lvlText w:val=""/>
       <w:lvlJc w:val="left"/>
     </w:lvl>
-    <w:lvl w:ilvl="3" w:tentative="0">
-      <w:start w:val="0"/>
+    <w:lvl w:ilvl="3" w:tplc="C6BE0B72">
       <w:numFmt w:val="decimal"/>
       <w:lvlText w:val=""/>
       <w:lvlJc w:val="left"/>
     </w:lvl>
-    <w:lvl w:ilvl="4" w:tentative="0">
-      <w:start w:val="0"/>
+    <w:lvl w:ilvl="4" w:tplc="6B46F9CA">
       <w:numFmt w:val="decimal"/>
       <w:lvlText w:val=""/>
       <w:lvlJc w:val="left"/>
     </w:lvl>
-    <w:lvl w:ilvl="5" w:tentative="0">
-      <w:start w:val="0"/>
+    <w:lvl w:ilvl="5" w:tplc="42504390">
       <w:numFmt w:val="decimal"/>
       <w:lvlText w:val=""/>
       <w:lvlJc w:val="left"/>
     </w:lvl>
-    <w:lvl w:ilvl="6" w:tentative="0">
-      <w:start w:val="0"/>
+    <w:lvl w:ilvl="6" w:tplc="54047D70">
       <w:numFmt w:val="decimal"/>
       <w:lvlText w:val=""/>
       <w:lvlJc w:val="left"/>
     </w:lvl>
-    <w:lvl w:ilvl="7" w:tentative="0">
-      <w:start w:val="0"/>
+    <w:lvl w:ilvl="7" w:tplc="8FFC3184">
       <w:numFmt w:val="decimal"/>
       <w:lvlText w:val=""/>
       <w:lvlJc w:val="left"/>
     </w:lvl>
-    <w:lvl w:ilvl="8" w:tentative="0">
-      <w:start w:val="0"/>
+    <w:lvl w:ilvl="8" w:tplc="0032EF3A">
       <w:numFmt w:val="decimal"/>
       <w:lvlText w:val=""/>
       <w:lvlJc w:val="left"/>
     </w:lvl>
   </w:abstractNum>
-  <w:abstractNum w:abstractNumId="3">
+  <w:abstractNum w:abstractNumId="5" w15:restartNumberingAfterBreak="0">
     <w:nsid w:val="1C94003D"/>
-    <w:multiLevelType w:val="multilevel"/>
-    <w:tmpl w:val="1C94003D"/>
-    <w:lvl w:ilvl="0" w:tentative="0">
+    <w:multiLevelType w:val="hybridMultilevel"/>
+    <w:tmpl w:val="98A0C8BA"/>
+    <w:lvl w:ilvl="0" w:tplc="28663424">
       <w:start w:val="1"/>
       <w:numFmt w:val="decimal"/>
       <w:lvlText w:val="%1."/>
@@ -3092,184 +4467,219 @@
         <w:ind w:left="863" w:hanging="360"/>
       </w:pPr>
     </w:lvl>
-    <w:lvl w:ilvl="1" w:tentative="0">
-      <w:start w:val="0"/>
+    <w:lvl w:ilvl="1" w:tplc="A7C0E3C4">
       <w:numFmt w:val="decimal"/>
       <w:lvlText w:val=""/>
       <w:lvlJc w:val="left"/>
     </w:lvl>
-    <w:lvl w:ilvl="2" w:tentative="0">
-      <w:start w:val="0"/>
+    <w:lvl w:ilvl="2" w:tplc="8ACA01C0">
       <w:numFmt w:val="decimal"/>
       <w:lvlText w:val=""/>
       <w:lvlJc w:val="left"/>
     </w:lvl>
-    <w:lvl w:ilvl="3" w:tentative="0">
-      <w:start w:val="0"/>
+    <w:lvl w:ilvl="3" w:tplc="91E2F386">
       <w:numFmt w:val="decimal"/>
       <w:lvlText w:val=""/>
       <w:lvlJc w:val="left"/>
     </w:lvl>
-    <w:lvl w:ilvl="4" w:tentative="0">
-      <w:start w:val="0"/>
+    <w:lvl w:ilvl="4" w:tplc="E56607AC">
       <w:numFmt w:val="decimal"/>
       <w:lvlText w:val=""/>
       <w:lvlJc w:val="left"/>
     </w:lvl>
-    <w:lvl w:ilvl="5" w:tentative="0">
-      <w:start w:val="0"/>
+    <w:lvl w:ilvl="5" w:tplc="9FDE87F6">
       <w:numFmt w:val="decimal"/>
       <w:lvlText w:val=""/>
       <w:lvlJc w:val="left"/>
     </w:lvl>
-    <w:lvl w:ilvl="6" w:tentative="0">
-      <w:start w:val="0"/>
+    <w:lvl w:ilvl="6" w:tplc="48A8DC64">
       <w:numFmt w:val="decimal"/>
       <w:lvlText w:val=""/>
       <w:lvlJc w:val="left"/>
     </w:lvl>
-    <w:lvl w:ilvl="7" w:tentative="0">
-      <w:start w:val="0"/>
+    <w:lvl w:ilvl="7" w:tplc="776E32C0">
       <w:numFmt w:val="decimal"/>
       <w:lvlText w:val=""/>
       <w:lvlJc w:val="left"/>
     </w:lvl>
-    <w:lvl w:ilvl="8" w:tentative="0">
-      <w:start w:val="0"/>
+    <w:lvl w:ilvl="8" w:tplc="73169596">
       <w:numFmt w:val="decimal"/>
       <w:lvlText w:val=""/>
       <w:lvlJc w:val="left"/>
     </w:lvl>
   </w:abstractNum>
-  <w:abstractNum w:abstractNumId="4">
-    <w:nsid w:val="3A0E6849"/>
-    <w:multiLevelType w:val="multilevel"/>
-    <w:tmpl w:val="3A0E6849"/>
-    <w:lvl w:ilvl="0" w:tentative="0">
-      <w:start w:val="1"/>
-      <w:numFmt w:val="decimal"/>
-      <w:lvlText w:val="%1."/>
-      <w:lvlJc w:val="left"/>
-      <w:pPr>
-        <w:ind w:left="863" w:hanging="360"/>
-      </w:pPr>
-    </w:lvl>
-    <w:lvl w:ilvl="1" w:tentative="0">
-      <w:start w:val="0"/>
-      <w:numFmt w:val="decimal"/>
-      <w:lvlText w:val=""/>
-      <w:lvlJc w:val="left"/>
-    </w:lvl>
-    <w:lvl w:ilvl="2" w:tentative="0">
-      <w:start w:val="0"/>
-      <w:numFmt w:val="decimal"/>
-      <w:lvlText w:val=""/>
-      <w:lvlJc w:val="left"/>
-    </w:lvl>
-    <w:lvl w:ilvl="3" w:tentative="0">
-      <w:start w:val="0"/>
-      <w:numFmt w:val="decimal"/>
-      <w:lvlText w:val=""/>
-      <w:lvlJc w:val="left"/>
-    </w:lvl>
-    <w:lvl w:ilvl="4" w:tentative="0">
-      <w:start w:val="0"/>
-      <w:numFmt w:val="decimal"/>
-      <w:lvlText w:val=""/>
-      <w:lvlJc w:val="left"/>
-    </w:lvl>
-    <w:lvl w:ilvl="5" w:tentative="0">
-      <w:start w:val="0"/>
-      <w:numFmt w:val="decimal"/>
-      <w:lvlText w:val=""/>
-      <w:lvlJc w:val="left"/>
-    </w:lvl>
-    <w:lvl w:ilvl="6" w:tentative="0">
-      <w:start w:val="0"/>
-      <w:numFmt w:val="decimal"/>
-      <w:lvlText w:val=""/>
-      <w:lvlJc w:val="left"/>
-    </w:lvl>
-    <w:lvl w:ilvl="7" w:tentative="0">
-      <w:start w:val="0"/>
-      <w:numFmt w:val="decimal"/>
-      <w:lvlText w:val=""/>
-      <w:lvlJc w:val="left"/>
-    </w:lvl>
-    <w:lvl w:ilvl="8" w:tentative="0">
-      <w:start w:val="0"/>
-      <w:numFmt w:val="decimal"/>
-      <w:lvlText w:val=""/>
-      <w:lvlJc w:val="left"/>
-    </w:lvl>
-  </w:abstractNum>
-  <w:abstractNum w:abstractNumId="5">
-    <w:nsid w:val="4E57359D"/>
-    <w:multiLevelType w:val="multilevel"/>
-    <w:tmpl w:val="4E57359D"/>
-    <w:lvl w:ilvl="0" w:tentative="0">
+  <w:abstractNum w:abstractNumId="6" w15:restartNumberingAfterBreak="0">
+    <w:nsid w:val="260E2C11"/>
+    <w:multiLevelType w:val="hybridMultilevel"/>
+    <w:tmpl w:val="A2203914"/>
+    <w:lvl w:ilvl="0" w:tplc="04090009">
       <w:start w:val="1"/>
       <w:numFmt w:val="bullet"/>
-      <w:lvlText w:val="●"/>
-      <w:lvlJc w:val="left"/>
-      <w:pPr>
-        <w:ind w:left="360" w:hanging="288"/>
-      </w:pPr>
-    </w:lvl>
-    <w:lvl w:ilvl="1" w:tentative="0">
-      <w:start w:val="0"/>
+      <w:lvlText w:val=""/>
+      <w:lvlJc w:val="left"/>
+      <w:pPr>
+        <w:ind w:left="1530" w:hanging="360"/>
+      </w:pPr>
+      <w:rPr>
+        <w:rFonts w:ascii="Wingdings" w:hAnsi="Wingdings" w:hint="default"/>
+      </w:rPr>
+    </w:lvl>
+    <w:lvl w:ilvl="1" w:tplc="04090003" w:tentative="1">
+      <w:start w:val="1"/>
+      <w:numFmt w:val="bullet"/>
+      <w:lvlText w:val="o"/>
+      <w:lvlJc w:val="left"/>
+      <w:pPr>
+        <w:ind w:left="2250" w:hanging="360"/>
+      </w:pPr>
+      <w:rPr>
+        <w:rFonts w:ascii="Courier New" w:hAnsi="Courier New" w:cs="Courier New" w:hint="default"/>
+      </w:rPr>
+    </w:lvl>
+    <w:lvl w:ilvl="2" w:tplc="04090005" w:tentative="1">
+      <w:start w:val="1"/>
+      <w:numFmt w:val="bullet"/>
+      <w:lvlText w:val=""/>
+      <w:lvlJc w:val="left"/>
+      <w:pPr>
+        <w:ind w:left="2970" w:hanging="360"/>
+      </w:pPr>
+      <w:rPr>
+        <w:rFonts w:ascii="Wingdings" w:hAnsi="Wingdings" w:hint="default"/>
+      </w:rPr>
+    </w:lvl>
+    <w:lvl w:ilvl="3" w:tplc="04090001" w:tentative="1">
+      <w:start w:val="1"/>
+      <w:numFmt w:val="bullet"/>
+      <w:lvlText w:val=""/>
+      <w:lvlJc w:val="left"/>
+      <w:pPr>
+        <w:ind w:left="3690" w:hanging="360"/>
+      </w:pPr>
+      <w:rPr>
+        <w:rFonts w:ascii="Symbol" w:hAnsi="Symbol" w:hint="default"/>
+      </w:rPr>
+    </w:lvl>
+    <w:lvl w:ilvl="4" w:tplc="04090003" w:tentative="1">
+      <w:start w:val="1"/>
+      <w:numFmt w:val="bullet"/>
+      <w:lvlText w:val="o"/>
+      <w:lvlJc w:val="left"/>
+      <w:pPr>
+        <w:ind w:left="4410" w:hanging="360"/>
+      </w:pPr>
+      <w:rPr>
+        <w:rFonts w:ascii="Courier New" w:hAnsi="Courier New" w:cs="Courier New" w:hint="default"/>
+      </w:rPr>
+    </w:lvl>
+    <w:lvl w:ilvl="5" w:tplc="04090005" w:tentative="1">
+      <w:start w:val="1"/>
+      <w:numFmt w:val="bullet"/>
+      <w:lvlText w:val=""/>
+      <w:lvlJc w:val="left"/>
+      <w:pPr>
+        <w:ind w:left="5130" w:hanging="360"/>
+      </w:pPr>
+      <w:rPr>
+        <w:rFonts w:ascii="Wingdings" w:hAnsi="Wingdings" w:hint="default"/>
+      </w:rPr>
+    </w:lvl>
+    <w:lvl w:ilvl="6" w:tplc="04090001" w:tentative="1">
+      <w:start w:val="1"/>
+      <w:numFmt w:val="bullet"/>
+      <w:lvlText w:val=""/>
+      <w:lvlJc w:val="left"/>
+      <w:pPr>
+        <w:ind w:left="5850" w:hanging="360"/>
+      </w:pPr>
+      <w:rPr>
+        <w:rFonts w:ascii="Symbol" w:hAnsi="Symbol" w:hint="default"/>
+      </w:rPr>
+    </w:lvl>
+    <w:lvl w:ilvl="7" w:tplc="04090003" w:tentative="1">
+      <w:start w:val="1"/>
+      <w:numFmt w:val="bullet"/>
+      <w:lvlText w:val="o"/>
+      <w:lvlJc w:val="left"/>
+      <w:pPr>
+        <w:ind w:left="6570" w:hanging="360"/>
+      </w:pPr>
+      <w:rPr>
+        <w:rFonts w:ascii="Courier New" w:hAnsi="Courier New" w:cs="Courier New" w:hint="default"/>
+      </w:rPr>
+    </w:lvl>
+    <w:lvl w:ilvl="8" w:tplc="04090005" w:tentative="1">
+      <w:start w:val="1"/>
+      <w:numFmt w:val="bullet"/>
+      <w:lvlText w:val=""/>
+      <w:lvlJc w:val="left"/>
+      <w:pPr>
+        <w:ind w:left="7290" w:hanging="360"/>
+      </w:pPr>
+      <w:rPr>
+        <w:rFonts w:ascii="Wingdings" w:hAnsi="Wingdings" w:hint="default"/>
+      </w:rPr>
+    </w:lvl>
+  </w:abstractNum>
+  <w:abstractNum w:abstractNumId="7" w15:restartNumberingAfterBreak="0">
+    <w:nsid w:val="3A0E6849"/>
+    <w:multiLevelType w:val="hybridMultilevel"/>
+    <w:tmpl w:val="111A4E8A"/>
+    <w:lvl w:ilvl="0" w:tplc="81762F10">
+      <w:start w:val="1"/>
+      <w:numFmt w:val="decimal"/>
+      <w:lvlText w:val="%1."/>
+      <w:lvlJc w:val="left"/>
+      <w:pPr>
+        <w:ind w:left="863" w:hanging="360"/>
+      </w:pPr>
+    </w:lvl>
+    <w:lvl w:ilvl="1" w:tplc="05F04000">
       <w:numFmt w:val="decimal"/>
       <w:lvlText w:val=""/>
       <w:lvlJc w:val="left"/>
     </w:lvl>
-    <w:lvl w:ilvl="2" w:tentative="0">
-      <w:start w:val="0"/>
+    <w:lvl w:ilvl="2" w:tplc="BAF862BC">
       <w:numFmt w:val="decimal"/>
       <w:lvlText w:val=""/>
       <w:lvlJc w:val="left"/>
     </w:lvl>
-    <w:lvl w:ilvl="3" w:tentative="0">
-      <w:start w:val="0"/>
+    <w:lvl w:ilvl="3" w:tplc="413C2F02">
       <w:numFmt w:val="decimal"/>
       <w:lvlText w:val=""/>
       <w:lvlJc w:val="left"/>
     </w:lvl>
-    <w:lvl w:ilvl="4" w:tentative="0">
-      <w:start w:val="0"/>
+    <w:lvl w:ilvl="4" w:tplc="E29E6A7E">
       <w:numFmt w:val="decimal"/>
       <w:lvlText w:val=""/>
       <w:lvlJc w:val="left"/>
     </w:lvl>
-    <w:lvl w:ilvl="5" w:tentative="0">
-      <w:start w:val="0"/>
+    <w:lvl w:ilvl="5" w:tplc="01AC833A">
       <w:numFmt w:val="decimal"/>
       <w:lvlText w:val=""/>
       <w:lvlJc w:val="left"/>
     </w:lvl>
-    <w:lvl w:ilvl="6" w:tentative="0">
-      <w:start w:val="0"/>
+    <w:lvl w:ilvl="6" w:tplc="AC606CB0">
       <w:numFmt w:val="decimal"/>
       <w:lvlText w:val=""/>
       <w:lvlJc w:val="left"/>
     </w:lvl>
-    <w:lvl w:ilvl="7" w:tentative="0">
-      <w:start w:val="0"/>
+    <w:lvl w:ilvl="7" w:tplc="3D4C1ED0">
       <w:numFmt w:val="decimal"/>
       <w:lvlText w:val=""/>
       <w:lvlJc w:val="left"/>
     </w:lvl>
-    <w:lvl w:ilvl="8" w:tentative="0">
-      <w:start w:val="0"/>
+    <w:lvl w:ilvl="8" w:tplc="7F60106C">
       <w:numFmt w:val="decimal"/>
       <w:lvlText w:val=""/>
       <w:lvlJc w:val="left"/>
     </w:lvl>
   </w:abstractNum>
-  <w:abstractNum w:abstractNumId="6">
-    <w:nsid w:val="59C23C05"/>
-    <w:multiLevelType w:val="multilevel"/>
-    <w:tmpl w:val="59C23C05"/>
-    <w:lvl w:ilvl="0" w:tentative="0">
+  <w:abstractNum w:abstractNumId="8" w15:restartNumberingAfterBreak="0">
+    <w:nsid w:val="401B0A66"/>
+    <w:multiLevelType w:val="hybridMultilevel"/>
+    <w:tmpl w:val="F550AAB2"/>
+    <w:lvl w:ilvl="0" w:tplc="0409000F">
       <w:start w:val="1"/>
       <w:numFmt w:val="decimal"/>
       <w:lvlText w:val="%1."/>
@@ -3278,7 +4688,7 @@
         <w:ind w:left="720" w:hanging="360"/>
       </w:pPr>
     </w:lvl>
-    <w:lvl w:ilvl="1" w:tentative="0">
+    <w:lvl w:ilvl="1" w:tplc="04090019" w:tentative="1">
       <w:start w:val="1"/>
       <w:numFmt w:val="lowerLetter"/>
       <w:lvlText w:val="%2."/>
@@ -3287,7 +4697,7 @@
         <w:ind w:left="1440" w:hanging="360"/>
       </w:pPr>
     </w:lvl>
-    <w:lvl w:ilvl="2" w:tentative="0">
+    <w:lvl w:ilvl="2" w:tplc="0409001B" w:tentative="1">
       <w:start w:val="1"/>
       <w:numFmt w:val="lowerRoman"/>
       <w:lvlText w:val="%3."/>
@@ -3296,7 +4706,7 @@
         <w:ind w:left="2160" w:hanging="180"/>
       </w:pPr>
     </w:lvl>
-    <w:lvl w:ilvl="3" w:tentative="0">
+    <w:lvl w:ilvl="3" w:tplc="0409000F" w:tentative="1">
       <w:start w:val="1"/>
       <w:numFmt w:val="decimal"/>
       <w:lvlText w:val="%4."/>
@@ -3305,7 +4715,7 @@
         <w:ind w:left="2880" w:hanging="360"/>
       </w:pPr>
     </w:lvl>
-    <w:lvl w:ilvl="4" w:tentative="0">
+    <w:lvl w:ilvl="4" w:tplc="04090019" w:tentative="1">
       <w:start w:val="1"/>
       <w:numFmt w:val="lowerLetter"/>
       <w:lvlText w:val="%5."/>
@@ -3314,7 +4724,7 @@
         <w:ind w:left="3600" w:hanging="360"/>
       </w:pPr>
     </w:lvl>
-    <w:lvl w:ilvl="5" w:tentative="0">
+    <w:lvl w:ilvl="5" w:tplc="0409001B" w:tentative="1">
       <w:start w:val="1"/>
       <w:numFmt w:val="lowerRoman"/>
       <w:lvlText w:val="%6."/>
@@ -3323,7 +4733,7 @@
         <w:ind w:left="4320" w:hanging="180"/>
       </w:pPr>
     </w:lvl>
-    <w:lvl w:ilvl="6" w:tentative="0">
+    <w:lvl w:ilvl="6" w:tplc="0409000F" w:tentative="1">
       <w:start w:val="1"/>
       <w:numFmt w:val="decimal"/>
       <w:lvlText w:val="%7."/>
@@ -3332,7 +4742,7 @@
         <w:ind w:left="5040" w:hanging="360"/>
       </w:pPr>
     </w:lvl>
-    <w:lvl w:ilvl="7" w:tentative="0">
+    <w:lvl w:ilvl="7" w:tplc="04090019" w:tentative="1">
       <w:start w:val="1"/>
       <w:numFmt w:val="lowerLetter"/>
       <w:lvlText w:val="%8."/>
@@ -3341,7 +4751,7 @@
         <w:ind w:left="5760" w:hanging="360"/>
       </w:pPr>
     </w:lvl>
-    <w:lvl w:ilvl="8" w:tentative="0">
+    <w:lvl w:ilvl="8" w:tplc="0409001B" w:tentative="1">
       <w:start w:val="1"/>
       <w:numFmt w:val="lowerRoman"/>
       <w:lvlText w:val="%9."/>
@@ -3351,11 +4761,151 @@
       </w:pPr>
     </w:lvl>
   </w:abstractNum>
-  <w:abstractNum w:abstractNumId="7">
+  <w:abstractNum w:abstractNumId="9" w15:restartNumberingAfterBreak="0">
+    <w:nsid w:val="4E57359D"/>
+    <w:multiLevelType w:val="hybridMultilevel"/>
+    <w:tmpl w:val="FD3EBA4C"/>
+    <w:lvl w:ilvl="0" w:tplc="9F52A382">
+      <w:start w:val="1"/>
+      <w:numFmt w:val="bullet"/>
+      <w:lvlText w:val="●"/>
+      <w:lvlJc w:val="left"/>
+      <w:pPr>
+        <w:ind w:left="360" w:hanging="288"/>
+      </w:pPr>
+    </w:lvl>
+    <w:lvl w:ilvl="1" w:tplc="415E2A84">
+      <w:numFmt w:val="decimal"/>
+      <w:lvlText w:val=""/>
+      <w:lvlJc w:val="left"/>
+    </w:lvl>
+    <w:lvl w:ilvl="2" w:tplc="77C071EC">
+      <w:numFmt w:val="decimal"/>
+      <w:lvlText w:val=""/>
+      <w:lvlJc w:val="left"/>
+    </w:lvl>
+    <w:lvl w:ilvl="3" w:tplc="FA1478E0">
+      <w:numFmt w:val="decimal"/>
+      <w:lvlText w:val=""/>
+      <w:lvlJc w:val="left"/>
+    </w:lvl>
+    <w:lvl w:ilvl="4" w:tplc="C082D684">
+      <w:numFmt w:val="decimal"/>
+      <w:lvlText w:val=""/>
+      <w:lvlJc w:val="left"/>
+    </w:lvl>
+    <w:lvl w:ilvl="5" w:tplc="2D30EEAE">
+      <w:numFmt w:val="decimal"/>
+      <w:lvlText w:val=""/>
+      <w:lvlJc w:val="left"/>
+    </w:lvl>
+    <w:lvl w:ilvl="6" w:tplc="1A5E1194">
+      <w:numFmt w:val="decimal"/>
+      <w:lvlText w:val=""/>
+      <w:lvlJc w:val="left"/>
+    </w:lvl>
+    <w:lvl w:ilvl="7" w:tplc="9B72E03A">
+      <w:numFmt w:val="decimal"/>
+      <w:lvlText w:val=""/>
+      <w:lvlJc w:val="left"/>
+    </w:lvl>
+    <w:lvl w:ilvl="8" w:tplc="C76E6A1A">
+      <w:numFmt w:val="decimal"/>
+      <w:lvlText w:val=""/>
+      <w:lvlJc w:val="left"/>
+    </w:lvl>
+  </w:abstractNum>
+  <w:abstractNum w:abstractNumId="10" w15:restartNumberingAfterBreak="0">
+    <w:nsid w:val="59C23C05"/>
+    <w:multiLevelType w:val="hybridMultilevel"/>
+    <w:tmpl w:val="9AFEA5C0"/>
+    <w:lvl w:ilvl="0" w:tplc="0409000F">
+      <w:start w:val="1"/>
+      <w:numFmt w:val="decimal"/>
+      <w:lvlText w:val="%1."/>
+      <w:lvlJc w:val="left"/>
+      <w:pPr>
+        <w:ind w:left="720" w:hanging="360"/>
+      </w:pPr>
+    </w:lvl>
+    <w:lvl w:ilvl="1" w:tplc="04090019" w:tentative="1">
+      <w:start w:val="1"/>
+      <w:numFmt w:val="lowerLetter"/>
+      <w:lvlText w:val="%2."/>
+      <w:lvlJc w:val="left"/>
+      <w:pPr>
+        <w:ind w:left="1440" w:hanging="360"/>
+      </w:pPr>
+    </w:lvl>
+    <w:lvl w:ilvl="2" w:tplc="0409001B" w:tentative="1">
+      <w:start w:val="1"/>
+      <w:numFmt w:val="lowerRoman"/>
+      <w:lvlText w:val="%3."/>
+      <w:lvlJc w:val="right"/>
+      <w:pPr>
+        <w:ind w:left="2160" w:hanging="180"/>
+      </w:pPr>
+    </w:lvl>
+    <w:lvl w:ilvl="3" w:tplc="0409000F" w:tentative="1">
+      <w:start w:val="1"/>
+      <w:numFmt w:val="decimal"/>
+      <w:lvlText w:val="%4."/>
+      <w:lvlJc w:val="left"/>
+      <w:pPr>
+        <w:ind w:left="2880" w:hanging="360"/>
+      </w:pPr>
+    </w:lvl>
+    <w:lvl w:ilvl="4" w:tplc="04090019" w:tentative="1">
+      <w:start w:val="1"/>
+      <w:numFmt w:val="lowerLetter"/>
+      <w:lvlText w:val="%5."/>
+      <w:lvlJc w:val="left"/>
+      <w:pPr>
+        <w:ind w:left="3600" w:hanging="360"/>
+      </w:pPr>
+    </w:lvl>
+    <w:lvl w:ilvl="5" w:tplc="0409001B" w:tentative="1">
+      <w:start w:val="1"/>
+      <w:numFmt w:val="lowerRoman"/>
+      <w:lvlText w:val="%6."/>
+      <w:lvlJc w:val="right"/>
+      <w:pPr>
+        <w:ind w:left="4320" w:hanging="180"/>
+      </w:pPr>
+    </w:lvl>
+    <w:lvl w:ilvl="6" w:tplc="0409000F" w:tentative="1">
+      <w:start w:val="1"/>
+      <w:numFmt w:val="decimal"/>
+      <w:lvlText w:val="%7."/>
+      <w:lvlJc w:val="left"/>
+      <w:pPr>
+        <w:ind w:left="5040" w:hanging="360"/>
+      </w:pPr>
+    </w:lvl>
+    <w:lvl w:ilvl="7" w:tplc="04090019" w:tentative="1">
+      <w:start w:val="1"/>
+      <w:numFmt w:val="lowerLetter"/>
+      <w:lvlText w:val="%8."/>
+      <w:lvlJc w:val="left"/>
+      <w:pPr>
+        <w:ind w:left="5760" w:hanging="360"/>
+      </w:pPr>
+    </w:lvl>
+    <w:lvl w:ilvl="8" w:tplc="0409001B" w:tentative="1">
+      <w:start w:val="1"/>
+      <w:numFmt w:val="lowerRoman"/>
+      <w:lvlText w:val="%9."/>
+      <w:lvlJc w:val="right"/>
+      <w:pPr>
+        <w:ind w:left="6480" w:hanging="180"/>
+      </w:pPr>
+    </w:lvl>
+  </w:abstractNum>
+  <w:abstractNum w:abstractNumId="11" w15:restartNumberingAfterBreak="0">
     <w:nsid w:val="62546947"/>
-    <w:multiLevelType w:val="multilevel"/>
-    <w:tmpl w:val="62546947"/>
-    <w:lvl w:ilvl="0" w:tentative="0">
+    <w:multiLevelType w:val="hybridMultilevel"/>
+    <w:tmpl w:val="1DA249C6"/>
+    <w:lvl w:ilvl="0" w:tplc="99DE5AD8">
       <w:start w:val="1"/>
       <w:numFmt w:val="decimal"/>
       <w:lvlText w:val="%1."/>
@@ -3364,66 +4914,147 @@
         <w:ind w:left="863" w:hanging="360"/>
       </w:pPr>
     </w:lvl>
-    <w:lvl w:ilvl="1" w:tentative="0">
-      <w:start w:val="0"/>
+    <w:lvl w:ilvl="1" w:tplc="89761A70">
       <w:numFmt w:val="decimal"/>
       <w:lvlText w:val=""/>
       <w:lvlJc w:val="left"/>
     </w:lvl>
-    <w:lvl w:ilvl="2" w:tentative="0">
-      <w:start w:val="0"/>
+    <w:lvl w:ilvl="2" w:tplc="B2D4F77A">
       <w:numFmt w:val="decimal"/>
       <w:lvlText w:val=""/>
       <w:lvlJc w:val="left"/>
     </w:lvl>
-    <w:lvl w:ilvl="3" w:tentative="0">
-      <w:start w:val="0"/>
+    <w:lvl w:ilvl="3" w:tplc="A67C59BA">
       <w:numFmt w:val="decimal"/>
       <w:lvlText w:val=""/>
       <w:lvlJc w:val="left"/>
     </w:lvl>
-    <w:lvl w:ilvl="4" w:tentative="0">
-      <w:start w:val="0"/>
+    <w:lvl w:ilvl="4" w:tplc="923CA8F4">
       <w:numFmt w:val="decimal"/>
       <w:lvlText w:val=""/>
       <w:lvlJc w:val="left"/>
     </w:lvl>
-    <w:lvl w:ilvl="5" w:tentative="0">
-      <w:start w:val="0"/>
+    <w:lvl w:ilvl="5" w:tplc="2624A912">
       <w:numFmt w:val="decimal"/>
       <w:lvlText w:val=""/>
       <w:lvlJc w:val="left"/>
     </w:lvl>
-    <w:lvl w:ilvl="6" w:tentative="0">
-      <w:start w:val="0"/>
+    <w:lvl w:ilvl="6" w:tplc="C7B02834">
       <w:numFmt w:val="decimal"/>
       <w:lvlText w:val=""/>
       <w:lvlJc w:val="left"/>
     </w:lvl>
-    <w:lvl w:ilvl="7" w:tentative="0">
-      <w:start w:val="0"/>
+    <w:lvl w:ilvl="7" w:tplc="A6C424A4">
       <w:numFmt w:val="decimal"/>
       <w:lvlText w:val=""/>
       <w:lvlJc w:val="left"/>
     </w:lvl>
-    <w:lvl w:ilvl="8" w:tentative="0">
-      <w:start w:val="0"/>
+    <w:lvl w:ilvl="8" w:tplc="2A627F0A">
       <w:numFmt w:val="decimal"/>
       <w:lvlText w:val=""/>
       <w:lvlJc w:val="left"/>
+    </w:lvl>
+  </w:abstractNum>
+  <w:abstractNum w:abstractNumId="12" w15:restartNumberingAfterBreak="0">
+    <w:nsid w:val="6E284CB5"/>
+    <w:multiLevelType w:val="hybridMultilevel"/>
+    <w:tmpl w:val="F550AAB2"/>
+    <w:lvl w:ilvl="0" w:tplc="0409000F">
+      <w:start w:val="1"/>
+      <w:numFmt w:val="decimal"/>
+      <w:lvlText w:val="%1."/>
+      <w:lvlJc w:val="left"/>
+      <w:pPr>
+        <w:ind w:left="720" w:hanging="360"/>
+      </w:pPr>
+    </w:lvl>
+    <w:lvl w:ilvl="1" w:tplc="04090019" w:tentative="1">
+      <w:start w:val="1"/>
+      <w:numFmt w:val="lowerLetter"/>
+      <w:lvlText w:val="%2."/>
+      <w:lvlJc w:val="left"/>
+      <w:pPr>
+        <w:ind w:left="1440" w:hanging="360"/>
+      </w:pPr>
+    </w:lvl>
+    <w:lvl w:ilvl="2" w:tplc="0409001B" w:tentative="1">
+      <w:start w:val="1"/>
+      <w:numFmt w:val="lowerRoman"/>
+      <w:lvlText w:val="%3."/>
+      <w:lvlJc w:val="right"/>
+      <w:pPr>
+        <w:ind w:left="2160" w:hanging="180"/>
+      </w:pPr>
+    </w:lvl>
+    <w:lvl w:ilvl="3" w:tplc="0409000F" w:tentative="1">
+      <w:start w:val="1"/>
+      <w:numFmt w:val="decimal"/>
+      <w:lvlText w:val="%4."/>
+      <w:lvlJc w:val="left"/>
+      <w:pPr>
+        <w:ind w:left="2880" w:hanging="360"/>
+      </w:pPr>
+    </w:lvl>
+    <w:lvl w:ilvl="4" w:tplc="04090019" w:tentative="1">
+      <w:start w:val="1"/>
+      <w:numFmt w:val="lowerLetter"/>
+      <w:lvlText w:val="%5."/>
+      <w:lvlJc w:val="left"/>
+      <w:pPr>
+        <w:ind w:left="3600" w:hanging="360"/>
+      </w:pPr>
+    </w:lvl>
+    <w:lvl w:ilvl="5" w:tplc="0409001B" w:tentative="1">
+      <w:start w:val="1"/>
+      <w:numFmt w:val="lowerRoman"/>
+      <w:lvlText w:val="%6."/>
+      <w:lvlJc w:val="right"/>
+      <w:pPr>
+        <w:ind w:left="4320" w:hanging="180"/>
+      </w:pPr>
+    </w:lvl>
+    <w:lvl w:ilvl="6" w:tplc="0409000F" w:tentative="1">
+      <w:start w:val="1"/>
+      <w:numFmt w:val="decimal"/>
+      <w:lvlText w:val="%7."/>
+      <w:lvlJc w:val="left"/>
+      <w:pPr>
+        <w:ind w:left="5040" w:hanging="360"/>
+      </w:pPr>
+    </w:lvl>
+    <w:lvl w:ilvl="7" w:tplc="04090019" w:tentative="1">
+      <w:start w:val="1"/>
+      <w:numFmt w:val="lowerLetter"/>
+      <w:lvlText w:val="%8."/>
+      <w:lvlJc w:val="left"/>
+      <w:pPr>
+        <w:ind w:left="5760" w:hanging="360"/>
+      </w:pPr>
+    </w:lvl>
+    <w:lvl w:ilvl="8" w:tplc="0409001B" w:tentative="1">
+      <w:start w:val="1"/>
+      <w:numFmt w:val="lowerRoman"/>
+      <w:lvlText w:val="%9."/>
+      <w:lvlJc w:val="right"/>
+      <w:pPr>
+        <w:ind w:left="6480" w:hanging="180"/>
+      </w:pPr>
     </w:lvl>
   </w:abstractNum>
   <w:num w:numId="1">
-    <w:abstractNumId w:val="6"/>
+    <w:abstractNumId w:val="2"/>
+    <w:lvlOverride w:ilvl="0">
+      <w:startOverride w:val="1"/>
+    </w:lvlOverride>
   </w:num>
   <w:num w:numId="2">
-    <w:abstractNumId w:val="5"/>
+    <w:abstractNumId w:val="9"/>
     <w:lvlOverride w:ilvl="0">
       <w:startOverride w:val="1"/>
     </w:lvlOverride>
   </w:num>
   <w:num w:numId="3">
-    <w:abstractNumId w:val="2"/>
+    <w:abstractNumId w:val="4"/>
     <w:lvlOverride w:ilvl="0">
       <w:startOverride w:val="1"/>
     </w:lvlOverride>
@@ -3435,411 +5066,538 @@
     </w:lvlOverride>
   </w:num>
   <w:num w:numId="5">
-    <w:abstractNumId w:val="4"/>
+    <w:abstractNumId w:val="7"/>
     <w:lvlOverride w:ilvl="0">
       <w:startOverride w:val="1"/>
     </w:lvlOverride>
   </w:num>
   <w:num w:numId="6">
-    <w:abstractNumId w:val="1"/>
+    <w:abstractNumId w:val="3"/>
     <w:lvlOverride w:ilvl="0">
       <w:startOverride w:val="1"/>
     </w:lvlOverride>
   </w:num>
   <w:num w:numId="7">
-    <w:abstractNumId w:val="7"/>
+    <w:abstractNumId w:val="11"/>
     <w:lvlOverride w:ilvl="0">
       <w:startOverride w:val="1"/>
     </w:lvlOverride>
   </w:num>
   <w:num w:numId="8">
-    <w:abstractNumId w:val="3"/>
+    <w:abstractNumId w:val="5"/>
     <w:lvlOverride w:ilvl="0">
       <w:startOverride w:val="1"/>
     </w:lvlOverride>
+  </w:num>
+  <w:num w:numId="9">
+    <w:abstractNumId w:val="12"/>
+  </w:num>
+  <w:num w:numId="10">
+    <w:abstractNumId w:val="6"/>
+  </w:num>
+  <w:num w:numId="11">
+    <w:abstractNumId w:val="8"/>
+  </w:num>
+  <w:num w:numId="12">
+    <w:abstractNumId w:val="1"/>
+  </w:num>
+  <w:num w:numId="13">
+    <w:abstractNumId w:val="10"/>
   </w:num>
 </w:numbering>
 </file>
 
 <file path=word/styles.xml><?xml version="1.0" encoding="utf-8"?>
-<w:styles xmlns:mc="http://schemas.openxmlformats.org/markup-compatibility/2006" xmlns:o="urn:schemas-microsoft-com:office:office" xmlns:r="http://schemas.openxmlformats.org/officeDocument/2006/relationships" xmlns:m="http://schemas.openxmlformats.org/officeDocument/2006/math" xmlns:v="urn:schemas-microsoft-com:vml" xmlns:w="http://schemas.openxmlformats.org/wordprocessingml/2006/main" xmlns:w14="http://schemas.microsoft.com/office/word/2010/wordml" xmlns:w10="urn:schemas-microsoft-com:office:word" xmlns:sl="http://schemas.openxmlformats.org/schemaLibrary/2006/main" xmlns:wpsCustomData="http://www.wps.cn/officeDocument/2013/wpsCustomData" mc:Ignorable="w14">
+<w:styles xmlns:mc="http://schemas.openxmlformats.org/markup-compatibility/2006" xmlns:r="http://schemas.openxmlformats.org/officeDocument/2006/relationships" xmlns:w="http://schemas.openxmlformats.org/wordprocessingml/2006/main" xmlns:w14="http://schemas.microsoft.com/office/word/2010/wordml" xmlns:w15="http://schemas.microsoft.com/office/word/2012/wordml" xmlns:w16cex="http://schemas.microsoft.com/office/word/2018/wordml/cex" xmlns:w16cid="http://schemas.microsoft.com/office/word/2016/wordml/cid" xmlns:w16="http://schemas.microsoft.com/office/word/2018/wordml" xmlns:w16sdtdh="http://schemas.microsoft.com/office/word/2020/wordml/sdtdatahash" xmlns:w16se="http://schemas.microsoft.com/office/word/2015/wordml/symex" mc:Ignorable="w14 w15 w16se w16cid w16 w16cex w16sdtdh">
   <w:docDefaults>
     <w:rPrDefault>
       <w:rPr>
-        <w:rFonts w:ascii="Times New Roman" w:hAnsi="Times New Roman" w:eastAsia="Times New Roman" w:cs="Times New Roman"/>
+        <w:rFonts w:ascii="Times New Roman" w:eastAsia="Times New Roman" w:hAnsi="Times New Roman" w:cs="Times New Roman"/>
+        <w:lang w:val="en-US" w:eastAsia="en-US" w:bidi="ar-SA"/>
       </w:rPr>
     </w:rPrDefault>
     <w:pPrDefault/>
   </w:docDefaults>
-  <w:latentStyles w:count="260" w:defQFormat="0" w:defUnhideWhenUsed="1" w:defSemiHidden="1" w:defUIPriority="99" w:defLockedState="0">
-    <w:lsdException w:qFormat="1" w:unhideWhenUsed="0" w:uiPriority="0" w:semiHidden="0" w:name="Normal"/>
-    <w:lsdException w:qFormat="1" w:unhideWhenUsed="0" w:uiPriority="9" w:semiHidden="0" w:name="heading 1"/>
-    <w:lsdException w:qFormat="1" w:uiPriority="9" w:name="heading 2"/>
-    <w:lsdException w:qFormat="1" w:uiPriority="9" w:name="heading 3"/>
-    <w:lsdException w:qFormat="1" w:uiPriority="9" w:name="heading 4"/>
-    <w:lsdException w:qFormat="1" w:uiPriority="9" w:name="heading 5"/>
-    <w:lsdException w:qFormat="1" w:uiPriority="9" w:name="heading 6"/>
-    <w:lsdException w:qFormat="1" w:uiPriority="9" w:name="heading 7"/>
-    <w:lsdException w:qFormat="1" w:uiPriority="9" w:name="heading 8"/>
-    <w:lsdException w:qFormat="1" w:uiPriority="9" w:name="heading 9"/>
-    <w:lsdException w:uiPriority="99" w:name="index 1"/>
-    <w:lsdException w:uiPriority="99" w:name="index 2"/>
-    <w:lsdException w:uiPriority="99" w:name="index 3"/>
-    <w:lsdException w:uiPriority="99" w:name="index 4"/>
-    <w:lsdException w:uiPriority="99" w:name="index 5"/>
-    <w:lsdException w:uiPriority="99" w:name="index 6"/>
-    <w:lsdException w:uiPriority="99" w:name="index 7"/>
-    <w:lsdException w:uiPriority="99" w:name="index 8"/>
-    <w:lsdException w:uiPriority="99" w:name="index 9"/>
-    <w:lsdException w:uiPriority="39" w:name="toc 1"/>
-    <w:lsdException w:uiPriority="39" w:name="toc 2"/>
-    <w:lsdException w:uiPriority="39" w:name="toc 3"/>
-    <w:lsdException w:uiPriority="39" w:name="toc 4"/>
-    <w:lsdException w:uiPriority="39" w:name="toc 5"/>
-    <w:lsdException w:uiPriority="39" w:name="toc 6"/>
-    <w:lsdException w:uiPriority="39" w:name="toc 7"/>
-    <w:lsdException w:uiPriority="39" w:name="toc 8"/>
-    <w:lsdException w:uiPriority="39" w:name="toc 9"/>
-    <w:lsdException w:uiPriority="99" w:name="Normal Indent"/>
-    <w:lsdException w:qFormat="1" w:uiPriority="99" w:name="footnote text"/>
-    <w:lsdException w:uiPriority="99" w:name="annotation text"/>
-    <w:lsdException w:uiPriority="99" w:name="header"/>
-    <w:lsdException w:uiPriority="99" w:name="footer"/>
-    <w:lsdException w:uiPriority="99" w:name="index heading"/>
-    <w:lsdException w:qFormat="1" w:uiPriority="35" w:name="caption"/>
-    <w:lsdException w:uiPriority="99" w:name="table of figures"/>
-    <w:lsdException w:uiPriority="99" w:name="envelope address"/>
-    <w:lsdException w:uiPriority="99" w:name="envelope return"/>
-    <w:lsdException w:qFormat="1" w:uiPriority="99" w:name="footnote reference"/>
-    <w:lsdException w:uiPriority="99" w:name="annotation reference"/>
-    <w:lsdException w:uiPriority="99" w:name="line number"/>
-    <w:lsdException w:uiPriority="99" w:name="page number"/>
-    <w:lsdException w:qFormat="1" w:uiPriority="99" w:name="endnote reference"/>
-    <w:lsdException w:qFormat="1" w:uiPriority="99" w:name="endnote text"/>
-    <w:lsdException w:uiPriority="99" w:name="table of authorities"/>
-    <w:lsdException w:uiPriority="99" w:name="macro"/>
-    <w:lsdException w:uiPriority="99" w:name="toa heading"/>
-    <w:lsdException w:uiPriority="99" w:name="List"/>
-    <w:lsdException w:uiPriority="99" w:name="List Bullet"/>
-    <w:lsdException w:uiPriority="99" w:name="List Number"/>
-    <w:lsdException w:uiPriority="99" w:name="List 2"/>
-    <w:lsdException w:uiPriority="99" w:name="List 3"/>
-    <w:lsdException w:uiPriority="99" w:name="List 4"/>
-    <w:lsdException w:uiPriority="99" w:name="List 5"/>
-    <w:lsdException w:uiPriority="99" w:name="List Bullet 2"/>
-    <w:lsdException w:uiPriority="99" w:name="List Bullet 3"/>
-    <w:lsdException w:uiPriority="99" w:name="List Bullet 4"/>
-    <w:lsdException w:uiPriority="99" w:name="List Bullet 5"/>
-    <w:lsdException w:uiPriority="99" w:name="List Number 2"/>
-    <w:lsdException w:uiPriority="99" w:name="List Number 3"/>
-    <w:lsdException w:uiPriority="99" w:name="List Number 4"/>
-    <w:lsdException w:uiPriority="99" w:name="List Number 5"/>
-    <w:lsdException w:qFormat="1" w:unhideWhenUsed="0" w:uiPriority="10" w:semiHidden="0" w:name="Title"/>
-    <w:lsdException w:uiPriority="99" w:name="Closing"/>
-    <w:lsdException w:uiPriority="99" w:name="Signature"/>
-    <w:lsdException w:uiPriority="1" w:name="Default Paragraph Font"/>
-    <w:lsdException w:uiPriority="99" w:name="Body Text"/>
-    <w:lsdException w:uiPriority="99" w:name="Body Text Indent"/>
-    <w:lsdException w:uiPriority="99" w:name="List Continue"/>
-    <w:lsdException w:uiPriority="99" w:name="List Continue 2"/>
-    <w:lsdException w:uiPriority="99" w:name="List Continue 3"/>
-    <w:lsdException w:uiPriority="99" w:name="List Continue 4"/>
-    <w:lsdException w:uiPriority="99" w:name="List Continue 5"/>
-    <w:lsdException w:uiPriority="99" w:name="Message Header"/>
-    <w:lsdException w:qFormat="1" w:unhideWhenUsed="0" w:uiPriority="11" w:semiHidden="0" w:name="Subtitle"/>
-    <w:lsdException w:uiPriority="99" w:name="Salutation"/>
-    <w:lsdException w:uiPriority="99" w:name="Date"/>
-    <w:lsdException w:uiPriority="99" w:name="Body Text First Indent"/>
-    <w:lsdException w:uiPriority="99" w:name="Body Text First Indent 2"/>
-    <w:lsdException w:uiPriority="99" w:name="Note Heading"/>
-    <w:lsdException w:uiPriority="99" w:name="Body Text 2"/>
-    <w:lsdException w:uiPriority="99" w:name="Body Text 3"/>
-    <w:lsdException w:uiPriority="99" w:name="Body Text Indent 2"/>
-    <w:lsdException w:uiPriority="99" w:name="Body Text Indent 3"/>
-    <w:lsdException w:uiPriority="99" w:name="Block Text"/>
-    <w:lsdException w:qFormat="1" w:uiPriority="99" w:semiHidden="0" w:name="Hyperlink"/>
-    <w:lsdException w:uiPriority="99" w:name="FollowedHyperlink"/>
-    <w:lsdException w:qFormat="1" w:unhideWhenUsed="0" w:uiPriority="22" w:semiHidden="0" w:name="Strong"/>
-    <w:lsdException w:qFormat="1" w:unhideWhenUsed="0" w:uiPriority="20" w:semiHidden="0" w:name="Emphasis"/>
-    <w:lsdException w:uiPriority="99" w:name="Document Map"/>
-    <w:lsdException w:uiPriority="99" w:name="Plain Text"/>
-    <w:lsdException w:uiPriority="99" w:name="E-mail Signature"/>
-    <w:lsdException w:qFormat="1" w:uiPriority="99" w:semiHidden="0" w:name="Normal (Web)"/>
-    <w:lsdException w:uiPriority="99" w:name="HTML Acronym"/>
-    <w:lsdException w:uiPriority="99" w:name="HTML Address"/>
-    <w:lsdException w:uiPriority="99" w:name="HTML Cite"/>
-    <w:lsdException w:uiPriority="99" w:name="HTML Code"/>
-    <w:lsdException w:uiPriority="99" w:name="HTML Definition"/>
-    <w:lsdException w:uiPriority="99" w:name="HTML Keyboard"/>
-    <w:lsdException w:uiPriority="99" w:name="HTML Preformatted"/>
-    <w:lsdException w:uiPriority="99" w:name="HTML Sample"/>
-    <w:lsdException w:uiPriority="99" w:name="HTML Typewriter"/>
-    <w:lsdException w:uiPriority="99" w:name="HTML Variable"/>
-    <w:lsdException w:qFormat="1" w:uiPriority="99" w:name="Normal Table"/>
-    <w:lsdException w:uiPriority="99" w:name="annotation subject"/>
-    <w:lsdException w:uiPriority="99" w:name="Table Simple 1"/>
-    <w:lsdException w:uiPriority="99" w:name="Table Simple 2"/>
-    <w:lsdException w:uiPriority="99" w:name="Table Simple 3"/>
-    <w:lsdException w:uiPriority="99" w:name="Table Classic 1"/>
-    <w:lsdException w:uiPriority="99" w:name="Table Classic 2"/>
-    <w:lsdException w:uiPriority="99" w:name="Table Classic 3"/>
-    <w:lsdException w:uiPriority="99" w:name="Table Classic 4"/>
-    <w:lsdException w:uiPriority="99" w:name="Table Colorful 1"/>
-    <w:lsdException w:uiPriority="99" w:name="Table Colorful 2"/>
-    <w:lsdException w:uiPriority="99" w:name="Table Colorful 3"/>
-    <w:lsdException w:uiPriority="99" w:name="Table Columns 1"/>
-    <w:lsdException w:uiPriority="99" w:name="Table Columns 2"/>
-    <w:lsdException w:uiPriority="99" w:name="Table Columns 3"/>
-    <w:lsdException w:uiPriority="99" w:name="Table Columns 4"/>
-    <w:lsdException w:uiPriority="99" w:name="Table Columns 5"/>
-    <w:lsdException w:uiPriority="99" w:name="Table Grid 1"/>
-    <w:lsdException w:uiPriority="99" w:name="Table Grid 2"/>
-    <w:lsdException w:uiPriority="99" w:name="Table Grid 3"/>
-    <w:lsdException w:uiPriority="99" w:name="Table Grid 4"/>
-    <w:lsdException w:uiPriority="99" w:name="Table Grid 5"/>
-    <w:lsdException w:uiPriority="99" w:name="Table Grid 6"/>
-    <w:lsdException w:uiPriority="99" w:name="Table Grid 7"/>
-    <w:lsdException w:uiPriority="99" w:name="Table Grid 8"/>
-    <w:lsdException w:uiPriority="99" w:name="Table List 1"/>
-    <w:lsdException w:uiPriority="99" w:name="Table List 2"/>
-    <w:lsdException w:uiPriority="99" w:name="Table List 3"/>
-    <w:lsdException w:uiPriority="99" w:name="Table List 4"/>
-    <w:lsdException w:uiPriority="99" w:name="Table List 5"/>
-    <w:lsdException w:uiPriority="99" w:name="Table List 6"/>
-    <w:lsdException w:uiPriority="99" w:name="Table List 7"/>
-    <w:lsdException w:uiPriority="99" w:name="Table List 8"/>
-    <w:lsdException w:uiPriority="99" w:name="Table 3D effects 1"/>
-    <w:lsdException w:uiPriority="99" w:name="Table 3D effects 2"/>
-    <w:lsdException w:uiPriority="99" w:name="Table 3D effects 3"/>
-    <w:lsdException w:uiPriority="99" w:name="Table Contemporary"/>
-    <w:lsdException w:uiPriority="99" w:name="Table Elegant"/>
-    <w:lsdException w:uiPriority="99" w:name="Table Professional"/>
-    <w:lsdException w:uiPriority="99" w:name="Table Subtle 1"/>
-    <w:lsdException w:uiPriority="99" w:name="Table Subtle 2"/>
-    <w:lsdException w:uiPriority="99" w:name="Table Web 1"/>
-    <w:lsdException w:uiPriority="99" w:name="Table Web 2"/>
-    <w:lsdException w:uiPriority="99" w:name="Table Web 3"/>
-    <w:lsdException w:uiPriority="99" w:name="Balloon Text"/>
-    <w:lsdException w:qFormat="1" w:unhideWhenUsed="0" w:uiPriority="39" w:semiHidden="0" w:name="Table Grid"/>
-    <w:lsdException w:uiPriority="99" w:name="Table Theme"/>
-    <w:lsdException w:unhideWhenUsed="0" w:uiPriority="60" w:semiHidden="0" w:name="Light Shading"/>
-    <w:lsdException w:unhideWhenUsed="0" w:uiPriority="61" w:semiHidden="0" w:name="Light List"/>
-    <w:lsdException w:unhideWhenUsed="0" w:uiPriority="62" w:semiHidden="0" w:name="Light Grid"/>
-    <w:lsdException w:unhideWhenUsed="0" w:uiPriority="63" w:semiHidden="0" w:name="Medium Shading 1"/>
-    <w:lsdException w:unhideWhenUsed="0" w:uiPriority="64" w:semiHidden="0" w:name="Medium Shading 2"/>
-    <w:lsdException w:unhideWhenUsed="0" w:uiPriority="65" w:semiHidden="0" w:name="Medium List 1"/>
-    <w:lsdException w:unhideWhenUsed="0" w:uiPriority="66" w:semiHidden="0" w:name="Medium List 2"/>
-    <w:lsdException w:unhideWhenUsed="0" w:uiPriority="67" w:semiHidden="0" w:name="Medium Grid 1"/>
-    <w:lsdException w:unhideWhenUsed="0" w:uiPriority="68" w:semiHidden="0" w:name="Medium Grid 2"/>
-    <w:lsdException w:unhideWhenUsed="0" w:uiPriority="69" w:semiHidden="0" w:name="Medium Grid 3"/>
-    <w:lsdException w:unhideWhenUsed="0" w:uiPriority="70" w:semiHidden="0" w:name="Dark List"/>
-    <w:lsdException w:unhideWhenUsed="0" w:uiPriority="71" w:semiHidden="0" w:name="Colorful Shading"/>
-    <w:lsdException w:unhideWhenUsed="0" w:uiPriority="72" w:semiHidden="0" w:name="Colorful List"/>
-    <w:lsdException w:unhideWhenUsed="0" w:uiPriority="73" w:semiHidden="0" w:name="Colorful Grid"/>
-    <w:lsdException w:unhideWhenUsed="0" w:uiPriority="60" w:semiHidden="0" w:name="Light Shading Accent 1"/>
-    <w:lsdException w:unhideWhenUsed="0" w:uiPriority="61" w:semiHidden="0" w:name="Light List Accent 1"/>
-    <w:lsdException w:unhideWhenUsed="0" w:uiPriority="62" w:semiHidden="0" w:name="Light Grid Accent 1"/>
-    <w:lsdException w:unhideWhenUsed="0" w:uiPriority="63" w:semiHidden="0" w:name="Medium Shading 1 Accent 1"/>
-    <w:lsdException w:unhideWhenUsed="0" w:uiPriority="64" w:semiHidden="0" w:name="Medium Shading 2 Accent 1"/>
-    <w:lsdException w:unhideWhenUsed="0" w:uiPriority="65" w:semiHidden="0" w:name="Medium List 1 Accent 1"/>
-    <w:lsdException w:qFormat="1" w:unhideWhenUsed="0" w:uiPriority="0" w:semiHidden="0" w:name="List Paragraph"/>
-    <w:lsdException w:unhideWhenUsed="0" w:uiPriority="66" w:semiHidden="0" w:name="Medium List 2 Accent 1"/>
-    <w:lsdException w:unhideWhenUsed="0" w:uiPriority="67" w:semiHidden="0" w:name="Medium Grid 1 Accent 1"/>
-    <w:lsdException w:unhideWhenUsed="0" w:uiPriority="68" w:semiHidden="0" w:name="Medium Grid 2 Accent 1"/>
-    <w:lsdException w:unhideWhenUsed="0" w:uiPriority="69" w:semiHidden="0" w:name="Medium Grid 3 Accent 1"/>
-    <w:lsdException w:unhideWhenUsed="0" w:uiPriority="70" w:semiHidden="0" w:name="Dark List Accent 1"/>
-    <w:lsdException w:unhideWhenUsed="0" w:uiPriority="71" w:semiHidden="0" w:name="Colorful Shading Accent 1"/>
-    <w:lsdException w:unhideWhenUsed="0" w:uiPriority="72" w:semiHidden="0" w:name="Colorful List Accent 1"/>
-    <w:lsdException w:unhideWhenUsed="0" w:uiPriority="73" w:semiHidden="0" w:name="Colorful Grid Accent 1"/>
-    <w:lsdException w:unhideWhenUsed="0" w:uiPriority="60" w:semiHidden="0" w:name="Light Shading Accent 2"/>
-    <w:lsdException w:unhideWhenUsed="0" w:uiPriority="61" w:semiHidden="0" w:name="Light List Accent 2"/>
-    <w:lsdException w:unhideWhenUsed="0" w:uiPriority="62" w:semiHidden="0" w:name="Light Grid Accent 2"/>
-    <w:lsdException w:unhideWhenUsed="0" w:uiPriority="63" w:semiHidden="0" w:name="Medium Shading 1 Accent 2"/>
-    <w:lsdException w:unhideWhenUsed="0" w:uiPriority="64" w:semiHidden="0" w:name="Medium Shading 2 Accent 2"/>
-    <w:lsdException w:unhideWhenUsed="0" w:uiPriority="65" w:semiHidden="0" w:name="Medium List 1 Accent 2"/>
-    <w:lsdException w:unhideWhenUsed="0" w:uiPriority="66" w:semiHidden="0" w:name="Medium List 2 Accent 2"/>
-    <w:lsdException w:unhideWhenUsed="0" w:uiPriority="67" w:semiHidden="0" w:name="Medium Grid 1 Accent 2"/>
-    <w:lsdException w:unhideWhenUsed="0" w:uiPriority="68" w:semiHidden="0" w:name="Medium Grid 2 Accent 2"/>
-    <w:lsdException w:unhideWhenUsed="0" w:uiPriority="69" w:semiHidden="0" w:name="Medium Grid 3 Accent 2"/>
-    <w:lsdException w:unhideWhenUsed="0" w:uiPriority="70" w:semiHidden="0" w:name="Dark List Accent 2"/>
-    <w:lsdException w:unhideWhenUsed="0" w:uiPriority="71" w:semiHidden="0" w:name="Colorful Shading Accent 2"/>
-    <w:lsdException w:unhideWhenUsed="0" w:uiPriority="72" w:semiHidden="0" w:name="Colorful List Accent 2"/>
-    <w:lsdException w:unhideWhenUsed="0" w:uiPriority="73" w:semiHidden="0" w:name="Colorful Grid Accent 2"/>
-    <w:lsdException w:unhideWhenUsed="0" w:uiPriority="60" w:semiHidden="0" w:name="Light Shading Accent 3"/>
-    <w:lsdException w:unhideWhenUsed="0" w:uiPriority="61" w:semiHidden="0" w:name="Light List Accent 3"/>
-    <w:lsdException w:unhideWhenUsed="0" w:uiPriority="62" w:semiHidden="0" w:name="Light Grid Accent 3"/>
-    <w:lsdException w:unhideWhenUsed="0" w:uiPriority="63" w:semiHidden="0" w:name="Medium Shading 1 Accent 3"/>
-    <w:lsdException w:unhideWhenUsed="0" w:uiPriority="64" w:semiHidden="0" w:name="Medium Shading 2 Accent 3"/>
-    <w:lsdException w:unhideWhenUsed="0" w:uiPriority="65" w:semiHidden="0" w:name="Medium List 1 Accent 3"/>
-    <w:lsdException w:unhideWhenUsed="0" w:uiPriority="66" w:semiHidden="0" w:name="Medium List 2 Accent 3"/>
-    <w:lsdException w:unhideWhenUsed="0" w:uiPriority="67" w:semiHidden="0" w:name="Medium Grid 1 Accent 3"/>
-    <w:lsdException w:unhideWhenUsed="0" w:uiPriority="68" w:semiHidden="0" w:name="Medium Grid 2 Accent 3"/>
-    <w:lsdException w:unhideWhenUsed="0" w:uiPriority="69" w:semiHidden="0" w:name="Medium Grid 3 Accent 3"/>
-    <w:lsdException w:unhideWhenUsed="0" w:uiPriority="70" w:semiHidden="0" w:name="Dark List Accent 3"/>
-    <w:lsdException w:unhideWhenUsed="0" w:uiPriority="71" w:semiHidden="0" w:name="Colorful Shading Accent 3"/>
-    <w:lsdException w:unhideWhenUsed="0" w:uiPriority="72" w:semiHidden="0" w:name="Colorful List Accent 3"/>
-    <w:lsdException w:unhideWhenUsed="0" w:uiPriority="73" w:semiHidden="0" w:name="Colorful Grid Accent 3"/>
-    <w:lsdException w:unhideWhenUsed="0" w:uiPriority="60" w:semiHidden="0" w:name="Light Shading Accent 4"/>
-    <w:lsdException w:unhideWhenUsed="0" w:uiPriority="61" w:semiHidden="0" w:name="Light List Accent 4"/>
-    <w:lsdException w:unhideWhenUsed="0" w:uiPriority="62" w:semiHidden="0" w:name="Light Grid Accent 4"/>
-    <w:lsdException w:unhideWhenUsed="0" w:uiPriority="63" w:semiHidden="0" w:name="Medium Shading 1 Accent 4"/>
-    <w:lsdException w:unhideWhenUsed="0" w:uiPriority="64" w:semiHidden="0" w:name="Medium Shading 2 Accent 4"/>
-    <w:lsdException w:unhideWhenUsed="0" w:uiPriority="65" w:semiHidden="0" w:name="Medium List 1 Accent 4"/>
-    <w:lsdException w:unhideWhenUsed="0" w:uiPriority="66" w:semiHidden="0" w:name="Medium List 2 Accent 4"/>
-    <w:lsdException w:unhideWhenUsed="0" w:uiPriority="67" w:semiHidden="0" w:name="Medium Grid 1 Accent 4"/>
-    <w:lsdException w:unhideWhenUsed="0" w:uiPriority="68" w:semiHidden="0" w:name="Medium Grid 2 Accent 4"/>
-    <w:lsdException w:unhideWhenUsed="0" w:uiPriority="69" w:semiHidden="0" w:name="Medium Grid 3 Accent 4"/>
-    <w:lsdException w:unhideWhenUsed="0" w:uiPriority="70" w:semiHidden="0" w:name="Dark List Accent 4"/>
-    <w:lsdException w:unhideWhenUsed="0" w:uiPriority="71" w:semiHidden="0" w:name="Colorful Shading Accent 4"/>
-    <w:lsdException w:unhideWhenUsed="0" w:uiPriority="72" w:semiHidden="0" w:name="Colorful List Accent 4"/>
-    <w:lsdException w:unhideWhenUsed="0" w:uiPriority="73" w:semiHidden="0" w:name="Colorful Grid Accent 4"/>
-    <w:lsdException w:unhideWhenUsed="0" w:uiPriority="60" w:semiHidden="0" w:name="Light Shading Accent 5"/>
-    <w:lsdException w:unhideWhenUsed="0" w:uiPriority="61" w:semiHidden="0" w:name="Light List Accent 5"/>
-    <w:lsdException w:unhideWhenUsed="0" w:uiPriority="62" w:semiHidden="0" w:name="Light Grid Accent 5"/>
-    <w:lsdException w:unhideWhenUsed="0" w:uiPriority="63" w:semiHidden="0" w:name="Medium Shading 1 Accent 5"/>
-    <w:lsdException w:unhideWhenUsed="0" w:uiPriority="64" w:semiHidden="0" w:name="Medium Shading 2 Accent 5"/>
-    <w:lsdException w:unhideWhenUsed="0" w:uiPriority="65" w:semiHidden="0" w:name="Medium List 1 Accent 5"/>
-    <w:lsdException w:unhideWhenUsed="0" w:uiPriority="66" w:semiHidden="0" w:name="Medium List 2 Accent 5"/>
-    <w:lsdException w:unhideWhenUsed="0" w:uiPriority="67" w:semiHidden="0" w:name="Medium Grid 1 Accent 5"/>
-    <w:lsdException w:unhideWhenUsed="0" w:uiPriority="68" w:semiHidden="0" w:name="Medium Grid 2 Accent 5"/>
-    <w:lsdException w:unhideWhenUsed="0" w:uiPriority="69" w:semiHidden="0" w:name="Medium Grid 3 Accent 5"/>
-    <w:lsdException w:unhideWhenUsed="0" w:uiPriority="70" w:semiHidden="0" w:name="Dark List Accent 5"/>
-    <w:lsdException w:unhideWhenUsed="0" w:uiPriority="71" w:semiHidden="0" w:name="Colorful Shading Accent 5"/>
-    <w:lsdException w:unhideWhenUsed="0" w:uiPriority="72" w:semiHidden="0" w:name="Colorful List Accent 5"/>
-    <w:lsdException w:unhideWhenUsed="0" w:uiPriority="73" w:semiHidden="0" w:name="Colorful Grid Accent 5"/>
-    <w:lsdException w:unhideWhenUsed="0" w:uiPriority="60" w:semiHidden="0" w:name="Light Shading Accent 6"/>
-    <w:lsdException w:unhideWhenUsed="0" w:uiPriority="61" w:semiHidden="0" w:name="Light List Accent 6"/>
-    <w:lsdException w:unhideWhenUsed="0" w:uiPriority="62" w:semiHidden="0" w:name="Light Grid Accent 6"/>
-    <w:lsdException w:unhideWhenUsed="0" w:uiPriority="63" w:semiHidden="0" w:name="Medium Shading 1 Accent 6"/>
-    <w:lsdException w:unhideWhenUsed="0" w:uiPriority="64" w:semiHidden="0" w:name="Medium Shading 2 Accent 6"/>
-    <w:lsdException w:unhideWhenUsed="0" w:uiPriority="65" w:semiHidden="0" w:name="Medium List 1 Accent 6"/>
-    <w:lsdException w:unhideWhenUsed="0" w:uiPriority="66" w:semiHidden="0" w:name="Medium List 2 Accent 6"/>
-    <w:lsdException w:unhideWhenUsed="0" w:uiPriority="67" w:semiHidden="0" w:name="Medium Grid 1 Accent 6"/>
-    <w:lsdException w:unhideWhenUsed="0" w:uiPriority="68" w:semiHidden="0" w:name="Medium Grid 2 Accent 6"/>
-    <w:lsdException w:unhideWhenUsed="0" w:uiPriority="69" w:semiHidden="0" w:name="Medium Grid 3 Accent 6"/>
-    <w:lsdException w:unhideWhenUsed="0" w:uiPriority="70" w:semiHidden="0" w:name="Dark List Accent 6"/>
-    <w:lsdException w:unhideWhenUsed="0" w:uiPriority="71" w:semiHidden="0" w:name="Colorful Shading Accent 6"/>
-    <w:lsdException w:unhideWhenUsed="0" w:uiPriority="72" w:semiHidden="0" w:name="Colorful List Accent 6"/>
-    <w:lsdException w:unhideWhenUsed="0" w:uiPriority="73" w:semiHidden="0" w:name="Colorful Grid Accent 6"/>
+  <w:latentStyles w:defLockedState="0" w:defUIPriority="99" w:defSemiHidden="0" w:defUnhideWhenUsed="0" w:defQFormat="0" w:count="376">
+    <w:lsdException w:name="Normal" w:uiPriority="0" w:qFormat="1"/>
+    <w:lsdException w:name="heading 1" w:uiPriority="9" w:qFormat="1"/>
+    <w:lsdException w:name="heading 2" w:semiHidden="1" w:uiPriority="9" w:unhideWhenUsed="1" w:qFormat="1"/>
+    <w:lsdException w:name="heading 3" w:semiHidden="1" w:uiPriority="9" w:unhideWhenUsed="1" w:qFormat="1"/>
+    <w:lsdException w:name="heading 4" w:semiHidden="1" w:uiPriority="9" w:unhideWhenUsed="1" w:qFormat="1"/>
+    <w:lsdException w:name="heading 5" w:semiHidden="1" w:uiPriority="9" w:unhideWhenUsed="1" w:qFormat="1"/>
+    <w:lsdException w:name="heading 6" w:semiHidden="1" w:uiPriority="9" w:unhideWhenUsed="1" w:qFormat="1"/>
+    <w:lsdException w:name="heading 7" w:semiHidden="1" w:uiPriority="9" w:unhideWhenUsed="1" w:qFormat="1"/>
+    <w:lsdException w:name="heading 8" w:semiHidden="1" w:uiPriority="9" w:unhideWhenUsed="1" w:qFormat="1"/>
+    <w:lsdException w:name="heading 9" w:semiHidden="1" w:uiPriority="9" w:unhideWhenUsed="1" w:qFormat="1"/>
+    <w:lsdException w:name="index 1" w:semiHidden="1" w:unhideWhenUsed="1"/>
+    <w:lsdException w:name="index 2" w:semiHidden="1" w:unhideWhenUsed="1"/>
+    <w:lsdException w:name="index 3" w:semiHidden="1" w:unhideWhenUsed="1"/>
+    <w:lsdException w:name="index 4" w:semiHidden="1" w:unhideWhenUsed="1"/>
+    <w:lsdException w:name="index 5" w:semiHidden="1" w:unhideWhenUsed="1"/>
+    <w:lsdException w:name="index 6" w:semiHidden="1" w:unhideWhenUsed="1"/>
+    <w:lsdException w:name="index 7" w:semiHidden="1" w:unhideWhenUsed="1"/>
+    <w:lsdException w:name="index 8" w:semiHidden="1" w:unhideWhenUsed="1"/>
+    <w:lsdException w:name="index 9" w:semiHidden="1" w:unhideWhenUsed="1"/>
+    <w:lsdException w:name="toc 1" w:semiHidden="1" w:uiPriority="39" w:unhideWhenUsed="1"/>
+    <w:lsdException w:name="toc 2" w:semiHidden="1" w:uiPriority="39" w:unhideWhenUsed="1"/>
+    <w:lsdException w:name="toc 3" w:semiHidden="1" w:uiPriority="39" w:unhideWhenUsed="1"/>
+    <w:lsdException w:name="toc 4" w:semiHidden="1" w:uiPriority="39" w:unhideWhenUsed="1"/>
+    <w:lsdException w:name="toc 5" w:semiHidden="1" w:uiPriority="39" w:unhideWhenUsed="1"/>
+    <w:lsdException w:name="toc 6" w:semiHidden="1" w:uiPriority="39" w:unhideWhenUsed="1"/>
+    <w:lsdException w:name="toc 7" w:semiHidden="1" w:uiPriority="39" w:unhideWhenUsed="1"/>
+    <w:lsdException w:name="toc 8" w:semiHidden="1" w:uiPriority="39" w:unhideWhenUsed="1"/>
+    <w:lsdException w:name="toc 9" w:semiHidden="1" w:uiPriority="39" w:unhideWhenUsed="1"/>
+    <w:lsdException w:name="Normal Indent" w:semiHidden="1" w:unhideWhenUsed="1"/>
+    <w:lsdException w:name="footnote text" w:semiHidden="1" w:unhideWhenUsed="1"/>
+    <w:lsdException w:name="annotation text" w:semiHidden="1" w:unhideWhenUsed="1"/>
+    <w:lsdException w:name="header" w:semiHidden="1" w:unhideWhenUsed="1"/>
+    <w:lsdException w:name="footer" w:semiHidden="1" w:unhideWhenUsed="1"/>
+    <w:lsdException w:name="index heading" w:semiHidden="1" w:unhideWhenUsed="1"/>
+    <w:lsdException w:name="caption" w:semiHidden="1" w:uiPriority="35" w:unhideWhenUsed="1" w:qFormat="1"/>
+    <w:lsdException w:name="table of figures" w:semiHidden="1" w:unhideWhenUsed="1"/>
+    <w:lsdException w:name="envelope address" w:semiHidden="1" w:unhideWhenUsed="1"/>
+    <w:lsdException w:name="envelope return" w:semiHidden="1" w:unhideWhenUsed="1"/>
+    <w:lsdException w:name="footnote reference" w:semiHidden="1" w:unhideWhenUsed="1"/>
+    <w:lsdException w:name="annotation reference" w:semiHidden="1" w:unhideWhenUsed="1"/>
+    <w:lsdException w:name="line number" w:semiHidden="1" w:unhideWhenUsed="1"/>
+    <w:lsdException w:name="page number" w:semiHidden="1" w:unhideWhenUsed="1"/>
+    <w:lsdException w:name="endnote reference" w:semiHidden="1" w:unhideWhenUsed="1"/>
+    <w:lsdException w:name="endnote text" w:semiHidden="1" w:unhideWhenUsed="1"/>
+    <w:lsdException w:name="table of authorities" w:semiHidden="1" w:unhideWhenUsed="1"/>
+    <w:lsdException w:name="macro" w:semiHidden="1" w:unhideWhenUsed="1"/>
+    <w:lsdException w:name="toa heading" w:semiHidden="1" w:unhideWhenUsed="1"/>
+    <w:lsdException w:name="List" w:semiHidden="1" w:unhideWhenUsed="1"/>
+    <w:lsdException w:name="List Bullet" w:semiHidden="1" w:unhideWhenUsed="1"/>
+    <w:lsdException w:name="List Number" w:semiHidden="1" w:unhideWhenUsed="1"/>
+    <w:lsdException w:name="List 2" w:semiHidden="1" w:unhideWhenUsed="1"/>
+    <w:lsdException w:name="List 3" w:semiHidden="1" w:unhideWhenUsed="1"/>
+    <w:lsdException w:name="List 4" w:semiHidden="1" w:unhideWhenUsed="1"/>
+    <w:lsdException w:name="List 5" w:semiHidden="1" w:unhideWhenUsed="1"/>
+    <w:lsdException w:name="List Bullet 2" w:semiHidden="1" w:unhideWhenUsed="1"/>
+    <w:lsdException w:name="List Bullet 3" w:semiHidden="1" w:unhideWhenUsed="1"/>
+    <w:lsdException w:name="List Bullet 4" w:semiHidden="1" w:unhideWhenUsed="1"/>
+    <w:lsdException w:name="List Bullet 5" w:semiHidden="1" w:unhideWhenUsed="1"/>
+    <w:lsdException w:name="List Number 2" w:semiHidden="1" w:unhideWhenUsed="1"/>
+    <w:lsdException w:name="List Number 3" w:semiHidden="1" w:unhideWhenUsed="1"/>
+    <w:lsdException w:name="List Number 4" w:semiHidden="1" w:unhideWhenUsed="1"/>
+    <w:lsdException w:name="List Number 5" w:semiHidden="1" w:unhideWhenUsed="1"/>
+    <w:lsdException w:name="Title" w:uiPriority="10" w:qFormat="1"/>
+    <w:lsdException w:name="Closing" w:semiHidden="1" w:unhideWhenUsed="1"/>
+    <w:lsdException w:name="Signature" w:semiHidden="1" w:unhideWhenUsed="1"/>
+    <w:lsdException w:name="Default Paragraph Font" w:semiHidden="1" w:uiPriority="1" w:unhideWhenUsed="1"/>
+    <w:lsdException w:name="Body Text" w:semiHidden="1" w:unhideWhenUsed="1"/>
+    <w:lsdException w:name="Body Text Indent" w:semiHidden="1" w:unhideWhenUsed="1"/>
+    <w:lsdException w:name="List Continue" w:semiHidden="1" w:unhideWhenUsed="1"/>
+    <w:lsdException w:name="List Continue 2" w:semiHidden="1" w:unhideWhenUsed="1"/>
+    <w:lsdException w:name="List Continue 3" w:semiHidden="1" w:unhideWhenUsed="1"/>
+    <w:lsdException w:name="List Continue 4" w:semiHidden="1" w:unhideWhenUsed="1"/>
+    <w:lsdException w:name="List Continue 5" w:semiHidden="1" w:unhideWhenUsed="1"/>
+    <w:lsdException w:name="Message Header" w:semiHidden="1" w:unhideWhenUsed="1"/>
+    <w:lsdException w:name="Subtitle" w:uiPriority="11" w:qFormat="1"/>
+    <w:lsdException w:name="Salutation" w:semiHidden="1" w:unhideWhenUsed="1"/>
+    <w:lsdException w:name="Date" w:semiHidden="1" w:unhideWhenUsed="1"/>
+    <w:lsdException w:name="Body Text First Indent" w:semiHidden="1" w:unhideWhenUsed="1"/>
+    <w:lsdException w:name="Body Text First Indent 2" w:semiHidden="1" w:unhideWhenUsed="1"/>
+    <w:lsdException w:name="Note Heading" w:semiHidden="1" w:unhideWhenUsed="1"/>
+    <w:lsdException w:name="Body Text 2" w:semiHidden="1" w:unhideWhenUsed="1"/>
+    <w:lsdException w:name="Body Text 3" w:semiHidden="1" w:unhideWhenUsed="1"/>
+    <w:lsdException w:name="Body Text Indent 2" w:semiHidden="1" w:unhideWhenUsed="1"/>
+    <w:lsdException w:name="Body Text Indent 3" w:semiHidden="1" w:unhideWhenUsed="1"/>
+    <w:lsdException w:name="Block Text" w:semiHidden="1" w:unhideWhenUsed="1"/>
+    <w:lsdException w:name="Hyperlink" w:semiHidden="1" w:unhideWhenUsed="1"/>
+    <w:lsdException w:name="FollowedHyperlink" w:semiHidden="1" w:unhideWhenUsed="1"/>
+    <w:lsdException w:name="Strong" w:uiPriority="22" w:qFormat="1"/>
+    <w:lsdException w:name="Emphasis" w:uiPriority="20" w:qFormat="1"/>
+    <w:lsdException w:name="Document Map" w:semiHidden="1" w:unhideWhenUsed="1"/>
+    <w:lsdException w:name="Plain Text" w:semiHidden="1" w:unhideWhenUsed="1"/>
+    <w:lsdException w:name="E-mail Signature" w:semiHidden="1" w:unhideWhenUsed="1"/>
+    <w:lsdException w:name="HTML Top of Form" w:semiHidden="1" w:unhideWhenUsed="1"/>
+    <w:lsdException w:name="HTML Bottom of Form" w:semiHidden="1" w:unhideWhenUsed="1"/>
+    <w:lsdException w:name="Normal (Web)" w:semiHidden="1" w:unhideWhenUsed="1"/>
+    <w:lsdException w:name="HTML Acronym" w:semiHidden="1" w:unhideWhenUsed="1"/>
+    <w:lsdException w:name="HTML Address" w:semiHidden="1" w:unhideWhenUsed="1"/>
+    <w:lsdException w:name="HTML Cite" w:semiHidden="1" w:unhideWhenUsed="1"/>
+    <w:lsdException w:name="HTML Code" w:semiHidden="1" w:unhideWhenUsed="1"/>
+    <w:lsdException w:name="HTML Definition" w:semiHidden="1" w:unhideWhenUsed="1"/>
+    <w:lsdException w:name="HTML Keyboard" w:semiHidden="1" w:unhideWhenUsed="1"/>
+    <w:lsdException w:name="HTML Preformatted" w:semiHidden="1" w:unhideWhenUsed="1"/>
+    <w:lsdException w:name="HTML Sample" w:semiHidden="1" w:unhideWhenUsed="1"/>
+    <w:lsdException w:name="HTML Typewriter" w:semiHidden="1" w:unhideWhenUsed="1"/>
+    <w:lsdException w:name="HTML Variable" w:semiHidden="1" w:unhideWhenUsed="1"/>
+    <w:lsdException w:name="Normal Table" w:semiHidden="1" w:unhideWhenUsed="1"/>
+    <w:lsdException w:name="annotation subject" w:semiHidden="1" w:unhideWhenUsed="1"/>
+    <w:lsdException w:name="No List" w:semiHidden="1" w:unhideWhenUsed="1"/>
+    <w:lsdException w:name="Outline List 1" w:semiHidden="1" w:unhideWhenUsed="1"/>
+    <w:lsdException w:name="Outline List 2" w:semiHidden="1" w:unhideWhenUsed="1"/>
+    <w:lsdException w:name="Outline List 3" w:semiHidden="1" w:unhideWhenUsed="1"/>
+    <w:lsdException w:name="Table Simple 1" w:semiHidden="1" w:unhideWhenUsed="1"/>
+    <w:lsdException w:name="Table Simple 2" w:semiHidden="1" w:unhideWhenUsed="1"/>
+    <w:lsdException w:name="Table Simple 3" w:semiHidden="1" w:unhideWhenUsed="1"/>
+    <w:lsdException w:name="Table Classic 1" w:semiHidden="1" w:unhideWhenUsed="1"/>
+    <w:lsdException w:name="Table Classic 2" w:semiHidden="1" w:unhideWhenUsed="1"/>
+    <w:lsdException w:name="Table Classic 3" w:semiHidden="1" w:unhideWhenUsed="1"/>
+    <w:lsdException w:name="Table Classic 4" w:semiHidden="1" w:unhideWhenUsed="1"/>
+    <w:lsdException w:name="Table Colorful 1" w:semiHidden="1" w:unhideWhenUsed="1"/>
+    <w:lsdException w:name="Table Colorful 2" w:semiHidden="1" w:unhideWhenUsed="1"/>
+    <w:lsdException w:name="Table Colorful 3" w:semiHidden="1" w:unhideWhenUsed="1"/>
+    <w:lsdException w:name="Table Columns 1" w:semiHidden="1" w:unhideWhenUsed="1"/>
+    <w:lsdException w:name="Table Columns 2" w:semiHidden="1" w:unhideWhenUsed="1"/>
+    <w:lsdException w:name="Table Columns 3" w:semiHidden="1" w:unhideWhenUsed="1"/>
+    <w:lsdException w:name="Table Columns 4" w:semiHidden="1" w:unhideWhenUsed="1"/>
+    <w:lsdException w:name="Table Columns 5" w:semiHidden="1" w:unhideWhenUsed="1"/>
+    <w:lsdException w:name="Table Grid 1" w:semiHidden="1" w:unhideWhenUsed="1"/>
+    <w:lsdException w:name="Table Grid 2" w:semiHidden="1" w:unhideWhenUsed="1"/>
+    <w:lsdException w:name="Table Grid 3" w:semiHidden="1" w:unhideWhenUsed="1"/>
+    <w:lsdException w:name="Table Grid 4" w:semiHidden="1" w:unhideWhenUsed="1"/>
+    <w:lsdException w:name="Table Grid 5" w:semiHidden="1" w:unhideWhenUsed="1"/>
+    <w:lsdException w:name="Table Grid 6" w:semiHidden="1" w:unhideWhenUsed="1"/>
+    <w:lsdException w:name="Table Grid 7" w:semiHidden="1" w:unhideWhenUsed="1"/>
+    <w:lsdException w:name="Table Grid 8" w:semiHidden="1" w:unhideWhenUsed="1"/>
+    <w:lsdException w:name="Table List 1" w:semiHidden="1" w:unhideWhenUsed="1"/>
+    <w:lsdException w:name="Table List 2" w:semiHidden="1" w:unhideWhenUsed="1"/>
+    <w:lsdException w:name="Table List 3" w:semiHidden="1" w:unhideWhenUsed="1"/>
+    <w:lsdException w:name="Table List 4" w:semiHidden="1" w:unhideWhenUsed="1"/>
+    <w:lsdException w:name="Table List 5" w:semiHidden="1" w:unhideWhenUsed="1"/>
+    <w:lsdException w:name="Table List 6" w:semiHidden="1" w:unhideWhenUsed="1"/>
+    <w:lsdException w:name="Table List 7" w:semiHidden="1" w:unhideWhenUsed="1"/>
+    <w:lsdException w:name="Table List 8" w:semiHidden="1" w:unhideWhenUsed="1"/>
+    <w:lsdException w:name="Table 3D effects 1" w:semiHidden="1" w:unhideWhenUsed="1"/>
+    <w:lsdException w:name="Table 3D effects 2" w:semiHidden="1" w:unhideWhenUsed="1"/>
+    <w:lsdException w:name="Table 3D effects 3" w:semiHidden="1" w:unhideWhenUsed="1"/>
+    <w:lsdException w:name="Table Contemporary" w:semiHidden="1" w:unhideWhenUsed="1"/>
+    <w:lsdException w:name="Table Elegant" w:semiHidden="1" w:unhideWhenUsed="1"/>
+    <w:lsdException w:name="Table Professional" w:semiHidden="1" w:unhideWhenUsed="1"/>
+    <w:lsdException w:name="Table Subtle 1" w:semiHidden="1" w:unhideWhenUsed="1"/>
+    <w:lsdException w:name="Table Subtle 2" w:semiHidden="1" w:unhideWhenUsed="1"/>
+    <w:lsdException w:name="Table Web 1" w:semiHidden="1" w:unhideWhenUsed="1"/>
+    <w:lsdException w:name="Table Web 2" w:semiHidden="1" w:unhideWhenUsed="1"/>
+    <w:lsdException w:name="Table Web 3" w:semiHidden="1" w:unhideWhenUsed="1"/>
+    <w:lsdException w:name="Balloon Text" w:semiHidden="1" w:unhideWhenUsed="1"/>
+    <w:lsdException w:name="Table Grid" w:uiPriority="39"/>
+    <w:lsdException w:name="Table Theme" w:semiHidden="1" w:unhideWhenUsed="1"/>
+    <w:lsdException w:name="Placeholder Text" w:semiHidden="1"/>
+    <w:lsdException w:name="No Spacing" w:uiPriority="1" w:qFormat="1"/>
+    <w:lsdException w:name="Light Shading" w:uiPriority="60"/>
+    <w:lsdException w:name="Light List" w:uiPriority="61"/>
+    <w:lsdException w:name="Light Grid" w:uiPriority="62"/>
+    <w:lsdException w:name="Medium Shading 1" w:uiPriority="63"/>
+    <w:lsdException w:name="Medium Shading 2" w:uiPriority="64"/>
+    <w:lsdException w:name="Medium List 1" w:uiPriority="65"/>
+    <w:lsdException w:name="Medium List 2" w:uiPriority="66"/>
+    <w:lsdException w:name="Medium Grid 1" w:uiPriority="67"/>
+    <w:lsdException w:name="Medium Grid 2" w:uiPriority="68"/>
+    <w:lsdException w:name="Medium Grid 3" w:uiPriority="69"/>
+    <w:lsdException w:name="Dark List" w:uiPriority="70"/>
+    <w:lsdException w:name="Colorful Shading" w:uiPriority="71"/>
+    <w:lsdException w:name="Colorful List" w:uiPriority="72"/>
+    <w:lsdException w:name="Colorful Grid" w:uiPriority="73"/>
+    <w:lsdException w:name="Light Shading Accent 1" w:uiPriority="60"/>
+    <w:lsdException w:name="Light List Accent 1" w:uiPriority="61"/>
+    <w:lsdException w:name="Light Grid Accent 1" w:uiPriority="62"/>
+    <w:lsdException w:name="Medium Shading 1 Accent 1" w:uiPriority="63"/>
+    <w:lsdException w:name="Medium Shading 2 Accent 1" w:uiPriority="64"/>
+    <w:lsdException w:name="Medium List 1 Accent 1" w:uiPriority="65"/>
+    <w:lsdException w:name="Revision" w:semiHidden="1"/>
+    <w:lsdException w:name="List Paragraph" w:uiPriority="34" w:qFormat="1"/>
+    <w:lsdException w:name="Quote" w:uiPriority="29" w:qFormat="1"/>
+    <w:lsdException w:name="Intense Quote" w:uiPriority="30" w:qFormat="1"/>
+    <w:lsdException w:name="Medium List 2 Accent 1" w:uiPriority="66"/>
+    <w:lsdException w:name="Medium Grid 1 Accent 1" w:uiPriority="67"/>
+    <w:lsdException w:name="Medium Grid 2 Accent 1" w:uiPriority="68"/>
+    <w:lsdException w:name="Medium Grid 3 Accent 1" w:uiPriority="69"/>
+    <w:lsdException w:name="Dark List Accent 1" w:uiPriority="70"/>
+    <w:lsdException w:name="Colorful Shading Accent 1" w:uiPriority="71"/>
+    <w:lsdException w:name="Colorful List Accent 1" w:uiPriority="72"/>
+    <w:lsdException w:name="Colorful Grid Accent 1" w:uiPriority="73"/>
+    <w:lsdException w:name="Light Shading Accent 2" w:uiPriority="60"/>
+    <w:lsdException w:name="Light List Accent 2" w:uiPriority="61"/>
+    <w:lsdException w:name="Light Grid Accent 2" w:uiPriority="62"/>
+    <w:lsdException w:name="Medium Shading 1 Accent 2" w:uiPriority="63"/>
+    <w:lsdException w:name="Medium Shading 2 Accent 2" w:uiPriority="64"/>
+    <w:lsdException w:name="Medium List 1 Accent 2" w:uiPriority="65"/>
+    <w:lsdException w:name="Medium List 2 Accent 2" w:uiPriority="66"/>
+    <w:lsdException w:name="Medium Grid 1 Accent 2" w:uiPriority="67"/>
+    <w:lsdException w:name="Medium Grid 2 Accent 2" w:uiPriority="68"/>
+    <w:lsdException w:name="Medium Grid 3 Accent 2" w:uiPriority="69"/>
+    <w:lsdException w:name="Dark List Accent 2" w:uiPriority="70"/>
+    <w:lsdException w:name="Colorful Shading Accent 2" w:uiPriority="71"/>
+    <w:lsdException w:name="Colorful List Accent 2" w:uiPriority="72"/>
+    <w:lsdException w:name="Colorful Grid Accent 2" w:uiPriority="73"/>
+    <w:lsdException w:name="Light Shading Accent 3" w:uiPriority="60"/>
+    <w:lsdException w:name="Light List Accent 3" w:uiPriority="61"/>
+    <w:lsdException w:name="Light Grid Accent 3" w:uiPriority="62"/>
+    <w:lsdException w:name="Medium Shading 1 Accent 3" w:uiPriority="63"/>
+    <w:lsdException w:name="Medium Shading 2 Accent 3" w:uiPriority="64"/>
+    <w:lsdException w:name="Medium List 1 Accent 3" w:uiPriority="65"/>
+    <w:lsdException w:name="Medium List 2 Accent 3" w:uiPriority="66"/>
+    <w:lsdException w:name="Medium Grid 1 Accent 3" w:uiPriority="67"/>
+    <w:lsdException w:name="Medium Grid 2 Accent 3" w:uiPriority="68"/>
+    <w:lsdException w:name="Medium Grid 3 Accent 3" w:uiPriority="69"/>
+    <w:lsdException w:name="Dark List Accent 3" w:uiPriority="70"/>
+    <w:lsdException w:name="Colorful Shading Accent 3" w:uiPriority="71"/>
+    <w:lsdException w:name="Colorful List Accent 3" w:uiPriority="72"/>
+    <w:lsdException w:name="Colorful Grid Accent 3" w:uiPriority="73"/>
+    <w:lsdException w:name="Light Shading Accent 4" w:uiPriority="60"/>
+    <w:lsdException w:name="Light List Accent 4" w:uiPriority="61"/>
+    <w:lsdException w:name="Light Grid Accent 4" w:uiPriority="62"/>
+    <w:lsdException w:name="Medium Shading 1 Accent 4" w:uiPriority="63"/>
+    <w:lsdException w:name="Medium Shading 2 Accent 4" w:uiPriority="64"/>
+    <w:lsdException w:name="Medium List 1 Accent 4" w:uiPriority="65"/>
+    <w:lsdException w:name="Medium List 2 Accent 4" w:uiPriority="66"/>
+    <w:lsdException w:name="Medium Grid 1 Accent 4" w:uiPriority="67"/>
+    <w:lsdException w:name="Medium Grid 2 Accent 4" w:uiPriority="68"/>
+    <w:lsdException w:name="Medium Grid 3 Accent 4" w:uiPriority="69"/>
+    <w:lsdException w:name="Dark List Accent 4" w:uiPriority="70"/>
+    <w:lsdException w:name="Colorful Shading Accent 4" w:uiPriority="71"/>
+    <w:lsdException w:name="Colorful List Accent 4" w:uiPriority="72"/>
+    <w:lsdException w:name="Colorful Grid Accent 4" w:uiPriority="73"/>
+    <w:lsdException w:name="Light Shading Accent 5" w:uiPriority="60"/>
+    <w:lsdException w:name="Light List Accent 5" w:uiPriority="61"/>
+    <w:lsdException w:name="Light Grid Accent 5" w:uiPriority="62"/>
+    <w:lsdException w:name="Medium Shading 1 Accent 5" w:uiPriority="63"/>
+    <w:lsdException w:name="Medium Shading 2 Accent 5" w:uiPriority="64"/>
+    <w:lsdException w:name="Medium List 1 Accent 5" w:uiPriority="65"/>
+    <w:lsdException w:name="Medium List 2 Accent 5" w:uiPriority="66"/>
+    <w:lsdException w:name="Medium Grid 1 Accent 5" w:uiPriority="67"/>
+    <w:lsdException w:name="Medium Grid 2 Accent 5" w:uiPriority="68"/>
+    <w:lsdException w:name="Medium Grid 3 Accent 5" w:uiPriority="69"/>
+    <w:lsdException w:name="Dark List Accent 5" w:uiPriority="70"/>
+    <w:lsdException w:name="Colorful Shading Accent 5" w:uiPriority="71"/>
+    <w:lsdException w:name="Colorful List Accent 5" w:uiPriority="72"/>
+    <w:lsdException w:name="Colorful Grid Accent 5" w:uiPriority="73"/>
+    <w:lsdException w:name="Light Shading Accent 6" w:uiPriority="60"/>
+    <w:lsdException w:name="Light List Accent 6" w:uiPriority="61"/>
+    <w:lsdException w:name="Light Grid Accent 6" w:uiPriority="62"/>
+    <w:lsdException w:name="Medium Shading 1 Accent 6" w:uiPriority="63"/>
+    <w:lsdException w:name="Medium Shading 2 Accent 6" w:uiPriority="64"/>
+    <w:lsdException w:name="Medium List 1 Accent 6" w:uiPriority="65"/>
+    <w:lsdException w:name="Medium List 2 Accent 6" w:uiPriority="66"/>
+    <w:lsdException w:name="Medium Grid 1 Accent 6" w:uiPriority="67"/>
+    <w:lsdException w:name="Medium Grid 2 Accent 6" w:uiPriority="68"/>
+    <w:lsdException w:name="Medium Grid 3 Accent 6" w:uiPriority="69"/>
+    <w:lsdException w:name="Dark List Accent 6" w:uiPriority="70"/>
+    <w:lsdException w:name="Colorful Shading Accent 6" w:uiPriority="71"/>
+    <w:lsdException w:name="Colorful List Accent 6" w:uiPriority="72"/>
+    <w:lsdException w:name="Colorful Grid Accent 6" w:uiPriority="73"/>
+    <w:lsdException w:name="Subtle Emphasis" w:uiPriority="19" w:qFormat="1"/>
+    <w:lsdException w:name="Intense Emphasis" w:uiPriority="21" w:qFormat="1"/>
+    <w:lsdException w:name="Subtle Reference" w:uiPriority="31" w:qFormat="1"/>
+    <w:lsdException w:name="Intense Reference" w:uiPriority="32" w:qFormat="1"/>
+    <w:lsdException w:name="Book Title" w:uiPriority="33" w:qFormat="1"/>
+    <w:lsdException w:name="Bibliography" w:semiHidden="1" w:uiPriority="37" w:unhideWhenUsed="1"/>
+    <w:lsdException w:name="TOC Heading" w:semiHidden="1" w:uiPriority="39" w:unhideWhenUsed="1" w:qFormat="1"/>
+    <w:lsdException w:name="Plain Table 1" w:uiPriority="41"/>
+    <w:lsdException w:name="Plain Table 2" w:uiPriority="42"/>
+    <w:lsdException w:name="Plain Table 3" w:uiPriority="43"/>
+    <w:lsdException w:name="Plain Table 4" w:uiPriority="44"/>
+    <w:lsdException w:name="Plain Table 5" w:uiPriority="45"/>
+    <w:lsdException w:name="Grid Table Light" w:uiPriority="40"/>
+    <w:lsdException w:name="Grid Table 1 Light" w:uiPriority="46"/>
+    <w:lsdException w:name="Grid Table 2" w:uiPriority="47"/>
+    <w:lsdException w:name="Grid Table 3" w:uiPriority="48"/>
+    <w:lsdException w:name="Grid Table 4" w:uiPriority="49"/>
+    <w:lsdException w:name="Grid Table 5 Dark" w:uiPriority="50"/>
+    <w:lsdException w:name="Grid Table 6 Colorful" w:uiPriority="51"/>
+    <w:lsdException w:name="Grid Table 7 Colorful" w:uiPriority="52"/>
+    <w:lsdException w:name="Grid Table 1 Light Accent 1" w:uiPriority="46"/>
+    <w:lsdException w:name="Grid Table 2 Accent 1" w:uiPriority="47"/>
+    <w:lsdException w:name="Grid Table 3 Accent 1" w:uiPriority="48"/>
+    <w:lsdException w:name="Grid Table 4 Accent 1" w:uiPriority="49"/>
+    <w:lsdException w:name="Grid Table 5 Dark Accent 1" w:uiPriority="50"/>
+    <w:lsdException w:name="Grid Table 6 Colorful Accent 1" w:uiPriority="51"/>
+    <w:lsdException w:name="Grid Table 7 Colorful Accent 1" w:uiPriority="52"/>
+    <w:lsdException w:name="Grid Table 1 Light Accent 2" w:uiPriority="46"/>
+    <w:lsdException w:name="Grid Table 2 Accent 2" w:uiPriority="47"/>
+    <w:lsdException w:name="Grid Table 3 Accent 2" w:uiPriority="48"/>
+    <w:lsdException w:name="Grid Table 4 Accent 2" w:uiPriority="49"/>
+    <w:lsdException w:name="Grid Table 5 Dark Accent 2" w:uiPriority="50"/>
+    <w:lsdException w:name="Grid Table 6 Colorful Accent 2" w:uiPriority="51"/>
+    <w:lsdException w:name="Grid Table 7 Colorful Accent 2" w:uiPriority="52"/>
+    <w:lsdException w:name="Grid Table 1 Light Accent 3" w:uiPriority="46"/>
+    <w:lsdException w:name="Grid Table 2 Accent 3" w:uiPriority="47"/>
+    <w:lsdException w:name="Grid Table 3 Accent 3" w:uiPriority="48"/>
+    <w:lsdException w:name="Grid Table 4 Accent 3" w:uiPriority="49"/>
+    <w:lsdException w:name="Grid Table 5 Dark Accent 3" w:uiPriority="50"/>
+    <w:lsdException w:name="Grid Table 6 Colorful Accent 3" w:uiPriority="51"/>
+    <w:lsdException w:name="Grid Table 7 Colorful Accent 3" w:uiPriority="52"/>
+    <w:lsdException w:name="Grid Table 1 Light Accent 4" w:uiPriority="46"/>
+    <w:lsdException w:name="Grid Table 2 Accent 4" w:uiPriority="47"/>
+    <w:lsdException w:name="Grid Table 3 Accent 4" w:uiPriority="48"/>
+    <w:lsdException w:name="Grid Table 4 Accent 4" w:uiPriority="49"/>
+    <w:lsdException w:name="Grid Table 5 Dark Accent 4" w:uiPriority="50"/>
+    <w:lsdException w:name="Grid Table 6 Colorful Accent 4" w:uiPriority="51"/>
+    <w:lsdException w:name="Grid Table 7 Colorful Accent 4" w:uiPriority="52"/>
+    <w:lsdException w:name="Grid Table 1 Light Accent 5" w:uiPriority="46"/>
+    <w:lsdException w:name="Grid Table 2 Accent 5" w:uiPriority="47"/>
+    <w:lsdException w:name="Grid Table 3 Accent 5" w:uiPriority="48"/>
+    <w:lsdException w:name="Grid Table 4 Accent 5" w:uiPriority="49"/>
+    <w:lsdException w:name="Grid Table 5 Dark Accent 5" w:uiPriority="50"/>
+    <w:lsdException w:name="Grid Table 6 Colorful Accent 5" w:uiPriority="51"/>
+    <w:lsdException w:name="Grid Table 7 Colorful Accent 5" w:uiPriority="52"/>
+    <w:lsdException w:name="Grid Table 1 Light Accent 6" w:uiPriority="46"/>
+    <w:lsdException w:name="Grid Table 2 Accent 6" w:uiPriority="47"/>
+    <w:lsdException w:name="Grid Table 3 Accent 6" w:uiPriority="48"/>
+    <w:lsdException w:name="Grid Table 4 Accent 6" w:uiPriority="49"/>
+    <w:lsdException w:name="Grid Table 5 Dark Accent 6" w:uiPriority="50"/>
+    <w:lsdException w:name="Grid Table 6 Colorful Accent 6" w:uiPriority="51"/>
+    <w:lsdException w:name="Grid Table 7 Colorful Accent 6" w:uiPriority="52"/>
+    <w:lsdException w:name="List Table 1 Light" w:uiPriority="46"/>
+    <w:lsdException w:name="List Table 2" w:uiPriority="47"/>
+    <w:lsdException w:name="List Table 3" w:uiPriority="48"/>
+    <w:lsdException w:name="List Table 4" w:uiPriority="49"/>
+    <w:lsdException w:name="List Table 5 Dark" w:uiPriority="50"/>
+    <w:lsdException w:name="List Table 6 Colorful" w:uiPriority="51"/>
+    <w:lsdException w:name="List Table 7 Colorful" w:uiPriority="52"/>
+    <w:lsdException w:name="List Table 1 Light Accent 1" w:uiPriority="46"/>
+    <w:lsdException w:name="List Table 2 Accent 1" w:uiPriority="47"/>
+    <w:lsdException w:name="List Table 3 Accent 1" w:uiPriority="48"/>
+    <w:lsdException w:name="List Table 4 Accent 1" w:uiPriority="49"/>
+    <w:lsdException w:name="List Table 5 Dark Accent 1" w:uiPriority="50"/>
+    <w:lsdException w:name="List Table 6 Colorful Accent 1" w:uiPriority="51"/>
+    <w:lsdException w:name="List Table 7 Colorful Accent 1" w:uiPriority="52"/>
+    <w:lsdException w:name="List Table 1 Light Accent 2" w:uiPriority="46"/>
+    <w:lsdException w:name="List Table 2 Accent 2" w:uiPriority="47"/>
+    <w:lsdException w:name="List Table 3 Accent 2" w:uiPriority="48"/>
+    <w:lsdException w:name="List Table 4 Accent 2" w:uiPriority="49"/>
+    <w:lsdException w:name="List Table 5 Dark Accent 2" w:uiPriority="50"/>
+    <w:lsdException w:name="List Table 6 Colorful Accent 2" w:uiPriority="51"/>
+    <w:lsdException w:name="List Table 7 Colorful Accent 2" w:uiPriority="52"/>
+    <w:lsdException w:name="List Table 1 Light Accent 3" w:uiPriority="46"/>
+    <w:lsdException w:name="List Table 2 Accent 3" w:uiPriority="47"/>
+    <w:lsdException w:name="List Table 3 Accent 3" w:uiPriority="48"/>
+    <w:lsdException w:name="List Table 4 Accent 3" w:uiPriority="49"/>
+    <w:lsdException w:name="List Table 5 Dark Accent 3" w:uiPriority="50"/>
+    <w:lsdException w:name="List Table 6 Colorful Accent 3" w:uiPriority="51"/>
+    <w:lsdException w:name="List Table 7 Colorful Accent 3" w:uiPriority="52"/>
+    <w:lsdException w:name="List Table 1 Light Accent 4" w:uiPriority="46"/>
+    <w:lsdException w:name="List Table 2 Accent 4" w:uiPriority="47"/>
+    <w:lsdException w:name="List Table 3 Accent 4" w:uiPriority="48"/>
+    <w:lsdException w:name="List Table 4 Accent 4" w:uiPriority="49"/>
+    <w:lsdException w:name="List Table 5 Dark Accent 4" w:uiPriority="50"/>
+    <w:lsdException w:name="List Table 6 Colorful Accent 4" w:uiPriority="51"/>
+    <w:lsdException w:name="List Table 7 Colorful Accent 4" w:uiPriority="52"/>
+    <w:lsdException w:name="List Table 1 Light Accent 5" w:uiPriority="46"/>
+    <w:lsdException w:name="List Table 2 Accent 5" w:uiPriority="47"/>
+    <w:lsdException w:name="List Table 3 Accent 5" w:uiPriority="48"/>
+    <w:lsdException w:name="List Table 4 Accent 5" w:uiPriority="49"/>
+    <w:lsdException w:name="List Table 5 Dark Accent 5" w:uiPriority="50"/>
+    <w:lsdException w:name="List Table 6 Colorful Accent 5" w:uiPriority="51"/>
+    <w:lsdException w:name="List Table 7 Colorful Accent 5" w:uiPriority="52"/>
+    <w:lsdException w:name="List Table 1 Light Accent 6" w:uiPriority="46"/>
+    <w:lsdException w:name="List Table 2 Accent 6" w:uiPriority="47"/>
+    <w:lsdException w:name="List Table 3 Accent 6" w:uiPriority="48"/>
+    <w:lsdException w:name="List Table 4 Accent 6" w:uiPriority="49"/>
+    <w:lsdException w:name="List Table 5 Dark Accent 6" w:uiPriority="50"/>
+    <w:lsdException w:name="List Table 6 Colorful Accent 6" w:uiPriority="51"/>
+    <w:lsdException w:name="List Table 7 Colorful Accent 6" w:uiPriority="52"/>
+    <w:lsdException w:name="Mention" w:semiHidden="1" w:unhideWhenUsed="1"/>
+    <w:lsdException w:name="Smart Hyperlink" w:semiHidden="1" w:unhideWhenUsed="1"/>
+    <w:lsdException w:name="Hashtag" w:semiHidden="1" w:unhideWhenUsed="1"/>
+    <w:lsdException w:name="Unresolved Mention" w:semiHidden="1" w:unhideWhenUsed="1"/>
+    <w:lsdException w:name="Smart Link" w:semiHidden="1" w:unhideWhenUsed="1"/>
   </w:latentStyles>
-  <w:style w:type="paragraph" w:default="1" w:styleId="1">
+  <w:style w:type="paragraph" w:default="1" w:styleId="Normal">
     <w:name w:val="Normal"/>
     <w:qFormat/>
-    <w:uiPriority w:val="0"/>
-    <w:rPr>
-      <w:rFonts w:ascii="Times New Roman" w:hAnsi="Times New Roman" w:eastAsia="Times New Roman" w:cs="Times New Roman"/>
-      <w:lang w:val="en-US" w:eastAsia="en-US" w:bidi="ar-SA"/>
-    </w:rPr>
+    <w:rsid w:val="00B3151F"/>
   </w:style>
-  <w:style w:type="paragraph" w:styleId="2">
+  <w:style w:type="paragraph" w:styleId="Heading1">
     <w:name w:val="heading 1"/>
+    <w:uiPriority w:val="9"/>
     <w:qFormat/>
-    <w:uiPriority w:val="9"/>
     <w:pPr>
       <w:outlineLvl w:val="0"/>
     </w:pPr>
     <w:rPr>
-      <w:rFonts w:ascii="Times New Roman" w:hAnsi="Times New Roman" w:eastAsia="Times New Roman" w:cs="Times New Roman"/>
       <w:color w:val="2E74B5"/>
       <w:sz w:val="32"/>
       <w:szCs w:val="32"/>
-      <w:lang w:val="en-US" w:eastAsia="en-US" w:bidi="ar-SA"/>
     </w:rPr>
   </w:style>
-  <w:style w:type="paragraph" w:styleId="3">
+  <w:style w:type="paragraph" w:styleId="Heading2">
     <w:name w:val="heading 2"/>
+    <w:uiPriority w:val="9"/>
     <w:semiHidden/>
     <w:unhideWhenUsed/>
     <w:qFormat/>
-    <w:uiPriority w:val="9"/>
     <w:pPr>
       <w:outlineLvl w:val="1"/>
     </w:pPr>
     <w:rPr>
-      <w:rFonts w:ascii="Times New Roman" w:hAnsi="Times New Roman" w:eastAsia="Times New Roman" w:cs="Times New Roman"/>
       <w:color w:val="2E74B5"/>
       <w:sz w:val="26"/>
       <w:szCs w:val="26"/>
-      <w:lang w:val="en-US" w:eastAsia="en-US" w:bidi="ar-SA"/>
     </w:rPr>
   </w:style>
-  <w:style w:type="paragraph" w:styleId="4">
+  <w:style w:type="paragraph" w:styleId="Heading3">
     <w:name w:val="heading 3"/>
+    <w:uiPriority w:val="9"/>
     <w:semiHidden/>
     <w:unhideWhenUsed/>
     <w:qFormat/>
-    <w:uiPriority w:val="9"/>
     <w:pPr>
       <w:outlineLvl w:val="2"/>
     </w:pPr>
     <w:rPr>
-      <w:rFonts w:ascii="Times New Roman" w:hAnsi="Times New Roman" w:eastAsia="Times New Roman" w:cs="Times New Roman"/>
       <w:color w:val="1F4D78"/>
       <w:sz w:val="24"/>
       <w:szCs w:val="24"/>
-      <w:lang w:val="en-US" w:eastAsia="en-US" w:bidi="ar-SA"/>
     </w:rPr>
   </w:style>
-  <w:style w:type="paragraph" w:styleId="5">
+  <w:style w:type="paragraph" w:styleId="Heading4">
     <w:name w:val="heading 4"/>
+    <w:uiPriority w:val="9"/>
     <w:semiHidden/>
     <w:unhideWhenUsed/>
     <w:qFormat/>
-    <w:uiPriority w:val="9"/>
     <w:pPr>
       <w:outlineLvl w:val="3"/>
     </w:pPr>
     <w:rPr>
-      <w:rFonts w:ascii="Times New Roman" w:hAnsi="Times New Roman" w:eastAsia="Times New Roman" w:cs="Times New Roman"/>
       <w:i/>
       <w:iCs/>
       <w:color w:val="2E74B5"/>
-      <w:lang w:val="en-US" w:eastAsia="en-US" w:bidi="ar-SA"/>
     </w:rPr>
   </w:style>
-  <w:style w:type="paragraph" w:styleId="6">
+  <w:style w:type="paragraph" w:styleId="Heading5">
     <w:name w:val="heading 5"/>
+    <w:uiPriority w:val="9"/>
     <w:semiHidden/>
     <w:unhideWhenUsed/>
     <w:qFormat/>
-    <w:uiPriority w:val="9"/>
     <w:pPr>
       <w:outlineLvl w:val="4"/>
     </w:pPr>
     <w:rPr>
-      <w:rFonts w:ascii="Times New Roman" w:hAnsi="Times New Roman" w:eastAsia="Times New Roman" w:cs="Times New Roman"/>
       <w:color w:val="2E74B5"/>
-      <w:lang w:val="en-US" w:eastAsia="en-US" w:bidi="ar-SA"/>
     </w:rPr>
   </w:style>
-  <w:style w:type="paragraph" w:styleId="7">
+  <w:style w:type="paragraph" w:styleId="Heading6">
     <w:name w:val="heading 6"/>
+    <w:uiPriority w:val="9"/>
     <w:semiHidden/>
     <w:unhideWhenUsed/>
     <w:qFormat/>
-    <w:uiPriority w:val="9"/>
     <w:pPr>
       <w:outlineLvl w:val="5"/>
     </w:pPr>
     <w:rPr>
-      <w:rFonts w:ascii="Times New Roman" w:hAnsi="Times New Roman" w:eastAsia="Times New Roman" w:cs="Times New Roman"/>
       <w:color w:val="1F4D78"/>
-      <w:lang w:val="en-US" w:eastAsia="en-US" w:bidi="ar-SA"/>
     </w:rPr>
   </w:style>
-  <w:style w:type="character" w:default="1" w:styleId="8">
+  <w:style w:type="character" w:default="1" w:styleId="DefaultParagraphFont">
     <w:name w:val="Default Paragraph Font"/>
+    <w:uiPriority w:val="1"/>
     <w:semiHidden/>
     <w:unhideWhenUsed/>
-    <w:uiPriority w:val="1"/>
   </w:style>
-  <w:style w:type="table" w:default="1" w:styleId="9">
+  <w:style w:type="table" w:default="1" w:styleId="TableNormal">
     <w:name w:val="Normal Table"/>
+    <w:uiPriority w:val="99"/>
     <w:semiHidden/>
     <w:unhideWhenUsed/>
-    <w:qFormat/>
-    <w:uiPriority w:val="99"/>
     <w:tblPr>
+      <w:tblInd w:w="0" w:type="dxa"/>
       <w:tblCellMar>
         <w:top w:w="0" w:type="dxa"/>
         <w:left w:w="108" w:type="dxa"/>
@@ -3848,66 +5606,127 @@
       </w:tblCellMar>
     </w:tblPr>
   </w:style>
-  <w:style w:type="character" w:styleId="10">
-    <w:name w:val="endnote reference"/>
+  <w:style w:type="numbering" w:default="1" w:styleId="NoList">
+    <w:name w:val="No List"/>
+    <w:uiPriority w:val="99"/>
     <w:semiHidden/>
     <w:unhideWhenUsed/>
+  </w:style>
+  <w:style w:type="paragraph" w:styleId="Title">
+    <w:name w:val="Title"/>
+    <w:uiPriority w:val="10"/>
     <w:qFormat/>
-    <w:uiPriority w:val="99"/>
     <w:rPr>
-      <w:vertAlign w:val="superscript"/>
+      <w:sz w:val="56"/>
+      <w:szCs w:val="56"/>
     </w:rPr>
   </w:style>
-  <w:style w:type="paragraph" w:styleId="11">
-    <w:name w:val="endnote text"/>
-    <w:link w:val="22"/>
-    <w:semiHidden/>
-    <w:unhideWhenUsed/>
+  <w:style w:type="paragraph" w:customStyle="1" w:styleId="Strong1">
+    <w:name w:val="Strong1"/>
     <w:qFormat/>
-    <w:uiPriority w:val="99"/>
     <w:rPr>
-      <w:rFonts w:ascii="Times New Roman" w:hAnsi="Times New Roman" w:eastAsia="Times New Roman" w:cs="Times New Roman"/>
-      <w:lang w:val="en-US" w:eastAsia="en-US" w:bidi="ar-SA"/>
+      <w:b/>
+      <w:bCs/>
     </w:rPr>
   </w:style>
-  <w:style w:type="character" w:styleId="12">
-    <w:name w:val="footnote reference"/>
-    <w:semiHidden/>
+  <w:style w:type="paragraph" w:styleId="ListParagraph">
+    <w:name w:val="List Paragraph"/>
+    <w:qFormat/>
+  </w:style>
+  <w:style w:type="character" w:styleId="Hyperlink">
+    <w:name w:val="Hyperlink"/>
+    <w:uiPriority w:val="99"/>
     <w:unhideWhenUsed/>
-    <w:qFormat/>
-    <w:uiPriority w:val="99"/>
-    <w:rPr>
-      <w:vertAlign w:val="superscript"/>
-    </w:rPr>
-  </w:style>
-  <w:style w:type="paragraph" w:styleId="13">
-    <w:name w:val="footnote text"/>
-    <w:link w:val="21"/>
-    <w:semiHidden/>
-    <w:unhideWhenUsed/>
-    <w:qFormat/>
-    <w:uiPriority w:val="99"/>
-    <w:rPr>
-      <w:rFonts w:ascii="Times New Roman" w:hAnsi="Times New Roman" w:eastAsia="Times New Roman" w:cs="Times New Roman"/>
-      <w:lang w:val="en-US" w:eastAsia="en-US" w:bidi="ar-SA"/>
-    </w:rPr>
-  </w:style>
-  <w:style w:type="character" w:styleId="14">
-    <w:name w:val="Hyperlink"/>
-    <w:unhideWhenUsed/>
-    <w:qFormat/>
-    <w:uiPriority w:val="99"/>
     <w:rPr>
       <w:color w:val="0563C1"/>
       <w:u w:val="single"/>
     </w:rPr>
   </w:style>
-  <w:style w:type="paragraph" w:styleId="15">
-    <w:name w:val="Normal (Web)"/>
-    <w:basedOn w:val="1"/>
+  <w:style w:type="character" w:styleId="FootnoteReference">
+    <w:name w:val="footnote reference"/>
+    <w:uiPriority w:val="99"/>
+    <w:semiHidden/>
     <w:unhideWhenUsed/>
+    <w:rPr>
+      <w:vertAlign w:val="superscript"/>
+    </w:rPr>
+  </w:style>
+  <w:style w:type="paragraph" w:styleId="FootnoteText">
+    <w:name w:val="footnote text"/>
+    <w:link w:val="FootnoteTextChar"/>
+    <w:uiPriority w:val="99"/>
+    <w:semiHidden/>
+    <w:unhideWhenUsed/>
+  </w:style>
+  <w:style w:type="character" w:customStyle="1" w:styleId="FootnoteTextChar">
+    <w:name w:val="Footnote Text Char"/>
+    <w:link w:val="FootnoteText"/>
+    <w:uiPriority w:val="99"/>
+    <w:semiHidden/>
+    <w:unhideWhenUsed/>
+    <w:rPr>
+      <w:sz w:val="20"/>
+      <w:szCs w:val="20"/>
+    </w:rPr>
+  </w:style>
+  <w:style w:type="character" w:styleId="EndnoteReference">
+    <w:name w:val="endnote reference"/>
+    <w:uiPriority w:val="99"/>
+    <w:semiHidden/>
+    <w:unhideWhenUsed/>
+    <w:rPr>
+      <w:vertAlign w:val="superscript"/>
+    </w:rPr>
+  </w:style>
+  <w:style w:type="paragraph" w:styleId="EndnoteText">
+    <w:name w:val="endnote text"/>
+    <w:link w:val="EndnoteTextChar"/>
+    <w:uiPriority w:val="99"/>
+    <w:semiHidden/>
+    <w:unhideWhenUsed/>
+  </w:style>
+  <w:style w:type="character" w:customStyle="1" w:styleId="EndnoteTextChar">
+    <w:name w:val="Endnote Text Char"/>
+    <w:link w:val="EndnoteText"/>
+    <w:uiPriority w:val="99"/>
+    <w:semiHidden/>
+    <w:unhideWhenUsed/>
+    <w:rPr>
+      <w:sz w:val="20"/>
+      <w:szCs w:val="20"/>
+    </w:rPr>
+  </w:style>
+  <w:style w:type="table" w:styleId="TableGrid">
+    <w:name w:val="Table Grid"/>
+    <w:basedOn w:val="TableNormal"/>
+    <w:uiPriority w:val="39"/>
+    <w:rsid w:val="00307237"/>
+    <w:tblPr>
+      <w:tblBorders>
+        <w:top w:val="single" w:sz="4" w:space="0" w:color="auto"/>
+        <w:left w:val="single" w:sz="4" w:space="0" w:color="auto"/>
+        <w:bottom w:val="single" w:sz="4" w:space="0" w:color="auto"/>
+        <w:right w:val="single" w:sz="4" w:space="0" w:color="auto"/>
+        <w:insideH w:val="single" w:sz="4" w:space="0" w:color="auto"/>
+        <w:insideV w:val="single" w:sz="4" w:space="0" w:color="auto"/>
+      </w:tblBorders>
+    </w:tblPr>
+  </w:style>
+  <w:style w:type="character" w:styleId="Strong">
+    <w:name w:val="Strong"/>
+    <w:basedOn w:val="DefaultParagraphFont"/>
+    <w:uiPriority w:val="22"/>
     <w:qFormat/>
-    <w:uiPriority w:val="99"/>
+    <w:rsid w:val="00C33084"/>
+    <w:rPr>
+      <w:b/>
+      <w:bCs/>
+    </w:rPr>
+  </w:style>
+  <w:style w:type="paragraph" w:customStyle="1" w:styleId="pdq2pgselectionanchorcontainer">
+    <w:name w:val="pdq2pg_selectionanchorcontainer"/>
+    <w:basedOn w:val="Normal"/>
+    <w:rsid w:val="00C33084"/>
     <w:pPr>
       <w:spacing w:before="100" w:beforeAutospacing="1" w:after="100" w:afterAutospacing="1"/>
     </w:pPr>
@@ -3916,92 +5735,12 @@
       <w:szCs w:val="24"/>
     </w:rPr>
   </w:style>
-  <w:style w:type="character" w:styleId="16">
-    <w:name w:val="Strong"/>
-    <w:basedOn w:val="8"/>
-    <w:qFormat/>
-    <w:uiPriority w:val="22"/>
-    <w:rPr>
-      <w:b/>
-      <w:bCs/>
-    </w:rPr>
-  </w:style>
-  <w:style w:type="table" w:styleId="17">
-    <w:name w:val="Table Grid"/>
-    <w:basedOn w:val="9"/>
-    <w:qFormat/>
-    <w:uiPriority w:val="39"/>
-    <w:tblPr>
-      <w:tblBorders>
-        <w:top w:val="single" w:color="auto" w:sz="4" w:space="0"/>
-        <w:left w:val="single" w:color="auto" w:sz="4" w:space="0"/>
-        <w:bottom w:val="single" w:color="auto" w:sz="4" w:space="0"/>
-        <w:right w:val="single" w:color="auto" w:sz="4" w:space="0"/>
-        <w:insideH w:val="single" w:color="auto" w:sz="4" w:space="0"/>
-        <w:insideV w:val="single" w:color="auto" w:sz="4" w:space="0"/>
-      </w:tblBorders>
-    </w:tblPr>
-  </w:style>
-  <w:style w:type="paragraph" w:styleId="18">
-    <w:name w:val="Title"/>
-    <w:qFormat/>
-    <w:uiPriority w:val="10"/>
-    <w:rPr>
-      <w:rFonts w:ascii="Times New Roman" w:hAnsi="Times New Roman" w:eastAsia="Times New Roman" w:cs="Times New Roman"/>
-      <w:sz w:val="56"/>
-      <w:szCs w:val="56"/>
-      <w:lang w:val="en-US" w:eastAsia="en-US" w:bidi="ar-SA"/>
-    </w:rPr>
-  </w:style>
-  <w:style w:type="paragraph" w:customStyle="1" w:styleId="19">
-    <w:name w:val="Strong1"/>
-    <w:qFormat/>
-    <w:uiPriority w:val="0"/>
-    <w:rPr>
-      <w:rFonts w:ascii="Times New Roman" w:hAnsi="Times New Roman" w:eastAsia="Times New Roman" w:cs="Times New Roman"/>
-      <w:b/>
-      <w:bCs/>
-      <w:lang w:val="en-US" w:eastAsia="en-US" w:bidi="ar-SA"/>
-    </w:rPr>
-  </w:style>
-  <w:style w:type="paragraph" w:styleId="20">
-    <w:name w:val="List Paragraph"/>
-    <w:qFormat/>
-    <w:uiPriority w:val="0"/>
-    <w:rPr>
-      <w:rFonts w:ascii="Times New Roman" w:hAnsi="Times New Roman" w:eastAsia="Times New Roman" w:cs="Times New Roman"/>
-      <w:lang w:val="en-US" w:eastAsia="en-US" w:bidi="ar-SA"/>
-    </w:rPr>
-  </w:style>
-  <w:style w:type="character" w:customStyle="1" w:styleId="21">
-    <w:name w:val="Footnote Text Char"/>
-    <w:link w:val="13"/>
-    <w:semiHidden/>
+  <w:style w:type="paragraph" w:styleId="NormalWeb">
+    <w:name w:val="Normal (Web)"/>
+    <w:basedOn w:val="Normal"/>
+    <w:uiPriority w:val="99"/>
     <w:unhideWhenUsed/>
-    <w:qFormat/>
-    <w:uiPriority w:val="99"/>
-    <w:rPr>
-      <w:sz w:val="20"/>
-      <w:szCs w:val="20"/>
-    </w:rPr>
-  </w:style>
-  <w:style w:type="character" w:customStyle="1" w:styleId="22">
-    <w:name w:val="Endnote Text Char"/>
-    <w:link w:val="11"/>
-    <w:semiHidden/>
-    <w:unhideWhenUsed/>
-    <w:qFormat/>
-    <w:uiPriority w:val="99"/>
-    <w:rPr>
-      <w:sz w:val="20"/>
-      <w:szCs w:val="20"/>
-    </w:rPr>
-  </w:style>
-  <w:style w:type="paragraph" w:customStyle="1" w:styleId="23">
-    <w:name w:val="pdq2pg_selectionanchorcontainer"/>
-    <w:basedOn w:val="1"/>
-    <w:qFormat/>
-    <w:uiPriority w:val="0"/>
+    <w:rsid w:val="00C33084"/>
     <w:pPr>
       <w:spacing w:before="100" w:beforeAutospacing="1" w:after="100" w:afterAutospacing="1"/>
     </w:pPr>
@@ -4056,7 +5795,7 @@
     </a:clrScheme>
     <a:fontScheme name="Office">
       <a:majorFont>
-        <a:latin typeface="Calibri Light"/>
+        <a:latin typeface="Calibri Light" panose="020F0302020204030204"/>
         <a:ea typeface=""/>
         <a:cs typeface=""/>
         <a:font script="Jpan" typeface="游ゴシック Light"/>
@@ -4089,9 +5828,26 @@
         <a:font script="Viet" typeface="Times New Roman"/>
         <a:font script="Uigh" typeface="Microsoft Uighur"/>
         <a:font script="Geor" typeface="Sylfaen"/>
+        <a:font script="Armn" typeface="Arial"/>
+        <a:font script="Bugi" typeface="Leelawadee UI"/>
+        <a:font script="Bopo" typeface="Microsoft JhengHei"/>
+        <a:font script="Java" typeface="Javanese Text"/>
+        <a:font script="Lisu" typeface="Segoe UI"/>
+        <a:font script="Mymr" typeface="Myanmar Text"/>
+        <a:font script="Nkoo" typeface="Ebrima"/>
+        <a:font script="Olck" typeface="Nirmala UI"/>
+        <a:font script="Osma" typeface="Ebrima"/>
+        <a:font script="Phag" typeface="Phagspa"/>
+        <a:font script="Syrn" typeface="Estrangelo Edessa"/>
+        <a:font script="Syrj" typeface="Estrangelo Edessa"/>
+        <a:font script="Syre" typeface="Estrangelo Edessa"/>
+        <a:font script="Sora" typeface="Nirmala UI"/>
+        <a:font script="Tale" typeface="Microsoft Tai Le"/>
+        <a:font script="Talu" typeface="Microsoft New Tai Lue"/>
+        <a:font script="Tfng" typeface="Ebrima"/>
       </a:majorFont>
       <a:minorFont>
-        <a:latin typeface="Calibri"/>
+        <a:latin typeface="Calibri" panose="020F0502020204030204"/>
         <a:ea typeface=""/>
         <a:cs typeface=""/>
         <a:font script="Jpan" typeface="游明朝"/>
@@ -4124,6 +5880,23 @@
         <a:font script="Viet" typeface="Arial"/>
         <a:font script="Uigh" typeface="Microsoft Uighur"/>
         <a:font script="Geor" typeface="Sylfaen"/>
+        <a:font script="Armn" typeface="Arial"/>
+        <a:font script="Bugi" typeface="Leelawadee UI"/>
+        <a:font script="Bopo" typeface="Microsoft JhengHei"/>
+        <a:font script="Java" typeface="Javanese Text"/>
+        <a:font script="Lisu" typeface="Segoe UI"/>
+        <a:font script="Mymr" typeface="Myanmar Text"/>
+        <a:font script="Nkoo" typeface="Ebrima"/>
+        <a:font script="Olck" typeface="Nirmala UI"/>
+        <a:font script="Osma" typeface="Ebrima"/>
+        <a:font script="Phag" typeface="Phagspa"/>
+        <a:font script="Syrn" typeface="Estrangelo Edessa"/>
+        <a:font script="Syrj" typeface="Estrangelo Edessa"/>
+        <a:font script="Syre" typeface="Estrangelo Edessa"/>
+        <a:font script="Sora" typeface="Nirmala UI"/>
+        <a:font script="Tale" typeface="Microsoft Tai Le"/>
+        <a:font script="Talu" typeface="Microsoft New Tai Lue"/>
+        <a:font script="Tfng" typeface="Ebrima"/>
       </a:minorFont>
     </a:fontScheme>
     <a:fmtScheme name="Office">
@@ -4265,6 +6038,12 @@
     </a:fmtScheme>
   </a:themeElements>
   <a:objectDefaults/>
+  <a:extraClrSchemeLst/>
+  <a:extLst>
+    <a:ext uri="{05A4C25C-085E-4340-85A3-A5531E510DB2}">
+      <thm15:themeFamily xmlns:thm15="http://schemas.microsoft.com/office/thememl/2012/main" name="Office Theme" id="{62F939B6-93AF-4DB8-9C6B-D6C7DFDC589F}" vid="{4A3C46E8-61CC-4603-A589-7422A47A8E4A}"/>
+    </a:ext>
+  </a:extLst>
 </a:theme>
 </file>
 
@@ -4407,6 +6186,12 @@
 </file>
 
 <file path=customXml/item2.xml><?xml version="1.0" encoding="utf-8"?>
+<p:properties xmlns:p="http://schemas.microsoft.com/office/2006/metadata/properties" xmlns:xsi="http://www.w3.org/2001/XMLSchema-instance" xmlns:pc="http://schemas.microsoft.com/office/infopath/2007/PartnerControls">
+  <documentManagement/>
+</p:properties>
+</file>
+
+<file path=customXml/item3.xml><?xml version="1.0" encoding="utf-8"?>
 <?mso-contentType ?>
 <FormTemplates xmlns="http://schemas.microsoft.com/sharepoint/v3/contenttype/forms">
   <Display>DocumentLibraryForm</Display>
@@ -4415,26 +6200,37 @@
 </FormTemplates>
 </file>
 
-<file path=customXml/item3.xml><?xml version="1.0" encoding="utf-8"?>
-<p:properties xmlns:p="http://schemas.microsoft.com/office/2006/metadata/properties" xmlns:xsi="http://www.w3.org/2001/XMLSchema-instance" xmlns:pc="http://schemas.microsoft.com/office/infopath/2007/PartnerControls">
-  <documentManagement/>
-</p:properties>
-</file>
-
 <file path=customXml/itemProps1.xml><?xml version="1.0" encoding="utf-8"?>
 <ds:datastoreItem xmlns:ds="http://schemas.openxmlformats.org/officeDocument/2006/customXml" ds:itemID="{8446A6A1-E645-4C53-94A9-AA9CCDD59FE5}">
-  <ds:schemaRefs/>
+  <ds:schemaRefs>
+    <ds:schemaRef ds:uri="http://schemas.microsoft.com/office/2006/metadata/contentType"/>
+    <ds:schemaRef ds:uri="http://schemas.microsoft.com/office/2006/metadata/properties/metaAttributes"/>
+    <ds:schemaRef ds:uri="http://www.w3.org/2001/XMLSchema"/>
+    <ds:schemaRef ds:uri="http://schemas.microsoft.com/office/2006/metadata/properties"/>
+    <ds:schemaRef ds:uri="f1d0a431-73d2-4aed-a3b9-997dc2ad4fd8"/>
+    <ds:schemaRef ds:uri="http://schemas.microsoft.com/office/2006/documentManagement/types"/>
+    <ds:schemaRef ds:uri="http://schemas.microsoft.com/office/infopath/2007/PartnerControls"/>
+    <ds:schemaRef ds:uri="http://schemas.openxmlformats.org/package/2006/metadata/core-properties"/>
+    <ds:schemaRef ds:uri="http://purl.org/dc/elements/1.1/"/>
+    <ds:schemaRef ds:uri="http://purl.org/dc/terms/"/>
+    <ds:schemaRef ds:uri="http://schemas.microsoft.com/internal/obd"/>
+  </ds:schemaRefs>
 </ds:datastoreItem>
 </file>
 
 <file path=customXml/itemProps2.xml><?xml version="1.0" encoding="utf-8"?>
-<ds:datastoreItem xmlns:ds="http://schemas.openxmlformats.org/officeDocument/2006/customXml" ds:itemID="{5BE9D091-ED07-4648-8A9C-12994909BA6A}">
-  <ds:schemaRefs/>
+<ds:datastoreItem xmlns:ds="http://schemas.openxmlformats.org/officeDocument/2006/customXml" ds:itemID="{32430164-197C-4D5A-B6B2-A6280968C92D}">
+  <ds:schemaRefs>
+    <ds:schemaRef ds:uri="http://schemas.microsoft.com/office/2006/metadata/properties"/>
+    <ds:schemaRef ds:uri="http://schemas.microsoft.com/office/infopath/2007/PartnerControls"/>
+  </ds:schemaRefs>
 </ds:datastoreItem>
 </file>
 
 <file path=customXml/itemProps3.xml><?xml version="1.0" encoding="utf-8"?>
-<ds:datastoreItem xmlns:ds="http://schemas.openxmlformats.org/officeDocument/2006/customXml" ds:itemID="{32430164-197C-4D5A-B6B2-A6280968C92D}">
-  <ds:schemaRefs/>
+<ds:datastoreItem xmlns:ds="http://schemas.openxmlformats.org/officeDocument/2006/customXml" ds:itemID="{5BE9D091-ED07-4648-8A9C-12994909BA6A}">
+  <ds:schemaRefs>
+    <ds:schemaRef ds:uri="http://schemas.microsoft.com/sharepoint/v3/contenttype/forms"/>
+  </ds:schemaRefs>
 </ds:datastoreItem>
 </file>
--- a/Project_Report/G_08_Project_Proposal_Paw_Care _Pet_Shop_and_Veterinary_Service_Management_System.docx
+++ b/Project_Report/G_08_Project_Proposal_Paw_Care _Pet_Shop_and_Veterinary_Service_Management_System.docx
@@ -1,32 +1,21 @@
 
 <file path=word/document.xml><?xml version="1.0" encoding="utf-8"?>
-<w:document xmlns:wpc="http://schemas.microsoft.com/office/word/2010/wordprocessingCanvas" xmlns:cx="http://schemas.microsoft.com/office/drawing/2014/chartex" xmlns:cx1="http://schemas.microsoft.com/office/drawing/2015/9/8/chartex" xmlns:cx2="http://schemas.microsoft.com/office/drawing/2015/10/21/chartex" xmlns:cx3="http://schemas.microsoft.com/office/drawing/2016/5/9/chartex" xmlns:cx4="http://schemas.microsoft.com/office/drawing/2016/5/10/chartex" xmlns:cx5="http://schemas.microsoft.com/office/drawing/2016/5/11/chartex" xmlns:cx6="http://schemas.microsoft.com/office/drawing/2016/5/12/chartex" xmlns:cx7="http://schemas.microsoft.com/office/drawing/2016/5/13/chartex" xmlns:cx8="http://schemas.microsoft.com/office/drawing/2016/5/14/chartex" xmlns:mc="http://schemas.openxmlformats.org/markup-compatibility/2006" xmlns:o="urn:schemas-microsoft-com:office:office" xmlns:r="http://schemas.openxmlformats.org/officeDocument/2006/relationships" xmlns:m="http://schemas.openxmlformats.org/officeDocument/2006/math" xmlns:v="urn:schemas-microsoft-com:vml" xmlns:wp14="http://schemas.microsoft.com/office/word/2010/wordprocessingDrawing" xmlns:wp="http://schemas.openxmlformats.org/drawingml/2006/wordprocessingDrawing" xmlns:w="http://schemas.openxmlformats.org/wordprocessingml/2006/main" xmlns:w14="http://schemas.microsoft.com/office/word/2010/wordml" xmlns:w10="urn:schemas-microsoft-com:office:word" xmlns:w15="http://schemas.microsoft.com/office/word/2012/wordml" xmlns:wpg="http://schemas.microsoft.com/office/word/2010/wordprocessingGroup" xmlns:wpi="http://schemas.microsoft.com/office/word/2010/wordprocessingInk" xmlns:wne="http://schemas.microsoft.com/office/word/2006/wordml" xmlns:wps="http://schemas.microsoft.com/office/word/2010/wordprocessingShape" xmlns:wpsCustomData="http://www.wps.cn/officeDocument/2013/wpsCustomData" mc:Ignorable="w14 w15 wp14">
+<w:document xmlns:wpc="http://schemas.microsoft.com/office/word/2010/wordprocessingCanvas" xmlns:cx="http://schemas.microsoft.com/office/drawing/2014/chartex" xmlns:cx1="http://schemas.microsoft.com/office/drawing/2015/9/8/chartex" xmlns:cx2="http://schemas.microsoft.com/office/drawing/2015/10/21/chartex" xmlns:cx3="http://schemas.microsoft.com/office/drawing/2016/5/9/chartex" xmlns:cx4="http://schemas.microsoft.com/office/drawing/2016/5/10/chartex" xmlns:cx5="http://schemas.microsoft.com/office/drawing/2016/5/11/chartex" xmlns:cx6="http://schemas.microsoft.com/office/drawing/2016/5/12/chartex" xmlns:cx7="http://schemas.microsoft.com/office/drawing/2016/5/13/chartex" xmlns:cx8="http://schemas.microsoft.com/office/drawing/2016/5/14/chartex" xmlns:mc="http://schemas.openxmlformats.org/markup-compatibility/2006" xmlns:aink="http://schemas.microsoft.com/office/drawing/2016/ink" xmlns:am3d="http://schemas.microsoft.com/office/drawing/2017/model3d" xmlns:o="urn:schemas-microsoft-com:office:office" xmlns:r="http://schemas.openxmlformats.org/officeDocument/2006/relationships" xmlns:m="http://schemas.openxmlformats.org/officeDocument/2006/math" xmlns:v="urn:schemas-microsoft-com:vml" xmlns:wp14="http://schemas.microsoft.com/office/word/2010/wordprocessingDrawing" xmlns:wp="http://schemas.openxmlformats.org/drawingml/2006/wordprocessingDrawing" xmlns:w10="urn:schemas-microsoft-com:office:word" xmlns:w="http://schemas.openxmlformats.org/wordprocessingml/2006/main" xmlns:w14="http://schemas.microsoft.com/office/word/2010/wordml" xmlns:w15="http://schemas.microsoft.com/office/word/2012/wordml" xmlns:w16cex="http://schemas.microsoft.com/office/word/2018/wordml/cex" xmlns:w16cid="http://schemas.microsoft.com/office/word/2016/wordml/cid" xmlns:w16="http://schemas.microsoft.com/office/word/2018/wordml" xmlns:w16sdtdh="http://schemas.microsoft.com/office/word/2020/wordml/sdtdatahash" xmlns:w16se="http://schemas.microsoft.com/office/word/2015/wordml/symex" xmlns:wpg="http://schemas.microsoft.com/office/word/2010/wordprocessingGroup" xmlns:wpi="http://schemas.microsoft.com/office/word/2010/wordprocessingInk" xmlns:wne="http://schemas.microsoft.com/office/word/2006/wordml" xmlns:wps="http://schemas.microsoft.com/office/word/2010/wordprocessingShape" mc:Ignorable="w14 w15 w16se w16cid w16 w16cex w16sdtdh wp14">
   <w:body>
     <w:tbl>
       <w:tblPr>
-        <w:tblStyle w:val="9"/>
         <w:tblW w:w="5000" w:type="pct"/>
         <w:jc w:val="center"/>
-        <w:tblLayout w:type="autofit"/>
         <w:tblCellMar>
-          <w:top w:w="0" w:type="dxa"/>
           <w:left w:w="10" w:type="dxa"/>
-          <w:bottom w:w="0" w:type="dxa"/>
           <w:right w:w="10" w:type="dxa"/>
         </w:tblCellMar>
+        <w:tblLook w:val="04A0" w:firstRow="1" w:lastRow="0" w:firstColumn="1" w:lastColumn="0" w:noHBand="0" w:noVBand="1"/>
       </w:tblPr>
       <w:tblGrid>
-        <w:gridCol w:w="10360"/>
+        <w:gridCol w:w="10340"/>
       </w:tblGrid>
       <w:tr>
-        <w:tblPrEx>
-          <w:tblCellMar>
-            <w:top w:w="0" w:type="dxa"/>
-            <w:left w:w="10" w:type="dxa"/>
-            <w:bottom w:w="0" w:type="dxa"/>
-            <w:right w:w="10" w:type="dxa"/>
-          </w:tblCellMar>
-        </w:tblPrEx>
         <w:trPr>
           <w:jc w:val="center"/>
         </w:trPr>
@@ -48,11 +37,12 @@
             </w:pPr>
             <w:r>
               <w:rPr>
+                <w:noProof/>
                 <w:sz w:val="22"/>
                 <w:szCs w:val="22"/>
               </w:rPr>
               <w:drawing>
-                <wp:inline distT="0" distB="0" distL="0" distR="0">
+                <wp:inline distT="0" distB="0" distL="0" distR="0" wp14:anchorId="7DAD3EAC" wp14:editId="7A4A4830">
                   <wp:extent cx="685800" cy="685800"/>
                   <wp:effectExtent l="0" t="0" r="0" b="0"/>
                   <wp:docPr id="1" name="Picture 1"/>
@@ -63,19 +53,19 @@
                     <a:graphicData uri="http://schemas.openxmlformats.org/drawingml/2006/picture">
                       <pic:pic xmlns:pic="http://schemas.openxmlformats.org/drawingml/2006/picture">
                         <pic:nvPicPr>
-                          <pic:cNvPr id="1" name="Picture 1"/>
+                          <pic:cNvPr id="0" name=""/>
                           <pic:cNvPicPr>
                             <a:picLocks noChangeAspect="1" noChangeArrowheads="1"/>
                           </pic:cNvPicPr>
                         </pic:nvPicPr>
                         <pic:blipFill>
-                          <a:blip r:embed="rId4"/>
+                          <a:blip r:embed="rId8"/>
                           <a:srcRect/>
                           <a:stretch>
                             <a:fillRect/>
                           </a:stretch>
                         </pic:blipFill>
-                        <pic:spPr>
+                        <pic:spPr bwMode="auto">
                           <a:xfrm>
                             <a:off x="0" y="0"/>
                             <a:ext cx="685800" cy="685800"/>
@@ -166,49 +156,25 @@
     <w:p/>
     <w:tbl>
       <w:tblPr>
-        <w:tblStyle w:val="17"/>
+        <w:tblStyle w:val="TableGrid"/>
         <w:tblW w:w="5000" w:type="pct"/>
-        <w:tblInd w:w="0" w:type="dxa"/>
         <w:tblBorders>
-          <w:top w:val="none" w:color="auto" w:sz="0" w:space="0"/>
-          <w:left w:val="none" w:color="auto" w:sz="0" w:space="0"/>
-          <w:bottom w:val="single" w:color="auto" w:sz="4" w:space="0"/>
-          <w:right w:val="none" w:color="auto" w:sz="0" w:space="0"/>
-          <w:insideH w:val="none" w:color="auto" w:sz="0" w:space="0"/>
-          <w:insideV w:val="none" w:color="auto" w:sz="0" w:space="0"/>
+          <w:top w:val="none" w:sz="0" w:space="0" w:color="auto"/>
+          <w:left w:val="none" w:sz="0" w:space="0" w:color="auto"/>
+          <w:right w:val="none" w:sz="0" w:space="0" w:color="auto"/>
+          <w:insideH w:val="none" w:sz="0" w:space="0" w:color="auto"/>
+          <w:insideV w:val="none" w:sz="0" w:space="0" w:color="auto"/>
         </w:tblBorders>
-        <w:tblLayout w:type="autofit"/>
-        <w:tblCellMar>
-          <w:top w:w="0" w:type="dxa"/>
-          <w:left w:w="108" w:type="dxa"/>
-          <w:bottom w:w="0" w:type="dxa"/>
-          <w:right w:w="108" w:type="dxa"/>
-        </w:tblCellMar>
+        <w:tblLook w:val="04A0" w:firstRow="1" w:lastRow="0" w:firstColumn="1" w:lastColumn="0" w:noHBand="0" w:noVBand="1"/>
       </w:tblPr>
       <w:tblGrid>
-        <w:gridCol w:w="3519"/>
-        <w:gridCol w:w="3519"/>
-        <w:gridCol w:w="1172"/>
-        <w:gridCol w:w="1172"/>
-        <w:gridCol w:w="1174"/>
+        <w:gridCol w:w="3447"/>
+        <w:gridCol w:w="3447"/>
+        <w:gridCol w:w="1148"/>
+        <w:gridCol w:w="1148"/>
+        <w:gridCol w:w="1150"/>
       </w:tblGrid>
       <w:tr>
-        <w:tblPrEx>
-          <w:tblBorders>
-            <w:top w:val="none" w:color="auto" w:sz="0" w:space="0"/>
-            <w:left w:val="none" w:color="auto" w:sz="0" w:space="0"/>
-            <w:bottom w:val="single" w:color="auto" w:sz="4" w:space="0"/>
-            <w:right w:val="none" w:color="auto" w:sz="0" w:space="0"/>
-            <w:insideH w:val="none" w:color="auto" w:sz="0" w:space="0"/>
-            <w:insideV w:val="none" w:color="auto" w:sz="0" w:space="0"/>
-          </w:tblBorders>
-          <w:tblCellMar>
-            <w:top w:w="0" w:type="dxa"/>
-            <w:left w:w="108" w:type="dxa"/>
-            <w:bottom w:w="0" w:type="dxa"/>
-            <w:right w:w="108" w:type="dxa"/>
-          </w:tblCellMar>
-        </w:tblPrEx>
         <w:tc>
           <w:tcPr>
             <w:tcW w:w="1667" w:type="pct"/>
@@ -229,7 +195,16 @@
                 <w:sz w:val="22"/>
                 <w:szCs w:val="22"/>
               </w:rPr>
-              <w:t xml:space="preserve">Semester: </w:t>
+              <w:t>Semester</w:t>
+            </w:r>
+            <w:r>
+              <w:rPr>
+                <w:b/>
+                <w:bCs/>
+                <w:sz w:val="22"/>
+                <w:szCs w:val="22"/>
+              </w:rPr>
+              <w:t xml:space="preserve">: </w:t>
             </w:r>
             <w:r>
               <w:rPr>
@@ -261,7 +236,16 @@
                 <w:sz w:val="22"/>
                 <w:szCs w:val="22"/>
               </w:rPr>
-              <w:t>Group No:08</w:t>
+              <w:t>Group No:</w:t>
+            </w:r>
+            <w:r>
+              <w:rPr>
+                <w:b/>
+                <w:bCs/>
+                <w:sz w:val="22"/>
+                <w:szCs w:val="22"/>
+              </w:rPr>
+              <w:t>08</w:t>
             </w:r>
           </w:p>
         </w:tc>
@@ -342,65 +326,54 @@
           <w:sz w:val="22"/>
           <w:szCs w:val="22"/>
         </w:rPr>
-        <w:t>Group Members:</w:t>
+        <w:t>Group Members</w:t>
+      </w:r>
+      <w:r>
+        <w:rPr>
+          <w:b/>
+          <w:bCs/>
+          <w:sz w:val="22"/>
+          <w:szCs w:val="22"/>
+        </w:rPr>
+        <w:t>:</w:t>
       </w:r>
     </w:p>
     <w:tbl>
       <w:tblPr>
-        <w:tblStyle w:val="9"/>
         <w:tblW w:w="5000" w:type="pct"/>
-        <w:tblInd w:w="0" w:type="dxa"/>
         <w:tblBorders>
-          <w:top w:val="single" w:color="auto" w:sz="4" w:space="0"/>
-          <w:left w:val="single" w:color="auto" w:sz="4" w:space="0"/>
-          <w:bottom w:val="single" w:color="auto" w:sz="4" w:space="0"/>
-          <w:right w:val="single" w:color="auto" w:sz="4" w:space="0"/>
-          <w:insideH w:val="single" w:color="auto" w:sz="4" w:space="0"/>
-          <w:insideV w:val="single" w:color="auto" w:sz="4" w:space="0"/>
+          <w:top w:val="single" w:sz="4" w:space="0" w:color="auto"/>
+          <w:left w:val="single" w:sz="4" w:space="0" w:color="auto"/>
+          <w:bottom w:val="single" w:sz="4" w:space="0" w:color="auto"/>
+          <w:right w:val="single" w:sz="4" w:space="0" w:color="auto"/>
+          <w:insideH w:val="single" w:sz="4" w:space="0" w:color="auto"/>
+          <w:insideV w:val="single" w:sz="4" w:space="0" w:color="auto"/>
         </w:tblBorders>
-        <w:tblLayout w:type="autofit"/>
         <w:tblCellMar>
-          <w:top w:w="0" w:type="dxa"/>
           <w:left w:w="10" w:type="dxa"/>
-          <w:bottom w:w="0" w:type="dxa"/>
           <w:right w:w="10" w:type="dxa"/>
         </w:tblCellMar>
+        <w:tblLook w:val="04A0" w:firstRow="1" w:lastRow="0" w:firstColumn="1" w:lastColumn="0" w:noHBand="0" w:noVBand="1"/>
       </w:tblPr>
       <w:tblGrid>
-        <w:gridCol w:w="640"/>
-        <w:gridCol w:w="2115"/>
-        <w:gridCol w:w="3680"/>
-        <w:gridCol w:w="2013"/>
-        <w:gridCol w:w="2112"/>
+        <w:gridCol w:w="627"/>
+        <w:gridCol w:w="2069"/>
+        <w:gridCol w:w="3599"/>
+        <w:gridCol w:w="1969"/>
+        <w:gridCol w:w="2066"/>
       </w:tblGrid>
       <w:tr>
-        <w:tblPrEx>
-          <w:tblBorders>
-            <w:top w:val="single" w:color="auto" w:sz="4" w:space="0"/>
-            <w:left w:val="single" w:color="auto" w:sz="4" w:space="0"/>
-            <w:bottom w:val="single" w:color="auto" w:sz="4" w:space="0"/>
-            <w:right w:val="single" w:color="auto" w:sz="4" w:space="0"/>
-            <w:insideH w:val="single" w:color="auto" w:sz="4" w:space="0"/>
-            <w:insideV w:val="single" w:color="auto" w:sz="4" w:space="0"/>
-          </w:tblBorders>
-          <w:tblCellMar>
-            <w:top w:w="0" w:type="dxa"/>
-            <w:left w:w="10" w:type="dxa"/>
-            <w:bottom w:w="0" w:type="dxa"/>
-            <w:right w:w="10" w:type="dxa"/>
-          </w:tblCellMar>
-        </w:tblPrEx>
         <w:trPr>
-          <w:trHeight w:val="144" w:hRule="atLeast"/>
+          <w:trHeight w:val="144"/>
         </w:trPr>
         <w:tc>
           <w:tcPr>
             <w:tcW w:w="303" w:type="pct"/>
             <w:tcBorders>
-              <w:top w:val="single" w:color="000000" w:sz="4" w:space="0"/>
-              <w:left w:val="single" w:color="000000" w:sz="4" w:space="0"/>
-              <w:bottom w:val="single" w:color="000000" w:sz="4" w:space="0"/>
-              <w:right w:val="single" w:color="000000" w:sz="4" w:space="0"/>
+              <w:top w:val="single" w:sz="4" w:space="0" w:color="000000"/>
+              <w:left w:val="single" w:sz="4" w:space="0" w:color="000000"/>
+              <w:bottom w:val="single" w:sz="4" w:space="0" w:color="000000"/>
+              <w:right w:val="single" w:sz="4" w:space="0" w:color="000000"/>
             </w:tcBorders>
             <w:tcMar>
               <w:top w:w="90" w:type="dxa"/>
@@ -433,10 +406,10 @@
           <w:tcPr>
             <w:tcW w:w="1001" w:type="pct"/>
             <w:tcBorders>
-              <w:top w:val="single" w:color="000000" w:sz="4" w:space="0"/>
-              <w:left w:val="single" w:color="000000" w:sz="4" w:space="0"/>
-              <w:bottom w:val="single" w:color="000000" w:sz="4" w:space="0"/>
-              <w:right w:val="single" w:color="000000" w:sz="4" w:space="0"/>
+              <w:top w:val="single" w:sz="4" w:space="0" w:color="000000"/>
+              <w:left w:val="single" w:sz="4" w:space="0" w:color="000000"/>
+              <w:bottom w:val="single" w:sz="4" w:space="0" w:color="000000"/>
+              <w:right w:val="single" w:sz="4" w:space="0" w:color="000000"/>
             </w:tcBorders>
             <w:tcMar>
               <w:top w:w="90" w:type="dxa"/>
@@ -469,10 +442,10 @@
           <w:tcPr>
             <w:tcW w:w="1742" w:type="pct"/>
             <w:tcBorders>
-              <w:top w:val="single" w:color="000000" w:sz="4" w:space="0"/>
-              <w:left w:val="single" w:color="000000" w:sz="4" w:space="0"/>
-              <w:bottom w:val="single" w:color="000000" w:sz="4" w:space="0"/>
-              <w:right w:val="single" w:color="000000" w:sz="4" w:space="0"/>
+              <w:top w:val="single" w:sz="4" w:space="0" w:color="000000"/>
+              <w:left w:val="single" w:sz="4" w:space="0" w:color="000000"/>
+              <w:bottom w:val="single" w:sz="4" w:space="0" w:color="000000"/>
+              <w:right w:val="single" w:sz="4" w:space="0" w:color="000000"/>
             </w:tcBorders>
             <w:tcMar>
               <w:top w:w="90" w:type="dxa"/>
@@ -505,10 +478,10 @@
           <w:tcPr>
             <w:tcW w:w="953" w:type="pct"/>
             <w:tcBorders>
-              <w:top w:val="single" w:color="000000" w:sz="4" w:space="0"/>
-              <w:left w:val="single" w:color="000000" w:sz="4" w:space="0"/>
-              <w:bottom w:val="single" w:color="000000" w:sz="4" w:space="0"/>
-              <w:right w:val="single" w:color="000000" w:sz="4" w:space="0"/>
+              <w:top w:val="single" w:sz="4" w:space="0" w:color="000000"/>
+              <w:left w:val="single" w:sz="4" w:space="0" w:color="000000"/>
+              <w:bottom w:val="single" w:sz="4" w:space="0" w:color="000000"/>
+              <w:right w:val="single" w:sz="4" w:space="0" w:color="000000"/>
             </w:tcBorders>
             <w:tcMar>
               <w:top w:w="90" w:type="dxa"/>
@@ -541,10 +514,10 @@
           <w:tcPr>
             <w:tcW w:w="1000" w:type="pct"/>
             <w:tcBorders>
-              <w:top w:val="single" w:color="000000" w:sz="4" w:space="0"/>
-              <w:left w:val="single" w:color="000000" w:sz="4" w:space="0"/>
-              <w:bottom w:val="single" w:color="000000" w:sz="4" w:space="0"/>
-              <w:right w:val="single" w:color="000000" w:sz="4" w:space="0"/>
+              <w:top w:val="single" w:sz="4" w:space="0" w:color="000000"/>
+              <w:left w:val="single" w:sz="4" w:space="0" w:color="000000"/>
+              <w:bottom w:val="single" w:sz="4" w:space="0" w:color="000000"/>
+              <w:right w:val="single" w:sz="4" w:space="0" w:color="000000"/>
             </w:tcBorders>
             <w:tcMar>
               <w:top w:w="90" w:type="dxa"/>
@@ -575,33 +548,17 @@
         </w:tc>
       </w:tr>
       <w:tr>
-        <w:tblPrEx>
-          <w:tblBorders>
-            <w:top w:val="single" w:color="auto" w:sz="4" w:space="0"/>
-            <w:left w:val="single" w:color="auto" w:sz="4" w:space="0"/>
-            <w:bottom w:val="single" w:color="auto" w:sz="4" w:space="0"/>
-            <w:right w:val="single" w:color="auto" w:sz="4" w:space="0"/>
-            <w:insideH w:val="single" w:color="auto" w:sz="4" w:space="0"/>
-            <w:insideV w:val="single" w:color="auto" w:sz="4" w:space="0"/>
-          </w:tblBorders>
-          <w:tblCellMar>
-            <w:top w:w="0" w:type="dxa"/>
-            <w:left w:w="10" w:type="dxa"/>
-            <w:bottom w:w="0" w:type="dxa"/>
-            <w:right w:w="10" w:type="dxa"/>
-          </w:tblCellMar>
-        </w:tblPrEx>
         <w:trPr>
-          <w:trHeight w:val="144" w:hRule="atLeast"/>
+          <w:trHeight w:val="144"/>
         </w:trPr>
         <w:tc>
           <w:tcPr>
             <w:tcW w:w="303" w:type="pct"/>
             <w:tcBorders>
-              <w:top w:val="single" w:color="000000" w:sz="4" w:space="0"/>
-              <w:left w:val="single" w:color="000000" w:sz="4" w:space="0"/>
-              <w:bottom w:val="single" w:color="000000" w:sz="4" w:space="0"/>
-              <w:right w:val="single" w:color="000000" w:sz="4" w:space="0"/>
+              <w:top w:val="single" w:sz="4" w:space="0" w:color="000000"/>
+              <w:left w:val="single" w:sz="4" w:space="0" w:color="000000"/>
+              <w:bottom w:val="single" w:sz="4" w:space="0" w:color="000000"/>
+              <w:right w:val="single" w:sz="4" w:space="0" w:color="000000"/>
             </w:tcBorders>
             <w:tcMar>
               <w:top w:w="90" w:type="dxa"/>
@@ -624,7 +581,14 @@
                 <w:sz w:val="22"/>
                 <w:szCs w:val="22"/>
               </w:rPr>
-              <w:t>41</w:t>
+              <w:t>4</w:t>
+            </w:r>
+            <w:r>
+              <w:rPr>
+                <w:sz w:val="22"/>
+                <w:szCs w:val="22"/>
+              </w:rPr>
+              <w:t>1</w:t>
             </w:r>
           </w:p>
         </w:tc>
@@ -632,10 +596,10 @@
           <w:tcPr>
             <w:tcW w:w="1001" w:type="pct"/>
             <w:tcBorders>
-              <w:top w:val="single" w:color="000000" w:sz="4" w:space="0"/>
-              <w:left w:val="single" w:color="000000" w:sz="4" w:space="0"/>
-              <w:bottom w:val="single" w:color="000000" w:sz="4" w:space="0"/>
-              <w:right w:val="single" w:color="000000" w:sz="4" w:space="0"/>
+              <w:top w:val="single" w:sz="4" w:space="0" w:color="000000"/>
+              <w:left w:val="single" w:sz="4" w:space="0" w:color="000000"/>
+              <w:bottom w:val="single" w:sz="4" w:space="0" w:color="000000"/>
+              <w:right w:val="single" w:sz="4" w:space="0" w:color="000000"/>
             </w:tcBorders>
             <w:tcMar>
               <w:top w:w="90" w:type="dxa"/>
@@ -665,10 +629,10 @@
           <w:tcPr>
             <w:tcW w:w="1742" w:type="pct"/>
             <w:tcBorders>
-              <w:top w:val="single" w:color="000000" w:sz="4" w:space="0"/>
-              <w:left w:val="single" w:color="000000" w:sz="4" w:space="0"/>
-              <w:bottom w:val="single" w:color="000000" w:sz="4" w:space="0"/>
-              <w:right w:val="single" w:color="000000" w:sz="4" w:space="0"/>
+              <w:top w:val="single" w:sz="4" w:space="0" w:color="000000"/>
+              <w:left w:val="single" w:sz="4" w:space="0" w:color="000000"/>
+              <w:bottom w:val="single" w:sz="4" w:space="0" w:color="000000"/>
+              <w:right w:val="single" w:sz="4" w:space="0" w:color="000000"/>
             </w:tcBorders>
             <w:tcMar>
               <w:top w:w="90" w:type="dxa"/>
@@ -690,7 +654,21 @@
               <w:rPr>
                 <w:rFonts w:ascii="Arial" w:hAnsi="Arial" w:cs="Arial"/>
               </w:rPr>
-              <w:t>Md. Ashikur Rahman Mirza</w:t>
+              <w:t xml:space="preserve">Md. </w:t>
+            </w:r>
+            <w:proofErr w:type="spellStart"/>
+            <w:r>
+              <w:rPr>
+                <w:rFonts w:ascii="Arial" w:hAnsi="Arial" w:cs="Arial"/>
+              </w:rPr>
+              <w:t>Ashikur</w:t>
+            </w:r>
+            <w:proofErr w:type="spellEnd"/>
+            <w:r>
+              <w:rPr>
+                <w:rFonts w:ascii="Arial" w:hAnsi="Arial" w:cs="Arial"/>
+              </w:rPr>
+              <w:t xml:space="preserve"> Rahman Mirza</w:t>
             </w:r>
           </w:p>
         </w:tc>
@@ -698,10 +676,10 @@
           <w:tcPr>
             <w:tcW w:w="953" w:type="pct"/>
             <w:tcBorders>
-              <w:top w:val="single" w:color="000000" w:sz="4" w:space="0"/>
-              <w:left w:val="single" w:color="000000" w:sz="4" w:space="0"/>
-              <w:bottom w:val="single" w:color="000000" w:sz="4" w:space="0"/>
-              <w:right w:val="single" w:color="000000" w:sz="4" w:space="0"/>
+              <w:top w:val="single" w:sz="4" w:space="0" w:color="000000"/>
+              <w:left w:val="single" w:sz="4" w:space="0" w:color="000000"/>
+              <w:bottom w:val="single" w:sz="4" w:space="0" w:color="000000"/>
+              <w:right w:val="single" w:sz="4" w:space="0" w:color="000000"/>
             </w:tcBorders>
             <w:tcMar>
               <w:top w:w="90" w:type="dxa"/>
@@ -732,10 +710,10 @@
           <w:tcPr>
             <w:tcW w:w="1000" w:type="pct"/>
             <w:tcBorders>
-              <w:top w:val="single" w:color="000000" w:sz="4" w:space="0"/>
-              <w:left w:val="single" w:color="000000" w:sz="4" w:space="0"/>
-              <w:bottom w:val="single" w:color="000000" w:sz="4" w:space="0"/>
-              <w:right w:val="single" w:color="000000" w:sz="4" w:space="0"/>
+              <w:top w:val="single" w:sz="4" w:space="0" w:color="000000"/>
+              <w:left w:val="single" w:sz="4" w:space="0" w:color="000000"/>
+              <w:bottom w:val="single" w:sz="4" w:space="0" w:color="000000"/>
+              <w:right w:val="single" w:sz="4" w:space="0" w:color="000000"/>
             </w:tcBorders>
             <w:tcMar>
               <w:top w:w="90" w:type="dxa"/>
@@ -756,33 +734,17 @@
         </w:tc>
       </w:tr>
       <w:tr>
-        <w:tblPrEx>
-          <w:tblBorders>
-            <w:top w:val="single" w:color="auto" w:sz="4" w:space="0"/>
-            <w:left w:val="single" w:color="auto" w:sz="4" w:space="0"/>
-            <w:bottom w:val="single" w:color="auto" w:sz="4" w:space="0"/>
-            <w:right w:val="single" w:color="auto" w:sz="4" w:space="0"/>
-            <w:insideH w:val="single" w:color="auto" w:sz="4" w:space="0"/>
-            <w:insideV w:val="single" w:color="auto" w:sz="4" w:space="0"/>
-          </w:tblBorders>
-          <w:tblCellMar>
-            <w:top w:w="0" w:type="dxa"/>
-            <w:left w:w="10" w:type="dxa"/>
-            <w:bottom w:w="0" w:type="dxa"/>
-            <w:right w:w="10" w:type="dxa"/>
-          </w:tblCellMar>
-        </w:tblPrEx>
         <w:trPr>
-          <w:trHeight w:val="144" w:hRule="atLeast"/>
+          <w:trHeight w:val="144"/>
         </w:trPr>
         <w:tc>
           <w:tcPr>
             <w:tcW w:w="303" w:type="pct"/>
             <w:tcBorders>
-              <w:top w:val="single" w:color="000000" w:sz="4" w:space="0"/>
-              <w:left w:val="single" w:color="000000" w:sz="4" w:space="0"/>
-              <w:bottom w:val="single" w:color="000000" w:sz="4" w:space="0"/>
-              <w:right w:val="single" w:color="000000" w:sz="4" w:space="0"/>
+              <w:top w:val="single" w:sz="4" w:space="0" w:color="000000"/>
+              <w:left w:val="single" w:sz="4" w:space="0" w:color="000000"/>
+              <w:bottom w:val="single" w:sz="4" w:space="0" w:color="000000"/>
+              <w:right w:val="single" w:sz="4" w:space="0" w:color="000000"/>
             </w:tcBorders>
             <w:tcMar>
               <w:top w:w="90" w:type="dxa"/>
@@ -813,10 +775,10 @@
           <w:tcPr>
             <w:tcW w:w="1001" w:type="pct"/>
             <w:tcBorders>
-              <w:top w:val="single" w:color="000000" w:sz="4" w:space="0"/>
-              <w:left w:val="single" w:color="000000" w:sz="4" w:space="0"/>
-              <w:bottom w:val="single" w:color="000000" w:sz="4" w:space="0"/>
-              <w:right w:val="single" w:color="000000" w:sz="4" w:space="0"/>
+              <w:top w:val="single" w:sz="4" w:space="0" w:color="000000"/>
+              <w:left w:val="single" w:sz="4" w:space="0" w:color="000000"/>
+              <w:bottom w:val="single" w:sz="4" w:space="0" w:color="000000"/>
+              <w:right w:val="single" w:sz="4" w:space="0" w:color="000000"/>
             </w:tcBorders>
             <w:tcMar>
               <w:top w:w="90" w:type="dxa"/>
@@ -846,10 +808,10 @@
           <w:tcPr>
             <w:tcW w:w="1742" w:type="pct"/>
             <w:tcBorders>
-              <w:top w:val="single" w:color="000000" w:sz="4" w:space="0"/>
-              <w:left w:val="single" w:color="000000" w:sz="4" w:space="0"/>
-              <w:bottom w:val="single" w:color="000000" w:sz="4" w:space="0"/>
-              <w:right w:val="single" w:color="000000" w:sz="4" w:space="0"/>
+              <w:top w:val="single" w:sz="4" w:space="0" w:color="000000"/>
+              <w:left w:val="single" w:sz="4" w:space="0" w:color="000000"/>
+              <w:bottom w:val="single" w:sz="4" w:space="0" w:color="000000"/>
+              <w:right w:val="single" w:sz="4" w:space="0" w:color="000000"/>
             </w:tcBorders>
             <w:tcMar>
               <w:top w:w="90" w:type="dxa"/>
@@ -871,7 +833,21 @@
               <w:rPr>
                 <w:rFonts w:ascii="Arial" w:hAnsi="Arial" w:cs="Arial"/>
               </w:rPr>
-              <w:t>Md. Mostafizur Rahman</w:t>
+              <w:t xml:space="preserve">Md. </w:t>
+            </w:r>
+            <w:proofErr w:type="spellStart"/>
+            <w:r>
+              <w:rPr>
+                <w:rFonts w:ascii="Arial" w:hAnsi="Arial" w:cs="Arial"/>
+              </w:rPr>
+              <w:t>Mostafizur</w:t>
+            </w:r>
+            <w:proofErr w:type="spellEnd"/>
+            <w:r>
+              <w:rPr>
+                <w:rFonts w:ascii="Arial" w:hAnsi="Arial" w:cs="Arial"/>
+              </w:rPr>
+              <w:t xml:space="preserve"> Rahman</w:t>
             </w:r>
           </w:p>
         </w:tc>
@@ -879,10 +855,10 @@
           <w:tcPr>
             <w:tcW w:w="953" w:type="pct"/>
             <w:tcBorders>
-              <w:top w:val="single" w:color="000000" w:sz="4" w:space="0"/>
-              <w:left w:val="single" w:color="000000" w:sz="4" w:space="0"/>
-              <w:bottom w:val="single" w:color="000000" w:sz="4" w:space="0"/>
-              <w:right w:val="single" w:color="000000" w:sz="4" w:space="0"/>
+              <w:top w:val="single" w:sz="4" w:space="0" w:color="000000"/>
+              <w:left w:val="single" w:sz="4" w:space="0" w:color="000000"/>
+              <w:bottom w:val="single" w:sz="4" w:space="0" w:color="000000"/>
+              <w:right w:val="single" w:sz="4" w:space="0" w:color="000000"/>
             </w:tcBorders>
             <w:tcMar>
               <w:top w:w="90" w:type="dxa"/>
@@ -913,10 +889,10 @@
           <w:tcPr>
             <w:tcW w:w="1000" w:type="pct"/>
             <w:tcBorders>
-              <w:top w:val="single" w:color="000000" w:sz="4" w:space="0"/>
-              <w:left w:val="single" w:color="000000" w:sz="4" w:space="0"/>
-              <w:bottom w:val="single" w:color="000000" w:sz="4" w:space="0"/>
-              <w:right w:val="single" w:color="000000" w:sz="4" w:space="0"/>
+              <w:top w:val="single" w:sz="4" w:space="0" w:color="000000"/>
+              <w:left w:val="single" w:sz="4" w:space="0" w:color="000000"/>
+              <w:bottom w:val="single" w:sz="4" w:space="0" w:color="000000"/>
+              <w:right w:val="single" w:sz="4" w:space="0" w:color="000000"/>
             </w:tcBorders>
             <w:tcMar>
               <w:top w:w="90" w:type="dxa"/>
@@ -937,33 +913,17 @@
         </w:tc>
       </w:tr>
       <w:tr>
-        <w:tblPrEx>
-          <w:tblBorders>
-            <w:top w:val="single" w:color="auto" w:sz="4" w:space="0"/>
-            <w:left w:val="single" w:color="auto" w:sz="4" w:space="0"/>
-            <w:bottom w:val="single" w:color="auto" w:sz="4" w:space="0"/>
-            <w:right w:val="single" w:color="auto" w:sz="4" w:space="0"/>
-            <w:insideH w:val="single" w:color="auto" w:sz="4" w:space="0"/>
-            <w:insideV w:val="single" w:color="auto" w:sz="4" w:space="0"/>
-          </w:tblBorders>
-          <w:tblCellMar>
-            <w:top w:w="0" w:type="dxa"/>
-            <w:left w:w="10" w:type="dxa"/>
-            <w:bottom w:w="0" w:type="dxa"/>
-            <w:right w:w="10" w:type="dxa"/>
-          </w:tblCellMar>
-        </w:tblPrEx>
         <w:trPr>
-          <w:trHeight w:val="144" w:hRule="atLeast"/>
+          <w:trHeight w:val="144"/>
         </w:trPr>
         <w:tc>
           <w:tcPr>
             <w:tcW w:w="303" w:type="pct"/>
             <w:tcBorders>
-              <w:top w:val="single" w:color="000000" w:sz="4" w:space="0"/>
-              <w:left w:val="single" w:color="000000" w:sz="4" w:space="0"/>
-              <w:bottom w:val="single" w:color="000000" w:sz="4" w:space="0"/>
-              <w:right w:val="single" w:color="000000" w:sz="4" w:space="0"/>
+              <w:top w:val="single" w:sz="4" w:space="0" w:color="000000"/>
+              <w:left w:val="single" w:sz="4" w:space="0" w:color="000000"/>
+              <w:bottom w:val="single" w:sz="4" w:space="0" w:color="000000"/>
+              <w:right w:val="single" w:sz="4" w:space="0" w:color="000000"/>
             </w:tcBorders>
             <w:tcMar>
               <w:top w:w="90" w:type="dxa"/>
@@ -986,7 +946,14 @@
                 <w:sz w:val="22"/>
                 <w:szCs w:val="22"/>
               </w:rPr>
-              <w:t>35</w:t>
+              <w:t>3</w:t>
+            </w:r>
+            <w:r>
+              <w:rPr>
+                <w:sz w:val="22"/>
+                <w:szCs w:val="22"/>
+              </w:rPr>
+              <w:t>5</w:t>
             </w:r>
           </w:p>
         </w:tc>
@@ -994,10 +961,10 @@
           <w:tcPr>
             <w:tcW w:w="1001" w:type="pct"/>
             <w:tcBorders>
-              <w:top w:val="single" w:color="000000" w:sz="4" w:space="0"/>
-              <w:left w:val="single" w:color="000000" w:sz="4" w:space="0"/>
-              <w:bottom w:val="single" w:color="000000" w:sz="4" w:space="0"/>
-              <w:right w:val="single" w:color="000000" w:sz="4" w:space="0"/>
+              <w:top w:val="single" w:sz="4" w:space="0" w:color="000000"/>
+              <w:left w:val="single" w:sz="4" w:space="0" w:color="000000"/>
+              <w:bottom w:val="single" w:sz="4" w:space="0" w:color="000000"/>
+              <w:right w:val="single" w:sz="4" w:space="0" w:color="000000"/>
             </w:tcBorders>
             <w:tcMar>
               <w:top w:w="90" w:type="dxa"/>
@@ -1027,10 +994,10 @@
           <w:tcPr>
             <w:tcW w:w="1742" w:type="pct"/>
             <w:tcBorders>
-              <w:top w:val="single" w:color="000000" w:sz="4" w:space="0"/>
-              <w:left w:val="single" w:color="000000" w:sz="4" w:space="0"/>
-              <w:bottom w:val="single" w:color="000000" w:sz="4" w:space="0"/>
-              <w:right w:val="single" w:color="000000" w:sz="4" w:space="0"/>
+              <w:top w:val="single" w:sz="4" w:space="0" w:color="000000"/>
+              <w:left w:val="single" w:sz="4" w:space="0" w:color="000000"/>
+              <w:bottom w:val="single" w:sz="4" w:space="0" w:color="000000"/>
+              <w:right w:val="single" w:sz="4" w:space="0" w:color="000000"/>
             </w:tcBorders>
             <w:tcMar>
               <w:top w:w="90" w:type="dxa"/>
@@ -1060,10 +1027,10 @@
           <w:tcPr>
             <w:tcW w:w="953" w:type="pct"/>
             <w:tcBorders>
-              <w:top w:val="single" w:color="000000" w:sz="4" w:space="0"/>
-              <w:left w:val="single" w:color="000000" w:sz="4" w:space="0"/>
-              <w:bottom w:val="single" w:color="000000" w:sz="4" w:space="0"/>
-              <w:right w:val="single" w:color="000000" w:sz="4" w:space="0"/>
+              <w:top w:val="single" w:sz="4" w:space="0" w:color="000000"/>
+              <w:left w:val="single" w:sz="4" w:space="0" w:color="000000"/>
+              <w:bottom w:val="single" w:sz="4" w:space="0" w:color="000000"/>
+              <w:right w:val="single" w:sz="4" w:space="0" w:color="000000"/>
             </w:tcBorders>
             <w:tcMar>
               <w:top w:w="90" w:type="dxa"/>
@@ -1094,10 +1061,10 @@
           <w:tcPr>
             <w:tcW w:w="1000" w:type="pct"/>
             <w:tcBorders>
-              <w:top w:val="single" w:color="000000" w:sz="4" w:space="0"/>
-              <w:left w:val="single" w:color="000000" w:sz="4" w:space="0"/>
-              <w:bottom w:val="single" w:color="000000" w:sz="4" w:space="0"/>
-              <w:right w:val="single" w:color="000000" w:sz="4" w:space="0"/>
+              <w:top w:val="single" w:sz="4" w:space="0" w:color="000000"/>
+              <w:left w:val="single" w:sz="4" w:space="0" w:color="000000"/>
+              <w:bottom w:val="single" w:sz="4" w:space="0" w:color="000000"/>
+              <w:right w:val="single" w:sz="4" w:space="0" w:color="000000"/>
             </w:tcBorders>
             <w:tcMar>
               <w:top w:w="90" w:type="dxa"/>
@@ -1118,33 +1085,17 @@
         </w:tc>
       </w:tr>
       <w:tr>
-        <w:tblPrEx>
-          <w:tblBorders>
-            <w:top w:val="single" w:color="auto" w:sz="4" w:space="0"/>
-            <w:left w:val="single" w:color="auto" w:sz="4" w:space="0"/>
-            <w:bottom w:val="single" w:color="auto" w:sz="4" w:space="0"/>
-            <w:right w:val="single" w:color="auto" w:sz="4" w:space="0"/>
-            <w:insideH w:val="single" w:color="auto" w:sz="4" w:space="0"/>
-            <w:insideV w:val="single" w:color="auto" w:sz="4" w:space="0"/>
-          </w:tblBorders>
-          <w:tblCellMar>
-            <w:top w:w="0" w:type="dxa"/>
-            <w:left w:w="10" w:type="dxa"/>
-            <w:bottom w:w="0" w:type="dxa"/>
-            <w:right w:w="10" w:type="dxa"/>
-          </w:tblCellMar>
-        </w:tblPrEx>
         <w:trPr>
-          <w:trHeight w:val="144" w:hRule="atLeast"/>
+          <w:trHeight w:val="144"/>
         </w:trPr>
         <w:tc>
           <w:tcPr>
             <w:tcW w:w="303" w:type="pct"/>
             <w:tcBorders>
-              <w:top w:val="single" w:color="000000" w:sz="4" w:space="0"/>
-              <w:left w:val="single" w:color="000000" w:sz="4" w:space="0"/>
-              <w:bottom w:val="single" w:color="000000" w:sz="4" w:space="0"/>
-              <w:right w:val="single" w:color="000000" w:sz="4" w:space="0"/>
+              <w:top w:val="single" w:sz="4" w:space="0" w:color="000000"/>
+              <w:left w:val="single" w:sz="4" w:space="0" w:color="000000"/>
+              <w:bottom w:val="single" w:sz="4" w:space="0" w:color="000000"/>
+              <w:right w:val="single" w:sz="4" w:space="0" w:color="000000"/>
             </w:tcBorders>
             <w:tcMar>
               <w:top w:w="90" w:type="dxa"/>
@@ -1167,7 +1118,14 @@
                 <w:sz w:val="22"/>
                 <w:szCs w:val="22"/>
               </w:rPr>
-              <w:t>40</w:t>
+              <w:t>4</w:t>
+            </w:r>
+            <w:r>
+              <w:rPr>
+                <w:sz w:val="22"/>
+                <w:szCs w:val="22"/>
+              </w:rPr>
+              <w:t>0</w:t>
             </w:r>
           </w:p>
         </w:tc>
@@ -1175,10 +1133,10 @@
           <w:tcPr>
             <w:tcW w:w="1001" w:type="pct"/>
             <w:tcBorders>
-              <w:top w:val="single" w:color="000000" w:sz="4" w:space="0"/>
-              <w:left w:val="single" w:color="000000" w:sz="4" w:space="0"/>
-              <w:bottom w:val="single" w:color="000000" w:sz="4" w:space="0"/>
-              <w:right w:val="single" w:color="000000" w:sz="4" w:space="0"/>
+              <w:top w:val="single" w:sz="4" w:space="0" w:color="000000"/>
+              <w:left w:val="single" w:sz="4" w:space="0" w:color="000000"/>
+              <w:bottom w:val="single" w:sz="4" w:space="0" w:color="000000"/>
+              <w:right w:val="single" w:sz="4" w:space="0" w:color="000000"/>
             </w:tcBorders>
             <w:tcMar>
               <w:top w:w="90" w:type="dxa"/>
@@ -1208,10 +1166,10 @@
           <w:tcPr>
             <w:tcW w:w="1742" w:type="pct"/>
             <w:tcBorders>
-              <w:top w:val="single" w:color="000000" w:sz="4" w:space="0"/>
-              <w:left w:val="single" w:color="000000" w:sz="4" w:space="0"/>
-              <w:bottom w:val="single" w:color="000000" w:sz="4" w:space="0"/>
-              <w:right w:val="single" w:color="000000" w:sz="4" w:space="0"/>
+              <w:top w:val="single" w:sz="4" w:space="0" w:color="000000"/>
+              <w:left w:val="single" w:sz="4" w:space="0" w:color="000000"/>
+              <w:bottom w:val="single" w:sz="4" w:space="0" w:color="000000"/>
+              <w:right w:val="single" w:sz="4" w:space="0" w:color="000000"/>
             </w:tcBorders>
             <w:tcMar>
               <w:top w:w="90" w:type="dxa"/>
@@ -1229,11 +1187,19 @@
                 <w:szCs w:val="22"/>
               </w:rPr>
             </w:pPr>
+            <w:proofErr w:type="spellStart"/>
             <w:r>
               <w:rPr>
                 <w:rFonts w:ascii="Arial" w:hAnsi="Arial" w:cs="Arial"/>
               </w:rPr>
-              <w:t>Shajia Afrin</w:t>
+              <w:t>Shajia</w:t>
+            </w:r>
+            <w:proofErr w:type="spellEnd"/>
+            <w:r>
+              <w:rPr>
+                <w:rFonts w:ascii="Arial" w:hAnsi="Arial" w:cs="Arial"/>
+              </w:rPr>
+              <w:t xml:space="preserve"> Afrin</w:t>
             </w:r>
           </w:p>
         </w:tc>
@@ -1241,10 +1207,10 @@
           <w:tcPr>
             <w:tcW w:w="953" w:type="pct"/>
             <w:tcBorders>
-              <w:top w:val="single" w:color="000000" w:sz="4" w:space="0"/>
-              <w:left w:val="single" w:color="000000" w:sz="4" w:space="0"/>
-              <w:bottom w:val="single" w:color="000000" w:sz="4" w:space="0"/>
-              <w:right w:val="single" w:color="000000" w:sz="4" w:space="0"/>
+              <w:top w:val="single" w:sz="4" w:space="0" w:color="000000"/>
+              <w:left w:val="single" w:sz="4" w:space="0" w:color="000000"/>
+              <w:bottom w:val="single" w:sz="4" w:space="0" w:color="000000"/>
+              <w:right w:val="single" w:sz="4" w:space="0" w:color="000000"/>
             </w:tcBorders>
             <w:tcMar>
               <w:top w:w="90" w:type="dxa"/>
@@ -1275,10 +1241,10 @@
           <w:tcPr>
             <w:tcW w:w="1000" w:type="pct"/>
             <w:tcBorders>
-              <w:top w:val="single" w:color="000000" w:sz="4" w:space="0"/>
-              <w:left w:val="single" w:color="000000" w:sz="4" w:space="0"/>
-              <w:bottom w:val="single" w:color="000000" w:sz="4" w:space="0"/>
-              <w:right w:val="single" w:color="000000" w:sz="4" w:space="0"/>
+              <w:top w:val="single" w:sz="4" w:space="0" w:color="000000"/>
+              <w:left w:val="single" w:sz="4" w:space="0" w:color="000000"/>
+              <w:bottom w:val="single" w:sz="4" w:space="0" w:color="000000"/>
+              <w:right w:val="single" w:sz="4" w:space="0" w:color="000000"/>
             </w:tcBorders>
             <w:tcMar>
               <w:top w:w="90" w:type="dxa"/>
@@ -1321,53 +1287,33 @@
     </w:p>
     <w:tbl>
       <w:tblPr>
-        <w:tblStyle w:val="9"/>
         <w:tblW w:w="5000" w:type="pct"/>
-        <w:tblInd w:w="0" w:type="dxa"/>
         <w:tblBorders>
-          <w:top w:val="single" w:color="auto" w:sz="4" w:space="0"/>
-          <w:left w:val="single" w:color="auto" w:sz="4" w:space="0"/>
-          <w:bottom w:val="single" w:color="auto" w:sz="4" w:space="0"/>
-          <w:right w:val="single" w:color="auto" w:sz="4" w:space="0"/>
-          <w:insideH w:val="single" w:color="auto" w:sz="4" w:space="0"/>
-          <w:insideV w:val="single" w:color="auto" w:sz="4" w:space="0"/>
+          <w:top w:val="single" w:sz="4" w:space="0" w:color="auto"/>
+          <w:left w:val="single" w:sz="4" w:space="0" w:color="auto"/>
+          <w:bottom w:val="single" w:sz="4" w:space="0" w:color="auto"/>
+          <w:right w:val="single" w:sz="4" w:space="0" w:color="auto"/>
+          <w:insideH w:val="single" w:sz="4" w:space="0" w:color="auto"/>
+          <w:insideV w:val="single" w:sz="4" w:space="0" w:color="auto"/>
         </w:tblBorders>
-        <w:tblLayout w:type="autofit"/>
         <w:tblCellMar>
-          <w:top w:w="0" w:type="dxa"/>
           <w:left w:w="10" w:type="dxa"/>
-          <w:bottom w:w="0" w:type="dxa"/>
           <w:right w:w="10" w:type="dxa"/>
         </w:tblCellMar>
+        <w:tblLook w:val="04A0" w:firstRow="1" w:lastRow="0" w:firstColumn="1" w:lastColumn="0" w:noHBand="0" w:noVBand="1"/>
       </w:tblPr>
       <w:tblGrid>
-        <w:gridCol w:w="10580"/>
+        <w:gridCol w:w="10330"/>
       </w:tblGrid>
       <w:tr>
-        <w:tblPrEx>
-          <w:tblBorders>
-            <w:top w:val="single" w:color="auto" w:sz="4" w:space="0"/>
-            <w:left w:val="single" w:color="auto" w:sz="4" w:space="0"/>
-            <w:bottom w:val="single" w:color="auto" w:sz="4" w:space="0"/>
-            <w:right w:val="single" w:color="auto" w:sz="4" w:space="0"/>
-            <w:insideH w:val="single" w:color="auto" w:sz="4" w:space="0"/>
-            <w:insideV w:val="single" w:color="auto" w:sz="4" w:space="0"/>
-          </w:tblBorders>
-          <w:tblCellMar>
-            <w:top w:w="0" w:type="dxa"/>
-            <w:left w:w="10" w:type="dxa"/>
-            <w:bottom w:w="0" w:type="dxa"/>
-            <w:right w:w="10" w:type="dxa"/>
-          </w:tblCellMar>
-        </w:tblPrEx>
         <w:tc>
           <w:tcPr>
             <w:tcW w:w="5000" w:type="pct"/>
             <w:tcBorders>
-              <w:top w:val="single" w:color="000000" w:sz="4" w:space="0"/>
-              <w:left w:val="single" w:color="000000" w:sz="4" w:space="0"/>
-              <w:bottom w:val="single" w:color="000000" w:sz="4" w:space="0"/>
-              <w:right w:val="single" w:color="000000" w:sz="4" w:space="0"/>
+              <w:top w:val="single" w:sz="4" w:space="0" w:color="000000"/>
+              <w:left w:val="single" w:sz="4" w:space="0" w:color="000000"/>
+              <w:bottom w:val="single" w:sz="4" w:space="0" w:color="000000"/>
+              <w:right w:val="single" w:sz="4" w:space="0" w:color="000000"/>
             </w:tcBorders>
             <w:tcMar>
               <w:top w:w="160" w:type="dxa"/>
@@ -1388,7 +1334,48 @@
                 <w:sz w:val="22"/>
                 <w:szCs w:val="22"/>
               </w:rPr>
-              <w:t>Paw Care – Pet Shop and Veterinary Service Management System 😸</w:t>
+              <w:t>Paw</w:t>
+            </w:r>
+            <w:r>
+              <w:rPr>
+                <w:sz w:val="22"/>
+                <w:szCs w:val="22"/>
+              </w:rPr>
+              <w:t xml:space="preserve"> </w:t>
+            </w:r>
+            <w:r>
+              <w:rPr>
+                <w:sz w:val="22"/>
+                <w:szCs w:val="22"/>
+              </w:rPr>
+              <w:t>Care – Pet Shop and Veterinary Service Management System</w:t>
+            </w:r>
+            <w:r>
+              <w:rPr>
+                <w:sz w:val="22"/>
+                <w:szCs w:val="22"/>
+              </w:rPr>
+              <w:t xml:space="preserve"> </w:t>
+            </w:r>
+            <w:r>
+              <w:rPr>
+                <mc:AlternateContent>
+                  <mc:Choice Requires="w16se"/>
+                  <mc:Fallback>
+                    <w:rFonts w:ascii="Segoe UI Emoji" w:eastAsia="Segoe UI Emoji" w:hAnsi="Segoe UI Emoji" w:cs="Segoe UI Emoji"/>
+                  </mc:Fallback>
+                </mc:AlternateContent>
+                <w:sz w:val="22"/>
+                <w:szCs w:val="22"/>
+              </w:rPr>
+              <mc:AlternateContent>
+                <mc:Choice Requires="w16se">
+                  <w16se:symEx w16se:font="Segoe UI Emoji" w16se:char="1F638"/>
+                </mc:Choice>
+                <mc:Fallback>
+                  <w:t>😸</w:t>
+                </mc:Fallback>
+              </mc:AlternateContent>
             </w:r>
           </w:p>
         </w:tc>
@@ -1424,18 +1411,309 @@
       </w:pPr>
       <w:r>
         <w:rPr>
-          <w:rStyle w:val="16"/>
+          <w:rStyle w:val="Strong"/>
           <w:sz w:val="22"/>
           <w:szCs w:val="22"/>
         </w:rPr>
-        <w:t>Paw Care</w:t>
+        <w:t>Paw</w:t>
+      </w:r>
+      <w:r>
+        <w:rPr>
+          <w:rStyle w:val="Strong"/>
+          <w:sz w:val="22"/>
+          <w:szCs w:val="22"/>
+        </w:rPr>
+        <w:t xml:space="preserve"> </w:t>
+      </w:r>
+      <w:r>
+        <w:rPr>
+          <w:rStyle w:val="Strong"/>
+          <w:sz w:val="22"/>
+          <w:szCs w:val="22"/>
+        </w:rPr>
+        <w:t>Care</w:t>
       </w:r>
       <w:r>
         <w:rPr>
           <w:sz w:val="22"/>
           <w:szCs w:val="22"/>
         </w:rPr>
-        <w:t xml:space="preserve"> is a web-based pet shop and veterinary service management system. Which is designed for simplify the pet related services by a single online platform. The system allows customers various services like browse pets and pet products, place orders, book veterinary appointments, and also track deliveries. Here, The System Administrators can manage inventory, users, orders, and business operations very efficiently. On the other hand, the veterinary doctors can organize appointments for pets medical treatments and maintain pet medical records for any further purpose. The main purpose of the system is to provide a secure, user friendly, and efficient digital solution for modern pet care businesses.</w:t>
+        <w:t xml:space="preserve"> is a web</w:t>
+      </w:r>
+      <w:r>
+        <w:rPr>
+          <w:sz w:val="22"/>
+          <w:szCs w:val="22"/>
+        </w:rPr>
+        <w:t>-based</w:t>
+      </w:r>
+      <w:r>
+        <w:rPr>
+          <w:sz w:val="22"/>
+          <w:szCs w:val="22"/>
+        </w:rPr>
+        <w:t xml:space="preserve"> pet shop and veterinary service management system</w:t>
+      </w:r>
+      <w:r>
+        <w:rPr>
+          <w:sz w:val="22"/>
+          <w:szCs w:val="22"/>
+        </w:rPr>
+        <w:t>. Which is</w:t>
+      </w:r>
+      <w:r>
+        <w:rPr>
+          <w:sz w:val="22"/>
+          <w:szCs w:val="22"/>
+        </w:rPr>
+        <w:t xml:space="preserve"> designed </w:t>
+      </w:r>
+      <w:r>
+        <w:rPr>
+          <w:sz w:val="22"/>
+          <w:szCs w:val="22"/>
+        </w:rPr>
+        <w:t>for</w:t>
+      </w:r>
+      <w:r>
+        <w:rPr>
+          <w:sz w:val="22"/>
+          <w:szCs w:val="22"/>
+        </w:rPr>
+        <w:t xml:space="preserve"> simplify </w:t>
+      </w:r>
+      <w:r>
+        <w:rPr>
+          <w:sz w:val="22"/>
+          <w:szCs w:val="22"/>
+        </w:rPr>
+        <w:t xml:space="preserve">the </w:t>
+      </w:r>
+      <w:r>
+        <w:rPr>
+          <w:sz w:val="22"/>
+          <w:szCs w:val="22"/>
+        </w:rPr>
+        <w:t>pet</w:t>
+      </w:r>
+      <w:r>
+        <w:rPr>
+          <w:sz w:val="22"/>
+          <w:szCs w:val="22"/>
+        </w:rPr>
+        <w:t xml:space="preserve"> </w:t>
+      </w:r>
+      <w:r>
+        <w:rPr>
+          <w:sz w:val="22"/>
+          <w:szCs w:val="22"/>
+        </w:rPr>
+        <w:t xml:space="preserve">related services </w:t>
+      </w:r>
+      <w:r>
+        <w:rPr>
+          <w:sz w:val="22"/>
+          <w:szCs w:val="22"/>
+        </w:rPr>
+        <w:t>by</w:t>
+      </w:r>
+      <w:r>
+        <w:rPr>
+          <w:sz w:val="22"/>
+          <w:szCs w:val="22"/>
+        </w:rPr>
+        <w:t xml:space="preserve"> a single online platform. The system allows customers</w:t>
+      </w:r>
+      <w:r>
+        <w:rPr>
+          <w:sz w:val="22"/>
+          <w:szCs w:val="22"/>
+        </w:rPr>
+        <w:t xml:space="preserve"> various services like</w:t>
+      </w:r>
+      <w:r>
+        <w:rPr>
+          <w:sz w:val="22"/>
+          <w:szCs w:val="22"/>
+        </w:rPr>
+        <w:t xml:space="preserve"> browse pets and pet products, place orders, book veterinary appointments, and</w:t>
+      </w:r>
+      <w:r>
+        <w:rPr>
+          <w:sz w:val="22"/>
+          <w:szCs w:val="22"/>
+        </w:rPr>
+        <w:t xml:space="preserve"> also</w:t>
+      </w:r>
+      <w:r>
+        <w:rPr>
+          <w:sz w:val="22"/>
+          <w:szCs w:val="22"/>
+        </w:rPr>
+        <w:t xml:space="preserve"> track deliveries.</w:t>
+      </w:r>
+      <w:r>
+        <w:rPr>
+          <w:sz w:val="22"/>
+          <w:szCs w:val="22"/>
+        </w:rPr>
+        <w:t xml:space="preserve"> Here, The System</w:t>
+      </w:r>
+      <w:r>
+        <w:rPr>
+          <w:sz w:val="22"/>
+          <w:szCs w:val="22"/>
+        </w:rPr>
+        <w:t xml:space="preserve"> Administrators can</w:t>
+      </w:r>
+      <w:r>
+        <w:rPr>
+          <w:sz w:val="22"/>
+          <w:szCs w:val="22"/>
+        </w:rPr>
+        <w:t xml:space="preserve"> </w:t>
+      </w:r>
+      <w:r>
+        <w:rPr>
+          <w:sz w:val="22"/>
+          <w:szCs w:val="22"/>
+        </w:rPr>
+        <w:t>manage inventory, users, orders, and business operations</w:t>
+      </w:r>
+      <w:r>
+        <w:rPr>
+          <w:sz w:val="22"/>
+          <w:szCs w:val="22"/>
+        </w:rPr>
+        <w:t xml:space="preserve"> very </w:t>
+      </w:r>
+      <w:r>
+        <w:rPr>
+          <w:sz w:val="22"/>
+          <w:szCs w:val="22"/>
+        </w:rPr>
+        <w:t>efficiently</w:t>
+      </w:r>
+      <w:r>
+        <w:rPr>
+          <w:sz w:val="22"/>
+          <w:szCs w:val="22"/>
+        </w:rPr>
+        <w:t>.</w:t>
+      </w:r>
+      <w:r>
+        <w:rPr>
+          <w:sz w:val="22"/>
+          <w:szCs w:val="22"/>
+        </w:rPr>
+        <w:t xml:space="preserve"> </w:t>
+      </w:r>
+      <w:r>
+        <w:rPr>
+          <w:sz w:val="22"/>
+          <w:szCs w:val="22"/>
+        </w:rPr>
+        <w:t xml:space="preserve">On the other hand, the </w:t>
+      </w:r>
+      <w:r>
+        <w:rPr>
+          <w:sz w:val="22"/>
+          <w:szCs w:val="22"/>
+        </w:rPr>
+        <w:t>veterinary doctors can organize appointments</w:t>
+      </w:r>
+      <w:r>
+        <w:rPr>
+          <w:sz w:val="22"/>
+          <w:szCs w:val="22"/>
+        </w:rPr>
+        <w:t xml:space="preserve"> for </w:t>
+      </w:r>
+      <w:proofErr w:type="gramStart"/>
+      <w:r>
+        <w:rPr>
+          <w:sz w:val="22"/>
+          <w:szCs w:val="22"/>
+        </w:rPr>
+        <w:t>pets</w:t>
+      </w:r>
+      <w:proofErr w:type="gramEnd"/>
+      <w:r>
+        <w:rPr>
+          <w:sz w:val="22"/>
+          <w:szCs w:val="22"/>
+        </w:rPr>
+        <w:t xml:space="preserve"> medical treatments</w:t>
+      </w:r>
+      <w:r>
+        <w:rPr>
+          <w:sz w:val="22"/>
+          <w:szCs w:val="22"/>
+        </w:rPr>
+        <w:t xml:space="preserve"> and maintain pet medical records</w:t>
+      </w:r>
+      <w:r>
+        <w:rPr>
+          <w:sz w:val="22"/>
+          <w:szCs w:val="22"/>
+        </w:rPr>
+        <w:t xml:space="preserve"> for any further purpose.</w:t>
+      </w:r>
+      <w:r>
+        <w:rPr>
+          <w:sz w:val="22"/>
+          <w:szCs w:val="22"/>
+        </w:rPr>
+        <w:t xml:space="preserve"> The</w:t>
+      </w:r>
+      <w:r>
+        <w:rPr>
+          <w:sz w:val="22"/>
+          <w:szCs w:val="22"/>
+        </w:rPr>
+        <w:t xml:space="preserve"> main purpose of the</w:t>
+      </w:r>
+      <w:r>
+        <w:rPr>
+          <w:sz w:val="22"/>
+          <w:szCs w:val="22"/>
+        </w:rPr>
+        <w:t xml:space="preserve"> system </w:t>
+      </w:r>
+      <w:r>
+        <w:rPr>
+          <w:sz w:val="22"/>
+          <w:szCs w:val="22"/>
+        </w:rPr>
+        <w:t xml:space="preserve">is </w:t>
+      </w:r>
+      <w:r>
+        <w:rPr>
+          <w:sz w:val="22"/>
+          <w:szCs w:val="22"/>
+        </w:rPr>
+        <w:t>to</w:t>
+      </w:r>
+      <w:r>
+        <w:rPr>
+          <w:sz w:val="22"/>
+          <w:szCs w:val="22"/>
+        </w:rPr>
+        <w:t xml:space="preserve"> provide a secure, user</w:t>
+      </w:r>
+      <w:r>
+        <w:rPr>
+          <w:sz w:val="22"/>
+          <w:szCs w:val="22"/>
+        </w:rPr>
+        <w:t xml:space="preserve"> </w:t>
+      </w:r>
+      <w:r>
+        <w:rPr>
+          <w:sz w:val="22"/>
+          <w:szCs w:val="22"/>
+        </w:rPr>
+        <w:t>friendly, and efficient digital solution for modern pet care businesses.</w:t>
       </w:r>
     </w:p>
     <w:p>
@@ -1460,37 +1738,171 @@
     </w:p>
     <w:p>
       <w:pPr>
-        <w:pStyle w:val="23"/>
+        <w:pStyle w:val="pdq2pgselectionanchorcontainer"/>
         <w:jc w:val="both"/>
       </w:pPr>
       <w:r>
-        <w:t>Nowadays, the pet care industry is growing rapidly day by day, and many pet owners now like to have a convenient online service for purchasing pets, buying necessary pet products, and accessing veterinary care for their lovable pets. Now in the current situation, many pet shops still rely on keeping record manually for their services, which is making it difficult to manage inventory, customer orders, appointments, and others business operations efficiently.</w:t>
+        <w:t>Nowadays, t</w:t>
+      </w:r>
+      <w:r>
+        <w:t>he pet care industry is growing rapidly</w:t>
+      </w:r>
+      <w:r>
+        <w:t xml:space="preserve"> day by </w:t>
+      </w:r>
+      <w:r>
+        <w:t>day,</w:t>
+      </w:r>
+      <w:r>
+        <w:t xml:space="preserve"> and many pet owners now </w:t>
+      </w:r>
+      <w:r>
+        <w:t>like to have a convenient online service</w:t>
+      </w:r>
+      <w:r>
+        <w:t xml:space="preserve"> for purchasing pets, buying</w:t>
+      </w:r>
+      <w:r>
+        <w:t xml:space="preserve"> necessary </w:t>
+      </w:r>
+      <w:r>
+        <w:t>pet products, and accessing veterinary care</w:t>
+      </w:r>
+      <w:r>
+        <w:t xml:space="preserve"> for their lovable pets.</w:t>
+      </w:r>
+      <w:r>
+        <w:t xml:space="preserve"> </w:t>
+      </w:r>
+      <w:r>
+        <w:t>Now in the current situation</w:t>
+      </w:r>
+      <w:r>
+        <w:t xml:space="preserve">, many pet shops still rely on </w:t>
+      </w:r>
+      <w:r>
+        <w:t>keeping record manually</w:t>
+      </w:r>
+      <w:r>
+        <w:t xml:space="preserve"> </w:t>
+      </w:r>
+      <w:r>
+        <w:t>for their services</w:t>
+      </w:r>
+      <w:r>
+        <w:t>,</w:t>
+      </w:r>
+      <w:r>
+        <w:t xml:space="preserve"> which is making</w:t>
+      </w:r>
+      <w:r>
+        <w:t xml:space="preserve"> it difficult to manage inventory, customer orders, appointments, and</w:t>
+      </w:r>
+      <w:r>
+        <w:t xml:space="preserve"> others</w:t>
+      </w:r>
+      <w:r>
+        <w:t xml:space="preserve"> business operations efficiently.</w:t>
       </w:r>
     </w:p>
     <w:p>
       <w:pPr>
-        <w:pStyle w:val="15"/>
+        <w:pStyle w:val="NormalWeb"/>
         <w:jc w:val="both"/>
       </w:pPr>
       <w:r>
-        <w:t>Now, Paw Care is a web-based management system developed for providing an integrated digital platform for pet shops and veterinary services. The system offers customers to explore available pets and products. There are also some key features like place online orders, schedule veterinary appointments, and manage their accounts from anywhere. On the other hand, administrators can monitor business activities, manage inventory, and maintain overall system operations very easily.</w:t>
+        <w:t xml:space="preserve">Now, </w:t>
+      </w:r>
+      <w:r>
+        <w:t xml:space="preserve">Paw Care is a web-based management system developed </w:t>
+      </w:r>
+      <w:r>
+        <w:t>for</w:t>
+      </w:r>
+      <w:r>
+        <w:t xml:space="preserve"> provid</w:t>
+      </w:r>
+      <w:r>
+        <w:t>ing</w:t>
+      </w:r>
+      <w:r>
+        <w:t xml:space="preserve"> an integrated digital platform for pet shops and veterinary services. The system </w:t>
+      </w:r>
+      <w:r>
+        <w:t>offers</w:t>
+      </w:r>
+      <w:r>
+        <w:t xml:space="preserve"> customers to explore available pets and </w:t>
+      </w:r>
+      <w:r>
+        <w:t>products. There are also some key features like</w:t>
+      </w:r>
+      <w:r>
+        <w:t xml:space="preserve"> place online orders, schedule veterinary appointments, and manage their accounts from anywhere.</w:t>
+      </w:r>
+      <w:r>
+        <w:t xml:space="preserve"> On the other hand,</w:t>
+      </w:r>
+      <w:r>
+        <w:t xml:space="preserve"> administrators can monitor business activities, manage inventory, and maintain overall system operations</w:t>
+      </w:r>
+      <w:r>
+        <w:t xml:space="preserve"> very easily</w:t>
+      </w:r>
+      <w:r>
+        <w:t>.</w:t>
       </w:r>
     </w:p>
     <w:p>
       <w:pPr>
-        <w:pStyle w:val="15"/>
+        <w:pStyle w:val="NormalWeb"/>
         <w:jc w:val="both"/>
       </w:pPr>
       <w:r>
-        <w:t xml:space="preserve">Here our main key motive is to combining pet shop management and veterinary services into a single web </w:t>
-      </w:r>
-      <w:bookmarkStart w:id="0" w:name="_GoBack"/>
-      <w:r>
-        <w:t xml:space="preserve">application and provide a use friendly service to the users. Paw Care improves the service quality and </w:t>
-      </w:r>
-      <w:bookmarkEnd w:id="0"/>
-      <w:r>
-        <w:t>reduces manual work also enhances data organization and provides a better experience for both business owners and customers at a same time.</w:t>
+        <w:t>Here our main key motive is to</w:t>
+      </w:r>
+      <w:r>
+        <w:t xml:space="preserve"> combining pet shop management and veterinary services into a single web application</w:t>
+      </w:r>
+      <w:r>
+        <w:t xml:space="preserve"> and provide a use friendly service to the users. </w:t>
+      </w:r>
+      <w:r>
+        <w:t>Paw Care improves</w:t>
+      </w:r>
+      <w:r>
+        <w:t xml:space="preserve"> the</w:t>
+      </w:r>
+      <w:r>
+        <w:t xml:space="preserve"> service quality</w:t>
+      </w:r>
+      <w:r>
+        <w:t xml:space="preserve"> and</w:t>
+      </w:r>
+      <w:r>
+        <w:t xml:space="preserve"> reduces </w:t>
+      </w:r>
+      <w:r>
+        <w:lastRenderedPageBreak/>
+        <w:t>manual work</w:t>
+      </w:r>
+      <w:r>
+        <w:t xml:space="preserve"> also</w:t>
+      </w:r>
+      <w:r>
+        <w:t xml:space="preserve"> enhances data organization</w:t>
+      </w:r>
+      <w:r>
+        <w:t xml:space="preserve"> </w:t>
+      </w:r>
+      <w:r>
+        <w:t>and provides a better experience for both business owners and customers</w:t>
+      </w:r>
+      <w:r>
+        <w:t xml:space="preserve"> at a same time</w:t>
+      </w:r>
+      <w:r>
+        <w:t>.</w:t>
       </w:r>
     </w:p>
     <w:p>
@@ -1513,29 +1925,122 @@
     </w:p>
     <w:p>
       <w:pPr>
-        <w:pStyle w:val="23"/>
+        <w:pStyle w:val="pdq2pgselectionanchorcontainer"/>
         <w:jc w:val="both"/>
       </w:pPr>
       <w:r>
-        <w:t>In recent years, web-based business management systems have become more popular, because they provide a faster way to access information and better data management also improved customer experience. The pet care industry is also adopting these digital solutions to simplify business operations and focusing on to provide more customer satisfaction.</w:t>
+        <w:t>In recent years, web-based business management systems have become</w:t>
+      </w:r>
+      <w:r>
+        <w:t xml:space="preserve"> more</w:t>
+      </w:r>
+      <w:r>
+        <w:t xml:space="preserve"> popular</w:t>
+      </w:r>
+      <w:r>
+        <w:t>,</w:t>
+      </w:r>
+      <w:r>
+        <w:t xml:space="preserve"> because they provide </w:t>
+      </w:r>
+      <w:r>
+        <w:t xml:space="preserve">a </w:t>
+      </w:r>
+      <w:r>
+        <w:t xml:space="preserve">faster </w:t>
+      </w:r>
+      <w:r>
+        <w:t xml:space="preserve">way to </w:t>
+      </w:r>
+      <w:r>
+        <w:t>access information</w:t>
+      </w:r>
+      <w:r>
+        <w:t xml:space="preserve"> and</w:t>
+      </w:r>
+      <w:r>
+        <w:t xml:space="preserve"> better data management</w:t>
+      </w:r>
+      <w:r>
+        <w:t xml:space="preserve"> also</w:t>
+      </w:r>
+      <w:r>
+        <w:t xml:space="preserve"> improved customer experience. The pet care industry is also adopting</w:t>
+      </w:r>
+      <w:r>
+        <w:t xml:space="preserve"> these digital solutions</w:t>
+      </w:r>
+      <w:r>
+        <w:t xml:space="preserve"> to simplify business operations and </w:t>
+      </w:r>
+      <w:r>
+        <w:t>focusing on to provide more</w:t>
+      </w:r>
+      <w:r>
+        <w:t xml:space="preserve"> customer satisfaction.</w:t>
       </w:r>
     </w:p>
     <w:p>
       <w:pPr>
-        <w:pStyle w:val="15"/>
+        <w:pStyle w:val="NormalWeb"/>
         <w:jc w:val="both"/>
       </w:pPr>
       <w:r>
-        <w:t>Traditional pet shops are maintaining customer records, inventory, veterinary appointments, and sales manually or through various desktop applications. These approaches may be lead them a serious trouble like   data redundancy, inefficient workflows, and limited accessibility.</w:t>
+        <w:t>Traditional pet shops</w:t>
+      </w:r>
+      <w:r>
+        <w:t xml:space="preserve"> are</w:t>
+      </w:r>
+      <w:r>
+        <w:t xml:space="preserve"> maintain</w:t>
+      </w:r>
+      <w:r>
+        <w:t xml:space="preserve">ing </w:t>
+      </w:r>
+      <w:r>
+        <w:t>customer records, inventory, veterinary appointments, and sales manually or throug</w:t>
+      </w:r>
+      <w:r>
+        <w:t>h various</w:t>
+      </w:r>
+      <w:r>
+        <w:t xml:space="preserve"> desktop applications. These approaches may </w:t>
+      </w:r>
+      <w:r>
+        <w:t xml:space="preserve">be </w:t>
+      </w:r>
+      <w:r>
+        <w:t>lead</w:t>
+      </w:r>
+      <w:r>
+        <w:t xml:space="preserve"> them a serious trouble like </w:t>
+      </w:r>
+      <w:r>
+        <w:t xml:space="preserve">  data redundancy, inefficient workflows, and limited accessibility.</w:t>
       </w:r>
     </w:p>
     <w:p>
       <w:pPr>
-        <w:pStyle w:val="15"/>
+        <w:pStyle w:val="NormalWeb"/>
         <w:jc w:val="both"/>
       </w:pPr>
       <w:r>
-        <w:t>Here, Paw Care is proposed as a web-based solution. Which is integrates pet shop operations, veterinary services, and delivery management into a single platform. By using modern web technologies such as HTML, CSS, JavaScript, PHP, and MySQL, the system offers secure data management, real-time accessibility, and role-based functionalities for different types of users.</w:t>
+        <w:t xml:space="preserve">Here, </w:t>
+      </w:r>
+      <w:r>
+        <w:t xml:space="preserve">Paw Care is proposed as a web-based </w:t>
+      </w:r>
+      <w:r>
+        <w:t>solution. Which is</w:t>
+      </w:r>
+      <w:r>
+        <w:t xml:space="preserve"> integrates pet shop operations, veterinary services, and delivery management into a single platform. By u</w:t>
+      </w:r>
+      <w:r>
+        <w:t>sing</w:t>
+      </w:r>
+      <w:r>
+        <w:t xml:space="preserve"> modern web technologies such as HTML, CSS, JavaScript, PHP, and MySQL, the system offers secure data management, real-time accessibility, and role-based functionalities for different types of users.</w:t>
       </w:r>
     </w:p>
     <w:p>
@@ -1548,33 +2053,44 @@
           <w:szCs w:val="22"/>
         </w:rPr>
       </w:pPr>
-      <w:r>
+    </w:p>
+    <w:p>
+      <w:pPr>
         <w:rPr>
           <w:b/>
           <w:bCs/>
           <w:sz w:val="22"/>
           <w:szCs w:val="22"/>
         </w:rPr>
-        <w:t>ER Diagram</w:t>
-      </w:r>
-    </w:p>
-    <w:p>
-      <w:pPr>
-        <w:spacing w:before="220" w:after="100"/>
+      </w:pPr>
+      <w:r>
         <w:rPr>
+          <w:b/>
+          <w:bCs/>
           <w:sz w:val="22"/>
           <w:szCs w:val="22"/>
         </w:rPr>
-      </w:pPr>
+        <w:br w:type="page"/>
+      </w:r>
       <w:r>
         <w:rPr>
+          <w:noProof/>
           <w:sz w:val="22"/>
           <w:szCs w:val="22"/>
         </w:rPr>
+        <w:lastRenderedPageBreak/>
         <w:drawing>
-          <wp:inline distT="0" distB="0" distL="0" distR="0">
-            <wp:extent cx="6565900" cy="4603750"/>
-            <wp:effectExtent l="0" t="0" r="6350" b="6350"/>
+          <wp:anchor distT="0" distB="0" distL="114300" distR="114300" simplePos="0" relativeHeight="251673600" behindDoc="0" locked="0" layoutInCell="1" allowOverlap="1" wp14:anchorId="0228FAEE" wp14:editId="6F249554">
+            <wp:simplePos x="0" y="0"/>
+            <wp:positionH relativeFrom="column">
+              <wp:posOffset>-1127125</wp:posOffset>
+            </wp:positionH>
+            <wp:positionV relativeFrom="paragraph">
+              <wp:posOffset>1508125</wp:posOffset>
+            </wp:positionV>
+            <wp:extent cx="8769985" cy="6148705"/>
+            <wp:effectExtent l="0" t="3810" r="8255" b="8255"/>
+            <wp:wrapTopAndBottom/>
             <wp:docPr id="8" name="Picture 8"/>
             <wp:cNvGraphicFramePr>
               <a:graphicFrameLocks xmlns:a="http://schemas.openxmlformats.org/drawingml/2006/main" noChangeAspect="1"/>
@@ -1583,13 +2099,13 @@
               <a:graphicData uri="http://schemas.openxmlformats.org/drawingml/2006/picture">
                 <pic:pic xmlns:pic="http://schemas.openxmlformats.org/drawingml/2006/picture">
                   <pic:nvPicPr>
-                    <pic:cNvPr id="8" name="Picture 8"/>
+                    <pic:cNvPr id="0" name="Picture 1"/>
                     <pic:cNvPicPr>
                       <a:picLocks noChangeAspect="1" noChangeArrowheads="1"/>
                     </pic:cNvPicPr>
                   </pic:nvPicPr>
                   <pic:blipFill>
-                    <a:blip r:embed="rId5">
+                    <a:blip r:embed="rId9">
                       <a:extLst>
                         <a:ext uri="{28A0092B-C50C-407E-A947-70E740481C1C}">
                           <a14:useLocalDpi xmlns:a14="http://schemas.microsoft.com/office/drawing/2010/main" val="0"/>
@@ -1601,10 +2117,10 @@
                       <a:fillRect/>
                     </a:stretch>
                   </pic:blipFill>
-                  <pic:spPr>
-                    <a:xfrm>
+                  <pic:spPr bwMode="auto">
+                    <a:xfrm rot="16200000">
                       <a:off x="0" y="0"/>
-                      <a:ext cx="6565900" cy="4603750"/>
+                      <a:ext cx="8769985" cy="6148705"/>
                     </a:xfrm>
                     <a:prstGeom prst="rect">
                       <a:avLst/>
@@ -1617,8 +2133,23 @@
                 </pic:pic>
               </a:graphicData>
             </a:graphic>
-          </wp:inline>
+            <wp14:sizeRelH relativeFrom="margin">
+              <wp14:pctWidth>0</wp14:pctWidth>
+            </wp14:sizeRelH>
+            <wp14:sizeRelV relativeFrom="margin">
+              <wp14:pctHeight>0</wp14:pctHeight>
+            </wp14:sizeRelV>
+          </wp:anchor>
         </w:drawing>
+      </w:r>
+      <w:r>
+        <w:rPr>
+          <w:b/>
+          <w:bCs/>
+          <w:sz w:val="22"/>
+          <w:szCs w:val="22"/>
+        </w:rPr>
+        <w:t>ER Diagram</w:t>
       </w:r>
     </w:p>
     <w:p>
@@ -1633,21 +2164,22 @@
       </w:pPr>
       <w:r>
         <w:rPr>
-          <w14:ligatures w14:val="standardContextual"/>
+          <w:noProof/>
         </w:rPr>
+        <w:lastRenderedPageBreak/>
         <w:drawing>
-          <wp:anchor distT="0" distB="0" distL="114300" distR="114300" simplePos="0" relativeHeight="251659264" behindDoc="0" locked="0" layoutInCell="1" allowOverlap="1">
+          <wp:anchor distT="0" distB="0" distL="114300" distR="114300" simplePos="0" relativeHeight="251672576" behindDoc="0" locked="0" layoutInCell="1" allowOverlap="1" wp14:anchorId="188B3A7E" wp14:editId="419B6AFB">
             <wp:simplePos x="0" y="0"/>
             <wp:positionH relativeFrom="column">
-              <wp:posOffset>-128270</wp:posOffset>
+              <wp:posOffset>499745</wp:posOffset>
             </wp:positionH>
             <wp:positionV relativeFrom="paragraph">
-              <wp:posOffset>349885</wp:posOffset>
+              <wp:posOffset>248285</wp:posOffset>
             </wp:positionV>
-            <wp:extent cx="6570345" cy="7516495"/>
-            <wp:effectExtent l="0" t="0" r="1905" b="8255"/>
+            <wp:extent cx="5344160" cy="8703945"/>
+            <wp:effectExtent l="0" t="0" r="8890" b="1905"/>
             <wp:wrapTopAndBottom/>
-            <wp:docPr id="4" name="Picture 4"/>
+            <wp:docPr id="11" name="Picture 11"/>
             <wp:cNvGraphicFramePr>
               <a:graphicFrameLocks xmlns:a="http://schemas.openxmlformats.org/drawingml/2006/main" noChangeAspect="1"/>
             </wp:cNvGraphicFramePr>
@@ -1655,135 +2187,11 @@
               <a:graphicData uri="http://schemas.openxmlformats.org/drawingml/2006/picture">
                 <pic:pic xmlns:pic="http://schemas.openxmlformats.org/drawingml/2006/picture">
                   <pic:nvPicPr>
-                    <pic:cNvPr id="4" name="Picture 4"/>
-                    <pic:cNvPicPr>
-                      <a:picLocks noChangeAspect="1"/>
-                    </pic:cNvPicPr>
+                    <pic:cNvPr id="11" name="Picture 11"/>
+                    <pic:cNvPicPr/>
                   </pic:nvPicPr>
                   <pic:blipFill>
-                    <a:blip r:embed="rId6">
-                      <a:extLst>
-                        <a:ext uri="{28A0092B-C50C-407E-A947-70E740481C1C}">
-                          <a14:useLocalDpi xmlns:a14="http://schemas.microsoft.com/office/drawing/2010/main" val="0"/>
-                        </a:ext>
-                      </a:extLst>
-                    </a:blip>
-                    <a:srcRect t="11261" r="4373"/>
-                    <a:stretch>
-                      <a:fillRect/>
-                    </a:stretch>
-                  </pic:blipFill>
-                  <pic:spPr>
-                    <a:xfrm>
-                      <a:off x="0" y="0"/>
-                      <a:ext cx="6570345" cy="7516495"/>
-                    </a:xfrm>
-                    <a:prstGeom prst="rect">
-                      <a:avLst/>
-                    </a:prstGeom>
-                    <a:ln>
-                      <a:noFill/>
-                    </a:ln>
-                  </pic:spPr>
-                </pic:pic>
-              </a:graphicData>
-            </a:graphic>
-          </wp:anchor>
-        </w:drawing>
-      </w:r>
-      <w:r>
-        <w:rPr>
-          <w:b/>
-          <w:bCs/>
-          <w:sz w:val="22"/>
-          <w:szCs w:val="22"/>
-        </w:rPr>
-        <w:t>Use Case Diagram</w:t>
-      </w:r>
-    </w:p>
-    <w:p>
-      <w:pPr>
-        <w:spacing w:before="220" w:after="100"/>
-        <w:rPr>
-          <w:sz w:val="22"/>
-          <w:szCs w:val="22"/>
-        </w:rPr>
-      </w:pPr>
-    </w:p>
-    <w:p>
-      <w:pPr>
-        <w:spacing w:before="220" w:after="100"/>
-        <w:rPr>
-          <w:b/>
-          <w:bCs/>
-          <w:sz w:val="22"/>
-          <w:szCs w:val="22"/>
-        </w:rPr>
-      </w:pPr>
-      <w:r>
-        <w:rPr>
-          <w:b/>
-          <w:bCs/>
-          <w:sz w:val="22"/>
-          <w:szCs w:val="22"/>
-        </w:rPr>
-        <w:br w:type="textWrapping"/>
-      </w:r>
-    </w:p>
-    <w:p>
-      <w:pPr>
-        <w:spacing w:before="220" w:after="100"/>
-        <w:rPr>
-          <w:b/>
-          <w:bCs/>
-          <w:sz w:val="22"/>
-          <w:szCs w:val="22"/>
-        </w:rPr>
-      </w:pPr>
-    </w:p>
-    <w:p>
-      <w:pPr>
-        <w:spacing w:before="220" w:after="100"/>
-        <w:rPr>
-          <w:sz w:val="22"/>
-          <w:szCs w:val="22"/>
-        </w:rPr>
-      </w:pPr>
-      <w:r>
-        <w:rPr>
-          <w:i/>
-          <w:iCs/>
-          <w:color w:val="595959"/>
-          <w:sz w:val="22"/>
-          <w:szCs w:val="22"/>
-        </w:rPr>
-        <w:drawing>
-          <wp:anchor distT="0" distB="0" distL="114300" distR="114300" simplePos="0" relativeHeight="251661312" behindDoc="0" locked="0" layoutInCell="1" allowOverlap="1">
-            <wp:simplePos x="0" y="0"/>
-            <wp:positionH relativeFrom="column">
-              <wp:posOffset>191770</wp:posOffset>
-            </wp:positionH>
-            <wp:positionV relativeFrom="paragraph">
-              <wp:posOffset>4572635</wp:posOffset>
-            </wp:positionV>
-            <wp:extent cx="5747385" cy="4239895"/>
-            <wp:effectExtent l="0" t="0" r="5715" b="8890"/>
-            <wp:wrapTopAndBottom/>
-            <wp:docPr id="6" name="Picture 6"/>
-            <wp:cNvGraphicFramePr>
-              <a:graphicFrameLocks xmlns:a="http://schemas.openxmlformats.org/drawingml/2006/main" noChangeAspect="1"/>
-            </wp:cNvGraphicFramePr>
-            <a:graphic xmlns:a="http://schemas.openxmlformats.org/drawingml/2006/main">
-              <a:graphicData uri="http://schemas.openxmlformats.org/drawingml/2006/picture">
-                <pic:pic xmlns:pic="http://schemas.openxmlformats.org/drawingml/2006/picture">
-                  <pic:nvPicPr>
-                    <pic:cNvPr id="6" name="Picture 6"/>
-                    <pic:cNvPicPr>
-                      <a:picLocks noChangeAspect="1"/>
-                    </pic:cNvPicPr>
-                  </pic:nvPicPr>
-                  <pic:blipFill>
-                    <a:blip r:embed="rId7">
+                    <a:blip r:embed="rId10" cstate="print">
                       <a:extLst>
                         <a:ext uri="{28A0092B-C50C-407E-A947-70E740481C1C}">
                           <a14:useLocalDpi xmlns:a14="http://schemas.microsoft.com/office/drawing/2010/main" val="0"/>
@@ -1797,7 +2205,7 @@
                   <pic:spPr>
                     <a:xfrm>
                       <a:off x="0" y="0"/>
-                      <a:ext cx="5747657" cy="4239631"/>
+                      <a:ext cx="5344160" cy="8703945"/>
                     </a:xfrm>
                     <a:prstGeom prst="rect">
                       <a:avLst/>
@@ -1806,66 +2214,12 @@
                 </pic:pic>
               </a:graphicData>
             </a:graphic>
-          </wp:anchor>
-        </w:drawing>
-      </w:r>
-      <w:r>
-        <w:rPr>
-          <w:i/>
-          <w:iCs/>
-          <w:color w:val="595959"/>
-          <w:sz w:val="22"/>
-          <w:szCs w:val="22"/>
-        </w:rPr>
-        <w:drawing>
-          <wp:anchor distT="0" distB="0" distL="114300" distR="114300" simplePos="0" relativeHeight="251660288" behindDoc="0" locked="0" layoutInCell="1" allowOverlap="1">
-            <wp:simplePos x="0" y="0"/>
-            <wp:positionH relativeFrom="column">
-              <wp:posOffset>191770</wp:posOffset>
-            </wp:positionH>
-            <wp:positionV relativeFrom="paragraph">
-              <wp:posOffset>247015</wp:posOffset>
-            </wp:positionV>
-            <wp:extent cx="5747385" cy="4220210"/>
-            <wp:effectExtent l="0" t="0" r="5715" b="8890"/>
-            <wp:wrapTopAndBottom/>
-            <wp:docPr id="5" name="Picture 5"/>
-            <wp:cNvGraphicFramePr>
-              <a:graphicFrameLocks xmlns:a="http://schemas.openxmlformats.org/drawingml/2006/main" noChangeAspect="1"/>
-            </wp:cNvGraphicFramePr>
-            <a:graphic xmlns:a="http://schemas.openxmlformats.org/drawingml/2006/main">
-              <a:graphicData uri="http://schemas.openxmlformats.org/drawingml/2006/picture">
-                <pic:pic xmlns:pic="http://schemas.openxmlformats.org/drawingml/2006/picture">
-                  <pic:nvPicPr>
-                    <pic:cNvPr id="5" name="Picture 5"/>
-                    <pic:cNvPicPr>
-                      <a:picLocks noChangeAspect="1"/>
-                    </pic:cNvPicPr>
-                  </pic:nvPicPr>
-                  <pic:blipFill>
-                    <a:blip r:embed="rId8">
-                      <a:extLst>
-                        <a:ext uri="{28A0092B-C50C-407E-A947-70E740481C1C}">
-                          <a14:useLocalDpi xmlns:a14="http://schemas.microsoft.com/office/drawing/2010/main" val="0"/>
-                        </a:ext>
-                      </a:extLst>
-                    </a:blip>
-                    <a:stretch>
-                      <a:fillRect/>
-                    </a:stretch>
-                  </pic:blipFill>
-                  <pic:spPr>
-                    <a:xfrm>
-                      <a:off x="0" y="0"/>
-                      <a:ext cx="5756941" cy="4227055"/>
-                    </a:xfrm>
-                    <a:prstGeom prst="rect">
-                      <a:avLst/>
-                    </a:prstGeom>
-                  </pic:spPr>
-                </pic:pic>
-              </a:graphicData>
-            </a:graphic>
+            <wp14:sizeRelH relativeFrom="margin">
+              <wp14:pctWidth>0</wp14:pctWidth>
+            </wp14:sizeRelH>
+            <wp14:sizeRelV relativeFrom="margin">
+              <wp14:pctHeight>0</wp14:pctHeight>
+            </wp14:sizeRelV>
           </wp:anchor>
         </w:drawing>
       </w:r>
@@ -1876,59 +2230,1936 @@
           <w:sz w:val="22"/>
           <w:szCs w:val="22"/>
         </w:rPr>
+        <w:t>Use Case</w:t>
+      </w:r>
+      <w:r>
+        <w:rPr>
+          <w:b/>
+          <w:bCs/>
+          <w:sz w:val="22"/>
+          <w:szCs w:val="22"/>
+        </w:rPr>
+        <w:t xml:space="preserve"> Diagram</w:t>
+      </w:r>
+    </w:p>
+    <w:p>
+      <w:pPr>
+        <w:spacing w:before="220" w:after="100"/>
+        <w:rPr>
+          <w:b/>
+          <w:bCs/>
+          <w:sz w:val="22"/>
+          <w:szCs w:val="22"/>
+        </w:rPr>
+      </w:pPr>
+      <w:r>
+        <w:rPr>
+          <w:b/>
+          <w:bCs/>
+          <w:sz w:val="22"/>
+          <w:szCs w:val="22"/>
+        </w:rPr>
+        <w:lastRenderedPageBreak/>
         <w:t>UI (Figma/Sketch)</w:t>
       </w:r>
     </w:p>
     <w:tbl>
       <w:tblPr>
-        <w:tblStyle w:val="17"/>
+        <w:tblStyle w:val="TableGrid"/>
         <w:tblW w:w="0" w:type="auto"/>
-        <w:tblInd w:w="0" w:type="dxa"/>
-        <w:tblBorders>
-          <w:top w:val="single" w:color="auto" w:sz="4" w:space="0"/>
-          <w:left w:val="single" w:color="auto" w:sz="4" w:space="0"/>
-          <w:bottom w:val="single" w:color="auto" w:sz="4" w:space="0"/>
-          <w:right w:val="single" w:color="auto" w:sz="4" w:space="0"/>
-          <w:insideH w:val="single" w:color="auto" w:sz="4" w:space="0"/>
-          <w:insideV w:val="single" w:color="auto" w:sz="4" w:space="0"/>
-        </w:tblBorders>
-        <w:tblLayout w:type="autofit"/>
-        <w:tblCellMar>
-          <w:top w:w="0" w:type="dxa"/>
-          <w:left w:w="108" w:type="dxa"/>
-          <w:bottom w:w="0" w:type="dxa"/>
-          <w:right w:w="108" w:type="dxa"/>
-        </w:tblCellMar>
+        <w:tblLook w:val="04A0" w:firstRow="1" w:lastRow="0" w:firstColumn="1" w:lastColumn="0" w:noHBand="0" w:noVBand="1"/>
       </w:tblPr>
       <w:tblGrid>
         <w:gridCol w:w="10330"/>
       </w:tblGrid>
       <w:tr>
-        <w:tblPrEx>
-          <w:tblBorders>
-            <w:top w:val="single" w:color="auto" w:sz="4" w:space="0"/>
-            <w:left w:val="single" w:color="auto" w:sz="4" w:space="0"/>
-            <w:bottom w:val="single" w:color="auto" w:sz="4" w:space="0"/>
-            <w:right w:val="single" w:color="auto" w:sz="4" w:space="0"/>
-            <w:insideH w:val="single" w:color="auto" w:sz="4" w:space="0"/>
-            <w:insideV w:val="single" w:color="auto" w:sz="4" w:space="0"/>
-          </w:tblBorders>
-          <w:tblCellMar>
-            <w:top w:w="0" w:type="dxa"/>
-            <w:left w:w="108" w:type="dxa"/>
-            <w:bottom w:w="0" w:type="dxa"/>
-            <w:right w:w="108" w:type="dxa"/>
-          </w:tblCellMar>
-        </w:tblPrEx>
-        <w:trPr>
-          <w:trHeight w:val="12230" w:hRule="atLeast"/>
-        </w:trPr>
         <w:tc>
           <w:tcPr>
             <w:tcW w:w="10330" w:type="dxa"/>
           </w:tcPr>
           <w:p>
             <w:pPr>
+              <w:rPr>
+                <w:b/>
+                <w:bCs/>
+                <w:sz w:val="22"/>
+                <w:szCs w:val="22"/>
+              </w:rPr>
+            </w:pPr>
+            <w:r>
+              <w:rPr>
+                <w:b/>
+                <w:bCs/>
+                <w:noProof/>
+                <w:sz w:val="22"/>
+                <w:szCs w:val="22"/>
+              </w:rPr>
+              <w:drawing>
+                <wp:anchor distT="0" distB="0" distL="114300" distR="114300" simplePos="0" relativeHeight="251676672" behindDoc="0" locked="0" layoutInCell="1" allowOverlap="1" wp14:anchorId="2D0D7000" wp14:editId="169E5648">
+                  <wp:simplePos x="0" y="0"/>
+                  <wp:positionH relativeFrom="column">
+                    <wp:posOffset>239395</wp:posOffset>
+                  </wp:positionH>
+                  <wp:positionV relativeFrom="paragraph">
+                    <wp:posOffset>37267</wp:posOffset>
+                  </wp:positionV>
+                  <wp:extent cx="5544872" cy="3716919"/>
+                  <wp:effectExtent l="0" t="0" r="0" b="0"/>
+                  <wp:wrapTopAndBottom/>
+                  <wp:docPr id="3" name="Picture 3"/>
+                  <wp:cNvGraphicFramePr>
+                    <a:graphicFrameLocks xmlns:a="http://schemas.openxmlformats.org/drawingml/2006/main" noChangeAspect="1"/>
+                  </wp:cNvGraphicFramePr>
+                  <a:graphic xmlns:a="http://schemas.openxmlformats.org/drawingml/2006/main">
+                    <a:graphicData uri="http://schemas.openxmlformats.org/drawingml/2006/picture">
+                      <pic:pic xmlns:pic="http://schemas.openxmlformats.org/drawingml/2006/picture">
+                        <pic:nvPicPr>
+                          <pic:cNvPr id="1" name=""/>
+                          <pic:cNvPicPr/>
+                        </pic:nvPicPr>
+                        <pic:blipFill>
+                          <a:blip r:embed="rId11" cstate="print">
+                            <a:extLst>
+                              <a:ext uri="{28A0092B-C50C-407E-A947-70E740481C1C}">
+                                <a14:useLocalDpi xmlns:a14="http://schemas.microsoft.com/office/drawing/2010/main" val="0"/>
+                              </a:ext>
+                            </a:extLst>
+                          </a:blip>
+                          <a:stretch>
+                            <a:fillRect/>
+                          </a:stretch>
+                        </pic:blipFill>
+                        <pic:spPr>
+                          <a:xfrm>
+                            <a:off x="0" y="0"/>
+                            <a:ext cx="5547259" cy="3718519"/>
+                          </a:xfrm>
+                          <a:prstGeom prst="rect">
+                            <a:avLst/>
+                          </a:prstGeom>
+                        </pic:spPr>
+                      </pic:pic>
+                    </a:graphicData>
+                  </a:graphic>
+                  <wp14:sizeRelH relativeFrom="margin">
+                    <wp14:pctWidth>0</wp14:pctWidth>
+                  </wp14:sizeRelH>
+                  <wp14:sizeRelV relativeFrom="margin">
+                    <wp14:pctHeight>0</wp14:pctHeight>
+                  </wp14:sizeRelV>
+                </wp:anchor>
+              </w:drawing>
+            </w:r>
+          </w:p>
+          <w:p>
+            <w:pPr>
+              <w:jc w:val="center"/>
+              <w:rPr>
+                <w:b/>
+                <w:bCs/>
+                <w:sz w:val="40"/>
+                <w:szCs w:val="40"/>
+              </w:rPr>
+            </w:pPr>
+            <w:r>
+              <w:rPr>
+                <w:b/>
+                <w:bCs/>
+                <w:sz w:val="40"/>
+                <w:szCs w:val="40"/>
+              </w:rPr>
+              <w:t>Main Dashboard</w:t>
+            </w:r>
+          </w:p>
+          <w:p>
+            <w:pPr>
+              <w:rPr>
+                <w:b/>
+                <w:bCs/>
+                <w:sz w:val="22"/>
+                <w:szCs w:val="22"/>
+              </w:rPr>
+            </w:pPr>
+          </w:p>
+        </w:tc>
+      </w:tr>
+      <w:tr>
+        <w:tc>
+          <w:tcPr>
+            <w:tcW w:w="10330" w:type="dxa"/>
+          </w:tcPr>
+          <w:p>
+            <w:pPr>
+              <w:jc w:val="center"/>
+              <w:rPr>
+                <w:b/>
+                <w:bCs/>
+                <w:sz w:val="22"/>
+                <w:szCs w:val="22"/>
+              </w:rPr>
+            </w:pPr>
+            <w:r>
+              <w:rPr>
+                <w:i/>
+                <w:iCs/>
+                <w:noProof/>
+                <w:color w:val="595959"/>
+                <w:sz w:val="40"/>
+                <w:szCs w:val="40"/>
+              </w:rPr>
+              <w:drawing>
+                <wp:anchor distT="0" distB="0" distL="114300" distR="114300" simplePos="0" relativeHeight="251678720" behindDoc="0" locked="0" layoutInCell="1" allowOverlap="1" wp14:anchorId="6EAA1AAE" wp14:editId="0F7BDAA8">
+                  <wp:simplePos x="0" y="0"/>
+                  <wp:positionH relativeFrom="column">
+                    <wp:posOffset>643618</wp:posOffset>
+                  </wp:positionH>
+                  <wp:positionV relativeFrom="paragraph">
+                    <wp:posOffset>0</wp:posOffset>
+                  </wp:positionV>
+                  <wp:extent cx="5522076" cy="4073236"/>
+                  <wp:effectExtent l="0" t="0" r="2540" b="3810"/>
+                  <wp:wrapTopAndBottom/>
+                  <wp:docPr id="6" name="Picture 6"/>
+                  <wp:cNvGraphicFramePr>
+                    <a:graphicFrameLocks xmlns:a="http://schemas.openxmlformats.org/drawingml/2006/main" noChangeAspect="1"/>
+                  </wp:cNvGraphicFramePr>
+                  <a:graphic xmlns:a="http://schemas.openxmlformats.org/drawingml/2006/main">
+                    <a:graphicData uri="http://schemas.openxmlformats.org/drawingml/2006/picture">
+                      <pic:pic xmlns:pic="http://schemas.openxmlformats.org/drawingml/2006/picture">
+                        <pic:nvPicPr>
+                          <pic:cNvPr id="6" name="Picture 6"/>
+                          <pic:cNvPicPr/>
+                        </pic:nvPicPr>
+                        <pic:blipFill>
+                          <a:blip r:embed="rId12">
+                            <a:extLst>
+                              <a:ext uri="{28A0092B-C50C-407E-A947-70E740481C1C}">
+                                <a14:useLocalDpi xmlns:a14="http://schemas.microsoft.com/office/drawing/2010/main" val="0"/>
+                              </a:ext>
+                            </a:extLst>
+                          </a:blip>
+                          <a:stretch>
+                            <a:fillRect/>
+                          </a:stretch>
+                        </pic:blipFill>
+                        <pic:spPr>
+                          <a:xfrm>
+                            <a:off x="0" y="0"/>
+                            <a:ext cx="5522076" cy="4073236"/>
+                          </a:xfrm>
+                          <a:prstGeom prst="rect">
+                            <a:avLst/>
+                          </a:prstGeom>
+                        </pic:spPr>
+                      </pic:pic>
+                    </a:graphicData>
+                  </a:graphic>
+                  <wp14:sizeRelH relativeFrom="margin">
+                    <wp14:pctWidth>0</wp14:pctWidth>
+                  </wp14:sizeRelH>
+                  <wp14:sizeRelV relativeFrom="margin">
+                    <wp14:pctHeight>0</wp14:pctHeight>
+                  </wp14:sizeRelV>
+                </wp:anchor>
+              </w:drawing>
+            </w:r>
+            <w:r>
+              <w:rPr>
+                <w:b/>
+                <w:bCs/>
+                <w:sz w:val="40"/>
+                <w:szCs w:val="40"/>
+              </w:rPr>
+              <w:t>Log in Page</w:t>
+            </w:r>
+          </w:p>
+        </w:tc>
+      </w:tr>
+      <w:tr>
+        <w:tc>
+          <w:tcPr>
+            <w:tcW w:w="10330" w:type="dxa"/>
+          </w:tcPr>
+          <w:p>
+            <w:pPr>
+              <w:rPr>
+                <w:b/>
+                <w:bCs/>
+                <w:sz w:val="22"/>
+                <w:szCs w:val="22"/>
+              </w:rPr>
+            </w:pPr>
+            <w:r>
+              <w:rPr>
+                <w:i/>
+                <w:iCs/>
+                <w:noProof/>
+                <w:color w:val="595959"/>
+                <w:sz w:val="22"/>
+                <w:szCs w:val="22"/>
+              </w:rPr>
+              <w:lastRenderedPageBreak/>
+              <w:drawing>
+                <wp:anchor distT="0" distB="0" distL="114300" distR="114300" simplePos="0" relativeHeight="251689984" behindDoc="0" locked="0" layoutInCell="1" allowOverlap="1" wp14:anchorId="00015265" wp14:editId="16B29B5F">
+                  <wp:simplePos x="0" y="0"/>
+                  <wp:positionH relativeFrom="column">
+                    <wp:posOffset>925195</wp:posOffset>
+                  </wp:positionH>
+                  <wp:positionV relativeFrom="paragraph">
+                    <wp:posOffset>120650</wp:posOffset>
+                  </wp:positionV>
+                  <wp:extent cx="4400550" cy="3681095"/>
+                  <wp:effectExtent l="0" t="0" r="0" b="0"/>
+                  <wp:wrapTopAndBottom/>
+                  <wp:docPr id="2" name="Picture 2"/>
+                  <wp:cNvGraphicFramePr>
+                    <a:graphicFrameLocks xmlns:a="http://schemas.openxmlformats.org/drawingml/2006/main" noChangeAspect="1"/>
+                  </wp:cNvGraphicFramePr>
+                  <a:graphic xmlns:a="http://schemas.openxmlformats.org/drawingml/2006/main">
+                    <a:graphicData uri="http://schemas.openxmlformats.org/drawingml/2006/picture">
+                      <pic:pic xmlns:pic="http://schemas.openxmlformats.org/drawingml/2006/picture">
+                        <pic:nvPicPr>
+                          <pic:cNvPr id="2" name="Picture 2"/>
+                          <pic:cNvPicPr/>
+                        </pic:nvPicPr>
+                        <pic:blipFill>
+                          <a:blip r:embed="rId13">
+                            <a:extLst>
+                              <a:ext uri="{28A0092B-C50C-407E-A947-70E740481C1C}">
+                                <a14:useLocalDpi xmlns:a14="http://schemas.microsoft.com/office/drawing/2010/main" val="0"/>
+                              </a:ext>
+                            </a:extLst>
+                          </a:blip>
+                          <a:stretch>
+                            <a:fillRect/>
+                          </a:stretch>
+                        </pic:blipFill>
+                        <pic:spPr>
+                          <a:xfrm>
+                            <a:off x="0" y="0"/>
+                            <a:ext cx="4400550" cy="3681095"/>
+                          </a:xfrm>
+                          <a:prstGeom prst="rect">
+                            <a:avLst/>
+                          </a:prstGeom>
+                        </pic:spPr>
+                      </pic:pic>
+                    </a:graphicData>
+                  </a:graphic>
+                  <wp14:sizeRelH relativeFrom="margin">
+                    <wp14:pctWidth>0</wp14:pctWidth>
+                  </wp14:sizeRelH>
+                  <wp14:sizeRelV relativeFrom="margin">
+                    <wp14:pctHeight>0</wp14:pctHeight>
+                  </wp14:sizeRelV>
+                </wp:anchor>
+              </w:drawing>
+            </w:r>
+          </w:p>
+          <w:p>
+            <w:pPr>
+              <w:jc w:val="center"/>
+              <w:rPr>
+                <w:b/>
+                <w:bCs/>
+                <w:sz w:val="40"/>
+                <w:szCs w:val="40"/>
+              </w:rPr>
+            </w:pPr>
+            <w:r>
+              <w:rPr>
+                <w:b/>
+                <w:bCs/>
+                <w:sz w:val="40"/>
+                <w:szCs w:val="40"/>
+              </w:rPr>
+              <w:t>Registration Page</w:t>
+            </w:r>
+          </w:p>
+          <w:p>
+            <w:pPr>
+              <w:rPr>
+                <w:b/>
+                <w:bCs/>
+                <w:sz w:val="22"/>
+                <w:szCs w:val="22"/>
+              </w:rPr>
+            </w:pPr>
+          </w:p>
+        </w:tc>
+      </w:tr>
+      <w:tr>
+        <w:tc>
+          <w:tcPr>
+            <w:tcW w:w="10330" w:type="dxa"/>
+          </w:tcPr>
+          <w:p>
+            <w:pPr>
+              <w:jc w:val="center"/>
+              <w:rPr>
+                <w:b/>
+                <w:bCs/>
+                <w:sz w:val="22"/>
+                <w:szCs w:val="22"/>
+              </w:rPr>
+            </w:pPr>
+            <w:r>
+              <w:rPr>
+                <w:b/>
+                <w:bCs/>
+                <w:noProof/>
+                <w:sz w:val="22"/>
+                <w:szCs w:val="22"/>
+              </w:rPr>
+              <w:drawing>
+                <wp:anchor distT="0" distB="0" distL="114300" distR="114300" simplePos="0" relativeHeight="251692032" behindDoc="0" locked="0" layoutInCell="1" allowOverlap="1" wp14:anchorId="0944D8C7" wp14:editId="5B840AFD">
+                  <wp:simplePos x="0" y="0"/>
+                  <wp:positionH relativeFrom="column">
+                    <wp:posOffset>-65405</wp:posOffset>
+                  </wp:positionH>
+                  <wp:positionV relativeFrom="paragraph">
+                    <wp:posOffset>42545</wp:posOffset>
+                  </wp:positionV>
+                  <wp:extent cx="6438900" cy="4126692"/>
+                  <wp:effectExtent l="0" t="0" r="0" b="7620"/>
+                  <wp:wrapTopAndBottom/>
+                  <wp:docPr id="5" name="Picture 5"/>
+                  <wp:cNvGraphicFramePr>
+                    <a:graphicFrameLocks xmlns:a="http://schemas.openxmlformats.org/drawingml/2006/main" noChangeAspect="1"/>
+                  </wp:cNvGraphicFramePr>
+                  <a:graphic xmlns:a="http://schemas.openxmlformats.org/drawingml/2006/main">
+                    <a:graphicData uri="http://schemas.openxmlformats.org/drawingml/2006/picture">
+                      <pic:pic xmlns:pic="http://schemas.openxmlformats.org/drawingml/2006/picture">
+                        <pic:nvPicPr>
+                          <pic:cNvPr id="5" name="Picture 5"/>
+                          <pic:cNvPicPr/>
+                        </pic:nvPicPr>
+                        <pic:blipFill>
+                          <a:blip r:embed="rId14">
+                            <a:extLst>
+                              <a:ext uri="{28A0092B-C50C-407E-A947-70E740481C1C}">
+                                <a14:useLocalDpi xmlns:a14="http://schemas.microsoft.com/office/drawing/2010/main" val="0"/>
+                              </a:ext>
+                            </a:extLst>
+                          </a:blip>
+                          <a:stretch>
+                            <a:fillRect/>
+                          </a:stretch>
+                        </pic:blipFill>
+                        <pic:spPr>
+                          <a:xfrm>
+                            <a:off x="0" y="0"/>
+                            <a:ext cx="6438900" cy="4126692"/>
+                          </a:xfrm>
+                          <a:prstGeom prst="rect">
+                            <a:avLst/>
+                          </a:prstGeom>
+                        </pic:spPr>
+                      </pic:pic>
+                    </a:graphicData>
+                  </a:graphic>
+                  <wp14:sizeRelH relativeFrom="margin">
+                    <wp14:pctWidth>0</wp14:pctWidth>
+                  </wp14:sizeRelH>
+                  <wp14:sizeRelV relativeFrom="margin">
+                    <wp14:pctHeight>0</wp14:pctHeight>
+                  </wp14:sizeRelV>
+                </wp:anchor>
+              </w:drawing>
+            </w:r>
+            <w:r>
+              <w:rPr>
+                <w:b/>
+                <w:bCs/>
+                <w:sz w:val="40"/>
+                <w:szCs w:val="40"/>
+              </w:rPr>
+              <w:t>Customer Dashboard Page</w:t>
+            </w:r>
+          </w:p>
+        </w:tc>
+      </w:tr>
+    </w:tbl>
+    <w:p>
+      <w:pPr>
+        <w:rPr>
+          <w:b/>
+          <w:bCs/>
+          <w:sz w:val="22"/>
+          <w:szCs w:val="22"/>
+        </w:rPr>
+      </w:pPr>
+    </w:p>
+    <w:tbl>
+      <w:tblPr>
+        <w:tblStyle w:val="TableGrid"/>
+        <w:tblW w:w="0" w:type="auto"/>
+        <w:tblLook w:val="04A0" w:firstRow="1" w:lastRow="0" w:firstColumn="1" w:lastColumn="0" w:noHBand="0" w:noVBand="1"/>
+      </w:tblPr>
+      <w:tblGrid>
+        <w:gridCol w:w="10330"/>
+      </w:tblGrid>
+      <w:tr>
+        <w:tc>
+          <w:tcPr>
+            <w:tcW w:w="10330" w:type="dxa"/>
+          </w:tcPr>
+          <w:p>
+            <w:pPr>
+              <w:jc w:val="center"/>
+              <w:rPr>
+                <w:b/>
+                <w:bCs/>
+                <w:sz w:val="22"/>
+                <w:szCs w:val="22"/>
+              </w:rPr>
+            </w:pPr>
+            <w:r>
+              <w:rPr>
+                <w:b/>
+                <w:bCs/>
+                <w:noProof/>
+                <w:sz w:val="22"/>
+                <w:szCs w:val="22"/>
+              </w:rPr>
+              <w:drawing>
+                <wp:anchor distT="0" distB="0" distL="114300" distR="114300" simplePos="0" relativeHeight="251694080" behindDoc="0" locked="0" layoutInCell="1" allowOverlap="1" wp14:anchorId="54760E8B" wp14:editId="25BDF6C6">
+                  <wp:simplePos x="0" y="0"/>
+                  <wp:positionH relativeFrom="column">
+                    <wp:posOffset>-65072</wp:posOffset>
+                  </wp:positionH>
+                  <wp:positionV relativeFrom="paragraph">
+                    <wp:posOffset>601</wp:posOffset>
+                  </wp:positionV>
+                  <wp:extent cx="6617369" cy="4582903"/>
+                  <wp:effectExtent l="0" t="0" r="0" b="8255"/>
+                  <wp:wrapTopAndBottom/>
+                  <wp:docPr id="7" name="Picture 7"/>
+                  <wp:cNvGraphicFramePr>
+                    <a:graphicFrameLocks xmlns:a="http://schemas.openxmlformats.org/drawingml/2006/main" noChangeAspect="1"/>
+                  </wp:cNvGraphicFramePr>
+                  <a:graphic xmlns:a="http://schemas.openxmlformats.org/drawingml/2006/main">
+                    <a:graphicData uri="http://schemas.openxmlformats.org/drawingml/2006/picture">
+                      <pic:pic xmlns:pic="http://schemas.openxmlformats.org/drawingml/2006/picture">
+                        <pic:nvPicPr>
+                          <pic:cNvPr id="7" name="Picture 7"/>
+                          <pic:cNvPicPr/>
+                        </pic:nvPicPr>
+                        <pic:blipFill>
+                          <a:blip r:embed="rId15">
+                            <a:extLst>
+                              <a:ext uri="{28A0092B-C50C-407E-A947-70E740481C1C}">
+                                <a14:useLocalDpi xmlns:a14="http://schemas.microsoft.com/office/drawing/2010/main" val="0"/>
+                              </a:ext>
+                            </a:extLst>
+                          </a:blip>
+                          <a:stretch>
+                            <a:fillRect/>
+                          </a:stretch>
+                        </pic:blipFill>
+                        <pic:spPr>
+                          <a:xfrm>
+                            <a:off x="0" y="0"/>
+                            <a:ext cx="6628359" cy="4590514"/>
+                          </a:xfrm>
+                          <a:prstGeom prst="rect">
+                            <a:avLst/>
+                          </a:prstGeom>
+                        </pic:spPr>
+                      </pic:pic>
+                    </a:graphicData>
+                  </a:graphic>
+                  <wp14:sizeRelH relativeFrom="margin">
+                    <wp14:pctWidth>0</wp14:pctWidth>
+                  </wp14:sizeRelH>
+                  <wp14:sizeRelV relativeFrom="margin">
+                    <wp14:pctHeight>0</wp14:pctHeight>
+                  </wp14:sizeRelV>
+                </wp:anchor>
+              </w:drawing>
+            </w:r>
+            <w:r>
+              <w:rPr>
+                <w:b/>
+                <w:bCs/>
+                <w:sz w:val="40"/>
+                <w:szCs w:val="40"/>
+              </w:rPr>
+              <w:t>Payment Page</w:t>
+            </w:r>
+          </w:p>
+          <w:p>
+            <w:pPr>
+              <w:rPr>
+                <w:b/>
+                <w:bCs/>
+                <w:sz w:val="22"/>
+                <w:szCs w:val="22"/>
+              </w:rPr>
+            </w:pPr>
+          </w:p>
+        </w:tc>
+      </w:tr>
+      <w:tr>
+        <w:tc>
+          <w:tcPr>
+            <w:tcW w:w="10330" w:type="dxa"/>
+          </w:tcPr>
+          <w:p>
+            <w:pPr>
+              <w:jc w:val="center"/>
+              <w:rPr>
+                <w:b/>
+                <w:bCs/>
+                <w:sz w:val="22"/>
+                <w:szCs w:val="22"/>
+              </w:rPr>
+            </w:pPr>
+            <w:r>
+              <w:rPr>
+                <w:b/>
+                <w:bCs/>
+                <w:noProof/>
+                <w:sz w:val="40"/>
+                <w:szCs w:val="40"/>
+              </w:rPr>
+              <w:drawing>
+                <wp:inline distT="0" distB="0" distL="0" distR="0" wp14:anchorId="0294D6CF" wp14:editId="1708E65E">
+                  <wp:extent cx="6565900" cy="3248660"/>
+                  <wp:effectExtent l="0" t="0" r="6350" b="8890"/>
+                  <wp:docPr id="13" name="Picture 13"/>
+                  <wp:cNvGraphicFramePr>
+                    <a:graphicFrameLocks xmlns:a="http://schemas.openxmlformats.org/drawingml/2006/main" noChangeAspect="1"/>
+                  </wp:cNvGraphicFramePr>
+                  <a:graphic xmlns:a="http://schemas.openxmlformats.org/drawingml/2006/main">
+                    <a:graphicData uri="http://schemas.openxmlformats.org/drawingml/2006/picture">
+                      <pic:pic xmlns:pic="http://schemas.openxmlformats.org/drawingml/2006/picture">
+                        <pic:nvPicPr>
+                          <pic:cNvPr id="1" name=""/>
+                          <pic:cNvPicPr/>
+                        </pic:nvPicPr>
+                        <pic:blipFill>
+                          <a:blip r:embed="rId16"/>
+                          <a:stretch>
+                            <a:fillRect/>
+                          </a:stretch>
+                        </pic:blipFill>
+                        <pic:spPr>
+                          <a:xfrm>
+                            <a:off x="0" y="0"/>
+                            <a:ext cx="6565900" cy="3248660"/>
+                          </a:xfrm>
+                          <a:prstGeom prst="rect">
+                            <a:avLst/>
+                          </a:prstGeom>
+                        </pic:spPr>
+                      </pic:pic>
+                    </a:graphicData>
+                  </a:graphic>
+                </wp:inline>
+              </w:drawing>
+            </w:r>
+            <w:r>
+              <w:rPr>
+                <w:b/>
+                <w:bCs/>
+                <w:sz w:val="40"/>
+                <w:szCs w:val="40"/>
+              </w:rPr>
+              <w:t>Memo page</w:t>
+            </w:r>
+          </w:p>
+        </w:tc>
+      </w:tr>
+      <w:tr>
+        <w:tc>
+          <w:tcPr>
+            <w:tcW w:w="10330" w:type="dxa"/>
+          </w:tcPr>
+          <w:p>
+            <w:pPr>
+              <w:jc w:val="center"/>
+              <w:rPr>
+                <w:sz w:val="22"/>
+                <w:szCs w:val="22"/>
+              </w:rPr>
+            </w:pPr>
+            <w:r>
+              <w:rPr>
+                <w:noProof/>
+                <w:sz w:val="22"/>
+                <w:szCs w:val="22"/>
+              </w:rPr>
+              <w:lastRenderedPageBreak/>
+              <w:drawing>
+                <wp:anchor distT="0" distB="0" distL="114300" distR="114300" simplePos="0" relativeHeight="251711488" behindDoc="0" locked="0" layoutInCell="1" allowOverlap="1" wp14:anchorId="5647B396" wp14:editId="11F98D62">
+                  <wp:simplePos x="0" y="0"/>
+                  <wp:positionH relativeFrom="column">
+                    <wp:posOffset>770918</wp:posOffset>
+                  </wp:positionH>
+                  <wp:positionV relativeFrom="paragraph">
+                    <wp:posOffset>445</wp:posOffset>
+                  </wp:positionV>
+                  <wp:extent cx="5377570" cy="3953810"/>
+                  <wp:effectExtent l="0" t="0" r="0" b="8890"/>
+                  <wp:wrapTopAndBottom/>
+                  <wp:docPr id="14" name="Picture 14"/>
+                  <wp:cNvGraphicFramePr>
+                    <a:graphicFrameLocks xmlns:a="http://schemas.openxmlformats.org/drawingml/2006/main" noChangeAspect="1"/>
+                  </wp:cNvGraphicFramePr>
+                  <a:graphic xmlns:a="http://schemas.openxmlformats.org/drawingml/2006/main">
+                    <a:graphicData uri="http://schemas.openxmlformats.org/drawingml/2006/picture">
+                      <pic:pic xmlns:pic="http://schemas.openxmlformats.org/drawingml/2006/picture">
+                        <pic:nvPicPr>
+                          <pic:cNvPr id="14" name="Picture 14"/>
+                          <pic:cNvPicPr/>
+                        </pic:nvPicPr>
+                        <pic:blipFill>
+                          <a:blip r:embed="rId17" cstate="print">
+                            <a:extLst>
+                              <a:ext uri="{28A0092B-C50C-407E-A947-70E740481C1C}">
+                                <a14:useLocalDpi xmlns:a14="http://schemas.microsoft.com/office/drawing/2010/main" val="0"/>
+                              </a:ext>
+                            </a:extLst>
+                          </a:blip>
+                          <a:stretch>
+                            <a:fillRect/>
+                          </a:stretch>
+                        </pic:blipFill>
+                        <pic:spPr>
+                          <a:xfrm>
+                            <a:off x="0" y="0"/>
+                            <a:ext cx="5379657" cy="3955344"/>
+                          </a:xfrm>
+                          <a:prstGeom prst="rect">
+                            <a:avLst/>
+                          </a:prstGeom>
+                        </pic:spPr>
+                      </pic:pic>
+                    </a:graphicData>
+                  </a:graphic>
+                  <wp14:sizeRelH relativeFrom="margin">
+                    <wp14:pctWidth>0</wp14:pctWidth>
+                  </wp14:sizeRelH>
+                  <wp14:sizeRelV relativeFrom="margin">
+                    <wp14:pctHeight>0</wp14:pctHeight>
+                  </wp14:sizeRelV>
+                </wp:anchor>
+              </w:drawing>
+            </w:r>
+            <w:r>
+              <w:rPr>
+                <w:b/>
+                <w:bCs/>
+                <w:sz w:val="42"/>
+                <w:szCs w:val="42"/>
+              </w:rPr>
+              <w:t>User Profile</w:t>
+            </w:r>
+          </w:p>
+        </w:tc>
+      </w:tr>
+      <w:tr>
+        <w:tc>
+          <w:tcPr>
+            <w:tcW w:w="10330" w:type="dxa"/>
+          </w:tcPr>
+          <w:p>
+            <w:pPr>
+              <w:jc w:val="center"/>
+              <w:rPr>
+                <w:noProof/>
+                <w:sz w:val="22"/>
+                <w:szCs w:val="22"/>
+              </w:rPr>
+            </w:pPr>
+            <w:r>
+              <w:rPr>
+                <w:noProof/>
+                <w:sz w:val="22"/>
+                <w:szCs w:val="22"/>
+              </w:rPr>
+              <w:drawing>
+                <wp:anchor distT="0" distB="0" distL="114300" distR="114300" simplePos="0" relativeHeight="251713536" behindDoc="0" locked="0" layoutInCell="1" allowOverlap="1" wp14:anchorId="47617133" wp14:editId="1283D404">
+                  <wp:simplePos x="0" y="0"/>
+                  <wp:positionH relativeFrom="column">
+                    <wp:posOffset>580589</wp:posOffset>
+                  </wp:positionH>
+                  <wp:positionV relativeFrom="paragraph">
+                    <wp:posOffset>569</wp:posOffset>
+                  </wp:positionV>
+                  <wp:extent cx="5336189" cy="4321712"/>
+                  <wp:effectExtent l="0" t="0" r="0" b="3175"/>
+                  <wp:wrapTopAndBottom/>
+                  <wp:docPr id="10" name="Picture 10"/>
+                  <wp:cNvGraphicFramePr>
+                    <a:graphicFrameLocks xmlns:a="http://schemas.openxmlformats.org/drawingml/2006/main" noChangeAspect="1"/>
+                  </wp:cNvGraphicFramePr>
+                  <a:graphic xmlns:a="http://schemas.openxmlformats.org/drawingml/2006/main">
+                    <a:graphicData uri="http://schemas.openxmlformats.org/drawingml/2006/picture">
+                      <pic:pic xmlns:pic="http://schemas.openxmlformats.org/drawingml/2006/picture">
+                        <pic:nvPicPr>
+                          <pic:cNvPr id="10" name="Picture 10"/>
+                          <pic:cNvPicPr/>
+                        </pic:nvPicPr>
+                        <pic:blipFill>
+                          <a:blip r:embed="rId18" cstate="print">
+                            <a:extLst>
+                              <a:ext uri="{28A0092B-C50C-407E-A947-70E740481C1C}">
+                                <a14:useLocalDpi xmlns:a14="http://schemas.microsoft.com/office/drawing/2010/main" val="0"/>
+                              </a:ext>
+                            </a:extLst>
+                          </a:blip>
+                          <a:stretch>
+                            <a:fillRect/>
+                          </a:stretch>
+                        </pic:blipFill>
+                        <pic:spPr>
+                          <a:xfrm>
+                            <a:off x="0" y="0"/>
+                            <a:ext cx="5339044" cy="4324024"/>
+                          </a:xfrm>
+                          <a:prstGeom prst="rect">
+                            <a:avLst/>
+                          </a:prstGeom>
+                        </pic:spPr>
+                      </pic:pic>
+                    </a:graphicData>
+                  </a:graphic>
+                  <wp14:sizeRelH relativeFrom="margin">
+                    <wp14:pctWidth>0</wp14:pctWidth>
+                  </wp14:sizeRelH>
+                  <wp14:sizeRelV relativeFrom="margin">
+                    <wp14:pctHeight>0</wp14:pctHeight>
+                  </wp14:sizeRelV>
+                </wp:anchor>
+              </w:drawing>
+            </w:r>
+            <w:r>
+              <w:rPr>
+                <w:b/>
+                <w:bCs/>
+                <w:sz w:val="40"/>
+                <w:szCs w:val="40"/>
+              </w:rPr>
+              <w:t>Admin Dashboard</w:t>
+            </w:r>
+            <w:r>
+              <w:rPr>
+                <w:noProof/>
+                <w:sz w:val="22"/>
+                <w:szCs w:val="22"/>
+              </w:rPr>
+              <w:t xml:space="preserve"> </w:t>
+            </w:r>
+          </w:p>
+        </w:tc>
+      </w:tr>
+    </w:tbl>
+    <w:p>
+      <w:pPr>
+        <w:rPr>
+          <w:b/>
+          <w:bCs/>
+          <w:sz w:val="22"/>
+          <w:szCs w:val="22"/>
+        </w:rPr>
+      </w:pPr>
+    </w:p>
+    <w:tbl>
+      <w:tblPr>
+        <w:tblStyle w:val="TableGrid"/>
+        <w:tblW w:w="0" w:type="auto"/>
+        <w:tblLook w:val="04A0" w:firstRow="1" w:lastRow="0" w:firstColumn="1" w:lastColumn="0" w:noHBand="0" w:noVBand="1"/>
+      </w:tblPr>
+      <w:tblGrid>
+        <w:gridCol w:w="10330"/>
+      </w:tblGrid>
+      <w:tr>
+        <w:tc>
+          <w:tcPr>
+            <w:tcW w:w="10330" w:type="dxa"/>
+          </w:tcPr>
+          <w:p>
+            <w:pPr>
+              <w:jc w:val="center"/>
+              <w:rPr>
+                <w:b/>
+                <w:bCs/>
+                <w:sz w:val="22"/>
+                <w:szCs w:val="22"/>
+              </w:rPr>
+            </w:pPr>
+            <w:r>
+              <w:rPr>
+                <w:noProof/>
+                <w:sz w:val="22"/>
+                <w:szCs w:val="22"/>
+              </w:rPr>
+              <w:drawing>
+                <wp:anchor distT="0" distB="0" distL="114300" distR="114300" simplePos="0" relativeHeight="251710464" behindDoc="0" locked="0" layoutInCell="1" allowOverlap="1" wp14:anchorId="04731932" wp14:editId="407AD4A4">
+                  <wp:simplePos x="0" y="0"/>
+                  <wp:positionH relativeFrom="column">
+                    <wp:posOffset>894980</wp:posOffset>
+                  </wp:positionH>
+                  <wp:positionV relativeFrom="paragraph">
+                    <wp:posOffset>31854</wp:posOffset>
+                  </wp:positionV>
+                  <wp:extent cx="4928235" cy="3989070"/>
+                  <wp:effectExtent l="0" t="0" r="5715" b="0"/>
+                  <wp:wrapTopAndBottom/>
+                  <wp:docPr id="4" name="Picture 4"/>
+                  <wp:cNvGraphicFramePr>
+                    <a:graphicFrameLocks xmlns:a="http://schemas.openxmlformats.org/drawingml/2006/main" noChangeAspect="1"/>
+                  </wp:cNvGraphicFramePr>
+                  <a:graphic xmlns:a="http://schemas.openxmlformats.org/drawingml/2006/main">
+                    <a:graphicData uri="http://schemas.openxmlformats.org/drawingml/2006/picture">
+                      <pic:pic xmlns:pic="http://schemas.openxmlformats.org/drawingml/2006/picture">
+                        <pic:nvPicPr>
+                          <pic:cNvPr id="9" name="Picture 9"/>
+                          <pic:cNvPicPr/>
+                        </pic:nvPicPr>
+                        <pic:blipFill>
+                          <a:blip r:embed="rId19" cstate="print">
+                            <a:extLst>
+                              <a:ext uri="{28A0092B-C50C-407E-A947-70E740481C1C}">
+                                <a14:useLocalDpi xmlns:a14="http://schemas.microsoft.com/office/drawing/2010/main" val="0"/>
+                              </a:ext>
+                            </a:extLst>
+                          </a:blip>
+                          <a:stretch>
+                            <a:fillRect/>
+                          </a:stretch>
+                        </pic:blipFill>
+                        <pic:spPr>
+                          <a:xfrm>
+                            <a:off x="0" y="0"/>
+                            <a:ext cx="4928235" cy="3989070"/>
+                          </a:xfrm>
+                          <a:prstGeom prst="rect">
+                            <a:avLst/>
+                          </a:prstGeom>
+                        </pic:spPr>
+                      </pic:pic>
+                    </a:graphicData>
+                  </a:graphic>
+                  <wp14:sizeRelH relativeFrom="margin">
+                    <wp14:pctWidth>0</wp14:pctWidth>
+                  </wp14:sizeRelH>
+                  <wp14:sizeRelV relativeFrom="margin">
+                    <wp14:pctHeight>0</wp14:pctHeight>
+                  </wp14:sizeRelV>
+                </wp:anchor>
+              </w:drawing>
+            </w:r>
+          </w:p>
+          <w:p>
+            <w:pPr>
+              <w:jc w:val="center"/>
+              <w:rPr>
+                <w:b/>
+                <w:bCs/>
+                <w:sz w:val="40"/>
+                <w:szCs w:val="40"/>
+              </w:rPr>
+            </w:pPr>
+            <w:r>
+              <w:rPr>
+                <w:b/>
+                <w:bCs/>
+                <w:sz w:val="40"/>
+                <w:szCs w:val="40"/>
+              </w:rPr>
+              <w:t xml:space="preserve"> Admin</w:t>
+            </w:r>
+            <w:r>
+              <w:rPr>
+                <w:b/>
+                <w:bCs/>
+                <w:sz w:val="40"/>
+                <w:szCs w:val="40"/>
+              </w:rPr>
+              <w:t xml:space="preserve"> Dashboard</w:t>
+            </w:r>
+            <w:r>
+              <w:rPr>
+                <w:b/>
+                <w:bCs/>
+                <w:sz w:val="40"/>
+                <w:szCs w:val="40"/>
+              </w:rPr>
+              <w:t xml:space="preserve"> Overview</w:t>
+            </w:r>
+          </w:p>
+          <w:p>
+            <w:pPr>
+              <w:jc w:val="center"/>
+              <w:rPr>
+                <w:b/>
+                <w:bCs/>
+                <w:sz w:val="22"/>
+                <w:szCs w:val="22"/>
+              </w:rPr>
+            </w:pPr>
+          </w:p>
+        </w:tc>
+      </w:tr>
+      <w:tr>
+        <w:tc>
+          <w:tcPr>
+            <w:tcW w:w="10330" w:type="dxa"/>
+          </w:tcPr>
+          <w:p>
+            <w:pPr>
+              <w:jc w:val="center"/>
+              <w:rPr>
+                <w:b/>
+                <w:bCs/>
+                <w:sz w:val="40"/>
+                <w:szCs w:val="40"/>
+              </w:rPr>
+            </w:pPr>
+            <w:r>
+              <w:rPr>
+                <w:b/>
+                <w:bCs/>
+                <w:noProof/>
+                <w:sz w:val="40"/>
+                <w:szCs w:val="40"/>
+              </w:rPr>
+              <w:drawing>
+                <wp:inline distT="0" distB="0" distL="0" distR="0" wp14:anchorId="6FA417F4" wp14:editId="4DABA06B">
+                  <wp:extent cx="6565900" cy="3243580"/>
+                  <wp:effectExtent l="0" t="0" r="6350" b="0"/>
+                  <wp:docPr id="15" name="Picture 15"/>
+                  <wp:cNvGraphicFramePr>
+                    <a:graphicFrameLocks xmlns:a="http://schemas.openxmlformats.org/drawingml/2006/main" noChangeAspect="1"/>
+                  </wp:cNvGraphicFramePr>
+                  <a:graphic xmlns:a="http://schemas.openxmlformats.org/drawingml/2006/main">
+                    <a:graphicData uri="http://schemas.openxmlformats.org/drawingml/2006/picture">
+                      <pic:pic xmlns:pic="http://schemas.openxmlformats.org/drawingml/2006/picture">
+                        <pic:nvPicPr>
+                          <pic:cNvPr id="1" name=""/>
+                          <pic:cNvPicPr/>
+                        </pic:nvPicPr>
+                        <pic:blipFill>
+                          <a:blip r:embed="rId20"/>
+                          <a:stretch>
+                            <a:fillRect/>
+                          </a:stretch>
+                        </pic:blipFill>
+                        <pic:spPr>
+                          <a:xfrm>
+                            <a:off x="0" y="0"/>
+                            <a:ext cx="6565900" cy="3243580"/>
+                          </a:xfrm>
+                          <a:prstGeom prst="rect">
+                            <a:avLst/>
+                          </a:prstGeom>
+                        </pic:spPr>
+                      </pic:pic>
+                    </a:graphicData>
+                  </a:graphic>
+                </wp:inline>
+              </w:drawing>
+            </w:r>
+            <w:r>
+              <w:rPr>
+                <w:b/>
+                <w:bCs/>
+                <w:sz w:val="40"/>
+                <w:szCs w:val="40"/>
+              </w:rPr>
+              <w:t>Admin Inventory Management</w:t>
+            </w:r>
+          </w:p>
+        </w:tc>
+      </w:tr>
+      <w:tr>
+        <w:tc>
+          <w:tcPr>
+            <w:tcW w:w="10330" w:type="dxa"/>
+          </w:tcPr>
+          <w:p>
+            <w:pPr>
+              <w:jc w:val="center"/>
+              <w:rPr>
+                <w:b/>
+                <w:bCs/>
+                <w:sz w:val="40"/>
+                <w:szCs w:val="40"/>
+              </w:rPr>
+            </w:pPr>
+            <w:r>
+              <w:rPr>
+                <w:b/>
+                <w:bCs/>
+                <w:noProof/>
+                <w:sz w:val="40"/>
+                <w:szCs w:val="40"/>
+              </w:rPr>
+              <w:lastRenderedPageBreak/>
+              <w:drawing>
+                <wp:anchor distT="0" distB="0" distL="114300" distR="114300" simplePos="0" relativeHeight="251714560" behindDoc="0" locked="0" layoutInCell="1" allowOverlap="1" wp14:anchorId="6D722D38" wp14:editId="5AFFE6C0">
+                  <wp:simplePos x="0" y="0"/>
+                  <wp:positionH relativeFrom="column">
+                    <wp:posOffset>315595</wp:posOffset>
+                  </wp:positionH>
+                  <wp:positionV relativeFrom="paragraph">
+                    <wp:posOffset>6350</wp:posOffset>
+                  </wp:positionV>
+                  <wp:extent cx="6165850" cy="4035233"/>
+                  <wp:effectExtent l="0" t="0" r="6350" b="3810"/>
+                  <wp:wrapTopAndBottom/>
+                  <wp:docPr id="16" name="Picture 16"/>
+                  <wp:cNvGraphicFramePr>
+                    <a:graphicFrameLocks xmlns:a="http://schemas.openxmlformats.org/drawingml/2006/main" noChangeAspect="1"/>
+                  </wp:cNvGraphicFramePr>
+                  <a:graphic xmlns:a="http://schemas.openxmlformats.org/drawingml/2006/main">
+                    <a:graphicData uri="http://schemas.openxmlformats.org/drawingml/2006/picture">
+                      <pic:pic xmlns:pic="http://schemas.openxmlformats.org/drawingml/2006/picture">
+                        <pic:nvPicPr>
+                          <pic:cNvPr id="16" name="Picture 16"/>
+                          <pic:cNvPicPr/>
+                        </pic:nvPicPr>
+                        <pic:blipFill>
+                          <a:blip r:embed="rId21">
+                            <a:extLst>
+                              <a:ext uri="{28A0092B-C50C-407E-A947-70E740481C1C}">
+                                <a14:useLocalDpi xmlns:a14="http://schemas.microsoft.com/office/drawing/2010/main" val="0"/>
+                              </a:ext>
+                            </a:extLst>
+                          </a:blip>
+                          <a:stretch>
+                            <a:fillRect/>
+                          </a:stretch>
+                        </pic:blipFill>
+                        <pic:spPr>
+                          <a:xfrm>
+                            <a:off x="0" y="0"/>
+                            <a:ext cx="6178535" cy="4043535"/>
+                          </a:xfrm>
+                          <a:prstGeom prst="rect">
+                            <a:avLst/>
+                          </a:prstGeom>
+                        </pic:spPr>
+                      </pic:pic>
+                    </a:graphicData>
+                  </a:graphic>
+                  <wp14:sizeRelH relativeFrom="margin">
+                    <wp14:pctWidth>0</wp14:pctWidth>
+                  </wp14:sizeRelH>
+                  <wp14:sizeRelV relativeFrom="margin">
+                    <wp14:pctHeight>0</wp14:pctHeight>
+                  </wp14:sizeRelV>
+                </wp:anchor>
+              </w:drawing>
+            </w:r>
+            <w:r>
+              <w:rPr>
+                <w:b/>
+                <w:bCs/>
+                <w:sz w:val="40"/>
+                <w:szCs w:val="40"/>
+              </w:rPr>
+              <w:t xml:space="preserve">Sale Analytics </w:t>
+            </w:r>
+          </w:p>
+        </w:tc>
+      </w:tr>
+      <w:tr>
+        <w:tc>
+          <w:tcPr>
+            <w:tcW w:w="10330" w:type="dxa"/>
+          </w:tcPr>
+          <w:p>
+            <w:pPr>
+              <w:jc w:val="center"/>
+              <w:rPr>
+                <w:b/>
+                <w:bCs/>
+                <w:noProof/>
+                <w:sz w:val="40"/>
+                <w:szCs w:val="40"/>
+              </w:rPr>
+            </w:pPr>
+            <w:r>
+              <w:rPr>
+                <w:b/>
+                <w:bCs/>
+                <w:noProof/>
+                <w:sz w:val="40"/>
+                <w:szCs w:val="40"/>
+              </w:rPr>
+              <w:drawing>
+                <wp:anchor distT="0" distB="0" distL="114300" distR="114300" simplePos="0" relativeHeight="251715584" behindDoc="0" locked="0" layoutInCell="1" allowOverlap="1" wp14:anchorId="7B42E3E1" wp14:editId="22E03126">
+                  <wp:simplePos x="0" y="0"/>
+                  <wp:positionH relativeFrom="column">
+                    <wp:posOffset>315595</wp:posOffset>
+                  </wp:positionH>
+                  <wp:positionV relativeFrom="paragraph">
+                    <wp:posOffset>0</wp:posOffset>
+                  </wp:positionV>
+                  <wp:extent cx="6165850" cy="4115735"/>
+                  <wp:effectExtent l="0" t="0" r="6350" b="0"/>
+                  <wp:wrapTopAndBottom/>
+                  <wp:docPr id="17" name="Picture 17"/>
+                  <wp:cNvGraphicFramePr>
+                    <a:graphicFrameLocks xmlns:a="http://schemas.openxmlformats.org/drawingml/2006/main" noChangeAspect="1"/>
+                  </wp:cNvGraphicFramePr>
+                  <a:graphic xmlns:a="http://schemas.openxmlformats.org/drawingml/2006/main">
+                    <a:graphicData uri="http://schemas.openxmlformats.org/drawingml/2006/picture">
+                      <pic:pic xmlns:pic="http://schemas.openxmlformats.org/drawingml/2006/picture">
+                        <pic:nvPicPr>
+                          <pic:cNvPr id="17" name="Picture 17"/>
+                          <pic:cNvPicPr/>
+                        </pic:nvPicPr>
+                        <pic:blipFill>
+                          <a:blip r:embed="rId22">
+                            <a:extLst>
+                              <a:ext uri="{28A0092B-C50C-407E-A947-70E740481C1C}">
+                                <a14:useLocalDpi xmlns:a14="http://schemas.microsoft.com/office/drawing/2010/main" val="0"/>
+                              </a:ext>
+                            </a:extLst>
+                          </a:blip>
+                          <a:stretch>
+                            <a:fillRect/>
+                          </a:stretch>
+                        </pic:blipFill>
+                        <pic:spPr>
+                          <a:xfrm>
+                            <a:off x="0" y="0"/>
+                            <a:ext cx="6177478" cy="4123497"/>
+                          </a:xfrm>
+                          <a:prstGeom prst="rect">
+                            <a:avLst/>
+                          </a:prstGeom>
+                        </pic:spPr>
+                      </pic:pic>
+                    </a:graphicData>
+                  </a:graphic>
+                  <wp14:sizeRelH relativeFrom="margin">
+                    <wp14:pctWidth>0</wp14:pctWidth>
+                  </wp14:sizeRelH>
+                  <wp14:sizeRelV relativeFrom="margin">
+                    <wp14:pctHeight>0</wp14:pctHeight>
+                  </wp14:sizeRelV>
+                </wp:anchor>
+              </w:drawing>
+            </w:r>
+            <w:r>
+              <w:rPr>
+                <w:b/>
+                <w:bCs/>
+                <w:noProof/>
+                <w:sz w:val="40"/>
+                <w:szCs w:val="40"/>
+              </w:rPr>
+              <w:t xml:space="preserve">Delivary Rider </w:t>
+            </w:r>
+          </w:p>
+        </w:tc>
+      </w:tr>
+      <w:tr>
+        <w:tc>
+          <w:tcPr>
+            <w:tcW w:w="10330" w:type="dxa"/>
+          </w:tcPr>
+          <w:p>
+            <w:pPr>
+              <w:jc w:val="center"/>
+              <w:rPr>
+                <w:b/>
+                <w:bCs/>
+                <w:noProof/>
+                <w:sz w:val="40"/>
+                <w:szCs w:val="40"/>
+              </w:rPr>
+            </w:pPr>
+            <w:r>
+              <w:rPr>
+                <w:noProof/>
+              </w:rPr>
+              <w:lastRenderedPageBreak/>
+              <w:drawing>
+                <wp:anchor distT="0" distB="0" distL="114300" distR="114300" simplePos="0" relativeHeight="251716608" behindDoc="0" locked="0" layoutInCell="1" allowOverlap="1" wp14:anchorId="190F3989" wp14:editId="3C693C41">
+                  <wp:simplePos x="0" y="0"/>
+                  <wp:positionH relativeFrom="column">
+                    <wp:posOffset>-64872</wp:posOffset>
+                  </wp:positionH>
+                  <wp:positionV relativeFrom="paragraph">
+                    <wp:posOffset>2540</wp:posOffset>
+                  </wp:positionV>
+                  <wp:extent cx="6565900" cy="4046855"/>
+                  <wp:effectExtent l="0" t="0" r="6350" b="0"/>
+                  <wp:wrapTopAndBottom/>
+                  <wp:docPr id="9" name="Picture 9"/>
+                  <wp:cNvGraphicFramePr>
+                    <a:graphicFrameLocks xmlns:a="http://schemas.openxmlformats.org/drawingml/2006/main" noChangeAspect="1"/>
+                  </wp:cNvGraphicFramePr>
+                  <a:graphic xmlns:a="http://schemas.openxmlformats.org/drawingml/2006/main">
+                    <a:graphicData uri="http://schemas.openxmlformats.org/drawingml/2006/picture">
+                      <pic:pic xmlns:pic="http://schemas.openxmlformats.org/drawingml/2006/picture">
+                        <pic:nvPicPr>
+                          <pic:cNvPr id="0" name="Picture 1"/>
+                          <pic:cNvPicPr>
+                            <a:picLocks noChangeAspect="1" noChangeArrowheads="1"/>
+                          </pic:cNvPicPr>
+                        </pic:nvPicPr>
+                        <pic:blipFill>
+                          <a:blip r:embed="rId23">
+                            <a:extLst>
+                              <a:ext uri="{28A0092B-C50C-407E-A947-70E740481C1C}">
+                                <a14:useLocalDpi xmlns:a14="http://schemas.microsoft.com/office/drawing/2010/main" val="0"/>
+                              </a:ext>
+                            </a:extLst>
+                          </a:blip>
+                          <a:srcRect/>
+                          <a:stretch>
+                            <a:fillRect/>
+                          </a:stretch>
+                        </pic:blipFill>
+                        <pic:spPr bwMode="auto">
+                          <a:xfrm>
+                            <a:off x="0" y="0"/>
+                            <a:ext cx="6565900" cy="4046855"/>
+                          </a:xfrm>
+                          <a:prstGeom prst="rect">
+                            <a:avLst/>
+                          </a:prstGeom>
+                          <a:noFill/>
+                          <a:ln>
+                            <a:noFill/>
+                          </a:ln>
+                        </pic:spPr>
+                      </pic:pic>
+                    </a:graphicData>
+                  </a:graphic>
+                </wp:anchor>
+              </w:drawing>
+            </w:r>
+            <w:r>
+              <w:rPr>
+                <w:b/>
+                <w:bCs/>
+                <w:noProof/>
+                <w:sz w:val="40"/>
+                <w:szCs w:val="40"/>
+              </w:rPr>
+              <w:t xml:space="preserve">Admin – Customers Reviews </w:t>
+            </w:r>
+          </w:p>
+        </w:tc>
+      </w:tr>
+      <w:tr>
+        <w:tc>
+          <w:tcPr>
+            <w:tcW w:w="10330" w:type="dxa"/>
+          </w:tcPr>
+          <w:p>
+            <w:pPr>
+              <w:jc w:val="center"/>
+              <w:rPr>
+                <w:b/>
+                <w:bCs/>
+                <w:noProof/>
+                <w:sz w:val="48"/>
+                <w:szCs w:val="48"/>
+              </w:rPr>
+            </w:pPr>
+            <w:r>
+              <w:rPr>
+                <w:noProof/>
+              </w:rPr>
+              <w:drawing>
+                <wp:anchor distT="0" distB="0" distL="114300" distR="114300" simplePos="0" relativeHeight="251717632" behindDoc="0" locked="0" layoutInCell="1" allowOverlap="1" wp14:anchorId="7E3AD730" wp14:editId="5DC0215A">
+                  <wp:simplePos x="0" y="0"/>
+                  <wp:positionH relativeFrom="column">
+                    <wp:posOffset>-65320</wp:posOffset>
+                  </wp:positionH>
+                  <wp:positionV relativeFrom="paragraph">
+                    <wp:posOffset>5601</wp:posOffset>
+                  </wp:positionV>
+                  <wp:extent cx="6565900" cy="3272790"/>
+                  <wp:effectExtent l="0" t="0" r="6350" b="3810"/>
+                  <wp:wrapTopAndBottom/>
+                  <wp:docPr id="20" name="Picture 20"/>
+                  <wp:cNvGraphicFramePr>
+                    <a:graphicFrameLocks xmlns:a="http://schemas.openxmlformats.org/drawingml/2006/main" noChangeAspect="1"/>
+                  </wp:cNvGraphicFramePr>
+                  <a:graphic xmlns:a="http://schemas.openxmlformats.org/drawingml/2006/main">
+                    <a:graphicData uri="http://schemas.openxmlformats.org/drawingml/2006/picture">
+                      <pic:pic xmlns:pic="http://schemas.openxmlformats.org/drawingml/2006/picture">
+                        <pic:nvPicPr>
+                          <pic:cNvPr id="1" name=""/>
+                          <pic:cNvPicPr/>
+                        </pic:nvPicPr>
+                        <pic:blipFill>
+                          <a:blip r:embed="rId24" cstate="print">
+                            <a:extLst>
+                              <a:ext uri="{28A0092B-C50C-407E-A947-70E740481C1C}">
+                                <a14:useLocalDpi xmlns:a14="http://schemas.microsoft.com/office/drawing/2010/main" val="0"/>
+                              </a:ext>
+                            </a:extLst>
+                          </a:blip>
+                          <a:stretch>
+                            <a:fillRect/>
+                          </a:stretch>
+                        </pic:blipFill>
+                        <pic:spPr>
+                          <a:xfrm>
+                            <a:off x="0" y="0"/>
+                            <a:ext cx="6565900" cy="3272790"/>
+                          </a:xfrm>
+                          <a:prstGeom prst="rect">
+                            <a:avLst/>
+                          </a:prstGeom>
+                        </pic:spPr>
+                      </pic:pic>
+                    </a:graphicData>
+                  </a:graphic>
+                </wp:anchor>
+              </w:drawing>
+            </w:r>
+            <w:r>
+              <w:rPr>
+                <w:b/>
+                <w:bCs/>
+                <w:noProof/>
+                <w:sz w:val="48"/>
+                <w:szCs w:val="48"/>
+              </w:rPr>
+              <w:t>Doctor Dashboard</w:t>
+            </w:r>
+          </w:p>
+        </w:tc>
+      </w:tr>
+      <w:tr>
+        <w:tc>
+          <w:tcPr>
+            <w:tcW w:w="10330" w:type="dxa"/>
+          </w:tcPr>
+          <w:p>
+            <w:pPr>
+              <w:jc w:val="center"/>
+              <w:rPr>
+                <w:noProof/>
+              </w:rPr>
+            </w:pPr>
+          </w:p>
+          <w:p>
+            <w:pPr>
+              <w:jc w:val="center"/>
+              <w:rPr>
+                <w:noProof/>
+              </w:rPr>
+            </w:pPr>
+            <w:r>
+              <w:rPr>
+                <w:b/>
+                <w:bCs/>
+                <w:noProof/>
+                <w:sz w:val="48"/>
+                <w:szCs w:val="48"/>
+              </w:rPr>
+              <w:lastRenderedPageBreak/>
+              <w:t xml:space="preserve">Doctor </w:t>
+            </w:r>
+            <w:r>
+              <w:rPr>
+                <w:noProof/>
+              </w:rPr>
+              <w:drawing>
+                <wp:anchor distT="0" distB="0" distL="114300" distR="114300" simplePos="0" relativeHeight="251719680" behindDoc="0" locked="0" layoutInCell="1" allowOverlap="1" wp14:anchorId="3E453082" wp14:editId="02BB31FC">
+                  <wp:simplePos x="0" y="0"/>
+                  <wp:positionH relativeFrom="column">
+                    <wp:posOffset>-65405</wp:posOffset>
+                  </wp:positionH>
+                  <wp:positionV relativeFrom="paragraph">
+                    <wp:posOffset>-66</wp:posOffset>
+                  </wp:positionV>
+                  <wp:extent cx="6565900" cy="3265805"/>
+                  <wp:effectExtent l="0" t="0" r="6350" b="0"/>
+                  <wp:wrapTopAndBottom/>
+                  <wp:docPr id="21" name="Picture 21"/>
+                  <wp:cNvGraphicFramePr>
+                    <a:graphicFrameLocks xmlns:a="http://schemas.openxmlformats.org/drawingml/2006/main" noChangeAspect="1"/>
+                  </wp:cNvGraphicFramePr>
+                  <a:graphic xmlns:a="http://schemas.openxmlformats.org/drawingml/2006/main">
+                    <a:graphicData uri="http://schemas.openxmlformats.org/drawingml/2006/picture">
+                      <pic:pic xmlns:pic="http://schemas.openxmlformats.org/drawingml/2006/picture">
+                        <pic:nvPicPr>
+                          <pic:cNvPr id="1" name=""/>
+                          <pic:cNvPicPr/>
+                        </pic:nvPicPr>
+                        <pic:blipFill>
+                          <a:blip r:embed="rId25" cstate="print">
+                            <a:extLst>
+                              <a:ext uri="{28A0092B-C50C-407E-A947-70E740481C1C}">
+                                <a14:useLocalDpi xmlns:a14="http://schemas.microsoft.com/office/drawing/2010/main" val="0"/>
+                              </a:ext>
+                            </a:extLst>
+                          </a:blip>
+                          <a:stretch>
+                            <a:fillRect/>
+                          </a:stretch>
+                        </pic:blipFill>
+                        <pic:spPr>
+                          <a:xfrm>
+                            <a:off x="0" y="0"/>
+                            <a:ext cx="6565900" cy="3265805"/>
+                          </a:xfrm>
+                          <a:prstGeom prst="rect">
+                            <a:avLst/>
+                          </a:prstGeom>
+                        </pic:spPr>
+                      </pic:pic>
+                    </a:graphicData>
+                  </a:graphic>
+                  <wp14:sizeRelH relativeFrom="margin">
+                    <wp14:pctWidth>0</wp14:pctWidth>
+                  </wp14:sizeRelH>
+                  <wp14:sizeRelV relativeFrom="margin">
+                    <wp14:pctHeight>0</wp14:pctHeight>
+                  </wp14:sizeRelV>
+                </wp:anchor>
+              </w:drawing>
+            </w:r>
+            <w:r>
+              <w:rPr>
+                <w:b/>
+                <w:bCs/>
+                <w:noProof/>
+                <w:sz w:val="48"/>
+                <w:szCs w:val="48"/>
+              </w:rPr>
+              <w:t>Appointment</w:t>
+            </w:r>
+          </w:p>
+        </w:tc>
+      </w:tr>
+      <w:tr>
+        <w:tc>
+          <w:tcPr>
+            <w:tcW w:w="10330" w:type="dxa"/>
+          </w:tcPr>
+          <w:p>
+            <w:pPr>
+              <w:jc w:val="center"/>
+              <w:rPr>
+                <w:b/>
+                <w:bCs/>
+                <w:noProof/>
+              </w:rPr>
+            </w:pPr>
+            <w:r>
+              <w:rPr>
+                <w:b/>
+                <w:bCs/>
+                <w:noProof/>
+                <w:sz w:val="74"/>
+                <w:szCs w:val="74"/>
+              </w:rPr>
+              <w:lastRenderedPageBreak/>
+              <w:drawing>
+                <wp:anchor distT="0" distB="0" distL="114300" distR="114300" simplePos="0" relativeHeight="251721728" behindDoc="0" locked="0" layoutInCell="1" allowOverlap="1" wp14:anchorId="1EA537D8" wp14:editId="435C1CD4">
+                  <wp:simplePos x="0" y="0"/>
+                  <wp:positionH relativeFrom="column">
+                    <wp:posOffset>-65405</wp:posOffset>
+                  </wp:positionH>
+                  <wp:positionV relativeFrom="paragraph">
+                    <wp:posOffset>144145</wp:posOffset>
+                  </wp:positionV>
+                  <wp:extent cx="6565900" cy="3265805"/>
+                  <wp:effectExtent l="0" t="0" r="6350" b="0"/>
+                  <wp:wrapTopAndBottom/>
+                  <wp:docPr id="24" name="Picture 24"/>
+                  <wp:cNvGraphicFramePr>
+                    <a:graphicFrameLocks xmlns:a="http://schemas.openxmlformats.org/drawingml/2006/main" noChangeAspect="1"/>
+                  </wp:cNvGraphicFramePr>
+                  <a:graphic xmlns:a="http://schemas.openxmlformats.org/drawingml/2006/main">
+                    <a:graphicData uri="http://schemas.openxmlformats.org/drawingml/2006/picture">
+                      <pic:pic xmlns:pic="http://schemas.openxmlformats.org/drawingml/2006/picture">
+                        <pic:nvPicPr>
+                          <pic:cNvPr id="1" name=""/>
+                          <pic:cNvPicPr/>
+                        </pic:nvPicPr>
+                        <pic:blipFill>
+                          <a:blip r:embed="rId26" cstate="print">
+                            <a:extLst>
+                              <a:ext uri="{28A0092B-C50C-407E-A947-70E740481C1C}">
+                                <a14:useLocalDpi xmlns:a14="http://schemas.microsoft.com/office/drawing/2010/main" val="0"/>
+                              </a:ext>
+                            </a:extLst>
+                          </a:blip>
+                          <a:stretch>
+                            <a:fillRect/>
+                          </a:stretch>
+                        </pic:blipFill>
+                        <pic:spPr>
+                          <a:xfrm>
+                            <a:off x="0" y="0"/>
+                            <a:ext cx="6565900" cy="3265805"/>
+                          </a:xfrm>
+                          <a:prstGeom prst="rect">
+                            <a:avLst/>
+                          </a:prstGeom>
+                        </pic:spPr>
+                      </pic:pic>
+                    </a:graphicData>
+                  </a:graphic>
+                </wp:anchor>
+              </w:drawing>
+            </w:r>
+            <w:r>
+              <w:rPr>
+                <w:b/>
+                <w:bCs/>
+                <w:noProof/>
+                <w:sz w:val="74"/>
+                <w:szCs w:val="74"/>
+              </w:rPr>
+              <w:t>Doctor Profile</w:t>
+            </w:r>
+          </w:p>
+        </w:tc>
+      </w:tr>
+      <w:tr>
+        <w:tc>
+          <w:tcPr>
+            <w:tcW w:w="10330" w:type="dxa"/>
+          </w:tcPr>
+          <w:p>
+            <w:pPr>
+              <w:jc w:val="center"/>
+            </w:pPr>
+            <w:r>
+              <w:rPr>
+                <w:b/>
+                <w:bCs/>
+                <w:noProof/>
+                <w:sz w:val="60"/>
+                <w:szCs w:val="60"/>
+              </w:rPr>
+              <w:lastRenderedPageBreak/>
+              <w:drawing>
+                <wp:anchor distT="0" distB="0" distL="114300" distR="114300" simplePos="0" relativeHeight="251722752" behindDoc="0" locked="0" layoutInCell="1" allowOverlap="1" wp14:anchorId="274CDA85" wp14:editId="146E17EC">
+                  <wp:simplePos x="0" y="0"/>
+                  <wp:positionH relativeFrom="column">
+                    <wp:posOffset>-64798</wp:posOffset>
+                  </wp:positionH>
+                  <wp:positionV relativeFrom="paragraph">
+                    <wp:posOffset>152</wp:posOffset>
+                  </wp:positionV>
+                  <wp:extent cx="6565900" cy="4104005"/>
+                  <wp:effectExtent l="0" t="0" r="6350" b="0"/>
+                  <wp:wrapTopAndBottom/>
+                  <wp:docPr id="27" name="Picture 27"/>
+                  <wp:cNvGraphicFramePr>
+                    <a:graphicFrameLocks xmlns:a="http://schemas.openxmlformats.org/drawingml/2006/main" noChangeAspect="1"/>
+                  </wp:cNvGraphicFramePr>
+                  <a:graphic xmlns:a="http://schemas.openxmlformats.org/drawingml/2006/main">
+                    <a:graphicData uri="http://schemas.openxmlformats.org/drawingml/2006/picture">
+                      <pic:pic xmlns:pic="http://schemas.openxmlformats.org/drawingml/2006/picture">
+                        <pic:nvPicPr>
+                          <pic:cNvPr id="0" name="Picture 1"/>
+                          <pic:cNvPicPr>
+                            <a:picLocks noChangeAspect="1" noChangeArrowheads="1"/>
+                          </pic:cNvPicPr>
+                        </pic:nvPicPr>
+                        <pic:blipFill>
+                          <a:blip r:embed="rId27">
+                            <a:extLst>
+                              <a:ext uri="{28A0092B-C50C-407E-A947-70E740481C1C}">
+                                <a14:useLocalDpi xmlns:a14="http://schemas.microsoft.com/office/drawing/2010/main" val="0"/>
+                              </a:ext>
+                            </a:extLst>
+                          </a:blip>
+                          <a:srcRect/>
+                          <a:stretch>
+                            <a:fillRect/>
+                          </a:stretch>
+                        </pic:blipFill>
+                        <pic:spPr bwMode="auto">
+                          <a:xfrm>
+                            <a:off x="0" y="0"/>
+                            <a:ext cx="6565900" cy="4104005"/>
+                          </a:xfrm>
+                          <a:prstGeom prst="rect">
+                            <a:avLst/>
+                          </a:prstGeom>
+                          <a:noFill/>
+                          <a:ln>
+                            <a:noFill/>
+                          </a:ln>
+                        </pic:spPr>
+                      </pic:pic>
+                    </a:graphicData>
+                  </a:graphic>
+                </wp:anchor>
+              </w:drawing>
+            </w:r>
+            <w:r>
+              <w:rPr>
+                <w:b/>
+                <w:bCs/>
+                <w:noProof/>
+                <w:sz w:val="60"/>
+                <w:szCs w:val="60"/>
+              </w:rPr>
+              <w:t>Customer Review</w:t>
+            </w:r>
+            <w:r>
+              <w:t xml:space="preserve"> </w:t>
+            </w:r>
+          </w:p>
+          <w:p>
+            <w:pPr>
+              <w:jc w:val="center"/>
+              <w:rPr>
+                <w:b/>
+                <w:bCs/>
+                <w:noProof/>
+              </w:rPr>
+            </w:pPr>
+            <w:r>
+              <w:rPr>
+                <w:b/>
+                <w:bCs/>
+                <w:noProof/>
+                <w:sz w:val="62"/>
+                <w:szCs w:val="62"/>
+              </w:rPr>
+              <w:lastRenderedPageBreak/>
+              <w:drawing>
+                <wp:anchor distT="0" distB="0" distL="114300" distR="114300" simplePos="0" relativeHeight="251724800" behindDoc="0" locked="0" layoutInCell="1" allowOverlap="1" wp14:anchorId="6FA6FDF0" wp14:editId="75E142BA">
+                  <wp:simplePos x="0" y="0"/>
+                  <wp:positionH relativeFrom="column">
+                    <wp:posOffset>-64770</wp:posOffset>
+                  </wp:positionH>
+                  <wp:positionV relativeFrom="paragraph">
+                    <wp:posOffset>4551045</wp:posOffset>
+                  </wp:positionV>
+                  <wp:extent cx="6115050" cy="4043680"/>
+                  <wp:effectExtent l="0" t="0" r="0" b="0"/>
+                  <wp:wrapTopAndBottom/>
+                  <wp:docPr id="35" name="Picture 35"/>
+                  <wp:cNvGraphicFramePr>
+                    <a:graphicFrameLocks xmlns:a="http://schemas.openxmlformats.org/drawingml/2006/main" noChangeAspect="1"/>
+                  </wp:cNvGraphicFramePr>
+                  <a:graphic xmlns:a="http://schemas.openxmlformats.org/drawingml/2006/main">
+                    <a:graphicData uri="http://schemas.openxmlformats.org/drawingml/2006/picture">
+                      <pic:pic xmlns:pic="http://schemas.openxmlformats.org/drawingml/2006/picture">
+                        <pic:nvPicPr>
+                          <pic:cNvPr id="35" name="Picture 35"/>
+                          <pic:cNvPicPr/>
+                        </pic:nvPicPr>
+                        <pic:blipFill>
+                          <a:blip r:embed="rId28">
+                            <a:extLst>
+                              <a:ext uri="{28A0092B-C50C-407E-A947-70E740481C1C}">
+                                <a14:useLocalDpi xmlns:a14="http://schemas.microsoft.com/office/drawing/2010/main" val="0"/>
+                              </a:ext>
+                            </a:extLst>
+                          </a:blip>
+                          <a:stretch>
+                            <a:fillRect/>
+                          </a:stretch>
+                        </pic:blipFill>
+                        <pic:spPr>
+                          <a:xfrm>
+                            <a:off x="0" y="0"/>
+                            <a:ext cx="6115050" cy="4043680"/>
+                          </a:xfrm>
+                          <a:prstGeom prst="rect">
+                            <a:avLst/>
+                          </a:prstGeom>
+                        </pic:spPr>
+                      </pic:pic>
+                    </a:graphicData>
+                  </a:graphic>
+                  <wp14:sizeRelH relativeFrom="margin">
+                    <wp14:pctWidth>0</wp14:pctWidth>
+                  </wp14:sizeRelH>
+                  <wp14:sizeRelV relativeFrom="margin">
+                    <wp14:pctHeight>0</wp14:pctHeight>
+                  </wp14:sizeRelV>
+                </wp:anchor>
+              </w:drawing>
+            </w:r>
+            <w:r>
+              <w:rPr>
+                <w:b/>
+                <w:bCs/>
+                <w:noProof/>
+                <w:sz w:val="62"/>
+                <w:szCs w:val="62"/>
+              </w:rPr>
+              <w:drawing>
+                <wp:anchor distT="0" distB="0" distL="114300" distR="114300" simplePos="0" relativeHeight="251723776" behindDoc="0" locked="0" layoutInCell="1" allowOverlap="1" wp14:anchorId="58B07874" wp14:editId="422D8325">
+                  <wp:simplePos x="0" y="0"/>
+                  <wp:positionH relativeFrom="column">
+                    <wp:posOffset>-65405</wp:posOffset>
+                  </wp:positionH>
+                  <wp:positionV relativeFrom="paragraph">
+                    <wp:posOffset>0</wp:posOffset>
+                  </wp:positionV>
+                  <wp:extent cx="6115050" cy="4064000"/>
+                  <wp:effectExtent l="0" t="0" r="0" b="0"/>
+                  <wp:wrapTopAndBottom/>
+                  <wp:docPr id="34" name="Picture 34"/>
+                  <wp:cNvGraphicFramePr>
+                    <a:graphicFrameLocks xmlns:a="http://schemas.openxmlformats.org/drawingml/2006/main" noChangeAspect="1"/>
+                  </wp:cNvGraphicFramePr>
+                  <a:graphic xmlns:a="http://schemas.openxmlformats.org/drawingml/2006/main">
+                    <a:graphicData uri="http://schemas.openxmlformats.org/drawingml/2006/picture">
+                      <pic:pic xmlns:pic="http://schemas.openxmlformats.org/drawingml/2006/picture">
+                        <pic:nvPicPr>
+                          <pic:cNvPr id="34" name="Picture 34"/>
+                          <pic:cNvPicPr/>
+                        </pic:nvPicPr>
+                        <pic:blipFill>
+                          <a:blip r:embed="rId29">
+                            <a:extLst>
+                              <a:ext uri="{28A0092B-C50C-407E-A947-70E740481C1C}">
+                                <a14:useLocalDpi xmlns:a14="http://schemas.microsoft.com/office/drawing/2010/main" val="0"/>
+                              </a:ext>
+                            </a:extLst>
+                          </a:blip>
+                          <a:stretch>
+                            <a:fillRect/>
+                          </a:stretch>
+                        </pic:blipFill>
+                        <pic:spPr>
+                          <a:xfrm>
+                            <a:off x="0" y="0"/>
+                            <a:ext cx="6115050" cy="4064000"/>
+                          </a:xfrm>
+                          <a:prstGeom prst="rect">
+                            <a:avLst/>
+                          </a:prstGeom>
+                        </pic:spPr>
+                      </pic:pic>
+                    </a:graphicData>
+                  </a:graphic>
+                  <wp14:sizeRelH relativeFrom="margin">
+                    <wp14:pctWidth>0</wp14:pctWidth>
+                  </wp14:sizeRelH>
+                  <wp14:sizeRelV relativeFrom="margin">
+                    <wp14:pctHeight>0</wp14:pctHeight>
+                  </wp14:sizeRelV>
+                </wp:anchor>
+              </w:drawing>
+            </w:r>
+            <w:r>
+              <w:rPr>
+                <w:b/>
+                <w:bCs/>
+                <w:noProof/>
+                <w:sz w:val="62"/>
+                <w:szCs w:val="62"/>
+              </w:rPr>
+              <mc:AlternateContent>
+                <mc:Choice Requires="wps">
+                  <w:drawing>
+                    <wp:inline distT="0" distB="0" distL="0" distR="0" wp14:anchorId="654A411E" wp14:editId="45E256EC">
+                      <wp:extent cx="300355" cy="300355"/>
+                      <wp:effectExtent l="0" t="0" r="0" b="0"/>
+                      <wp:docPr id="30" name="Rectangle 30"/>
+                      <wp:cNvGraphicFramePr>
+                        <a:graphicFrameLocks xmlns:a="http://schemas.openxmlformats.org/drawingml/2006/main" noChangeAspect="1"/>
+                      </wp:cNvGraphicFramePr>
+                      <a:graphic xmlns:a="http://schemas.openxmlformats.org/drawingml/2006/main">
+                        <a:graphicData uri="http://schemas.microsoft.com/office/word/2010/wordprocessingShape">
+                          <wps:wsp>
+                            <wps:cNvSpPr>
+                              <a:spLocks noChangeAspect="1" noChangeArrowheads="1"/>
+                            </wps:cNvSpPr>
+                            <wps:spPr bwMode="auto">
+                              <a:xfrm>
+                                <a:off x="0" y="0"/>
+                                <a:ext cx="300355" cy="300355"/>
+                              </a:xfrm>
+                              <a:prstGeom prst="rect">
+                                <a:avLst/>
+                              </a:prstGeom>
+                              <a:noFill/>
+                              <a:ln>
+                                <a:noFill/>
+                              </a:ln>
+                              <a:extLst>
+                                <a:ext uri="{909E8E84-426E-40DD-AFC4-6F175D3DCCD1}">
+                                  <a14:hiddenFill xmlns:a14="http://schemas.microsoft.com/office/drawing/2010/main">
+                                    <a:solidFill>
+                                      <a:srgbClr val="FFFFFF"/>
+                                    </a:solidFill>
+                                  </a14:hiddenFill>
+                                </a:ext>
+                                <a:ext uri="{91240B29-F687-4F45-9708-019B960494DF}">
+                                  <a14:hiddenLine xmlns:a14="http://schemas.microsoft.com/office/drawing/2010/main" w="9525">
+                                    <a:solidFill>
+                                      <a:srgbClr val="000000"/>
+                                    </a:solidFill>
+                                    <a:miter lim="800000"/>
+                                    <a:headEnd/>
+                                    <a:tailEnd/>
+                                  </a14:hiddenLine>
+                                </a:ext>
+                              </a:extLst>
+                            </wps:spPr>
+                            <wps:bodyPr rot="0" vert="horz" wrap="square" lIns="91440" tIns="45720" rIns="91440" bIns="45720" anchor="t" anchorCtr="0" upright="1">
+                              <a:noAutofit/>
+                            </wps:bodyPr>
+                          </wps:wsp>
+                        </a:graphicData>
+                      </a:graphic>
+                    </wp:inline>
+                  </w:drawing>
+                </mc:Choice>
+                <mc:Fallback>
+                  <w:pict>
+                    <v:rect w14:anchorId="7508BB46" id="Rectangle 30" o:spid="_x0000_s1026" style="width:23.65pt;height:23.65pt;visibility:visible;mso-wrap-style:square;mso-left-percent:-10001;mso-top-percent:-10001;mso-position-horizontal:absolute;mso-position-horizontal-relative:char;mso-position-vertical:absolute;mso-position-vertical-relative:line;mso-left-percent:-10001;mso-top-percent:-10001;v-text-anchor:top" o:gfxdata="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" filled="f" stroked="f">
+                      <o:lock v:ext="edit" aspectratio="t"/>
+                      <w10:anchorlock/>
+                    </v:rect>
+                  </w:pict>
+                </mc:Fallback>
+              </mc:AlternateContent>
+            </w:r>
+            <w:r>
+              <w:rPr>
+                <w:b/>
+                <w:bCs/>
+                <w:noProof/>
+                <w:sz w:val="62"/>
+                <w:szCs w:val="62"/>
+              </w:rPr>
+              <w:t>Delivary Agent</w:t>
+            </w:r>
+          </w:p>
+        </w:tc>
+      </w:tr>
+    </w:tbl>
+    <w:tbl>
+      <w:tblPr>
+        <w:tblStyle w:val="TableGrid"/>
+        <w:tblpPr w:leftFromText="180" w:rightFromText="180" w:vertAnchor="text" w:horzAnchor="margin" w:tblpY="22"/>
+        <w:tblW w:w="0" w:type="auto"/>
+        <w:tblLook w:val="04A0" w:firstRow="1" w:lastRow="0" w:firstColumn="1" w:lastColumn="0" w:noHBand="0" w:noVBand="1"/>
+      </w:tblPr>
+      <w:tblGrid>
+        <w:gridCol w:w="9350"/>
+      </w:tblGrid>
+      <w:tr>
+        <w:trPr>
+          <w:trHeight w:val="12230"/>
+        </w:trPr>
+        <w:tc>
+          <w:tcPr>
+            <w:tcW w:w="9350" w:type="dxa"/>
+          </w:tcPr>
+          <w:p>
+            <w:pPr>
               <w:spacing w:after="100"/>
               <w:rPr>
                 <w:b/>
@@ -1944,15 +4175,34 @@
                 <w:sz w:val="22"/>
                 <w:szCs w:val="22"/>
               </w:rPr>
-              <w:t xml:space="preserve">TYPES OF USERS: </w:t>
-            </w:r>
-          </w:p>
-          <w:p>
-            <w:pPr>
-              <w:pStyle w:val="20"/>
+              <w:lastRenderedPageBreak/>
+              <w:t>TYPE</w:t>
+            </w:r>
+            <w:r>
+              <w:rPr>
+                <w:b/>
+                <w:bCs/>
+                <w:sz w:val="22"/>
+                <w:szCs w:val="22"/>
+              </w:rPr>
+              <w:t>S</w:t>
+            </w:r>
+            <w:r>
+              <w:rPr>
+                <w:b/>
+                <w:bCs/>
+                <w:sz w:val="22"/>
+                <w:szCs w:val="22"/>
+              </w:rPr>
+              <w:t xml:space="preserve"> OF USERS: </w:t>
+            </w:r>
+          </w:p>
+          <w:p>
+            <w:pPr>
+              <w:pStyle w:val="ListParagraph"/>
               <w:numPr>
                 <w:ilvl w:val="0"/>
-                <w:numId w:val="1"/>
+                <w:numId w:val="13"/>
               </w:numPr>
               <w:rPr>
                 <w:b/>
@@ -2000,10 +4250,10 @@
           </w:p>
           <w:p>
             <w:pPr>
-              <w:pStyle w:val="20"/>
+              <w:pStyle w:val="ListParagraph"/>
               <w:numPr>
                 <w:ilvl w:val="0"/>
-                <w:numId w:val="1"/>
+                <w:numId w:val="13"/>
               </w:numPr>
               <w:rPr>
                 <w:b/>
@@ -2060,10 +4310,10 @@
           </w:p>
           <w:p>
             <w:pPr>
-              <w:pStyle w:val="20"/>
+              <w:pStyle w:val="ListParagraph"/>
               <w:numPr>
                 <w:ilvl w:val="0"/>
-                <w:numId w:val="1"/>
+                <w:numId w:val="13"/>
               </w:numPr>
               <w:rPr>
                 <w:b/>
@@ -2108,10 +4358,10 @@
           </w:p>
           <w:p>
             <w:pPr>
-              <w:pStyle w:val="20"/>
+              <w:pStyle w:val="ListParagraph"/>
               <w:numPr>
                 <w:ilvl w:val="0"/>
-                <w:numId w:val="1"/>
+                <w:numId w:val="13"/>
               </w:numPr>
               <w:rPr>
                 <w:b/>
@@ -2175,7 +4425,7 @@
           </w:p>
           <w:p>
             <w:pPr>
-              <w:pStyle w:val="20"/>
+              <w:pStyle w:val="ListParagraph"/>
               <w:numPr>
                 <w:ilvl w:val="0"/>
                 <w:numId w:val="2"/>
@@ -2198,7 +4448,7 @@
           </w:p>
           <w:p>
             <w:pPr>
-              <w:pStyle w:val="20"/>
+              <w:pStyle w:val="ListParagraph"/>
               <w:numPr>
                 <w:ilvl w:val="0"/>
                 <w:numId w:val="3"/>
@@ -2219,7 +4469,7 @@
           </w:p>
           <w:p>
             <w:pPr>
-              <w:pStyle w:val="20"/>
+              <w:pStyle w:val="ListParagraph"/>
               <w:numPr>
                 <w:ilvl w:val="0"/>
                 <w:numId w:val="3"/>
@@ -2240,7 +4490,7 @@
           </w:p>
           <w:p>
             <w:pPr>
-              <w:pStyle w:val="20"/>
+              <w:pStyle w:val="ListParagraph"/>
               <w:numPr>
                 <w:ilvl w:val="0"/>
                 <w:numId w:val="3"/>
@@ -2261,7 +4511,7 @@
           </w:p>
           <w:p>
             <w:pPr>
-              <w:pStyle w:val="20"/>
+              <w:pStyle w:val="ListParagraph"/>
               <w:numPr>
                 <w:ilvl w:val="0"/>
                 <w:numId w:val="2"/>
@@ -2284,7 +4534,7 @@
           </w:p>
           <w:p>
             <w:pPr>
-              <w:pStyle w:val="20"/>
+              <w:pStyle w:val="ListParagraph"/>
               <w:numPr>
                 <w:ilvl w:val="0"/>
                 <w:numId w:val="4"/>
@@ -2305,7 +4555,7 @@
           </w:p>
           <w:p>
             <w:pPr>
-              <w:pStyle w:val="20"/>
+              <w:pStyle w:val="ListParagraph"/>
               <w:numPr>
                 <w:ilvl w:val="0"/>
                 <w:numId w:val="4"/>
@@ -2326,7 +4576,7 @@
           </w:p>
           <w:p>
             <w:pPr>
-              <w:pStyle w:val="20"/>
+              <w:pStyle w:val="ListParagraph"/>
               <w:numPr>
                 <w:ilvl w:val="0"/>
                 <w:numId w:val="2"/>
@@ -2349,7 +4599,7 @@
           </w:p>
           <w:p>
             <w:pPr>
-              <w:pStyle w:val="20"/>
+              <w:pStyle w:val="ListParagraph"/>
               <w:numPr>
                 <w:ilvl w:val="0"/>
                 <w:numId w:val="5"/>
@@ -2399,7 +4649,7 @@
           </w:p>
           <w:p>
             <w:pPr>
-              <w:pStyle w:val="20"/>
+              <w:pStyle w:val="ListParagraph"/>
               <w:numPr>
                 <w:ilvl w:val="0"/>
                 <w:numId w:val="2"/>
@@ -2424,7 +4674,7 @@
           </w:p>
           <w:p>
             <w:pPr>
-              <w:pStyle w:val="20"/>
+              <w:pStyle w:val="ListParagraph"/>
               <w:numPr>
                 <w:ilvl w:val="0"/>
                 <w:numId w:val="6"/>
@@ -2453,7 +4703,7 @@
           </w:p>
           <w:p>
             <w:pPr>
-              <w:pStyle w:val="20"/>
+              <w:pStyle w:val="ListParagraph"/>
               <w:numPr>
                 <w:ilvl w:val="0"/>
                 <w:numId w:val="6"/>
@@ -2479,7 +4729,7 @@
           </w:p>
           <w:p>
             <w:pPr>
-              <w:pStyle w:val="20"/>
+              <w:pStyle w:val="ListParagraph"/>
               <w:numPr>
                 <w:ilvl w:val="0"/>
                 <w:numId w:val="6"/>
@@ -2499,7 +4749,16 @@
                 <w:sz w:val="22"/>
                 <w:szCs w:val="22"/>
               </w:rPr>
-              <w:t xml:space="preserve">User &amp; Business Monitoring: </w:t>
+              <w:t>User &amp; Business Monitoring:</w:t>
+            </w:r>
+            <w:r>
+              <w:rPr>
+                <w:b/>
+                <w:bCs/>
+                <w:sz w:val="22"/>
+                <w:szCs w:val="22"/>
+              </w:rPr>
+              <w:t xml:space="preserve"> </w:t>
             </w:r>
             <w:r>
               <w:t>Manage Users, View Reports, Monitor Sales Statistics</w:t>
@@ -2507,7 +4766,7 @@
           </w:p>
           <w:p>
             <w:pPr>
-              <w:pStyle w:val="20"/>
+              <w:pStyle w:val="ListParagraph"/>
               <w:numPr>
                 <w:ilvl w:val="0"/>
                 <w:numId w:val="2"/>
@@ -2541,7 +4800,7 @@
           </w:p>
           <w:p>
             <w:pPr>
-              <w:pStyle w:val="20"/>
+              <w:pStyle w:val="ListParagraph"/>
               <w:numPr>
                 <w:ilvl w:val="0"/>
                 <w:numId w:val="7"/>
@@ -2561,7 +4820,16 @@
                 <w:sz w:val="22"/>
                 <w:szCs w:val="22"/>
               </w:rPr>
-              <w:t xml:space="preserve">Browse &amp; Purchase Pets and Products: </w:t>
+              <w:t>Browse &amp; Purchase Pets and Products:</w:t>
+            </w:r>
+            <w:r>
+              <w:rPr>
+                <w:b/>
+                <w:bCs/>
+                <w:sz w:val="22"/>
+                <w:szCs w:val="22"/>
+              </w:rPr>
+              <w:t xml:space="preserve"> </w:t>
             </w:r>
             <w:r>
               <w:t>Search, Filter, View Details, Add to Cart.</w:t>
@@ -2569,7 +4837,7 @@
           </w:p>
           <w:p>
             <w:pPr>
-              <w:pStyle w:val="20"/>
+              <w:pStyle w:val="ListParagraph"/>
               <w:numPr>
                 <w:ilvl w:val="0"/>
                 <w:numId w:val="7"/>
@@ -2589,7 +4857,16 @@
                 <w:sz w:val="22"/>
                 <w:szCs w:val="22"/>
               </w:rPr>
-              <w:t xml:space="preserve">Veterinary Appointment Booking: </w:t>
+              <w:t>Veterinary Appointment Booking:</w:t>
+            </w:r>
+            <w:r>
+              <w:rPr>
+                <w:b/>
+                <w:bCs/>
+                <w:sz w:val="22"/>
+                <w:szCs w:val="22"/>
+              </w:rPr>
+              <w:t xml:space="preserve"> </w:t>
             </w:r>
             <w:r>
               <w:t>Book Doctor Appointment and View Appointment Status.</w:t>
@@ -2597,7 +4874,7 @@
           </w:p>
           <w:p>
             <w:pPr>
-              <w:pStyle w:val="20"/>
+              <w:pStyle w:val="ListParagraph"/>
               <w:numPr>
                 <w:ilvl w:val="0"/>
                 <w:numId w:val="7"/>
@@ -2625,7 +4902,7 @@
           </w:p>
           <w:p>
             <w:pPr>
-              <w:pStyle w:val="20"/>
+              <w:pStyle w:val="ListParagraph"/>
               <w:numPr>
                 <w:ilvl w:val="0"/>
                 <w:numId w:val="2"/>
@@ -2650,7 +4927,7 @@
           </w:p>
           <w:p>
             <w:pPr>
-              <w:pStyle w:val="20"/>
+              <w:pStyle w:val="ListParagraph"/>
               <w:numPr>
                 <w:ilvl w:val="0"/>
                 <w:numId w:val="8"/>
@@ -2678,7 +4955,7 @@
           </w:p>
           <w:p>
             <w:pPr>
-              <w:pStyle w:val="20"/>
+              <w:pStyle w:val="ListParagraph"/>
               <w:numPr>
                 <w:ilvl w:val="0"/>
                 <w:numId w:val="8"/>
@@ -2698,7 +4975,16 @@
                 <w:sz w:val="22"/>
                 <w:szCs w:val="22"/>
               </w:rPr>
-              <w:t xml:space="preserve">Pet Medical Records: </w:t>
+              <w:t>Pet Medical Records:</w:t>
+            </w:r>
+            <w:r>
+              <w:rPr>
+                <w:b/>
+                <w:bCs/>
+                <w:sz w:val="22"/>
+                <w:szCs w:val="22"/>
+              </w:rPr>
+              <w:t xml:space="preserve"> </w:t>
             </w:r>
             <w:r>
               <w:t>Create and Update Pet Health Records</w:t>
@@ -2706,7 +4992,7 @@
           </w:p>
           <w:p>
             <w:pPr>
-              <w:pStyle w:val="20"/>
+              <w:pStyle w:val="ListParagraph"/>
               <w:numPr>
                 <w:ilvl w:val="0"/>
                 <w:numId w:val="8"/>
@@ -2726,7 +5012,16 @@
                 <w:sz w:val="22"/>
                 <w:szCs w:val="22"/>
               </w:rPr>
-              <w:t>Treatment History:</w:t>
+              <w:t>Treatment History</w:t>
+            </w:r>
+            <w:r>
+              <w:rPr>
+                <w:b/>
+                <w:bCs/>
+                <w:sz w:val="22"/>
+                <w:szCs w:val="22"/>
+              </w:rPr>
+              <w:t>:</w:t>
             </w:r>
             <w:r>
               <w:t xml:space="preserve"> View Previous Medical History and Consultation Records</w:t>
@@ -2734,7 +5029,7 @@
           </w:p>
           <w:p>
             <w:pPr>
-              <w:pStyle w:val="20"/>
+              <w:pStyle w:val="ListParagraph"/>
               <w:numPr>
                 <w:ilvl w:val="0"/>
                 <w:numId w:val="2"/>
@@ -2759,7 +5054,7 @@
           </w:p>
           <w:p>
             <w:pPr>
-              <w:pStyle w:val="20"/>
+              <w:pStyle w:val="ListParagraph"/>
               <w:numPr>
                 <w:ilvl w:val="0"/>
                 <w:numId w:val="8"/>
@@ -2787,7 +5082,7 @@
           </w:p>
           <w:p>
             <w:pPr>
-              <w:pStyle w:val="20"/>
+              <w:pStyle w:val="ListParagraph"/>
               <w:numPr>
                 <w:ilvl w:val="0"/>
                 <w:numId w:val="8"/>
@@ -2822,7 +5117,7 @@
           </w:p>
           <w:p>
             <w:pPr>
-              <w:pStyle w:val="20"/>
+              <w:pStyle w:val="ListParagraph"/>
               <w:numPr>
                 <w:ilvl w:val="0"/>
                 <w:numId w:val="8"/>
@@ -2855,45 +5150,59 @@
               <w:t xml:space="preserve"> View Completed Deliveries and Delivery Performance</w:t>
             </w:r>
           </w:p>
-          <w:p>
-            <w:pPr>
-              <w:spacing w:after="10" w:line="360" w:lineRule="auto"/>
-              <w:rPr>
-                <w:b/>
-                <w:bCs/>
-                <w:sz w:val="22"/>
-                <w:szCs w:val="22"/>
-              </w:rPr>
-            </w:pPr>
-          </w:p>
         </w:tc>
       </w:tr>
     </w:tbl>
     <w:p>
       <w:pPr>
+        <w:spacing w:before="220" w:after="100"/>
         <w:rPr>
           <w:sz w:val="22"/>
           <w:szCs w:val="22"/>
         </w:rPr>
       </w:pPr>
     </w:p>
+    <w:p>
+      <w:pPr>
+        <w:rPr>
+          <w:sz w:val="22"/>
+          <w:szCs w:val="22"/>
+        </w:rPr>
+      </w:pPr>
+      <w:r>
+        <w:rPr>
+          <w:sz w:val="22"/>
+          <w:szCs w:val="22"/>
+        </w:rPr>
+        <w:br w:type="page"/>
+      </w:r>
+    </w:p>
+    <w:p>
+      <w:pPr>
+        <w:spacing w:before="220" w:after="100"/>
+        <w:rPr>
+          <w:sz w:val="22"/>
+          <w:szCs w:val="22"/>
+        </w:rPr>
+      </w:pPr>
+    </w:p>
     <w:sectPr>
       <w:pgSz w:w="12240" w:h="15840"/>
       <w:pgMar w:top="850" w:right="950" w:bottom="850" w:left="950" w:header="708" w:footer="708" w:gutter="0"/>
-      <w:cols w:space="720" w:num="1"/>
-      <w:docGrid w:linePitch="360" w:charSpace="0"/>
+      <w:cols w:space="720"/>
+      <w:docGrid w:linePitch="360"/>
     </w:sectPr>
   </w:body>
 </w:document>
 </file>
 
 <file path=word/numbering.xml><?xml version="1.0" encoding="utf-8"?>
-<w:numbering xmlns:wpc="http://schemas.microsoft.com/office/word/2010/wordprocessingCanvas" xmlns:mc="http://schemas.openxmlformats.org/markup-compatibility/2006" xmlns:o="urn:schemas-microsoft-com:office:office" xmlns:r="http://schemas.openxmlformats.org/officeDocument/2006/relationships" xmlns:m="http://schemas.openxmlformats.org/officeDocument/2006/math" xmlns:v="urn:schemas-microsoft-com:vml" xmlns:wp14="http://schemas.microsoft.com/office/word/2010/wordprocessingDrawing" xmlns:wp="http://schemas.openxmlformats.org/drawingml/2006/wordprocessingDrawing" xmlns:w10="urn:schemas-microsoft-com:office:word" xmlns:w="http://schemas.openxmlformats.org/wordprocessingml/2006/main" xmlns:w14="http://schemas.microsoft.com/office/word/2010/wordml" xmlns:wpg="http://schemas.microsoft.com/office/word/2010/wordprocessingGroup" xmlns:wpi="http://schemas.microsoft.com/office/word/2010/wordprocessingInk" xmlns:wne="http://schemas.microsoft.com/office/word/2006/wordml" xmlns:wps="http://schemas.microsoft.com/office/word/2010/wordprocessingShape" xmlns:wpsCustomData="http://www.wps.cn/officeDocument/2013/wpsCustomData" mc:Ignorable="w14 wp14">
-  <w:abstractNum w:abstractNumId="0">
+<w:numbering xmlns:wpc="http://schemas.microsoft.com/office/word/2010/wordprocessingCanvas" xmlns:cx="http://schemas.microsoft.com/office/drawing/2014/chartex" xmlns:cx1="http://schemas.microsoft.com/office/drawing/2015/9/8/chartex" xmlns:cx2="http://schemas.microsoft.com/office/drawing/2015/10/21/chartex" xmlns:cx3="http://schemas.microsoft.com/office/drawing/2016/5/9/chartex" xmlns:cx4="http://schemas.microsoft.com/office/drawing/2016/5/10/chartex" xmlns:cx5="http://schemas.microsoft.com/office/drawing/2016/5/11/chartex" xmlns:cx6="http://schemas.microsoft.com/office/drawing/2016/5/12/chartex" xmlns:cx7="http://schemas.microsoft.com/office/drawing/2016/5/13/chartex" xmlns:cx8="http://schemas.microsoft.com/office/drawing/2016/5/14/chartex" xmlns:mc="http://schemas.openxmlformats.org/markup-compatibility/2006" xmlns:aink="http://schemas.microsoft.com/office/drawing/2016/ink" xmlns:am3d="http://schemas.microsoft.com/office/drawing/2017/model3d" xmlns:o="urn:schemas-microsoft-com:office:office" xmlns:r="http://schemas.openxmlformats.org/officeDocument/2006/relationships" xmlns:m="http://schemas.openxmlformats.org/officeDocument/2006/math" xmlns:v="urn:schemas-microsoft-com:vml" xmlns:wp14="http://schemas.microsoft.com/office/word/2010/wordprocessingDrawing" xmlns:wp="http://schemas.openxmlformats.org/drawingml/2006/wordprocessingDrawing" xmlns:w10="urn:schemas-microsoft-com:office:word" xmlns:w="http://schemas.openxmlformats.org/wordprocessingml/2006/main" xmlns:w14="http://schemas.microsoft.com/office/word/2010/wordml" xmlns:w15="http://schemas.microsoft.com/office/word/2012/wordml" xmlns:w16cex="http://schemas.microsoft.com/office/word/2018/wordml/cex" xmlns:w16cid="http://schemas.microsoft.com/office/word/2016/wordml/cid" xmlns:w16="http://schemas.microsoft.com/office/word/2018/wordml" xmlns:w16sdtdh="http://schemas.microsoft.com/office/word/2020/wordml/sdtdatahash" xmlns:w16se="http://schemas.microsoft.com/office/word/2015/wordml/symex" xmlns:wpg="http://schemas.microsoft.com/office/word/2010/wordprocessingGroup" xmlns:wpi="http://schemas.microsoft.com/office/word/2010/wordprocessingInk" xmlns:wne="http://schemas.microsoft.com/office/word/2006/wordml" xmlns:wps="http://schemas.microsoft.com/office/word/2010/wordprocessingShape" mc:Ignorable="w14 w15 w16se w16cid w16 w16cex w16sdtdh wp14">
+  <w:abstractNum w:abstractNumId="0" w15:restartNumberingAfterBreak="0">
     <w:nsid w:val="03AB6D40"/>
-    <w:multiLevelType w:val="multilevel"/>
-    <w:tmpl w:val="03AB6D40"/>
-    <w:lvl w:ilvl="0" w:tentative="0">
+    <w:multiLevelType w:val="hybridMultilevel"/>
+    <w:tmpl w:val="E8ACB14A"/>
+    <w:lvl w:ilvl="0" w:tplc="0A1E8466">
       <w:start w:val="1"/>
       <w:numFmt w:val="decimal"/>
       <w:lvlText w:val="%1."/>
@@ -2902,60 +5211,224 @@
         <w:ind w:left="863" w:hanging="360"/>
       </w:pPr>
     </w:lvl>
-    <w:lvl w:ilvl="1" w:tentative="0">
-      <w:start w:val="0"/>
+    <w:lvl w:ilvl="1" w:tplc="B6B856E2">
       <w:numFmt w:val="decimal"/>
       <w:lvlText w:val=""/>
       <w:lvlJc w:val="left"/>
     </w:lvl>
-    <w:lvl w:ilvl="2" w:tentative="0">
-      <w:start w:val="0"/>
+    <w:lvl w:ilvl="2" w:tplc="9A1A4BA6">
       <w:numFmt w:val="decimal"/>
       <w:lvlText w:val=""/>
       <w:lvlJc w:val="left"/>
     </w:lvl>
-    <w:lvl w:ilvl="3" w:tentative="0">
-      <w:start w:val="0"/>
+    <w:lvl w:ilvl="3" w:tplc="98FC6D8C">
       <w:numFmt w:val="decimal"/>
       <w:lvlText w:val=""/>
       <w:lvlJc w:val="left"/>
     </w:lvl>
-    <w:lvl w:ilvl="4" w:tentative="0">
-      <w:start w:val="0"/>
+    <w:lvl w:ilvl="4" w:tplc="22A21354">
       <w:numFmt w:val="decimal"/>
       <w:lvlText w:val=""/>
       <w:lvlJc w:val="left"/>
     </w:lvl>
-    <w:lvl w:ilvl="5" w:tentative="0">
-      <w:start w:val="0"/>
+    <w:lvl w:ilvl="5" w:tplc="E9EA3AB6">
       <w:numFmt w:val="decimal"/>
       <w:lvlText w:val=""/>
       <w:lvlJc w:val="left"/>
     </w:lvl>
-    <w:lvl w:ilvl="6" w:tentative="0">
-      <w:start w:val="0"/>
+    <w:lvl w:ilvl="6" w:tplc="AEFCA3A0">
       <w:numFmt w:val="decimal"/>
       <w:lvlText w:val=""/>
       <w:lvlJc w:val="left"/>
     </w:lvl>
-    <w:lvl w:ilvl="7" w:tentative="0">
-      <w:start w:val="0"/>
+    <w:lvl w:ilvl="7" w:tplc="C1B6D6BA">
       <w:numFmt w:val="decimal"/>
       <w:lvlText w:val=""/>
       <w:lvlJc w:val="left"/>
     </w:lvl>
-    <w:lvl w:ilvl="8" w:tentative="0">
-      <w:start w:val="0"/>
+    <w:lvl w:ilvl="8" w:tplc="46DA8010">
       <w:numFmt w:val="decimal"/>
       <w:lvlText w:val=""/>
       <w:lvlJc w:val="left"/>
     </w:lvl>
   </w:abstractNum>
-  <w:abstractNum w:abstractNumId="1">
+  <w:abstractNum w:abstractNumId="1" w15:restartNumberingAfterBreak="0">
+    <w:nsid w:val="04D76699"/>
+    <w:multiLevelType w:val="hybridMultilevel"/>
+    <w:tmpl w:val="76D67FB6"/>
+    <w:lvl w:ilvl="0" w:tplc="0409000F">
+      <w:start w:val="1"/>
+      <w:numFmt w:val="decimal"/>
+      <w:lvlText w:val="%1."/>
+      <w:lvlJc w:val="left"/>
+      <w:pPr>
+        <w:ind w:left="778" w:hanging="360"/>
+      </w:pPr>
+    </w:lvl>
+    <w:lvl w:ilvl="1" w:tplc="04090019" w:tentative="1">
+      <w:start w:val="1"/>
+      <w:numFmt w:val="lowerLetter"/>
+      <w:lvlText w:val="%2."/>
+      <w:lvlJc w:val="left"/>
+      <w:pPr>
+        <w:ind w:left="1498" w:hanging="360"/>
+      </w:pPr>
+    </w:lvl>
+    <w:lvl w:ilvl="2" w:tplc="0409001B" w:tentative="1">
+      <w:start w:val="1"/>
+      <w:numFmt w:val="lowerRoman"/>
+      <w:lvlText w:val="%3."/>
+      <w:lvlJc w:val="right"/>
+      <w:pPr>
+        <w:ind w:left="2218" w:hanging="180"/>
+      </w:pPr>
+    </w:lvl>
+    <w:lvl w:ilvl="3" w:tplc="0409000F" w:tentative="1">
+      <w:start w:val="1"/>
+      <w:numFmt w:val="decimal"/>
+      <w:lvlText w:val="%4."/>
+      <w:lvlJc w:val="left"/>
+      <w:pPr>
+        <w:ind w:left="2938" w:hanging="360"/>
+      </w:pPr>
+    </w:lvl>
+    <w:lvl w:ilvl="4" w:tplc="04090019" w:tentative="1">
+      <w:start w:val="1"/>
+      <w:numFmt w:val="lowerLetter"/>
+      <w:lvlText w:val="%5."/>
+      <w:lvlJc w:val="left"/>
+      <w:pPr>
+        <w:ind w:left="3658" w:hanging="360"/>
+      </w:pPr>
+    </w:lvl>
+    <w:lvl w:ilvl="5" w:tplc="0409001B" w:tentative="1">
+      <w:start w:val="1"/>
+      <w:numFmt w:val="lowerRoman"/>
+      <w:lvlText w:val="%6."/>
+      <w:lvlJc w:val="right"/>
+      <w:pPr>
+        <w:ind w:left="4378" w:hanging="180"/>
+      </w:pPr>
+    </w:lvl>
+    <w:lvl w:ilvl="6" w:tplc="0409000F" w:tentative="1">
+      <w:start w:val="1"/>
+      <w:numFmt w:val="decimal"/>
+      <w:lvlText w:val="%7."/>
+      <w:lvlJc w:val="left"/>
+      <w:pPr>
+        <w:ind w:left="5098" w:hanging="360"/>
+      </w:pPr>
+    </w:lvl>
+    <w:lvl w:ilvl="7" w:tplc="04090019" w:tentative="1">
+      <w:start w:val="1"/>
+      <w:numFmt w:val="lowerLetter"/>
+      <w:lvlText w:val="%8."/>
+      <w:lvlJc w:val="left"/>
+      <w:pPr>
+        <w:ind w:left="5818" w:hanging="360"/>
+      </w:pPr>
+    </w:lvl>
+    <w:lvl w:ilvl="8" w:tplc="0409001B" w:tentative="1">
+      <w:start w:val="1"/>
+      <w:numFmt w:val="lowerRoman"/>
+      <w:lvlText w:val="%9."/>
+      <w:lvlJc w:val="right"/>
+      <w:pPr>
+        <w:ind w:left="6538" w:hanging="180"/>
+      </w:pPr>
+    </w:lvl>
+  </w:abstractNum>
+  <w:abstractNum w:abstractNumId="2" w15:restartNumberingAfterBreak="0">
+    <w:nsid w:val="05A94FB5"/>
+    <w:multiLevelType w:val="hybridMultilevel"/>
+    <w:tmpl w:val="7C7883C6"/>
+    <w:lvl w:ilvl="0" w:tplc="BE3A308C">
+      <w:start w:val="1"/>
+      <w:numFmt w:val="bullet"/>
+      <w:lvlText w:val="●"/>
+      <w:lvlJc w:val="left"/>
+      <w:pPr>
+        <w:ind w:left="720" w:hanging="360"/>
+      </w:pPr>
+    </w:lvl>
+    <w:lvl w:ilvl="1" w:tplc="CD944664">
+      <w:start w:val="1"/>
+      <w:numFmt w:val="bullet"/>
+      <w:lvlText w:val="○"/>
+      <w:lvlJc w:val="left"/>
+      <w:pPr>
+        <w:ind w:left="1440" w:hanging="360"/>
+      </w:pPr>
+    </w:lvl>
+    <w:lvl w:ilvl="2" w:tplc="C3506E9C">
+      <w:start w:val="1"/>
+      <w:numFmt w:val="bullet"/>
+      <w:lvlText w:val="■"/>
+      <w:lvlJc w:val="left"/>
+      <w:pPr>
+        <w:ind w:left="2160" w:hanging="360"/>
+      </w:pPr>
+    </w:lvl>
+    <w:lvl w:ilvl="3" w:tplc="D284A1F8">
+      <w:start w:val="1"/>
+      <w:numFmt w:val="bullet"/>
+      <w:lvlText w:val="●"/>
+      <w:lvlJc w:val="left"/>
+      <w:pPr>
+        <w:ind w:left="2880" w:hanging="360"/>
+      </w:pPr>
+    </w:lvl>
+    <w:lvl w:ilvl="4" w:tplc="50A64F7E">
+      <w:start w:val="1"/>
+      <w:numFmt w:val="bullet"/>
+      <w:lvlText w:val="○"/>
+      <w:lvlJc w:val="left"/>
+      <w:pPr>
+        <w:ind w:left="3600" w:hanging="360"/>
+      </w:pPr>
+    </w:lvl>
+    <w:lvl w:ilvl="5" w:tplc="F56E1E2A">
+      <w:start w:val="1"/>
+      <w:numFmt w:val="bullet"/>
+      <w:lvlText w:val="■"/>
+      <w:lvlJc w:val="left"/>
+      <w:pPr>
+        <w:ind w:left="4320" w:hanging="360"/>
+      </w:pPr>
+    </w:lvl>
+    <w:lvl w:ilvl="6" w:tplc="BA5C0A70">
+      <w:start w:val="1"/>
+      <w:numFmt w:val="bullet"/>
+      <w:lvlText w:val="●"/>
+      <w:lvlJc w:val="left"/>
+      <w:pPr>
+        <w:ind w:left="5040" w:hanging="360"/>
+      </w:pPr>
+    </w:lvl>
+    <w:lvl w:ilvl="7" w:tplc="E740258A">
+      <w:start w:val="1"/>
+      <w:numFmt w:val="bullet"/>
+      <w:lvlText w:val="●"/>
+      <w:lvlJc w:val="left"/>
+      <w:pPr>
+        <w:ind w:left="5760" w:hanging="360"/>
+      </w:pPr>
+    </w:lvl>
+    <w:lvl w:ilvl="8" w:tplc="611C021C">
+      <w:start w:val="1"/>
+      <w:numFmt w:val="bullet"/>
+      <w:lvlText w:val="●"/>
+      <w:lvlJc w:val="left"/>
+      <w:pPr>
+        <w:ind w:left="6480" w:hanging="360"/>
+      </w:pPr>
+    </w:lvl>
+  </w:abstractNum>
+  <w:abstractNum w:abstractNumId="3" w15:restartNumberingAfterBreak="0">
     <w:nsid w:val="0A7B3DDC"/>
-    <w:multiLevelType w:val="multilevel"/>
-    <w:tmpl w:val="0A7B3DDC"/>
-    <w:lvl w:ilvl="0" w:tentative="0">
+    <w:multiLevelType w:val="hybridMultilevel"/>
+    <w:tmpl w:val="2C5E7BF8"/>
+    <w:lvl w:ilvl="0" w:tplc="603EB324">
       <w:start w:val="1"/>
       <w:numFmt w:val="decimal"/>
       <w:lvlText w:val="%1."/>
@@ -2968,60 +5441,52 @@
         <w:bCs w:val="0"/>
       </w:rPr>
     </w:lvl>
-    <w:lvl w:ilvl="1" w:tentative="0">
-      <w:start w:val="0"/>
+    <w:lvl w:ilvl="1" w:tplc="7C380074">
       <w:numFmt w:val="decimal"/>
       <w:lvlText w:val=""/>
       <w:lvlJc w:val="left"/>
     </w:lvl>
-    <w:lvl w:ilvl="2" w:tentative="0">
-      <w:start w:val="0"/>
+    <w:lvl w:ilvl="2" w:tplc="E45C5696">
       <w:numFmt w:val="decimal"/>
       <w:lvlText w:val=""/>
       <w:lvlJc w:val="left"/>
     </w:lvl>
-    <w:lvl w:ilvl="3" w:tentative="0">
-      <w:start w:val="0"/>
+    <w:lvl w:ilvl="3" w:tplc="34F4D418">
       <w:numFmt w:val="decimal"/>
       <w:lvlText w:val=""/>
       <w:lvlJc w:val="left"/>
     </w:lvl>
-    <w:lvl w:ilvl="4" w:tentative="0">
-      <w:start w:val="0"/>
+    <w:lvl w:ilvl="4" w:tplc="4F0035E6">
       <w:numFmt w:val="decimal"/>
       <w:lvlText w:val=""/>
       <w:lvlJc w:val="left"/>
     </w:lvl>
-    <w:lvl w:ilvl="5" w:tentative="0">
-      <w:start w:val="0"/>
+    <w:lvl w:ilvl="5" w:tplc="49EC4AC2">
       <w:numFmt w:val="decimal"/>
       <w:lvlText w:val=""/>
       <w:lvlJc w:val="left"/>
     </w:lvl>
-    <w:lvl w:ilvl="6" w:tentative="0">
-      <w:start w:val="0"/>
+    <w:lvl w:ilvl="6" w:tplc="83C22272">
       <w:numFmt w:val="decimal"/>
       <w:lvlText w:val=""/>
       <w:lvlJc w:val="left"/>
     </w:lvl>
-    <w:lvl w:ilvl="7" w:tentative="0">
-      <w:start w:val="0"/>
+    <w:lvl w:ilvl="7" w:tplc="C20E2D10">
       <w:numFmt w:val="decimal"/>
       <w:lvlText w:val=""/>
       <w:lvlJc w:val="left"/>
     </w:lvl>
-    <w:lvl w:ilvl="8" w:tentative="0">
-      <w:start w:val="0"/>
+    <w:lvl w:ilvl="8" w:tplc="1F821370">
       <w:numFmt w:val="decimal"/>
       <w:lvlText w:val=""/>
       <w:lvlJc w:val="left"/>
     </w:lvl>
   </w:abstractNum>
-  <w:abstractNum w:abstractNumId="2">
+  <w:abstractNum w:abstractNumId="4" w15:restartNumberingAfterBreak="0">
     <w:nsid w:val="0E69029C"/>
-    <w:multiLevelType w:val="multilevel"/>
-    <w:tmpl w:val="0E69029C"/>
-    <w:lvl w:ilvl="0" w:tentative="0">
+    <w:multiLevelType w:val="hybridMultilevel"/>
+    <w:tmpl w:val="B6FECE64"/>
+    <w:lvl w:ilvl="0" w:tplc="703E6914">
       <w:start w:val="1"/>
       <w:numFmt w:val="decimal"/>
       <w:lvlText w:val="%1."/>
@@ -3030,60 +5495,52 @@
         <w:ind w:left="863" w:hanging="360"/>
       </w:pPr>
     </w:lvl>
-    <w:lvl w:ilvl="1" w:tentative="0">
-      <w:start w:val="0"/>
+    <w:lvl w:ilvl="1" w:tplc="B5D096C6">
       <w:numFmt w:val="decimal"/>
       <w:lvlText w:val=""/>
       <w:lvlJc w:val="left"/>
     </w:lvl>
-    <w:lvl w:ilvl="2" w:tentative="0">
-      <w:start w:val="0"/>
+    <w:lvl w:ilvl="2" w:tplc="A14A2264">
       <w:numFmt w:val="decimal"/>
       <w:lvlText w:val=""/>
       <w:lvlJc w:val="left"/>
     </w:lvl>
-    <w:lvl w:ilvl="3" w:tentative="0">
-      <w:start w:val="0"/>
+    <w:lvl w:ilvl="3" w:tplc="C6BE0B72">
       <w:numFmt w:val="decimal"/>
       <w:lvlText w:val=""/>
       <w:lvlJc w:val="left"/>
     </w:lvl>
-    <w:lvl w:ilvl="4" w:tentative="0">
-      <w:start w:val="0"/>
+    <w:lvl w:ilvl="4" w:tplc="6B46F9CA">
       <w:numFmt w:val="decimal"/>
       <w:lvlText w:val=""/>
       <w:lvlJc w:val="left"/>
     </w:lvl>
-    <w:lvl w:ilvl="5" w:tentative="0">
-      <w:start w:val="0"/>
+    <w:lvl w:ilvl="5" w:tplc="42504390">
       <w:numFmt w:val="decimal"/>
       <w:lvlText w:val=""/>
       <w:lvlJc w:val="left"/>
     </w:lvl>
-    <w:lvl w:ilvl="6" w:tentative="0">
-      <w:start w:val="0"/>
+    <w:lvl w:ilvl="6" w:tplc="54047D70">
       <w:numFmt w:val="decimal"/>
       <w:lvlText w:val=""/>
       <w:lvlJc w:val="left"/>
     </w:lvl>
-    <w:lvl w:ilvl="7" w:tentative="0">
-      <w:start w:val="0"/>
+    <w:lvl w:ilvl="7" w:tplc="8FFC3184">
       <w:numFmt w:val="decimal"/>
       <w:lvlText w:val=""/>
       <w:lvlJc w:val="left"/>
     </w:lvl>
-    <w:lvl w:ilvl="8" w:tentative="0">
-      <w:start w:val="0"/>
+    <w:lvl w:ilvl="8" w:tplc="0032EF3A">
       <w:numFmt w:val="decimal"/>
       <w:lvlText w:val=""/>
       <w:lvlJc w:val="left"/>
     </w:lvl>
   </w:abstractNum>
-  <w:abstractNum w:abstractNumId="3">
+  <w:abstractNum w:abstractNumId="5" w15:restartNumberingAfterBreak="0">
     <w:nsid w:val="1C94003D"/>
-    <w:multiLevelType w:val="multilevel"/>
-    <w:tmpl w:val="1C94003D"/>
-    <w:lvl w:ilvl="0" w:tentative="0">
+    <w:multiLevelType w:val="hybridMultilevel"/>
+    <w:tmpl w:val="98A0C8BA"/>
+    <w:lvl w:ilvl="0" w:tplc="28663424">
       <w:start w:val="1"/>
       <w:numFmt w:val="decimal"/>
       <w:lvlText w:val="%1."/>
@@ -3092,60 +5549,165 @@
         <w:ind w:left="863" w:hanging="360"/>
       </w:pPr>
     </w:lvl>
-    <w:lvl w:ilvl="1" w:tentative="0">
-      <w:start w:val="0"/>
+    <w:lvl w:ilvl="1" w:tplc="A7C0E3C4">
       <w:numFmt w:val="decimal"/>
       <w:lvlText w:val=""/>
       <w:lvlJc w:val="left"/>
     </w:lvl>
-    <w:lvl w:ilvl="2" w:tentative="0">
-      <w:start w:val="0"/>
+    <w:lvl w:ilvl="2" w:tplc="8ACA01C0">
       <w:numFmt w:val="decimal"/>
       <w:lvlText w:val=""/>
       <w:lvlJc w:val="left"/>
     </w:lvl>
-    <w:lvl w:ilvl="3" w:tentative="0">
-      <w:start w:val="0"/>
+    <w:lvl w:ilvl="3" w:tplc="91E2F386">
       <w:numFmt w:val="decimal"/>
       <w:lvlText w:val=""/>
       <w:lvlJc w:val="left"/>
     </w:lvl>
-    <w:lvl w:ilvl="4" w:tentative="0">
-      <w:start w:val="0"/>
+    <w:lvl w:ilvl="4" w:tplc="E56607AC">
       <w:numFmt w:val="decimal"/>
       <w:lvlText w:val=""/>
       <w:lvlJc w:val="left"/>
     </w:lvl>
-    <w:lvl w:ilvl="5" w:tentative="0">
-      <w:start w:val="0"/>
+    <w:lvl w:ilvl="5" w:tplc="9FDE87F6">
       <w:numFmt w:val="decimal"/>
       <w:lvlText w:val=""/>
       <w:lvlJc w:val="left"/>
     </w:lvl>
-    <w:lvl w:ilvl="6" w:tentative="0">
-      <w:start w:val="0"/>
+    <w:lvl w:ilvl="6" w:tplc="48A8DC64">
       <w:numFmt w:val="decimal"/>
       <w:lvlText w:val=""/>
       <w:lvlJc w:val="left"/>
     </w:lvl>
-    <w:lvl w:ilvl="7" w:tentative="0">
-      <w:start w:val="0"/>
+    <w:lvl w:ilvl="7" w:tplc="776E32C0">
       <w:numFmt w:val="decimal"/>
       <w:lvlText w:val=""/>
       <w:lvlJc w:val="left"/>
     </w:lvl>
-    <w:lvl w:ilvl="8" w:tentative="0">
-      <w:start w:val="0"/>
+    <w:lvl w:ilvl="8" w:tplc="73169596">
       <w:numFmt w:val="decimal"/>
       <w:lvlText w:val=""/>
       <w:lvlJc w:val="left"/>
     </w:lvl>
   </w:abstractNum>
-  <w:abstractNum w:abstractNumId="4">
+  <w:abstractNum w:abstractNumId="6" w15:restartNumberingAfterBreak="0">
+    <w:nsid w:val="260E2C11"/>
+    <w:multiLevelType w:val="hybridMultilevel"/>
+    <w:tmpl w:val="A2203914"/>
+    <w:lvl w:ilvl="0" w:tplc="04090009">
+      <w:start w:val="1"/>
+      <w:numFmt w:val="bullet"/>
+      <w:lvlText w:val=""/>
+      <w:lvlJc w:val="left"/>
+      <w:pPr>
+        <w:ind w:left="1530" w:hanging="360"/>
+      </w:pPr>
+      <w:rPr>
+        <w:rFonts w:ascii="Wingdings" w:hAnsi="Wingdings" w:hint="default"/>
+      </w:rPr>
+    </w:lvl>
+    <w:lvl w:ilvl="1" w:tplc="04090003" w:tentative="1">
+      <w:start w:val="1"/>
+      <w:numFmt w:val="bullet"/>
+      <w:lvlText w:val="o"/>
+      <w:lvlJc w:val="left"/>
+      <w:pPr>
+        <w:ind w:left="2250" w:hanging="360"/>
+      </w:pPr>
+      <w:rPr>
+        <w:rFonts w:ascii="Courier New" w:hAnsi="Courier New" w:cs="Courier New" w:hint="default"/>
+      </w:rPr>
+    </w:lvl>
+    <w:lvl w:ilvl="2" w:tplc="04090005" w:tentative="1">
+      <w:start w:val="1"/>
+      <w:numFmt w:val="bullet"/>
+      <w:lvlText w:val=""/>
+      <w:lvlJc w:val="left"/>
+      <w:pPr>
+        <w:ind w:left="2970" w:hanging="360"/>
+      </w:pPr>
+      <w:rPr>
+        <w:rFonts w:ascii="Wingdings" w:hAnsi="Wingdings" w:hint="default"/>
+      </w:rPr>
+    </w:lvl>
+    <w:lvl w:ilvl="3" w:tplc="04090001" w:tentative="1">
+      <w:start w:val="1"/>
+      <w:numFmt w:val="bullet"/>
+      <w:lvlText w:val=""/>
+      <w:lvlJc w:val="left"/>
+      <w:pPr>
+        <w:ind w:left="3690" w:hanging="360"/>
+      </w:pPr>
+      <w:rPr>
+        <w:rFonts w:ascii="Symbol" w:hAnsi="Symbol" w:hint="default"/>
+      </w:rPr>
+    </w:lvl>
+    <w:lvl w:ilvl="4" w:tplc="04090003" w:tentative="1">
+      <w:start w:val="1"/>
+      <w:numFmt w:val="bullet"/>
+      <w:lvlText w:val="o"/>
+      <w:lvlJc w:val="left"/>
+      <w:pPr>
+        <w:ind w:left="4410" w:hanging="360"/>
+      </w:pPr>
+      <w:rPr>
+        <w:rFonts w:ascii="Courier New" w:hAnsi="Courier New" w:cs="Courier New" w:hint="default"/>
+      </w:rPr>
+    </w:lvl>
+    <w:lvl w:ilvl="5" w:tplc="04090005" w:tentative="1">
+      <w:start w:val="1"/>
+      <w:numFmt w:val="bullet"/>
+      <w:lvlText w:val=""/>
+      <w:lvlJc w:val="left"/>
+      <w:pPr>
+        <w:ind w:left="5130" w:hanging="360"/>
+      </w:pPr>
+      <w:rPr>
+        <w:rFonts w:ascii="Wingdings" w:hAnsi="Wingdings" w:hint="default"/>
+      </w:rPr>
+    </w:lvl>
+    <w:lvl w:ilvl="6" w:tplc="04090001" w:tentative="1">
+      <w:start w:val="1"/>
+      <w:numFmt w:val="bullet"/>
+      <w:lvlText w:val=""/>
+      <w:lvlJc w:val="left"/>
+      <w:pPr>
+        <w:ind w:left="5850" w:hanging="360"/>
+      </w:pPr>
+      <w:rPr>
+        <w:rFonts w:ascii="Symbol" w:hAnsi="Symbol" w:hint="default"/>
+      </w:rPr>
+    </w:lvl>
+    <w:lvl w:ilvl="7" w:tplc="04090003" w:tentative="1">
+      <w:start w:val="1"/>
+      <w:numFmt w:val="bullet"/>
+      <w:lvlText w:val="o"/>
+      <w:lvlJc w:val="left"/>
+      <w:pPr>
+        <w:ind w:left="6570" w:hanging="360"/>
+      </w:pPr>
+      <w:rPr>
+        <w:rFonts w:ascii="Courier New" w:hAnsi="Courier New" w:cs="Courier New" w:hint="default"/>
+      </w:rPr>
+    </w:lvl>
+    <w:lvl w:ilvl="8" w:tplc="04090005" w:tentative="1">
+      <w:start w:val="1"/>
+      <w:numFmt w:val="bullet"/>
+      <w:lvlText w:val=""/>
+      <w:lvlJc w:val="left"/>
+      <w:pPr>
+        <w:ind w:left="7290" w:hanging="360"/>
+      </w:pPr>
+      <w:rPr>
+        <w:rFonts w:ascii="Wingdings" w:hAnsi="Wingdings" w:hint="default"/>
+      </w:rPr>
+    </w:lvl>
+  </w:abstractNum>
+  <w:abstractNum w:abstractNumId="7" w15:restartNumberingAfterBreak="0">
     <w:nsid w:val="3A0E6849"/>
-    <w:multiLevelType w:val="multilevel"/>
-    <w:tmpl w:val="3A0E6849"/>
-    <w:lvl w:ilvl="0" w:tentative="0">
+    <w:multiLevelType w:val="hybridMultilevel"/>
+    <w:tmpl w:val="111A4E8A"/>
+    <w:lvl w:ilvl="0" w:tplc="81762F10">
       <w:start w:val="1"/>
       <w:numFmt w:val="decimal"/>
       <w:lvlText w:val="%1."/>
@@ -3154,122 +5716,52 @@
         <w:ind w:left="863" w:hanging="360"/>
       </w:pPr>
     </w:lvl>
-    <w:lvl w:ilvl="1" w:tentative="0">
-      <w:start w:val="0"/>
+    <w:lvl w:ilvl="1" w:tplc="05F04000">
       <w:numFmt w:val="decimal"/>
       <w:lvlText w:val=""/>
       <w:lvlJc w:val="left"/>
     </w:lvl>
-    <w:lvl w:ilvl="2" w:tentative="0">
-      <w:start w:val="0"/>
+    <w:lvl w:ilvl="2" w:tplc="BAF862BC">
       <w:numFmt w:val="decimal"/>
       <w:lvlText w:val=""/>
       <w:lvlJc w:val="left"/>
     </w:lvl>
-    <w:lvl w:ilvl="3" w:tentative="0">
-      <w:start w:val="0"/>
+    <w:lvl w:ilvl="3" w:tplc="413C2F02">
       <w:numFmt w:val="decimal"/>
       <w:lvlText w:val=""/>
       <w:lvlJc w:val="left"/>
     </w:lvl>
-    <w:lvl w:ilvl="4" w:tentative="0">
-      <w:start w:val="0"/>
+    <w:lvl w:ilvl="4" w:tplc="E29E6A7E">
       <w:numFmt w:val="decimal"/>
       <w:lvlText w:val=""/>
       <w:lvlJc w:val="left"/>
     </w:lvl>
-    <w:lvl w:ilvl="5" w:tentative="0">
-      <w:start w:val="0"/>
+    <w:lvl w:ilvl="5" w:tplc="01AC833A">
       <w:numFmt w:val="decimal"/>
       <w:lvlText w:val=""/>
       <w:lvlJc w:val="left"/>
     </w:lvl>
-    <w:lvl w:ilvl="6" w:tentative="0">
-      <w:start w:val="0"/>
+    <w:lvl w:ilvl="6" w:tplc="AC606CB0">
       <w:numFmt w:val="decimal"/>
       <w:lvlText w:val=""/>
       <w:lvlJc w:val="left"/>
     </w:lvl>
-    <w:lvl w:ilvl="7" w:tentative="0">
-      <w:start w:val="0"/>
+    <w:lvl w:ilvl="7" w:tplc="3D4C1ED0">
       <w:numFmt w:val="decimal"/>
       <w:lvlText w:val=""/>
       <w:lvlJc w:val="left"/>
     </w:lvl>
-    <w:lvl w:ilvl="8" w:tentative="0">
-      <w:start w:val="0"/>
+    <w:lvl w:ilvl="8" w:tplc="7F60106C">
       <w:numFmt w:val="decimal"/>
       <w:lvlText w:val=""/>
       <w:lvlJc w:val="left"/>
     </w:lvl>
   </w:abstractNum>
-  <w:abstractNum w:abstractNumId="5">
-    <w:nsid w:val="4E57359D"/>
-    <w:multiLevelType w:val="multilevel"/>
-    <w:tmpl w:val="4E57359D"/>
-    <w:lvl w:ilvl="0" w:tentative="0">
-      <w:start w:val="1"/>
-      <w:numFmt w:val="bullet"/>
-      <w:lvlText w:val="●"/>
-      <w:lvlJc w:val="left"/>
-      <w:pPr>
-        <w:ind w:left="360" w:hanging="288"/>
-      </w:pPr>
-    </w:lvl>
-    <w:lvl w:ilvl="1" w:tentative="0">
-      <w:start w:val="0"/>
-      <w:numFmt w:val="decimal"/>
-      <w:lvlText w:val=""/>
-      <w:lvlJc w:val="left"/>
-    </w:lvl>
-    <w:lvl w:ilvl="2" w:tentative="0">
-      <w:start w:val="0"/>
-      <w:numFmt w:val="decimal"/>
-      <w:lvlText w:val=""/>
-      <w:lvlJc w:val="left"/>
-    </w:lvl>
-    <w:lvl w:ilvl="3" w:tentative="0">
-      <w:start w:val="0"/>
-      <w:numFmt w:val="decimal"/>
-      <w:lvlText w:val=""/>
-      <w:lvlJc w:val="left"/>
-    </w:lvl>
-    <w:lvl w:ilvl="4" w:tentative="0">
-      <w:start w:val="0"/>
-      <w:numFmt w:val="decimal"/>
-      <w:lvlText w:val=""/>
-      <w:lvlJc w:val="left"/>
-    </w:lvl>
-    <w:lvl w:ilvl="5" w:tentative="0">
-      <w:start w:val="0"/>
-      <w:numFmt w:val="decimal"/>
-      <w:lvlText w:val=""/>
-      <w:lvlJc w:val="left"/>
-    </w:lvl>
-    <w:lvl w:ilvl="6" w:tentative="0">
-      <w:start w:val="0"/>
-      <w:numFmt w:val="decimal"/>
-      <w:lvlText w:val=""/>
-      <w:lvlJc w:val="left"/>
-    </w:lvl>
-    <w:lvl w:ilvl="7" w:tentative="0">
-      <w:start w:val="0"/>
-      <w:numFmt w:val="decimal"/>
-      <w:lvlText w:val=""/>
-      <w:lvlJc w:val="left"/>
-    </w:lvl>
-    <w:lvl w:ilvl="8" w:tentative="0">
-      <w:start w:val="0"/>
-      <w:numFmt w:val="decimal"/>
-      <w:lvlText w:val=""/>
-      <w:lvlJc w:val="left"/>
-    </w:lvl>
-  </w:abstractNum>
-  <w:abstractNum w:abstractNumId="6">
-    <w:nsid w:val="59C23C05"/>
-    <w:multiLevelType w:val="multilevel"/>
-    <w:tmpl w:val="59C23C05"/>
-    <w:lvl w:ilvl="0" w:tentative="0">
+  <w:abstractNum w:abstractNumId="8" w15:restartNumberingAfterBreak="0">
+    <w:nsid w:val="401B0A66"/>
+    <w:multiLevelType w:val="hybridMultilevel"/>
+    <w:tmpl w:val="F550AAB2"/>
+    <w:lvl w:ilvl="0" w:tplc="0409000F">
       <w:start w:val="1"/>
       <w:numFmt w:val="decimal"/>
       <w:lvlText w:val="%1."/>
@@ -3278,7 +5770,7 @@
         <w:ind w:left="720" w:hanging="360"/>
       </w:pPr>
     </w:lvl>
-    <w:lvl w:ilvl="1" w:tentative="0">
+    <w:lvl w:ilvl="1" w:tplc="04090019" w:tentative="1">
       <w:start w:val="1"/>
       <w:numFmt w:val="lowerLetter"/>
       <w:lvlText w:val="%2."/>
@@ -3287,7 +5779,7 @@
         <w:ind w:left="1440" w:hanging="360"/>
       </w:pPr>
     </w:lvl>
-    <w:lvl w:ilvl="2" w:tentative="0">
+    <w:lvl w:ilvl="2" w:tplc="0409001B" w:tentative="1">
       <w:start w:val="1"/>
       <w:numFmt w:val="lowerRoman"/>
       <w:lvlText w:val="%3."/>
@@ -3296,7 +5788,7 @@
         <w:ind w:left="2160" w:hanging="180"/>
       </w:pPr>
     </w:lvl>
-    <w:lvl w:ilvl="3" w:tentative="0">
+    <w:lvl w:ilvl="3" w:tplc="0409000F" w:tentative="1">
       <w:start w:val="1"/>
       <w:numFmt w:val="decimal"/>
       <w:lvlText w:val="%4."/>
@@ -3305,7 +5797,7 @@
         <w:ind w:left="2880" w:hanging="360"/>
       </w:pPr>
     </w:lvl>
-    <w:lvl w:ilvl="4" w:tentative="0">
+    <w:lvl w:ilvl="4" w:tplc="04090019" w:tentative="1">
       <w:start w:val="1"/>
       <w:numFmt w:val="lowerLetter"/>
       <w:lvlText w:val="%5."/>
@@ -3314,7 +5806,7 @@
         <w:ind w:left="3600" w:hanging="360"/>
       </w:pPr>
     </w:lvl>
-    <w:lvl w:ilvl="5" w:tentative="0">
+    <w:lvl w:ilvl="5" w:tplc="0409001B" w:tentative="1">
       <w:start w:val="1"/>
       <w:numFmt w:val="lowerRoman"/>
       <w:lvlText w:val="%6."/>
@@ -3323,7 +5815,7 @@
         <w:ind w:left="4320" w:hanging="180"/>
       </w:pPr>
     </w:lvl>
-    <w:lvl w:ilvl="6" w:tentative="0">
+    <w:lvl w:ilvl="6" w:tplc="0409000F" w:tentative="1">
       <w:start w:val="1"/>
       <w:numFmt w:val="decimal"/>
       <w:lvlText w:val="%7."/>
@@ -3332,7 +5824,7 @@
         <w:ind w:left="5040" w:hanging="360"/>
       </w:pPr>
     </w:lvl>
-    <w:lvl w:ilvl="7" w:tentative="0">
+    <w:lvl w:ilvl="7" w:tplc="04090019" w:tentative="1">
       <w:start w:val="1"/>
       <w:numFmt w:val="lowerLetter"/>
       <w:lvlText w:val="%8."/>
@@ -3341,7 +5833,7 @@
         <w:ind w:left="5760" w:hanging="360"/>
       </w:pPr>
     </w:lvl>
-    <w:lvl w:ilvl="8" w:tentative="0">
+    <w:lvl w:ilvl="8" w:tplc="0409001B" w:tentative="1">
       <w:start w:val="1"/>
       <w:numFmt w:val="lowerRoman"/>
       <w:lvlText w:val="%9."/>
@@ -3351,79 +5843,300 @@
       </w:pPr>
     </w:lvl>
   </w:abstractNum>
-  <w:abstractNum w:abstractNumId="7">
-    <w:nsid w:val="62546947"/>
-    <w:multiLevelType w:val="multilevel"/>
-    <w:tmpl w:val="62546947"/>
-    <w:lvl w:ilvl="0" w:tentative="0">
+  <w:abstractNum w:abstractNumId="9" w15:restartNumberingAfterBreak="0">
+    <w:nsid w:val="4E57359D"/>
+    <w:multiLevelType w:val="hybridMultilevel"/>
+    <w:tmpl w:val="FD3EBA4C"/>
+    <w:lvl w:ilvl="0" w:tplc="9F52A382">
+      <w:start w:val="1"/>
+      <w:numFmt w:val="bullet"/>
+      <w:lvlText w:val="●"/>
+      <w:lvlJc w:val="left"/>
+      <w:pPr>
+        <w:ind w:left="360" w:hanging="288"/>
+      </w:pPr>
+    </w:lvl>
+    <w:lvl w:ilvl="1" w:tplc="415E2A84">
+      <w:numFmt w:val="decimal"/>
+      <w:lvlText w:val=""/>
+      <w:lvlJc w:val="left"/>
+    </w:lvl>
+    <w:lvl w:ilvl="2" w:tplc="77C071EC">
+      <w:numFmt w:val="decimal"/>
+      <w:lvlText w:val=""/>
+      <w:lvlJc w:val="left"/>
+    </w:lvl>
+    <w:lvl w:ilvl="3" w:tplc="FA1478E0">
+      <w:numFmt w:val="decimal"/>
+      <w:lvlText w:val=""/>
+      <w:lvlJc w:val="left"/>
+    </w:lvl>
+    <w:lvl w:ilvl="4" w:tplc="C082D684">
+      <w:numFmt w:val="decimal"/>
+      <w:lvlText w:val=""/>
+      <w:lvlJc w:val="left"/>
+    </w:lvl>
+    <w:lvl w:ilvl="5" w:tplc="2D30EEAE">
+      <w:numFmt w:val="decimal"/>
+      <w:lvlText w:val=""/>
+      <w:lvlJc w:val="left"/>
+    </w:lvl>
+    <w:lvl w:ilvl="6" w:tplc="1A5E1194">
+      <w:numFmt w:val="decimal"/>
+      <w:lvlText w:val=""/>
+      <w:lvlJc w:val="left"/>
+    </w:lvl>
+    <w:lvl w:ilvl="7" w:tplc="9B72E03A">
+      <w:numFmt w:val="decimal"/>
+      <w:lvlText w:val=""/>
+      <w:lvlJc w:val="left"/>
+    </w:lvl>
+    <w:lvl w:ilvl="8" w:tplc="C76E6A1A">
+      <w:numFmt w:val="decimal"/>
+      <w:lvlText w:val=""/>
+      <w:lvlJc w:val="left"/>
+    </w:lvl>
+  </w:abstractNum>
+  <w:abstractNum w:abstractNumId="10" w15:restartNumberingAfterBreak="0">
+    <w:nsid w:val="59C23C05"/>
+    <w:multiLevelType w:val="hybridMultilevel"/>
+    <w:tmpl w:val="9AFEA5C0"/>
+    <w:lvl w:ilvl="0" w:tplc="0409000F">
       <w:start w:val="1"/>
       <w:numFmt w:val="decimal"/>
       <w:lvlText w:val="%1."/>
       <w:lvlJc w:val="left"/>
       <w:pPr>
+        <w:ind w:left="720" w:hanging="360"/>
+      </w:pPr>
+    </w:lvl>
+    <w:lvl w:ilvl="1" w:tplc="04090019" w:tentative="1">
+      <w:start w:val="1"/>
+      <w:numFmt w:val="lowerLetter"/>
+      <w:lvlText w:val="%2."/>
+      <w:lvlJc w:val="left"/>
+      <w:pPr>
+        <w:ind w:left="1440" w:hanging="360"/>
+      </w:pPr>
+    </w:lvl>
+    <w:lvl w:ilvl="2" w:tplc="0409001B" w:tentative="1">
+      <w:start w:val="1"/>
+      <w:numFmt w:val="lowerRoman"/>
+      <w:lvlText w:val="%3."/>
+      <w:lvlJc w:val="right"/>
+      <w:pPr>
+        <w:ind w:left="2160" w:hanging="180"/>
+      </w:pPr>
+    </w:lvl>
+    <w:lvl w:ilvl="3" w:tplc="0409000F" w:tentative="1">
+      <w:start w:val="1"/>
+      <w:numFmt w:val="decimal"/>
+      <w:lvlText w:val="%4."/>
+      <w:lvlJc w:val="left"/>
+      <w:pPr>
+        <w:ind w:left="2880" w:hanging="360"/>
+      </w:pPr>
+    </w:lvl>
+    <w:lvl w:ilvl="4" w:tplc="04090019" w:tentative="1">
+      <w:start w:val="1"/>
+      <w:numFmt w:val="lowerLetter"/>
+      <w:lvlText w:val="%5."/>
+      <w:lvlJc w:val="left"/>
+      <w:pPr>
+        <w:ind w:left="3600" w:hanging="360"/>
+      </w:pPr>
+    </w:lvl>
+    <w:lvl w:ilvl="5" w:tplc="0409001B" w:tentative="1">
+      <w:start w:val="1"/>
+      <w:numFmt w:val="lowerRoman"/>
+      <w:lvlText w:val="%6."/>
+      <w:lvlJc w:val="right"/>
+      <w:pPr>
+        <w:ind w:left="4320" w:hanging="180"/>
+      </w:pPr>
+    </w:lvl>
+    <w:lvl w:ilvl="6" w:tplc="0409000F" w:tentative="1">
+      <w:start w:val="1"/>
+      <w:numFmt w:val="decimal"/>
+      <w:lvlText w:val="%7."/>
+      <w:lvlJc w:val="left"/>
+      <w:pPr>
+        <w:ind w:left="5040" w:hanging="360"/>
+      </w:pPr>
+    </w:lvl>
+    <w:lvl w:ilvl="7" w:tplc="04090019" w:tentative="1">
+      <w:start w:val="1"/>
+      <w:numFmt w:val="lowerLetter"/>
+      <w:lvlText w:val="%8."/>
+      <w:lvlJc w:val="left"/>
+      <w:pPr>
+        <w:ind w:left="5760" w:hanging="360"/>
+      </w:pPr>
+    </w:lvl>
+    <w:lvl w:ilvl="8" w:tplc="0409001B" w:tentative="1">
+      <w:start w:val="1"/>
+      <w:numFmt w:val="lowerRoman"/>
+      <w:lvlText w:val="%9."/>
+      <w:lvlJc w:val="right"/>
+      <w:pPr>
+        <w:ind w:left="6480" w:hanging="180"/>
+      </w:pPr>
+    </w:lvl>
+  </w:abstractNum>
+  <w:abstractNum w:abstractNumId="11" w15:restartNumberingAfterBreak="0">
+    <w:nsid w:val="62546947"/>
+    <w:multiLevelType w:val="hybridMultilevel"/>
+    <w:tmpl w:val="1DA249C6"/>
+    <w:lvl w:ilvl="0" w:tplc="99DE5AD8">
+      <w:start w:val="1"/>
+      <w:numFmt w:val="decimal"/>
+      <w:lvlText w:val="%1."/>
+      <w:lvlJc w:val="left"/>
+      <w:pPr>
         <w:ind w:left="863" w:hanging="360"/>
       </w:pPr>
     </w:lvl>
-    <w:lvl w:ilvl="1" w:tentative="0">
-      <w:start w:val="0"/>
+    <w:lvl w:ilvl="1" w:tplc="89761A70">
       <w:numFmt w:val="decimal"/>
       <w:lvlText w:val=""/>
       <w:lvlJc w:val="left"/>
     </w:lvl>
-    <w:lvl w:ilvl="2" w:tentative="0">
-      <w:start w:val="0"/>
+    <w:lvl w:ilvl="2" w:tplc="B2D4F77A">
       <w:numFmt w:val="decimal"/>
       <w:lvlText w:val=""/>
       <w:lvlJc w:val="left"/>
     </w:lvl>
-    <w:lvl w:ilvl="3" w:tentative="0">
-      <w:start w:val="0"/>
+    <w:lvl w:ilvl="3" w:tplc="A67C59BA">
       <w:numFmt w:val="decimal"/>
       <w:lvlText w:val=""/>
       <w:lvlJc w:val="left"/>
     </w:lvl>
-    <w:lvl w:ilvl="4" w:tentative="0">
-      <w:start w:val="0"/>
+    <w:lvl w:ilvl="4" w:tplc="923CA8F4">
       <w:numFmt w:val="decimal"/>
       <w:lvlText w:val=""/>
       <w:lvlJc w:val="left"/>
     </w:lvl>
-    <w:lvl w:ilvl="5" w:tentative="0">
-      <w:start w:val="0"/>
+    <w:lvl w:ilvl="5" w:tplc="2624A912">
       <w:numFmt w:val="decimal"/>
       <w:lvlText w:val=""/>
       <w:lvlJc w:val="left"/>
     </w:lvl>
-    <w:lvl w:ilvl="6" w:tentative="0">
-      <w:start w:val="0"/>
+    <w:lvl w:ilvl="6" w:tplc="C7B02834">
       <w:numFmt w:val="decimal"/>
       <w:lvlText w:val=""/>
       <w:lvlJc w:val="left"/>
     </w:lvl>
-    <w:lvl w:ilvl="7" w:tentative="0">
-      <w:start w:val="0"/>
+    <w:lvl w:ilvl="7" w:tplc="A6C424A4">
       <w:numFmt w:val="decimal"/>
       <w:lvlText w:val=""/>
       <w:lvlJc w:val="left"/>
     </w:lvl>
-    <w:lvl w:ilvl="8" w:tentative="0">
-      <w:start w:val="0"/>
+    <w:lvl w:ilvl="8" w:tplc="2A627F0A">
       <w:numFmt w:val="decimal"/>
       <w:lvlText w:val=""/>
       <w:lvlJc w:val="left"/>
     </w:lvl>
   </w:abstractNum>
+  <w:abstractNum w:abstractNumId="12" w15:restartNumberingAfterBreak="0">
+    <w:nsid w:val="6E284CB5"/>
+    <w:multiLevelType w:val="hybridMultilevel"/>
+    <w:tmpl w:val="F550AAB2"/>
+    <w:lvl w:ilvl="0" w:tplc="0409000F">
+      <w:start w:val="1"/>
+      <w:numFmt w:val="decimal"/>
+      <w:lvlText w:val="%1."/>
+      <w:lvlJc w:val="left"/>
+      <w:pPr>
+        <w:ind w:left="720" w:hanging="360"/>
+      </w:pPr>
+    </w:lvl>
+    <w:lvl w:ilvl="1" w:tplc="04090019" w:tentative="1">
+      <w:start w:val="1"/>
+      <w:numFmt w:val="lowerLetter"/>
+      <w:lvlText w:val="%2."/>
+      <w:lvlJc w:val="left"/>
+      <w:pPr>
+        <w:ind w:left="1440" w:hanging="360"/>
+      </w:pPr>
+    </w:lvl>
+    <w:lvl w:ilvl="2" w:tplc="0409001B" w:tentative="1">
+      <w:start w:val="1"/>
+      <w:numFmt w:val="lowerRoman"/>
+      <w:lvlText w:val="%3."/>
+      <w:lvlJc w:val="right"/>
+      <w:pPr>
+        <w:ind w:left="2160" w:hanging="180"/>
+      </w:pPr>
+    </w:lvl>
+    <w:lvl w:ilvl="3" w:tplc="0409000F" w:tentative="1">
+      <w:start w:val="1"/>
+      <w:numFmt w:val="decimal"/>
+      <w:lvlText w:val="%4."/>
+      <w:lvlJc w:val="left"/>
+      <w:pPr>
+        <w:ind w:left="2880" w:hanging="360"/>
+      </w:pPr>
+    </w:lvl>
+    <w:lvl w:ilvl="4" w:tplc="04090019" w:tentative="1">
+      <w:start w:val="1"/>
+      <w:numFmt w:val="lowerLetter"/>
+      <w:lvlText w:val="%5."/>
+      <w:lvlJc w:val="left"/>
+      <w:pPr>
+        <w:ind w:left="3600" w:hanging="360"/>
+      </w:pPr>
+    </w:lvl>
+    <w:lvl w:ilvl="5" w:tplc="0409001B" w:tentative="1">
+      <w:start w:val="1"/>
+      <w:numFmt w:val="lowerRoman"/>
+      <w:lvlText w:val="%6."/>
+      <w:lvlJc w:val="right"/>
+      <w:pPr>
+        <w:ind w:left="4320" w:hanging="180"/>
+      </w:pPr>
+    </w:lvl>
+    <w:lvl w:ilvl="6" w:tplc="0409000F" w:tentative="1">
+      <w:start w:val="1"/>
+      <w:numFmt w:val="decimal"/>
+      <w:lvlText w:val="%7."/>
+      <w:lvlJc w:val="left"/>
+      <w:pPr>
+        <w:ind w:left="5040" w:hanging="360"/>
+      </w:pPr>
+    </w:lvl>
+    <w:lvl w:ilvl="7" w:tplc="04090019" w:tentative="1">
+      <w:start w:val="1"/>
+      <w:numFmt w:val="lowerLetter"/>
+      <w:lvlText w:val="%8."/>
+      <w:lvlJc w:val="left"/>
+      <w:pPr>
+        <w:ind w:left="5760" w:hanging="360"/>
+      </w:pPr>
+    </w:lvl>
+    <w:lvl w:ilvl="8" w:tplc="0409001B" w:tentative="1">
+      <w:start w:val="1"/>
+      <w:numFmt w:val="lowerRoman"/>
+      <w:lvlText w:val="%9."/>
+      <w:lvlJc w:val="right"/>
+      <w:pPr>
+        <w:ind w:left="6480" w:hanging="180"/>
+      </w:pPr>
+    </w:lvl>
+  </w:abstractNum>
   <w:num w:numId="1">
-    <w:abstractNumId w:val="6"/>
+    <w:abstractNumId w:val="2"/>
+    <w:lvlOverride w:ilvl="0">
+      <w:startOverride w:val="1"/>
+    </w:lvlOverride>
   </w:num>
   <w:num w:numId="2">
-    <w:abstractNumId w:val="5"/>
+    <w:abstractNumId w:val="9"/>
     <w:lvlOverride w:ilvl="0">
       <w:startOverride w:val="1"/>
     </w:lvlOverride>
   </w:num>
   <w:num w:numId="3">
-    <w:abstractNumId w:val="2"/>
+    <w:abstractNumId w:val="4"/>
     <w:lvlOverride w:ilvl="0">
       <w:startOverride w:val="1"/>
     </w:lvlOverride>
@@ -3435,411 +6148,538 @@
     </w:lvlOverride>
   </w:num>
   <w:num w:numId="5">
-    <w:abstractNumId w:val="4"/>
+    <w:abstractNumId w:val="7"/>
     <w:lvlOverride w:ilvl="0">
       <w:startOverride w:val="1"/>
     </w:lvlOverride>
   </w:num>
   <w:num w:numId="6">
-    <w:abstractNumId w:val="1"/>
+    <w:abstractNumId w:val="3"/>
     <w:lvlOverride w:ilvl="0">
       <w:startOverride w:val="1"/>
     </w:lvlOverride>
   </w:num>
   <w:num w:numId="7">
-    <w:abstractNumId w:val="7"/>
+    <w:abstractNumId w:val="11"/>
     <w:lvlOverride w:ilvl="0">
       <w:startOverride w:val="1"/>
     </w:lvlOverride>
   </w:num>
   <w:num w:numId="8">
-    <w:abstractNumId w:val="3"/>
+    <w:abstractNumId w:val="5"/>
     <w:lvlOverride w:ilvl="0">
       <w:startOverride w:val="1"/>
     </w:lvlOverride>
+  </w:num>
+  <w:num w:numId="9">
+    <w:abstractNumId w:val="12"/>
+  </w:num>
+  <w:num w:numId="10">
+    <w:abstractNumId w:val="6"/>
+  </w:num>
+  <w:num w:numId="11">
+    <w:abstractNumId w:val="8"/>
+  </w:num>
+  <w:num w:numId="12">
+    <w:abstractNumId w:val="1"/>
+  </w:num>
+  <w:num w:numId="13">
+    <w:abstractNumId w:val="10"/>
   </w:num>
 </w:numbering>
 </file>
 
 <file path=word/styles.xml><?xml version="1.0" encoding="utf-8"?>
-<w:styles xmlns:mc="http://schemas.openxmlformats.org/markup-compatibility/2006" xmlns:o="urn:schemas-microsoft-com:office:office" xmlns:r="http://schemas.openxmlformats.org/officeDocument/2006/relationships" xmlns:m="http://schemas.openxmlformats.org/officeDocument/2006/math" xmlns:v="urn:schemas-microsoft-com:vml" xmlns:w="http://schemas.openxmlformats.org/wordprocessingml/2006/main" xmlns:w14="http://schemas.microsoft.com/office/word/2010/wordml" xmlns:w10="urn:schemas-microsoft-com:office:word" xmlns:sl="http://schemas.openxmlformats.org/schemaLibrary/2006/main" xmlns:wpsCustomData="http://www.wps.cn/officeDocument/2013/wpsCustomData" mc:Ignorable="w14">
+<w:styles xmlns:mc="http://schemas.openxmlformats.org/markup-compatibility/2006" xmlns:r="http://schemas.openxmlformats.org/officeDocument/2006/relationships" xmlns:w="http://schemas.openxmlformats.org/wordprocessingml/2006/main" xmlns:w14="http://schemas.microsoft.com/office/word/2010/wordml" xmlns:w15="http://schemas.microsoft.com/office/word/2012/wordml" xmlns:w16cex="http://schemas.microsoft.com/office/word/2018/wordml/cex" xmlns:w16cid="http://schemas.microsoft.com/office/word/2016/wordml/cid" xmlns:w16="http://schemas.microsoft.com/office/word/2018/wordml" xmlns:w16sdtdh="http://schemas.microsoft.com/office/word/2020/wordml/sdtdatahash" xmlns:w16se="http://schemas.microsoft.com/office/word/2015/wordml/symex" mc:Ignorable="w14 w15 w16se w16cid w16 w16cex w16sdtdh">
   <w:docDefaults>
     <w:rPrDefault>
       <w:rPr>
-        <w:rFonts w:ascii="Times New Roman" w:hAnsi="Times New Roman" w:eastAsia="Times New Roman" w:cs="Times New Roman"/>
+        <w:rFonts w:ascii="Times New Roman" w:eastAsia="Times New Roman" w:hAnsi="Times New Roman" w:cs="Times New Roman"/>
+        <w:lang w:val="en-US" w:eastAsia="en-US" w:bidi="ar-SA"/>
       </w:rPr>
     </w:rPrDefault>
     <w:pPrDefault/>
   </w:docDefaults>
-  <w:latentStyles w:count="260" w:defQFormat="0" w:defUnhideWhenUsed="1" w:defSemiHidden="1" w:defUIPriority="99" w:defLockedState="0">
-    <w:lsdException w:qFormat="1" w:unhideWhenUsed="0" w:uiPriority="0" w:semiHidden="0" w:name="Normal"/>
-    <w:lsdException w:qFormat="1" w:unhideWhenUsed="0" w:uiPriority="9" w:semiHidden="0" w:name="heading 1"/>
-    <w:lsdException w:qFormat="1" w:uiPriority="9" w:name="heading 2"/>
-    <w:lsdException w:qFormat="1" w:uiPriority="9" w:name="heading 3"/>
-    <w:lsdException w:qFormat="1" w:uiPriority="9" w:name="heading 4"/>
-    <w:lsdException w:qFormat="1" w:uiPriority="9" w:name="heading 5"/>
-    <w:lsdException w:qFormat="1" w:uiPriority="9" w:name="heading 6"/>
-    <w:lsdException w:qFormat="1" w:uiPriority="9" w:name="heading 7"/>
-    <w:lsdException w:qFormat="1" w:uiPriority="9" w:name="heading 8"/>
-    <w:lsdException w:qFormat="1" w:uiPriority="9" w:name="heading 9"/>
-    <w:lsdException w:uiPriority="99" w:name="index 1"/>
-    <w:lsdException w:uiPriority="99" w:name="index 2"/>
-    <w:lsdException w:uiPriority="99" w:name="index 3"/>
-    <w:lsdException w:uiPriority="99" w:name="index 4"/>
-    <w:lsdException w:uiPriority="99" w:name="index 5"/>
-    <w:lsdException w:uiPriority="99" w:name="index 6"/>
-    <w:lsdException w:uiPriority="99" w:name="index 7"/>
-    <w:lsdException w:uiPriority="99" w:name="index 8"/>
-    <w:lsdException w:uiPriority="99" w:name="index 9"/>
-    <w:lsdException w:uiPriority="39" w:name="toc 1"/>
-    <w:lsdException w:uiPriority="39" w:name="toc 2"/>
-    <w:lsdException w:uiPriority="39" w:name="toc 3"/>
-    <w:lsdException w:uiPriority="39" w:name="toc 4"/>
-    <w:lsdException w:uiPriority="39" w:name="toc 5"/>
-    <w:lsdException w:uiPriority="39" w:name="toc 6"/>
-    <w:lsdException w:uiPriority="39" w:name="toc 7"/>
-    <w:lsdException w:uiPriority="39" w:name="toc 8"/>
-    <w:lsdException w:uiPriority="39" w:name="toc 9"/>
-    <w:lsdException w:uiPriority="99" w:name="Normal Indent"/>
-    <w:lsdException w:qFormat="1" w:uiPriority="99" w:name="footnote text"/>
-    <w:lsdException w:uiPriority="99" w:name="annotation text"/>
-    <w:lsdException w:uiPriority="99" w:name="header"/>
-    <w:lsdException w:uiPriority="99" w:name="footer"/>
-    <w:lsdException w:uiPriority="99" w:name="index heading"/>
-    <w:lsdException w:qFormat="1" w:uiPriority="35" w:name="caption"/>
-    <w:lsdException w:uiPriority="99" w:name="table of figures"/>
-    <w:lsdException w:uiPriority="99" w:name="envelope address"/>
-    <w:lsdException w:uiPriority="99" w:name="envelope return"/>
-    <w:lsdException w:qFormat="1" w:uiPriority="99" w:name="footnote reference"/>
-    <w:lsdException w:uiPriority="99" w:name="annotation reference"/>
-    <w:lsdException w:uiPriority="99" w:name="line number"/>
-    <w:lsdException w:uiPriority="99" w:name="page number"/>
-    <w:lsdException w:qFormat="1" w:uiPriority="99" w:name="endnote reference"/>
-    <w:lsdException w:qFormat="1" w:uiPriority="99" w:name="endnote text"/>
-    <w:lsdException w:uiPriority="99" w:name="table of authorities"/>
-    <w:lsdException w:uiPriority="99" w:name="macro"/>
-    <w:lsdException w:uiPriority="99" w:name="toa heading"/>
-    <w:lsdException w:uiPriority="99" w:name="List"/>
-    <w:lsdException w:uiPriority="99" w:name="List Bullet"/>
-    <w:lsdException w:uiPriority="99" w:name="List Number"/>
-    <w:lsdException w:uiPriority="99" w:name="List 2"/>
-    <w:lsdException w:uiPriority="99" w:name="List 3"/>
-    <w:lsdException w:uiPriority="99" w:name="List 4"/>
-    <w:lsdException w:uiPriority="99" w:name="List 5"/>
-    <w:lsdException w:uiPriority="99" w:name="List Bullet 2"/>
-    <w:lsdException w:uiPriority="99" w:name="List Bullet 3"/>
-    <w:lsdException w:uiPriority="99" w:name="List Bullet 4"/>
-    <w:lsdException w:uiPriority="99" w:name="List Bullet 5"/>
-    <w:lsdException w:uiPriority="99" w:name="List Number 2"/>
-    <w:lsdException w:uiPriority="99" w:name="List Number 3"/>
-    <w:lsdException w:uiPriority="99" w:name="List Number 4"/>
-    <w:lsdException w:uiPriority="99" w:name="List Number 5"/>
-    <w:lsdException w:qFormat="1" w:unhideWhenUsed="0" w:uiPriority="10" w:semiHidden="0" w:name="Title"/>
-    <w:lsdException w:uiPriority="99" w:name="Closing"/>
-    <w:lsdException w:uiPriority="99" w:name="Signature"/>
-    <w:lsdException w:uiPriority="1" w:name="Default Paragraph Font"/>
-    <w:lsdException w:uiPriority="99" w:name="Body Text"/>
-    <w:lsdException w:uiPriority="99" w:name="Body Text Indent"/>
-    <w:lsdException w:uiPriority="99" w:name="List Continue"/>
-    <w:lsdException w:uiPriority="99" w:name="List Continue 2"/>
-    <w:lsdException w:uiPriority="99" w:name="List Continue 3"/>
-    <w:lsdException w:uiPriority="99" w:name="List Continue 4"/>
-    <w:lsdException w:uiPriority="99" w:name="List Continue 5"/>
-    <w:lsdException w:uiPriority="99" w:name="Message Header"/>
-    <w:lsdException w:qFormat="1" w:unhideWhenUsed="0" w:uiPriority="11" w:semiHidden="0" w:name="Subtitle"/>
-    <w:lsdException w:uiPriority="99" w:name="Salutation"/>
-    <w:lsdException w:uiPriority="99" w:name="Date"/>
-    <w:lsdException w:uiPriority="99" w:name="Body Text First Indent"/>
-    <w:lsdException w:uiPriority="99" w:name="Body Text First Indent 2"/>
-    <w:lsdException w:uiPriority="99" w:name="Note Heading"/>
-    <w:lsdException w:uiPriority="99" w:name="Body Text 2"/>
-    <w:lsdException w:uiPriority="99" w:name="Body Text 3"/>
-    <w:lsdException w:uiPriority="99" w:name="Body Text Indent 2"/>
-    <w:lsdException w:uiPriority="99" w:name="Body Text Indent 3"/>
-    <w:lsdException w:uiPriority="99" w:name="Block Text"/>
-    <w:lsdException w:qFormat="1" w:uiPriority="99" w:semiHidden="0" w:name="Hyperlink"/>
-    <w:lsdException w:uiPriority="99" w:name="FollowedHyperlink"/>
-    <w:lsdException w:qFormat="1" w:unhideWhenUsed="0" w:uiPriority="22" w:semiHidden="0" w:name="Strong"/>
-    <w:lsdException w:qFormat="1" w:unhideWhenUsed="0" w:uiPriority="20" w:semiHidden="0" w:name="Emphasis"/>
-    <w:lsdException w:uiPriority="99" w:name="Document Map"/>
-    <w:lsdException w:uiPriority="99" w:name="Plain Text"/>
-    <w:lsdException w:uiPriority="99" w:name="E-mail Signature"/>
-    <w:lsdException w:qFormat="1" w:uiPriority="99" w:semiHidden="0" w:name="Normal (Web)"/>
-    <w:lsdException w:uiPriority="99" w:name="HTML Acronym"/>
-    <w:lsdException w:uiPriority="99" w:name="HTML Address"/>
-    <w:lsdException w:uiPriority="99" w:name="HTML Cite"/>
-    <w:lsdException w:uiPriority="99" w:name="HTML Code"/>
-    <w:lsdException w:uiPriority="99" w:name="HTML Definition"/>
-    <w:lsdException w:uiPriority="99" w:name="HTML Keyboard"/>
-    <w:lsdException w:uiPriority="99" w:name="HTML Preformatted"/>
-    <w:lsdException w:uiPriority="99" w:name="HTML Sample"/>
-    <w:lsdException w:uiPriority="99" w:name="HTML Typewriter"/>
-    <w:lsdException w:uiPriority="99" w:name="HTML Variable"/>
-    <w:lsdException w:qFormat="1" w:uiPriority="99" w:name="Normal Table"/>
-    <w:lsdException w:uiPriority="99" w:name="annotation subject"/>
-    <w:lsdException w:uiPriority="99" w:name="Table Simple 1"/>
-    <w:lsdException w:uiPriority="99" w:name="Table Simple 2"/>
-    <w:lsdException w:uiPriority="99" w:name="Table Simple 3"/>
-    <w:lsdException w:uiPriority="99" w:name="Table Classic 1"/>
-    <w:lsdException w:uiPriority="99" w:name="Table Classic 2"/>
-    <w:lsdException w:uiPriority="99" w:name="Table Classic 3"/>
-    <w:lsdException w:uiPriority="99" w:name="Table Classic 4"/>
-    <w:lsdException w:uiPriority="99" w:name="Table Colorful 1"/>
-    <w:lsdException w:uiPriority="99" w:name="Table Colorful 2"/>
-    <w:lsdException w:uiPriority="99" w:name="Table Colorful 3"/>
-    <w:lsdException w:uiPriority="99" w:name="Table Columns 1"/>
-    <w:lsdException w:uiPriority="99" w:name="Table Columns 2"/>
-    <w:lsdException w:uiPriority="99" w:name="Table Columns 3"/>
-    <w:lsdException w:uiPriority="99" w:name="Table Columns 4"/>
-    <w:lsdException w:uiPriority="99" w:name="Table Columns 5"/>
-    <w:lsdException w:uiPriority="99" w:name="Table Grid 1"/>
-    <w:lsdException w:uiPriority="99" w:name="Table Grid 2"/>
-    <w:lsdException w:uiPriority="99" w:name="Table Grid 3"/>
-    <w:lsdException w:uiPriority="99" w:name="Table Grid 4"/>
-    <w:lsdException w:uiPriority="99" w:name="Table Grid 5"/>
-    <w:lsdException w:uiPriority="99" w:name="Table Grid 6"/>
-    <w:lsdException w:uiPriority="99" w:name="Table Grid 7"/>
-    <w:lsdException w:uiPriority="99" w:name="Table Grid 8"/>
-    <w:lsdException w:uiPriority="99" w:name="Table List 1"/>
-    <w:lsdException w:uiPriority="99" w:name="Table List 2"/>
-    <w:lsdException w:uiPriority="99" w:name="Table List 3"/>
-    <w:lsdException w:uiPriority="99" w:name="Table List 4"/>
-    <w:lsdException w:uiPriority="99" w:name="Table List 5"/>
-    <w:lsdException w:uiPriority="99" w:name="Table List 6"/>
-    <w:lsdException w:uiPriority="99" w:name="Table List 7"/>
-    <w:lsdException w:uiPriority="99" w:name="Table List 8"/>
-    <w:lsdException w:uiPriority="99" w:name="Table 3D effects 1"/>
-    <w:lsdException w:uiPriority="99" w:name="Table 3D effects 2"/>
-    <w:lsdException w:uiPriority="99" w:name="Table 3D effects 3"/>
-    <w:lsdException w:uiPriority="99" w:name="Table Contemporary"/>
-    <w:lsdException w:uiPriority="99" w:name="Table Elegant"/>
-    <w:lsdException w:uiPriority="99" w:name="Table Professional"/>
-    <w:lsdException w:uiPriority="99" w:name="Table Subtle 1"/>
-    <w:lsdException w:uiPriority="99" w:name="Table Subtle 2"/>
-    <w:lsdException w:uiPriority="99" w:name="Table Web 1"/>
-    <w:lsdException w:uiPriority="99" w:name="Table Web 2"/>
-    <w:lsdException w:uiPriority="99" w:name="Table Web 3"/>
-    <w:lsdException w:uiPriority="99" w:name="Balloon Text"/>
-    <w:lsdException w:qFormat="1" w:unhideWhenUsed="0" w:uiPriority="39" w:semiHidden="0" w:name="Table Grid"/>
-    <w:lsdException w:uiPriority="99" w:name="Table Theme"/>
-    <w:lsdException w:unhideWhenUsed="0" w:uiPriority="60" w:semiHidden="0" w:name="Light Shading"/>
-    <w:lsdException w:unhideWhenUsed="0" w:uiPriority="61" w:semiHidden="0" w:name="Light List"/>
-    <w:lsdException w:unhideWhenUsed="0" w:uiPriority="62" w:semiHidden="0" w:name="Light Grid"/>
-    <w:lsdException w:unhideWhenUsed="0" w:uiPriority="63" w:semiHidden="0" w:name="Medium Shading 1"/>
-    <w:lsdException w:unhideWhenUsed="0" w:uiPriority="64" w:semiHidden="0" w:name="Medium Shading 2"/>
-    <w:lsdException w:unhideWhenUsed="0" w:uiPriority="65" w:semiHidden="0" w:name="Medium List 1"/>
-    <w:lsdException w:unhideWhenUsed="0" w:uiPriority="66" w:semiHidden="0" w:name="Medium List 2"/>
-    <w:lsdException w:unhideWhenUsed="0" w:uiPriority="67" w:semiHidden="0" w:name="Medium Grid 1"/>
-    <w:lsdException w:unhideWhenUsed="0" w:uiPriority="68" w:semiHidden="0" w:name="Medium Grid 2"/>
-    <w:lsdException w:unhideWhenUsed="0" w:uiPriority="69" w:semiHidden="0" w:name="Medium Grid 3"/>
-    <w:lsdException w:unhideWhenUsed="0" w:uiPriority="70" w:semiHidden="0" w:name="Dark List"/>
-    <w:lsdException w:unhideWhenUsed="0" w:uiPriority="71" w:semiHidden="0" w:name="Colorful Shading"/>
-    <w:lsdException w:unhideWhenUsed="0" w:uiPriority="72" w:semiHidden="0" w:name="Colorful List"/>
-    <w:lsdException w:unhideWhenUsed="0" w:uiPriority="73" w:semiHidden="0" w:name="Colorful Grid"/>
-    <w:lsdException w:unhideWhenUsed="0" w:uiPriority="60" w:semiHidden="0" w:name="Light Shading Accent 1"/>
-    <w:lsdException w:unhideWhenUsed="0" w:uiPriority="61" w:semiHidden="0" w:name="Light List Accent 1"/>
-    <w:lsdException w:unhideWhenUsed="0" w:uiPriority="62" w:semiHidden="0" w:name="Light Grid Accent 1"/>
-    <w:lsdException w:unhideWhenUsed="0" w:uiPriority="63" w:semiHidden="0" w:name="Medium Shading 1 Accent 1"/>
-    <w:lsdException w:unhideWhenUsed="0" w:uiPriority="64" w:semiHidden="0" w:name="Medium Shading 2 Accent 1"/>
-    <w:lsdException w:unhideWhenUsed="0" w:uiPriority="65" w:semiHidden="0" w:name="Medium List 1 Accent 1"/>
-    <w:lsdException w:qFormat="1" w:unhideWhenUsed="0" w:uiPriority="0" w:semiHidden="0" w:name="List Paragraph"/>
-    <w:lsdException w:unhideWhenUsed="0" w:uiPriority="66" w:semiHidden="0" w:name="Medium List 2 Accent 1"/>
-    <w:lsdException w:unhideWhenUsed="0" w:uiPriority="67" w:semiHidden="0" w:name="Medium Grid 1 Accent 1"/>
-    <w:lsdException w:unhideWhenUsed="0" w:uiPriority="68" w:semiHidden="0" w:name="Medium Grid 2 Accent 1"/>
-    <w:lsdException w:unhideWhenUsed="0" w:uiPriority="69" w:semiHidden="0" w:name="Medium Grid 3 Accent 1"/>
-    <w:lsdException w:unhideWhenUsed="0" w:uiPriority="70" w:semiHidden="0" w:name="Dark List Accent 1"/>
-    <w:lsdException w:unhideWhenUsed="0" w:uiPriority="71" w:semiHidden="0" w:name="Colorful Shading Accent 1"/>
-    <w:lsdException w:unhideWhenUsed="0" w:uiPriority="72" w:semiHidden="0" w:name="Colorful List Accent 1"/>
-    <w:lsdException w:unhideWhenUsed="0" w:uiPriority="73" w:semiHidden="0" w:name="Colorful Grid Accent 1"/>
-    <w:lsdException w:unhideWhenUsed="0" w:uiPriority="60" w:semiHidden="0" w:name="Light Shading Accent 2"/>
-    <w:lsdException w:unhideWhenUsed="0" w:uiPriority="61" w:semiHidden="0" w:name="Light List Accent 2"/>
-    <w:lsdException w:unhideWhenUsed="0" w:uiPriority="62" w:semiHidden="0" w:name="Light Grid Accent 2"/>
-    <w:lsdException w:unhideWhenUsed="0" w:uiPriority="63" w:semiHidden="0" w:name="Medium Shading 1 Accent 2"/>
-    <w:lsdException w:unhideWhenUsed="0" w:uiPriority="64" w:semiHidden="0" w:name="Medium Shading 2 Accent 2"/>
-    <w:lsdException w:unhideWhenUsed="0" w:uiPriority="65" w:semiHidden="0" w:name="Medium List 1 Accent 2"/>
-    <w:lsdException w:unhideWhenUsed="0" w:uiPriority="66" w:semiHidden="0" w:name="Medium List 2 Accent 2"/>
-    <w:lsdException w:unhideWhenUsed="0" w:uiPriority="67" w:semiHidden="0" w:name="Medium Grid 1 Accent 2"/>
-    <w:lsdException w:unhideWhenUsed="0" w:uiPriority="68" w:semiHidden="0" w:name="Medium Grid 2 Accent 2"/>
-    <w:lsdException w:unhideWhenUsed="0" w:uiPriority="69" w:semiHidden="0" w:name="Medium Grid 3 Accent 2"/>
-    <w:lsdException w:unhideWhenUsed="0" w:uiPriority="70" w:semiHidden="0" w:name="Dark List Accent 2"/>
-    <w:lsdException w:unhideWhenUsed="0" w:uiPriority="71" w:semiHidden="0" w:name="Colorful Shading Accent 2"/>
-    <w:lsdException w:unhideWhenUsed="0" w:uiPriority="72" w:semiHidden="0" w:name="Colorful List Accent 2"/>
-    <w:lsdException w:unhideWhenUsed="0" w:uiPriority="73" w:semiHidden="0" w:name="Colorful Grid Accent 2"/>
-    <w:lsdException w:unhideWhenUsed="0" w:uiPriority="60" w:semiHidden="0" w:name="Light Shading Accent 3"/>
-    <w:lsdException w:unhideWhenUsed="0" w:uiPriority="61" w:semiHidden="0" w:name="Light List Accent 3"/>
-    <w:lsdException w:unhideWhenUsed="0" w:uiPriority="62" w:semiHidden="0" w:name="Light Grid Accent 3"/>
-    <w:lsdException w:unhideWhenUsed="0" w:uiPriority="63" w:semiHidden="0" w:name="Medium Shading 1 Accent 3"/>
-    <w:lsdException w:unhideWhenUsed="0" w:uiPriority="64" w:semiHidden="0" w:name="Medium Shading 2 Accent 3"/>
-    <w:lsdException w:unhideWhenUsed="0" w:uiPriority="65" w:semiHidden="0" w:name="Medium List 1 Accent 3"/>
-    <w:lsdException w:unhideWhenUsed="0" w:uiPriority="66" w:semiHidden="0" w:name="Medium List 2 Accent 3"/>
-    <w:lsdException w:unhideWhenUsed="0" w:uiPriority="67" w:semiHidden="0" w:name="Medium Grid 1 Accent 3"/>
-    <w:lsdException w:unhideWhenUsed="0" w:uiPriority="68" w:semiHidden="0" w:name="Medium Grid 2 Accent 3"/>
-    <w:lsdException w:unhideWhenUsed="0" w:uiPriority="69" w:semiHidden="0" w:name="Medium Grid 3 Accent 3"/>
-    <w:lsdException w:unhideWhenUsed="0" w:uiPriority="70" w:semiHidden="0" w:name="Dark List Accent 3"/>
-    <w:lsdException w:unhideWhenUsed="0" w:uiPriority="71" w:semiHidden="0" w:name="Colorful Shading Accent 3"/>
-    <w:lsdException w:unhideWhenUsed="0" w:uiPriority="72" w:semiHidden="0" w:name="Colorful List Accent 3"/>
-    <w:lsdException w:unhideWhenUsed="0" w:uiPriority="73" w:semiHidden="0" w:name="Colorful Grid Accent 3"/>
-    <w:lsdException w:unhideWhenUsed="0" w:uiPriority="60" w:semiHidden="0" w:name="Light Shading Accent 4"/>
-    <w:lsdException w:unhideWhenUsed="0" w:uiPriority="61" w:semiHidden="0" w:name="Light List Accent 4"/>
-    <w:lsdException w:unhideWhenUsed="0" w:uiPriority="62" w:semiHidden="0" w:name="Light Grid Accent 4"/>
-    <w:lsdException w:unhideWhenUsed="0" w:uiPriority="63" w:semiHidden="0" w:name="Medium Shading 1 Accent 4"/>
-    <w:lsdException w:unhideWhenUsed="0" w:uiPriority="64" w:semiHidden="0" w:name="Medium Shading 2 Accent 4"/>
-    <w:lsdException w:unhideWhenUsed="0" w:uiPriority="65" w:semiHidden="0" w:name="Medium List 1 Accent 4"/>
-    <w:lsdException w:unhideWhenUsed="0" w:uiPriority="66" w:semiHidden="0" w:name="Medium List 2 Accent 4"/>
-    <w:lsdException w:unhideWhenUsed="0" w:uiPriority="67" w:semiHidden="0" w:name="Medium Grid 1 Accent 4"/>
-    <w:lsdException w:unhideWhenUsed="0" w:uiPriority="68" w:semiHidden="0" w:name="Medium Grid 2 Accent 4"/>
-    <w:lsdException w:unhideWhenUsed="0" w:uiPriority="69" w:semiHidden="0" w:name="Medium Grid 3 Accent 4"/>
-    <w:lsdException w:unhideWhenUsed="0" w:uiPriority="70" w:semiHidden="0" w:name="Dark List Accent 4"/>
-    <w:lsdException w:unhideWhenUsed="0" w:uiPriority="71" w:semiHidden="0" w:name="Colorful Shading Accent 4"/>
-    <w:lsdException w:unhideWhenUsed="0" w:uiPriority="72" w:semiHidden="0" w:name="Colorful List Accent 4"/>
-    <w:lsdException w:unhideWhenUsed="0" w:uiPriority="73" w:semiHidden="0" w:name="Colorful Grid Accent 4"/>
-    <w:lsdException w:unhideWhenUsed="0" w:uiPriority="60" w:semiHidden="0" w:name="Light Shading Accent 5"/>
-    <w:lsdException w:unhideWhenUsed="0" w:uiPriority="61" w:semiHidden="0" w:name="Light List Accent 5"/>
-    <w:lsdException w:unhideWhenUsed="0" w:uiPriority="62" w:semiHidden="0" w:name="Light Grid Accent 5"/>
-    <w:lsdException w:unhideWhenUsed="0" w:uiPriority="63" w:semiHidden="0" w:name="Medium Shading 1 Accent 5"/>
-    <w:lsdException w:unhideWhenUsed="0" w:uiPriority="64" w:semiHidden="0" w:name="Medium Shading 2 Accent 5"/>
-    <w:lsdException w:unhideWhenUsed="0" w:uiPriority="65" w:semiHidden="0" w:name="Medium List 1 Accent 5"/>
-    <w:lsdException w:unhideWhenUsed="0" w:uiPriority="66" w:semiHidden="0" w:name="Medium List 2 Accent 5"/>
-    <w:lsdException w:unhideWhenUsed="0" w:uiPriority="67" w:semiHidden="0" w:name="Medium Grid 1 Accent 5"/>
-    <w:lsdException w:unhideWhenUsed="0" w:uiPriority="68" w:semiHidden="0" w:name="Medium Grid 2 Accent 5"/>
-    <w:lsdException w:unhideWhenUsed="0" w:uiPriority="69" w:semiHidden="0" w:name="Medium Grid 3 Accent 5"/>
-    <w:lsdException w:unhideWhenUsed="0" w:uiPriority="70" w:semiHidden="0" w:name="Dark List Accent 5"/>
-    <w:lsdException w:unhideWhenUsed="0" w:uiPriority="71" w:semiHidden="0" w:name="Colorful Shading Accent 5"/>
-    <w:lsdException w:unhideWhenUsed="0" w:uiPriority="72" w:semiHidden="0" w:name="Colorful List Accent 5"/>
-    <w:lsdException w:unhideWhenUsed="0" w:uiPriority="73" w:semiHidden="0" w:name="Colorful Grid Accent 5"/>
-    <w:lsdException w:unhideWhenUsed="0" w:uiPriority="60" w:semiHidden="0" w:name="Light Shading Accent 6"/>
-    <w:lsdException w:unhideWhenUsed="0" w:uiPriority="61" w:semiHidden="0" w:name="Light List Accent 6"/>
-    <w:lsdException w:unhideWhenUsed="0" w:uiPriority="62" w:semiHidden="0" w:name="Light Grid Accent 6"/>
-    <w:lsdException w:unhideWhenUsed="0" w:uiPriority="63" w:semiHidden="0" w:name="Medium Shading 1 Accent 6"/>
-    <w:lsdException w:unhideWhenUsed="0" w:uiPriority="64" w:semiHidden="0" w:name="Medium Shading 2 Accent 6"/>
-    <w:lsdException w:unhideWhenUsed="0" w:uiPriority="65" w:semiHidden="0" w:name="Medium List 1 Accent 6"/>
-    <w:lsdException w:unhideWhenUsed="0" w:uiPriority="66" w:semiHidden="0" w:name="Medium List 2 Accent 6"/>
-    <w:lsdException w:unhideWhenUsed="0" w:uiPriority="67" w:semiHidden="0" w:name="Medium Grid 1 Accent 6"/>
-    <w:lsdException w:unhideWhenUsed="0" w:uiPriority="68" w:semiHidden="0" w:name="Medium Grid 2 Accent 6"/>
-    <w:lsdException w:unhideWhenUsed="0" w:uiPriority="69" w:semiHidden="0" w:name="Medium Grid 3 Accent 6"/>
-    <w:lsdException w:unhideWhenUsed="0" w:uiPriority="70" w:semiHidden="0" w:name="Dark List Accent 6"/>
-    <w:lsdException w:unhideWhenUsed="0" w:uiPriority="71" w:semiHidden="0" w:name="Colorful Shading Accent 6"/>
-    <w:lsdException w:unhideWhenUsed="0" w:uiPriority="72" w:semiHidden="0" w:name="Colorful List Accent 6"/>
-    <w:lsdException w:unhideWhenUsed="0" w:uiPriority="73" w:semiHidden="0" w:name="Colorful Grid Accent 6"/>
+  <w:latentStyles w:defLockedState="0" w:defUIPriority="99" w:defSemiHidden="0" w:defUnhideWhenUsed="0" w:defQFormat="0" w:count="376">
+    <w:lsdException w:name="Normal" w:uiPriority="0" w:qFormat="1"/>
+    <w:lsdException w:name="heading 1" w:uiPriority="9" w:qFormat="1"/>
+    <w:lsdException w:name="heading 2" w:semiHidden="1" w:uiPriority="9" w:unhideWhenUsed="1" w:qFormat="1"/>
+    <w:lsdException w:name="heading 3" w:semiHidden="1" w:uiPriority="9" w:unhideWhenUsed="1" w:qFormat="1"/>
+    <w:lsdException w:name="heading 4" w:semiHidden="1" w:uiPriority="9" w:unhideWhenUsed="1" w:qFormat="1"/>
+    <w:lsdException w:name="heading 5" w:semiHidden="1" w:uiPriority="9" w:unhideWhenUsed="1" w:qFormat="1"/>
+    <w:lsdException w:name="heading 6" w:semiHidden="1" w:uiPriority="9" w:unhideWhenUsed="1" w:qFormat="1"/>
+    <w:lsdException w:name="heading 7" w:semiHidden="1" w:uiPriority="9" w:unhideWhenUsed="1" w:qFormat="1"/>
+    <w:lsdException w:name="heading 8" w:semiHidden="1" w:uiPriority="9" w:unhideWhenUsed="1" w:qFormat="1"/>
+    <w:lsdException w:name="heading 9" w:semiHidden="1" w:uiPriority="9" w:unhideWhenUsed="1" w:qFormat="1"/>
+    <w:lsdException w:name="index 1" w:semiHidden="1" w:unhideWhenUsed="1"/>
+    <w:lsdException w:name="index 2" w:semiHidden="1" w:unhideWhenUsed="1"/>
+    <w:lsdException w:name="index 3" w:semiHidden="1" w:unhideWhenUsed="1"/>
+    <w:lsdException w:name="index 4" w:semiHidden="1" w:unhideWhenUsed="1"/>
+    <w:lsdException w:name="index 5" w:semiHidden="1" w:unhideWhenUsed="1"/>
+    <w:lsdException w:name="index 6" w:semiHidden="1" w:unhideWhenUsed="1"/>
+    <w:lsdException w:name="index 7" w:semiHidden="1" w:unhideWhenUsed="1"/>
+    <w:lsdException w:name="index 8" w:semiHidden="1" w:unhideWhenUsed="1"/>
+    <w:lsdException w:name="index 9" w:semiHidden="1" w:unhideWhenUsed="1"/>
+    <w:lsdException w:name="toc 1" w:semiHidden="1" w:uiPriority="39" w:unhideWhenUsed="1"/>
+    <w:lsdException w:name="toc 2" w:semiHidden="1" w:uiPriority="39" w:unhideWhenUsed="1"/>
+    <w:lsdException w:name="toc 3" w:semiHidden="1" w:uiPriority="39" w:unhideWhenUsed="1"/>
+    <w:lsdException w:name="toc 4" w:semiHidden="1" w:uiPriority="39" w:unhideWhenUsed="1"/>
+    <w:lsdException w:name="toc 5" w:semiHidden="1" w:uiPriority="39" w:unhideWhenUsed="1"/>
+    <w:lsdException w:name="toc 6" w:semiHidden="1" w:uiPriority="39" w:unhideWhenUsed="1"/>
+    <w:lsdException w:name="toc 7" w:semiHidden="1" w:uiPriority="39" w:unhideWhenUsed="1"/>
+    <w:lsdException w:name="toc 8" w:semiHidden="1" w:uiPriority="39" w:unhideWhenUsed="1"/>
+    <w:lsdException w:name="toc 9" w:semiHidden="1" w:uiPriority="39" w:unhideWhenUsed="1"/>
+    <w:lsdException w:name="Normal Indent" w:semiHidden="1" w:unhideWhenUsed="1"/>
+    <w:lsdException w:name="footnote text" w:semiHidden="1" w:unhideWhenUsed="1"/>
+    <w:lsdException w:name="annotation text" w:semiHidden="1" w:unhideWhenUsed="1"/>
+    <w:lsdException w:name="header" w:semiHidden="1" w:unhideWhenUsed="1"/>
+    <w:lsdException w:name="footer" w:semiHidden="1" w:unhideWhenUsed="1"/>
+    <w:lsdException w:name="index heading" w:semiHidden="1" w:unhideWhenUsed="1"/>
+    <w:lsdException w:name="caption" w:semiHidden="1" w:uiPriority="35" w:unhideWhenUsed="1" w:qFormat="1"/>
+    <w:lsdException w:name="table of figures" w:semiHidden="1" w:unhideWhenUsed="1"/>
+    <w:lsdException w:name="envelope address" w:semiHidden="1" w:unhideWhenUsed="1"/>
+    <w:lsdException w:name="envelope return" w:semiHidden="1" w:unhideWhenUsed="1"/>
+    <w:lsdException w:name="footnote reference" w:semiHidden="1" w:unhideWhenUsed="1"/>
+    <w:lsdException w:name="annotation reference" w:semiHidden="1" w:unhideWhenUsed="1"/>
+    <w:lsdException w:name="line number" w:semiHidden="1" w:unhideWhenUsed="1"/>
+    <w:lsdException w:name="page number" w:semiHidden="1" w:unhideWhenUsed="1"/>
+    <w:lsdException w:name="endnote reference" w:semiHidden="1" w:unhideWhenUsed="1"/>
+    <w:lsdException w:name="endnote text" w:semiHidden="1" w:unhideWhenUsed="1"/>
+    <w:lsdException w:name="table of authorities" w:semiHidden="1" w:unhideWhenUsed="1"/>
+    <w:lsdException w:name="macro" w:semiHidden="1" w:unhideWhenUsed="1"/>
+    <w:lsdException w:name="toa heading" w:semiHidden="1" w:unhideWhenUsed="1"/>
+    <w:lsdException w:name="List" w:semiHidden="1" w:unhideWhenUsed="1"/>
+    <w:lsdException w:name="List Bullet" w:semiHidden="1" w:unhideWhenUsed="1"/>
+    <w:lsdException w:name="List Number" w:semiHidden="1" w:unhideWhenUsed="1"/>
+    <w:lsdException w:name="List 2" w:semiHidden="1" w:unhideWhenUsed="1"/>
+    <w:lsdException w:name="List 3" w:semiHidden="1" w:unhideWhenUsed="1"/>
+    <w:lsdException w:name="List 4" w:semiHidden="1" w:unhideWhenUsed="1"/>
+    <w:lsdException w:name="List 5" w:semiHidden="1" w:unhideWhenUsed="1"/>
+    <w:lsdException w:name="List Bullet 2" w:semiHidden="1" w:unhideWhenUsed="1"/>
+    <w:lsdException w:name="List Bullet 3" w:semiHidden="1" w:unhideWhenUsed="1"/>
+    <w:lsdException w:name="List Bullet 4" w:semiHidden="1" w:unhideWhenUsed="1"/>
+    <w:lsdException w:name="List Bullet 5" w:semiHidden="1" w:unhideWhenUsed="1"/>
+    <w:lsdException w:name="List Number 2" w:semiHidden="1" w:unhideWhenUsed="1"/>
+    <w:lsdException w:name="List Number 3" w:semiHidden="1" w:unhideWhenUsed="1"/>
+    <w:lsdException w:name="List Number 4" w:semiHidden="1" w:unhideWhenUsed="1"/>
+    <w:lsdException w:name="List Number 5" w:semiHidden="1" w:unhideWhenUsed="1"/>
+    <w:lsdException w:name="Title" w:uiPriority="10" w:qFormat="1"/>
+    <w:lsdException w:name="Closing" w:semiHidden="1" w:unhideWhenUsed="1"/>
+    <w:lsdException w:name="Signature" w:semiHidden="1" w:unhideWhenUsed="1"/>
+    <w:lsdException w:name="Default Paragraph Font" w:semiHidden="1" w:uiPriority="1" w:unhideWhenUsed="1"/>
+    <w:lsdException w:name="Body Text" w:semiHidden="1" w:unhideWhenUsed="1"/>
+    <w:lsdException w:name="Body Text Indent" w:semiHidden="1" w:unhideWhenUsed="1"/>
+    <w:lsdException w:name="List Continue" w:semiHidden="1" w:unhideWhenUsed="1"/>
+    <w:lsdException w:name="List Continue 2" w:semiHidden="1" w:unhideWhenUsed="1"/>
+    <w:lsdException w:name="List Continue 3" w:semiHidden="1" w:unhideWhenUsed="1"/>
+    <w:lsdException w:name="List Continue 4" w:semiHidden="1" w:unhideWhenUsed="1"/>
+    <w:lsdException w:name="List Continue 5" w:semiHidden="1" w:unhideWhenUsed="1"/>
+    <w:lsdException w:name="Message Header" w:semiHidden="1" w:unhideWhenUsed="1"/>
+    <w:lsdException w:name="Subtitle" w:uiPriority="11" w:qFormat="1"/>
+    <w:lsdException w:name="Salutation" w:semiHidden="1" w:unhideWhenUsed="1"/>
+    <w:lsdException w:name="Date" w:semiHidden="1" w:unhideWhenUsed="1"/>
+    <w:lsdException w:name="Body Text First Indent" w:semiHidden="1" w:unhideWhenUsed="1"/>
+    <w:lsdException w:name="Body Text First Indent 2" w:semiHidden="1" w:unhideWhenUsed="1"/>
+    <w:lsdException w:name="Note Heading" w:semiHidden="1" w:unhideWhenUsed="1"/>
+    <w:lsdException w:name="Body Text 2" w:semiHidden="1" w:unhideWhenUsed="1"/>
+    <w:lsdException w:name="Body Text 3" w:semiHidden="1" w:unhideWhenUsed="1"/>
+    <w:lsdException w:name="Body Text Indent 2" w:semiHidden="1" w:unhideWhenUsed="1"/>
+    <w:lsdException w:name="Body Text Indent 3" w:semiHidden="1" w:unhideWhenUsed="1"/>
+    <w:lsdException w:name="Block Text" w:semiHidden="1" w:unhideWhenUsed="1"/>
+    <w:lsdException w:name="Hyperlink" w:semiHidden="1" w:unhideWhenUsed="1"/>
+    <w:lsdException w:name="FollowedHyperlink" w:semiHidden="1" w:unhideWhenUsed="1"/>
+    <w:lsdException w:name="Strong" w:uiPriority="22" w:qFormat="1"/>
+    <w:lsdException w:name="Emphasis" w:uiPriority="20" w:qFormat="1"/>
+    <w:lsdException w:name="Document Map" w:semiHidden="1" w:unhideWhenUsed="1"/>
+    <w:lsdException w:name="Plain Text" w:semiHidden="1" w:unhideWhenUsed="1"/>
+    <w:lsdException w:name="E-mail Signature" w:semiHidden="1" w:unhideWhenUsed="1"/>
+    <w:lsdException w:name="HTML Top of Form" w:semiHidden="1" w:unhideWhenUsed="1"/>
+    <w:lsdException w:name="HTML Bottom of Form" w:semiHidden="1" w:unhideWhenUsed="1"/>
+    <w:lsdException w:name="Normal (Web)" w:semiHidden="1" w:unhideWhenUsed="1"/>
+    <w:lsdException w:name="HTML Acronym" w:semiHidden="1" w:unhideWhenUsed="1"/>
+    <w:lsdException w:name="HTML Address" w:semiHidden="1" w:unhideWhenUsed="1"/>
+    <w:lsdException w:name="HTML Cite" w:semiHidden="1" w:unhideWhenUsed="1"/>
+    <w:lsdException w:name="HTML Code" w:semiHidden="1" w:unhideWhenUsed="1"/>
+    <w:lsdException w:name="HTML Definition" w:semiHidden="1" w:unhideWhenUsed="1"/>
+    <w:lsdException w:name="HTML Keyboard" w:semiHidden="1" w:unhideWhenUsed="1"/>
+    <w:lsdException w:name="HTML Preformatted" w:semiHidden="1" w:unhideWhenUsed="1"/>
+    <w:lsdException w:name="HTML Sample" w:semiHidden="1" w:unhideWhenUsed="1"/>
+    <w:lsdException w:name="HTML Typewriter" w:semiHidden="1" w:unhideWhenUsed="1"/>
+    <w:lsdException w:name="HTML Variable" w:semiHidden="1" w:unhideWhenUsed="1"/>
+    <w:lsdException w:name="Normal Table" w:semiHidden="1" w:unhideWhenUsed="1"/>
+    <w:lsdException w:name="annotation subject" w:semiHidden="1" w:unhideWhenUsed="1"/>
+    <w:lsdException w:name="No List" w:semiHidden="1" w:unhideWhenUsed="1"/>
+    <w:lsdException w:name="Outline List 1" w:semiHidden="1" w:unhideWhenUsed="1"/>
+    <w:lsdException w:name="Outline List 2" w:semiHidden="1" w:unhideWhenUsed="1"/>
+    <w:lsdException w:name="Outline List 3" w:semiHidden="1" w:unhideWhenUsed="1"/>
+    <w:lsdException w:name="Table Simple 1" w:semiHidden="1" w:unhideWhenUsed="1"/>
+    <w:lsdException w:name="Table Simple 2" w:semiHidden="1" w:unhideWhenUsed="1"/>
+    <w:lsdException w:name="Table Simple 3" w:semiHidden="1" w:unhideWhenUsed="1"/>
+    <w:lsdException w:name="Table Classic 1" w:semiHidden="1" w:unhideWhenUsed="1"/>
+    <w:lsdException w:name="Table Classic 2" w:semiHidden="1" w:unhideWhenUsed="1"/>
+    <w:lsdException w:name="Table Classic 3" w:semiHidden="1" w:unhideWhenUsed="1"/>
+    <w:lsdException w:name="Table Classic 4" w:semiHidden="1" w:unhideWhenUsed="1"/>
+    <w:lsdException w:name="Table Colorful 1" w:semiHidden="1" w:unhideWhenUsed="1"/>
+    <w:lsdException w:name="Table Colorful 2" w:semiHidden="1" w:unhideWhenUsed="1"/>
+    <w:lsdException w:name="Table Colorful 3" w:semiHidden="1" w:unhideWhenUsed="1"/>
+    <w:lsdException w:name="Table Columns 1" w:semiHidden="1" w:unhideWhenUsed="1"/>
+    <w:lsdException w:name="Table Columns 2" w:semiHidden="1" w:unhideWhenUsed="1"/>
+    <w:lsdException w:name="Table Columns 3" w:semiHidden="1" w:unhideWhenUsed="1"/>
+    <w:lsdException w:name="Table Columns 4" w:semiHidden="1" w:unhideWhenUsed="1"/>
+    <w:lsdException w:name="Table Columns 5" w:semiHidden="1" w:unhideWhenUsed="1"/>
+    <w:lsdException w:name="Table Grid 1" w:semiHidden="1" w:unhideWhenUsed="1"/>
+    <w:lsdException w:name="Table Grid 2" w:semiHidden="1" w:unhideWhenUsed="1"/>
+    <w:lsdException w:name="Table Grid 3" w:semiHidden="1" w:unhideWhenUsed="1"/>
+    <w:lsdException w:name="Table Grid 4" w:semiHidden="1" w:unhideWhenUsed="1"/>
+    <w:lsdException w:name="Table Grid 5" w:semiHidden="1" w:unhideWhenUsed="1"/>
+    <w:lsdException w:name="Table Grid 6" w:semiHidden="1" w:unhideWhenUsed="1"/>
+    <w:lsdException w:name="Table Grid 7" w:semiHidden="1" w:unhideWhenUsed="1"/>
+    <w:lsdException w:name="Table Grid 8" w:semiHidden="1" w:unhideWhenUsed="1"/>
+    <w:lsdException w:name="Table List 1" w:semiHidden="1" w:unhideWhenUsed="1"/>
+    <w:lsdException w:name="Table List 2" w:semiHidden="1" w:unhideWhenUsed="1"/>
+    <w:lsdException w:name="Table List 3" w:semiHidden="1" w:unhideWhenUsed="1"/>
+    <w:lsdException w:name="Table List 4" w:semiHidden="1" w:unhideWhenUsed="1"/>
+    <w:lsdException w:name="Table List 5" w:semiHidden="1" w:unhideWhenUsed="1"/>
+    <w:lsdException w:name="Table List 6" w:semiHidden="1" w:unhideWhenUsed="1"/>
+    <w:lsdException w:name="Table List 7" w:semiHidden="1" w:unhideWhenUsed="1"/>
+    <w:lsdException w:name="Table List 8" w:semiHidden="1" w:unhideWhenUsed="1"/>
+    <w:lsdException w:name="Table 3D effects 1" w:semiHidden="1" w:unhideWhenUsed="1"/>
+    <w:lsdException w:name="Table 3D effects 2" w:semiHidden="1" w:unhideWhenUsed="1"/>
+    <w:lsdException w:name="Table 3D effects 3" w:semiHidden="1" w:unhideWhenUsed="1"/>
+    <w:lsdException w:name="Table Contemporary" w:semiHidden="1" w:unhideWhenUsed="1"/>
+    <w:lsdException w:name="Table Elegant" w:semiHidden="1" w:unhideWhenUsed="1"/>
+    <w:lsdException w:name="Table Professional" w:semiHidden="1" w:unhideWhenUsed="1"/>
+    <w:lsdException w:name="Table Subtle 1" w:semiHidden="1" w:unhideWhenUsed="1"/>
+    <w:lsdException w:name="Table Subtle 2" w:semiHidden="1" w:unhideWhenUsed="1"/>
+    <w:lsdException w:name="Table Web 1" w:semiHidden="1" w:unhideWhenUsed="1"/>
+    <w:lsdException w:name="Table Web 2" w:semiHidden="1" w:unhideWhenUsed="1"/>
+    <w:lsdException w:name="Table Web 3" w:semiHidden="1" w:unhideWhenUsed="1"/>
+    <w:lsdException w:name="Balloon Text" w:semiHidden="1" w:unhideWhenUsed="1"/>
+    <w:lsdException w:name="Table Grid" w:uiPriority="39"/>
+    <w:lsdException w:name="Table Theme" w:semiHidden="1" w:unhideWhenUsed="1"/>
+    <w:lsdException w:name="Placeholder Text" w:semiHidden="1"/>
+    <w:lsdException w:name="No Spacing" w:uiPriority="1" w:qFormat="1"/>
+    <w:lsdException w:name="Light Shading" w:uiPriority="60"/>
+    <w:lsdException w:name="Light List" w:uiPriority="61"/>
+    <w:lsdException w:name="Light Grid" w:uiPriority="62"/>
+    <w:lsdException w:name="Medium Shading 1" w:uiPriority="63"/>
+    <w:lsdException w:name="Medium Shading 2" w:uiPriority="64"/>
+    <w:lsdException w:name="Medium List 1" w:uiPriority="65"/>
+    <w:lsdException w:name="Medium List 2" w:uiPriority="66"/>
+    <w:lsdException w:name="Medium Grid 1" w:uiPriority="67"/>
+    <w:lsdException w:name="Medium Grid 2" w:uiPriority="68"/>
+    <w:lsdException w:name="Medium Grid 3" w:uiPriority="69"/>
+    <w:lsdException w:name="Dark List" w:uiPriority="70"/>
+    <w:lsdException w:name="Colorful Shading" w:uiPriority="71"/>
+    <w:lsdException w:name="Colorful List" w:uiPriority="72"/>
+    <w:lsdException w:name="Colorful Grid" w:uiPriority="73"/>
+    <w:lsdException w:name="Light Shading Accent 1" w:uiPriority="60"/>
+    <w:lsdException w:name="Light List Accent 1" w:uiPriority="61"/>
+    <w:lsdException w:name="Light Grid Accent 1" w:uiPriority="62"/>
+    <w:lsdException w:name="Medium Shading 1 Accent 1" w:uiPriority="63"/>
+    <w:lsdException w:name="Medium Shading 2 Accent 1" w:uiPriority="64"/>
+    <w:lsdException w:name="Medium List 1 Accent 1" w:uiPriority="65"/>
+    <w:lsdException w:name="Revision" w:semiHidden="1"/>
+    <w:lsdException w:name="List Paragraph" w:uiPriority="34" w:qFormat="1"/>
+    <w:lsdException w:name="Quote" w:uiPriority="29" w:qFormat="1"/>
+    <w:lsdException w:name="Intense Quote" w:uiPriority="30" w:qFormat="1"/>
+    <w:lsdException w:name="Medium List 2 Accent 1" w:uiPriority="66"/>
+    <w:lsdException w:name="Medium Grid 1 Accent 1" w:uiPriority="67"/>
+    <w:lsdException w:name="Medium Grid 2 Accent 1" w:uiPriority="68"/>
+    <w:lsdException w:name="Medium Grid 3 Accent 1" w:uiPriority="69"/>
+    <w:lsdException w:name="Dark List Accent 1" w:uiPriority="70"/>
+    <w:lsdException w:name="Colorful Shading Accent 1" w:uiPriority="71"/>
+    <w:lsdException w:name="Colorful List Accent 1" w:uiPriority="72"/>
+    <w:lsdException w:name="Colorful Grid Accent 1" w:uiPriority="73"/>
+    <w:lsdException w:name="Light Shading Accent 2" w:uiPriority="60"/>
+    <w:lsdException w:name="Light List Accent 2" w:uiPriority="61"/>
+    <w:lsdException w:name="Light Grid Accent 2" w:uiPriority="62"/>
+    <w:lsdException w:name="Medium Shading 1 Accent 2" w:uiPriority="63"/>
+    <w:lsdException w:name="Medium Shading 2 Accent 2" w:uiPriority="64"/>
+    <w:lsdException w:name="Medium List 1 Accent 2" w:uiPriority="65"/>
+    <w:lsdException w:name="Medium List 2 Accent 2" w:uiPriority="66"/>
+    <w:lsdException w:name="Medium Grid 1 Accent 2" w:uiPriority="67"/>
+    <w:lsdException w:name="Medium Grid 2 Accent 2" w:uiPriority="68"/>
+    <w:lsdException w:name="Medium Grid 3 Accent 2" w:uiPriority="69"/>
+    <w:lsdException w:name="Dark List Accent 2" w:uiPriority="70"/>
+    <w:lsdException w:name="Colorful Shading Accent 2" w:uiPriority="71"/>
+    <w:lsdException w:name="Colorful List Accent 2" w:uiPriority="72"/>
+    <w:lsdException w:name="Colorful Grid Accent 2" w:uiPriority="73"/>
+    <w:lsdException w:name="Light Shading Accent 3" w:uiPriority="60"/>
+    <w:lsdException w:name="Light List Accent 3" w:uiPriority="61"/>
+    <w:lsdException w:name="Light Grid Accent 3" w:uiPriority="62"/>
+    <w:lsdException w:name="Medium Shading 1 Accent 3" w:uiPriority="63"/>
+    <w:lsdException w:name="Medium Shading 2 Accent 3" w:uiPriority="64"/>
+    <w:lsdException w:name="Medium List 1 Accent 3" w:uiPriority="65"/>
+    <w:lsdException w:name="Medium List 2 Accent 3" w:uiPriority="66"/>
+    <w:lsdException w:name="Medium Grid 1 Accent 3" w:uiPriority="67"/>
+    <w:lsdException w:name="Medium Grid 2 Accent 3" w:uiPriority="68"/>
+    <w:lsdException w:name="Medium Grid 3 Accent 3" w:uiPriority="69"/>
+    <w:lsdException w:name="Dark List Accent 3" w:uiPriority="70"/>
+    <w:lsdException w:name="Colorful Shading Accent 3" w:uiPriority="71"/>
+    <w:lsdException w:name="Colorful List Accent 3" w:uiPriority="72"/>
+    <w:lsdException w:name="Colorful Grid Accent 3" w:uiPriority="73"/>
+    <w:lsdException w:name="Light Shading Accent 4" w:uiPriority="60"/>
+    <w:lsdException w:name="Light List Accent 4" w:uiPriority="61"/>
+    <w:lsdException w:name="Light Grid Accent 4" w:uiPriority="62"/>
+    <w:lsdException w:name="Medium Shading 1 Accent 4" w:uiPriority="63"/>
+    <w:lsdException w:name="Medium Shading 2 Accent 4" w:uiPriority="64"/>
+    <w:lsdException w:name="Medium List 1 Accent 4" w:uiPriority="65"/>
+    <w:lsdException w:name="Medium List 2 Accent 4" w:uiPriority="66"/>
+    <w:lsdException w:name="Medium Grid 1 Accent 4" w:uiPriority="67"/>
+    <w:lsdException w:name="Medium Grid 2 Accent 4" w:uiPriority="68"/>
+    <w:lsdException w:name="Medium Grid 3 Accent 4" w:uiPriority="69"/>
+    <w:lsdException w:name="Dark List Accent 4" w:uiPriority="70"/>
+    <w:lsdException w:name="Colorful Shading Accent 4" w:uiPriority="71"/>
+    <w:lsdException w:name="Colorful List Accent 4" w:uiPriority="72"/>
+    <w:lsdException w:name="Colorful Grid Accent 4" w:uiPriority="73"/>
+    <w:lsdException w:name="Light Shading Accent 5" w:uiPriority="60"/>
+    <w:lsdException w:name="Light List Accent 5" w:uiPriority="61"/>
+    <w:lsdException w:name="Light Grid Accent 5" w:uiPriority="62"/>
+    <w:lsdException w:name="Medium Shading 1 Accent 5" w:uiPriority="63"/>
+    <w:lsdException w:name="Medium Shading 2 Accent 5" w:uiPriority="64"/>
+    <w:lsdException w:name="Medium List 1 Accent 5" w:uiPriority="65"/>
+    <w:lsdException w:name="Medium List 2 Accent 5" w:uiPriority="66"/>
+    <w:lsdException w:name="Medium Grid 1 Accent 5" w:uiPriority="67"/>
+    <w:lsdException w:name="Medium Grid 2 Accent 5" w:uiPriority="68"/>
+    <w:lsdException w:name="Medium Grid 3 Accent 5" w:uiPriority="69"/>
+    <w:lsdException w:name="Dark List Accent 5" w:uiPriority="70"/>
+    <w:lsdException w:name="Colorful Shading Accent 5" w:uiPriority="71"/>
+    <w:lsdException w:name="Colorful List Accent 5" w:uiPriority="72"/>
+    <w:lsdException w:name="Colorful Grid Accent 5" w:uiPriority="73"/>
+    <w:lsdException w:name="Light Shading Accent 6" w:uiPriority="60"/>
+    <w:lsdException w:name="Light List Accent 6" w:uiPriority="61"/>
+    <w:lsdException w:name="Light Grid Accent 6" w:uiPriority="62"/>
+    <w:lsdException w:name="Medium Shading 1 Accent 6" w:uiPriority="63"/>
+    <w:lsdException w:name="Medium Shading 2 Accent 6" w:uiPriority="64"/>
+    <w:lsdException w:name="Medium List 1 Accent 6" w:uiPriority="65"/>
+    <w:lsdException w:name="Medium List 2 Accent 6" w:uiPriority="66"/>
+    <w:lsdException w:name="Medium Grid 1 Accent 6" w:uiPriority="67"/>
+    <w:lsdException w:name="Medium Grid 2 Accent 6" w:uiPriority="68"/>
+    <w:lsdException w:name="Medium Grid 3 Accent 6" w:uiPriority="69"/>
+    <w:lsdException w:name="Dark List Accent 6" w:uiPriority="70"/>
+    <w:lsdException w:name="Colorful Shading Accent 6" w:uiPriority="71"/>
+    <w:lsdException w:name="Colorful List Accent 6" w:uiPriority="72"/>
+    <w:lsdException w:name="Colorful Grid Accent 6" w:uiPriority="73"/>
+    <w:lsdException w:name="Subtle Emphasis" w:uiPriority="19" w:qFormat="1"/>
+    <w:lsdException w:name="Intense Emphasis" w:uiPriority="21" w:qFormat="1"/>
+    <w:lsdException w:name="Subtle Reference" w:uiPriority="31" w:qFormat="1"/>
+    <w:lsdException w:name="Intense Reference" w:uiPriority="32" w:qFormat="1"/>
+    <w:lsdException w:name="Book Title" w:uiPriority="33" w:qFormat="1"/>
+    <w:lsdException w:name="Bibliography" w:semiHidden="1" w:uiPriority="37" w:unhideWhenUsed="1"/>
+    <w:lsdException w:name="TOC Heading" w:semiHidden="1" w:uiPriority="39" w:unhideWhenUsed="1" w:qFormat="1"/>
+    <w:lsdException w:name="Plain Table 1" w:uiPriority="41"/>
+    <w:lsdException w:name="Plain Table 2" w:uiPriority="42"/>
+    <w:lsdException w:name="Plain Table 3" w:uiPriority="43"/>
+    <w:lsdException w:name="Plain Table 4" w:uiPriority="44"/>
+    <w:lsdException w:name="Plain Table 5" w:uiPriority="45"/>
+    <w:lsdException w:name="Grid Table Light" w:uiPriority="40"/>
+    <w:lsdException w:name="Grid Table 1 Light" w:uiPriority="46"/>
+    <w:lsdException w:name="Grid Table 2" w:uiPriority="47"/>
+    <w:lsdException w:name="Grid Table 3" w:uiPriority="48"/>
+    <w:lsdException w:name="Grid Table 4" w:uiPriority="49"/>
+    <w:lsdException w:name="Grid Table 5 Dark" w:uiPriority="50"/>
+    <w:lsdException w:name="Grid Table 6 Colorful" w:uiPriority="51"/>
+    <w:lsdException w:name="Grid Table 7 Colorful" w:uiPriority="52"/>
+    <w:lsdException w:name="Grid Table 1 Light Accent 1" w:uiPriority="46"/>
+    <w:lsdException w:name="Grid Table 2 Accent 1" w:uiPriority="47"/>
+    <w:lsdException w:name="Grid Table 3 Accent 1" w:uiPriority="48"/>
+    <w:lsdException w:name="Grid Table 4 Accent 1" w:uiPriority="49"/>
+    <w:lsdException w:name="Grid Table 5 Dark Accent 1" w:uiPriority="50"/>
+    <w:lsdException w:name="Grid Table 6 Colorful Accent 1" w:uiPriority="51"/>
+    <w:lsdException w:name="Grid Table 7 Colorful Accent 1" w:uiPriority="52"/>
+    <w:lsdException w:name="Grid Table 1 Light Accent 2" w:uiPriority="46"/>
+    <w:lsdException w:name="Grid Table 2 Accent 2" w:uiPriority="47"/>
+    <w:lsdException w:name="Grid Table 3 Accent 2" w:uiPriority="48"/>
+    <w:lsdException w:name="Grid Table 4 Accent 2" w:uiPriority="49"/>
+    <w:lsdException w:name="Grid Table 5 Dark Accent 2" w:uiPriority="50"/>
+    <w:lsdException w:name="Grid Table 6 Colorful Accent 2" w:uiPriority="51"/>
+    <w:lsdException w:name="Grid Table 7 Colorful Accent 2" w:uiPriority="52"/>
+    <w:lsdException w:name="Grid Table 1 Light Accent 3" w:uiPriority="46"/>
+    <w:lsdException w:name="Grid Table 2 Accent 3" w:uiPriority="47"/>
+    <w:lsdException w:name="Grid Table 3 Accent 3" w:uiPriority="48"/>
+    <w:lsdException w:name="Grid Table 4 Accent 3" w:uiPriority="49"/>
+    <w:lsdException w:name="Grid Table 5 Dark Accent 3" w:uiPriority="50"/>
+    <w:lsdException w:name="Grid Table 6 Colorful Accent 3" w:uiPriority="51"/>
+    <w:lsdException w:name="Grid Table 7 Colorful Accent 3" w:uiPriority="52"/>
+    <w:lsdException w:name="Grid Table 1 Light Accent 4" w:uiPriority="46"/>
+    <w:lsdException w:name="Grid Table 2 Accent 4" w:uiPriority="47"/>
+    <w:lsdException w:name="Grid Table 3 Accent 4" w:uiPriority="48"/>
+    <w:lsdException w:name="Grid Table 4 Accent 4" w:uiPriority="49"/>
+    <w:lsdException w:name="Grid Table 5 Dark Accent 4" w:uiPriority="50"/>
+    <w:lsdException w:name="Grid Table 6 Colorful Accent 4" w:uiPriority="51"/>
+    <w:lsdException w:name="Grid Table 7 Colorful Accent 4" w:uiPriority="52"/>
+    <w:lsdException w:name="Grid Table 1 Light Accent 5" w:uiPriority="46"/>
+    <w:lsdException w:name="Grid Table 2 Accent 5" w:uiPriority="47"/>
+    <w:lsdException w:name="Grid Table 3 Accent 5" w:uiPriority="48"/>
+    <w:lsdException w:name="Grid Table 4 Accent 5" w:uiPriority="49"/>
+    <w:lsdException w:name="Grid Table 5 Dark Accent 5" w:uiPriority="50"/>
+    <w:lsdException w:name="Grid Table 6 Colorful Accent 5" w:uiPriority="51"/>
+    <w:lsdException w:name="Grid Table 7 Colorful Accent 5" w:uiPriority="52"/>
+    <w:lsdException w:name="Grid Table 1 Light Accent 6" w:uiPriority="46"/>
+    <w:lsdException w:name="Grid Table 2 Accent 6" w:uiPriority="47"/>
+    <w:lsdException w:name="Grid Table 3 Accent 6" w:uiPriority="48"/>
+    <w:lsdException w:name="Grid Table 4 Accent 6" w:uiPriority="49"/>
+    <w:lsdException w:name="Grid Table 5 Dark Accent 6" w:uiPriority="50"/>
+    <w:lsdException w:name="Grid Table 6 Colorful Accent 6" w:uiPriority="51"/>
+    <w:lsdException w:name="Grid Table 7 Colorful Accent 6" w:uiPriority="52"/>
+    <w:lsdException w:name="List Table 1 Light" w:uiPriority="46"/>
+    <w:lsdException w:name="List Table 2" w:uiPriority="47"/>
+    <w:lsdException w:name="List Table 3" w:uiPriority="48"/>
+    <w:lsdException w:name="List Table 4" w:uiPriority="49"/>
+    <w:lsdException w:name="List Table 5 Dark" w:uiPriority="50"/>
+    <w:lsdException w:name="List Table 6 Colorful" w:uiPriority="51"/>
+    <w:lsdException w:name="List Table 7 Colorful" w:uiPriority="52"/>
+    <w:lsdException w:name="List Table 1 Light Accent 1" w:uiPriority="46"/>
+    <w:lsdException w:name="List Table 2 Accent 1" w:uiPriority="47"/>
+    <w:lsdException w:name="List Table 3 Accent 1" w:uiPriority="48"/>
+    <w:lsdException w:name="List Table 4 Accent 1" w:uiPriority="49"/>
+    <w:lsdException w:name="List Table 5 Dark Accent 1" w:uiPriority="50"/>
+    <w:lsdException w:name="List Table 6 Colorful Accent 1" w:uiPriority="51"/>
+    <w:lsdException w:name="List Table 7 Colorful Accent 1" w:uiPriority="52"/>
+    <w:lsdException w:name="List Table 1 Light Accent 2" w:uiPriority="46"/>
+    <w:lsdException w:name="List Table 2 Accent 2" w:uiPriority="47"/>
+    <w:lsdException w:name="List Table 3 Accent 2" w:uiPriority="48"/>
+    <w:lsdException w:name="List Table 4 Accent 2" w:uiPriority="49"/>
+    <w:lsdException w:name="List Table 5 Dark Accent 2" w:uiPriority="50"/>
+    <w:lsdException w:name="List Table 6 Colorful Accent 2" w:uiPriority="51"/>
+    <w:lsdException w:name="List Table 7 Colorful Accent 2" w:uiPriority="52"/>
+    <w:lsdException w:name="List Table 1 Light Accent 3" w:uiPriority="46"/>
+    <w:lsdException w:name="List Table 2 Accent 3" w:uiPriority="47"/>
+    <w:lsdException w:name="List Table 3 Accent 3" w:uiPriority="48"/>
+    <w:lsdException w:name="List Table 4 Accent 3" w:uiPriority="49"/>
+    <w:lsdException w:name="List Table 5 Dark Accent 3" w:uiPriority="50"/>
+    <w:lsdException w:name="List Table 6 Colorful Accent 3" w:uiPriority="51"/>
+    <w:lsdException w:name="List Table 7 Colorful Accent 3" w:uiPriority="52"/>
+    <w:lsdException w:name="List Table 1 Light Accent 4" w:uiPriority="46"/>
+    <w:lsdException w:name="List Table 2 Accent 4" w:uiPriority="47"/>
+    <w:lsdException w:name="List Table 3 Accent 4" w:uiPriority="48"/>
+    <w:lsdException w:name="List Table 4 Accent 4" w:uiPriority="49"/>
+    <w:lsdException w:name="List Table 5 Dark Accent 4" w:uiPriority="50"/>
+    <w:lsdException w:name="List Table 6 Colorful Accent 4" w:uiPriority="51"/>
+    <w:lsdException w:name="List Table 7 Colorful Accent 4" w:uiPriority="52"/>
+    <w:lsdException w:name="List Table 1 Light Accent 5" w:uiPriority="46"/>
+    <w:lsdException w:name="List Table 2 Accent 5" w:uiPriority="47"/>
+    <w:lsdException w:name="List Table 3 Accent 5" w:uiPriority="48"/>
+    <w:lsdException w:name="List Table 4 Accent 5" w:uiPriority="49"/>
+    <w:lsdException w:name="List Table 5 Dark Accent 5" w:uiPriority="50"/>
+    <w:lsdException w:name="List Table 6 Colorful Accent 5" w:uiPriority="51"/>
+    <w:lsdException w:name="List Table 7 Colorful Accent 5" w:uiPriority="52"/>
+    <w:lsdException w:name="List Table 1 Light Accent 6" w:uiPriority="46"/>
+    <w:lsdException w:name="List Table 2 Accent 6" w:uiPriority="47"/>
+    <w:lsdException w:name="List Table 3 Accent 6" w:uiPriority="48"/>
+    <w:lsdException w:name="List Table 4 Accent 6" w:uiPriority="49"/>
+    <w:lsdException w:name="List Table 5 Dark Accent 6" w:uiPriority="50"/>
+    <w:lsdException w:name="List Table 6 Colorful Accent 6" w:uiPriority="51"/>
+    <w:lsdException w:name="List Table 7 Colorful Accent 6" w:uiPriority="52"/>
+    <w:lsdException w:name="Mention" w:semiHidden="1" w:unhideWhenUsed="1"/>
+    <w:lsdException w:name="Smart Hyperlink" w:semiHidden="1" w:unhideWhenUsed="1"/>
+    <w:lsdException w:name="Hashtag" w:semiHidden="1" w:unhideWhenUsed="1"/>
+    <w:lsdException w:name="Unresolved Mention" w:semiHidden="1" w:unhideWhenUsed="1"/>
+    <w:lsdException w:name="Smart Link" w:semiHidden="1" w:unhideWhenUsed="1"/>
   </w:latentStyles>
-  <w:style w:type="paragraph" w:default="1" w:styleId="1">
+  <w:style w:type="paragraph" w:default="1" w:styleId="Normal">
     <w:name w:val="Normal"/>
     <w:qFormat/>
-    <w:uiPriority w:val="0"/>
-    <w:rPr>
-      <w:rFonts w:ascii="Times New Roman" w:hAnsi="Times New Roman" w:eastAsia="Times New Roman" w:cs="Times New Roman"/>
-      <w:lang w:val="en-US" w:eastAsia="en-US" w:bidi="ar-SA"/>
-    </w:rPr>
+    <w:rsid w:val="006C77A2"/>
   </w:style>
-  <w:style w:type="paragraph" w:styleId="2">
+  <w:style w:type="paragraph" w:styleId="Heading1">
     <w:name w:val="heading 1"/>
+    <w:uiPriority w:val="9"/>
     <w:qFormat/>
-    <w:uiPriority w:val="9"/>
     <w:pPr>
       <w:outlineLvl w:val="0"/>
     </w:pPr>
     <w:rPr>
-      <w:rFonts w:ascii="Times New Roman" w:hAnsi="Times New Roman" w:eastAsia="Times New Roman" w:cs="Times New Roman"/>
       <w:color w:val="2E74B5"/>
       <w:sz w:val="32"/>
       <w:szCs w:val="32"/>
-      <w:lang w:val="en-US" w:eastAsia="en-US" w:bidi="ar-SA"/>
     </w:rPr>
   </w:style>
-  <w:style w:type="paragraph" w:styleId="3">
+  <w:style w:type="paragraph" w:styleId="Heading2">
     <w:name w:val="heading 2"/>
+    <w:uiPriority w:val="9"/>
     <w:semiHidden/>
     <w:unhideWhenUsed/>
     <w:qFormat/>
-    <w:uiPriority w:val="9"/>
     <w:pPr>
       <w:outlineLvl w:val="1"/>
     </w:pPr>
     <w:rPr>
-      <w:rFonts w:ascii="Times New Roman" w:hAnsi="Times New Roman" w:eastAsia="Times New Roman" w:cs="Times New Roman"/>
       <w:color w:val="2E74B5"/>
       <w:sz w:val="26"/>
       <w:szCs w:val="26"/>
-      <w:lang w:val="en-US" w:eastAsia="en-US" w:bidi="ar-SA"/>
     </w:rPr>
   </w:style>
-  <w:style w:type="paragraph" w:styleId="4">
+  <w:style w:type="paragraph" w:styleId="Heading3">
     <w:name w:val="heading 3"/>
+    <w:uiPriority w:val="9"/>
     <w:semiHidden/>
     <w:unhideWhenUsed/>
     <w:qFormat/>
-    <w:uiPriority w:val="9"/>
     <w:pPr>
       <w:outlineLvl w:val="2"/>
     </w:pPr>
     <w:rPr>
-      <w:rFonts w:ascii="Times New Roman" w:hAnsi="Times New Roman" w:eastAsia="Times New Roman" w:cs="Times New Roman"/>
       <w:color w:val="1F4D78"/>
       <w:sz w:val="24"/>
       <w:szCs w:val="24"/>
-      <w:lang w:val="en-US" w:eastAsia="en-US" w:bidi="ar-SA"/>
     </w:rPr>
   </w:style>
-  <w:style w:type="paragraph" w:styleId="5">
+  <w:style w:type="paragraph" w:styleId="Heading4">
     <w:name w:val="heading 4"/>
+    <w:uiPriority w:val="9"/>
     <w:semiHidden/>
     <w:unhideWhenUsed/>
     <w:qFormat/>
-    <w:uiPriority w:val="9"/>
     <w:pPr>
       <w:outlineLvl w:val="3"/>
     </w:pPr>
     <w:rPr>
-      <w:rFonts w:ascii="Times New Roman" w:hAnsi="Times New Roman" w:eastAsia="Times New Roman" w:cs="Times New Roman"/>
       <w:i/>
       <w:iCs/>
       <w:color w:val="2E74B5"/>
-      <w:lang w:val="en-US" w:eastAsia="en-US" w:bidi="ar-SA"/>
     </w:rPr>
   </w:style>
-  <w:style w:type="paragraph" w:styleId="6">
+  <w:style w:type="paragraph" w:styleId="Heading5">
     <w:name w:val="heading 5"/>
+    <w:uiPriority w:val="9"/>
     <w:semiHidden/>
     <w:unhideWhenUsed/>
     <w:qFormat/>
-    <w:uiPriority w:val="9"/>
     <w:pPr>
       <w:outlineLvl w:val="4"/>
     </w:pPr>
     <w:rPr>
-      <w:rFonts w:ascii="Times New Roman" w:hAnsi="Times New Roman" w:eastAsia="Times New Roman" w:cs="Times New Roman"/>
       <w:color w:val="2E74B5"/>
-      <w:lang w:val="en-US" w:eastAsia="en-US" w:bidi="ar-SA"/>
     </w:rPr>
   </w:style>
-  <w:style w:type="paragraph" w:styleId="7">
+  <w:style w:type="paragraph" w:styleId="Heading6">
     <w:name w:val="heading 6"/>
+    <w:uiPriority w:val="9"/>
     <w:semiHidden/>
     <w:unhideWhenUsed/>
     <w:qFormat/>
-    <w:uiPriority w:val="9"/>
     <w:pPr>
       <w:outlineLvl w:val="5"/>
     </w:pPr>
     <w:rPr>
-      <w:rFonts w:ascii="Times New Roman" w:hAnsi="Times New Roman" w:eastAsia="Times New Roman" w:cs="Times New Roman"/>
       <w:color w:val="1F4D78"/>
-      <w:lang w:val="en-US" w:eastAsia="en-US" w:bidi="ar-SA"/>
     </w:rPr>
   </w:style>
-  <w:style w:type="character" w:default="1" w:styleId="8">
+  <w:style w:type="character" w:default="1" w:styleId="DefaultParagraphFont">
     <w:name w:val="Default Paragraph Font"/>
+    <w:uiPriority w:val="1"/>
     <w:semiHidden/>
     <w:unhideWhenUsed/>
-    <w:uiPriority w:val="1"/>
   </w:style>
-  <w:style w:type="table" w:default="1" w:styleId="9">
+  <w:style w:type="table" w:default="1" w:styleId="TableNormal">
     <w:name w:val="Normal Table"/>
+    <w:uiPriority w:val="99"/>
     <w:semiHidden/>
     <w:unhideWhenUsed/>
-    <w:qFormat/>
-    <w:uiPriority w:val="99"/>
     <w:tblPr>
+      <w:tblInd w:w="0" w:type="dxa"/>
       <w:tblCellMar>
         <w:top w:w="0" w:type="dxa"/>
         <w:left w:w="108" w:type="dxa"/>
@@ -3848,66 +6688,127 @@
       </w:tblCellMar>
     </w:tblPr>
   </w:style>
-  <w:style w:type="character" w:styleId="10">
-    <w:name w:val="endnote reference"/>
+  <w:style w:type="numbering" w:default="1" w:styleId="NoList">
+    <w:name w:val="No List"/>
+    <w:uiPriority w:val="99"/>
     <w:semiHidden/>
     <w:unhideWhenUsed/>
+  </w:style>
+  <w:style w:type="paragraph" w:styleId="Title">
+    <w:name w:val="Title"/>
+    <w:uiPriority w:val="10"/>
     <w:qFormat/>
-    <w:uiPriority w:val="99"/>
     <w:rPr>
-      <w:vertAlign w:val="superscript"/>
+      <w:sz w:val="56"/>
+      <w:szCs w:val="56"/>
     </w:rPr>
   </w:style>
-  <w:style w:type="paragraph" w:styleId="11">
-    <w:name w:val="endnote text"/>
-    <w:link w:val="22"/>
-    <w:semiHidden/>
-    <w:unhideWhenUsed/>
+  <w:style w:type="paragraph" w:customStyle="1" w:styleId="Strong1">
+    <w:name w:val="Strong1"/>
     <w:qFormat/>
-    <w:uiPriority w:val="99"/>
     <w:rPr>
-      <w:rFonts w:ascii="Times New Roman" w:hAnsi="Times New Roman" w:eastAsia="Times New Roman" w:cs="Times New Roman"/>
-      <w:lang w:val="en-US" w:eastAsia="en-US" w:bidi="ar-SA"/>
+      <w:b/>
+      <w:bCs/>
     </w:rPr>
   </w:style>
-  <w:style w:type="character" w:styleId="12">
-    <w:name w:val="footnote reference"/>
-    <w:semiHidden/>
+  <w:style w:type="paragraph" w:styleId="ListParagraph">
+    <w:name w:val="List Paragraph"/>
+    <w:qFormat/>
+  </w:style>
+  <w:style w:type="character" w:styleId="Hyperlink">
+    <w:name w:val="Hyperlink"/>
+    <w:uiPriority w:val="99"/>
     <w:unhideWhenUsed/>
-    <w:qFormat/>
-    <w:uiPriority w:val="99"/>
-    <w:rPr>
-      <w:vertAlign w:val="superscript"/>
-    </w:rPr>
-  </w:style>
-  <w:style w:type="paragraph" w:styleId="13">
-    <w:name w:val="footnote text"/>
-    <w:link w:val="21"/>
-    <w:semiHidden/>
-    <w:unhideWhenUsed/>
-    <w:qFormat/>
-    <w:uiPriority w:val="99"/>
-    <w:rPr>
-      <w:rFonts w:ascii="Times New Roman" w:hAnsi="Times New Roman" w:eastAsia="Times New Roman" w:cs="Times New Roman"/>
-      <w:lang w:val="en-US" w:eastAsia="en-US" w:bidi="ar-SA"/>
-    </w:rPr>
-  </w:style>
-  <w:style w:type="character" w:styleId="14">
-    <w:name w:val="Hyperlink"/>
-    <w:unhideWhenUsed/>
-    <w:qFormat/>
-    <w:uiPriority w:val="99"/>
     <w:rPr>
       <w:color w:val="0563C1"/>
       <w:u w:val="single"/>
     </w:rPr>
   </w:style>
-  <w:style w:type="paragraph" w:styleId="15">
-    <w:name w:val="Normal (Web)"/>
-    <w:basedOn w:val="1"/>
+  <w:style w:type="character" w:styleId="FootnoteReference">
+    <w:name w:val="footnote reference"/>
+    <w:uiPriority w:val="99"/>
+    <w:semiHidden/>
     <w:unhideWhenUsed/>
+    <w:rPr>
+      <w:vertAlign w:val="superscript"/>
+    </w:rPr>
+  </w:style>
+  <w:style w:type="paragraph" w:styleId="FootnoteText">
+    <w:name w:val="footnote text"/>
+    <w:link w:val="FootnoteTextChar"/>
+    <w:uiPriority w:val="99"/>
+    <w:semiHidden/>
+    <w:unhideWhenUsed/>
+  </w:style>
+  <w:style w:type="character" w:customStyle="1" w:styleId="FootnoteTextChar">
+    <w:name w:val="Footnote Text Char"/>
+    <w:link w:val="FootnoteText"/>
+    <w:uiPriority w:val="99"/>
+    <w:semiHidden/>
+    <w:unhideWhenUsed/>
+    <w:rPr>
+      <w:sz w:val="20"/>
+      <w:szCs w:val="20"/>
+    </w:rPr>
+  </w:style>
+  <w:style w:type="character" w:styleId="EndnoteReference">
+    <w:name w:val="endnote reference"/>
+    <w:uiPriority w:val="99"/>
+    <w:semiHidden/>
+    <w:unhideWhenUsed/>
+    <w:rPr>
+      <w:vertAlign w:val="superscript"/>
+    </w:rPr>
+  </w:style>
+  <w:style w:type="paragraph" w:styleId="EndnoteText">
+    <w:name w:val="endnote text"/>
+    <w:link w:val="EndnoteTextChar"/>
+    <w:uiPriority w:val="99"/>
+    <w:semiHidden/>
+    <w:unhideWhenUsed/>
+  </w:style>
+  <w:style w:type="character" w:customStyle="1" w:styleId="EndnoteTextChar">
+    <w:name w:val="Endnote Text Char"/>
+    <w:link w:val="EndnoteText"/>
+    <w:uiPriority w:val="99"/>
+    <w:semiHidden/>
+    <w:unhideWhenUsed/>
+    <w:rPr>
+      <w:sz w:val="20"/>
+      <w:szCs w:val="20"/>
+    </w:rPr>
+  </w:style>
+  <w:style w:type="table" w:styleId="TableGrid">
+    <w:name w:val="Table Grid"/>
+    <w:basedOn w:val="TableNormal"/>
+    <w:uiPriority w:val="39"/>
+    <w:rsid w:val="00307237"/>
+    <w:tblPr>
+      <w:tblBorders>
+        <w:top w:val="single" w:sz="4" w:space="0" w:color="auto"/>
+        <w:left w:val="single" w:sz="4" w:space="0" w:color="auto"/>
+        <w:bottom w:val="single" w:sz="4" w:space="0" w:color="auto"/>
+        <w:right w:val="single" w:sz="4" w:space="0" w:color="auto"/>
+        <w:insideH w:val="single" w:sz="4" w:space="0" w:color="auto"/>
+        <w:insideV w:val="single" w:sz="4" w:space="0" w:color="auto"/>
+      </w:tblBorders>
+    </w:tblPr>
+  </w:style>
+  <w:style w:type="character" w:styleId="Strong">
+    <w:name w:val="Strong"/>
+    <w:basedOn w:val="DefaultParagraphFont"/>
+    <w:uiPriority w:val="22"/>
     <w:qFormat/>
-    <w:uiPriority w:val="99"/>
+    <w:rsid w:val="00C33084"/>
+    <w:rPr>
+      <w:b/>
+      <w:bCs/>
+    </w:rPr>
+  </w:style>
+  <w:style w:type="paragraph" w:customStyle="1" w:styleId="pdq2pgselectionanchorcontainer">
+    <w:name w:val="pdq2pg_selectionanchorcontainer"/>
+    <w:basedOn w:val="Normal"/>
+    <w:rsid w:val="00C33084"/>
     <w:pPr>
       <w:spacing w:before="100" w:beforeAutospacing="1" w:after="100" w:afterAutospacing="1"/>
     </w:pPr>
@@ -3916,92 +6817,12 @@
       <w:szCs w:val="24"/>
     </w:rPr>
   </w:style>
-  <w:style w:type="character" w:styleId="16">
-    <w:name w:val="Strong"/>
-    <w:basedOn w:val="8"/>
-    <w:qFormat/>
-    <w:uiPriority w:val="22"/>
-    <w:rPr>
-      <w:b/>
-      <w:bCs/>
-    </w:rPr>
-  </w:style>
-  <w:style w:type="table" w:styleId="17">
-    <w:name w:val="Table Grid"/>
-    <w:basedOn w:val="9"/>
-    <w:qFormat/>
-    <w:uiPriority w:val="39"/>
-    <w:tblPr>
-      <w:tblBorders>
-        <w:top w:val="single" w:color="auto" w:sz="4" w:space="0"/>
-        <w:left w:val="single" w:color="auto" w:sz="4" w:space="0"/>
-        <w:bottom w:val="single" w:color="auto" w:sz="4" w:space="0"/>
-        <w:right w:val="single" w:color="auto" w:sz="4" w:space="0"/>
-        <w:insideH w:val="single" w:color="auto" w:sz="4" w:space="0"/>
-        <w:insideV w:val="single" w:color="auto" w:sz="4" w:space="0"/>
-      </w:tblBorders>
-    </w:tblPr>
-  </w:style>
-  <w:style w:type="paragraph" w:styleId="18">
-    <w:name w:val="Title"/>
-    <w:qFormat/>
-    <w:uiPriority w:val="10"/>
-    <w:rPr>
-      <w:rFonts w:ascii="Times New Roman" w:hAnsi="Times New Roman" w:eastAsia="Times New Roman" w:cs="Times New Roman"/>
-      <w:sz w:val="56"/>
-      <w:szCs w:val="56"/>
-      <w:lang w:val="en-US" w:eastAsia="en-US" w:bidi="ar-SA"/>
-    </w:rPr>
-  </w:style>
-  <w:style w:type="paragraph" w:customStyle="1" w:styleId="19">
-    <w:name w:val="Strong1"/>
-    <w:qFormat/>
-    <w:uiPriority w:val="0"/>
-    <w:rPr>
-      <w:rFonts w:ascii="Times New Roman" w:hAnsi="Times New Roman" w:eastAsia="Times New Roman" w:cs="Times New Roman"/>
-      <w:b/>
-      <w:bCs/>
-      <w:lang w:val="en-US" w:eastAsia="en-US" w:bidi="ar-SA"/>
-    </w:rPr>
-  </w:style>
-  <w:style w:type="paragraph" w:styleId="20">
-    <w:name w:val="List Paragraph"/>
-    <w:qFormat/>
-    <w:uiPriority w:val="0"/>
-    <w:rPr>
-      <w:rFonts w:ascii="Times New Roman" w:hAnsi="Times New Roman" w:eastAsia="Times New Roman" w:cs="Times New Roman"/>
-      <w:lang w:val="en-US" w:eastAsia="en-US" w:bidi="ar-SA"/>
-    </w:rPr>
-  </w:style>
-  <w:style w:type="character" w:customStyle="1" w:styleId="21">
-    <w:name w:val="Footnote Text Char"/>
-    <w:link w:val="13"/>
-    <w:semiHidden/>
+  <w:style w:type="paragraph" w:styleId="NormalWeb">
+    <w:name w:val="Normal (Web)"/>
+    <w:basedOn w:val="Normal"/>
+    <w:uiPriority w:val="99"/>
     <w:unhideWhenUsed/>
-    <w:qFormat/>
-    <w:uiPriority w:val="99"/>
-    <w:rPr>
-      <w:sz w:val="20"/>
-      <w:szCs w:val="20"/>
-    </w:rPr>
-  </w:style>
-  <w:style w:type="character" w:customStyle="1" w:styleId="22">
-    <w:name w:val="Endnote Text Char"/>
-    <w:link w:val="11"/>
-    <w:semiHidden/>
-    <w:unhideWhenUsed/>
-    <w:qFormat/>
-    <w:uiPriority w:val="99"/>
-    <w:rPr>
-      <w:sz w:val="20"/>
-      <w:szCs w:val="20"/>
-    </w:rPr>
-  </w:style>
-  <w:style w:type="paragraph" w:customStyle="1" w:styleId="23">
-    <w:name w:val="pdq2pg_selectionanchorcontainer"/>
-    <w:basedOn w:val="1"/>
-    <w:qFormat/>
-    <w:uiPriority w:val="0"/>
+    <w:rsid w:val="00C33084"/>
     <w:pPr>
       <w:spacing w:before="100" w:beforeAutospacing="1" w:after="100" w:afterAutospacing="1"/>
     </w:pPr>
@@ -4056,7 +6877,7 @@
     </a:clrScheme>
     <a:fontScheme name="Office">
       <a:majorFont>
-        <a:latin typeface="Calibri Light"/>
+        <a:latin typeface="Calibri Light" panose="020F0302020204030204"/>
         <a:ea typeface=""/>
         <a:cs typeface=""/>
         <a:font script="Jpan" typeface="游ゴシック Light"/>
@@ -4089,9 +6910,26 @@
         <a:font script="Viet" typeface="Times New Roman"/>
         <a:font script="Uigh" typeface="Microsoft Uighur"/>
         <a:font script="Geor" typeface="Sylfaen"/>
+        <a:font script="Armn" typeface="Arial"/>
+        <a:font script="Bugi" typeface="Leelawadee UI"/>
+        <a:font script="Bopo" typeface="Microsoft JhengHei"/>
+        <a:font script="Java" typeface="Javanese Text"/>
+        <a:font script="Lisu" typeface="Segoe UI"/>
+        <a:font script="Mymr" typeface="Myanmar Text"/>
+        <a:font script="Nkoo" typeface="Ebrima"/>
+        <a:font script="Olck" typeface="Nirmala UI"/>
+        <a:font script="Osma" typeface="Ebrima"/>
+        <a:font script="Phag" typeface="Phagspa"/>
+        <a:font script="Syrn" typeface="Estrangelo Edessa"/>
+        <a:font script="Syrj" typeface="Estrangelo Edessa"/>
+        <a:font script="Syre" typeface="Estrangelo Edessa"/>
+        <a:font script="Sora" typeface="Nirmala UI"/>
+        <a:font script="Tale" typeface="Microsoft Tai Le"/>
+        <a:font script="Talu" typeface="Microsoft New Tai Lue"/>
+        <a:font script="Tfng" typeface="Ebrima"/>
       </a:majorFont>
       <a:minorFont>
-        <a:latin typeface="Calibri"/>
+        <a:latin typeface="Calibri" panose="020F0502020204030204"/>
         <a:ea typeface=""/>
         <a:cs typeface=""/>
         <a:font script="Jpan" typeface="游明朝"/>
@@ -4124,6 +6962,23 @@
         <a:font script="Viet" typeface="Arial"/>
         <a:font script="Uigh" typeface="Microsoft Uighur"/>
         <a:font script="Geor" typeface="Sylfaen"/>
+        <a:font script="Armn" typeface="Arial"/>
+        <a:font script="Bugi" typeface="Leelawadee UI"/>
+        <a:font script="Bopo" typeface="Microsoft JhengHei"/>
+        <a:font script="Java" typeface="Javanese Text"/>
+        <a:font script="Lisu" typeface="Segoe UI"/>
+        <a:font script="Mymr" typeface="Myanmar Text"/>
+        <a:font script="Nkoo" typeface="Ebrima"/>
+        <a:font script="Olck" typeface="Nirmala UI"/>
+        <a:font script="Osma" typeface="Ebrima"/>
+        <a:font script="Phag" typeface="Phagspa"/>
+        <a:font script="Syrn" typeface="Estrangelo Edessa"/>
+        <a:font script="Syrj" typeface="Estrangelo Edessa"/>
+        <a:font script="Syre" typeface="Estrangelo Edessa"/>
+        <a:font script="Sora" typeface="Nirmala UI"/>
+        <a:font script="Tale" typeface="Microsoft Tai Le"/>
+        <a:font script="Talu" typeface="Microsoft New Tai Lue"/>
+        <a:font script="Tfng" typeface="Ebrima"/>
       </a:minorFont>
     </a:fontScheme>
     <a:fmtScheme name="Office">
@@ -4265,10 +7120,25 @@
     </a:fmtScheme>
   </a:themeElements>
   <a:objectDefaults/>
+  <a:extraClrSchemeLst/>
+  <a:extLst>
+    <a:ext uri="{05A4C25C-085E-4340-85A3-A5531E510DB2}">
+      <thm15:themeFamily xmlns:thm15="http://schemas.microsoft.com/office/thememl/2012/main" name="Office Theme" id="{62F939B6-93AF-4DB8-9C6B-D6C7DFDC589F}" vid="{4A3C46E8-61CC-4603-A589-7422A47A8E4A}"/>
+    </a:ext>
+  </a:extLst>
 </a:theme>
 </file>
 
 <file path=customXml/item1.xml><?xml version="1.0" encoding="utf-8"?>
+<?mso-contentType ?>
+<FormTemplates xmlns="http://schemas.microsoft.com/sharepoint/v3/contenttype/forms">
+  <Display>DocumentLibraryForm</Display>
+  <Edit>DocumentLibraryForm</Edit>
+  <New>DocumentLibraryForm</New>
+</FormTemplates>
+</file>
+
+<file path=customXml/item2.xml><?xml version="1.0" encoding="utf-8"?>
 <ct:contentTypeSchema xmlns:ct="http://schemas.microsoft.com/office/2006/metadata/contentType" xmlns:ma="http://schemas.microsoft.com/office/2006/metadata/properties/metaAttributes" ct:_="" ma:_="" ma:contentTypeName="Document" ma:contentTypeID="0x0101001B2BCDF1B2A22B4A8146FD01CC9FC177" ma:contentTypeVersion="3" ma:contentTypeDescription="Create a new document." ma:contentTypeScope="" ma:versionID="ace49fccd7147badac874e04b30a9f98">
   <xsd:schema xmlns:xsd="http://www.w3.org/2001/XMLSchema" xmlns:xs="http://www.w3.org/2001/XMLSchema" xmlns:p="http://schemas.microsoft.com/office/2006/metadata/properties" xmlns:ns2="f1d0a431-73d2-4aed-a3b9-997dc2ad4fd8" targetNamespace="http://schemas.microsoft.com/office/2006/metadata/properties" ma:root="true" ma:fieldsID="a18e933088f35d1fd24b402072cac3cf" ns2:_="">
     <xsd:import namespace="f1d0a431-73d2-4aed-a3b9-997dc2ad4fd8"/>
@@ -4406,15 +7276,6 @@
 </ct:contentTypeSchema>
 </file>
 
-<file path=customXml/item2.xml><?xml version="1.0" encoding="utf-8"?>
-<?mso-contentType ?>
-<FormTemplates xmlns="http://schemas.microsoft.com/sharepoint/v3/contenttype/forms">
-  <Display>DocumentLibraryForm</Display>
-  <Edit>DocumentLibraryForm</Edit>
-  <New>DocumentLibraryForm</New>
-</FormTemplates>
-</file>
-
 <file path=customXml/item3.xml><?xml version="1.0" encoding="utf-8"?>
 <p:properties xmlns:p="http://schemas.microsoft.com/office/2006/metadata/properties" xmlns:xsi="http://www.w3.org/2001/XMLSchema-instance" xmlns:pc="http://schemas.microsoft.com/office/infopath/2007/PartnerControls">
   <documentManagement/>
@@ -4422,19 +7283,36 @@
 </file>
 
 <file path=customXml/itemProps1.xml><?xml version="1.0" encoding="utf-8"?>
-<ds:datastoreItem xmlns:ds="http://schemas.openxmlformats.org/officeDocument/2006/customXml" ds:itemID="{8446A6A1-E645-4C53-94A9-AA9CCDD59FE5}">
-  <ds:schemaRefs/>
+<ds:datastoreItem xmlns:ds="http://schemas.openxmlformats.org/officeDocument/2006/customXml" ds:itemID="{5BE9D091-ED07-4648-8A9C-12994909BA6A}">
+  <ds:schemaRefs>
+    <ds:schemaRef ds:uri="http://schemas.microsoft.com/sharepoint/v3/contenttype/forms"/>
+  </ds:schemaRefs>
 </ds:datastoreItem>
 </file>
 
 <file path=customXml/itemProps2.xml><?xml version="1.0" encoding="utf-8"?>
-<ds:datastoreItem xmlns:ds="http://schemas.openxmlformats.org/officeDocument/2006/customXml" ds:itemID="{5BE9D091-ED07-4648-8A9C-12994909BA6A}">
-  <ds:schemaRefs/>
+<ds:datastoreItem xmlns:ds="http://schemas.openxmlformats.org/officeDocument/2006/customXml" ds:itemID="{8446A6A1-E645-4C53-94A9-AA9CCDD59FE5}">
+  <ds:schemaRefs>
+    <ds:schemaRef ds:uri="http://schemas.microsoft.com/office/2006/metadata/contentType"/>
+    <ds:schemaRef ds:uri="http://schemas.microsoft.com/office/2006/metadata/properties/metaAttributes"/>
+    <ds:schemaRef ds:uri="http://www.w3.org/2001/XMLSchema"/>
+    <ds:schemaRef ds:uri="http://schemas.microsoft.com/office/2006/metadata/properties"/>
+    <ds:schemaRef ds:uri="f1d0a431-73d2-4aed-a3b9-997dc2ad4fd8"/>
+    <ds:schemaRef ds:uri="http://schemas.microsoft.com/office/2006/documentManagement/types"/>
+    <ds:schemaRef ds:uri="http://schemas.microsoft.com/office/infopath/2007/PartnerControls"/>
+    <ds:schemaRef ds:uri="http://schemas.openxmlformats.org/package/2006/metadata/core-properties"/>
+    <ds:schemaRef ds:uri="http://purl.org/dc/elements/1.1/"/>
+    <ds:schemaRef ds:uri="http://purl.org/dc/terms/"/>
+    <ds:schemaRef ds:uri="http://schemas.microsoft.com/internal/obd"/>
+  </ds:schemaRefs>
 </ds:datastoreItem>
 </file>
 
 <file path=customXml/itemProps3.xml><?xml version="1.0" encoding="utf-8"?>
 <ds:datastoreItem xmlns:ds="http://schemas.openxmlformats.org/officeDocument/2006/customXml" ds:itemID="{32430164-197C-4D5A-B6B2-A6280968C92D}">
-  <ds:schemaRefs/>
+  <ds:schemaRefs>
+    <ds:schemaRef ds:uri="http://schemas.microsoft.com/office/2006/metadata/properties"/>
+    <ds:schemaRef ds:uri="http://schemas.microsoft.com/office/infopath/2007/PartnerControls"/>
+  </ds:schemaRefs>
 </ds:datastoreItem>
 </file>
--- a/Project_Report/G_08_Project_Proposal_Paw_Care _Pet_Shop_and_Veterinary_Service_Management_System.docx
+++ b/Project_Report/G_08_Project_Proposal_Paw_Care _Pet_Shop_and_Veterinary_Service_Management_System.docx
@@ -2671,16 +2671,16 @@
                 <w:szCs w:val="22"/>
               </w:rPr>
               <w:drawing>
-                <wp:anchor distT="0" distB="0" distL="114300" distR="114300" simplePos="0" relativeHeight="251694080" behindDoc="0" locked="0" layoutInCell="1" allowOverlap="1" wp14:anchorId="54760E8B" wp14:editId="48E21A62">
+                <wp:anchor distT="0" distB="0" distL="114300" distR="114300" simplePos="0" relativeHeight="251694080" behindDoc="0" locked="0" layoutInCell="1" allowOverlap="1" wp14:anchorId="54760E8B" wp14:editId="25BDF6C6">
                   <wp:simplePos x="0" y="0"/>
                   <wp:positionH relativeFrom="column">
-                    <wp:posOffset>582295</wp:posOffset>
+                    <wp:posOffset>-65072</wp:posOffset>
                   </wp:positionH>
                   <wp:positionV relativeFrom="paragraph">
-                    <wp:posOffset>0</wp:posOffset>
+                    <wp:posOffset>601</wp:posOffset>
                   </wp:positionV>
-                  <wp:extent cx="5494020" cy="3804920"/>
-                  <wp:effectExtent l="0" t="0" r="0" b="0"/>
+                  <wp:extent cx="6617369" cy="4582903"/>
+                  <wp:effectExtent l="0" t="0" r="0" b="8255"/>
                   <wp:wrapTopAndBottom/>
                   <wp:docPr id="7" name="Picture 7"/>
                   <wp:cNvGraphicFramePr>
@@ -2708,7 +2708,7 @@
                         <pic:spPr>
                           <a:xfrm>
                             <a:off x="0" y="0"/>
-                            <a:ext cx="5494020" cy="3804920"/>
+                            <a:ext cx="6628359" cy="4590514"/>
                           </a:xfrm>
                           <a:prstGeom prst="rect">
                             <a:avLst/>
@@ -2765,23 +2765,17 @@
             </w:pPr>
             <w:r>
               <w:rPr>
+                <w:b/>
+                <w:bCs/>
                 <w:noProof/>
-                <w:sz w:val="22"/>
-                <w:szCs w:val="22"/>
+                <w:sz w:val="40"/>
+                <w:szCs w:val="40"/>
               </w:rPr>
               <w:drawing>
-                <wp:anchor distT="0" distB="0" distL="114300" distR="114300" simplePos="0" relativeHeight="251696128" behindDoc="0" locked="0" layoutInCell="1" allowOverlap="1" wp14:anchorId="77C9837D" wp14:editId="24A552D3">
-                  <wp:simplePos x="0" y="0"/>
-                  <wp:positionH relativeFrom="column">
-                    <wp:posOffset>760095</wp:posOffset>
-                  </wp:positionH>
-                  <wp:positionV relativeFrom="paragraph">
-                    <wp:posOffset>58420</wp:posOffset>
-                  </wp:positionV>
-                  <wp:extent cx="5146040" cy="4168140"/>
-                  <wp:effectExtent l="0" t="0" r="0" b="3810"/>
-                  <wp:wrapTopAndBottom/>
-                  <wp:docPr id="10" name="Picture 10"/>
+                <wp:inline distT="0" distB="0" distL="0" distR="0" wp14:anchorId="0294D6CF" wp14:editId="1708E65E">
+                  <wp:extent cx="6565900" cy="3248660"/>
+                  <wp:effectExtent l="0" t="0" r="6350" b="8890"/>
+                  <wp:docPr id="13" name="Picture 13"/>
                   <wp:cNvGraphicFramePr>
                     <a:graphicFrameLocks xmlns:a="http://schemas.openxmlformats.org/drawingml/2006/main" noChangeAspect="1"/>
                   </wp:cNvGraphicFramePr>
@@ -2789,11 +2783,87 @@
                     <a:graphicData uri="http://schemas.openxmlformats.org/drawingml/2006/picture">
                       <pic:pic xmlns:pic="http://schemas.openxmlformats.org/drawingml/2006/picture">
                         <pic:nvPicPr>
-                          <pic:cNvPr id="10" name="Picture 10"/>
+                          <pic:cNvPr id="1" name=""/>
                           <pic:cNvPicPr/>
                         </pic:nvPicPr>
                         <pic:blipFill>
-                          <a:blip r:embed="rId16" cstate="print">
+                          <a:blip r:embed="rId16"/>
+                          <a:stretch>
+                            <a:fillRect/>
+                          </a:stretch>
+                        </pic:blipFill>
+                        <pic:spPr>
+                          <a:xfrm>
+                            <a:off x="0" y="0"/>
+                            <a:ext cx="6565900" cy="3248660"/>
+                          </a:xfrm>
+                          <a:prstGeom prst="rect">
+                            <a:avLst/>
+                          </a:prstGeom>
+                        </pic:spPr>
+                      </pic:pic>
+                    </a:graphicData>
+                  </a:graphic>
+                </wp:inline>
+              </w:drawing>
+            </w:r>
+            <w:r>
+              <w:rPr>
+                <w:b/>
+                <w:bCs/>
+                <w:sz w:val="40"/>
+                <w:szCs w:val="40"/>
+              </w:rPr>
+              <w:t>Memo page</w:t>
+            </w:r>
+          </w:p>
+        </w:tc>
+      </w:tr>
+      <w:tr>
+        <w:tc>
+          <w:tcPr>
+            <w:tcW w:w="10330" w:type="dxa"/>
+          </w:tcPr>
+          <w:p>
+            <w:pPr>
+              <w:jc w:val="center"/>
+              <w:rPr>
+                <w:sz w:val="22"/>
+                <w:szCs w:val="22"/>
+              </w:rPr>
+            </w:pPr>
+            <w:r>
+              <w:rPr>
+                <w:noProof/>
+                <w:sz w:val="22"/>
+                <w:szCs w:val="22"/>
+              </w:rPr>
+              <w:lastRenderedPageBreak/>
+              <w:drawing>
+                <wp:anchor distT="0" distB="0" distL="114300" distR="114300" simplePos="0" relativeHeight="251711488" behindDoc="0" locked="0" layoutInCell="1" allowOverlap="1" wp14:anchorId="5647B396" wp14:editId="11F98D62">
+                  <wp:simplePos x="0" y="0"/>
+                  <wp:positionH relativeFrom="column">
+                    <wp:posOffset>770918</wp:posOffset>
+                  </wp:positionH>
+                  <wp:positionV relativeFrom="paragraph">
+                    <wp:posOffset>445</wp:posOffset>
+                  </wp:positionV>
+                  <wp:extent cx="5377570" cy="3953810"/>
+                  <wp:effectExtent l="0" t="0" r="0" b="8890"/>
+                  <wp:wrapTopAndBottom/>
+                  <wp:docPr id="14" name="Picture 14"/>
+                  <wp:cNvGraphicFramePr>
+                    <a:graphicFrameLocks xmlns:a="http://schemas.openxmlformats.org/drawingml/2006/main" noChangeAspect="1"/>
+                  </wp:cNvGraphicFramePr>
+                  <a:graphic xmlns:a="http://schemas.openxmlformats.org/drawingml/2006/main">
+                    <a:graphicData uri="http://schemas.openxmlformats.org/drawingml/2006/picture">
+                      <pic:pic xmlns:pic="http://schemas.openxmlformats.org/drawingml/2006/picture">
+                        <pic:nvPicPr>
+                          <pic:cNvPr id="14" name="Picture 14"/>
+                          <pic:cNvPicPr/>
+                        </pic:nvPicPr>
+                        <pic:blipFill>
+                          <a:blip r:embed="rId17" cstate="print">
                             <a:extLst>
                               <a:ext uri="{28A0092B-C50C-407E-A947-70E740481C1C}">
                                 <a14:useLocalDpi xmlns:a14="http://schemas.microsoft.com/office/drawing/2010/main" val="0"/>
@@ -2807,7 +2877,7 @@
                         <pic:spPr>
                           <a:xfrm>
                             <a:off x="0" y="0"/>
-                            <a:ext cx="5146040" cy="4168140"/>
+                            <a:ext cx="5379657" cy="3955344"/>
                           </a:xfrm>
                           <a:prstGeom prst="rect">
                             <a:avLst/>
@@ -2829,10 +2899,106 @@
               <w:rPr>
                 <w:b/>
                 <w:bCs/>
+                <w:sz w:val="42"/>
+                <w:szCs w:val="42"/>
+              </w:rPr>
+              <w:t>User Profile</w:t>
+            </w:r>
+          </w:p>
+        </w:tc>
+      </w:tr>
+      <w:tr>
+        <w:tc>
+          <w:tcPr>
+            <w:tcW w:w="10330" w:type="dxa"/>
+          </w:tcPr>
+          <w:p>
+            <w:pPr>
+              <w:jc w:val="center"/>
+              <w:rPr>
+                <w:noProof/>
+                <w:sz w:val="22"/>
+                <w:szCs w:val="22"/>
+              </w:rPr>
+            </w:pPr>
+            <w:r>
+              <w:rPr>
+                <w:noProof/>
+                <w:sz w:val="22"/>
+                <w:szCs w:val="22"/>
+              </w:rPr>
+              <w:drawing>
+                <wp:anchor distT="0" distB="0" distL="114300" distR="114300" simplePos="0" relativeHeight="251713536" behindDoc="0" locked="0" layoutInCell="1" allowOverlap="1" wp14:anchorId="47617133" wp14:editId="1283D404">
+                  <wp:simplePos x="0" y="0"/>
+                  <wp:positionH relativeFrom="column">
+                    <wp:posOffset>580589</wp:posOffset>
+                  </wp:positionH>
+                  <wp:positionV relativeFrom="paragraph">
+                    <wp:posOffset>569</wp:posOffset>
+                  </wp:positionV>
+                  <wp:extent cx="5336189" cy="4321712"/>
+                  <wp:effectExtent l="0" t="0" r="0" b="3175"/>
+                  <wp:wrapTopAndBottom/>
+                  <wp:docPr id="10" name="Picture 10"/>
+                  <wp:cNvGraphicFramePr>
+                    <a:graphicFrameLocks xmlns:a="http://schemas.openxmlformats.org/drawingml/2006/main" noChangeAspect="1"/>
+                  </wp:cNvGraphicFramePr>
+                  <a:graphic xmlns:a="http://schemas.openxmlformats.org/drawingml/2006/main">
+                    <a:graphicData uri="http://schemas.openxmlformats.org/drawingml/2006/picture">
+                      <pic:pic xmlns:pic="http://schemas.openxmlformats.org/drawingml/2006/picture">
+                        <pic:nvPicPr>
+                          <pic:cNvPr id="10" name="Picture 10"/>
+                          <pic:cNvPicPr/>
+                        </pic:nvPicPr>
+                        <pic:blipFill>
+                          <a:blip r:embed="rId18" cstate="print">
+                            <a:extLst>
+                              <a:ext uri="{28A0092B-C50C-407E-A947-70E740481C1C}">
+                                <a14:useLocalDpi xmlns:a14="http://schemas.microsoft.com/office/drawing/2010/main" val="0"/>
+                              </a:ext>
+                            </a:extLst>
+                          </a:blip>
+                          <a:stretch>
+                            <a:fillRect/>
+                          </a:stretch>
+                        </pic:blipFill>
+                        <pic:spPr>
+                          <a:xfrm>
+                            <a:off x="0" y="0"/>
+                            <a:ext cx="5339044" cy="4324024"/>
+                          </a:xfrm>
+                          <a:prstGeom prst="rect">
+                            <a:avLst/>
+                          </a:prstGeom>
+                        </pic:spPr>
+                      </pic:pic>
+                    </a:graphicData>
+                  </a:graphic>
+                  <wp14:sizeRelH relativeFrom="margin">
+                    <wp14:pctWidth>0</wp14:pctWidth>
+                  </wp14:sizeRelH>
+                  <wp14:sizeRelV relativeFrom="margin">
+                    <wp14:pctHeight>0</wp14:pctHeight>
+                  </wp14:sizeRelV>
+                </wp:anchor>
+              </w:drawing>
+            </w:r>
+            <w:r>
+              <w:rPr>
+                <w:b/>
+                <w:bCs/>
                 <w:sz w:val="40"/>
                 <w:szCs w:val="40"/>
               </w:rPr>
               <w:t>Admin Dashboard</w:t>
+            </w:r>
+            <w:r>
+              <w:rPr>
+                <w:noProof/>
+                <w:sz w:val="22"/>
+                <w:szCs w:val="22"/>
+              </w:rPr>
+              <w:t xml:space="preserve"> </w:t>
             </w:r>
           </w:p>
         </w:tc>
@@ -2864,6 +3030,7 @@
           </w:tcPr>
           <w:p>
             <w:pPr>
+              <w:jc w:val="center"/>
               <w:rPr>
                 <w:b/>
                 <w:bCs/>
@@ -2878,18 +3045,18 @@
                 <w:szCs w:val="22"/>
               </w:rPr>
               <w:drawing>
-                <wp:anchor distT="0" distB="0" distL="114300" distR="114300" simplePos="0" relativeHeight="251698176" behindDoc="0" locked="0" layoutInCell="1" allowOverlap="1" wp14:anchorId="1F1B2C4D" wp14:editId="0F344FF2">
+                <wp:anchor distT="0" distB="0" distL="114300" distR="114300" simplePos="0" relativeHeight="251710464" behindDoc="0" locked="0" layoutInCell="1" allowOverlap="1" wp14:anchorId="04731932" wp14:editId="407AD4A4">
                   <wp:simplePos x="0" y="0"/>
                   <wp:positionH relativeFrom="column">
-                    <wp:posOffset>725805</wp:posOffset>
+                    <wp:posOffset>894980</wp:posOffset>
                   </wp:positionH>
                   <wp:positionV relativeFrom="paragraph">
-                    <wp:posOffset>17145</wp:posOffset>
+                    <wp:posOffset>31854</wp:posOffset>
                   </wp:positionV>
                   <wp:extent cx="4928235" cy="3989070"/>
                   <wp:effectExtent l="0" t="0" r="5715" b="0"/>
                   <wp:wrapTopAndBottom/>
-                  <wp:docPr id="9" name="Picture 9"/>
+                  <wp:docPr id="4" name="Picture 4"/>
                   <wp:cNvGraphicFramePr>
                     <a:graphicFrameLocks xmlns:a="http://schemas.openxmlformats.org/drawingml/2006/main" noChangeAspect="1"/>
                   </wp:cNvGraphicFramePr>
@@ -2901,7 +3068,7 @@
                           <pic:cNvPicPr/>
                         </pic:nvPicPr>
                         <pic:blipFill>
-                          <a:blip r:embed="rId17" cstate="print">
+                          <a:blip r:embed="rId19" cstate="print">
                             <a:extLst>
                               <a:ext uri="{28A0092B-C50C-407E-A947-70E740481C1C}">
                                 <a14:useLocalDpi xmlns:a14="http://schemas.microsoft.com/office/drawing/2010/main" val="0"/>
@@ -2951,7 +3118,7 @@
                 <w:sz w:val="40"/>
                 <w:szCs w:val="40"/>
               </w:rPr>
-              <w:t>Admin</w:t>
+              <w:t xml:space="preserve"> </w:t>
             </w:r>
             <w:r>
               <w:rPr>
@@ -2960,7 +3127,7 @@
                 <w:sz w:val="40"/>
                 <w:szCs w:val="40"/>
               </w:rPr>
-              <w:t xml:space="preserve"> Dashboard</w:t>
+              <w:t>Admin</w:t>
             </w:r>
             <w:r>
               <w:rPr>
@@ -2969,16 +3136,44 @@
                 <w:sz w:val="40"/>
                 <w:szCs w:val="40"/>
               </w:rPr>
+              <w:t xml:space="preserve"> Dashboard</w:t>
+            </w:r>
+            <w:r>
+              <w:rPr>
+                <w:b/>
+                <w:bCs/>
+                <w:sz w:val="40"/>
+                <w:szCs w:val="40"/>
+              </w:rPr>
               <w:t xml:space="preserve"> Overview</w:t>
             </w:r>
           </w:p>
           <w:p>
             <w:pPr>
-              <w:rPr>
-                <w:b/>
-                <w:bCs/>
-                <w:sz w:val="22"/>
-                <w:szCs w:val="22"/>
+              <w:jc w:val="center"/>
+              <w:rPr>
+                <w:b/>
+                <w:bCs/>
+                <w:sz w:val="22"/>
+                <w:szCs w:val="22"/>
+              </w:rPr>
+            </w:pPr>
+          </w:p>
+        </w:tc>
+      </w:tr>
+      <w:tr>
+        <w:tc>
+          <w:tcPr>
+            <w:tcW w:w="10330" w:type="dxa"/>
+          </w:tcPr>
+          <w:p>
+            <w:pPr>
+              <w:jc w:val="center"/>
+              <w:rPr>
+                <w:b/>
+                <w:bCs/>
+                <w:sz w:val="40"/>
+                <w:szCs w:val="40"/>
               </w:rPr>
             </w:pPr>
             <w:r>
@@ -2988,13 +3183,13 @@
                 <w:szCs w:val="22"/>
               </w:rPr>
               <w:drawing>
-                <wp:anchor distT="0" distB="0" distL="114300" distR="114300" simplePos="0" relativeHeight="251700224" behindDoc="0" locked="0" layoutInCell="1" allowOverlap="1" wp14:anchorId="6652B32F" wp14:editId="63E24D36">
+                <wp:anchor distT="0" distB="0" distL="114300" distR="114300" simplePos="0" relativeHeight="251704320" behindDoc="0" locked="0" layoutInCell="1" allowOverlap="1" wp14:anchorId="5E4C1F93" wp14:editId="0CB1BDF1">
                   <wp:simplePos x="0" y="0"/>
                   <wp:positionH relativeFrom="column">
-                    <wp:posOffset>132080</wp:posOffset>
+                    <wp:posOffset>129540</wp:posOffset>
                   </wp:positionH>
                   <wp:positionV relativeFrom="paragraph">
-                    <wp:posOffset>213360</wp:posOffset>
+                    <wp:posOffset>23495</wp:posOffset>
                   </wp:positionV>
                   <wp:extent cx="6222365" cy="3790950"/>
                   <wp:effectExtent l="0" t="0" r="6985" b="0"/>
@@ -3011,7 +3206,7 @@
                           <pic:cNvPicPr/>
                         </pic:nvPicPr>
                         <pic:blipFill>
-                          <a:blip r:embed="rId18">
+                          <a:blip r:embed="rId20">
                             <a:extLst>
                               <a:ext uri="{28A0092B-C50C-407E-A947-70E740481C1C}">
                                 <a14:useLocalDpi xmlns:a14="http://schemas.microsoft.com/office/drawing/2010/main" val="0"/>
@@ -3043,24 +3238,6 @@
                 </wp:anchor>
               </w:drawing>
             </w:r>
-          </w:p>
-        </w:tc>
-      </w:tr>
-      <w:tr>
-        <w:tc>
-          <w:tcPr>
-            <w:tcW w:w="10330" w:type="dxa"/>
-          </w:tcPr>
-          <w:p>
-            <w:pPr>
-              <w:jc w:val="center"/>
-              <w:rPr>
-                <w:b/>
-                <w:bCs/>
-                <w:sz w:val="22"/>
-                <w:szCs w:val="22"/>
-              </w:rPr>
-            </w:pPr>
             <w:r>
               <w:rPr>
                 <w:b/>
@@ -3068,7 +3245,7 @@
                 <w:sz w:val="40"/>
                 <w:szCs w:val="40"/>
               </w:rPr>
-              <w:t>Admin Inventory Managment</w:t>
+              <w:t>Admin Inventory Management</w:t>
             </w:r>
           </w:p>
         </w:tc>
@@ -4098,6 +4275,22 @@
     </w:p>
     <w:p>
       <w:pPr>
+        <w:rPr>
+          <w:sz w:val="22"/>
+          <w:szCs w:val="22"/>
+        </w:rPr>
+      </w:pPr>
+      <w:r>
+        <w:rPr>
+          <w:sz w:val="22"/>
+          <w:szCs w:val="22"/>
+        </w:rPr>
+        <w:br w:type="page"/>
+      </w:r>
+    </w:p>
+    <w:p>
+      <w:pPr>
+        <w:spacing w:before="220" w:after="100"/>
         <w:rPr>
           <w:sz w:val="22"/>
           <w:szCs w:val="22"/>
@@ -5499,7 +5692,7 @@
   <w:style w:type="paragraph" w:default="1" w:styleId="Normal">
     <w:name w:val="Normal"/>
     <w:qFormat/>
-    <w:rsid w:val="00B3151F"/>
+    <w:rsid w:val="006C77A2"/>
   </w:style>
   <w:style w:type="paragraph" w:styleId="Heading1">
     <w:name w:val="heading 1"/>
